--- a/adil/#48 SRS Hospital System Adil Arshad.docx
+++ b/adil/#48 SRS Hospital System Adil Arshad.docx
@@ -9380,24 +9380,14 @@
       <w:r>
         <w:t xml:space="preserve">Figure </w:t>
       </w:r>
-      <w:r>
-        <w:fldChar w:fldCharType="begin"/>
-      </w:r>
-      <w:r>
-        <w:instrText xml:space="preserve"> SEQ Figure \* ARABIC </w:instrText>
-      </w:r>
-      <w:r>
-        <w:fldChar w:fldCharType="separate"/>
-      </w:r>
-      <w:r>
-        <w:rPr>
-          <w:noProof/>
-        </w:rPr>
-        <w:t>1</w:t>
-      </w:r>
-      <w:r>
-        <w:fldChar w:fldCharType="end"/>
-      </w:r>
+      <w:fldSimple w:instr=" SEQ Figure \* ARABIC ">
+        <w:r>
+          <w:rPr>
+            <w:noProof/>
+          </w:rPr>
+          <w:t>1</w:t>
+        </w:r>
+      </w:fldSimple>
       <w:r>
         <w:t xml:space="preserve"> </w:t>
       </w:r>
@@ -9832,24 +9822,14 @@
       <w:r>
         <w:t xml:space="preserve">Figure </w:t>
       </w:r>
-      <w:r>
-        <w:fldChar w:fldCharType="begin"/>
-      </w:r>
-      <w:r>
-        <w:instrText xml:space="preserve"> SEQ Figure \* ARABIC </w:instrText>
-      </w:r>
-      <w:r>
-        <w:fldChar w:fldCharType="separate"/>
-      </w:r>
-      <w:r>
-        <w:rPr>
-          <w:noProof/>
-        </w:rPr>
-        <w:t>2</w:t>
-      </w:r>
-      <w:r>
-        <w:fldChar w:fldCharType="end"/>
-      </w:r>
+      <w:fldSimple w:instr=" SEQ Figure \* ARABIC ">
+        <w:r>
+          <w:rPr>
+            <w:noProof/>
+          </w:rPr>
+          <w:t>2</w:t>
+        </w:r>
+      </w:fldSimple>
       <w:r>
         <w:t xml:space="preserve"> User Login, Logout Use Case Diagram</w:t>
       </w:r>
@@ -10250,24 +10230,14 @@
       <w:r>
         <w:t xml:space="preserve">Figure </w:t>
       </w:r>
-      <w:r>
-        <w:fldChar w:fldCharType="begin"/>
-      </w:r>
-      <w:r>
-        <w:instrText xml:space="preserve"> SEQ Figure \* ARABIC </w:instrText>
-      </w:r>
-      <w:r>
-        <w:fldChar w:fldCharType="separate"/>
-      </w:r>
-      <w:r>
-        <w:rPr>
-          <w:noProof/>
-        </w:rPr>
-        <w:t>3</w:t>
-      </w:r>
-      <w:r>
-        <w:fldChar w:fldCharType="end"/>
-      </w:r>
+      <w:fldSimple w:instr=" SEQ Figure \* ARABIC ">
+        <w:r>
+          <w:rPr>
+            <w:noProof/>
+          </w:rPr>
+          <w:t>3</w:t>
+        </w:r>
+      </w:fldSimple>
       <w:r>
         <w:t xml:space="preserve"> User </w:t>
       </w:r>
@@ -10671,24 +10641,14 @@
       <w:r>
         <w:t xml:space="preserve">Figure </w:t>
       </w:r>
-      <w:r>
-        <w:fldChar w:fldCharType="begin"/>
-      </w:r>
-      <w:r>
-        <w:instrText xml:space="preserve"> SEQ Figure \* ARABIC </w:instrText>
-      </w:r>
-      <w:r>
-        <w:fldChar w:fldCharType="separate"/>
-      </w:r>
-      <w:r>
-        <w:rPr>
-          <w:noProof/>
-        </w:rPr>
-        <w:t>4</w:t>
-      </w:r>
-      <w:r>
-        <w:fldChar w:fldCharType="end"/>
-      </w:r>
+      <w:fldSimple w:instr=" SEQ Figure \* ARABIC ">
+        <w:r>
+          <w:rPr>
+            <w:noProof/>
+          </w:rPr>
+          <w:t>4</w:t>
+        </w:r>
+      </w:fldSimple>
       <w:r>
         <w:t xml:space="preserve"> User </w:t>
       </w:r>
@@ -11096,24 +11056,14 @@
       <w:r>
         <w:t xml:space="preserve">Figure </w:t>
       </w:r>
-      <w:r>
-        <w:fldChar w:fldCharType="begin"/>
-      </w:r>
-      <w:r>
-        <w:instrText xml:space="preserve"> SEQ Figure \* ARABIC </w:instrText>
-      </w:r>
-      <w:r>
-        <w:fldChar w:fldCharType="separate"/>
-      </w:r>
-      <w:r>
-        <w:rPr>
-          <w:noProof/>
-        </w:rPr>
-        <w:t>5</w:t>
-      </w:r>
-      <w:r>
-        <w:fldChar w:fldCharType="end"/>
-      </w:r>
+      <w:fldSimple w:instr=" SEQ Figure \* ARABIC ">
+        <w:r>
+          <w:rPr>
+            <w:noProof/>
+          </w:rPr>
+          <w:t>5</w:t>
+        </w:r>
+      </w:fldSimple>
       <w:r>
         <w:t xml:space="preserve"> User Delete Account Use Case Diagram</w:t>
       </w:r>
@@ -11531,24 +11481,14 @@
       <w:r>
         <w:t xml:space="preserve">Figure </w:t>
       </w:r>
-      <w:r>
-        <w:fldChar w:fldCharType="begin"/>
-      </w:r>
-      <w:r>
-        <w:instrText xml:space="preserve"> SEQ Figure \* ARABIC </w:instrText>
-      </w:r>
-      <w:r>
-        <w:fldChar w:fldCharType="separate"/>
-      </w:r>
-      <w:r>
-        <w:rPr>
-          <w:noProof/>
-        </w:rPr>
-        <w:t>6</w:t>
-      </w:r>
-      <w:r>
-        <w:fldChar w:fldCharType="end"/>
-      </w:r>
+      <w:fldSimple w:instr=" SEQ Figure \* ARABIC ">
+        <w:r>
+          <w:rPr>
+            <w:noProof/>
+          </w:rPr>
+          <w:t>6</w:t>
+        </w:r>
+      </w:fldSimple>
       <w:r>
         <w:t xml:space="preserve"> </w:t>
       </w:r>
@@ -11958,24 +11898,14 @@
       <w:r>
         <w:t xml:space="preserve">Figure </w:t>
       </w:r>
-      <w:r>
-        <w:fldChar w:fldCharType="begin"/>
-      </w:r>
-      <w:r>
-        <w:instrText xml:space="preserve"> SEQ Figure \* ARABIC </w:instrText>
-      </w:r>
-      <w:r>
-        <w:fldChar w:fldCharType="separate"/>
-      </w:r>
-      <w:r>
-        <w:rPr>
-          <w:noProof/>
-        </w:rPr>
-        <w:t>7</w:t>
-      </w:r>
-      <w:r>
-        <w:fldChar w:fldCharType="end"/>
-      </w:r>
+      <w:fldSimple w:instr=" SEQ Figure \* ARABIC ">
+        <w:r>
+          <w:rPr>
+            <w:noProof/>
+          </w:rPr>
+          <w:t>7</w:t>
+        </w:r>
+      </w:fldSimple>
       <w:r>
         <w:t xml:space="preserve"> Patient </w:t>
       </w:r>
@@ -12378,24 +12308,14 @@
       <w:r>
         <w:t xml:space="preserve">Figure </w:t>
       </w:r>
-      <w:r>
-        <w:fldChar w:fldCharType="begin"/>
-      </w:r>
-      <w:r>
-        <w:instrText xml:space="preserve"> SEQ Figure \* ARABIC </w:instrText>
-      </w:r>
-      <w:r>
-        <w:fldChar w:fldCharType="separate"/>
-      </w:r>
-      <w:r>
-        <w:rPr>
-          <w:noProof/>
-        </w:rPr>
-        <w:t>8</w:t>
-      </w:r>
-      <w:r>
-        <w:fldChar w:fldCharType="end"/>
-      </w:r>
+      <w:fldSimple w:instr=" SEQ Figure \* ARABIC ">
+        <w:r>
+          <w:rPr>
+            <w:noProof/>
+          </w:rPr>
+          <w:t>8</w:t>
+        </w:r>
+      </w:fldSimple>
       <w:r>
         <w:t xml:space="preserve"> Patient </w:t>
       </w:r>
@@ -12799,24 +12719,14 @@
       <w:r>
         <w:t xml:space="preserve">Figure </w:t>
       </w:r>
-      <w:r>
-        <w:fldChar w:fldCharType="begin"/>
-      </w:r>
-      <w:r>
-        <w:instrText xml:space="preserve"> SEQ Figure \* ARABIC </w:instrText>
-      </w:r>
-      <w:r>
-        <w:fldChar w:fldCharType="separate"/>
-      </w:r>
-      <w:r>
-        <w:rPr>
-          <w:noProof/>
-        </w:rPr>
-        <w:t>9</w:t>
-      </w:r>
-      <w:r>
-        <w:fldChar w:fldCharType="end"/>
-      </w:r>
+      <w:fldSimple w:instr=" SEQ Figure \* ARABIC ">
+        <w:r>
+          <w:rPr>
+            <w:noProof/>
+          </w:rPr>
+          <w:t>9</w:t>
+        </w:r>
+      </w:fldSimple>
       <w:r>
         <w:t xml:space="preserve"> Patient </w:t>
       </w:r>
@@ -13216,24 +13126,14 @@
       <w:r>
         <w:t xml:space="preserve">Figure </w:t>
       </w:r>
-      <w:r>
-        <w:fldChar w:fldCharType="begin"/>
-      </w:r>
-      <w:r>
-        <w:instrText xml:space="preserve"> SEQ Figure \* ARABIC </w:instrText>
-      </w:r>
-      <w:r>
-        <w:fldChar w:fldCharType="separate"/>
-      </w:r>
-      <w:r>
-        <w:rPr>
-          <w:noProof/>
-        </w:rPr>
-        <w:t>10</w:t>
-      </w:r>
-      <w:r>
-        <w:fldChar w:fldCharType="end"/>
-      </w:r>
+      <w:fldSimple w:instr=" SEQ Figure \* ARABIC ">
+        <w:r>
+          <w:rPr>
+            <w:noProof/>
+          </w:rPr>
+          <w:t>10</w:t>
+        </w:r>
+      </w:fldSimple>
       <w:r>
         <w:t xml:space="preserve"> Patient </w:t>
       </w:r>
@@ -13632,24 +13532,14 @@
       <w:r>
         <w:t xml:space="preserve">Figure </w:t>
       </w:r>
-      <w:r>
-        <w:fldChar w:fldCharType="begin"/>
-      </w:r>
-      <w:r>
-        <w:instrText xml:space="preserve"> SEQ Figure \* ARABIC </w:instrText>
-      </w:r>
-      <w:r>
-        <w:fldChar w:fldCharType="separate"/>
-      </w:r>
-      <w:r>
-        <w:rPr>
-          <w:noProof/>
-        </w:rPr>
-        <w:t>11</w:t>
-      </w:r>
-      <w:r>
-        <w:fldChar w:fldCharType="end"/>
-      </w:r>
+      <w:fldSimple w:instr=" SEQ Figure \* ARABIC ">
+        <w:r>
+          <w:rPr>
+            <w:noProof/>
+          </w:rPr>
+          <w:t>11</w:t>
+        </w:r>
+      </w:fldSimple>
       <w:r>
         <w:t xml:space="preserve"> Patient </w:t>
       </w:r>
@@ -14053,24 +13943,14 @@
       <w:r>
         <w:t xml:space="preserve">Figure </w:t>
       </w:r>
-      <w:r>
-        <w:fldChar w:fldCharType="begin"/>
-      </w:r>
-      <w:r>
-        <w:instrText xml:space="preserve"> SEQ Figure \* ARABIC </w:instrText>
-      </w:r>
-      <w:r>
-        <w:fldChar w:fldCharType="separate"/>
-      </w:r>
-      <w:r>
-        <w:rPr>
-          <w:noProof/>
-        </w:rPr>
-        <w:t>12</w:t>
-      </w:r>
-      <w:r>
-        <w:fldChar w:fldCharType="end"/>
-      </w:r>
+      <w:fldSimple w:instr=" SEQ Figure \* ARABIC ">
+        <w:r>
+          <w:rPr>
+            <w:noProof/>
+          </w:rPr>
+          <w:t>12</w:t>
+        </w:r>
+      </w:fldSimple>
       <w:r>
         <w:t xml:space="preserve"> Patient </w:t>
       </w:r>
@@ -14490,24 +14370,14 @@
       <w:r>
         <w:t xml:space="preserve">Figure </w:t>
       </w:r>
-      <w:r>
-        <w:fldChar w:fldCharType="begin"/>
-      </w:r>
-      <w:r>
-        <w:instrText xml:space="preserve"> SEQ Figure \* ARABIC </w:instrText>
-      </w:r>
-      <w:r>
-        <w:fldChar w:fldCharType="separate"/>
-      </w:r>
-      <w:r>
-        <w:rPr>
-          <w:noProof/>
-        </w:rPr>
-        <w:t>13</w:t>
-      </w:r>
-      <w:r>
-        <w:fldChar w:fldCharType="end"/>
-      </w:r>
+      <w:fldSimple w:instr=" SEQ Figure \* ARABIC ">
+        <w:r>
+          <w:rPr>
+            <w:noProof/>
+          </w:rPr>
+          <w:t>13</w:t>
+        </w:r>
+      </w:fldSimple>
       <w:r>
         <w:t xml:space="preserve"> Doctor Dashboard Use Case Diagram</w:t>
       </w:r>
@@ -14900,24 +14770,14 @@
       <w:r>
         <w:t xml:space="preserve">Figure </w:t>
       </w:r>
-      <w:r>
-        <w:fldChar w:fldCharType="begin"/>
-      </w:r>
-      <w:r>
-        <w:instrText xml:space="preserve"> SEQ Figure \* ARABIC </w:instrText>
-      </w:r>
-      <w:r>
-        <w:fldChar w:fldCharType="separate"/>
-      </w:r>
-      <w:r>
-        <w:rPr>
-          <w:noProof/>
-        </w:rPr>
-        <w:t>14</w:t>
-      </w:r>
-      <w:r>
-        <w:fldChar w:fldCharType="end"/>
-      </w:r>
+      <w:fldSimple w:instr=" SEQ Figure \* ARABIC ">
+        <w:r>
+          <w:rPr>
+            <w:noProof/>
+          </w:rPr>
+          <w:t>14</w:t>
+        </w:r>
+      </w:fldSimple>
       <w:r>
         <w:t xml:space="preserve"> Doctor </w:t>
       </w:r>
@@ -15317,24 +15177,14 @@
       <w:r>
         <w:t xml:space="preserve">Figure </w:t>
       </w:r>
-      <w:r>
-        <w:fldChar w:fldCharType="begin"/>
-      </w:r>
-      <w:r>
-        <w:instrText xml:space="preserve"> SEQ Figure \* ARABIC </w:instrText>
-      </w:r>
-      <w:r>
-        <w:fldChar w:fldCharType="separate"/>
-      </w:r>
-      <w:r>
-        <w:rPr>
-          <w:noProof/>
-        </w:rPr>
-        <w:t>15</w:t>
-      </w:r>
-      <w:r>
-        <w:fldChar w:fldCharType="end"/>
-      </w:r>
+      <w:fldSimple w:instr=" SEQ Figure \* ARABIC ">
+        <w:r>
+          <w:rPr>
+            <w:noProof/>
+          </w:rPr>
+          <w:t>15</w:t>
+        </w:r>
+      </w:fldSimple>
       <w:r>
         <w:t xml:space="preserve"> Doctor </w:t>
       </w:r>
@@ -15738,24 +15588,14 @@
       <w:r>
         <w:t xml:space="preserve">Figure </w:t>
       </w:r>
-      <w:r>
-        <w:fldChar w:fldCharType="begin"/>
-      </w:r>
-      <w:r>
-        <w:instrText xml:space="preserve"> SEQ Figure \* ARABIC </w:instrText>
-      </w:r>
-      <w:r>
-        <w:fldChar w:fldCharType="separate"/>
-      </w:r>
-      <w:r>
-        <w:rPr>
-          <w:noProof/>
-        </w:rPr>
-        <w:t>16</w:t>
-      </w:r>
-      <w:r>
-        <w:fldChar w:fldCharType="end"/>
-      </w:r>
+      <w:fldSimple w:instr=" SEQ Figure \* ARABIC ">
+        <w:r>
+          <w:rPr>
+            <w:noProof/>
+          </w:rPr>
+          <w:t>16</w:t>
+        </w:r>
+      </w:fldSimple>
       <w:r>
         <w:t xml:space="preserve"> Doctor </w:t>
       </w:r>
@@ -16154,24 +15994,14 @@
       <w:r>
         <w:t xml:space="preserve">Figure </w:t>
       </w:r>
-      <w:r>
-        <w:fldChar w:fldCharType="begin"/>
-      </w:r>
-      <w:r>
-        <w:instrText xml:space="preserve"> SEQ Figure \* ARABIC </w:instrText>
-      </w:r>
-      <w:r>
-        <w:fldChar w:fldCharType="separate"/>
-      </w:r>
-      <w:r>
-        <w:rPr>
-          <w:noProof/>
-        </w:rPr>
-        <w:t>17</w:t>
-      </w:r>
-      <w:r>
-        <w:fldChar w:fldCharType="end"/>
-      </w:r>
+      <w:fldSimple w:instr=" SEQ Figure \* ARABIC ">
+        <w:r>
+          <w:rPr>
+            <w:noProof/>
+          </w:rPr>
+          <w:t>17</w:t>
+        </w:r>
+      </w:fldSimple>
       <w:r>
         <w:t xml:space="preserve"> Doctor </w:t>
       </w:r>
@@ -16579,24 +16409,14 @@
       <w:r>
         <w:t xml:space="preserve">Figure </w:t>
       </w:r>
-      <w:r>
-        <w:fldChar w:fldCharType="begin"/>
-      </w:r>
-      <w:r>
-        <w:instrText xml:space="preserve"> SEQ Figure \* ARABIC </w:instrText>
-      </w:r>
-      <w:r>
-        <w:fldChar w:fldCharType="separate"/>
-      </w:r>
-      <w:r>
-        <w:rPr>
-          <w:noProof/>
-        </w:rPr>
-        <w:t>18</w:t>
-      </w:r>
-      <w:r>
-        <w:fldChar w:fldCharType="end"/>
-      </w:r>
+      <w:fldSimple w:instr=" SEQ Figure \* ARABIC ">
+        <w:r>
+          <w:rPr>
+            <w:noProof/>
+          </w:rPr>
+          <w:t>18</w:t>
+        </w:r>
+      </w:fldSimple>
       <w:r>
         <w:t xml:space="preserve"> Doctor </w:t>
       </w:r>
@@ -17020,24 +16840,14 @@
       <w:r>
         <w:t xml:space="preserve">Figure </w:t>
       </w:r>
-      <w:r>
-        <w:fldChar w:fldCharType="begin"/>
-      </w:r>
-      <w:r>
-        <w:instrText xml:space="preserve"> SEQ Figure \* ARABIC </w:instrText>
-      </w:r>
-      <w:r>
-        <w:fldChar w:fldCharType="separate"/>
-      </w:r>
-      <w:r>
-        <w:rPr>
-          <w:noProof/>
-        </w:rPr>
-        <w:t>19</w:t>
-      </w:r>
-      <w:r>
-        <w:fldChar w:fldCharType="end"/>
-      </w:r>
+      <w:fldSimple w:instr=" SEQ Figure \* ARABIC ">
+        <w:r>
+          <w:rPr>
+            <w:noProof/>
+          </w:rPr>
+          <w:t>19</w:t>
+        </w:r>
+      </w:fldSimple>
       <w:r>
         <w:t xml:space="preserve"> Admin </w:t>
       </w:r>
@@ -17436,24 +17246,14 @@
       <w:r>
         <w:t xml:space="preserve">Figure </w:t>
       </w:r>
-      <w:r>
-        <w:fldChar w:fldCharType="begin"/>
-      </w:r>
-      <w:r>
-        <w:instrText xml:space="preserve"> SEQ Figure \* ARABIC </w:instrText>
-      </w:r>
-      <w:r>
-        <w:fldChar w:fldCharType="separate"/>
-      </w:r>
-      <w:r>
-        <w:rPr>
-          <w:noProof/>
-        </w:rPr>
-        <w:t>20</w:t>
-      </w:r>
-      <w:r>
-        <w:fldChar w:fldCharType="end"/>
-      </w:r>
+      <w:fldSimple w:instr=" SEQ Figure \* ARABIC ">
+        <w:r>
+          <w:rPr>
+            <w:noProof/>
+          </w:rPr>
+          <w:t>20</w:t>
+        </w:r>
+      </w:fldSimple>
       <w:r>
         <w:t xml:space="preserve"> Admin </w:t>
       </w:r>
@@ -17857,24 +17657,14 @@
       <w:r>
         <w:t xml:space="preserve">Figure </w:t>
       </w:r>
-      <w:r>
-        <w:fldChar w:fldCharType="begin"/>
-      </w:r>
-      <w:r>
-        <w:instrText xml:space="preserve"> SEQ Figure \* ARABIC </w:instrText>
-      </w:r>
-      <w:r>
-        <w:fldChar w:fldCharType="separate"/>
-      </w:r>
-      <w:r>
-        <w:rPr>
-          <w:noProof/>
-        </w:rPr>
-        <w:t>21</w:t>
-      </w:r>
-      <w:r>
-        <w:fldChar w:fldCharType="end"/>
-      </w:r>
+      <w:fldSimple w:instr=" SEQ Figure \* ARABIC ">
+        <w:r>
+          <w:rPr>
+            <w:noProof/>
+          </w:rPr>
+          <w:t>21</w:t>
+        </w:r>
+      </w:fldSimple>
       <w:r>
         <w:t xml:space="preserve"> Admin </w:t>
       </w:r>
@@ -18274,24 +18064,14 @@
       <w:r>
         <w:t xml:space="preserve">Figure </w:t>
       </w:r>
-      <w:r>
-        <w:fldChar w:fldCharType="begin"/>
-      </w:r>
-      <w:r>
-        <w:instrText xml:space="preserve"> SEQ Figure \* ARABIC </w:instrText>
-      </w:r>
-      <w:r>
-        <w:fldChar w:fldCharType="separate"/>
-      </w:r>
-      <w:r>
-        <w:rPr>
-          <w:noProof/>
-        </w:rPr>
-        <w:t>22</w:t>
-      </w:r>
-      <w:r>
-        <w:fldChar w:fldCharType="end"/>
-      </w:r>
+      <w:fldSimple w:instr=" SEQ Figure \* ARABIC ">
+        <w:r>
+          <w:rPr>
+            <w:noProof/>
+          </w:rPr>
+          <w:t>22</w:t>
+        </w:r>
+      </w:fldSimple>
       <w:r>
         <w:t xml:space="preserve"> Admin </w:t>
       </w:r>
@@ -18694,24 +18474,14 @@
       <w:r>
         <w:t xml:space="preserve">Figure </w:t>
       </w:r>
-      <w:r>
-        <w:fldChar w:fldCharType="begin"/>
-      </w:r>
-      <w:r>
-        <w:instrText xml:space="preserve"> SEQ Figure \* ARABIC </w:instrText>
-      </w:r>
-      <w:r>
-        <w:fldChar w:fldCharType="separate"/>
-      </w:r>
-      <w:r>
-        <w:rPr>
-          <w:noProof/>
-        </w:rPr>
-        <w:t>23</w:t>
-      </w:r>
-      <w:r>
-        <w:fldChar w:fldCharType="end"/>
-      </w:r>
+      <w:fldSimple w:instr=" SEQ Figure \* ARABIC ">
+        <w:r>
+          <w:rPr>
+            <w:noProof/>
+          </w:rPr>
+          <w:t>23</w:t>
+        </w:r>
+      </w:fldSimple>
       <w:r>
         <w:t xml:space="preserve"> Admin Generate Reports Use Case Diagram</w:t>
       </w:r>
@@ -19099,24 +18869,14 @@
       <w:r>
         <w:t xml:space="preserve">Figure </w:t>
       </w:r>
-      <w:r>
-        <w:fldChar w:fldCharType="begin"/>
-      </w:r>
-      <w:r>
-        <w:instrText xml:space="preserve"> SEQ Figure \* ARABIC </w:instrText>
-      </w:r>
-      <w:r>
-        <w:fldChar w:fldCharType="separate"/>
-      </w:r>
-      <w:r>
-        <w:rPr>
-          <w:noProof/>
-        </w:rPr>
-        <w:t>24</w:t>
-      </w:r>
-      <w:r>
-        <w:fldChar w:fldCharType="end"/>
-      </w:r>
+      <w:fldSimple w:instr=" SEQ Figure \* ARABIC ">
+        <w:r>
+          <w:rPr>
+            <w:noProof/>
+          </w:rPr>
+          <w:t>24</w:t>
+        </w:r>
+      </w:fldSimple>
       <w:r>
         <w:t xml:space="preserve"> Admin </w:t>
       </w:r>
@@ -19331,24 +19091,14 @@
       <w:r>
         <w:t xml:space="preserve">Figure </w:t>
       </w:r>
-      <w:r>
-        <w:fldChar w:fldCharType="begin"/>
-      </w:r>
-      <w:r>
-        <w:instrText xml:space="preserve"> SEQ Figure \* ARABIC </w:instrText>
-      </w:r>
-      <w:r>
-        <w:fldChar w:fldCharType="separate"/>
-      </w:r>
-      <w:r>
-        <w:rPr>
-          <w:noProof/>
-        </w:rPr>
-        <w:t>25</w:t>
-      </w:r>
-      <w:r>
-        <w:fldChar w:fldCharType="end"/>
-      </w:r>
+      <w:fldSimple w:instr=" SEQ Figure \* ARABIC ">
+        <w:r>
+          <w:rPr>
+            <w:noProof/>
+          </w:rPr>
+          <w:t>25</w:t>
+        </w:r>
+      </w:fldSimple>
       <w:r>
         <w:t xml:space="preserve"> User Class Diagram</w:t>
       </w:r>
@@ -19484,24 +19234,14 @@
       <w:r>
         <w:t xml:space="preserve">Figure </w:t>
       </w:r>
-      <w:r>
-        <w:fldChar w:fldCharType="begin"/>
-      </w:r>
-      <w:r>
-        <w:instrText xml:space="preserve"> SEQ Figure \* ARABIC </w:instrText>
-      </w:r>
-      <w:r>
-        <w:fldChar w:fldCharType="separate"/>
-      </w:r>
-      <w:r>
-        <w:rPr>
-          <w:noProof/>
-        </w:rPr>
-        <w:t>26</w:t>
-      </w:r>
-      <w:r>
-        <w:fldChar w:fldCharType="end"/>
-      </w:r>
+      <w:fldSimple w:instr=" SEQ Figure \* ARABIC ">
+        <w:r>
+          <w:rPr>
+            <w:noProof/>
+          </w:rPr>
+          <w:t>26</w:t>
+        </w:r>
+      </w:fldSimple>
       <w:r>
         <w:t xml:space="preserve"> Patient Class Diagram</w:t>
       </w:r>
@@ -19634,24 +19374,14 @@
       <w:r>
         <w:t xml:space="preserve">Figure </w:t>
       </w:r>
-      <w:r>
-        <w:fldChar w:fldCharType="begin"/>
-      </w:r>
-      <w:r>
-        <w:instrText xml:space="preserve"> SEQ Figure \* ARABIC </w:instrText>
-      </w:r>
-      <w:r>
-        <w:fldChar w:fldCharType="separate"/>
-      </w:r>
-      <w:r>
-        <w:rPr>
-          <w:noProof/>
-        </w:rPr>
-        <w:t>27</w:t>
-      </w:r>
-      <w:r>
-        <w:fldChar w:fldCharType="end"/>
-      </w:r>
+      <w:fldSimple w:instr=" SEQ Figure \* ARABIC ">
+        <w:r>
+          <w:rPr>
+            <w:noProof/>
+          </w:rPr>
+          <w:t>27</w:t>
+        </w:r>
+      </w:fldSimple>
       <w:r>
         <w:t xml:space="preserve"> Doctor Class Diagram</w:t>
       </w:r>
@@ -19686,10 +19416,7 @@
         <w:t>appointmentID, patientID, doctorID, appointmentDate, timeSlot, status, notes, createdAt</w:t>
       </w:r>
       <w:r>
-        <w:t xml:space="preserve"> </w:t>
-      </w:r>
-      <w:r>
-        <w:t xml:space="preserve"> </w:t>
+        <w:t xml:space="preserve">  </w:t>
       </w:r>
       <w:r>
         <w:br/>
@@ -19781,24 +19508,14 @@
       <w:r>
         <w:t xml:space="preserve">Figure </w:t>
       </w:r>
-      <w:r>
-        <w:fldChar w:fldCharType="begin"/>
-      </w:r>
-      <w:r>
-        <w:instrText xml:space="preserve"> SEQ Figure \* ARABIC </w:instrText>
-      </w:r>
-      <w:r>
-        <w:fldChar w:fldCharType="separate"/>
-      </w:r>
-      <w:r>
-        <w:rPr>
-          <w:noProof/>
-        </w:rPr>
-        <w:t>28</w:t>
-      </w:r>
-      <w:r>
-        <w:fldChar w:fldCharType="end"/>
-      </w:r>
+      <w:fldSimple w:instr=" SEQ Figure \* ARABIC ">
+        <w:r>
+          <w:rPr>
+            <w:noProof/>
+          </w:rPr>
+          <w:t>28</w:t>
+        </w:r>
+      </w:fldSimple>
       <w:r>
         <w:t xml:space="preserve"> Appointment Class Diagram</w:t>
       </w:r>
@@ -19923,24 +19640,14 @@
       <w:r>
         <w:t xml:space="preserve">Figure </w:t>
       </w:r>
-      <w:r>
-        <w:fldChar w:fldCharType="begin"/>
-      </w:r>
-      <w:r>
-        <w:instrText xml:space="preserve"> SEQ Figure \* ARABIC </w:instrText>
-      </w:r>
-      <w:r>
-        <w:fldChar w:fldCharType="separate"/>
-      </w:r>
-      <w:r>
-        <w:rPr>
-          <w:noProof/>
-        </w:rPr>
-        <w:t>29</w:t>
-      </w:r>
-      <w:r>
-        <w:fldChar w:fldCharType="end"/>
-      </w:r>
+      <w:fldSimple w:instr=" SEQ Figure \* ARABIC ">
+        <w:r>
+          <w:rPr>
+            <w:noProof/>
+          </w:rPr>
+          <w:t>29</w:t>
+        </w:r>
+      </w:fldSimple>
       <w:r>
         <w:t xml:space="preserve"> </w:t>
       </w:r>
@@ -20070,24 +19777,14 @@
       <w:r>
         <w:t xml:space="preserve">Figure </w:t>
       </w:r>
-      <w:r>
-        <w:fldChar w:fldCharType="begin"/>
-      </w:r>
-      <w:r>
-        <w:instrText xml:space="preserve"> SEQ Figure \* ARABIC </w:instrText>
-      </w:r>
-      <w:r>
-        <w:fldChar w:fldCharType="separate"/>
-      </w:r>
-      <w:r>
-        <w:rPr>
-          <w:noProof/>
-        </w:rPr>
-        <w:t>30</w:t>
-      </w:r>
-      <w:r>
-        <w:fldChar w:fldCharType="end"/>
-      </w:r>
+      <w:fldSimple w:instr=" SEQ Figure \* ARABIC ">
+        <w:r>
+          <w:rPr>
+            <w:noProof/>
+          </w:rPr>
+          <w:t>30</w:t>
+        </w:r>
+      </w:fldSimple>
       <w:r>
         <w:t xml:space="preserve"> </w:t>
       </w:r>
@@ -20218,24 +19915,14 @@
       <w:r>
         <w:t xml:space="preserve">Figure </w:t>
       </w:r>
-      <w:r>
-        <w:fldChar w:fldCharType="begin"/>
-      </w:r>
-      <w:r>
-        <w:instrText xml:space="preserve"> SEQ Figure \* ARABIC </w:instrText>
-      </w:r>
-      <w:r>
-        <w:fldChar w:fldCharType="separate"/>
-      </w:r>
-      <w:r>
-        <w:rPr>
-          <w:noProof/>
-        </w:rPr>
-        <w:t>31</w:t>
-      </w:r>
-      <w:r>
-        <w:fldChar w:fldCharType="end"/>
-      </w:r>
+      <w:fldSimple w:instr=" SEQ Figure \* ARABIC ">
+        <w:r>
+          <w:rPr>
+            <w:noProof/>
+          </w:rPr>
+          <w:t>31</w:t>
+        </w:r>
+      </w:fldSimple>
       <w:r>
         <w:t xml:space="preserve"> </w:t>
       </w:r>
@@ -20365,24 +20052,14 @@
       <w:r>
         <w:t xml:space="preserve">Figure </w:t>
       </w:r>
-      <w:r>
-        <w:fldChar w:fldCharType="begin"/>
-      </w:r>
-      <w:r>
-        <w:instrText xml:space="preserve"> SEQ Figure \* ARABIC </w:instrText>
-      </w:r>
-      <w:r>
-        <w:fldChar w:fldCharType="separate"/>
-      </w:r>
-      <w:r>
-        <w:rPr>
-          <w:noProof/>
-        </w:rPr>
-        <w:t>32</w:t>
-      </w:r>
-      <w:r>
-        <w:fldChar w:fldCharType="end"/>
-      </w:r>
+      <w:fldSimple w:instr=" SEQ Figure \* ARABIC ">
+        <w:r>
+          <w:rPr>
+            <w:noProof/>
+          </w:rPr>
+          <w:t>32</w:t>
+        </w:r>
+      </w:fldSimple>
       <w:r>
         <w:t xml:space="preserve"> </w:t>
       </w:r>
@@ -20513,24 +20190,14 @@
       <w:r>
         <w:t xml:space="preserve">Figure </w:t>
       </w:r>
-      <w:r>
-        <w:fldChar w:fldCharType="begin"/>
-      </w:r>
-      <w:r>
-        <w:instrText xml:space="preserve"> SEQ Figure \* ARABIC </w:instrText>
-      </w:r>
-      <w:r>
-        <w:fldChar w:fldCharType="separate"/>
-      </w:r>
-      <w:r>
-        <w:rPr>
-          <w:noProof/>
-        </w:rPr>
-        <w:t>33</w:t>
-      </w:r>
-      <w:r>
-        <w:fldChar w:fldCharType="end"/>
-      </w:r>
+      <w:fldSimple w:instr=" SEQ Figure \* ARABIC ">
+        <w:r>
+          <w:rPr>
+            <w:noProof/>
+          </w:rPr>
+          <w:t>33</w:t>
+        </w:r>
+      </w:fldSimple>
       <w:r>
         <w:t xml:space="preserve"> Bed Class Diagram</w:t>
       </w:r>
@@ -20660,24 +20327,14 @@
       <w:r>
         <w:t xml:space="preserve">Figure </w:t>
       </w:r>
-      <w:r>
-        <w:fldChar w:fldCharType="begin"/>
-      </w:r>
-      <w:r>
-        <w:instrText xml:space="preserve"> SEQ Figure \* ARABIC </w:instrText>
-      </w:r>
-      <w:r>
-        <w:fldChar w:fldCharType="separate"/>
-      </w:r>
-      <w:r>
-        <w:rPr>
-          <w:noProof/>
-        </w:rPr>
-        <w:t>34</w:t>
-      </w:r>
-      <w:r>
-        <w:fldChar w:fldCharType="end"/>
-      </w:r>
+      <w:fldSimple w:instr=" SEQ Figure \* ARABIC ">
+        <w:r>
+          <w:rPr>
+            <w:noProof/>
+          </w:rPr>
+          <w:t>34</w:t>
+        </w:r>
+      </w:fldSimple>
       <w:r>
         <w:t xml:space="preserve"> </w:t>
       </w:r>
@@ -20847,24 +20504,14 @@
       <w:r>
         <w:t xml:space="preserve">Figure </w:t>
       </w:r>
-      <w:r>
-        <w:fldChar w:fldCharType="begin"/>
-      </w:r>
-      <w:r>
-        <w:instrText xml:space="preserve"> SEQ Figure \* ARABIC </w:instrText>
-      </w:r>
-      <w:r>
-        <w:fldChar w:fldCharType="separate"/>
-      </w:r>
-      <w:r>
-        <w:rPr>
-          <w:noProof/>
-        </w:rPr>
-        <w:t>35</w:t>
-      </w:r>
-      <w:r>
-        <w:fldChar w:fldCharType="end"/>
-      </w:r>
+      <w:fldSimple w:instr=" SEQ Figure \* ARABIC ">
+        <w:r>
+          <w:rPr>
+            <w:noProof/>
+          </w:rPr>
+          <w:t>35</w:t>
+        </w:r>
+      </w:fldSimple>
       <w:r>
         <w:t xml:space="preserve"> </w:t>
       </w:r>
@@ -21625,24 +21272,14 @@
       <w:r>
         <w:t xml:space="preserve">Figure </w:t>
       </w:r>
-      <w:r>
-        <w:fldChar w:fldCharType="begin"/>
-      </w:r>
-      <w:r>
-        <w:instrText xml:space="preserve"> SEQ Figure \* ARABIC </w:instrText>
-      </w:r>
-      <w:r>
-        <w:fldChar w:fldCharType="separate"/>
-      </w:r>
-      <w:r>
-        <w:rPr>
-          <w:noProof/>
-        </w:rPr>
-        <w:t>36</w:t>
-      </w:r>
-      <w:r>
-        <w:fldChar w:fldCharType="end"/>
-      </w:r>
+      <w:fldSimple w:instr=" SEQ Figure \* ARABIC ">
+        <w:r>
+          <w:rPr>
+            <w:noProof/>
+          </w:rPr>
+          <w:t>36</w:t>
+        </w:r>
+      </w:fldSimple>
       <w:r>
         <w:t xml:space="preserve"> </w:t>
       </w:r>
@@ -21793,24 +21430,14 @@
       <w:r>
         <w:t xml:space="preserve">Figure </w:t>
       </w:r>
-      <w:r>
-        <w:fldChar w:fldCharType="begin"/>
-      </w:r>
-      <w:r>
-        <w:instrText xml:space="preserve"> SEQ Figure \* ARABIC </w:instrText>
-      </w:r>
-      <w:r>
-        <w:fldChar w:fldCharType="separate"/>
-      </w:r>
-      <w:r>
-        <w:rPr>
-          <w:noProof/>
-        </w:rPr>
-        <w:t>37</w:t>
-      </w:r>
-      <w:r>
-        <w:fldChar w:fldCharType="end"/>
-      </w:r>
+      <w:fldSimple w:instr=" SEQ Figure \* ARABIC ">
+        <w:r>
+          <w:rPr>
+            <w:noProof/>
+          </w:rPr>
+          <w:t>37</w:t>
+        </w:r>
+      </w:fldSimple>
       <w:r>
         <w:t xml:space="preserve"> User Login Sequence Diagram</w:t>
       </w:r>
@@ -21966,24 +21593,14 @@
       <w:r>
         <w:t xml:space="preserve">Figure </w:t>
       </w:r>
-      <w:r>
-        <w:fldChar w:fldCharType="begin"/>
-      </w:r>
-      <w:r>
-        <w:instrText xml:space="preserve"> SEQ Figure \* ARABIC </w:instrText>
-      </w:r>
-      <w:r>
-        <w:fldChar w:fldCharType="separate"/>
-      </w:r>
-      <w:r>
-        <w:rPr>
-          <w:noProof/>
-        </w:rPr>
-        <w:t>38</w:t>
-      </w:r>
-      <w:r>
-        <w:fldChar w:fldCharType="end"/>
-      </w:r>
+      <w:fldSimple w:instr=" SEQ Figure \* ARABIC ">
+        <w:r>
+          <w:rPr>
+            <w:noProof/>
+          </w:rPr>
+          <w:t>38</w:t>
+        </w:r>
+      </w:fldSimple>
       <w:r>
         <w:t xml:space="preserve"> Forgot Password Sequence Diagram</w:t>
       </w:r>
@@ -22140,24 +21757,14 @@
       <w:r>
         <w:t xml:space="preserve">Figure </w:t>
       </w:r>
-      <w:r>
-        <w:fldChar w:fldCharType="begin"/>
-      </w:r>
-      <w:r>
-        <w:instrText xml:space="preserve"> SEQ Figure \* ARABIC </w:instrText>
-      </w:r>
-      <w:r>
-        <w:fldChar w:fldCharType="separate"/>
-      </w:r>
-      <w:r>
-        <w:rPr>
-          <w:noProof/>
-        </w:rPr>
-        <w:t>39</w:t>
-      </w:r>
-      <w:r>
-        <w:fldChar w:fldCharType="end"/>
-      </w:r>
+      <w:fldSimple w:instr=" SEQ Figure \* ARABIC ">
+        <w:r>
+          <w:rPr>
+            <w:noProof/>
+          </w:rPr>
+          <w:t>39</w:t>
+        </w:r>
+      </w:fldSimple>
       <w:r>
         <w:t xml:space="preserve"> </w:t>
       </w:r>
@@ -22325,24 +21932,14 @@
       <w:r>
         <w:t xml:space="preserve">Figure </w:t>
       </w:r>
-      <w:r>
-        <w:fldChar w:fldCharType="begin"/>
-      </w:r>
-      <w:r>
-        <w:instrText xml:space="preserve"> SEQ Figure \* ARABIC </w:instrText>
-      </w:r>
-      <w:r>
-        <w:fldChar w:fldCharType="separate"/>
-      </w:r>
-      <w:r>
-        <w:rPr>
-          <w:noProof/>
-        </w:rPr>
-        <w:t>40</w:t>
-      </w:r>
-      <w:r>
-        <w:fldChar w:fldCharType="end"/>
-      </w:r>
+      <w:fldSimple w:instr=" SEQ Figure \* ARABIC ">
+        <w:r>
+          <w:rPr>
+            <w:noProof/>
+          </w:rPr>
+          <w:t>40</w:t>
+        </w:r>
+      </w:fldSimple>
       <w:r>
         <w:t xml:space="preserve"> </w:t>
       </w:r>
@@ -22504,24 +22101,14 @@
       <w:r>
         <w:t xml:space="preserve">Figure </w:t>
       </w:r>
-      <w:r>
-        <w:fldChar w:fldCharType="begin"/>
-      </w:r>
-      <w:r>
-        <w:instrText xml:space="preserve"> SEQ Figure \* ARABIC </w:instrText>
-      </w:r>
-      <w:r>
-        <w:fldChar w:fldCharType="separate"/>
-      </w:r>
-      <w:r>
-        <w:rPr>
-          <w:noProof/>
-        </w:rPr>
-        <w:t>41</w:t>
-      </w:r>
-      <w:r>
-        <w:fldChar w:fldCharType="end"/>
-      </w:r>
+      <w:fldSimple w:instr=" SEQ Figure \* ARABIC ">
+        <w:r>
+          <w:rPr>
+            <w:noProof/>
+          </w:rPr>
+          <w:t>41</w:t>
+        </w:r>
+      </w:fldSimple>
       <w:r>
         <w:t xml:space="preserve"> </w:t>
       </w:r>
@@ -22684,24 +22271,14 @@
       <w:r>
         <w:t xml:space="preserve">Figure </w:t>
       </w:r>
-      <w:r>
-        <w:fldChar w:fldCharType="begin"/>
-      </w:r>
-      <w:r>
-        <w:instrText xml:space="preserve"> SEQ Figure \* ARABIC </w:instrText>
-      </w:r>
-      <w:r>
-        <w:fldChar w:fldCharType="separate"/>
-      </w:r>
-      <w:r>
-        <w:rPr>
-          <w:noProof/>
-        </w:rPr>
-        <w:t>42</w:t>
-      </w:r>
-      <w:r>
-        <w:fldChar w:fldCharType="end"/>
-      </w:r>
+      <w:fldSimple w:instr=" SEQ Figure \* ARABIC ">
+        <w:r>
+          <w:rPr>
+            <w:noProof/>
+          </w:rPr>
+          <w:t>42</w:t>
+        </w:r>
+      </w:fldSimple>
       <w:r>
         <w:t xml:space="preserve"> </w:t>
       </w:r>
@@ -22853,24 +22430,14 @@
       <w:r>
         <w:t xml:space="preserve">Figure </w:t>
       </w:r>
-      <w:r>
-        <w:fldChar w:fldCharType="begin"/>
-      </w:r>
-      <w:r>
-        <w:instrText xml:space="preserve"> SEQ Figure \* ARABIC </w:instrText>
-      </w:r>
-      <w:r>
-        <w:fldChar w:fldCharType="separate"/>
-      </w:r>
-      <w:r>
-        <w:rPr>
-          <w:noProof/>
-        </w:rPr>
-        <w:t>43</w:t>
-      </w:r>
-      <w:r>
-        <w:fldChar w:fldCharType="end"/>
-      </w:r>
+      <w:fldSimple w:instr=" SEQ Figure \* ARABIC ">
+        <w:r>
+          <w:rPr>
+            <w:noProof/>
+          </w:rPr>
+          <w:t>43</w:t>
+        </w:r>
+      </w:fldSimple>
       <w:r>
         <w:t xml:space="preserve"> </w:t>
       </w:r>
@@ -23021,24 +22588,14 @@
       <w:r>
         <w:t xml:space="preserve">Figure </w:t>
       </w:r>
-      <w:r>
-        <w:fldChar w:fldCharType="begin"/>
-      </w:r>
-      <w:r>
-        <w:instrText xml:space="preserve"> SEQ Figure \* ARABIC </w:instrText>
-      </w:r>
-      <w:r>
-        <w:fldChar w:fldCharType="separate"/>
-      </w:r>
-      <w:r>
-        <w:rPr>
-          <w:noProof/>
-        </w:rPr>
-        <w:t>44</w:t>
-      </w:r>
-      <w:r>
-        <w:fldChar w:fldCharType="end"/>
-      </w:r>
+      <w:fldSimple w:instr=" SEQ Figure \* ARABIC ">
+        <w:r>
+          <w:rPr>
+            <w:noProof/>
+          </w:rPr>
+          <w:t>44</w:t>
+        </w:r>
+      </w:fldSimple>
       <w:r>
         <w:t xml:space="preserve"> </w:t>
       </w:r>
@@ -23164,24 +22721,14 @@
       <w:r>
         <w:t xml:space="preserve">Figure </w:t>
       </w:r>
-      <w:r>
-        <w:fldChar w:fldCharType="begin"/>
-      </w:r>
-      <w:r>
-        <w:instrText xml:space="preserve"> SEQ Figure \* ARABIC </w:instrText>
-      </w:r>
-      <w:r>
-        <w:fldChar w:fldCharType="separate"/>
-      </w:r>
-      <w:r>
-        <w:rPr>
-          <w:noProof/>
-        </w:rPr>
-        <w:t>45</w:t>
-      </w:r>
-      <w:r>
-        <w:fldChar w:fldCharType="end"/>
-      </w:r>
+      <w:fldSimple w:instr=" SEQ Figure \* ARABIC ">
+        <w:r>
+          <w:rPr>
+            <w:noProof/>
+          </w:rPr>
+          <w:t>45</w:t>
+        </w:r>
+      </w:fldSimple>
       <w:r>
         <w:t xml:space="preserve"> Level 0 Data Flow Diagram (DFD)</w:t>
       </w:r>
@@ -23346,24 +22893,14 @@
       <w:r>
         <w:t xml:space="preserve">Figure </w:t>
       </w:r>
-      <w:r>
-        <w:fldChar w:fldCharType="begin"/>
-      </w:r>
-      <w:r>
-        <w:instrText xml:space="preserve"> SEQ Figure \* ARABIC </w:instrText>
-      </w:r>
-      <w:r>
-        <w:fldChar w:fldCharType="separate"/>
-      </w:r>
-      <w:r>
-        <w:rPr>
-          <w:noProof/>
-        </w:rPr>
-        <w:t>46</w:t>
-      </w:r>
-      <w:r>
-        <w:fldChar w:fldCharType="end"/>
-      </w:r>
+      <w:fldSimple w:instr=" SEQ Figure \* ARABIC ">
+        <w:r>
+          <w:rPr>
+            <w:noProof/>
+          </w:rPr>
+          <w:t>46</w:t>
+        </w:r>
+      </w:fldSimple>
       <w:r>
         <w:t xml:space="preserve"> Level 1 Data Flow Diagram (DFD)</w:t>
       </w:r>
@@ -23604,24 +23141,14 @@
       <w:r>
         <w:t xml:space="preserve">Figure </w:t>
       </w:r>
-      <w:r>
-        <w:fldChar w:fldCharType="begin"/>
-      </w:r>
-      <w:r>
-        <w:instrText xml:space="preserve"> SEQ Figure \* ARABIC </w:instrText>
-      </w:r>
-      <w:r>
-        <w:fldChar w:fldCharType="separate"/>
-      </w:r>
-      <w:r>
-        <w:rPr>
-          <w:noProof/>
-        </w:rPr>
-        <w:t>47</w:t>
-      </w:r>
-      <w:r>
-        <w:fldChar w:fldCharType="end"/>
-      </w:r>
+      <w:fldSimple w:instr=" SEQ Figure \* ARABIC ">
+        <w:r>
+          <w:rPr>
+            <w:noProof/>
+          </w:rPr>
+          <w:t>47</w:t>
+        </w:r>
+      </w:fldSimple>
       <w:r>
         <w:t xml:space="preserve"> </w:t>
       </w:r>
@@ -23732,24 +23259,14 @@
       <w:r>
         <w:t xml:space="preserve">Figure </w:t>
       </w:r>
-      <w:r>
-        <w:fldChar w:fldCharType="begin"/>
-      </w:r>
-      <w:r>
-        <w:instrText xml:space="preserve"> SEQ Figure \* ARABIC </w:instrText>
-      </w:r>
-      <w:r>
-        <w:fldChar w:fldCharType="separate"/>
-      </w:r>
-      <w:r>
-        <w:rPr>
-          <w:noProof/>
-        </w:rPr>
-        <w:t>48</w:t>
-      </w:r>
-      <w:r>
-        <w:fldChar w:fldCharType="end"/>
-      </w:r>
+      <w:fldSimple w:instr=" SEQ Figure \* ARABIC ">
+        <w:r>
+          <w:rPr>
+            <w:noProof/>
+          </w:rPr>
+          <w:t>48</w:t>
+        </w:r>
+      </w:fldSimple>
       <w:r>
         <w:t xml:space="preserve"> </w:t>
       </w:r>
@@ -23860,24 +23377,14 @@
       <w:r>
         <w:t xml:space="preserve">Figure </w:t>
       </w:r>
-      <w:r>
-        <w:fldChar w:fldCharType="begin"/>
-      </w:r>
-      <w:r>
-        <w:instrText xml:space="preserve"> SEQ Figure \* ARABIC </w:instrText>
-      </w:r>
-      <w:r>
-        <w:fldChar w:fldCharType="separate"/>
-      </w:r>
-      <w:r>
-        <w:rPr>
-          <w:noProof/>
-        </w:rPr>
-        <w:t>49</w:t>
-      </w:r>
-      <w:r>
-        <w:fldChar w:fldCharType="end"/>
-      </w:r>
+      <w:fldSimple w:instr=" SEQ Figure \* ARABIC ">
+        <w:r>
+          <w:rPr>
+            <w:noProof/>
+          </w:rPr>
+          <w:t>49</w:t>
+        </w:r>
+      </w:fldSimple>
       <w:r>
         <w:t xml:space="preserve"> Doctors ERD</w:t>
       </w:r>
@@ -23985,24 +23492,14 @@
       <w:r>
         <w:t xml:space="preserve">Figure </w:t>
       </w:r>
-      <w:r>
-        <w:fldChar w:fldCharType="begin"/>
-      </w:r>
-      <w:r>
-        <w:instrText xml:space="preserve"> SEQ Figure \* ARABIC </w:instrText>
-      </w:r>
-      <w:r>
-        <w:fldChar w:fldCharType="separate"/>
-      </w:r>
-      <w:r>
-        <w:rPr>
-          <w:noProof/>
-        </w:rPr>
-        <w:t>50</w:t>
-      </w:r>
-      <w:r>
-        <w:fldChar w:fldCharType="end"/>
-      </w:r>
+      <w:fldSimple w:instr=" SEQ Figure \* ARABIC ">
+        <w:r>
+          <w:rPr>
+            <w:noProof/>
+          </w:rPr>
+          <w:t>50</w:t>
+        </w:r>
+      </w:fldSimple>
       <w:r>
         <w:t xml:space="preserve"> Appointments ERD</w:t>
       </w:r>
@@ -24110,24 +23607,14 @@
       <w:r>
         <w:t xml:space="preserve">Figure </w:t>
       </w:r>
-      <w:r>
-        <w:fldChar w:fldCharType="begin"/>
-      </w:r>
-      <w:r>
-        <w:instrText xml:space="preserve"> SEQ Figure \* ARABIC </w:instrText>
-      </w:r>
-      <w:r>
-        <w:fldChar w:fldCharType="separate"/>
-      </w:r>
-      <w:r>
-        <w:rPr>
-          <w:noProof/>
-        </w:rPr>
-        <w:t>51</w:t>
-      </w:r>
-      <w:r>
-        <w:fldChar w:fldCharType="end"/>
-      </w:r>
+      <w:fldSimple w:instr=" SEQ Figure \* ARABIC ">
+        <w:r>
+          <w:rPr>
+            <w:noProof/>
+          </w:rPr>
+          <w:t>51</w:t>
+        </w:r>
+      </w:fldSimple>
       <w:r>
         <w:t xml:space="preserve"> </w:t>
       </w:r>
@@ -24237,24 +23724,14 @@
       <w:r>
         <w:t xml:space="preserve">Figure </w:t>
       </w:r>
-      <w:r>
-        <w:fldChar w:fldCharType="begin"/>
-      </w:r>
-      <w:r>
-        <w:instrText xml:space="preserve"> SEQ Figure \* ARABIC </w:instrText>
-      </w:r>
-      <w:r>
-        <w:fldChar w:fldCharType="separate"/>
-      </w:r>
-      <w:r>
-        <w:rPr>
-          <w:noProof/>
-        </w:rPr>
-        <w:t>52</w:t>
-      </w:r>
-      <w:r>
-        <w:fldChar w:fldCharType="end"/>
-      </w:r>
+      <w:fldSimple w:instr=" SEQ Figure \* ARABIC ">
+        <w:r>
+          <w:rPr>
+            <w:noProof/>
+          </w:rPr>
+          <w:t>52</w:t>
+        </w:r>
+      </w:fldSimple>
       <w:r>
         <w:t xml:space="preserve"> </w:t>
       </w:r>
@@ -24365,24 +23842,14 @@
       <w:r>
         <w:t xml:space="preserve">Figure </w:t>
       </w:r>
-      <w:r>
-        <w:fldChar w:fldCharType="begin"/>
-      </w:r>
-      <w:r>
-        <w:instrText xml:space="preserve"> SEQ Figure \* ARABIC </w:instrText>
-      </w:r>
-      <w:r>
-        <w:fldChar w:fldCharType="separate"/>
-      </w:r>
-      <w:r>
-        <w:rPr>
-          <w:noProof/>
-        </w:rPr>
-        <w:t>53</w:t>
-      </w:r>
-      <w:r>
-        <w:fldChar w:fldCharType="end"/>
-      </w:r>
+      <w:fldSimple w:instr=" SEQ Figure \* ARABIC ">
+        <w:r>
+          <w:rPr>
+            <w:noProof/>
+          </w:rPr>
+          <w:t>53</w:t>
+        </w:r>
+      </w:fldSimple>
       <w:r>
         <w:t xml:space="preserve"> </w:t>
       </w:r>
@@ -24493,24 +23960,14 @@
       <w:r>
         <w:t xml:space="preserve">Figure </w:t>
       </w:r>
-      <w:r>
-        <w:fldChar w:fldCharType="begin"/>
-      </w:r>
-      <w:r>
-        <w:instrText xml:space="preserve"> SEQ Figure \* ARABIC </w:instrText>
-      </w:r>
-      <w:r>
-        <w:fldChar w:fldCharType="separate"/>
-      </w:r>
-      <w:r>
-        <w:rPr>
-          <w:noProof/>
-        </w:rPr>
-        <w:t>54</w:t>
-      </w:r>
-      <w:r>
-        <w:fldChar w:fldCharType="end"/>
-      </w:r>
+      <w:fldSimple w:instr=" SEQ Figure \* ARABIC ">
+        <w:r>
+          <w:rPr>
+            <w:noProof/>
+          </w:rPr>
+          <w:t>54</w:t>
+        </w:r>
+      </w:fldSimple>
       <w:r>
         <w:t xml:space="preserve"> </w:t>
       </w:r>
@@ -24621,24 +24078,14 @@
       <w:r>
         <w:t xml:space="preserve">Figure </w:t>
       </w:r>
-      <w:r>
-        <w:fldChar w:fldCharType="begin"/>
-      </w:r>
-      <w:r>
-        <w:instrText xml:space="preserve"> SEQ Figure \* ARABIC </w:instrText>
-      </w:r>
-      <w:r>
-        <w:fldChar w:fldCharType="separate"/>
-      </w:r>
-      <w:r>
-        <w:rPr>
-          <w:noProof/>
-        </w:rPr>
-        <w:t>55</w:t>
-      </w:r>
-      <w:r>
-        <w:fldChar w:fldCharType="end"/>
-      </w:r>
+      <w:fldSimple w:instr=" SEQ Figure \* ARABIC ">
+        <w:r>
+          <w:rPr>
+            <w:noProof/>
+          </w:rPr>
+          <w:t>55</w:t>
+        </w:r>
+      </w:fldSimple>
       <w:r>
         <w:t xml:space="preserve"> </w:t>
       </w:r>
@@ -24749,24 +24196,14 @@
       <w:r>
         <w:t xml:space="preserve">Figure </w:t>
       </w:r>
-      <w:r>
-        <w:fldChar w:fldCharType="begin"/>
-      </w:r>
-      <w:r>
-        <w:instrText xml:space="preserve"> SEQ Figure \* ARABIC </w:instrText>
-      </w:r>
-      <w:r>
-        <w:fldChar w:fldCharType="separate"/>
-      </w:r>
-      <w:r>
-        <w:rPr>
-          <w:noProof/>
-        </w:rPr>
-        <w:t>56</w:t>
-      </w:r>
-      <w:r>
-        <w:fldChar w:fldCharType="end"/>
-      </w:r>
+      <w:fldSimple w:instr=" SEQ Figure \* ARABIC ">
+        <w:r>
+          <w:rPr>
+            <w:noProof/>
+          </w:rPr>
+          <w:t>56</w:t>
+        </w:r>
+      </w:fldSimple>
       <w:r>
         <w:t xml:space="preserve"> </w:t>
       </w:r>
@@ -24877,24 +24314,14 @@
       <w:r>
         <w:t xml:space="preserve">Figure </w:t>
       </w:r>
-      <w:r>
-        <w:fldChar w:fldCharType="begin"/>
-      </w:r>
-      <w:r>
-        <w:instrText xml:space="preserve"> SEQ Figure \* ARABIC </w:instrText>
-      </w:r>
-      <w:r>
-        <w:fldChar w:fldCharType="separate"/>
-      </w:r>
-      <w:r>
-        <w:rPr>
-          <w:noProof/>
-        </w:rPr>
-        <w:t>57</w:t>
-      </w:r>
-      <w:r>
-        <w:fldChar w:fldCharType="end"/>
-      </w:r>
+      <w:fldSimple w:instr=" SEQ Figure \* ARABIC ">
+        <w:r>
+          <w:rPr>
+            <w:noProof/>
+          </w:rPr>
+          <w:t>57</w:t>
+        </w:r>
+      </w:fldSimple>
       <w:r>
         <w:t xml:space="preserve"> Departments ERD</w:t>
       </w:r>
@@ -24959,24 +24386,14 @@
       <w:r>
         <w:t xml:space="preserve">Figure </w:t>
       </w:r>
-      <w:r>
-        <w:fldChar w:fldCharType="begin"/>
-      </w:r>
-      <w:r>
-        <w:instrText xml:space="preserve"> SEQ Figure \* ARABIC </w:instrText>
-      </w:r>
-      <w:r>
-        <w:fldChar w:fldCharType="separate"/>
-      </w:r>
-      <w:r>
-        <w:rPr>
-          <w:noProof/>
-        </w:rPr>
-        <w:t>58</w:t>
-      </w:r>
-      <w:r>
-        <w:fldChar w:fldCharType="end"/>
-      </w:r>
+      <w:fldSimple w:instr=" SEQ Figure \* ARABIC ">
+        <w:r>
+          <w:rPr>
+            <w:noProof/>
+          </w:rPr>
+          <w:t>58</w:t>
+        </w:r>
+      </w:fldSimple>
       <w:r>
         <w:t xml:space="preserve"> Wards ERD</w:t>
       </w:r>
@@ -25093,24 +24510,14 @@
       <w:r>
         <w:t xml:space="preserve">Figure </w:t>
       </w:r>
-      <w:r>
-        <w:fldChar w:fldCharType="begin"/>
-      </w:r>
-      <w:r>
-        <w:instrText xml:space="preserve"> SEQ Figure \* ARABIC </w:instrText>
-      </w:r>
-      <w:r>
-        <w:fldChar w:fldCharType="separate"/>
-      </w:r>
-      <w:r>
-        <w:rPr>
-          <w:noProof/>
-        </w:rPr>
-        <w:t>59</w:t>
-      </w:r>
-      <w:r>
-        <w:fldChar w:fldCharType="end"/>
-      </w:r>
+      <w:fldSimple w:instr=" SEQ Figure \* ARABIC ">
+        <w:r>
+          <w:rPr>
+            <w:noProof/>
+          </w:rPr>
+          <w:t>59</w:t>
+        </w:r>
+      </w:fldSimple>
       <w:r>
         <w:t xml:space="preserve"> </w:t>
       </w:r>
@@ -26407,6 +25814,29 @@
         <w:spacing w:before="100" w:beforeAutospacing="1" w:after="100" w:afterAutospacing="1" w:line="240" w:lineRule="auto"/>
         <w:outlineLvl w:val="1"/>
         <w:rPr>
+          <w:rFonts w:asciiTheme="minorBidi" w:eastAsia="Times New Roman" w:hAnsiTheme="minorBidi"/>
+          <w:b/>
+          <w:bCs/>
+          <w:sz w:val="27"/>
+          <w:szCs w:val="27"/>
+        </w:rPr>
+      </w:pPr>
+      <w:r>
+        <w:rPr>
+          <w:rFonts w:asciiTheme="minorBidi" w:eastAsia="Times New Roman" w:hAnsiTheme="minorBidi"/>
+          <w:b/>
+          <w:bCs/>
+          <w:sz w:val="27"/>
+          <w:szCs w:val="27"/>
+        </w:rPr>
+        <w:t>4.4 State-Transition Diagrams (STD)</w:t>
+      </w:r>
+    </w:p>
+    <w:p>
+      <w:pPr>
+        <w:spacing w:before="100" w:beforeAutospacing="1" w:after="100" w:afterAutospacing="1" w:line="240" w:lineRule="auto"/>
+        <w:outlineLvl w:val="1"/>
+        <w:rPr>
           <w:rFonts w:ascii="Arial" w:eastAsia="Times New Roman" w:hAnsi="Arial" w:cs="Times New Roman"/>
           <w:b/>
           <w:sz w:val="24"/>
@@ -26420,15 +25850,659 @@
           <w:sz w:val="24"/>
           <w:szCs w:val="20"/>
         </w:rPr>
-        <w:t>4.4 State-Transition Diagrams (STD)</w:t>
-      </w:r>
-    </w:p>
-    <w:p>
-      <w:pPr>
-        <w:rPr>
+        <w:t>4.4.1 Authentication STD</w:t>
+      </w:r>
+    </w:p>
+    <w:p>
+      <w:pPr>
+        <w:pStyle w:val="font-claude-response-body"/>
+      </w:pPr>
+      <w:r>
+        <w:rPr>
+          <w:rStyle w:val="Strong"/>
+        </w:rPr>
+        <w:t>Description:</w:t>
+      </w:r>
+      <w:r>
+        <w:t xml:space="preserve"> This diagram shows how a user moves through authentication states from login to logout or lockout.</w:t>
+      </w:r>
+    </w:p>
+    <w:p>
+      <w:pPr>
+        <w:keepNext/>
+        <w:jc w:val="center"/>
+      </w:pPr>
+      <w:r>
+        <w:rPr>
+          <w:noProof/>
           <w:u w:val="words"/>
         </w:rPr>
-      </w:pPr>
+        <w:lastRenderedPageBreak/>
+        <w:drawing>
+          <wp:inline distT="0" distB="0" distL="0" distR="0" wp14:anchorId="22C86B11" wp14:editId="030E31AA">
+            <wp:extent cx="1447800" cy="3223260"/>
+            <wp:effectExtent l="0" t="0" r="0" b="0"/>
+            <wp:docPr id="358701693" name="Picture 6"/>
+            <wp:cNvGraphicFramePr>
+              <a:graphicFrameLocks xmlns:a="http://schemas.openxmlformats.org/drawingml/2006/main" noChangeAspect="1"/>
+            </wp:cNvGraphicFramePr>
+            <a:graphic xmlns:a="http://schemas.openxmlformats.org/drawingml/2006/main">
+              <a:graphicData uri="http://schemas.openxmlformats.org/drawingml/2006/picture">
+                <pic:pic xmlns:pic="http://schemas.openxmlformats.org/drawingml/2006/picture">
+                  <pic:nvPicPr>
+                    <pic:cNvPr id="0" name="Picture 2"/>
+                    <pic:cNvPicPr>
+                      <a:picLocks noChangeAspect="1" noChangeArrowheads="1"/>
+                    </pic:cNvPicPr>
+                  </pic:nvPicPr>
+                  <pic:blipFill rotWithShape="1">
+                    <a:blip r:embed="rId70">
+                      <a:extLst>
+                        <a:ext uri="{28A0092B-C50C-407E-A947-70E740481C1C}">
+                          <a14:useLocalDpi xmlns:a14="http://schemas.microsoft.com/office/drawing/2010/main" val="0"/>
+                        </a:ext>
+                      </a:extLst>
+                    </a:blip>
+                    <a:srcRect t="2828" r="24000" b="22438"/>
+                    <a:stretch>
+                      <a:fillRect/>
+                    </a:stretch>
+                  </pic:blipFill>
+                  <pic:spPr bwMode="auto">
+                    <a:xfrm>
+                      <a:off x="0" y="0"/>
+                      <a:ext cx="1447800" cy="3223260"/>
+                    </a:xfrm>
+                    <a:prstGeom prst="rect">
+                      <a:avLst/>
+                    </a:prstGeom>
+                    <a:noFill/>
+                    <a:ln>
+                      <a:noFill/>
+                    </a:ln>
+                    <a:extLst>
+                      <a:ext uri="{53640926-AAD7-44D8-BBD7-CCE9431645EC}">
+                        <a14:shadowObscured xmlns:a14="http://schemas.microsoft.com/office/drawing/2010/main"/>
+                      </a:ext>
+                    </a:extLst>
+                  </pic:spPr>
+                </pic:pic>
+              </a:graphicData>
+            </a:graphic>
+          </wp:inline>
+        </w:drawing>
+      </w:r>
+    </w:p>
+    <w:p>
+      <w:pPr>
+        <w:pStyle w:val="Caption"/>
+        <w:jc w:val="center"/>
+      </w:pPr>
+      <w:r>
+        <w:t xml:space="preserve">Figure </w:t>
+      </w:r>
+      <w:fldSimple w:instr=" SEQ Figure \* ARABIC ">
+        <w:r>
+          <w:rPr>
+            <w:noProof/>
+          </w:rPr>
+          <w:t>60</w:t>
+        </w:r>
+      </w:fldSimple>
+      <w:r>
+        <w:t xml:space="preserve"> </w:t>
+      </w:r>
+      <w:r>
+        <w:t>Authentication STD</w:t>
+      </w:r>
+    </w:p>
+    <w:p>
+      <w:pPr>
+        <w:spacing w:before="100" w:beforeAutospacing="1" w:after="100" w:afterAutospacing="1" w:line="240" w:lineRule="auto"/>
+        <w:outlineLvl w:val="1"/>
+        <w:rPr>
+          <w:rFonts w:ascii="Arial" w:eastAsia="Times New Roman" w:hAnsi="Arial" w:cs="Times New Roman"/>
+          <w:b/>
+          <w:sz w:val="24"/>
+          <w:szCs w:val="20"/>
+        </w:rPr>
+      </w:pPr>
+      <w:r>
+        <w:rPr>
+          <w:rFonts w:ascii="Arial" w:eastAsia="Times New Roman" w:hAnsi="Arial" w:cs="Times New Roman"/>
+          <w:b/>
+          <w:sz w:val="24"/>
+          <w:szCs w:val="20"/>
+        </w:rPr>
+        <w:t>4.4.2 Appointment STD</w:t>
+      </w:r>
+    </w:p>
+    <w:p>
+      <w:pPr>
+        <w:spacing w:before="100" w:beforeAutospacing="1" w:after="100" w:afterAutospacing="1" w:line="240" w:lineRule="auto"/>
+        <w:rPr>
+          <w:rFonts w:ascii="Times New Roman" w:eastAsia="Times New Roman" w:hAnsi="Times New Roman" w:cs="Times New Roman"/>
+          <w:sz w:val="24"/>
+          <w:szCs w:val="24"/>
+        </w:rPr>
+      </w:pPr>
+      <w:r>
+        <w:rPr>
+          <w:rFonts w:ascii="Times New Roman" w:eastAsia="Times New Roman" w:hAnsi="Times New Roman" w:cs="Times New Roman"/>
+          <w:b/>
+          <w:bCs/>
+          <w:sz w:val="24"/>
+          <w:szCs w:val="24"/>
+        </w:rPr>
+        <w:t>Description:</w:t>
+      </w:r>
+      <w:r>
+        <w:rPr>
+          <w:rFonts w:ascii="Times New Roman" w:eastAsia="Times New Roman" w:hAnsi="Times New Roman" w:cs="Times New Roman"/>
+          <w:sz w:val="24"/>
+          <w:szCs w:val="24"/>
+        </w:rPr>
+        <w:t xml:space="preserve"> This diagram shows how an appointment moves from booking through to completion, cancellation, or no-show.</w:t>
+      </w:r>
+    </w:p>
+    <w:p>
+      <w:pPr>
+        <w:keepNext/>
+        <w:jc w:val="center"/>
+      </w:pPr>
+      <w:r>
+        <w:rPr>
+          <w:noProof/>
+        </w:rPr>
+        <w:lastRenderedPageBreak/>
+        <w:drawing>
+          <wp:inline distT="0" distB="0" distL="0" distR="0" wp14:anchorId="62818C72" wp14:editId="77A81F0C">
+            <wp:extent cx="1363980" cy="3177540"/>
+            <wp:effectExtent l="0" t="0" r="0" b="3810"/>
+            <wp:docPr id="210240001" name="Picture 7"/>
+            <wp:cNvGraphicFramePr>
+              <a:graphicFrameLocks xmlns:a="http://schemas.openxmlformats.org/drawingml/2006/main" noChangeAspect="1"/>
+            </wp:cNvGraphicFramePr>
+            <a:graphic xmlns:a="http://schemas.openxmlformats.org/drawingml/2006/main">
+              <a:graphicData uri="http://schemas.openxmlformats.org/drawingml/2006/picture">
+                <pic:pic xmlns:pic="http://schemas.openxmlformats.org/drawingml/2006/picture">
+                  <pic:nvPicPr>
+                    <pic:cNvPr id="0" name="Picture 3"/>
+                    <pic:cNvPicPr>
+                      <a:picLocks noChangeAspect="1" noChangeArrowheads="1"/>
+                    </pic:cNvPicPr>
+                  </pic:nvPicPr>
+                  <pic:blipFill rotWithShape="1">
+                    <a:blip r:embed="rId71">
+                      <a:extLst>
+                        <a:ext uri="{28A0092B-C50C-407E-A947-70E740481C1C}">
+                          <a14:useLocalDpi xmlns:a14="http://schemas.microsoft.com/office/drawing/2010/main" val="0"/>
+                        </a:ext>
+                      </a:extLst>
+                    </a:blip>
+                    <a:srcRect t="2158" r="21834" b="22842"/>
+                    <a:stretch>
+                      <a:fillRect/>
+                    </a:stretch>
+                  </pic:blipFill>
+                  <pic:spPr bwMode="auto">
+                    <a:xfrm>
+                      <a:off x="0" y="0"/>
+                      <a:ext cx="1363980" cy="3177540"/>
+                    </a:xfrm>
+                    <a:prstGeom prst="rect">
+                      <a:avLst/>
+                    </a:prstGeom>
+                    <a:noFill/>
+                    <a:ln>
+                      <a:noFill/>
+                    </a:ln>
+                    <a:extLst>
+                      <a:ext uri="{53640926-AAD7-44D8-BBD7-CCE9431645EC}">
+                        <a14:shadowObscured xmlns:a14="http://schemas.microsoft.com/office/drawing/2010/main"/>
+                      </a:ext>
+                    </a:extLst>
+                  </pic:spPr>
+                </pic:pic>
+              </a:graphicData>
+            </a:graphic>
+          </wp:inline>
+        </w:drawing>
+      </w:r>
+    </w:p>
+    <w:p>
+      <w:pPr>
+        <w:pStyle w:val="Caption"/>
+        <w:jc w:val="center"/>
+      </w:pPr>
+      <w:r>
+        <w:t xml:space="preserve">Figure </w:t>
+      </w:r>
+      <w:fldSimple w:instr=" SEQ Figure \* ARABIC ">
+        <w:r>
+          <w:rPr>
+            <w:noProof/>
+          </w:rPr>
+          <w:t>61</w:t>
+        </w:r>
+      </w:fldSimple>
+      <w:r>
+        <w:t xml:space="preserve"> </w:t>
+      </w:r>
+      <w:r>
+        <w:t>Appointment STD</w:t>
+      </w:r>
+    </w:p>
+    <w:p>
+      <w:pPr>
+        <w:spacing w:before="100" w:beforeAutospacing="1" w:after="100" w:afterAutospacing="1" w:line="240" w:lineRule="auto"/>
+        <w:outlineLvl w:val="1"/>
+        <w:rPr>
+          <w:rFonts w:ascii="Arial" w:eastAsia="Times New Roman" w:hAnsi="Arial" w:cs="Times New Roman"/>
+          <w:b/>
+          <w:sz w:val="24"/>
+          <w:szCs w:val="20"/>
+        </w:rPr>
+      </w:pPr>
+      <w:r>
+        <w:rPr>
+          <w:rFonts w:ascii="Arial" w:eastAsia="Times New Roman" w:hAnsi="Arial" w:cs="Times New Roman"/>
+          <w:b/>
+          <w:sz w:val="24"/>
+          <w:szCs w:val="20"/>
+        </w:rPr>
+        <w:t>4.4.3 Medical Record STD</w:t>
+      </w:r>
+    </w:p>
+    <w:p>
+      <w:pPr>
+        <w:spacing w:before="100" w:beforeAutospacing="1" w:after="100" w:afterAutospacing="1" w:line="240" w:lineRule="auto"/>
+        <w:rPr>
+          <w:rFonts w:ascii="Times New Roman" w:eastAsia="Times New Roman" w:hAnsi="Times New Roman" w:cs="Times New Roman"/>
+          <w:sz w:val="24"/>
+          <w:szCs w:val="24"/>
+        </w:rPr>
+      </w:pPr>
+      <w:r>
+        <w:rPr>
+          <w:rFonts w:ascii="Times New Roman" w:eastAsia="Times New Roman" w:hAnsi="Times New Roman" w:cs="Times New Roman"/>
+          <w:b/>
+          <w:bCs/>
+          <w:sz w:val="24"/>
+          <w:szCs w:val="24"/>
+        </w:rPr>
+        <w:t>Description:</w:t>
+      </w:r>
+      <w:r>
+        <w:rPr>
+          <w:rFonts w:ascii="Times New Roman" w:eastAsia="Times New Roman" w:hAnsi="Times New Roman" w:cs="Times New Roman"/>
+          <w:sz w:val="24"/>
+          <w:szCs w:val="24"/>
+        </w:rPr>
+        <w:t xml:space="preserve"> This diagram shows how a medical record moves from creation through finalization to archiving.</w:t>
+      </w:r>
+    </w:p>
+    <w:p>
+      <w:pPr>
+        <w:keepNext/>
+        <w:jc w:val="center"/>
+      </w:pPr>
+      <w:r>
+        <w:rPr>
+          <w:noProof/>
+        </w:rPr>
+        <w:lastRenderedPageBreak/>
+        <w:drawing>
+          <wp:inline distT="0" distB="0" distL="0" distR="0" wp14:anchorId="7805EC54" wp14:editId="0121260F">
+            <wp:extent cx="1661160" cy="3055620"/>
+            <wp:effectExtent l="0" t="0" r="0" b="0"/>
+            <wp:docPr id="1381726754" name="Picture 8"/>
+            <wp:cNvGraphicFramePr>
+              <a:graphicFrameLocks xmlns:a="http://schemas.openxmlformats.org/drawingml/2006/main" noChangeAspect="1"/>
+            </wp:cNvGraphicFramePr>
+            <a:graphic xmlns:a="http://schemas.openxmlformats.org/drawingml/2006/main">
+              <a:graphicData uri="http://schemas.openxmlformats.org/drawingml/2006/picture">
+                <pic:pic xmlns:pic="http://schemas.openxmlformats.org/drawingml/2006/picture">
+                  <pic:nvPicPr>
+                    <pic:cNvPr id="0" name="Picture 4"/>
+                    <pic:cNvPicPr>
+                      <a:picLocks noChangeAspect="1" noChangeArrowheads="1"/>
+                    </pic:cNvPicPr>
+                  </pic:nvPicPr>
+                  <pic:blipFill rotWithShape="1">
+                    <a:blip r:embed="rId72">
+                      <a:extLst>
+                        <a:ext uri="{28A0092B-C50C-407E-A947-70E740481C1C}">
+                          <a14:useLocalDpi xmlns:a14="http://schemas.microsoft.com/office/drawing/2010/main" val="0"/>
+                        </a:ext>
+                      </a:extLst>
+                    </a:blip>
+                    <a:srcRect t="2956" r="22143" b="22921"/>
+                    <a:stretch>
+                      <a:fillRect/>
+                    </a:stretch>
+                  </pic:blipFill>
+                  <pic:spPr bwMode="auto">
+                    <a:xfrm>
+                      <a:off x="0" y="0"/>
+                      <a:ext cx="1661160" cy="3055620"/>
+                    </a:xfrm>
+                    <a:prstGeom prst="rect">
+                      <a:avLst/>
+                    </a:prstGeom>
+                    <a:noFill/>
+                    <a:ln>
+                      <a:noFill/>
+                    </a:ln>
+                    <a:extLst>
+                      <a:ext uri="{53640926-AAD7-44D8-BBD7-CCE9431645EC}">
+                        <a14:shadowObscured xmlns:a14="http://schemas.microsoft.com/office/drawing/2010/main"/>
+                      </a:ext>
+                    </a:extLst>
+                  </pic:spPr>
+                </pic:pic>
+              </a:graphicData>
+            </a:graphic>
+          </wp:inline>
+        </w:drawing>
+      </w:r>
+    </w:p>
+    <w:p>
+      <w:pPr>
+        <w:pStyle w:val="Caption"/>
+        <w:jc w:val="center"/>
+      </w:pPr>
+      <w:r>
+        <w:t xml:space="preserve">Figure </w:t>
+      </w:r>
+      <w:fldSimple w:instr=" SEQ Figure \* ARABIC ">
+        <w:r>
+          <w:rPr>
+            <w:noProof/>
+          </w:rPr>
+          <w:t>62</w:t>
+        </w:r>
+      </w:fldSimple>
+      <w:r>
+        <w:t xml:space="preserve"> </w:t>
+      </w:r>
+      <w:r>
+        <w:t>Medical Record STD</w:t>
+      </w:r>
+    </w:p>
+    <w:p>
+      <w:pPr>
+        <w:spacing w:before="100" w:beforeAutospacing="1" w:after="100" w:afterAutospacing="1" w:line="240" w:lineRule="auto"/>
+        <w:outlineLvl w:val="1"/>
+        <w:rPr>
+          <w:rFonts w:ascii="Arial" w:eastAsia="Times New Roman" w:hAnsi="Arial" w:cs="Times New Roman"/>
+          <w:b/>
+          <w:sz w:val="24"/>
+          <w:szCs w:val="20"/>
+        </w:rPr>
+      </w:pPr>
+      <w:r>
+        <w:rPr>
+          <w:rFonts w:ascii="Arial" w:eastAsia="Times New Roman" w:hAnsi="Arial" w:cs="Times New Roman"/>
+          <w:b/>
+          <w:sz w:val="24"/>
+          <w:szCs w:val="20"/>
+        </w:rPr>
+        <w:t>4.4.4 Lab Test STD</w:t>
+      </w:r>
+    </w:p>
+    <w:p>
+      <w:pPr>
+        <w:spacing w:before="100" w:beforeAutospacing="1" w:after="100" w:afterAutospacing="1" w:line="240" w:lineRule="auto"/>
+        <w:rPr>
+          <w:rFonts w:ascii="Times New Roman" w:eastAsia="Times New Roman" w:hAnsi="Times New Roman" w:cs="Times New Roman"/>
+          <w:sz w:val="24"/>
+          <w:szCs w:val="24"/>
+        </w:rPr>
+      </w:pPr>
+      <w:r>
+        <w:rPr>
+          <w:rFonts w:ascii="Times New Roman" w:eastAsia="Times New Roman" w:hAnsi="Times New Roman" w:cs="Times New Roman"/>
+          <w:b/>
+          <w:bCs/>
+          <w:sz w:val="24"/>
+          <w:szCs w:val="24"/>
+        </w:rPr>
+        <w:t>Description:</w:t>
+      </w:r>
+      <w:r>
+        <w:rPr>
+          <w:rFonts w:ascii="Times New Roman" w:eastAsia="Times New Roman" w:hAnsi="Times New Roman" w:cs="Times New Roman"/>
+          <w:sz w:val="24"/>
+          <w:szCs w:val="24"/>
+        </w:rPr>
+        <w:t xml:space="preserve"> This diagram shows how a lab test progresses from being ordered by a doctor to being viewed by the patient.</w:t>
+      </w:r>
+    </w:p>
+    <w:p>
+      <w:pPr>
+        <w:keepNext/>
+        <w:jc w:val="center"/>
+      </w:pPr>
+      <w:r>
+        <w:rPr>
+          <w:noProof/>
+        </w:rPr>
+        <w:lastRenderedPageBreak/>
+        <w:drawing>
+          <wp:inline distT="0" distB="0" distL="0" distR="0" wp14:anchorId="06170847" wp14:editId="1E350F3F">
+            <wp:extent cx="1470660" cy="3672840"/>
+            <wp:effectExtent l="0" t="0" r="0" b="3810"/>
+            <wp:docPr id="25772018" name="Picture 9"/>
+            <wp:cNvGraphicFramePr>
+              <a:graphicFrameLocks xmlns:a="http://schemas.openxmlformats.org/drawingml/2006/main" noChangeAspect="1"/>
+            </wp:cNvGraphicFramePr>
+            <a:graphic xmlns:a="http://schemas.openxmlformats.org/drawingml/2006/main">
+              <a:graphicData uri="http://schemas.openxmlformats.org/drawingml/2006/picture">
+                <pic:pic xmlns:pic="http://schemas.openxmlformats.org/drawingml/2006/picture">
+                  <pic:nvPicPr>
+                    <pic:cNvPr id="0" name="Picture 5"/>
+                    <pic:cNvPicPr>
+                      <a:picLocks noChangeAspect="1" noChangeArrowheads="1"/>
+                    </pic:cNvPicPr>
+                  </pic:nvPicPr>
+                  <pic:blipFill rotWithShape="1">
+                    <a:blip r:embed="rId73">
+                      <a:extLst>
+                        <a:ext uri="{28A0092B-C50C-407E-A947-70E740481C1C}">
+                          <a14:useLocalDpi xmlns:a14="http://schemas.microsoft.com/office/drawing/2010/main" val="0"/>
+                        </a:ext>
+                      </a:extLst>
+                    </a:blip>
+                    <a:srcRect t="2323" r="22490" b="23064"/>
+                    <a:stretch>
+                      <a:fillRect/>
+                    </a:stretch>
+                  </pic:blipFill>
+                  <pic:spPr bwMode="auto">
+                    <a:xfrm>
+                      <a:off x="0" y="0"/>
+                      <a:ext cx="1470660" cy="3672840"/>
+                    </a:xfrm>
+                    <a:prstGeom prst="rect">
+                      <a:avLst/>
+                    </a:prstGeom>
+                    <a:noFill/>
+                    <a:ln>
+                      <a:noFill/>
+                    </a:ln>
+                    <a:extLst>
+                      <a:ext uri="{53640926-AAD7-44D8-BBD7-CCE9431645EC}">
+                        <a14:shadowObscured xmlns:a14="http://schemas.microsoft.com/office/drawing/2010/main"/>
+                      </a:ext>
+                    </a:extLst>
+                  </pic:spPr>
+                </pic:pic>
+              </a:graphicData>
+            </a:graphic>
+          </wp:inline>
+        </w:drawing>
+      </w:r>
+    </w:p>
+    <w:p>
+      <w:pPr>
+        <w:pStyle w:val="Caption"/>
+        <w:jc w:val="center"/>
+      </w:pPr>
+      <w:r>
+        <w:t xml:space="preserve">Figure </w:t>
+      </w:r>
+      <w:fldSimple w:instr=" SEQ Figure \* ARABIC ">
+        <w:r>
+          <w:rPr>
+            <w:noProof/>
+          </w:rPr>
+          <w:t>63</w:t>
+        </w:r>
+      </w:fldSimple>
+      <w:r>
+        <w:t xml:space="preserve"> </w:t>
+      </w:r>
+      <w:r>
+        <w:t>Lab Test STD</w:t>
+      </w:r>
+    </w:p>
+    <w:p>
+      <w:pPr>
+        <w:spacing w:before="100" w:beforeAutospacing="1" w:after="100" w:afterAutospacing="1" w:line="240" w:lineRule="auto"/>
+        <w:outlineLvl w:val="1"/>
+        <w:rPr>
+          <w:rFonts w:ascii="Arial" w:eastAsia="Times New Roman" w:hAnsi="Arial" w:cs="Times New Roman"/>
+          <w:b/>
+          <w:sz w:val="24"/>
+          <w:szCs w:val="20"/>
+        </w:rPr>
+      </w:pPr>
+      <w:r>
+        <w:rPr>
+          <w:rFonts w:ascii="Arial" w:eastAsia="Times New Roman" w:hAnsi="Arial" w:cs="Times New Roman"/>
+          <w:b/>
+          <w:sz w:val="24"/>
+          <w:szCs w:val="20"/>
+        </w:rPr>
+        <w:t>4.4.5 Invoice STD</w:t>
+      </w:r>
+    </w:p>
+    <w:p>
+      <w:pPr>
+        <w:spacing w:before="100" w:beforeAutospacing="1" w:after="100" w:afterAutospacing="1" w:line="240" w:lineRule="auto"/>
+        <w:rPr>
+          <w:rFonts w:ascii="Times New Roman" w:eastAsia="Times New Roman" w:hAnsi="Times New Roman" w:cs="Times New Roman"/>
+          <w:sz w:val="24"/>
+          <w:szCs w:val="24"/>
+        </w:rPr>
+      </w:pPr>
+      <w:r>
+        <w:rPr>
+          <w:rFonts w:ascii="Times New Roman" w:eastAsia="Times New Roman" w:hAnsi="Times New Roman" w:cs="Times New Roman"/>
+          <w:b/>
+          <w:bCs/>
+          <w:sz w:val="24"/>
+          <w:szCs w:val="24"/>
+        </w:rPr>
+        <w:t>Description:</w:t>
+      </w:r>
+      <w:r>
+        <w:rPr>
+          <w:rFonts w:ascii="Times New Roman" w:eastAsia="Times New Roman" w:hAnsi="Times New Roman" w:cs="Times New Roman"/>
+          <w:sz w:val="24"/>
+          <w:szCs w:val="24"/>
+        </w:rPr>
+        <w:t xml:space="preserve"> This diagram shows how an invoice moves from draft through payment or dispute to closure.</w:t>
+      </w:r>
+    </w:p>
+    <w:p>
+      <w:pPr>
+        <w:keepNext/>
+        <w:jc w:val="center"/>
+      </w:pPr>
+      <w:r>
+        <w:rPr>
+          <w:noProof/>
+        </w:rPr>
+        <w:lastRenderedPageBreak/>
+        <w:drawing>
+          <wp:inline distT="0" distB="0" distL="0" distR="0" wp14:anchorId="565EC373" wp14:editId="3F029345">
+            <wp:extent cx="1554480" cy="3474720"/>
+            <wp:effectExtent l="0" t="0" r="0" b="0"/>
+            <wp:docPr id="118177382" name="Picture 10"/>
+            <wp:cNvGraphicFramePr>
+              <a:graphicFrameLocks xmlns:a="http://schemas.openxmlformats.org/drawingml/2006/main" noChangeAspect="1"/>
+            </wp:cNvGraphicFramePr>
+            <a:graphic xmlns:a="http://schemas.openxmlformats.org/drawingml/2006/main">
+              <a:graphicData uri="http://schemas.openxmlformats.org/drawingml/2006/picture">
+                <pic:pic xmlns:pic="http://schemas.openxmlformats.org/drawingml/2006/picture">
+                  <pic:nvPicPr>
+                    <pic:cNvPr id="0" name="Picture 6"/>
+                    <pic:cNvPicPr>
+                      <a:picLocks noChangeAspect="1" noChangeArrowheads="1"/>
+                    </pic:cNvPicPr>
+                  </pic:nvPicPr>
+                  <pic:blipFill rotWithShape="1">
+                    <a:blip r:embed="rId74">
+                      <a:extLst>
+                        <a:ext uri="{28A0092B-C50C-407E-A947-70E740481C1C}">
+                          <a14:useLocalDpi xmlns:a14="http://schemas.microsoft.com/office/drawing/2010/main" val="0"/>
+                        </a:ext>
+                      </a:extLst>
+                    </a:blip>
+                    <a:srcRect t="1964" r="19368" b="23405"/>
+                    <a:stretch>
+                      <a:fillRect/>
+                    </a:stretch>
+                  </pic:blipFill>
+                  <pic:spPr bwMode="auto">
+                    <a:xfrm>
+                      <a:off x="0" y="0"/>
+                      <a:ext cx="1554480" cy="3474720"/>
+                    </a:xfrm>
+                    <a:prstGeom prst="rect">
+                      <a:avLst/>
+                    </a:prstGeom>
+                    <a:noFill/>
+                    <a:ln>
+                      <a:noFill/>
+                    </a:ln>
+                    <a:extLst>
+                      <a:ext uri="{53640926-AAD7-44D8-BBD7-CCE9431645EC}">
+                        <a14:shadowObscured xmlns:a14="http://schemas.microsoft.com/office/drawing/2010/main"/>
+                      </a:ext>
+                    </a:extLst>
+                  </pic:spPr>
+                </pic:pic>
+              </a:graphicData>
+            </a:graphic>
+          </wp:inline>
+        </w:drawing>
+      </w:r>
+    </w:p>
+    <w:p>
+      <w:pPr>
+        <w:pStyle w:val="Caption"/>
+        <w:jc w:val="center"/>
+      </w:pPr>
+      <w:r>
+        <w:t xml:space="preserve">Figure </w:t>
+      </w:r>
+      <w:fldSimple w:instr=" SEQ Figure \* ARABIC ">
+        <w:r>
+          <w:rPr>
+            <w:noProof/>
+          </w:rPr>
+          <w:t>64</w:t>
+        </w:r>
+      </w:fldSimple>
+      <w:r>
+        <w:t xml:space="preserve"> </w:t>
+      </w:r>
+      <w:r>
+        <w:t>Invoice STD</w:t>
+      </w:r>
     </w:p>
     <w:p>
       <w:pPr>
@@ -26485,19 +26559,7 @@
         <w:rPr>
           <w:rStyle w:val="Strong"/>
         </w:rPr>
-        <w:t xml:space="preserve">Topic 1 </w:t>
-      </w:r>
-      <w:r>
-        <w:rPr>
-          <w:rStyle w:val="Strong"/>
-        </w:rPr>
-        <w:t>-</w:t>
-      </w:r>
-      <w:r>
-        <w:rPr>
-          <w:rStyle w:val="Strong"/>
-        </w:rPr>
-        <w:t xml:space="preserve"> Existing Hospital Management Systems</w:t>
+        <w:t>Topic 1 - Existing Hospital Management Systems</w:t>
       </w:r>
       <w:r>
         <w:t xml:space="preserve"> A review of existing HMS solutions such as OpenMRS, Meditech, and Epic revealed common functional gaps including poor usability for non-technical staff, lack of integrated billing with clinical records, and limited patient-facing portals. HMS is designed to address these gaps with a unified and role-specific interface.</w:t>
@@ -26512,19 +26574,7 @@
         <w:rPr>
           <w:rStyle w:val="Strong"/>
         </w:rPr>
-        <w:t xml:space="preserve">Topic 2 </w:t>
-      </w:r>
-      <w:r>
-        <w:rPr>
-          <w:rStyle w:val="Strong"/>
-        </w:rPr>
-        <w:t xml:space="preserve">- </w:t>
-      </w:r>
-      <w:r>
-        <w:rPr>
-          <w:rStyle w:val="Strong"/>
-        </w:rPr>
-        <w:t>Healthcare Data Privacy Regulations</w:t>
+        <w:t>Topic 2 - Healthcare Data Privacy Regulations</w:t>
       </w:r>
       <w:r>
         <w:t xml:space="preserve"> Patient data in digital systems is governed by strict privacy regulations. Depending on the region of deployment, the system must comply with laws such as GDPR in Europe or HIPAA in the United States. These regulations mandate encrypted storage, access control, audit logs, and the right of patients to request data deletion.</w:t>
@@ -26539,26 +26589,10 @@
         <w:rPr>
           <w:rStyle w:val="Strong"/>
         </w:rPr>
-        <w:t xml:space="preserve">Topic 3 </w:t>
-      </w:r>
-      <w:r>
-        <w:rPr>
-          <w:rStyle w:val="Strong"/>
-        </w:rPr>
-        <w:t>-</w:t>
-      </w:r>
-      <w:r>
-        <w:rPr>
-          <w:rStyle w:val="Strong"/>
-        </w:rPr>
-        <w:t xml:space="preserve"> Electronic Medical Record Design Best Practices</w:t>
-      </w:r>
-      <w:r>
-        <w:t xml:space="preserve"> Research into EMR design highlights the importance of structured data entry, chronological record display, and fast </w:t>
-      </w:r>
-      <w:r>
-        <w:lastRenderedPageBreak/>
-        <w:t>retrieval. Records must be immutable once finalized to maintain clinical integrity, with only authorized amendments permitted through a tracked update mechanism.</w:t>
+        <w:t>Topic 3 - Electronic Medical Record Design Best Practices</w:t>
+      </w:r>
+      <w:r>
+        <w:t xml:space="preserve"> Research into EMR design highlights the importance of structured data entry, chronological record display, and fast retrieval. Records must be immutable once finalized to maintain clinical integrity, with only authorized amendments permitted through a tracked update mechanism.</w:t>
       </w:r>
     </w:p>
     <w:p>
@@ -26570,19 +26604,8 @@
         <w:rPr>
           <w:rStyle w:val="Strong"/>
         </w:rPr>
-        <w:t xml:space="preserve">Topic 4 </w:t>
-      </w:r>
-      <w:r>
-        <w:rPr>
-          <w:rStyle w:val="Strong"/>
-        </w:rPr>
-        <w:t>-</w:t>
-      </w:r>
-      <w:r>
-        <w:rPr>
-          <w:rStyle w:val="Strong"/>
-        </w:rPr>
-        <w:t xml:space="preserve"> Relational Database Design for Healthcare</w:t>
+        <w:lastRenderedPageBreak/>
+        <w:t>Topic 4 - Relational Database Design for Healthcare</w:t>
       </w:r>
       <w:r>
         <w:t xml:space="preserve"> Healthcare databases require careful normalization to avoid redundancy while maintaining fast query performance. Key design patterns include separating user identity from role-specific data, using foreign keys to maintain referential integrity, and indexing frequently queried fields such as patientID and appointmentDate.</w:t>
@@ -26911,7 +26934,6 @@
         <w:rPr>
           <w:rStyle w:val="Strong"/>
         </w:rPr>
-        <w:lastRenderedPageBreak/>
         <w:t>Appointments Table</w:t>
       </w:r>
     </w:p>
@@ -26924,6 +26946,7 @@
         </w:numPr>
       </w:pPr>
       <w:r>
+        <w:lastRenderedPageBreak/>
         <w:t>appointmentID: UUID, Primary Key</w:t>
       </w:r>
     </w:p>
@@ -27328,7 +27351,6 @@
         </w:numPr>
       </w:pPr>
       <w:r>
-        <w:lastRenderedPageBreak/>
         <w:t>invoiceID: UUID, Primary Key</w:t>
       </w:r>
     </w:p>
@@ -27353,6 +27375,7 @@
         </w:numPr>
       </w:pPr>
       <w:r>
+        <w:lastRenderedPageBreak/>
         <w:t>consultationFee: DECIMAL(10,2)</w:t>
       </w:r>
     </w:p>
@@ -27602,7 +27625,7 @@
       </w:pPr>
     </w:p>
     <w:sectPr>
-      <w:footerReference w:type="default" r:id="rId70"/>
+      <w:footerReference w:type="default" r:id="rId75"/>
       <w:pgSz w:w="12240" w:h="15840"/>
       <w:pgMar w:top="1440" w:right="1440" w:bottom="1440" w:left="1440" w:header="720" w:footer="720" w:gutter="0"/>
       <w:pgNumType w:start="1"/>

--- a/adil/#48 SRS Hospital System Adil Arshad.docx
+++ b/adil/#48 SRS Hospital System Adil Arshad.docx
@@ -9318,10 +9318,10 @@
           <w:noProof/>
         </w:rPr>
         <w:drawing>
-          <wp:inline distT="0" distB="0" distL="0" distR="0" wp14:anchorId="48B1C5D5" wp14:editId="5D045542">
-            <wp:extent cx="2072640" cy="1021080"/>
-            <wp:effectExtent l="0" t="0" r="3810" b="7620"/>
-            <wp:docPr id="67968770" name="Picture 31"/>
+          <wp:inline distT="0" distB="0" distL="0" distR="0" wp14:anchorId="0FD264A0" wp14:editId="0794A420">
+            <wp:extent cx="2849880" cy="1562100"/>
+            <wp:effectExtent l="0" t="0" r="0" b="0"/>
+            <wp:docPr id="1383994923" name="Picture 7"/>
             <wp:cNvGraphicFramePr>
               <a:graphicFrameLocks xmlns:a="http://schemas.openxmlformats.org/drawingml/2006/main" noChangeAspect="1"/>
             </wp:cNvGraphicFramePr>
@@ -9329,12 +9329,12 @@
               <a:graphicData uri="http://schemas.openxmlformats.org/drawingml/2006/picture">
                 <pic:pic xmlns:pic="http://schemas.openxmlformats.org/drawingml/2006/picture">
                   <pic:nvPicPr>
-                    <pic:cNvPr id="0" name="Picture 57"/>
+                    <pic:cNvPr id="0" name="Picture 3"/>
                     <pic:cNvPicPr>
                       <a:picLocks noChangeAspect="1" noChangeArrowheads="1"/>
                     </pic:cNvPicPr>
                   </pic:nvPicPr>
-                  <pic:blipFill rotWithShape="1">
+                  <pic:blipFill>
                     <a:blip r:embed="rId11">
                       <a:extLst>
                         <a:ext uri="{28A0092B-C50C-407E-A947-70E740481C1C}">
@@ -9342,7 +9342,7 @@
                         </a:ext>
                       </a:extLst>
                     </a:blip>
-                    <a:srcRect l="3958" t="6829" r="24275" b="27805"/>
+                    <a:srcRect/>
                     <a:stretch>
                       <a:fillRect/>
                     </a:stretch>
@@ -9350,7 +9350,441 @@
                   <pic:spPr bwMode="auto">
                     <a:xfrm>
                       <a:off x="0" y="0"/>
-                      <a:ext cx="2072640" cy="1021080"/>
+                      <a:ext cx="2849880" cy="1562100"/>
+                    </a:xfrm>
+                    <a:prstGeom prst="rect">
+                      <a:avLst/>
+                    </a:prstGeom>
+                    <a:noFill/>
+                    <a:ln>
+                      <a:noFill/>
+                    </a:ln>
+                  </pic:spPr>
+                </pic:pic>
+              </a:graphicData>
+            </a:graphic>
+          </wp:inline>
+        </w:drawing>
+      </w:r>
+    </w:p>
+    <w:p>
+      <w:pPr>
+        <w:pStyle w:val="Caption"/>
+        <w:jc w:val="center"/>
+      </w:pPr>
+      <w:r>
+        <w:t xml:space="preserve">Figure </w:t>
+      </w:r>
+      <w:fldSimple w:instr=" SEQ Figure \* ARABIC ">
+        <w:r>
+          <w:rPr>
+            <w:noProof/>
+          </w:rPr>
+          <w:t>1</w:t>
+        </w:r>
+      </w:fldSimple>
+      <w:r>
+        <w:t xml:space="preserve"> </w:t>
+      </w:r>
+      <w:r>
+        <w:t>User Registration</w:t>
+      </w:r>
+      <w:r>
+        <w:t xml:space="preserve"> Use Case Diagram</w:t>
+      </w:r>
+    </w:p>
+    <w:p>
+      <w:pPr>
+        <w:pStyle w:val="NormalWeb"/>
+      </w:pPr>
+      <w:r>
+        <w:rPr>
+          <w:b/>
+          <w:bCs/>
+        </w:rPr>
+        <w:t>UC-102: Login and Logout</w:t>
+      </w:r>
+      <w:r>
+        <w:br/>
+      </w:r>
+    </w:p>
+    <w:tbl>
+      <w:tblPr>
+        <w:tblStyle w:val="TableGrid"/>
+        <w:tblW w:w="0" w:type="auto"/>
+        <w:tblLook w:val="04A0" w:firstRow="1" w:lastRow="0" w:firstColumn="1" w:lastColumn="0" w:noHBand="0" w:noVBand="1"/>
+      </w:tblPr>
+      <w:tblGrid>
+        <w:gridCol w:w="4675"/>
+        <w:gridCol w:w="4675"/>
+      </w:tblGrid>
+      <w:tr>
+        <w:tc>
+          <w:tcPr>
+            <w:tcW w:w="4675" w:type="dxa"/>
+            <w:vAlign w:val="center"/>
+          </w:tcPr>
+          <w:p>
+            <w:pPr>
+              <w:pStyle w:val="NormalWeb"/>
+            </w:pPr>
+            <w:r>
+              <w:rPr>
+                <w:b/>
+                <w:bCs/>
+              </w:rPr>
+              <w:t>Field</w:t>
+            </w:r>
+          </w:p>
+        </w:tc>
+        <w:tc>
+          <w:tcPr>
+            <w:tcW w:w="4675" w:type="dxa"/>
+            <w:vAlign w:val="center"/>
+          </w:tcPr>
+          <w:p>
+            <w:pPr>
+              <w:pStyle w:val="NormalWeb"/>
+            </w:pPr>
+            <w:r>
+              <w:rPr>
+                <w:b/>
+                <w:bCs/>
+              </w:rPr>
+              <w:t>Details</w:t>
+            </w:r>
+          </w:p>
+        </w:tc>
+      </w:tr>
+      <w:tr>
+        <w:tc>
+          <w:tcPr>
+            <w:tcW w:w="4675" w:type="dxa"/>
+            <w:vAlign w:val="center"/>
+          </w:tcPr>
+          <w:p>
+            <w:pPr>
+              <w:pStyle w:val="NormalWeb"/>
+            </w:pPr>
+            <w:r>
+              <w:t>Use Case ID</w:t>
+            </w:r>
+          </w:p>
+        </w:tc>
+        <w:tc>
+          <w:tcPr>
+            <w:tcW w:w="4675" w:type="dxa"/>
+            <w:vAlign w:val="center"/>
+          </w:tcPr>
+          <w:p>
+            <w:pPr>
+              <w:pStyle w:val="NormalWeb"/>
+            </w:pPr>
+            <w:r>
+              <w:t>UC-102</w:t>
+            </w:r>
+          </w:p>
+        </w:tc>
+      </w:tr>
+      <w:tr>
+        <w:tc>
+          <w:tcPr>
+            <w:tcW w:w="4675" w:type="dxa"/>
+            <w:vAlign w:val="center"/>
+          </w:tcPr>
+          <w:p>
+            <w:pPr>
+              <w:pStyle w:val="NormalWeb"/>
+            </w:pPr>
+            <w:r>
+              <w:t>Use Case Name</w:t>
+            </w:r>
+          </w:p>
+        </w:tc>
+        <w:tc>
+          <w:tcPr>
+            <w:tcW w:w="4675" w:type="dxa"/>
+            <w:vAlign w:val="center"/>
+          </w:tcPr>
+          <w:p>
+            <w:pPr>
+              <w:pStyle w:val="NormalWeb"/>
+            </w:pPr>
+            <w:r>
+              <w:t>Login and Logout</w:t>
+            </w:r>
+          </w:p>
+        </w:tc>
+      </w:tr>
+      <w:tr>
+        <w:tc>
+          <w:tcPr>
+            <w:tcW w:w="4675" w:type="dxa"/>
+            <w:vAlign w:val="center"/>
+          </w:tcPr>
+          <w:p>
+            <w:pPr>
+              <w:pStyle w:val="NormalWeb"/>
+            </w:pPr>
+            <w:r>
+              <w:t>Actors</w:t>
+            </w:r>
+          </w:p>
+        </w:tc>
+        <w:tc>
+          <w:tcPr>
+            <w:tcW w:w="4675" w:type="dxa"/>
+            <w:vAlign w:val="center"/>
+          </w:tcPr>
+          <w:p>
+            <w:pPr>
+              <w:pStyle w:val="NormalWeb"/>
+            </w:pPr>
+            <w:r>
+              <w:t>Patient, Doctor, Nurse, Admin</w:t>
+            </w:r>
+          </w:p>
+        </w:tc>
+      </w:tr>
+      <w:tr>
+        <w:tc>
+          <w:tcPr>
+            <w:tcW w:w="4675" w:type="dxa"/>
+            <w:vAlign w:val="center"/>
+          </w:tcPr>
+          <w:p>
+            <w:pPr>
+              <w:pStyle w:val="NormalWeb"/>
+            </w:pPr>
+            <w:r>
+              <w:t>Description</w:t>
+            </w:r>
+          </w:p>
+        </w:tc>
+        <w:tc>
+          <w:tcPr>
+            <w:tcW w:w="4675" w:type="dxa"/>
+            <w:vAlign w:val="center"/>
+          </w:tcPr>
+          <w:p>
+            <w:pPr>
+              <w:pStyle w:val="NormalWeb"/>
+            </w:pPr>
+            <w:r>
+              <w:t>Allows registered users to securely access and exit their dashboards.</w:t>
+            </w:r>
+          </w:p>
+        </w:tc>
+      </w:tr>
+      <w:tr>
+        <w:tc>
+          <w:tcPr>
+            <w:tcW w:w="4675" w:type="dxa"/>
+            <w:vAlign w:val="center"/>
+          </w:tcPr>
+          <w:p>
+            <w:pPr>
+              <w:pStyle w:val="NormalWeb"/>
+            </w:pPr>
+            <w:r>
+              <w:t>Preconditions</w:t>
+            </w:r>
+          </w:p>
+        </w:tc>
+        <w:tc>
+          <w:tcPr>
+            <w:tcW w:w="4675" w:type="dxa"/>
+            <w:vAlign w:val="center"/>
+          </w:tcPr>
+          <w:p>
+            <w:pPr>
+              <w:pStyle w:val="NormalWeb"/>
+            </w:pPr>
+            <w:r>
+              <w:t>User must be registered and verified.</w:t>
+            </w:r>
+          </w:p>
+        </w:tc>
+      </w:tr>
+      <w:tr>
+        <w:tc>
+          <w:tcPr>
+            <w:tcW w:w="4675" w:type="dxa"/>
+            <w:vAlign w:val="center"/>
+          </w:tcPr>
+          <w:p>
+            <w:pPr>
+              <w:pStyle w:val="NormalWeb"/>
+            </w:pPr>
+            <w:r>
+              <w:t>Basic Flow</w:t>
+            </w:r>
+          </w:p>
+        </w:tc>
+        <w:tc>
+          <w:tcPr>
+            <w:tcW w:w="4675" w:type="dxa"/>
+            <w:vAlign w:val="center"/>
+          </w:tcPr>
+          <w:p>
+            <w:pPr>
+              <w:pStyle w:val="NormalWeb"/>
+            </w:pPr>
+            <w:r>
+              <w:t xml:space="preserve">1. User enters credentials. </w:t>
+            </w:r>
+            <w:r>
+              <w:br/>
+              <w:t xml:space="preserve">2. System validates. </w:t>
+            </w:r>
+            <w:r>
+              <w:br/>
+            </w:r>
+            <w:r>
+              <w:lastRenderedPageBreak/>
+              <w:t xml:space="preserve">3. Redirects to role-specific dashboard. </w:t>
+            </w:r>
+            <w:r>
+              <w:br/>
+              <w:t>4. Logout ends session.</w:t>
+            </w:r>
+          </w:p>
+        </w:tc>
+      </w:tr>
+      <w:tr>
+        <w:tc>
+          <w:tcPr>
+            <w:tcW w:w="4675" w:type="dxa"/>
+            <w:vAlign w:val="center"/>
+          </w:tcPr>
+          <w:p>
+            <w:pPr>
+              <w:pStyle w:val="NormalWeb"/>
+            </w:pPr>
+            <w:r>
+              <w:lastRenderedPageBreak/>
+              <w:t>Alternate Flow</w:t>
+            </w:r>
+          </w:p>
+        </w:tc>
+        <w:tc>
+          <w:tcPr>
+            <w:tcW w:w="4675" w:type="dxa"/>
+            <w:vAlign w:val="center"/>
+          </w:tcPr>
+          <w:p>
+            <w:pPr>
+              <w:pStyle w:val="NormalWeb"/>
+            </w:pPr>
+            <w:r>
+              <w:t>Invalid credentials → Error message displayed.</w:t>
+            </w:r>
+          </w:p>
+        </w:tc>
+      </w:tr>
+      <w:tr>
+        <w:tc>
+          <w:tcPr>
+            <w:tcW w:w="4675" w:type="dxa"/>
+            <w:vAlign w:val="center"/>
+          </w:tcPr>
+          <w:p>
+            <w:pPr>
+              <w:pStyle w:val="NormalWeb"/>
+            </w:pPr>
+            <w:r>
+              <w:t>Postconditions</w:t>
+            </w:r>
+          </w:p>
+        </w:tc>
+        <w:tc>
+          <w:tcPr>
+            <w:tcW w:w="4675" w:type="dxa"/>
+            <w:vAlign w:val="center"/>
+          </w:tcPr>
+          <w:p>
+            <w:pPr>
+              <w:pStyle w:val="NormalWeb"/>
+            </w:pPr>
+            <w:r>
+              <w:t>Session created or terminated.</w:t>
+            </w:r>
+          </w:p>
+        </w:tc>
+      </w:tr>
+    </w:tbl>
+    <w:p>
+      <w:pPr>
+        <w:pStyle w:val="NormalWeb"/>
+        <w:rPr>
+          <w:b/>
+          <w:bCs/>
+        </w:rPr>
+      </w:pPr>
+    </w:p>
+    <w:p>
+      <w:pPr>
+        <w:rPr>
+          <w:rFonts w:ascii="Times New Roman" w:eastAsia="Times New Roman" w:hAnsi="Times New Roman" w:cs="Times New Roman"/>
+          <w:b/>
+          <w:bCs/>
+          <w:sz w:val="24"/>
+          <w:szCs w:val="24"/>
+        </w:rPr>
+      </w:pPr>
+      <w:r>
+        <w:rPr>
+          <w:b/>
+          <w:bCs/>
+        </w:rPr>
+        <w:br w:type="page"/>
+      </w:r>
+    </w:p>
+    <w:p>
+      <w:pPr>
+        <w:pStyle w:val="NormalWeb"/>
+        <w:keepNext/>
+        <w:jc w:val="center"/>
+      </w:pPr>
+      <w:r>
+        <w:rPr>
+          <w:noProof/>
+        </w:rPr>
+        <w:lastRenderedPageBreak/>
+        <w:drawing>
+          <wp:inline distT="0" distB="0" distL="0" distR="0" wp14:anchorId="17D8007C" wp14:editId="502D4312">
+            <wp:extent cx="3855720" cy="2499360"/>
+            <wp:effectExtent l="0" t="0" r="0" b="0"/>
+            <wp:docPr id="728067042" name="Picture 9"/>
+            <wp:cNvGraphicFramePr>
+              <a:graphicFrameLocks xmlns:a="http://schemas.openxmlformats.org/drawingml/2006/main" noChangeAspect="1"/>
+            </wp:cNvGraphicFramePr>
+            <a:graphic xmlns:a="http://schemas.openxmlformats.org/drawingml/2006/main">
+              <a:graphicData uri="http://schemas.openxmlformats.org/drawingml/2006/picture">
+                <pic:pic xmlns:pic="http://schemas.openxmlformats.org/drawingml/2006/picture">
+                  <pic:nvPicPr>
+                    <pic:cNvPr id="0" name="Picture 5"/>
+                    <pic:cNvPicPr>
+                      <a:picLocks noChangeAspect="1" noChangeArrowheads="1"/>
+                    </pic:cNvPicPr>
+                  </pic:nvPicPr>
+                  <pic:blipFill rotWithShape="1">
+                    <a:blip r:embed="rId12">
+                      <a:extLst>
+                        <a:ext uri="{28A0092B-C50C-407E-A947-70E740481C1C}">
+                          <a14:useLocalDpi xmlns:a14="http://schemas.microsoft.com/office/drawing/2010/main" val="0"/>
+                        </a:ext>
+                      </a:extLst>
+                    </a:blip>
+                    <a:srcRect r="22748" b="22641"/>
+                    <a:stretch>
+                      <a:fillRect/>
+                    </a:stretch>
+                  </pic:blipFill>
+                  <pic:spPr bwMode="auto">
+                    <a:xfrm>
+                      <a:off x="0" y="0"/>
+                      <a:ext cx="3855720" cy="2499360"/>
                     </a:xfrm>
                     <a:prstGeom prst="rect">
                       <a:avLst/>
@@ -9376,6 +9810,10 @@
       <w:pPr>
         <w:pStyle w:val="Caption"/>
         <w:jc w:val="center"/>
+        <w:rPr>
+          <w:b/>
+          <w:bCs/>
+        </w:rPr>
       </w:pPr>
       <w:r>
         <w:t xml:space="preserve">Figure </w:t>
@@ -9385,17 +9823,11 @@
           <w:rPr>
             <w:noProof/>
           </w:rPr>
-          <w:t>1</w:t>
+          <w:t>2</w:t>
         </w:r>
       </w:fldSimple>
       <w:r>
-        <w:t xml:space="preserve"> </w:t>
-      </w:r>
-      <w:r>
-        <w:t>User Registration</w:t>
-      </w:r>
-      <w:r>
-        <w:t xml:space="preserve"> Use Case Diagram</w:t>
+        <w:t xml:space="preserve"> User Login, Logout Use Case Diagram</w:t>
       </w:r>
     </w:p>
     <w:p>
@@ -9407,10 +9839,7 @@
           <w:b/>
           <w:bCs/>
         </w:rPr>
-        <w:t>UC-102: Login and Logout</w:t>
-      </w:r>
-      <w:r>
-        <w:br/>
+        <w:t>UC-103: Reset Password</w:t>
       </w:r>
     </w:p>
     <w:tbl>
@@ -9486,7 +9915,7 @@
               <w:pStyle w:val="NormalWeb"/>
             </w:pPr>
             <w:r>
-              <w:t>UC-102</w:t>
+              <w:t>UC-103</w:t>
             </w:r>
           </w:p>
         </w:tc>
@@ -9516,7 +9945,7 @@
               <w:pStyle w:val="NormalWeb"/>
             </w:pPr>
             <w:r>
-              <w:t>Login and Logout</w:t>
+              <w:t>Reset Password</w:t>
             </w:r>
           </w:p>
         </w:tc>
@@ -9576,7 +10005,7 @@
               <w:pStyle w:val="NormalWeb"/>
             </w:pPr>
             <w:r>
-              <w:t>Allows registered users to securely access and exit their dashboards.</w:t>
+              <w:t>Allows a user to reset their password using a valid reset link.</w:t>
             </w:r>
           </w:p>
         </w:tc>
@@ -9606,7 +10035,7 @@
               <w:pStyle w:val="NormalWeb"/>
             </w:pPr>
             <w:r>
-              <w:t>User must be registered and verified.</w:t>
+              <w:t>User has received a valid password reset email.</w:t>
             </w:r>
           </w:p>
         </w:tc>
@@ -9636,19 +10065,23 @@
               <w:pStyle w:val="NormalWeb"/>
             </w:pPr>
             <w:r>
-              <w:t xml:space="preserve">1. User enters credentials. </w:t>
+              <w:t>1. User opens reset link.</w:t>
             </w:r>
             <w:r>
               <w:br/>
-              <w:t xml:space="preserve">2. System validates. </w:t>
+              <w:t xml:space="preserve">2. Enters new password. </w:t>
             </w:r>
             <w:r>
               <w:br/>
-              <w:t xml:space="preserve">3. Redirects to role-specific dashboard. </w:t>
+            </w:r>
+            <w:r>
+              <w:t xml:space="preserve">3. System validates strength. </w:t>
             </w:r>
             <w:r>
               <w:br/>
-              <w:t>4. Logout ends session.</w:t>
+            </w:r>
+            <w:r>
+              <w:t>4. Password updated.</w:t>
             </w:r>
           </w:p>
         </w:tc>
@@ -9664,7 +10097,6 @@
               <w:pStyle w:val="NormalWeb"/>
             </w:pPr>
             <w:r>
-              <w:lastRenderedPageBreak/>
               <w:t>Alternate Flow</w:t>
             </w:r>
           </w:p>
@@ -9679,7 +10111,7 @@
               <w:pStyle w:val="NormalWeb"/>
             </w:pPr>
             <w:r>
-              <w:t>Invalid credentials → Error message displayed.</w:t>
+              <w:t>Link expired → Error displayed.</w:t>
             </w:r>
           </w:p>
         </w:tc>
@@ -9709,39 +10141,12 @@
               <w:pStyle w:val="NormalWeb"/>
             </w:pPr>
             <w:r>
-              <w:t>Session created or terminated.</w:t>
+              <w:t>Password successfully updated.</w:t>
             </w:r>
           </w:p>
         </w:tc>
       </w:tr>
     </w:tbl>
-    <w:p>
-      <w:pPr>
-        <w:pStyle w:val="NormalWeb"/>
-        <w:rPr>
-          <w:b/>
-          <w:bCs/>
-        </w:rPr>
-      </w:pPr>
-    </w:p>
-    <w:p>
-      <w:pPr>
-        <w:rPr>
-          <w:rFonts w:ascii="Times New Roman" w:eastAsia="Times New Roman" w:hAnsi="Times New Roman" w:cs="Times New Roman"/>
-          <w:b/>
-          <w:bCs/>
-          <w:sz w:val="24"/>
-          <w:szCs w:val="24"/>
-        </w:rPr>
-      </w:pPr>
-      <w:r>
-        <w:rPr>
-          <w:b/>
-          <w:bCs/>
-        </w:rPr>
-        <w:br w:type="page"/>
-      </w:r>
-    </w:p>
     <w:p>
       <w:pPr>
         <w:pStyle w:val="NormalWeb"/>
@@ -9750,16 +10155,13 @@
       </w:pPr>
       <w:r>
         <w:rPr>
-          <w:b/>
-          <w:bCs/>
-          <w:noProof/>
-        </w:rPr>
-        <w:lastRenderedPageBreak/>
+          <w:noProof/>
+        </w:rPr>
         <w:drawing>
-          <wp:inline distT="0" distB="0" distL="0" distR="0" wp14:anchorId="72538FA9" wp14:editId="4F65FC38">
-            <wp:extent cx="3832860" cy="2415540"/>
+          <wp:inline distT="0" distB="0" distL="0" distR="0" wp14:anchorId="4BF003BD" wp14:editId="7A8BA4A6">
+            <wp:extent cx="2651760" cy="1135380"/>
             <wp:effectExtent l="0" t="0" r="0" b="0"/>
-            <wp:docPr id="694747323" name="Picture 30"/>
+            <wp:docPr id="1181951628" name="Picture 11"/>
             <wp:cNvGraphicFramePr>
               <a:graphicFrameLocks xmlns:a="http://schemas.openxmlformats.org/drawingml/2006/main" noChangeAspect="1"/>
             </wp:cNvGraphicFramePr>
@@ -9767,20 +10169,20 @@
               <a:graphicData uri="http://schemas.openxmlformats.org/drawingml/2006/picture">
                 <pic:pic xmlns:pic="http://schemas.openxmlformats.org/drawingml/2006/picture">
                   <pic:nvPicPr>
-                    <pic:cNvPr id="0" name="Picture 56"/>
+                    <pic:cNvPr id="0" name="Picture 7"/>
                     <pic:cNvPicPr>
                       <a:picLocks noChangeAspect="1" noChangeArrowheads="1"/>
                     </pic:cNvPicPr>
                   </pic:nvPicPr>
                   <pic:blipFill rotWithShape="1">
-                    <a:blip r:embed="rId12">
+                    <a:blip r:embed="rId13">
                       <a:extLst>
                         <a:ext uri="{28A0092B-C50C-407E-A947-70E740481C1C}">
                           <a14:useLocalDpi xmlns:a14="http://schemas.microsoft.com/office/drawing/2010/main" val="0"/>
                         </a:ext>
                       </a:extLst>
                     </a:blip>
-                    <a:srcRect l="1374" t="3065" r="21832" b="22171"/>
+                    <a:srcRect r="20729" b="25500"/>
                     <a:stretch>
                       <a:fillRect/>
                     </a:stretch>
@@ -9788,7 +10190,7 @@
                   <pic:spPr bwMode="auto">
                     <a:xfrm>
                       <a:off x="0" y="0"/>
-                      <a:ext cx="3832860" cy="2415540"/>
+                      <a:ext cx="2651760" cy="1135380"/>
                     </a:xfrm>
                     <a:prstGeom prst="rect">
                       <a:avLst/>
@@ -9827,11 +10229,17 @@
           <w:rPr>
             <w:noProof/>
           </w:rPr>
-          <w:t>2</w:t>
+          <w:t>3</w:t>
         </w:r>
       </w:fldSimple>
       <w:r>
-        <w:t xml:space="preserve"> User Login, Logout Use Case Diagram</w:t>
+        <w:t xml:space="preserve"> User </w:t>
+      </w:r>
+      <w:r>
+        <w:t>Reset Password</w:t>
+      </w:r>
+      <w:r>
+        <w:t xml:space="preserve"> Use Case Diagram</w:t>
       </w:r>
     </w:p>
     <w:p>
@@ -9843,7 +10251,8 @@
           <w:b/>
           <w:bCs/>
         </w:rPr>
-        <w:t>UC-103: Reset Password</w:t>
+        <w:lastRenderedPageBreak/>
+        <w:t>UC-104: Forgot Password</w:t>
       </w:r>
     </w:p>
     <w:tbl>
@@ -9919,7 +10328,7 @@
               <w:pStyle w:val="NormalWeb"/>
             </w:pPr>
             <w:r>
-              <w:t>UC-103</w:t>
+              <w:t>UC-104</w:t>
             </w:r>
           </w:p>
         </w:tc>
@@ -9949,7 +10358,7 @@
               <w:pStyle w:val="NormalWeb"/>
             </w:pPr>
             <w:r>
-              <w:t>Reset Password</w:t>
+              <w:t>Forgot Password</w:t>
             </w:r>
           </w:p>
         </w:tc>
@@ -10009,7 +10418,7 @@
               <w:pStyle w:val="NormalWeb"/>
             </w:pPr>
             <w:r>
-              <w:t>Allows a user to reset their password using a valid reset link.</w:t>
+              <w:t>Allows users to request a password reset link via their registered email.</w:t>
             </w:r>
           </w:p>
         </w:tc>
@@ -10039,7 +10448,7 @@
               <w:pStyle w:val="NormalWeb"/>
             </w:pPr>
             <w:r>
-              <w:t>User has received a valid password reset email.</w:t>
+              <w:t>User has a registered and verified email address.</w:t>
             </w:r>
           </w:p>
         </w:tc>
@@ -10069,23 +10478,19 @@
               <w:pStyle w:val="NormalWeb"/>
             </w:pPr>
             <w:r>
-              <w:t>1. User opens reset link.</w:t>
+              <w:t xml:space="preserve">1. User selects "Forgot Password". </w:t>
             </w:r>
             <w:r>
               <w:br/>
-              <w:t xml:space="preserve">2. Enters new password. </w:t>
+              <w:t xml:space="preserve">2. Enters registered email. </w:t>
             </w:r>
             <w:r>
               <w:br/>
-            </w:r>
-            <w:r>
-              <w:t xml:space="preserve">3. System validates strength. </w:t>
+              <w:t xml:space="preserve">3. System verifies account. </w:t>
             </w:r>
             <w:r>
               <w:br/>
-            </w:r>
-            <w:r>
-              <w:t>4. Password updated.</w:t>
+              <w:t>4. Reset link sent to email.</w:t>
             </w:r>
           </w:p>
         </w:tc>
@@ -10115,7 +10520,7 @@
               <w:pStyle w:val="NormalWeb"/>
             </w:pPr>
             <w:r>
-              <w:t>Link expired → Error displayed.</w:t>
+              <w:t>Email not found → Error message displayed.</w:t>
             </w:r>
           </w:p>
         </w:tc>
@@ -10145,7 +10550,7 @@
               <w:pStyle w:val="NormalWeb"/>
             </w:pPr>
             <w:r>
-              <w:t>Password successfully updated.</w:t>
+              <w:t>Password reset email sent.</w:t>
             </w:r>
           </w:p>
         </w:tc>
@@ -10159,15 +10564,13 @@
       </w:pPr>
       <w:r>
         <w:rPr>
-          <w:b/>
-          <w:bCs/>
           <w:noProof/>
         </w:rPr>
         <w:drawing>
-          <wp:inline distT="0" distB="0" distL="0" distR="0" wp14:anchorId="227896BF" wp14:editId="027E59BA">
-            <wp:extent cx="2590800" cy="990600"/>
-            <wp:effectExtent l="0" t="0" r="0" b="0"/>
-            <wp:docPr id="732309634" name="Picture 29"/>
+          <wp:inline distT="0" distB="0" distL="0" distR="0" wp14:anchorId="564863DE" wp14:editId="71BAB717">
+            <wp:extent cx="2468880" cy="1242060"/>
+            <wp:effectExtent l="0" t="0" r="7620" b="0"/>
+            <wp:docPr id="427160358" name="Picture 12"/>
             <wp:cNvGraphicFramePr>
               <a:graphicFrameLocks xmlns:a="http://schemas.openxmlformats.org/drawingml/2006/main" noChangeAspect="1"/>
             </wp:cNvGraphicFramePr>
@@ -10175,20 +10578,20 @@
               <a:graphicData uri="http://schemas.openxmlformats.org/drawingml/2006/picture">
                 <pic:pic xmlns:pic="http://schemas.openxmlformats.org/drawingml/2006/picture">
                   <pic:nvPicPr>
-                    <pic:cNvPr id="0" name="Picture 55"/>
+                    <pic:cNvPr id="0" name="Picture 8"/>
                     <pic:cNvPicPr>
                       <a:picLocks noChangeAspect="1" noChangeArrowheads="1"/>
                     </pic:cNvPicPr>
                   </pic:nvPicPr>
                   <pic:blipFill rotWithShape="1">
-                    <a:blip r:embed="rId13">
+                    <a:blip r:embed="rId14">
                       <a:extLst>
                         <a:ext uri="{28A0092B-C50C-407E-A947-70E740481C1C}">
                           <a14:useLocalDpi xmlns:a14="http://schemas.microsoft.com/office/drawing/2010/main" val="0"/>
                         </a:ext>
                       </a:extLst>
                     </a:blip>
-                    <a:srcRect l="3050" t="8000" r="22876" b="27000"/>
+                    <a:srcRect l="3595" r="23595" b="22381"/>
                     <a:stretch>
                       <a:fillRect/>
                     </a:stretch>
@@ -10196,7 +10599,7 @@
                   <pic:spPr bwMode="auto">
                     <a:xfrm>
                       <a:off x="0" y="0"/>
-                      <a:ext cx="2590800" cy="990600"/>
+                      <a:ext cx="2468880" cy="1242060"/>
                     </a:xfrm>
                     <a:prstGeom prst="rect">
                       <a:avLst/>
@@ -10235,14 +10638,14 @@
           <w:rPr>
             <w:noProof/>
           </w:rPr>
-          <w:t>3</w:t>
+          <w:t>4</w:t>
         </w:r>
       </w:fldSimple>
       <w:r>
         <w:t xml:space="preserve"> User </w:t>
       </w:r>
       <w:r>
-        <w:t>Reset Password</w:t>
+        <w:t>Forgot Password</w:t>
       </w:r>
       <w:r>
         <w:t xml:space="preserve"> Use Case Diagram</w:t>
@@ -10257,7 +10660,7 @@
           <w:b/>
           <w:bCs/>
         </w:rPr>
-        <w:t>UC-104: Forgot Password</w:t>
+        <w:t>UC-105: Delete Account</w:t>
       </w:r>
     </w:p>
     <w:tbl>
@@ -10285,7 +10688,6 @@
                 <w:b/>
                 <w:bCs/>
               </w:rPr>
-              <w:lastRenderedPageBreak/>
               <w:t>Field</w:t>
             </w:r>
           </w:p>
@@ -10334,7 +10736,7 @@
               <w:pStyle w:val="NormalWeb"/>
             </w:pPr>
             <w:r>
-              <w:t>UC-104</w:t>
+              <w:t>UC-105</w:t>
             </w:r>
           </w:p>
         </w:tc>
@@ -10364,7 +10766,7 @@
               <w:pStyle w:val="NormalWeb"/>
             </w:pPr>
             <w:r>
-              <w:t>Forgot Password</w:t>
+              <w:t>Delete Account</w:t>
             </w:r>
           </w:p>
         </w:tc>
@@ -10394,7 +10796,7 @@
               <w:pStyle w:val="NormalWeb"/>
             </w:pPr>
             <w:r>
-              <w:t>Patient, Doctor, Nurse, Admin</w:t>
+              <w:t>Patient</w:t>
             </w:r>
           </w:p>
         </w:tc>
@@ -10424,7 +10826,7 @@
               <w:pStyle w:val="NormalWeb"/>
             </w:pPr>
             <w:r>
-              <w:t>Allows users to request a password reset link via their registered email.</w:t>
+              <w:t>Allows a patient to permanently delete their account.</w:t>
             </w:r>
           </w:p>
         </w:tc>
@@ -10454,7 +10856,7 @@
               <w:pStyle w:val="NormalWeb"/>
             </w:pPr>
             <w:r>
-              <w:t>User has a registered and verified email address.</w:t>
+              <w:t>User must be logged in.</w:t>
             </w:r>
           </w:p>
         </w:tc>
@@ -10484,19 +10886,19 @@
               <w:pStyle w:val="NormalWeb"/>
             </w:pPr>
             <w:r>
-              <w:t xml:space="preserve">1. User selects "Forgot Password". </w:t>
+              <w:t xml:space="preserve">1. User selects "Delete Account". </w:t>
             </w:r>
             <w:r>
               <w:br/>
-              <w:t xml:space="preserve">2. Enters registered email. </w:t>
+              <w:t xml:space="preserve">2. System requests confirmation. </w:t>
             </w:r>
             <w:r>
               <w:br/>
-              <w:t xml:space="preserve">3. System verifies account. </w:t>
+              <w:t xml:space="preserve">3. Account is deleted or deactivated. </w:t>
             </w:r>
             <w:r>
               <w:br/>
-              <w:t>4. Reset link sent to email.</w:t>
+              <w:t>4. User is logged out.</w:t>
             </w:r>
           </w:p>
         </w:tc>
@@ -10526,7 +10928,7 @@
               <w:pStyle w:val="NormalWeb"/>
             </w:pPr>
             <w:r>
-              <w:t>Email not found → Error message displayed.</w:t>
+              <w:t>User cancels deletion.</w:t>
             </w:r>
           </w:p>
         </w:tc>
@@ -10556,7 +10958,7 @@
               <w:pStyle w:val="NormalWeb"/>
             </w:pPr>
             <w:r>
-              <w:t>Password reset email sent.</w:t>
+              <w:t>Account removed or marked inactive.</w:t>
             </w:r>
           </w:p>
         </w:tc>
@@ -10570,15 +10972,14 @@
       </w:pPr>
       <w:r>
         <w:rPr>
-          <w:b/>
-          <w:bCs/>
-          <w:noProof/>
-        </w:rPr>
+          <w:noProof/>
+        </w:rPr>
+        <w:lastRenderedPageBreak/>
         <w:drawing>
-          <wp:inline distT="0" distB="0" distL="0" distR="0" wp14:anchorId="2490FEF6" wp14:editId="1F0AB98B">
-            <wp:extent cx="2491740" cy="1089660"/>
+          <wp:inline distT="0" distB="0" distL="0" distR="0" wp14:anchorId="47FE169D" wp14:editId="08EB8B78">
+            <wp:extent cx="2103120" cy="1981200"/>
             <wp:effectExtent l="0" t="0" r="0" b="0"/>
-            <wp:docPr id="1931459038" name="Picture 27"/>
+            <wp:docPr id="1451859895" name="Picture 13"/>
             <wp:cNvGraphicFramePr>
               <a:graphicFrameLocks xmlns:a="http://schemas.openxmlformats.org/drawingml/2006/main" noChangeAspect="1"/>
             </wp:cNvGraphicFramePr>
@@ -10586,20 +10987,20 @@
               <a:graphicData uri="http://schemas.openxmlformats.org/drawingml/2006/picture">
                 <pic:pic xmlns:pic="http://schemas.openxmlformats.org/drawingml/2006/picture">
                   <pic:nvPicPr>
-                    <pic:cNvPr id="0" name="Picture 53"/>
+                    <pic:cNvPr id="0" name="Picture 9"/>
                     <pic:cNvPicPr>
                       <a:picLocks noChangeAspect="1" noChangeArrowheads="1"/>
                     </pic:cNvPicPr>
                   </pic:nvPicPr>
                   <pic:blipFill rotWithShape="1">
-                    <a:blip r:embed="rId14">
+                    <a:blip r:embed="rId15">
                       <a:extLst>
                         <a:ext uri="{28A0092B-C50C-407E-A947-70E740481C1C}">
                           <a14:useLocalDpi xmlns:a14="http://schemas.microsoft.com/office/drawing/2010/main" val="0"/>
                         </a:ext>
                       </a:extLst>
                     </a:blip>
-                    <a:srcRect l="3596" t="6666" r="22922" b="25238"/>
+                    <a:srcRect l="4533" r="21866" b="24638"/>
                     <a:stretch>
                       <a:fillRect/>
                     </a:stretch>
@@ -10607,7 +11008,7 @@
                   <pic:spPr bwMode="auto">
                     <a:xfrm>
                       <a:off x="0" y="0"/>
-                      <a:ext cx="2491740" cy="1089660"/>
+                      <a:ext cx="2103120" cy="1981200"/>
                     </a:xfrm>
                     <a:prstGeom prst="rect">
                       <a:avLst/>
@@ -10634,8 +11035,10 @@
         <w:pStyle w:val="Caption"/>
         <w:jc w:val="center"/>
         <w:rPr>
-          <w:b/>
-          <w:bCs/>
+          <w:rStyle w:val="Strong"/>
+          <w:rFonts w:ascii="Arial" w:hAnsi="Arial"/>
+          <w:iCs w:val="0"/>
+          <w:szCs w:val="20"/>
         </w:rPr>
       </w:pPr>
       <w:r>
@@ -10646,17 +11049,31 @@
           <w:rPr>
             <w:noProof/>
           </w:rPr>
-          <w:t>4</w:t>
+          <w:t>5</w:t>
         </w:r>
       </w:fldSimple>
       <w:r>
-        <w:t xml:space="preserve"> User </w:t>
-      </w:r>
-      <w:r>
-        <w:t>Forgot Password</w:t>
-      </w:r>
-      <w:r>
-        <w:t xml:space="preserve"> Use Case Diagram</w:t>
+        <w:t xml:space="preserve"> User Delete Account Use Case Diagram</w:t>
+      </w:r>
+    </w:p>
+    <w:p>
+      <w:pPr>
+        <w:pStyle w:val="NormalWeb"/>
+        <w:rPr>
+          <w:rStyle w:val="Strong"/>
+          <w:rFonts w:ascii="Arial" w:eastAsiaTheme="minorHAnsi" w:hAnsi="Arial" w:cstheme="minorBidi"/>
+          <w:iCs/>
+          <w:szCs w:val="20"/>
+        </w:rPr>
+      </w:pPr>
+      <w:r>
+        <w:rPr>
+          <w:rStyle w:val="Strong"/>
+          <w:rFonts w:ascii="Arial" w:eastAsiaTheme="minorHAnsi" w:hAnsi="Arial" w:cstheme="minorBidi"/>
+          <w:iCs/>
+          <w:szCs w:val="20"/>
+        </w:rPr>
+        <w:t>3.3.2 Patient Use Cases</w:t>
       </w:r>
     </w:p>
     <w:p>
@@ -10668,7 +11085,7 @@
           <w:b/>
           <w:bCs/>
         </w:rPr>
-        <w:t>UC-105: Delete Account</w:t>
+        <w:t>UC-201: Setup Patient Profile</w:t>
       </w:r>
     </w:p>
     <w:tbl>
@@ -10744,7 +11161,7 @@
               <w:pStyle w:val="NormalWeb"/>
             </w:pPr>
             <w:r>
-              <w:t>UC-105</w:t>
+              <w:t>UC-201</w:t>
             </w:r>
           </w:p>
         </w:tc>
@@ -10774,7 +11191,7 @@
               <w:pStyle w:val="NormalWeb"/>
             </w:pPr>
             <w:r>
-              <w:t>Delete Account</w:t>
+              <w:t>Setup Patient Profile</w:t>
             </w:r>
           </w:p>
         </w:tc>
@@ -10834,7 +11251,7 @@
               <w:pStyle w:val="NormalWeb"/>
             </w:pPr>
             <w:r>
-              <w:t>Allows a patient to permanently delete their account.</w:t>
+              <w:t>Allows patients to create or update their personal and medical profile.</w:t>
             </w:r>
           </w:p>
         </w:tc>
@@ -10864,7 +11281,7 @@
               <w:pStyle w:val="NormalWeb"/>
             </w:pPr>
             <w:r>
-              <w:t>User must be logged in.</w:t>
+              <w:t>Patient must be logged in.</w:t>
             </w:r>
           </w:p>
         </w:tc>
@@ -10894,19 +11311,19 @@
               <w:pStyle w:val="NormalWeb"/>
             </w:pPr>
             <w:r>
-              <w:t xml:space="preserve">1. User selects "Delete Account". </w:t>
+              <w:t xml:space="preserve">1. Patient opens profile page. </w:t>
             </w:r>
             <w:r>
               <w:br/>
-              <w:t xml:space="preserve">2. System requests confirmation. </w:t>
+              <w:t xml:space="preserve">2. Enters name, DOB, gender, contact, address. </w:t>
             </w:r>
             <w:r>
               <w:br/>
-              <w:t xml:space="preserve">3. Account is deleted or deactivated. </w:t>
+              <w:t xml:space="preserve">3. Saves profile. </w:t>
             </w:r>
             <w:r>
               <w:br/>
-              <w:t>4. User is logged out.</w:t>
+              <w:t>4. System updates stored information.</w:t>
             </w:r>
           </w:p>
         </w:tc>
@@ -10936,7 +11353,7 @@
               <w:pStyle w:val="NormalWeb"/>
             </w:pPr>
             <w:r>
-              <w:t>User cancels deletion.</w:t>
+              <w:t>Missing required fields → Error displayed.</w:t>
             </w:r>
           </w:p>
         </w:tc>
@@ -10966,7 +11383,7 @@
               <w:pStyle w:val="NormalWeb"/>
             </w:pPr>
             <w:r>
-              <w:t>Account removed or marked inactive.</w:t>
+              <w:t>Patient profile created or updated.</w:t>
             </w:r>
           </w:p>
         </w:tc>
@@ -10980,18 +11397,14 @@
       </w:pPr>
       <w:r>
         <w:rPr>
-          <w:rStyle w:val="Strong"/>
-          <w:rFonts w:ascii="Arial" w:eastAsiaTheme="minorHAnsi" w:hAnsi="Arial" w:cstheme="minorBidi"/>
-          <w:iCs/>
-          <w:noProof/>
-          <w:szCs w:val="20"/>
+          <w:noProof/>
         </w:rPr>
         <w:lastRenderedPageBreak/>
         <w:drawing>
-          <wp:inline distT="0" distB="0" distL="0" distR="0" wp14:anchorId="7428EF89" wp14:editId="466E12C8">
-            <wp:extent cx="2057400" cy="1897380"/>
+          <wp:inline distT="0" distB="0" distL="0" distR="0" wp14:anchorId="0D2AE1F4" wp14:editId="779EACEA">
+            <wp:extent cx="2590800" cy="2560320"/>
             <wp:effectExtent l="0" t="0" r="0" b="0"/>
-            <wp:docPr id="1322691900" name="Picture 26"/>
+            <wp:docPr id="1477385494" name="Picture 14"/>
             <wp:cNvGraphicFramePr>
               <a:graphicFrameLocks xmlns:a="http://schemas.openxmlformats.org/drawingml/2006/main" noChangeAspect="1"/>
             </wp:cNvGraphicFramePr>
@@ -10999,20 +11412,20 @@
               <a:graphicData uri="http://schemas.openxmlformats.org/drawingml/2006/picture">
                 <pic:pic xmlns:pic="http://schemas.openxmlformats.org/drawingml/2006/picture">
                   <pic:nvPicPr>
-                    <pic:cNvPr id="0" name="Picture 52"/>
+                    <pic:cNvPr id="0" name="Picture 10"/>
                     <pic:cNvPicPr>
                       <a:picLocks noChangeAspect="1" noChangeArrowheads="1"/>
                     </pic:cNvPicPr>
                   </pic:nvPicPr>
                   <pic:blipFill rotWithShape="1">
-                    <a:blip r:embed="rId15">
+                    <a:blip r:embed="rId16">
                       <a:extLst>
                         <a:ext uri="{28A0092B-C50C-407E-A947-70E740481C1C}">
                           <a14:useLocalDpi xmlns:a14="http://schemas.microsoft.com/office/drawing/2010/main" val="0"/>
                         </a:ext>
                       </a:extLst>
                     </a:blip>
-                    <a:srcRect l="4000" t="4638" r="24001" b="23188"/>
+                    <a:srcRect l="4094" r="22630" b="23462"/>
                     <a:stretch>
                       <a:fillRect/>
                     </a:stretch>
@@ -11020,7 +11433,7 @@
                   <pic:spPr bwMode="auto">
                     <a:xfrm>
                       <a:off x="0" y="0"/>
-                      <a:ext cx="2057400" cy="1897380"/>
+                      <a:ext cx="2590800" cy="2560320"/>
                     </a:xfrm>
                     <a:prstGeom prst="rect">
                       <a:avLst/>
@@ -11047,10 +11460,8 @@
         <w:pStyle w:val="Caption"/>
         <w:jc w:val="center"/>
         <w:rPr>
-          <w:rStyle w:val="Strong"/>
-          <w:rFonts w:ascii="Arial" w:hAnsi="Arial"/>
-          <w:iCs w:val="0"/>
-          <w:szCs w:val="20"/>
+          <w:b/>
+          <w:bCs/>
         </w:rPr>
       </w:pPr>
       <w:r>
@@ -11061,31 +11472,23 @@
           <w:rPr>
             <w:noProof/>
           </w:rPr>
-          <w:t>5</w:t>
+          <w:t>6</w:t>
         </w:r>
       </w:fldSimple>
       <w:r>
-        <w:t xml:space="preserve"> User Delete Account Use Case Diagram</w:t>
-      </w:r>
-    </w:p>
-    <w:p>
-      <w:pPr>
-        <w:pStyle w:val="NormalWeb"/>
-        <w:rPr>
-          <w:rStyle w:val="Strong"/>
-          <w:rFonts w:ascii="Arial" w:eastAsiaTheme="minorHAnsi" w:hAnsi="Arial" w:cstheme="minorBidi"/>
-          <w:iCs/>
-          <w:szCs w:val="20"/>
-        </w:rPr>
-      </w:pPr>
-      <w:r>
-        <w:rPr>
-          <w:rStyle w:val="Strong"/>
-          <w:rFonts w:ascii="Arial" w:eastAsiaTheme="minorHAnsi" w:hAnsi="Arial" w:cstheme="minorBidi"/>
-          <w:iCs/>
-          <w:szCs w:val="20"/>
-        </w:rPr>
-        <w:t>3.3.2 Patient Use Cases</w:t>
+        <w:t xml:space="preserve"> </w:t>
+      </w:r>
+      <w:r>
+        <w:t>Patient</w:t>
+      </w:r>
+      <w:r>
+        <w:t xml:space="preserve"> Set Profile</w:t>
+      </w:r>
+      <w:r>
+        <w:rPr>
+          <w:noProof/>
+        </w:rPr>
+        <w:t xml:space="preserve"> Use Case Diagram</w:t>
       </w:r>
     </w:p>
     <w:p>
@@ -11097,7 +11500,7 @@
           <w:b/>
           <w:bCs/>
         </w:rPr>
-        <w:t>UC-201: Setup Patient Profile</w:t>
+        <w:t>UC-202: Book Appointment</w:t>
       </w:r>
     </w:p>
     <w:tbl>
@@ -11173,7 +11576,7 @@
               <w:pStyle w:val="NormalWeb"/>
             </w:pPr>
             <w:r>
-              <w:t>UC-201</w:t>
+              <w:t>UC-202</w:t>
             </w:r>
           </w:p>
         </w:tc>
@@ -11203,7 +11606,7 @@
               <w:pStyle w:val="NormalWeb"/>
             </w:pPr>
             <w:r>
-              <w:t>Setup Patient Profile</w:t>
+              <w:t>Book Appointment</w:t>
             </w:r>
           </w:p>
         </w:tc>
@@ -11263,7 +11666,7 @@
               <w:pStyle w:val="NormalWeb"/>
             </w:pPr>
             <w:r>
-              <w:t>Allows patients to create or update their personal and medical profile.</w:t>
+              <w:t>Allows a patient to schedule an appointment with a doctor.</w:t>
             </w:r>
           </w:p>
         </w:tc>
@@ -11293,7 +11696,7 @@
               <w:pStyle w:val="NormalWeb"/>
             </w:pPr>
             <w:r>
-              <w:t>Patient must be logged in.</w:t>
+              <w:t>Patient must be logged in and have a completed profile.</w:t>
             </w:r>
           </w:p>
         </w:tc>
@@ -11323,19 +11726,19 @@
               <w:pStyle w:val="NormalWeb"/>
             </w:pPr>
             <w:r>
-              <w:t xml:space="preserve">1. Patient opens profile page. </w:t>
+              <w:t xml:space="preserve">1. Patient selects department and doctor. </w:t>
             </w:r>
             <w:r>
               <w:br/>
-              <w:t xml:space="preserve">2. Enters name, DOB, gender, contact, address. </w:t>
+              <w:t xml:space="preserve">2. Views available time slots. </w:t>
             </w:r>
             <w:r>
               <w:br/>
-              <w:t xml:space="preserve">3. Saves profile. </w:t>
+              <w:t xml:space="preserve">3. Selects a slot and confirms booking. </w:t>
             </w:r>
             <w:r>
               <w:br/>
-              <w:t>4. System updates stored information.</w:t>
+              <w:t>4. System records appointment and sends confirmation email.</w:t>
             </w:r>
           </w:p>
         </w:tc>
@@ -11365,7 +11768,7 @@
               <w:pStyle w:val="NormalWeb"/>
             </w:pPr>
             <w:r>
-              <w:t>Missing required fields → Error displayed.</w:t>
+              <w:t>Slot already taken → System prompts to choose another.</w:t>
             </w:r>
           </w:p>
         </w:tc>
@@ -11395,7 +11798,7 @@
               <w:pStyle w:val="NormalWeb"/>
             </w:pPr>
             <w:r>
-              <w:t>Patient profile created or updated.</w:t>
+              <w:t>Appointment recorded and confirmation sent.</w:t>
             </w:r>
           </w:p>
         </w:tc>
@@ -11409,16 +11812,14 @@
       </w:pPr>
       <w:r>
         <w:rPr>
-          <w:b/>
-          <w:bCs/>
           <w:noProof/>
         </w:rPr>
         <w:lastRenderedPageBreak/>
         <w:drawing>
-          <wp:inline distT="0" distB="0" distL="0" distR="0" wp14:anchorId="2585B88A" wp14:editId="7DD6DBC7">
-            <wp:extent cx="2628900" cy="2453640"/>
-            <wp:effectExtent l="0" t="0" r="0" b="3810"/>
-            <wp:docPr id="158205279" name="Picture 25"/>
+          <wp:inline distT="0" distB="0" distL="0" distR="0" wp14:anchorId="690EBC57" wp14:editId="48E68EAC">
+            <wp:extent cx="2377440" cy="2004060"/>
+            <wp:effectExtent l="0" t="0" r="0" b="0"/>
+            <wp:docPr id="362715669" name="Picture 15"/>
             <wp:cNvGraphicFramePr>
               <a:graphicFrameLocks xmlns:a="http://schemas.openxmlformats.org/drawingml/2006/main" noChangeAspect="1"/>
             </wp:cNvGraphicFramePr>
@@ -11426,20 +11827,20 @@
               <a:graphicData uri="http://schemas.openxmlformats.org/drawingml/2006/picture">
                 <pic:pic xmlns:pic="http://schemas.openxmlformats.org/drawingml/2006/picture">
                   <pic:nvPicPr>
-                    <pic:cNvPr id="0" name="Picture 51"/>
+                    <pic:cNvPr id="0" name="Picture 11"/>
                     <pic:cNvPicPr>
                       <a:picLocks noChangeAspect="1" noChangeArrowheads="1"/>
                     </pic:cNvPicPr>
                   </pic:nvPicPr>
                   <pic:blipFill rotWithShape="1">
-                    <a:blip r:embed="rId16">
+                    <a:blip r:embed="rId17">
                       <a:extLst>
                         <a:ext uri="{28A0092B-C50C-407E-A947-70E740481C1C}">
                           <a14:useLocalDpi xmlns:a14="http://schemas.microsoft.com/office/drawing/2010/main" val="0"/>
                         </a:ext>
                       </a:extLst>
                     </a:blip>
-                    <a:srcRect l="2802" t="2734" r="22844" b="23918"/>
+                    <a:srcRect l="3954" r="23488" b="23768"/>
                     <a:stretch>
                       <a:fillRect/>
                     </a:stretch>
@@ -11447,7 +11848,7 @@
                   <pic:spPr bwMode="auto">
                     <a:xfrm>
                       <a:off x="0" y="0"/>
-                      <a:ext cx="2628900" cy="2453640"/>
+                      <a:ext cx="2377440" cy="2004060"/>
                     </a:xfrm>
                     <a:prstGeom prst="rect">
                       <a:avLst/>
@@ -11486,23 +11887,17 @@
           <w:rPr>
             <w:noProof/>
           </w:rPr>
-          <w:t>6</w:t>
+          <w:t>7</w:t>
         </w:r>
       </w:fldSimple>
       <w:r>
-        <w:t xml:space="preserve"> </w:t>
-      </w:r>
-      <w:r>
-        <w:t>Patient</w:t>
-      </w:r>
-      <w:r>
-        <w:t xml:space="preserve"> Set Profile</w:t>
-      </w:r>
-      <w:r>
-        <w:rPr>
-          <w:noProof/>
-        </w:rPr>
-        <w:t xml:space="preserve"> Use Case Diagram</w:t>
+        <w:t xml:space="preserve"> Patient </w:t>
+      </w:r>
+      <w:r>
+        <w:t>Book Appointment</w:t>
+      </w:r>
+      <w:r>
+        <w:t xml:space="preserve"> Use Case DIagram</w:t>
       </w:r>
     </w:p>
     <w:p>
@@ -11514,7 +11909,7 @@
           <w:b/>
           <w:bCs/>
         </w:rPr>
-        <w:t>UC-202: Book Appointment</w:t>
+        <w:t>UC-203: View Appointment History</w:t>
       </w:r>
     </w:p>
     <w:tbl>
@@ -11590,7 +11985,7 @@
               <w:pStyle w:val="NormalWeb"/>
             </w:pPr>
             <w:r>
-              <w:t>UC-202</w:t>
+              <w:t>UC-203</w:t>
             </w:r>
           </w:p>
         </w:tc>
@@ -11620,7 +12015,7 @@
               <w:pStyle w:val="NormalWeb"/>
             </w:pPr>
             <w:r>
-              <w:t>Book Appointment</w:t>
+              <w:t>View Appointment History</w:t>
             </w:r>
           </w:p>
         </w:tc>
@@ -11680,7 +12075,7 @@
               <w:pStyle w:val="NormalWeb"/>
             </w:pPr>
             <w:r>
-              <w:t>Allows a patient to schedule an appointment with a doctor.</w:t>
+              <w:t>Allows patients to view a list of all past and upcoming appointments.</w:t>
             </w:r>
           </w:p>
         </w:tc>
@@ -11710,7 +12105,7 @@
               <w:pStyle w:val="NormalWeb"/>
             </w:pPr>
             <w:r>
-              <w:t>Patient must be logged in and have a completed profile.</w:t>
+              <w:t>Patient must be logged in.</w:t>
             </w:r>
           </w:p>
         </w:tc>
@@ -11740,19 +12135,19 @@
               <w:pStyle w:val="NormalWeb"/>
             </w:pPr>
             <w:r>
-              <w:t xml:space="preserve">1. Patient selects department and doctor. </w:t>
+              <w:t xml:space="preserve">1. Patient opens "My Appointments". </w:t>
             </w:r>
             <w:r>
               <w:br/>
-              <w:t xml:space="preserve">2. Views available time slots. </w:t>
+            </w:r>
+            <w:r>
+              <w:t xml:space="preserve">2. System retrieves appointment records. </w:t>
             </w:r>
             <w:r>
               <w:br/>
-              <w:t xml:space="preserve">3. Selects a slot and confirms booking. </w:t>
-            </w:r>
-            <w:r>
-              <w:br/>
-              <w:t>4. System records appointment and sends confirmation email.</w:t>
+            </w:r>
+            <w:r>
+              <w:t>3. List displayed with date, doctor, status.</w:t>
             </w:r>
           </w:p>
         </w:tc>
@@ -11782,7 +12177,7 @@
               <w:pStyle w:val="NormalWeb"/>
             </w:pPr>
             <w:r>
-              <w:t>Slot already taken → System prompts to choose another.</w:t>
+              <w:t>No appointments found → Message displayed.</w:t>
             </w:r>
           </w:p>
         </w:tc>
@@ -11812,7 +12207,7 @@
               <w:pStyle w:val="NormalWeb"/>
             </w:pPr>
             <w:r>
-              <w:t>Appointment recorded and confirmation sent.</w:t>
+              <w:t>Appointment history displayed.</w:t>
             </w:r>
           </w:p>
         </w:tc>
@@ -11826,16 +12221,13 @@
       </w:pPr>
       <w:r>
         <w:rPr>
-          <w:b/>
-          <w:bCs/>
-          <w:noProof/>
-        </w:rPr>
-        <w:lastRenderedPageBreak/>
+          <w:noProof/>
+        </w:rPr>
         <w:drawing>
-          <wp:inline distT="0" distB="0" distL="0" distR="0" wp14:anchorId="6E1525CB" wp14:editId="277D8DF7">
-            <wp:extent cx="2499360" cy="1897380"/>
-            <wp:effectExtent l="0" t="0" r="0" b="0"/>
-            <wp:docPr id="1382970929" name="Picture 24"/>
+          <wp:inline distT="0" distB="0" distL="0" distR="0" wp14:anchorId="20D1E530" wp14:editId="7E036EB4">
+            <wp:extent cx="2910840" cy="1508760"/>
+            <wp:effectExtent l="0" t="0" r="3810" b="0"/>
+            <wp:docPr id="883757389" name="Picture 16"/>
             <wp:cNvGraphicFramePr>
               <a:graphicFrameLocks xmlns:a="http://schemas.openxmlformats.org/drawingml/2006/main" noChangeAspect="1"/>
             </wp:cNvGraphicFramePr>
@@ -11843,20 +12235,20 @@
               <a:graphicData uri="http://schemas.openxmlformats.org/drawingml/2006/picture">
                 <pic:pic xmlns:pic="http://schemas.openxmlformats.org/drawingml/2006/picture">
                   <pic:nvPicPr>
-                    <pic:cNvPr id="0" name="Picture 50"/>
+                    <pic:cNvPr id="0" name="Picture 12"/>
                     <pic:cNvPicPr>
                       <a:picLocks noChangeAspect="1" noChangeArrowheads="1"/>
                     </pic:cNvPicPr>
                   </pic:nvPicPr>
                   <pic:blipFill rotWithShape="1">
-                    <a:blip r:embed="rId17">
+                    <a:blip r:embed="rId18">
                       <a:extLst>
                         <a:ext uri="{28A0092B-C50C-407E-A947-70E740481C1C}">
                           <a14:useLocalDpi xmlns:a14="http://schemas.microsoft.com/office/drawing/2010/main" val="0"/>
                         </a:ext>
                       </a:extLst>
                     </a:blip>
-                    <a:srcRect l="1395" t="4057" r="22326" b="23768"/>
+                    <a:srcRect l="3276" r="23122" b="25283"/>
                     <a:stretch>
                       <a:fillRect/>
                     </a:stretch>
@@ -11864,7 +12256,7 @@
                   <pic:spPr bwMode="auto">
                     <a:xfrm>
                       <a:off x="0" y="0"/>
-                      <a:ext cx="2499360" cy="1897380"/>
+                      <a:ext cx="2910840" cy="1508760"/>
                     </a:xfrm>
                     <a:prstGeom prst="rect">
                       <a:avLst/>
@@ -11903,17 +12295,20 @@
           <w:rPr>
             <w:noProof/>
           </w:rPr>
-          <w:t>7</w:t>
+          <w:t>8</w:t>
         </w:r>
       </w:fldSimple>
       <w:r>
         <w:t xml:space="preserve"> Patient </w:t>
       </w:r>
       <w:r>
-        <w:t>Book Appointment</w:t>
-      </w:r>
-      <w:r>
-        <w:t xml:space="preserve"> Use Case DIagram</w:t>
+        <w:t>View Appointment History</w:t>
+      </w:r>
+      <w:r>
+        <w:t xml:space="preserve"> Use Case Dia</w:t>
+      </w:r>
+      <w:r>
+        <w:t>gram</w:t>
       </w:r>
     </w:p>
     <w:p>
@@ -11925,7 +12320,7 @@
           <w:b/>
           <w:bCs/>
         </w:rPr>
-        <w:t>UC-203: View Appointment History</w:t>
+        <w:t>UC-204: Cancel or Reschedule Appointment</w:t>
       </w:r>
     </w:p>
     <w:tbl>
@@ -11953,6 +12348,7 @@
                 <w:b/>
                 <w:bCs/>
               </w:rPr>
+              <w:lastRenderedPageBreak/>
               <w:t>Field</w:t>
             </w:r>
           </w:p>
@@ -12001,7 +12397,7 @@
               <w:pStyle w:val="NormalWeb"/>
             </w:pPr>
             <w:r>
-              <w:t>UC-203</w:t>
+              <w:t>UC-204</w:t>
             </w:r>
           </w:p>
         </w:tc>
@@ -12031,7 +12427,7 @@
               <w:pStyle w:val="NormalWeb"/>
             </w:pPr>
             <w:r>
-              <w:t>View Appointment History</w:t>
+              <w:t>Cancel or Reschedule Appointment</w:t>
             </w:r>
           </w:p>
         </w:tc>
@@ -12091,7 +12487,7 @@
               <w:pStyle w:val="NormalWeb"/>
             </w:pPr>
             <w:r>
-              <w:t>Allows patients to view a list of all past and upcoming appointments.</w:t>
+              <w:t>Allows patients to cancel or reschedule an existing appointment.</w:t>
             </w:r>
           </w:p>
         </w:tc>
@@ -12121,7 +12517,7 @@
               <w:pStyle w:val="NormalWeb"/>
             </w:pPr>
             <w:r>
-              <w:t>Patient must be logged in.</w:t>
+              <w:t>Appointment must exist and not have already passed.</w:t>
             </w:r>
           </w:p>
         </w:tc>
@@ -12151,19 +12547,19 @@
               <w:pStyle w:val="NormalWeb"/>
             </w:pPr>
             <w:r>
-              <w:t xml:space="preserve">1. Patient opens "My Appointments". </w:t>
+              <w:t xml:space="preserve">1. Patient selects appointment. </w:t>
             </w:r>
             <w:r>
               <w:br/>
-            </w:r>
-            <w:r>
-              <w:t xml:space="preserve">2. System retrieves appointment records. </w:t>
+              <w:t xml:space="preserve">2. Chooses cancel or reschedule. </w:t>
             </w:r>
             <w:r>
               <w:br/>
-            </w:r>
-            <w:r>
-              <w:t>3. List displayed with date, doctor, status.</w:t>
+              <w:t xml:space="preserve">3. Selects new slot if rescheduling. </w:t>
+            </w:r>
+            <w:r>
+              <w:br/>
+              <w:t>4. System updates record and notifies doctor.</w:t>
             </w:r>
           </w:p>
         </w:tc>
@@ -12193,7 +12589,7 @@
               <w:pStyle w:val="NormalWeb"/>
             </w:pPr>
             <w:r>
-              <w:t>No appointments found → Message displayed.</w:t>
+              <w:t>Appointment already completed → Cannot modify.</w:t>
             </w:r>
           </w:p>
         </w:tc>
@@ -12223,7 +12619,7 @@
               <w:pStyle w:val="NormalWeb"/>
             </w:pPr>
             <w:r>
-              <w:t>Appointment history displayed.</w:t>
+              <w:t>Appointment updated or removed.</w:t>
             </w:r>
           </w:p>
         </w:tc>
@@ -12237,15 +12633,13 @@
       </w:pPr>
       <w:r>
         <w:rPr>
-          <w:b/>
-          <w:bCs/>
           <w:noProof/>
         </w:rPr>
         <w:drawing>
-          <wp:inline distT="0" distB="0" distL="0" distR="0" wp14:anchorId="7DB9C5A5" wp14:editId="1BB8C86D">
-            <wp:extent cx="2971800" cy="1424940"/>
-            <wp:effectExtent l="0" t="0" r="0" b="3810"/>
-            <wp:docPr id="1242992986" name="Picture 23"/>
+          <wp:inline distT="0" distB="0" distL="0" distR="0" wp14:anchorId="043B2E25" wp14:editId="615B2017">
+            <wp:extent cx="4107180" cy="1592580"/>
+            <wp:effectExtent l="0" t="0" r="7620" b="7620"/>
+            <wp:docPr id="1102540594" name="Picture 17"/>
             <wp:cNvGraphicFramePr>
               <a:graphicFrameLocks xmlns:a="http://schemas.openxmlformats.org/drawingml/2006/main" noChangeAspect="1"/>
             </wp:cNvGraphicFramePr>
@@ -12253,20 +12647,20 @@
               <a:graphicData uri="http://schemas.openxmlformats.org/drawingml/2006/picture">
                 <pic:pic xmlns:pic="http://schemas.openxmlformats.org/drawingml/2006/picture">
                   <pic:nvPicPr>
-                    <pic:cNvPr id="0" name="Picture 49"/>
+                    <pic:cNvPr id="0" name="Picture 13"/>
                     <pic:cNvPicPr>
                       <a:picLocks noChangeAspect="1" noChangeArrowheads="1"/>
                     </pic:cNvPicPr>
                   </pic:nvPicPr>
                   <pic:blipFill rotWithShape="1">
-                    <a:blip r:embed="rId18">
+                    <a:blip r:embed="rId19">
                       <a:extLst>
                         <a:ext uri="{28A0092B-C50C-407E-A947-70E740481C1C}">
                           <a14:useLocalDpi xmlns:a14="http://schemas.microsoft.com/office/drawing/2010/main" val="0"/>
                         </a:ext>
                       </a:extLst>
                     </a:blip>
-                    <a:srcRect l="2697" t="4151" r="22158" b="25283"/>
+                    <a:srcRect l="2241" r="22269" b="25357"/>
                     <a:stretch>
                       <a:fillRect/>
                     </a:stretch>
@@ -12274,7 +12668,7 @@
                   <pic:spPr bwMode="auto">
                     <a:xfrm>
                       <a:off x="0" y="0"/>
-                      <a:ext cx="2971800" cy="1424940"/>
+                      <a:ext cx="4107180" cy="1592580"/>
                     </a:xfrm>
                     <a:prstGeom prst="rect">
                       <a:avLst/>
@@ -12313,14 +12707,14 @@
           <w:rPr>
             <w:noProof/>
           </w:rPr>
-          <w:t>8</w:t>
+          <w:t>9</w:t>
         </w:r>
       </w:fldSimple>
       <w:r>
         <w:t xml:space="preserve"> Patient </w:t>
       </w:r>
       <w:r>
-        <w:t>View Appointment History</w:t>
+        <w:t>Cancel or Reschedule Appointment</w:t>
       </w:r>
       <w:r>
         <w:t xml:space="preserve"> Use Case Diagram</w:t>
@@ -12335,7 +12729,7 @@
           <w:b/>
           <w:bCs/>
         </w:rPr>
-        <w:t>UC-204: Cancel or Reschedule Appointment</w:t>
+        <w:t>UC-205: View Medical History</w:t>
       </w:r>
     </w:p>
     <w:tbl>
@@ -12397,7 +12791,6 @@
               <w:pStyle w:val="NormalWeb"/>
             </w:pPr>
             <w:r>
-              <w:lastRenderedPageBreak/>
               <w:t>Use Case ID</w:t>
             </w:r>
           </w:p>
@@ -12412,7 +12805,7 @@
               <w:pStyle w:val="NormalWeb"/>
             </w:pPr>
             <w:r>
-              <w:t>UC-204</w:t>
+              <w:t>UC-205</w:t>
             </w:r>
           </w:p>
         </w:tc>
@@ -12442,7 +12835,7 @@
               <w:pStyle w:val="NormalWeb"/>
             </w:pPr>
             <w:r>
-              <w:t>Cancel or Reschedule Appointment</w:t>
+              <w:t>View Medical History</w:t>
             </w:r>
           </w:p>
         </w:tc>
@@ -12502,7 +12895,7 @@
               <w:pStyle w:val="NormalWeb"/>
             </w:pPr>
             <w:r>
-              <w:t>Allows patients to cancel or reschedule an existing appointment.</w:t>
+              <w:t>Allows patients to view their full medical history including diagnoses and prescriptions.</w:t>
             </w:r>
           </w:p>
         </w:tc>
@@ -12532,7 +12925,7 @@
               <w:pStyle w:val="NormalWeb"/>
             </w:pPr>
             <w:r>
-              <w:t>Appointment must exist and not have already passed.</w:t>
+              <w:t>Patient must be logged in.</w:t>
             </w:r>
           </w:p>
         </w:tc>
@@ -12562,19 +12955,15 @@
               <w:pStyle w:val="NormalWeb"/>
             </w:pPr>
             <w:r>
-              <w:t xml:space="preserve">1. Patient selects appointment. </w:t>
+              <w:t xml:space="preserve">1. Patient opens "Medical History". </w:t>
             </w:r>
             <w:r>
               <w:br/>
-              <w:t xml:space="preserve">2. Chooses cancel or reschedule. </w:t>
+              <w:t xml:space="preserve">2. System retrieves all past visit records. </w:t>
             </w:r>
             <w:r>
               <w:br/>
-              <w:t xml:space="preserve">3. Selects new slot if rescheduling. </w:t>
-            </w:r>
-            <w:r>
-              <w:br/>
-              <w:t>4. System updates record and notifies doctor.</w:t>
+              <w:t>3. Visits displayed chronologically with details.</w:t>
             </w:r>
           </w:p>
         </w:tc>
@@ -12604,7 +12993,7 @@
               <w:pStyle w:val="NormalWeb"/>
             </w:pPr>
             <w:r>
-              <w:t>Appointment already completed → Cannot modify.</w:t>
+              <w:t>No records found → Message displayed.</w:t>
             </w:r>
           </w:p>
         </w:tc>
@@ -12634,7 +13023,7 @@
               <w:pStyle w:val="NormalWeb"/>
             </w:pPr>
             <w:r>
-              <w:t>Appointment updated or removed.</w:t>
+              <w:t>Medical history shown to patient.</w:t>
             </w:r>
           </w:p>
         </w:tc>
@@ -12648,15 +13037,14 @@
       </w:pPr>
       <w:r>
         <w:rPr>
-          <w:b/>
-          <w:bCs/>
-          <w:noProof/>
-        </w:rPr>
+          <w:noProof/>
+        </w:rPr>
+        <w:lastRenderedPageBreak/>
         <w:drawing>
-          <wp:inline distT="0" distB="0" distL="0" distR="0" wp14:anchorId="4B2546A9" wp14:editId="69F4B89A">
-            <wp:extent cx="4191000" cy="1516380"/>
-            <wp:effectExtent l="0" t="0" r="0" b="0"/>
-            <wp:docPr id="1353820748" name="Picture 22"/>
+          <wp:inline distT="0" distB="0" distL="0" distR="0" wp14:anchorId="375B7155" wp14:editId="3FC772A5">
+            <wp:extent cx="2811780" cy="1737360"/>
+            <wp:effectExtent l="0" t="0" r="7620" b="0"/>
+            <wp:docPr id="639606434" name="Picture 18"/>
             <wp:cNvGraphicFramePr>
               <a:graphicFrameLocks xmlns:a="http://schemas.openxmlformats.org/drawingml/2006/main" noChangeAspect="1"/>
             </wp:cNvGraphicFramePr>
@@ -12664,20 +13052,20 @@
               <a:graphicData uri="http://schemas.openxmlformats.org/drawingml/2006/picture">
                 <pic:pic xmlns:pic="http://schemas.openxmlformats.org/drawingml/2006/picture">
                   <pic:nvPicPr>
-                    <pic:cNvPr id="0" name="Picture 48"/>
+                    <pic:cNvPr id="0" name="Picture 14"/>
                     <pic:cNvPicPr>
                       <a:picLocks noChangeAspect="1" noChangeArrowheads="1"/>
                     </pic:cNvPicPr>
                   </pic:nvPicPr>
                   <pic:blipFill rotWithShape="1">
-                    <a:blip r:embed="rId19">
+                    <a:blip r:embed="rId20">
                       <a:extLst>
                         <a:ext uri="{28A0092B-C50C-407E-A947-70E740481C1C}">
                           <a14:useLocalDpi xmlns:a14="http://schemas.microsoft.com/office/drawing/2010/main" val="0"/>
                         </a:ext>
                       </a:extLst>
                     </a:blip>
-                    <a:srcRect l="1808" t="5000" r="21697" b="23929"/>
+                    <a:srcRect l="3206" r="22845" b="25246"/>
                     <a:stretch>
                       <a:fillRect/>
                     </a:stretch>
@@ -12685,7 +13073,7 @@
                   <pic:spPr bwMode="auto">
                     <a:xfrm>
                       <a:off x="0" y="0"/>
-                      <a:ext cx="4191000" cy="1516380"/>
+                      <a:ext cx="2811780" cy="1737360"/>
                     </a:xfrm>
                     <a:prstGeom prst="rect">
                       <a:avLst/>
@@ -12724,14 +13112,14 @@
           <w:rPr>
             <w:noProof/>
           </w:rPr>
-          <w:t>9</w:t>
+          <w:t>10</w:t>
         </w:r>
       </w:fldSimple>
       <w:r>
         <w:t xml:space="preserve"> Patient </w:t>
       </w:r>
       <w:r>
-        <w:t>Cancel or Reschedule Appointment</w:t>
+        <w:t>View Medical History</w:t>
       </w:r>
       <w:r>
         <w:t xml:space="preserve"> Use Case Diagram</w:t>
@@ -12746,7 +13134,7 @@
           <w:b/>
           <w:bCs/>
         </w:rPr>
-        <w:t>UC-205: View Medical History</w:t>
+        <w:t>UC-206: View Lab Reports</w:t>
       </w:r>
     </w:p>
     <w:tbl>
@@ -12822,7 +13210,7 @@
               <w:pStyle w:val="NormalWeb"/>
             </w:pPr>
             <w:r>
-              <w:t>UC-205</w:t>
+              <w:t>UC-206</w:t>
             </w:r>
           </w:p>
         </w:tc>
@@ -12852,7 +13240,7 @@
               <w:pStyle w:val="NormalWeb"/>
             </w:pPr>
             <w:r>
-              <w:t>View Medical History</w:t>
+              <w:t>View Lab Reports</w:t>
             </w:r>
           </w:p>
         </w:tc>
@@ -12912,7 +13300,7 @@
               <w:pStyle w:val="NormalWeb"/>
             </w:pPr>
             <w:r>
-              <w:t>Allows patients to view their full medical history including diagnoses and prescriptions.</w:t>
+              <w:t>Allows patients to view laboratory test results linked to their account.</w:t>
             </w:r>
           </w:p>
         </w:tc>
@@ -12942,7 +13330,7 @@
               <w:pStyle w:val="NormalWeb"/>
             </w:pPr>
             <w:r>
-              <w:t>Patient must be logged in.</w:t>
+              <w:t>Lab results must be uploaded by lab staff.</w:t>
             </w:r>
           </w:p>
         </w:tc>
@@ -12972,15 +13360,15 @@
               <w:pStyle w:val="NormalWeb"/>
             </w:pPr>
             <w:r>
-              <w:t xml:space="preserve">1. Patient opens "Medical History". </w:t>
+              <w:t>1. Patient opens "Lab Reports".</w:t>
             </w:r>
             <w:r>
               <w:br/>
-              <w:t xml:space="preserve">2. System retrieves all past visit records. </w:t>
+              <w:t xml:space="preserve">2. System retrieves test results. </w:t>
             </w:r>
             <w:r>
               <w:br/>
-              <w:t>3. Visits displayed chronologically with details.</w:t>
+              <w:t>3. Results displayed with status (Pending/Available).</w:t>
             </w:r>
           </w:p>
         </w:tc>
@@ -13010,7 +13398,7 @@
               <w:pStyle w:val="NormalWeb"/>
             </w:pPr>
             <w:r>
-              <w:t>No records found → Message displayed.</w:t>
+              <w:t>No reports found → Message displayed.</w:t>
             </w:r>
           </w:p>
         </w:tc>
@@ -13040,7 +13428,7 @@
               <w:pStyle w:val="NormalWeb"/>
             </w:pPr>
             <w:r>
-              <w:t>Medical history shown to patient.</w:t>
+              <w:t>Lab results displayed to patient.</w:t>
             </w:r>
           </w:p>
         </w:tc>
@@ -13054,16 +13442,13 @@
       </w:pPr>
       <w:r>
         <w:rPr>
-          <w:b/>
-          <w:bCs/>
-          <w:noProof/>
-        </w:rPr>
-        <w:lastRenderedPageBreak/>
+          <w:noProof/>
+        </w:rPr>
         <w:drawing>
-          <wp:inline distT="0" distB="0" distL="0" distR="0" wp14:anchorId="793BAA5D" wp14:editId="0DFEEC3D">
-            <wp:extent cx="2948940" cy="1798320"/>
+          <wp:inline distT="0" distB="0" distL="0" distR="0" wp14:anchorId="03828375" wp14:editId="2A68EA2C">
+            <wp:extent cx="2552700" cy="1447800"/>
             <wp:effectExtent l="0" t="0" r="0" b="0"/>
-            <wp:docPr id="1069251031" name="Picture 21"/>
+            <wp:docPr id="1036516245" name="Picture 19"/>
             <wp:cNvGraphicFramePr>
               <a:graphicFrameLocks xmlns:a="http://schemas.openxmlformats.org/drawingml/2006/main" noChangeAspect="1"/>
             </wp:cNvGraphicFramePr>
@@ -13071,20 +13456,20 @@
               <a:graphicData uri="http://schemas.openxmlformats.org/drawingml/2006/picture">
                 <pic:pic xmlns:pic="http://schemas.openxmlformats.org/drawingml/2006/picture">
                   <pic:nvPicPr>
-                    <pic:cNvPr id="0" name="Picture 47"/>
+                    <pic:cNvPr id="0" name="Picture 15"/>
                     <pic:cNvPicPr>
                       <a:picLocks noChangeAspect="1" noChangeArrowheads="1"/>
                     </pic:cNvPicPr>
                   </pic:nvPicPr>
                   <pic:blipFill rotWithShape="1">
-                    <a:blip r:embed="rId20">
+                    <a:blip r:embed="rId21">
                       <a:extLst>
                         <a:ext uri="{28A0092B-C50C-407E-A947-70E740481C1C}">
                           <a14:useLocalDpi xmlns:a14="http://schemas.microsoft.com/office/drawing/2010/main" val="0"/>
                         </a:ext>
                       </a:extLst>
                     </a:blip>
-                    <a:srcRect l="2140" t="4262" r="22568" b="18361"/>
+                    <a:srcRect r="22811" b="26923"/>
                     <a:stretch>
                       <a:fillRect/>
                     </a:stretch>
@@ -13092,7 +13477,7 @@
                   <pic:spPr bwMode="auto">
                     <a:xfrm>
                       <a:off x="0" y="0"/>
-                      <a:ext cx="2948940" cy="1798320"/>
+                      <a:ext cx="2552700" cy="1447800"/>
                     </a:xfrm>
                     <a:prstGeom prst="rect">
                       <a:avLst/>
@@ -13131,14 +13516,14 @@
           <w:rPr>
             <w:noProof/>
           </w:rPr>
-          <w:t>10</w:t>
+          <w:t>11</w:t>
         </w:r>
       </w:fldSimple>
       <w:r>
         <w:t xml:space="preserve"> Patient </w:t>
       </w:r>
       <w:r>
-        <w:t>View Medical History</w:t>
+        <w:t>View Lab Reports</w:t>
       </w:r>
       <w:r>
         <w:t xml:space="preserve"> Use Case Diagram</w:t>
@@ -13153,7 +13538,7 @@
           <w:b/>
           <w:bCs/>
         </w:rPr>
-        <w:t>UC-206: View Lab Reports</w:t>
+        <w:t>UC-207: View Billing and Invoices</w:t>
       </w:r>
     </w:p>
     <w:tbl>
@@ -13215,6 +13600,7 @@
               <w:pStyle w:val="NormalWeb"/>
             </w:pPr>
             <w:r>
+              <w:lastRenderedPageBreak/>
               <w:t>Use Case ID</w:t>
             </w:r>
           </w:p>
@@ -13229,7 +13615,7 @@
               <w:pStyle w:val="NormalWeb"/>
             </w:pPr>
             <w:r>
-              <w:t>UC-206</w:t>
+              <w:t>UC-207</w:t>
             </w:r>
           </w:p>
         </w:tc>
@@ -13259,7 +13645,7 @@
               <w:pStyle w:val="NormalWeb"/>
             </w:pPr>
             <w:r>
-              <w:t>View Lab Reports</w:t>
+              <w:t>View Billing and Invoices</w:t>
             </w:r>
           </w:p>
         </w:tc>
@@ -13319,7 +13705,7 @@
               <w:pStyle w:val="NormalWeb"/>
             </w:pPr>
             <w:r>
-              <w:t>Allows patients to view laboratory test results linked to their account.</w:t>
+              <w:t>Allows patients to view invoices generated for their hospital visits.</w:t>
             </w:r>
           </w:p>
         </w:tc>
@@ -13349,7 +13735,7 @@
               <w:pStyle w:val="NormalWeb"/>
             </w:pPr>
             <w:r>
-              <w:t>Lab results must be uploaded by lab staff.</w:t>
+              <w:t>Invoice must have been generated by admin.</w:t>
             </w:r>
           </w:p>
         </w:tc>
@@ -13379,15 +13765,15 @@
               <w:pStyle w:val="NormalWeb"/>
             </w:pPr>
             <w:r>
-              <w:t>1. Patient opens "Lab Reports".</w:t>
+              <w:t xml:space="preserve">1. Patient opens "Billing". </w:t>
             </w:r>
             <w:r>
               <w:br/>
-              <w:t xml:space="preserve">2. System retrieves test results. </w:t>
+              <w:t xml:space="preserve">2. System retrieves invoices. </w:t>
             </w:r>
             <w:r>
               <w:br/>
-              <w:t>3. Results displayed with status (Pending/Available).</w:t>
+              <w:t>3. Invoice details displayed with payment status.</w:t>
             </w:r>
           </w:p>
         </w:tc>
@@ -13417,7 +13803,7 @@
               <w:pStyle w:val="NormalWeb"/>
             </w:pPr>
             <w:r>
-              <w:t>No reports found → Message displayed.</w:t>
+              <w:t>No invoices found → Message displayed.</w:t>
             </w:r>
           </w:p>
         </w:tc>
@@ -13447,7 +13833,7 @@
               <w:pStyle w:val="NormalWeb"/>
             </w:pPr>
             <w:r>
-              <w:t>Lab results displayed to patient.</w:t>
+              <w:t>Invoice shown to patient.</w:t>
             </w:r>
           </w:p>
         </w:tc>
@@ -13461,15 +13847,13 @@
       </w:pPr>
       <w:r>
         <w:rPr>
-          <w:b/>
-          <w:bCs/>
           <w:noProof/>
         </w:rPr>
         <w:drawing>
-          <wp:inline distT="0" distB="0" distL="0" distR="0" wp14:anchorId="0B922DE5" wp14:editId="438BB37D">
-            <wp:extent cx="2720340" cy="1440180"/>
-            <wp:effectExtent l="0" t="0" r="3810" b="0"/>
-            <wp:docPr id="2014828845" name="Picture 20"/>
+          <wp:inline distT="0" distB="0" distL="0" distR="0" wp14:anchorId="69DF2246" wp14:editId="7C8AF89B">
+            <wp:extent cx="3329940" cy="1516380"/>
+            <wp:effectExtent l="0" t="0" r="0" b="0"/>
+            <wp:docPr id="1641233396" name="Picture 20"/>
             <wp:cNvGraphicFramePr>
               <a:graphicFrameLocks xmlns:a="http://schemas.openxmlformats.org/drawingml/2006/main" noChangeAspect="1"/>
             </wp:cNvGraphicFramePr>
@@ -13477,20 +13861,20 @@
               <a:graphicData uri="http://schemas.openxmlformats.org/drawingml/2006/picture">
                 <pic:pic xmlns:pic="http://schemas.openxmlformats.org/drawingml/2006/picture">
                   <pic:nvPicPr>
-                    <pic:cNvPr id="0" name="Picture 46"/>
+                    <pic:cNvPr id="0" name="Picture 16"/>
                     <pic:cNvPicPr>
                       <a:picLocks noChangeAspect="1" noChangeArrowheads="1"/>
                     </pic:cNvPicPr>
                   </pic:nvPicPr>
                   <pic:blipFill rotWithShape="1">
-                    <a:blip r:embed="rId21">
+                    <a:blip r:embed="rId22">
                       <a:extLst>
                         <a:ext uri="{28A0092B-C50C-407E-A947-70E740481C1C}">
                           <a14:useLocalDpi xmlns:a14="http://schemas.microsoft.com/office/drawing/2010/main" val="0"/>
                         </a:ext>
                       </a:extLst>
                     </a:blip>
-                    <a:srcRect l="2894" t="4231" r="23346" b="23077"/>
+                    <a:srcRect l="3735" r="22071" b="24906"/>
                     <a:stretch>
                       <a:fillRect/>
                     </a:stretch>
@@ -13498,7 +13882,7 @@
                   <pic:spPr bwMode="auto">
                     <a:xfrm>
                       <a:off x="0" y="0"/>
-                      <a:ext cx="2720340" cy="1440180"/>
+                      <a:ext cx="3329940" cy="1516380"/>
                     </a:xfrm>
                     <a:prstGeom prst="rect">
                       <a:avLst/>
@@ -13525,8 +13909,10 @@
         <w:pStyle w:val="Caption"/>
         <w:jc w:val="center"/>
         <w:rPr>
-          <w:b/>
-          <w:bCs/>
+          <w:rStyle w:val="Strong"/>
+          <w:rFonts w:ascii="Arial" w:hAnsi="Arial"/>
+          <w:iCs w:val="0"/>
+          <w:szCs w:val="20"/>
         </w:rPr>
       </w:pPr>
       <w:r>
@@ -13537,17 +13923,37 @@
           <w:rPr>
             <w:noProof/>
           </w:rPr>
-          <w:t>11</w:t>
+          <w:t>12</w:t>
         </w:r>
       </w:fldSimple>
       <w:r>
         <w:t xml:space="preserve"> Patient </w:t>
       </w:r>
       <w:r>
-        <w:t>View Lab Reports</w:t>
+        <w:t>View Billing and Invoices</w:t>
       </w:r>
       <w:r>
         <w:t xml:space="preserve"> Use Case Diagram</w:t>
+      </w:r>
+    </w:p>
+    <w:p>
+      <w:pPr>
+        <w:pStyle w:val="NormalWeb"/>
+        <w:rPr>
+          <w:rStyle w:val="Strong"/>
+          <w:rFonts w:ascii="Arial" w:eastAsiaTheme="minorHAnsi" w:hAnsi="Arial" w:cstheme="minorBidi"/>
+          <w:iCs/>
+          <w:szCs w:val="20"/>
+        </w:rPr>
+      </w:pPr>
+      <w:r>
+        <w:rPr>
+          <w:rStyle w:val="Strong"/>
+          <w:rFonts w:ascii="Arial" w:eastAsiaTheme="minorHAnsi" w:hAnsi="Arial" w:cstheme="minorBidi"/>
+          <w:iCs/>
+          <w:szCs w:val="20"/>
+        </w:rPr>
+        <w:t>3.3.3 Doctor Use Cases</w:t>
       </w:r>
     </w:p>
     <w:p>
@@ -13559,7 +13965,7 @@
           <w:b/>
           <w:bCs/>
         </w:rPr>
-        <w:t>UC-207: View Billing and Invoices</w:t>
+        <w:t>UC-301: Doctor Dashboard</w:t>
       </w:r>
     </w:p>
     <w:tbl>
@@ -13621,7 +14027,6 @@
               <w:pStyle w:val="NormalWeb"/>
             </w:pPr>
             <w:r>
-              <w:lastRenderedPageBreak/>
               <w:t>Use Case ID</w:t>
             </w:r>
           </w:p>
@@ -13636,7 +14041,7 @@
               <w:pStyle w:val="NormalWeb"/>
             </w:pPr>
             <w:r>
-              <w:t>UC-207</w:t>
+              <w:t>UC-301</w:t>
             </w:r>
           </w:p>
         </w:tc>
@@ -13666,7 +14071,7 @@
               <w:pStyle w:val="NormalWeb"/>
             </w:pPr>
             <w:r>
-              <w:t>View Billing and Invoices</w:t>
+              <w:t>Doctor Dashboard</w:t>
             </w:r>
           </w:p>
         </w:tc>
@@ -13696,7 +14101,7 @@
               <w:pStyle w:val="NormalWeb"/>
             </w:pPr>
             <w:r>
-              <w:t>Patient</w:t>
+              <w:t>Doctor</w:t>
             </w:r>
           </w:p>
         </w:tc>
@@ -13726,7 +14131,7 @@
               <w:pStyle w:val="NormalWeb"/>
             </w:pPr>
             <w:r>
-              <w:t>Allows patients to view invoices generated for their hospital visits.</w:t>
+              <w:t>Provides the doctor with a summary of today's appointments and pending tasks.</w:t>
             </w:r>
           </w:p>
         </w:tc>
@@ -13756,7 +14161,7 @@
               <w:pStyle w:val="NormalWeb"/>
             </w:pPr>
             <w:r>
-              <w:t>Invoice must have been generated by admin.</w:t>
+              <w:t>Doctor must be logged in.</w:t>
             </w:r>
           </w:p>
         </w:tc>
@@ -13786,15 +14191,15 @@
               <w:pStyle w:val="NormalWeb"/>
             </w:pPr>
             <w:r>
-              <w:t xml:space="preserve">1. Patient opens "Billing". </w:t>
+              <w:t xml:space="preserve">1. Doctor logs in. </w:t>
             </w:r>
             <w:r>
               <w:br/>
-              <w:t xml:space="preserve">2. System retrieves invoices. </w:t>
+              <w:t xml:space="preserve">2. System loads dashboard. </w:t>
             </w:r>
             <w:r>
               <w:br/>
-              <w:t>3. Invoice details displayed with payment status.</w:t>
+              <w:t>3. Appointments, patient alerts, and pending prescriptions displayed.</w:t>
             </w:r>
           </w:p>
         </w:tc>
@@ -13824,7 +14229,7 @@
               <w:pStyle w:val="NormalWeb"/>
             </w:pPr>
             <w:r>
-              <w:t>No invoices found → Message displayed.</w:t>
+              <w:t>No appointments today → Message displayed.</w:t>
             </w:r>
           </w:p>
         </w:tc>
@@ -13854,7 +14259,7 @@
               <w:pStyle w:val="NormalWeb"/>
             </w:pPr>
             <w:r>
-              <w:t>Invoice shown to patient.</w:t>
+              <w:t>Dashboard loaded successfully.</w:t>
             </w:r>
           </w:p>
         </w:tc>
@@ -13868,17 +14273,14 @@
       </w:pPr>
       <w:r>
         <w:rPr>
-          <w:rStyle w:val="Strong"/>
-          <w:rFonts w:ascii="Arial" w:eastAsiaTheme="minorHAnsi" w:hAnsi="Arial" w:cstheme="minorBidi"/>
-          <w:iCs/>
-          <w:noProof/>
-          <w:szCs w:val="20"/>
-        </w:rPr>
+          <w:noProof/>
+        </w:rPr>
+        <w:lastRenderedPageBreak/>
         <w:drawing>
-          <wp:inline distT="0" distB="0" distL="0" distR="0" wp14:anchorId="6AC23407" wp14:editId="406459B7">
-            <wp:extent cx="3505200" cy="1379220"/>
-            <wp:effectExtent l="0" t="0" r="0" b="0"/>
-            <wp:docPr id="438205191" name="Picture 19"/>
+          <wp:inline distT="0" distB="0" distL="0" distR="0" wp14:anchorId="1A08B7B7" wp14:editId="1C55F04C">
+            <wp:extent cx="2583180" cy="1790700"/>
+            <wp:effectExtent l="0" t="0" r="7620" b="0"/>
+            <wp:docPr id="2054144289" name="Picture 21"/>
             <wp:cNvGraphicFramePr>
               <a:graphicFrameLocks xmlns:a="http://schemas.openxmlformats.org/drawingml/2006/main" noChangeAspect="1"/>
             </wp:cNvGraphicFramePr>
@@ -13886,20 +14288,20 @@
               <a:graphicData uri="http://schemas.openxmlformats.org/drawingml/2006/picture">
                 <pic:pic xmlns:pic="http://schemas.openxmlformats.org/drawingml/2006/picture">
                   <pic:nvPicPr>
-                    <pic:cNvPr id="0" name="Picture 45"/>
+                    <pic:cNvPr id="0" name="Picture 17"/>
                     <pic:cNvPicPr>
                       <a:picLocks noChangeAspect="1" noChangeArrowheads="1"/>
                     </pic:cNvPicPr>
                   </pic:nvPicPr>
                   <pic:blipFill rotWithShape="1">
-                    <a:blip r:embed="rId22">
+                    <a:blip r:embed="rId23">
                       <a:extLst>
                         <a:ext uri="{28A0092B-C50C-407E-A947-70E740481C1C}">
                           <a14:useLocalDpi xmlns:a14="http://schemas.microsoft.com/office/drawing/2010/main" val="0"/>
                         </a:ext>
                       </a:extLst>
                     </a:blip>
-                    <a:srcRect l="2606" t="5283" r="22476" b="26415"/>
+                    <a:srcRect l="3233" r="23707" b="24193"/>
                     <a:stretch>
                       <a:fillRect/>
                     </a:stretch>
@@ -13907,7 +14309,7 @@
                   <pic:spPr bwMode="auto">
                     <a:xfrm>
                       <a:off x="0" y="0"/>
-                      <a:ext cx="3505200" cy="1379220"/>
+                      <a:ext cx="2583180" cy="1790700"/>
                     </a:xfrm>
                     <a:prstGeom prst="rect">
                       <a:avLst/>
@@ -13934,10 +14336,8 @@
         <w:pStyle w:val="Caption"/>
         <w:jc w:val="center"/>
         <w:rPr>
-          <w:rStyle w:val="Strong"/>
-          <w:rFonts w:ascii="Arial" w:hAnsi="Arial"/>
-          <w:iCs w:val="0"/>
-          <w:szCs w:val="20"/>
+          <w:b/>
+          <w:bCs/>
         </w:rPr>
       </w:pPr>
       <w:r>
@@ -13948,37 +14348,11 @@
           <w:rPr>
             <w:noProof/>
           </w:rPr>
-          <w:t>12</w:t>
+          <w:t>13</w:t>
         </w:r>
       </w:fldSimple>
       <w:r>
-        <w:t xml:space="preserve"> Patient </w:t>
-      </w:r>
-      <w:r>
-        <w:t>View Billing and Invoices</w:t>
-      </w:r>
-      <w:r>
-        <w:t xml:space="preserve"> Use Case Diagram</w:t>
-      </w:r>
-    </w:p>
-    <w:p>
-      <w:pPr>
-        <w:pStyle w:val="NormalWeb"/>
-        <w:rPr>
-          <w:rStyle w:val="Strong"/>
-          <w:rFonts w:ascii="Arial" w:eastAsiaTheme="minorHAnsi" w:hAnsi="Arial" w:cstheme="minorBidi"/>
-          <w:iCs/>
-          <w:szCs w:val="20"/>
-        </w:rPr>
-      </w:pPr>
-      <w:r>
-        <w:rPr>
-          <w:rStyle w:val="Strong"/>
-          <w:rFonts w:ascii="Arial" w:eastAsiaTheme="minorHAnsi" w:hAnsi="Arial" w:cstheme="minorBidi"/>
-          <w:iCs/>
-          <w:szCs w:val="20"/>
-        </w:rPr>
-        <w:t>3.3.3 Doctor Use Cases</w:t>
+        <w:t xml:space="preserve"> Doctor Dashboard Use Case Diagram</w:t>
       </w:r>
     </w:p>
     <w:p>
@@ -13990,7 +14364,7 @@
           <w:b/>
           <w:bCs/>
         </w:rPr>
-        <w:t>UC-301: Doctor Dashboard</w:t>
+        <w:t>UC-302: View and Manage Appointments</w:t>
       </w:r>
     </w:p>
     <w:tbl>
@@ -14066,7 +14440,7 @@
               <w:pStyle w:val="NormalWeb"/>
             </w:pPr>
             <w:r>
-              <w:t>UC-301</w:t>
+              <w:t>UC-302</w:t>
             </w:r>
           </w:p>
         </w:tc>
@@ -14096,7 +14470,7 @@
               <w:pStyle w:val="NormalWeb"/>
             </w:pPr>
             <w:r>
-              <w:t>Doctor Dashboard</w:t>
+              <w:t>View and Manage Appointments</w:t>
             </w:r>
           </w:p>
         </w:tc>
@@ -14156,7 +14530,7 @@
               <w:pStyle w:val="NormalWeb"/>
             </w:pPr>
             <w:r>
-              <w:t>Provides the doctor with a summary of today's appointments and pending tasks.</w:t>
+              <w:t>Allows doctors to view their appointment schedule and manage availability.</w:t>
             </w:r>
           </w:p>
         </w:tc>
@@ -14216,15 +14590,15 @@
               <w:pStyle w:val="NormalWeb"/>
             </w:pPr>
             <w:r>
-              <w:t xml:space="preserve">1. Doctor logs in. </w:t>
+              <w:t xml:space="preserve">1. Doctor opens schedule. </w:t>
             </w:r>
             <w:r>
               <w:br/>
-              <w:t xml:space="preserve">2. System loads dashboard. </w:t>
+              <w:t xml:space="preserve">2. Views appointments by day or week. </w:t>
             </w:r>
             <w:r>
               <w:br/>
-              <w:t>3. Appointments, patient alerts, and pending prescriptions displayed.</w:t>
+              <w:t>3. Marks unavailable slots or reviews upcoming bookings.</w:t>
             </w:r>
           </w:p>
         </w:tc>
@@ -14254,7 +14628,7 @@
               <w:pStyle w:val="NormalWeb"/>
             </w:pPr>
             <w:r>
-              <w:t>No appointments today → Message displayed.</w:t>
+              <w:t>No appointments found.</w:t>
             </w:r>
           </w:p>
         </w:tc>
@@ -14284,7 +14658,7 @@
               <w:pStyle w:val="NormalWeb"/>
             </w:pPr>
             <w:r>
-              <w:t>Dashboard loaded successfully.</w:t>
+              <w:t>Schedule displayed and updated.</w:t>
             </w:r>
           </w:p>
         </w:tc>
@@ -14298,16 +14672,13 @@
       </w:pPr>
       <w:r>
         <w:rPr>
-          <w:b/>
-          <w:bCs/>
-          <w:noProof/>
-        </w:rPr>
-        <w:lastRenderedPageBreak/>
+          <w:noProof/>
+        </w:rPr>
         <w:drawing>
-          <wp:inline distT="0" distB="0" distL="0" distR="0" wp14:anchorId="11B44F0A" wp14:editId="5EADACDF">
-            <wp:extent cx="2811780" cy="1691640"/>
+          <wp:inline distT="0" distB="0" distL="0" distR="0" wp14:anchorId="19339116" wp14:editId="521AF124">
+            <wp:extent cx="3474720" cy="1478280"/>
             <wp:effectExtent l="0" t="0" r="0" b="0"/>
-            <wp:docPr id="1775719199" name="Picture 18"/>
+            <wp:docPr id="515036719" name="Picture 22"/>
             <wp:cNvGraphicFramePr>
               <a:graphicFrameLocks xmlns:a="http://schemas.openxmlformats.org/drawingml/2006/main" noChangeAspect="1"/>
             </wp:cNvGraphicFramePr>
@@ -14315,20 +14686,20 @@
               <a:graphicData uri="http://schemas.openxmlformats.org/drawingml/2006/picture">
                 <pic:pic xmlns:pic="http://schemas.openxmlformats.org/drawingml/2006/picture">
                   <pic:nvPicPr>
-                    <pic:cNvPr id="0" name="Picture 44"/>
+                    <pic:cNvPr id="0" name="Picture 18"/>
                     <pic:cNvPicPr>
                       <a:picLocks noChangeAspect="1" noChangeArrowheads="1"/>
                     </pic:cNvPicPr>
                   </pic:nvPicPr>
                   <pic:blipFill rotWithShape="1">
-                    <a:blip r:embed="rId23">
+                    <a:blip r:embed="rId24">
                       <a:extLst>
                         <a:ext uri="{28A0092B-C50C-407E-A947-70E740481C1C}">
                           <a14:useLocalDpi xmlns:a14="http://schemas.microsoft.com/office/drawing/2010/main" val="0"/>
                         </a:ext>
                       </a:extLst>
                     </a:blip>
-                    <a:srcRect l="2249" t="4517" r="22290" b="23871"/>
+                    <a:srcRect l="2791" r="22332" b="23922"/>
                     <a:stretch>
                       <a:fillRect/>
                     </a:stretch>
@@ -14336,7 +14707,7 @@
                   <pic:spPr bwMode="auto">
                     <a:xfrm>
                       <a:off x="0" y="0"/>
-                      <a:ext cx="2811780" cy="1691640"/>
+                      <a:ext cx="3474720" cy="1478280"/>
                     </a:xfrm>
                     <a:prstGeom prst="rect">
                       <a:avLst/>
@@ -14375,11 +14746,17 @@
           <w:rPr>
             <w:noProof/>
           </w:rPr>
-          <w:t>13</w:t>
+          <w:t>14</w:t>
         </w:r>
       </w:fldSimple>
       <w:r>
-        <w:t xml:space="preserve"> Doctor Dashboard Use Case Diagram</w:t>
+        <w:t xml:space="preserve"> Doctor </w:t>
+      </w:r>
+      <w:r>
+        <w:t>View and Manage Appointments</w:t>
+      </w:r>
+      <w:r>
+        <w:t xml:space="preserve"> Use Case Diagram</w:t>
       </w:r>
     </w:p>
     <w:p>
@@ -14391,7 +14768,7 @@
           <w:b/>
           <w:bCs/>
         </w:rPr>
-        <w:t>UC-302: View and Manage Appointments</w:t>
+        <w:t>UC-303: View Patient Record</w:t>
       </w:r>
     </w:p>
     <w:tbl>
@@ -14453,6 +14830,7 @@
               <w:pStyle w:val="NormalWeb"/>
             </w:pPr>
             <w:r>
+              <w:lastRenderedPageBreak/>
               <w:t>Use Case ID</w:t>
             </w:r>
           </w:p>
@@ -14467,7 +14845,7 @@
               <w:pStyle w:val="NormalWeb"/>
             </w:pPr>
             <w:r>
-              <w:t>UC-302</w:t>
+              <w:t>UC-303</w:t>
             </w:r>
           </w:p>
         </w:tc>
@@ -14497,7 +14875,7 @@
               <w:pStyle w:val="NormalWeb"/>
             </w:pPr>
             <w:r>
-              <w:t>View and Manage Appointments</w:t>
+              <w:t>View Patient Record</w:t>
             </w:r>
           </w:p>
         </w:tc>
@@ -14557,7 +14935,7 @@
               <w:pStyle w:val="NormalWeb"/>
             </w:pPr>
             <w:r>
-              <w:t>Allows doctors to view their appointment schedule and manage availability.</w:t>
+              <w:t>Allows the doctor to view a patient's complete medical history during consultation.</w:t>
             </w:r>
           </w:p>
         </w:tc>
@@ -14587,7 +14965,7 @@
               <w:pStyle w:val="NormalWeb"/>
             </w:pPr>
             <w:r>
-              <w:t>Doctor must be logged in.</w:t>
+              <w:t>Patient must have a registered profile.</w:t>
             </w:r>
           </w:p>
         </w:tc>
@@ -14617,15 +14995,15 @@
               <w:pStyle w:val="NormalWeb"/>
             </w:pPr>
             <w:r>
-              <w:t xml:space="preserve">1. Doctor opens schedule. </w:t>
+              <w:t xml:space="preserve">1. Doctor selects a patient. </w:t>
             </w:r>
             <w:r>
               <w:br/>
-              <w:t xml:space="preserve">2. Views appointments by day or week. </w:t>
+              <w:t xml:space="preserve">2. System retrieves medical history. </w:t>
             </w:r>
             <w:r>
               <w:br/>
-              <w:t>3. Marks unavailable slots or reviews upcoming bookings.</w:t>
+              <w:t>3. Diagnoses, prescriptions, allergies, and lab results displayed.</w:t>
             </w:r>
           </w:p>
         </w:tc>
@@ -14655,7 +15033,7 @@
               <w:pStyle w:val="NormalWeb"/>
             </w:pPr>
             <w:r>
-              <w:t>No appointments found.</w:t>
+              <w:t>No records found → Message shown.</w:t>
             </w:r>
           </w:p>
         </w:tc>
@@ -14685,7 +15063,7 @@
               <w:pStyle w:val="NormalWeb"/>
             </w:pPr>
             <w:r>
-              <w:t>Schedule displayed and updated.</w:t>
+              <w:t>Patient records accessed by doctor.</w:t>
             </w:r>
           </w:p>
         </w:tc>
@@ -14699,15 +15077,13 @@
       </w:pPr>
       <w:r>
         <w:rPr>
-          <w:b/>
-          <w:bCs/>
           <w:noProof/>
         </w:rPr>
         <w:drawing>
-          <wp:inline distT="0" distB="0" distL="0" distR="0" wp14:anchorId="645ACD4B" wp14:editId="4824A65B">
-            <wp:extent cx="3764280" cy="1379220"/>
-            <wp:effectExtent l="0" t="0" r="0" b="0"/>
-            <wp:docPr id="1072809110" name="Picture 17"/>
+          <wp:inline distT="0" distB="0" distL="0" distR="0" wp14:anchorId="3F081A3C" wp14:editId="16781681">
+            <wp:extent cx="2567940" cy="1455420"/>
+            <wp:effectExtent l="0" t="0" r="3810" b="0"/>
+            <wp:docPr id="115240556" name="Picture 23"/>
             <wp:cNvGraphicFramePr>
               <a:graphicFrameLocks xmlns:a="http://schemas.openxmlformats.org/drawingml/2006/main" noChangeAspect="1"/>
             </wp:cNvGraphicFramePr>
@@ -14715,20 +15091,20 @@
               <a:graphicData uri="http://schemas.openxmlformats.org/drawingml/2006/picture">
                 <pic:pic xmlns:pic="http://schemas.openxmlformats.org/drawingml/2006/picture">
                   <pic:nvPicPr>
-                    <pic:cNvPr id="0" name="Picture 43"/>
+                    <pic:cNvPr id="0" name="Picture 19"/>
                     <pic:cNvPicPr>
                       <a:picLocks noChangeAspect="1" noChangeArrowheads="1"/>
                     </pic:cNvPicPr>
                   </pic:nvPicPr>
                   <pic:blipFill rotWithShape="1">
-                    <a:blip r:embed="rId24">
+                    <a:blip r:embed="rId25">
                       <a:extLst>
                         <a:ext uri="{28A0092B-C50C-407E-A947-70E740481C1C}">
                           <a14:useLocalDpi xmlns:a14="http://schemas.microsoft.com/office/drawing/2010/main" val="0"/>
                         </a:ext>
                       </a:extLst>
                     </a:blip>
-                    <a:srcRect l="2141" t="5098" r="22324" b="23922"/>
+                    <a:srcRect l="3665" t="4444" r="23706" b="24814"/>
                     <a:stretch>
                       <a:fillRect/>
                     </a:stretch>
@@ -14736,7 +15112,7 @@
                   <pic:spPr bwMode="auto">
                     <a:xfrm>
                       <a:off x="0" y="0"/>
-                      <a:ext cx="3764280" cy="1379220"/>
+                      <a:ext cx="2567940" cy="1455420"/>
                     </a:xfrm>
                     <a:prstGeom prst="rect">
                       <a:avLst/>
@@ -14775,14 +15151,14 @@
           <w:rPr>
             <w:noProof/>
           </w:rPr>
-          <w:t>14</w:t>
+          <w:t>15</w:t>
         </w:r>
       </w:fldSimple>
       <w:r>
         <w:t xml:space="preserve"> Doctor </w:t>
       </w:r>
       <w:r>
-        <w:t>View and Manage Appointments</w:t>
+        <w:t>View Patient Record</w:t>
       </w:r>
       <w:r>
         <w:t xml:space="preserve"> Use Case Diagram</w:t>
@@ -14797,7 +15173,7 @@
           <w:b/>
           <w:bCs/>
         </w:rPr>
-        <w:t>UC-303: View Patient Record</w:t>
+        <w:t>UC-304: Write Prescription</w:t>
       </w:r>
     </w:p>
     <w:tbl>
@@ -14873,7 +15249,7 @@
               <w:pStyle w:val="NormalWeb"/>
             </w:pPr>
             <w:r>
-              <w:t>UC-303</w:t>
+              <w:t>UC-304</w:t>
             </w:r>
           </w:p>
         </w:tc>
@@ -14889,7 +15265,6 @@
               <w:pStyle w:val="NormalWeb"/>
             </w:pPr>
             <w:r>
-              <w:lastRenderedPageBreak/>
               <w:t>Use Case Name</w:t>
             </w:r>
           </w:p>
@@ -14904,7 +15279,7 @@
               <w:pStyle w:val="NormalWeb"/>
             </w:pPr>
             <w:r>
-              <w:t>View Patient Record</w:t>
+              <w:t>Write Prescription</w:t>
             </w:r>
           </w:p>
         </w:tc>
@@ -14964,7 +15339,7 @@
               <w:pStyle w:val="NormalWeb"/>
             </w:pPr>
             <w:r>
-              <w:t>Allows the doctor to view a patient's complete medical history during consultation.</w:t>
+              <w:t>Allows the doctor to create a digital prescription for a patient.</w:t>
             </w:r>
           </w:p>
         </w:tc>
@@ -14994,7 +15369,7 @@
               <w:pStyle w:val="NormalWeb"/>
             </w:pPr>
             <w:r>
-              <w:t>Patient must have a registered profile.</w:t>
+              <w:t>Doctor must be in an active consultation with the patient.</w:t>
             </w:r>
           </w:p>
         </w:tc>
@@ -15024,15 +15399,19 @@
               <w:pStyle w:val="NormalWeb"/>
             </w:pPr>
             <w:r>
-              <w:t xml:space="preserve">1. Doctor selects a patient. </w:t>
+              <w:t xml:space="preserve">1. Doctor opens prescription form. </w:t>
             </w:r>
             <w:r>
               <w:br/>
-              <w:t xml:space="preserve">2. System retrieves medical history. </w:t>
+              <w:t xml:space="preserve">2. Enters medication, dosage, and duration. </w:t>
             </w:r>
             <w:r>
               <w:br/>
-              <w:t>3. Diagnoses, prescriptions, allergies, and lab results displayed.</w:t>
+              <w:t xml:space="preserve">3. Saves prescription. </w:t>
+            </w:r>
+            <w:r>
+              <w:br/>
+              <w:t>4. System links to patient record and notifies pharmacy.</w:t>
             </w:r>
           </w:p>
         </w:tc>
@@ -15062,7 +15441,7 @@
               <w:pStyle w:val="NormalWeb"/>
             </w:pPr>
             <w:r>
-              <w:t>No records found → Message shown.</w:t>
+              <w:t>Incomplete prescription data → Error displayed.</w:t>
             </w:r>
           </w:p>
         </w:tc>
@@ -15092,7 +15471,7 @@
               <w:pStyle w:val="NormalWeb"/>
             </w:pPr>
             <w:r>
-              <w:t>Patient records accessed by doctor.</w:t>
+              <w:t>Prescription saved and forwarded to pharmacy.</w:t>
             </w:r>
           </w:p>
         </w:tc>
@@ -15106,15 +15485,14 @@
       </w:pPr>
       <w:r>
         <w:rPr>
-          <w:b/>
-          <w:bCs/>
-          <w:noProof/>
-        </w:rPr>
+          <w:noProof/>
+        </w:rPr>
+        <w:lastRenderedPageBreak/>
         <w:drawing>
-          <wp:inline distT="0" distB="0" distL="0" distR="0" wp14:anchorId="1A4CEF01" wp14:editId="42501332">
-            <wp:extent cx="2827020" cy="1402080"/>
-            <wp:effectExtent l="0" t="0" r="0" b="7620"/>
-            <wp:docPr id="1066247785" name="Picture 16"/>
+          <wp:inline distT="0" distB="0" distL="0" distR="0" wp14:anchorId="33A1A36F" wp14:editId="241210D5">
+            <wp:extent cx="2575560" cy="1463040"/>
+            <wp:effectExtent l="0" t="0" r="0" b="0"/>
+            <wp:docPr id="547254254" name="Picture 24"/>
             <wp:cNvGraphicFramePr>
               <a:graphicFrameLocks xmlns:a="http://schemas.openxmlformats.org/drawingml/2006/main" noChangeAspect="1"/>
             </wp:cNvGraphicFramePr>
@@ -15122,20 +15500,20 @@
               <a:graphicData uri="http://schemas.openxmlformats.org/drawingml/2006/picture">
                 <pic:pic xmlns:pic="http://schemas.openxmlformats.org/drawingml/2006/picture">
                   <pic:nvPicPr>
-                    <pic:cNvPr id="0" name="Picture 42"/>
+                    <pic:cNvPr id="0" name="Picture 20"/>
                     <pic:cNvPicPr>
                       <a:picLocks noChangeAspect="1" noChangeArrowheads="1"/>
                     </pic:cNvPicPr>
                   </pic:nvPicPr>
                   <pic:blipFill rotWithShape="1">
-                    <a:blip r:embed="rId25">
+                    <a:blip r:embed="rId26">
                       <a:extLst>
                         <a:ext uri="{28A0092B-C50C-407E-A947-70E740481C1C}">
                           <a14:useLocalDpi xmlns:a14="http://schemas.microsoft.com/office/drawing/2010/main" val="0"/>
                         </a:ext>
                       </a:extLst>
                     </a:blip>
-                    <a:srcRect l="2024" t="4816" r="22874" b="27036"/>
+                    <a:srcRect l="4265" r="23668" b="24706"/>
                     <a:stretch>
                       <a:fillRect/>
                     </a:stretch>
@@ -15143,7 +15521,7 @@
                   <pic:spPr bwMode="auto">
                     <a:xfrm>
                       <a:off x="0" y="0"/>
-                      <a:ext cx="2827020" cy="1402080"/>
+                      <a:ext cx="2575560" cy="1463040"/>
                     </a:xfrm>
                     <a:prstGeom prst="rect">
                       <a:avLst/>
@@ -15182,14 +15560,14 @@
           <w:rPr>
             <w:noProof/>
           </w:rPr>
-          <w:t>15</w:t>
+          <w:t>16</w:t>
         </w:r>
       </w:fldSimple>
       <w:r>
         <w:t xml:space="preserve"> Doctor </w:t>
       </w:r>
       <w:r>
-        <w:t>View Patient Record</w:t>
+        <w:t>Write Prescription</w:t>
       </w:r>
       <w:r>
         <w:t xml:space="preserve"> Use Case Diagram</w:t>
@@ -15204,7 +15582,7 @@
           <w:b/>
           <w:bCs/>
         </w:rPr>
-        <w:t>UC-304: Write Prescription</w:t>
+        <w:t>UC-305: Order Lab Test</w:t>
       </w:r>
     </w:p>
     <w:tbl>
@@ -15280,7 +15658,7 @@
               <w:pStyle w:val="NormalWeb"/>
             </w:pPr>
             <w:r>
-              <w:t>UC-304</w:t>
+              <w:t>UC-305</w:t>
             </w:r>
           </w:p>
         </w:tc>
@@ -15310,7 +15688,7 @@
               <w:pStyle w:val="NormalWeb"/>
             </w:pPr>
             <w:r>
-              <w:t>Write Prescription</w:t>
+              <w:t>Order Lab Test</w:t>
             </w:r>
           </w:p>
         </w:tc>
@@ -15370,7 +15748,7 @@
               <w:pStyle w:val="NormalWeb"/>
             </w:pPr>
             <w:r>
-              <w:t>Allows the doctor to create a digital prescription for a patient.</w:t>
+              <w:t>Allows doctors to request laboratory tests for a patient.</w:t>
             </w:r>
           </w:p>
         </w:tc>
@@ -15400,7 +15778,7 @@
               <w:pStyle w:val="NormalWeb"/>
             </w:pPr>
             <w:r>
-              <w:t>Doctor must be in an active consultation with the patient.</w:t>
+              <w:t>Patient must be registered and doctor must be logged in.</w:t>
             </w:r>
           </w:p>
         </w:tc>
@@ -15430,19 +15808,15 @@
               <w:pStyle w:val="NormalWeb"/>
             </w:pPr>
             <w:r>
-              <w:t xml:space="preserve">1. Doctor opens prescription form. </w:t>
+              <w:t xml:space="preserve">1. Doctor selects test type. </w:t>
             </w:r>
             <w:r>
               <w:br/>
-              <w:t xml:space="preserve">2. Enters medication, dosage, and duration. </w:t>
+              <w:t xml:space="preserve">2. Enters patient ID and notes. </w:t>
             </w:r>
             <w:r>
               <w:br/>
-              <w:t xml:space="preserve">3. Saves prescription. </w:t>
-            </w:r>
-            <w:r>
-              <w:br/>
-              <w:t>4. System links to patient record and notifies pharmacy.</w:t>
+              <w:t>3. System creates test order. 4. Lab staff notified.</w:t>
             </w:r>
           </w:p>
         </w:tc>
@@ -15472,7 +15846,7 @@
               <w:pStyle w:val="NormalWeb"/>
             </w:pPr>
             <w:r>
-              <w:t>Incomplete prescription data → Error displayed.</w:t>
+              <w:t>Invalid test type or patient ID → Error.</w:t>
             </w:r>
           </w:p>
         </w:tc>
@@ -15502,7 +15876,7 @@
               <w:pStyle w:val="NormalWeb"/>
             </w:pPr>
             <w:r>
-              <w:t>Prescription saved and forwarded to pharmacy.</w:t>
+              <w:t>Lab test order created.</w:t>
             </w:r>
           </w:p>
         </w:tc>
@@ -15516,16 +15890,13 @@
       </w:pPr>
       <w:r>
         <w:rPr>
-          <w:b/>
-          <w:bCs/>
-          <w:noProof/>
-        </w:rPr>
-        <w:lastRenderedPageBreak/>
+          <w:noProof/>
+        </w:rPr>
         <w:drawing>
-          <wp:inline distT="0" distB="0" distL="0" distR="0" wp14:anchorId="31CDAED2" wp14:editId="69B39DF4">
-            <wp:extent cx="2735580" cy="1356360"/>
-            <wp:effectExtent l="0" t="0" r="7620" b="0"/>
-            <wp:docPr id="94016681" name="Picture 15"/>
+          <wp:inline distT="0" distB="0" distL="0" distR="0" wp14:anchorId="3A3BEFBE" wp14:editId="2C8FC547">
+            <wp:extent cx="2567940" cy="1485900"/>
+            <wp:effectExtent l="0" t="0" r="3810" b="0"/>
+            <wp:docPr id="737186191" name="Picture 25"/>
             <wp:cNvGraphicFramePr>
               <a:graphicFrameLocks xmlns:a="http://schemas.openxmlformats.org/drawingml/2006/main" noChangeAspect="1"/>
             </wp:cNvGraphicFramePr>
@@ -15533,20 +15904,20 @@
               <a:graphicData uri="http://schemas.openxmlformats.org/drawingml/2006/picture">
                 <pic:pic xmlns:pic="http://schemas.openxmlformats.org/drawingml/2006/picture">
                   <pic:nvPicPr>
-                    <pic:cNvPr id="0" name="Picture 41"/>
+                    <pic:cNvPr id="0" name="Picture 21"/>
                     <pic:cNvPicPr>
                       <a:picLocks noChangeAspect="1" noChangeArrowheads="1"/>
                     </pic:cNvPicPr>
                   </pic:nvPicPr>
                   <pic:blipFill rotWithShape="1">
-                    <a:blip r:embed="rId26">
+                    <a:blip r:embed="rId27">
                       <a:extLst>
                         <a:ext uri="{28A0092B-C50C-407E-A947-70E740481C1C}">
                           <a14:useLocalDpi xmlns:a14="http://schemas.microsoft.com/office/drawing/2010/main" val="0"/>
                         </a:ext>
                       </a:extLst>
                     </a:blip>
-                    <a:srcRect l="3068" t="4313" r="23517" b="25883"/>
+                    <a:srcRect l="2620" t="3333" r="23799" b="24444"/>
                     <a:stretch>
                       <a:fillRect/>
                     </a:stretch>
@@ -15554,7 +15925,7 @@
                   <pic:spPr bwMode="auto">
                     <a:xfrm>
                       <a:off x="0" y="0"/>
-                      <a:ext cx="2735580" cy="1356360"/>
+                      <a:ext cx="2567940" cy="1485900"/>
                     </a:xfrm>
                     <a:prstGeom prst="rect">
                       <a:avLst/>
@@ -15593,14 +15964,14 @@
           <w:rPr>
             <w:noProof/>
           </w:rPr>
-          <w:t>16</w:t>
+          <w:t>17</w:t>
         </w:r>
       </w:fldSimple>
       <w:r>
         <w:t xml:space="preserve"> Doctor </w:t>
       </w:r>
       <w:r>
-        <w:t>Write Prescription</w:t>
+        <w:t>Order Lab Test</w:t>
       </w:r>
       <w:r>
         <w:t xml:space="preserve"> Use Case Diagram</w:t>
@@ -15615,7 +15986,7 @@
           <w:b/>
           <w:bCs/>
         </w:rPr>
-        <w:t>UC-305: Order Lab Test</w:t>
+        <w:t>UC-306: Update Diagnosis Notes</w:t>
       </w:r>
     </w:p>
     <w:tbl>
@@ -15691,7 +16062,7 @@
               <w:pStyle w:val="NormalWeb"/>
             </w:pPr>
             <w:r>
-              <w:t>UC-305</w:t>
+              <w:t>UC-306</w:t>
             </w:r>
           </w:p>
         </w:tc>
@@ -15707,6 +16078,7 @@
               <w:pStyle w:val="NormalWeb"/>
             </w:pPr>
             <w:r>
+              <w:lastRenderedPageBreak/>
               <w:t>Use Case Name</w:t>
             </w:r>
           </w:p>
@@ -15721,7 +16093,7 @@
               <w:pStyle w:val="NormalWeb"/>
             </w:pPr>
             <w:r>
-              <w:t>Order Lab Test</w:t>
+              <w:t>Update Diagnosis Notes</w:t>
             </w:r>
           </w:p>
         </w:tc>
@@ -15781,7 +16153,7 @@
               <w:pStyle w:val="NormalWeb"/>
             </w:pPr>
             <w:r>
-              <w:t>Allows doctors to request laboratory tests for a patient.</w:t>
+              <w:t>Allows the doctor to add or update diagnosis notes for a patient visit.</w:t>
             </w:r>
           </w:p>
         </w:tc>
@@ -15811,7 +16183,7 @@
               <w:pStyle w:val="NormalWeb"/>
             </w:pPr>
             <w:r>
-              <w:t>Patient must be registered and doctor must be logged in.</w:t>
+              <w:t>Appointment or consultation must exist.</w:t>
             </w:r>
           </w:p>
         </w:tc>
@@ -15841,15 +16213,19 @@
               <w:pStyle w:val="NormalWeb"/>
             </w:pPr>
             <w:r>
-              <w:t xml:space="preserve">1. Doctor selects test type. </w:t>
+              <w:t xml:space="preserve">1. Doctor opens patient visit record. </w:t>
             </w:r>
             <w:r>
               <w:br/>
-              <w:t xml:space="preserve">2. Enters patient ID and notes. </w:t>
+              <w:t xml:space="preserve">2. Adds or edits diagnosis notes. </w:t>
             </w:r>
             <w:r>
               <w:br/>
-              <w:t>3. System creates test order. 4. Lab staff notified.</w:t>
+              <w:t xml:space="preserve">3. Saves updates. </w:t>
+            </w:r>
+            <w:r>
+              <w:br/>
+              <w:t>4. System timestamps and stores note.</w:t>
             </w:r>
           </w:p>
         </w:tc>
@@ -15879,7 +16255,7 @@
               <w:pStyle w:val="NormalWeb"/>
             </w:pPr>
             <w:r>
-              <w:t>Invalid test type or patient ID → Error.</w:t>
+              <w:t>Missing patient record → Error.</w:t>
             </w:r>
           </w:p>
         </w:tc>
@@ -15909,7 +16285,7 @@
               <w:pStyle w:val="NormalWeb"/>
             </w:pPr>
             <w:r>
-              <w:t>Lab test order created.</w:t>
+              <w:t>Diagnosis notes saved to patient record.</w:t>
             </w:r>
           </w:p>
         </w:tc>
@@ -15923,15 +16299,13 @@
       </w:pPr>
       <w:r>
         <w:rPr>
-          <w:b/>
-          <w:bCs/>
           <w:noProof/>
         </w:rPr>
         <w:drawing>
-          <wp:inline distT="0" distB="0" distL="0" distR="0" wp14:anchorId="5BB4F09A" wp14:editId="22C89790">
-            <wp:extent cx="2781300" cy="1463040"/>
-            <wp:effectExtent l="0" t="0" r="0" b="0"/>
-            <wp:docPr id="1822475406" name="Picture 14"/>
+          <wp:inline distT="0" distB="0" distL="0" distR="0" wp14:anchorId="1CAFD7A4" wp14:editId="3E840894">
+            <wp:extent cx="3329940" cy="1356360"/>
+            <wp:effectExtent l="0" t="0" r="3810" b="0"/>
+            <wp:docPr id="950406440" name="Picture 26"/>
             <wp:cNvGraphicFramePr>
               <a:graphicFrameLocks xmlns:a="http://schemas.openxmlformats.org/drawingml/2006/main" noChangeAspect="1"/>
             </wp:cNvGraphicFramePr>
@@ -15939,20 +16313,20 @@
               <a:graphicData uri="http://schemas.openxmlformats.org/drawingml/2006/picture">
                 <pic:pic xmlns:pic="http://schemas.openxmlformats.org/drawingml/2006/picture">
                   <pic:nvPicPr>
-                    <pic:cNvPr id="0" name="Picture 40"/>
+                    <pic:cNvPr id="0" name="Picture 22"/>
                     <pic:cNvPicPr>
                       <a:picLocks noChangeAspect="1" noChangeArrowheads="1"/>
                     </pic:cNvPicPr>
                   </pic:nvPicPr>
                   <pic:blipFill rotWithShape="1">
-                    <a:blip r:embed="rId27">
+                    <a:blip r:embed="rId28">
                       <a:extLst>
                         <a:ext uri="{28A0092B-C50C-407E-A947-70E740481C1C}">
                           <a14:useLocalDpi xmlns:a14="http://schemas.microsoft.com/office/drawing/2010/main" val="0"/>
                         </a:ext>
                       </a:extLst>
                     </a:blip>
-                    <a:srcRect l="3036" t="5555" r="23077" b="23333"/>
+                    <a:srcRect l="2401" r="22641" b="25833"/>
                     <a:stretch>
                       <a:fillRect/>
                     </a:stretch>
@@ -15960,7 +16334,7 @@
                   <pic:spPr bwMode="auto">
                     <a:xfrm>
                       <a:off x="0" y="0"/>
-                      <a:ext cx="2781300" cy="1463040"/>
+                      <a:ext cx="3329940" cy="1356360"/>
                     </a:xfrm>
                     <a:prstGeom prst="rect">
                       <a:avLst/>
@@ -15987,8 +16361,10 @@
         <w:pStyle w:val="Caption"/>
         <w:jc w:val="center"/>
         <w:rPr>
-          <w:b/>
-          <w:bCs/>
+          <w:rStyle w:val="Strong"/>
+          <w:rFonts w:ascii="Arial" w:hAnsi="Arial"/>
+          <w:iCs w:val="0"/>
+          <w:szCs w:val="20"/>
         </w:rPr>
       </w:pPr>
       <w:r>
@@ -15999,17 +16375,37 @@
           <w:rPr>
             <w:noProof/>
           </w:rPr>
-          <w:t>17</w:t>
+          <w:t>18</w:t>
         </w:r>
       </w:fldSimple>
       <w:r>
         <w:t xml:space="preserve"> Doctor </w:t>
       </w:r>
       <w:r>
-        <w:t>Order Lab Test</w:t>
+        <w:t>Update Diagnosis Notes</w:t>
       </w:r>
       <w:r>
         <w:t xml:space="preserve"> Use Case Diagram</w:t>
+      </w:r>
+    </w:p>
+    <w:p>
+      <w:pPr>
+        <w:pStyle w:val="NormalWeb"/>
+        <w:rPr>
+          <w:rStyle w:val="Strong"/>
+          <w:rFonts w:ascii="Arial" w:eastAsiaTheme="minorHAnsi" w:hAnsi="Arial" w:cstheme="minorBidi"/>
+          <w:iCs/>
+          <w:szCs w:val="20"/>
+        </w:rPr>
+      </w:pPr>
+      <w:r>
+        <w:rPr>
+          <w:rStyle w:val="Strong"/>
+          <w:rFonts w:ascii="Arial" w:eastAsiaTheme="minorHAnsi" w:hAnsi="Arial" w:cstheme="minorBidi"/>
+          <w:iCs/>
+          <w:szCs w:val="20"/>
+        </w:rPr>
+        <w:t>3.3.4 Administrator Use Cases</w:t>
       </w:r>
     </w:p>
     <w:p>
@@ -16021,7 +16417,7 @@
           <w:b/>
           <w:bCs/>
         </w:rPr>
-        <w:t>UC-306: Update Diagnosis Notes</w:t>
+        <w:t>UC-401: Manage User Accounts</w:t>
       </w:r>
     </w:p>
     <w:tbl>
@@ -16097,7 +16493,7 @@
               <w:pStyle w:val="NormalWeb"/>
             </w:pPr>
             <w:r>
-              <w:t>UC-306</w:t>
+              <w:t>UC-401</w:t>
             </w:r>
           </w:p>
         </w:tc>
@@ -16127,7 +16523,7 @@
               <w:pStyle w:val="NormalWeb"/>
             </w:pPr>
             <w:r>
-              <w:t>Update Diagnosis Notes</w:t>
+              <w:t>Manage User Accounts</w:t>
             </w:r>
           </w:p>
         </w:tc>
@@ -16143,7 +16539,6 @@
               <w:pStyle w:val="NormalWeb"/>
             </w:pPr>
             <w:r>
-              <w:lastRenderedPageBreak/>
               <w:t>Actors</w:t>
             </w:r>
           </w:p>
@@ -16158,7 +16553,7 @@
               <w:pStyle w:val="NormalWeb"/>
             </w:pPr>
             <w:r>
-              <w:t>Doctor</w:t>
+              <w:t>Administrator</w:t>
             </w:r>
           </w:p>
         </w:tc>
@@ -16188,7 +16583,7 @@
               <w:pStyle w:val="NormalWeb"/>
             </w:pPr>
             <w:r>
-              <w:t>Allows the doctor to add or update diagnosis notes for a patient visit.</w:t>
+              <w:t>Admin manages all user accounts including activation, editing, and deletion.</w:t>
             </w:r>
           </w:p>
         </w:tc>
@@ -16218,7 +16613,7 @@
               <w:pStyle w:val="NormalWeb"/>
             </w:pPr>
             <w:r>
-              <w:t>Appointment or consultation must exist.</w:t>
+              <w:t>Admin must be logged in.</w:t>
             </w:r>
           </w:p>
         </w:tc>
@@ -16248,19 +16643,19 @@
               <w:pStyle w:val="NormalWeb"/>
             </w:pPr>
             <w:r>
-              <w:t xml:space="preserve">1. Doctor opens patient visit record. </w:t>
+              <w:t xml:space="preserve">1. Admin opens user list. </w:t>
             </w:r>
             <w:r>
               <w:br/>
-              <w:t xml:space="preserve">2. Adds or edits diagnosis notes. </w:t>
+              <w:t xml:space="preserve">2. Selects a user. </w:t>
             </w:r>
             <w:r>
               <w:br/>
-              <w:t xml:space="preserve">3. Saves updates. </w:t>
+              <w:t xml:space="preserve">3. Performs update, suspend, or delete. </w:t>
             </w:r>
             <w:r>
               <w:br/>
-              <w:t>4. System timestamps and stores note.</w:t>
+              <w:t>4. System saves changes.</w:t>
             </w:r>
           </w:p>
         </w:tc>
@@ -16290,7 +16685,7 @@
               <w:pStyle w:val="NormalWeb"/>
             </w:pPr>
             <w:r>
-              <w:t>Missing patient record → Error.</w:t>
+              <w:t>Invalid user ID → Error.</w:t>
             </w:r>
           </w:p>
         </w:tc>
@@ -16320,7 +16715,7 @@
               <w:pStyle w:val="NormalWeb"/>
             </w:pPr>
             <w:r>
-              <w:t>Diagnosis notes saved to patient record.</w:t>
+              <w:t>User account updated.</w:t>
             </w:r>
           </w:p>
         </w:tc>
@@ -16334,17 +16729,14 @@
       </w:pPr>
       <w:r>
         <w:rPr>
-          <w:rStyle w:val="Strong"/>
-          <w:rFonts w:ascii="Arial" w:eastAsiaTheme="minorHAnsi" w:hAnsi="Arial" w:cstheme="minorBidi"/>
-          <w:iCs/>
-          <w:noProof/>
-          <w:szCs w:val="20"/>
-        </w:rPr>
+          <w:noProof/>
+        </w:rPr>
+        <w:lastRenderedPageBreak/>
         <w:drawing>
-          <wp:inline distT="0" distB="0" distL="0" distR="0" wp14:anchorId="48B42FBF" wp14:editId="36CDAD88">
-            <wp:extent cx="3634740" cy="1310640"/>
+          <wp:inline distT="0" distB="0" distL="0" distR="0" wp14:anchorId="1E66C33F" wp14:editId="5A52049E">
+            <wp:extent cx="2842260" cy="1600200"/>
             <wp:effectExtent l="0" t="0" r="0" b="0"/>
-            <wp:docPr id="719216503" name="Picture 13"/>
+            <wp:docPr id="612995162" name="Picture 27"/>
             <wp:cNvGraphicFramePr>
               <a:graphicFrameLocks xmlns:a="http://schemas.openxmlformats.org/drawingml/2006/main" noChangeAspect="1"/>
             </wp:cNvGraphicFramePr>
@@ -16352,20 +16744,20 @@
               <a:graphicData uri="http://schemas.openxmlformats.org/drawingml/2006/picture">
                 <pic:pic xmlns:pic="http://schemas.openxmlformats.org/drawingml/2006/picture">
                   <pic:nvPicPr>
-                    <pic:cNvPr id="0" name="Picture 39"/>
+                    <pic:cNvPr id="0" name="Picture 23"/>
                     <pic:cNvPicPr>
                       <a:picLocks noChangeAspect="1" noChangeArrowheads="1"/>
                     </pic:cNvPicPr>
                   </pic:nvPicPr>
                   <pic:blipFill rotWithShape="1">
-                    <a:blip r:embed="rId28">
+                    <a:blip r:embed="rId29">
                       <a:extLst>
                         <a:ext uri="{28A0092B-C50C-407E-A947-70E740481C1C}">
                           <a14:useLocalDpi xmlns:a14="http://schemas.microsoft.com/office/drawing/2010/main" val="0"/>
                         </a:ext>
                       </a:extLst>
                     </a:blip>
-                    <a:srcRect l="1908" t="4583" r="22258" b="23750"/>
+                    <a:srcRect l="2778" r="23214" b="23636"/>
                     <a:stretch>
                       <a:fillRect/>
                     </a:stretch>
@@ -16373,7 +16765,7 @@
                   <pic:spPr bwMode="auto">
                     <a:xfrm>
                       <a:off x="0" y="0"/>
-                      <a:ext cx="3634740" cy="1310640"/>
+                      <a:ext cx="2842260" cy="1600200"/>
                     </a:xfrm>
                     <a:prstGeom prst="rect">
                       <a:avLst/>
@@ -16400,10 +16792,8 @@
         <w:pStyle w:val="Caption"/>
         <w:jc w:val="center"/>
         <w:rPr>
-          <w:rStyle w:val="Strong"/>
-          <w:rFonts w:ascii="Arial" w:hAnsi="Arial"/>
-          <w:iCs w:val="0"/>
-          <w:szCs w:val="20"/>
+          <w:b/>
+          <w:bCs/>
         </w:rPr>
       </w:pPr>
       <w:r>
@@ -16414,37 +16804,17 @@
           <w:rPr>
             <w:noProof/>
           </w:rPr>
-          <w:t>18</w:t>
+          <w:t>19</w:t>
         </w:r>
       </w:fldSimple>
       <w:r>
-        <w:t xml:space="preserve"> Doctor </w:t>
-      </w:r>
-      <w:r>
-        <w:t>Update Diagnosis Notes</w:t>
+        <w:t xml:space="preserve"> Admin </w:t>
+      </w:r>
+      <w:r>
+        <w:t>Manage User Accounts</w:t>
       </w:r>
       <w:r>
         <w:t xml:space="preserve"> Use Case Diagram</w:t>
-      </w:r>
-    </w:p>
-    <w:p>
-      <w:pPr>
-        <w:pStyle w:val="NormalWeb"/>
-        <w:rPr>
-          <w:rStyle w:val="Strong"/>
-          <w:rFonts w:ascii="Arial" w:eastAsiaTheme="minorHAnsi" w:hAnsi="Arial" w:cstheme="minorBidi"/>
-          <w:iCs/>
-          <w:szCs w:val="20"/>
-        </w:rPr>
-      </w:pPr>
-      <w:r>
-        <w:rPr>
-          <w:rStyle w:val="Strong"/>
-          <w:rFonts w:ascii="Arial" w:eastAsiaTheme="minorHAnsi" w:hAnsi="Arial" w:cstheme="minorBidi"/>
-          <w:iCs/>
-          <w:szCs w:val="20"/>
-        </w:rPr>
-        <w:t>3.3.4 Administrator Use Cases</w:t>
       </w:r>
     </w:p>
     <w:p>
@@ -16456,7 +16826,7 @@
           <w:b/>
           <w:bCs/>
         </w:rPr>
-        <w:t>UC-401: Manage User Accounts</w:t>
+        <w:t>UC-402: Manage Appointments (Admin)</w:t>
       </w:r>
     </w:p>
     <w:tbl>
@@ -16532,7 +16902,7 @@
               <w:pStyle w:val="NormalWeb"/>
             </w:pPr>
             <w:r>
-              <w:t>UC-401</w:t>
+              <w:t>UC-402</w:t>
             </w:r>
           </w:p>
         </w:tc>
@@ -16562,7 +16932,7 @@
               <w:pStyle w:val="NormalWeb"/>
             </w:pPr>
             <w:r>
-              <w:t>Manage User Accounts</w:t>
+              <w:t>Manage Appointments</w:t>
             </w:r>
           </w:p>
         </w:tc>
@@ -16622,7 +16992,7 @@
               <w:pStyle w:val="NormalWeb"/>
             </w:pPr>
             <w:r>
-              <w:t>Admin manages all user accounts including activation, editing, and deletion.</w:t>
+              <w:t>Admin views and manages all hospital appointments.</w:t>
             </w:r>
           </w:p>
         </w:tc>
@@ -16682,19 +17052,15 @@
               <w:pStyle w:val="NormalWeb"/>
             </w:pPr>
             <w:r>
-              <w:t xml:space="preserve">1. Admin opens user list. </w:t>
+              <w:t xml:space="preserve">1. Admin opens appointments panel. </w:t>
             </w:r>
             <w:r>
               <w:br/>
-              <w:t xml:space="preserve">2. Selects a user. </w:t>
+              <w:t xml:space="preserve">2. Views all appointments. </w:t>
             </w:r>
             <w:r>
               <w:br/>
-              <w:t xml:space="preserve">3. Performs update, suspend, or delete. </w:t>
-            </w:r>
-            <w:r>
-              <w:br/>
-              <w:t>4. System saves changes.</w:t>
+              <w:t>3. Cancels, reassigns, or updates as needed.</w:t>
             </w:r>
           </w:p>
         </w:tc>
@@ -16724,7 +17090,7 @@
               <w:pStyle w:val="NormalWeb"/>
             </w:pPr>
             <w:r>
-              <w:t>Invalid user ID → Error.</w:t>
+              <w:t>No appointments found.</w:t>
             </w:r>
           </w:p>
         </w:tc>
@@ -16754,7 +17120,7 @@
               <w:pStyle w:val="NormalWeb"/>
             </w:pPr>
             <w:r>
-              <w:t>User account updated.</w:t>
+              <w:t>Appointment records updated.</w:t>
             </w:r>
           </w:p>
         </w:tc>
@@ -16768,16 +17134,13 @@
       </w:pPr>
       <w:r>
         <w:rPr>
-          <w:b/>
-          <w:bCs/>
-          <w:noProof/>
-        </w:rPr>
-        <w:lastRenderedPageBreak/>
+          <w:noProof/>
+        </w:rPr>
         <w:drawing>
-          <wp:inline distT="0" distB="0" distL="0" distR="0" wp14:anchorId="30070B9A" wp14:editId="64932D70">
-            <wp:extent cx="3070860" cy="1432560"/>
+          <wp:inline distT="0" distB="0" distL="0" distR="0" wp14:anchorId="5A3DEF32" wp14:editId="2D2473CB">
+            <wp:extent cx="2667000" cy="1501140"/>
             <wp:effectExtent l="0" t="0" r="0" b="0"/>
-            <wp:docPr id="1978696233" name="Picture 12"/>
+            <wp:docPr id="1606174537" name="Picture 28"/>
             <wp:cNvGraphicFramePr>
               <a:graphicFrameLocks xmlns:a="http://schemas.openxmlformats.org/drawingml/2006/main" noChangeAspect="1"/>
             </wp:cNvGraphicFramePr>
@@ -16785,20 +17148,20 @@
               <a:graphicData uri="http://schemas.openxmlformats.org/drawingml/2006/picture">
                 <pic:pic xmlns:pic="http://schemas.openxmlformats.org/drawingml/2006/picture">
                   <pic:nvPicPr>
-                    <pic:cNvPr id="0" name="Picture 38"/>
+                    <pic:cNvPr id="0" name="Picture 24"/>
                     <pic:cNvPicPr>
                       <a:picLocks noChangeAspect="1" noChangeArrowheads="1"/>
                     </pic:cNvPicPr>
                   </pic:nvPicPr>
                   <pic:blipFill rotWithShape="1">
-                    <a:blip r:embed="rId29">
+                    <a:blip r:embed="rId30">
                       <a:extLst>
                         <a:ext uri="{28A0092B-C50C-407E-A947-70E740481C1C}">
                           <a14:useLocalDpi xmlns:a14="http://schemas.microsoft.com/office/drawing/2010/main" val="0"/>
                         </a:ext>
                       </a:extLst>
                     </a:blip>
-                    <a:srcRect l="2597" t="5091" r="22634" b="26545"/>
+                    <a:srcRect l="2559" r="22814" b="22745"/>
                     <a:stretch>
                       <a:fillRect/>
                     </a:stretch>
@@ -16806,7 +17169,7 @@
                   <pic:spPr bwMode="auto">
                     <a:xfrm>
                       <a:off x="0" y="0"/>
-                      <a:ext cx="3070860" cy="1432560"/>
+                      <a:ext cx="2667000" cy="1501140"/>
                     </a:xfrm>
                     <a:prstGeom prst="rect">
                       <a:avLst/>
@@ -16845,14 +17208,14 @@
           <w:rPr>
             <w:noProof/>
           </w:rPr>
-          <w:t>19</w:t>
+          <w:t>20</w:t>
         </w:r>
       </w:fldSimple>
       <w:r>
         <w:t xml:space="preserve"> Admin </w:t>
       </w:r>
       <w:r>
-        <w:t>Manage User Accounts</w:t>
+        <w:t>Manage Appointments</w:t>
       </w:r>
       <w:r>
         <w:t xml:space="preserve"> Use Case Diagram</w:t>
@@ -16867,7 +17230,7 @@
           <w:b/>
           <w:bCs/>
         </w:rPr>
-        <w:t>UC-402: Manage Appointments (Admin)</w:t>
+        <w:t>UC-403: Manage Billing</w:t>
       </w:r>
     </w:p>
     <w:tbl>
@@ -16943,7 +17306,7 @@
               <w:pStyle w:val="NormalWeb"/>
             </w:pPr>
             <w:r>
-              <w:t>UC-402</w:t>
+              <w:t>UC-403</w:t>
             </w:r>
           </w:p>
         </w:tc>
@@ -16973,7 +17336,7 @@
               <w:pStyle w:val="NormalWeb"/>
             </w:pPr>
             <w:r>
-              <w:t>Manage Appointments</w:t>
+              <w:t>Manage Billing</w:t>
             </w:r>
           </w:p>
         </w:tc>
@@ -16989,6 +17352,7 @@
               <w:pStyle w:val="NormalWeb"/>
             </w:pPr>
             <w:r>
+              <w:lastRenderedPageBreak/>
               <w:t>Actors</w:t>
             </w:r>
           </w:p>
@@ -17033,7 +17397,7 @@
               <w:pStyle w:val="NormalWeb"/>
             </w:pPr>
             <w:r>
-              <w:t>Admin views and manages all hospital appointments.</w:t>
+              <w:t>Admin generates and manages patient invoices.</w:t>
             </w:r>
           </w:p>
         </w:tc>
@@ -17063,7 +17427,7 @@
               <w:pStyle w:val="NormalWeb"/>
             </w:pPr>
             <w:r>
-              <w:t>Admin must be logged in.</w:t>
+              <w:t>Patient visit or service record must exist.</w:t>
             </w:r>
           </w:p>
         </w:tc>
@@ -17093,15 +17457,19 @@
               <w:pStyle w:val="NormalWeb"/>
             </w:pPr>
             <w:r>
-              <w:t xml:space="preserve">1. Admin opens appointments panel. </w:t>
+              <w:t xml:space="preserve">1. Admin opens billing panel. </w:t>
             </w:r>
             <w:r>
               <w:br/>
-              <w:t xml:space="preserve">2. Views all appointments. </w:t>
+              <w:t xml:space="preserve">2. Selects patient. </w:t>
             </w:r>
             <w:r>
               <w:br/>
-              <w:t>3. Cancels, reassigns, or updates as needed.</w:t>
+              <w:t xml:space="preserve">3. Generates invoice with itemized charges. </w:t>
+            </w:r>
+            <w:r>
+              <w:br/>
+              <w:t>4. Invoice sent to patient.</w:t>
             </w:r>
           </w:p>
         </w:tc>
@@ -17131,7 +17499,7 @@
               <w:pStyle w:val="NormalWeb"/>
             </w:pPr>
             <w:r>
-              <w:t>No appointments found.</w:t>
+              <w:t>Incomplete service records → Error.</w:t>
             </w:r>
           </w:p>
         </w:tc>
@@ -17161,7 +17529,7 @@
               <w:pStyle w:val="NormalWeb"/>
             </w:pPr>
             <w:r>
-              <w:t>Appointment records updated.</w:t>
+              <w:t>Invoice created and stored.</w:t>
             </w:r>
           </w:p>
         </w:tc>
@@ -17175,15 +17543,13 @@
       </w:pPr>
       <w:r>
         <w:rPr>
-          <w:b/>
-          <w:bCs/>
           <w:noProof/>
         </w:rPr>
         <w:drawing>
-          <wp:inline distT="0" distB="0" distL="0" distR="0" wp14:anchorId="72FC5EE0" wp14:editId="594FA864">
-            <wp:extent cx="2766060" cy="1394460"/>
-            <wp:effectExtent l="0" t="0" r="0" b="0"/>
-            <wp:docPr id="1424240548" name="Picture 11"/>
+          <wp:inline distT="0" distB="0" distL="0" distR="0" wp14:anchorId="22B9CDCC" wp14:editId="3963A1EA">
+            <wp:extent cx="2567940" cy="1295400"/>
+            <wp:effectExtent l="0" t="0" r="3810" b="0"/>
+            <wp:docPr id="1252928286" name="Picture 29"/>
             <wp:cNvGraphicFramePr>
               <a:graphicFrameLocks xmlns:a="http://schemas.openxmlformats.org/drawingml/2006/main" noChangeAspect="1"/>
             </wp:cNvGraphicFramePr>
@@ -17191,20 +17557,20 @@
               <a:graphicData uri="http://schemas.openxmlformats.org/drawingml/2006/picture">
                 <pic:pic xmlns:pic="http://schemas.openxmlformats.org/drawingml/2006/picture">
                   <pic:nvPicPr>
-                    <pic:cNvPr id="0" name="Picture 37"/>
+                    <pic:cNvPr id="0" name="Picture 25"/>
                     <pic:cNvPicPr>
                       <a:picLocks noChangeAspect="1" noChangeArrowheads="1"/>
                     </pic:cNvPicPr>
                   </pic:nvPicPr>
                   <pic:blipFill rotWithShape="1">
-                    <a:blip r:embed="rId30">
+                    <a:blip r:embed="rId31">
                       <a:extLst>
                         <a:ext uri="{28A0092B-C50C-407E-A947-70E740481C1C}">
                           <a14:useLocalDpi xmlns:a14="http://schemas.microsoft.com/office/drawing/2010/main" val="0"/>
                         </a:ext>
                       </a:extLst>
                     </a:blip>
-                    <a:srcRect l="3239" t="4313" r="23280" b="23922"/>
+                    <a:srcRect l="3879" r="23491" b="26087"/>
                     <a:stretch>
                       <a:fillRect/>
                     </a:stretch>
@@ -17212,7 +17578,7 @@
                   <pic:spPr bwMode="auto">
                     <a:xfrm>
                       <a:off x="0" y="0"/>
-                      <a:ext cx="2766060" cy="1394460"/>
+                      <a:ext cx="2567940" cy="1295400"/>
                     </a:xfrm>
                     <a:prstGeom prst="rect">
                       <a:avLst/>
@@ -17251,14 +17617,14 @@
           <w:rPr>
             <w:noProof/>
           </w:rPr>
-          <w:t>20</w:t>
+          <w:t>21</w:t>
         </w:r>
       </w:fldSimple>
       <w:r>
         <w:t xml:space="preserve"> Admin </w:t>
       </w:r>
       <w:r>
-        <w:t>Manage Appointments</w:t>
+        <w:t>Manage Billing</w:t>
       </w:r>
       <w:r>
         <w:t xml:space="preserve"> Use Case Diagram</w:t>
@@ -17273,7 +17639,7 @@
           <w:b/>
           <w:bCs/>
         </w:rPr>
-        <w:t>UC-403: Manage Billing</w:t>
+        <w:t>UC-404: Manage Beds and Wards</w:t>
       </w:r>
     </w:p>
     <w:tbl>
@@ -17349,7 +17715,7 @@
               <w:pStyle w:val="NormalWeb"/>
             </w:pPr>
             <w:r>
-              <w:t>UC-403</w:t>
+              <w:t>UC-404</w:t>
             </w:r>
           </w:p>
         </w:tc>
@@ -17379,7 +17745,7 @@
               <w:pStyle w:val="NormalWeb"/>
             </w:pPr>
             <w:r>
-              <w:t>Manage Billing</w:t>
+              <w:t>Manage Beds and Wards</w:t>
             </w:r>
           </w:p>
         </w:tc>
@@ -17425,7 +17791,6 @@
               <w:pStyle w:val="NormalWeb"/>
             </w:pPr>
             <w:r>
-              <w:lastRenderedPageBreak/>
               <w:t>Description</w:t>
             </w:r>
           </w:p>
@@ -17440,7 +17805,7 @@
               <w:pStyle w:val="NormalWeb"/>
             </w:pPr>
             <w:r>
-              <w:t>Admin generates and manages patient invoices.</w:t>
+              <w:t>Admin allocates beds, manages ward capacity, and tracks admissions.</w:t>
             </w:r>
           </w:p>
         </w:tc>
@@ -17470,7 +17835,7 @@
               <w:pStyle w:val="NormalWeb"/>
             </w:pPr>
             <w:r>
-              <w:t>Patient visit or service record must exist.</w:t>
+              <w:t>Admin must be logged in.</w:t>
             </w:r>
           </w:p>
         </w:tc>
@@ -17500,19 +17865,15 @@
               <w:pStyle w:val="NormalWeb"/>
             </w:pPr>
             <w:r>
-              <w:t xml:space="preserve">1. Admin opens billing panel. </w:t>
+              <w:t xml:space="preserve">1. Admin opens bed management section. </w:t>
             </w:r>
             <w:r>
               <w:br/>
-              <w:t xml:space="preserve">2. Selects patient. </w:t>
+              <w:t xml:space="preserve">2. Views bed availability by ward. </w:t>
             </w:r>
             <w:r>
               <w:br/>
-              <w:t xml:space="preserve">3. Generates invoice with itemized charges. </w:t>
-            </w:r>
-            <w:r>
-              <w:br/>
-              <w:t>4. Invoice sent to patient.</w:t>
+              <w:t>3. Assigns bed to admitted patient or marks as available on discharge.</w:t>
             </w:r>
           </w:p>
         </w:tc>
@@ -17542,7 +17903,7 @@
               <w:pStyle w:val="NormalWeb"/>
             </w:pPr>
             <w:r>
-              <w:t>Incomplete service records → Error.</w:t>
+              <w:t>No beds available → Admin notified.</w:t>
             </w:r>
           </w:p>
         </w:tc>
@@ -17572,7 +17933,7 @@
               <w:pStyle w:val="NormalWeb"/>
             </w:pPr>
             <w:r>
-              <w:t>Invoice created and stored.</w:t>
+              <w:t>Bed allocation updated.</w:t>
             </w:r>
           </w:p>
         </w:tc>
@@ -17586,15 +17947,14 @@
       </w:pPr>
       <w:r>
         <w:rPr>
-          <w:b/>
-          <w:bCs/>
-          <w:noProof/>
-        </w:rPr>
+          <w:noProof/>
+        </w:rPr>
+        <w:lastRenderedPageBreak/>
         <w:drawing>
-          <wp:inline distT="0" distB="0" distL="0" distR="0" wp14:anchorId="60109164" wp14:editId="2132488A">
-            <wp:extent cx="2926080" cy="1341120"/>
+          <wp:inline distT="0" distB="0" distL="0" distR="0" wp14:anchorId="2011A319" wp14:editId="0B0ABCEA">
+            <wp:extent cx="2811780" cy="1402080"/>
             <wp:effectExtent l="0" t="0" r="0" b="0"/>
-            <wp:docPr id="1159849813" name="Picture 10"/>
+            <wp:docPr id="1848968849" name="Picture 30"/>
             <wp:cNvGraphicFramePr>
               <a:graphicFrameLocks xmlns:a="http://schemas.openxmlformats.org/drawingml/2006/main" noChangeAspect="1"/>
             </wp:cNvGraphicFramePr>
@@ -17602,20 +17962,20 @@
               <a:graphicData uri="http://schemas.openxmlformats.org/drawingml/2006/picture">
                 <pic:pic xmlns:pic="http://schemas.openxmlformats.org/drawingml/2006/picture">
                   <pic:nvPicPr>
-                    <pic:cNvPr id="0" name="Picture 36"/>
+                    <pic:cNvPr id="0" name="Picture 26"/>
                     <pic:cNvPicPr>
                       <a:picLocks noChangeAspect="1" noChangeArrowheads="1"/>
                     </pic:cNvPicPr>
                   </pic:nvPicPr>
                   <pic:blipFill rotWithShape="1">
-                    <a:blip r:embed="rId31">
+                    <a:blip r:embed="rId32">
                       <a:extLst>
                         <a:ext uri="{28A0092B-C50C-407E-A947-70E740481C1C}">
                           <a14:useLocalDpi xmlns:a14="http://schemas.microsoft.com/office/drawing/2010/main" val="0"/>
                         </a:ext>
                       </a:extLst>
                     </a:blip>
-                    <a:srcRect r="22267" b="23478"/>
+                    <a:srcRect l="3769" r="23016" b="24898"/>
                     <a:stretch>
                       <a:fillRect/>
                     </a:stretch>
@@ -17623,7 +17983,7 @@
                   <pic:spPr bwMode="auto">
                     <a:xfrm>
                       <a:off x="0" y="0"/>
-                      <a:ext cx="2926080" cy="1341120"/>
+                      <a:ext cx="2811780" cy="1402080"/>
                     </a:xfrm>
                     <a:prstGeom prst="rect">
                       <a:avLst/>
@@ -17662,14 +18022,14 @@
           <w:rPr>
             <w:noProof/>
           </w:rPr>
-          <w:t>21</w:t>
+          <w:t>22</w:t>
         </w:r>
       </w:fldSimple>
       <w:r>
         <w:t xml:space="preserve"> Admin </w:t>
       </w:r>
       <w:r>
-        <w:t>Manage Billing</w:t>
+        <w:t>Manage Beds and Wards</w:t>
       </w:r>
       <w:r>
         <w:t xml:space="preserve"> Use Case Diagram</w:t>
@@ -17684,7 +18044,7 @@
           <w:b/>
           <w:bCs/>
         </w:rPr>
-        <w:t>UC-404: Manage Beds and Wards</w:t>
+        <w:t>UC-405: Generate Reports</w:t>
       </w:r>
     </w:p>
     <w:tbl>
@@ -17760,7 +18120,7 @@
               <w:pStyle w:val="NormalWeb"/>
             </w:pPr>
             <w:r>
-              <w:t>UC-404</w:t>
+              <w:t>UC-405</w:t>
             </w:r>
           </w:p>
         </w:tc>
@@ -17790,7 +18150,7 @@
               <w:pStyle w:val="NormalWeb"/>
             </w:pPr>
             <w:r>
-              <w:t>Manage Beds and Wards</w:t>
+              <w:t>Generate Reports</w:t>
             </w:r>
           </w:p>
         </w:tc>
@@ -17850,7 +18210,7 @@
               <w:pStyle w:val="NormalWeb"/>
             </w:pPr>
             <w:r>
-              <w:t>Admin allocates beds, manages ward capacity, and tracks admissions.</w:t>
+              <w:t>Admin generates operational and financial reports for hospital management.</w:t>
             </w:r>
           </w:p>
         </w:tc>
@@ -17880,7 +18240,7 @@
               <w:pStyle w:val="NormalWeb"/>
             </w:pPr>
             <w:r>
-              <w:t>Admin must be logged in.</w:t>
+              <w:t>Sufficient data must exist in the system.</w:t>
             </w:r>
           </w:p>
         </w:tc>
@@ -17910,15 +18270,19 @@
               <w:pStyle w:val="NormalWeb"/>
             </w:pPr>
             <w:r>
-              <w:t xml:space="preserve">1. Admin opens bed management section. </w:t>
+              <w:t xml:space="preserve">1. Admin selects report type. </w:t>
             </w:r>
             <w:r>
               <w:br/>
-              <w:t xml:space="preserve">2. Views bed availability by ward. </w:t>
+              <w:t xml:space="preserve">2. Sets date range or filters. </w:t>
             </w:r>
             <w:r>
               <w:br/>
-              <w:t>3. Assigns bed to admitted patient or marks as available on discharge.</w:t>
+              <w:t xml:space="preserve">3. System generates report. </w:t>
+            </w:r>
+            <w:r>
+              <w:br/>
+              <w:t>4. Report displayed or exported.</w:t>
             </w:r>
           </w:p>
         </w:tc>
@@ -17948,7 +18312,7 @@
               <w:pStyle w:val="NormalWeb"/>
             </w:pPr>
             <w:r>
-              <w:t>No beds available → Admin notified.</w:t>
+              <w:t>No data for selected filters → Message displayed.</w:t>
             </w:r>
           </w:p>
         </w:tc>
@@ -17978,7 +18342,7 @@
               <w:pStyle w:val="NormalWeb"/>
             </w:pPr>
             <w:r>
-              <w:t>Bed allocation updated.</w:t>
+              <w:t>Report generated and available for review.</w:t>
             </w:r>
           </w:p>
         </w:tc>
@@ -17992,16 +18356,13 @@
       </w:pPr>
       <w:r>
         <w:rPr>
-          <w:b/>
-          <w:bCs/>
-          <w:noProof/>
-        </w:rPr>
-        <w:lastRenderedPageBreak/>
+          <w:noProof/>
+        </w:rPr>
         <w:drawing>
-          <wp:inline distT="0" distB="0" distL="0" distR="0" wp14:anchorId="4A169090" wp14:editId="7CF39D26">
-            <wp:extent cx="3070860" cy="1333500"/>
+          <wp:inline distT="0" distB="0" distL="0" distR="0" wp14:anchorId="0AC640C3" wp14:editId="5DB17B54">
+            <wp:extent cx="2590800" cy="1569720"/>
             <wp:effectExtent l="0" t="0" r="0" b="0"/>
-            <wp:docPr id="1108202209" name="Picture 9"/>
+            <wp:docPr id="2010550925" name="Picture 31"/>
             <wp:cNvGraphicFramePr>
               <a:graphicFrameLocks xmlns:a="http://schemas.openxmlformats.org/drawingml/2006/main" noChangeAspect="1"/>
             </wp:cNvGraphicFramePr>
@@ -18009,20 +18370,20 @@
               <a:graphicData uri="http://schemas.openxmlformats.org/drawingml/2006/picture">
                 <pic:pic xmlns:pic="http://schemas.openxmlformats.org/drawingml/2006/picture">
                   <pic:nvPicPr>
-                    <pic:cNvPr id="0" name="Picture 35"/>
+                    <pic:cNvPr id="0" name="Picture 27"/>
                     <pic:cNvPicPr>
                       <a:picLocks noChangeAspect="1" noChangeArrowheads="1"/>
                     </pic:cNvPicPr>
                   </pic:nvPicPr>
                   <pic:blipFill rotWithShape="1">
-                    <a:blip r:embed="rId32">
+                    <a:blip r:embed="rId33">
                       <a:extLst>
                         <a:ext uri="{28A0092B-C50C-407E-A947-70E740481C1C}">
                           <a14:useLocalDpi xmlns:a14="http://schemas.microsoft.com/office/drawing/2010/main" val="0"/>
                         </a:ext>
                       </a:extLst>
                     </a:blip>
-                    <a:srcRect l="2434" t="4898" r="22098" b="23673"/>
+                    <a:srcRect r="22551" b="25091"/>
                     <a:stretch>
                       <a:fillRect/>
                     </a:stretch>
@@ -18030,7 +18391,7 @@
                   <pic:spPr bwMode="auto">
                     <a:xfrm>
                       <a:off x="0" y="0"/>
-                      <a:ext cx="3070860" cy="1333500"/>
+                      <a:ext cx="2590800" cy="1569720"/>
                     </a:xfrm>
                     <a:prstGeom prst="rect">
                       <a:avLst/>
@@ -18069,17 +18430,11 @@
           <w:rPr>
             <w:noProof/>
           </w:rPr>
-          <w:t>22</w:t>
+          <w:t>23</w:t>
         </w:r>
       </w:fldSimple>
       <w:r>
-        <w:t xml:space="preserve"> Admin </w:t>
-      </w:r>
-      <w:r>
-        <w:t>Manage Beds and Wards</w:t>
-      </w:r>
-      <w:r>
-        <w:t xml:space="preserve"> Use Case Diagram</w:t>
+        <w:t xml:space="preserve"> Admin Generate Reports Use Case Diagram</w:t>
       </w:r>
     </w:p>
     <w:p>
@@ -18091,7 +18446,7 @@
           <w:b/>
           <w:bCs/>
         </w:rPr>
-        <w:t>UC-405: Generate Reports</w:t>
+        <w:t>UC-406: Manage Departments and Categories</w:t>
       </w:r>
     </w:p>
     <w:tbl>
@@ -18167,7 +18522,7 @@
               <w:pStyle w:val="NormalWeb"/>
             </w:pPr>
             <w:r>
-              <w:t>UC-405</w:t>
+              <w:t>UC-406</w:t>
             </w:r>
           </w:p>
         </w:tc>
@@ -18183,6 +18538,7 @@
               <w:pStyle w:val="NormalWeb"/>
             </w:pPr>
             <w:r>
+              <w:lastRenderedPageBreak/>
               <w:t>Use Case Name</w:t>
             </w:r>
           </w:p>
@@ -18197,7 +18553,7 @@
               <w:pStyle w:val="NormalWeb"/>
             </w:pPr>
             <w:r>
-              <w:t>Generate Reports</w:t>
+              <w:t>Manage Departments and Categories</w:t>
             </w:r>
           </w:p>
         </w:tc>
@@ -18257,7 +18613,7 @@
               <w:pStyle w:val="NormalWeb"/>
             </w:pPr>
             <w:r>
-              <w:t>Admin generates operational and financial reports for hospital management.</w:t>
+              <w:t>Admin creates, updates, or removes hospital departments and service categories.</w:t>
             </w:r>
           </w:p>
         </w:tc>
@@ -18287,7 +18643,7 @@
               <w:pStyle w:val="NormalWeb"/>
             </w:pPr>
             <w:r>
-              <w:t>Sufficient data must exist in the system.</w:t>
+              <w:t>Admin must be authorized.</w:t>
             </w:r>
           </w:p>
         </w:tc>
@@ -18317,19 +18673,15 @@
               <w:pStyle w:val="NormalWeb"/>
             </w:pPr>
             <w:r>
-              <w:t xml:space="preserve">1. Admin selects report type. </w:t>
+              <w:t xml:space="preserve">1. Admin opens departments section. </w:t>
             </w:r>
             <w:r>
               <w:br/>
-              <w:t xml:space="preserve">2. Sets date range or filters. </w:t>
+              <w:t xml:space="preserve">2. Adds, edits, or removes a department. </w:t>
             </w:r>
             <w:r>
               <w:br/>
-              <w:t xml:space="preserve">3. System generates report. </w:t>
-            </w:r>
-            <w:r>
-              <w:br/>
-              <w:t>4. Report displayed or exported.</w:t>
+              <w:t>3. System validates and saves.</w:t>
             </w:r>
           </w:p>
         </w:tc>
@@ -18359,7 +18711,7 @@
               <w:pStyle w:val="NormalWeb"/>
             </w:pPr>
             <w:r>
-              <w:t>No data for selected filters → Message displayed.</w:t>
+              <w:t>Duplicate or empty name → Error.</w:t>
             </w:r>
           </w:p>
         </w:tc>
@@ -18389,7 +18741,7 @@
               <w:pStyle w:val="NormalWeb"/>
             </w:pPr>
             <w:r>
-              <w:t>Report generated and available for review.</w:t>
+              <w:t>Department list updated.</w:t>
             </w:r>
           </w:p>
         </w:tc>
@@ -18403,15 +18755,13 @@
       </w:pPr>
       <w:r>
         <w:rPr>
-          <w:b/>
-          <w:bCs/>
           <w:noProof/>
         </w:rPr>
         <w:drawing>
-          <wp:inline distT="0" distB="0" distL="0" distR="0" wp14:anchorId="2E36B865" wp14:editId="1A8FC3B4">
-            <wp:extent cx="2827020" cy="1455420"/>
+          <wp:inline distT="0" distB="0" distL="0" distR="0" wp14:anchorId="5DE1DBCC" wp14:editId="01F39721">
+            <wp:extent cx="3581400" cy="1684020"/>
             <wp:effectExtent l="0" t="0" r="0" b="0"/>
-            <wp:docPr id="377987156" name="Picture 8"/>
+            <wp:docPr id="496149063" name="Picture 32"/>
             <wp:cNvGraphicFramePr>
               <a:graphicFrameLocks xmlns:a="http://schemas.openxmlformats.org/drawingml/2006/main" noChangeAspect="1"/>
             </wp:cNvGraphicFramePr>
@@ -18419,406 +18769,7 @@
               <a:graphicData uri="http://schemas.openxmlformats.org/drawingml/2006/picture">
                 <pic:pic xmlns:pic="http://schemas.openxmlformats.org/drawingml/2006/picture">
                   <pic:nvPicPr>
-                    <pic:cNvPr id="0" name="Picture 34"/>
-                    <pic:cNvPicPr>
-                      <a:picLocks noChangeAspect="1" noChangeArrowheads="1"/>
-                    </pic:cNvPicPr>
-                  </pic:nvPicPr>
-                  <pic:blipFill rotWithShape="1">
-                    <a:blip r:embed="rId33">
-                      <a:extLst>
-                        <a:ext uri="{28A0092B-C50C-407E-A947-70E740481C1C}">
-                          <a14:useLocalDpi xmlns:a14="http://schemas.microsoft.com/office/drawing/2010/main" val="0"/>
-                        </a:ext>
-                      </a:extLst>
-                    </a:blip>
-                    <a:srcRect l="2024" t="5454" r="22874" b="25092"/>
-                    <a:stretch>
-                      <a:fillRect/>
-                    </a:stretch>
-                  </pic:blipFill>
-                  <pic:spPr bwMode="auto">
-                    <a:xfrm>
-                      <a:off x="0" y="0"/>
-                      <a:ext cx="2827020" cy="1455420"/>
-                    </a:xfrm>
-                    <a:prstGeom prst="rect">
-                      <a:avLst/>
-                    </a:prstGeom>
-                    <a:noFill/>
-                    <a:ln>
-                      <a:noFill/>
-                    </a:ln>
-                    <a:extLst>
-                      <a:ext uri="{53640926-AAD7-44D8-BBD7-CCE9431645EC}">
-                        <a14:shadowObscured xmlns:a14="http://schemas.microsoft.com/office/drawing/2010/main"/>
-                      </a:ext>
-                    </a:extLst>
-                  </pic:spPr>
-                </pic:pic>
-              </a:graphicData>
-            </a:graphic>
-          </wp:inline>
-        </w:drawing>
-      </w:r>
-    </w:p>
-    <w:p>
-      <w:pPr>
-        <w:pStyle w:val="Caption"/>
-        <w:jc w:val="center"/>
-        <w:rPr>
-          <w:b/>
-          <w:bCs/>
-        </w:rPr>
-      </w:pPr>
-      <w:r>
-        <w:t xml:space="preserve">Figure </w:t>
-      </w:r>
-      <w:fldSimple w:instr=" SEQ Figure \* ARABIC ">
-        <w:r>
-          <w:rPr>
-            <w:noProof/>
-          </w:rPr>
-          <w:t>23</w:t>
-        </w:r>
-      </w:fldSimple>
-      <w:r>
-        <w:t xml:space="preserve"> Admin Generate Reports Use Case Diagram</w:t>
-      </w:r>
-    </w:p>
-    <w:p>
-      <w:pPr>
-        <w:pStyle w:val="NormalWeb"/>
-      </w:pPr>
-      <w:r>
-        <w:rPr>
-          <w:b/>
-          <w:bCs/>
-        </w:rPr>
-        <w:t>UC-406: Manage Departments and Categories</w:t>
-      </w:r>
-    </w:p>
-    <w:tbl>
-      <w:tblPr>
-        <w:tblStyle w:val="TableGrid"/>
-        <w:tblW w:w="0" w:type="auto"/>
-        <w:tblLook w:val="04A0" w:firstRow="1" w:lastRow="0" w:firstColumn="1" w:lastColumn="0" w:noHBand="0" w:noVBand="1"/>
-      </w:tblPr>
-      <w:tblGrid>
-        <w:gridCol w:w="4675"/>
-        <w:gridCol w:w="4675"/>
-      </w:tblGrid>
-      <w:tr>
-        <w:tc>
-          <w:tcPr>
-            <w:tcW w:w="4675" w:type="dxa"/>
-            <w:vAlign w:val="center"/>
-          </w:tcPr>
-          <w:p>
-            <w:pPr>
-              <w:pStyle w:val="NormalWeb"/>
-            </w:pPr>
-            <w:r>
-              <w:rPr>
-                <w:b/>
-                <w:bCs/>
-              </w:rPr>
-              <w:t>Field</w:t>
-            </w:r>
-          </w:p>
-        </w:tc>
-        <w:tc>
-          <w:tcPr>
-            <w:tcW w:w="4675" w:type="dxa"/>
-            <w:vAlign w:val="center"/>
-          </w:tcPr>
-          <w:p>
-            <w:pPr>
-              <w:pStyle w:val="NormalWeb"/>
-            </w:pPr>
-            <w:r>
-              <w:rPr>
-                <w:b/>
-                <w:bCs/>
-              </w:rPr>
-              <w:t>Details</w:t>
-            </w:r>
-          </w:p>
-        </w:tc>
-      </w:tr>
-      <w:tr>
-        <w:tc>
-          <w:tcPr>
-            <w:tcW w:w="4675" w:type="dxa"/>
-            <w:vAlign w:val="center"/>
-          </w:tcPr>
-          <w:p>
-            <w:pPr>
-              <w:pStyle w:val="NormalWeb"/>
-            </w:pPr>
-            <w:r>
-              <w:t>Use Case ID</w:t>
-            </w:r>
-          </w:p>
-        </w:tc>
-        <w:tc>
-          <w:tcPr>
-            <w:tcW w:w="4675" w:type="dxa"/>
-            <w:vAlign w:val="center"/>
-          </w:tcPr>
-          <w:p>
-            <w:pPr>
-              <w:pStyle w:val="NormalWeb"/>
-            </w:pPr>
-            <w:r>
-              <w:t>UC-406</w:t>
-            </w:r>
-          </w:p>
-        </w:tc>
-      </w:tr>
-      <w:tr>
-        <w:tc>
-          <w:tcPr>
-            <w:tcW w:w="4675" w:type="dxa"/>
-            <w:vAlign w:val="center"/>
-          </w:tcPr>
-          <w:p>
-            <w:pPr>
-              <w:pStyle w:val="NormalWeb"/>
-            </w:pPr>
-            <w:r>
-              <w:t>Use Case Name</w:t>
-            </w:r>
-          </w:p>
-        </w:tc>
-        <w:tc>
-          <w:tcPr>
-            <w:tcW w:w="4675" w:type="dxa"/>
-            <w:vAlign w:val="center"/>
-          </w:tcPr>
-          <w:p>
-            <w:pPr>
-              <w:pStyle w:val="NormalWeb"/>
-            </w:pPr>
-            <w:r>
-              <w:t>Manage Departments and Categories</w:t>
-            </w:r>
-          </w:p>
-        </w:tc>
-      </w:tr>
-      <w:tr>
-        <w:tc>
-          <w:tcPr>
-            <w:tcW w:w="4675" w:type="dxa"/>
-            <w:vAlign w:val="center"/>
-          </w:tcPr>
-          <w:p>
-            <w:pPr>
-              <w:pStyle w:val="NormalWeb"/>
-            </w:pPr>
-            <w:r>
-              <w:lastRenderedPageBreak/>
-              <w:t>Actors</w:t>
-            </w:r>
-          </w:p>
-        </w:tc>
-        <w:tc>
-          <w:tcPr>
-            <w:tcW w:w="4675" w:type="dxa"/>
-            <w:vAlign w:val="center"/>
-          </w:tcPr>
-          <w:p>
-            <w:pPr>
-              <w:pStyle w:val="NormalWeb"/>
-            </w:pPr>
-            <w:r>
-              <w:t>Administrator</w:t>
-            </w:r>
-          </w:p>
-        </w:tc>
-      </w:tr>
-      <w:tr>
-        <w:tc>
-          <w:tcPr>
-            <w:tcW w:w="4675" w:type="dxa"/>
-            <w:vAlign w:val="center"/>
-          </w:tcPr>
-          <w:p>
-            <w:pPr>
-              <w:pStyle w:val="NormalWeb"/>
-            </w:pPr>
-            <w:r>
-              <w:t>Description</w:t>
-            </w:r>
-          </w:p>
-        </w:tc>
-        <w:tc>
-          <w:tcPr>
-            <w:tcW w:w="4675" w:type="dxa"/>
-            <w:vAlign w:val="center"/>
-          </w:tcPr>
-          <w:p>
-            <w:pPr>
-              <w:pStyle w:val="NormalWeb"/>
-            </w:pPr>
-            <w:r>
-              <w:t>Admin creates, updates, or removes hospital departments and service categories.</w:t>
-            </w:r>
-          </w:p>
-        </w:tc>
-      </w:tr>
-      <w:tr>
-        <w:tc>
-          <w:tcPr>
-            <w:tcW w:w="4675" w:type="dxa"/>
-            <w:vAlign w:val="center"/>
-          </w:tcPr>
-          <w:p>
-            <w:pPr>
-              <w:pStyle w:val="NormalWeb"/>
-            </w:pPr>
-            <w:r>
-              <w:t>Preconditions</w:t>
-            </w:r>
-          </w:p>
-        </w:tc>
-        <w:tc>
-          <w:tcPr>
-            <w:tcW w:w="4675" w:type="dxa"/>
-            <w:vAlign w:val="center"/>
-          </w:tcPr>
-          <w:p>
-            <w:pPr>
-              <w:pStyle w:val="NormalWeb"/>
-            </w:pPr>
-            <w:r>
-              <w:t>Admin must be authorized.</w:t>
-            </w:r>
-          </w:p>
-        </w:tc>
-      </w:tr>
-      <w:tr>
-        <w:tc>
-          <w:tcPr>
-            <w:tcW w:w="4675" w:type="dxa"/>
-            <w:vAlign w:val="center"/>
-          </w:tcPr>
-          <w:p>
-            <w:pPr>
-              <w:pStyle w:val="NormalWeb"/>
-            </w:pPr>
-            <w:r>
-              <w:t>Basic Flow</w:t>
-            </w:r>
-          </w:p>
-        </w:tc>
-        <w:tc>
-          <w:tcPr>
-            <w:tcW w:w="4675" w:type="dxa"/>
-            <w:vAlign w:val="center"/>
-          </w:tcPr>
-          <w:p>
-            <w:pPr>
-              <w:pStyle w:val="NormalWeb"/>
-            </w:pPr>
-            <w:r>
-              <w:t xml:space="preserve">1. Admin opens departments section. </w:t>
-            </w:r>
-            <w:r>
-              <w:br/>
-              <w:t xml:space="preserve">2. Adds, edits, or removes a department. </w:t>
-            </w:r>
-            <w:r>
-              <w:br/>
-              <w:t>3. System validates and saves.</w:t>
-            </w:r>
-          </w:p>
-        </w:tc>
-      </w:tr>
-      <w:tr>
-        <w:tc>
-          <w:tcPr>
-            <w:tcW w:w="4675" w:type="dxa"/>
-            <w:vAlign w:val="center"/>
-          </w:tcPr>
-          <w:p>
-            <w:pPr>
-              <w:pStyle w:val="NormalWeb"/>
-            </w:pPr>
-            <w:r>
-              <w:t>Alternate Flow</w:t>
-            </w:r>
-          </w:p>
-        </w:tc>
-        <w:tc>
-          <w:tcPr>
-            <w:tcW w:w="4675" w:type="dxa"/>
-            <w:vAlign w:val="center"/>
-          </w:tcPr>
-          <w:p>
-            <w:pPr>
-              <w:pStyle w:val="NormalWeb"/>
-            </w:pPr>
-            <w:r>
-              <w:t>Duplicate or empty name → Error.</w:t>
-            </w:r>
-          </w:p>
-        </w:tc>
-      </w:tr>
-      <w:tr>
-        <w:tc>
-          <w:tcPr>
-            <w:tcW w:w="4675" w:type="dxa"/>
-            <w:vAlign w:val="center"/>
-          </w:tcPr>
-          <w:p>
-            <w:pPr>
-              <w:pStyle w:val="NormalWeb"/>
-            </w:pPr>
-            <w:r>
-              <w:t>Postconditions</w:t>
-            </w:r>
-          </w:p>
-        </w:tc>
-        <w:tc>
-          <w:tcPr>
-            <w:tcW w:w="4675" w:type="dxa"/>
-            <w:vAlign w:val="center"/>
-          </w:tcPr>
-          <w:p>
-            <w:pPr>
-              <w:pStyle w:val="NormalWeb"/>
-            </w:pPr>
-            <w:r>
-              <w:t>Department list updated.</w:t>
-            </w:r>
-          </w:p>
-        </w:tc>
-      </w:tr>
-    </w:tbl>
-    <w:p>
-      <w:pPr>
-        <w:pStyle w:val="NormalWeb"/>
-        <w:keepNext/>
-        <w:jc w:val="center"/>
-      </w:pPr>
-      <w:r>
-        <w:rPr>
-          <w:noProof/>
-        </w:rPr>
-        <w:drawing>
-          <wp:inline distT="0" distB="0" distL="0" distR="0" wp14:anchorId="5E281BEF" wp14:editId="4BE8F62B">
-            <wp:extent cx="3832860" cy="1577340"/>
-            <wp:effectExtent l="0" t="0" r="0" b="3810"/>
-            <wp:docPr id="2120607318" name="Picture 7"/>
-            <wp:cNvGraphicFramePr>
-              <a:graphicFrameLocks xmlns:a="http://schemas.openxmlformats.org/drawingml/2006/main" noChangeAspect="1"/>
-            </wp:cNvGraphicFramePr>
-            <a:graphic xmlns:a="http://schemas.openxmlformats.org/drawingml/2006/main">
-              <a:graphicData uri="http://schemas.openxmlformats.org/drawingml/2006/picture">
-                <pic:pic xmlns:pic="http://schemas.openxmlformats.org/drawingml/2006/picture">
-                  <pic:nvPicPr>
-                    <pic:cNvPr id="0" name="Picture 33"/>
+                    <pic:cNvPr id="0" name="Picture 28"/>
                     <pic:cNvPicPr>
                       <a:picLocks noChangeAspect="1" noChangeArrowheads="1"/>
                     </pic:cNvPicPr>
@@ -18831,7 +18782,7 @@
                         </a:ext>
                       </a:extLst>
                     </a:blip>
-                    <a:srcRect l="2124" t="3792" r="21548" b="24829"/>
+                    <a:srcRect l="2884" r="21795" b="23793"/>
                     <a:stretch>
                       <a:fillRect/>
                     </a:stretch>
@@ -18839,7 +18790,7 @@
                   <pic:spPr bwMode="auto">
                     <a:xfrm>
                       <a:off x="0" y="0"/>
-                      <a:ext cx="3832860" cy="1577340"/>
+                      <a:ext cx="3581400" cy="1684020"/>
                     </a:xfrm>
                     <a:prstGeom prst="rect">
                       <a:avLst/>
@@ -27957,7 +27908,7 @@
             <w:noProof/>
             <w:sz w:val="18"/>
           </w:rPr>
-          <w:t>02/20/26</w:t>
+          <w:t>02/21/26</w:t>
         </w:r>
         <w:r>
           <w:rPr>
@@ -41593,6 +41544,7 @@
   <w:style w:type="character" w:default="1" w:styleId="DefaultParagraphFont">
     <w:name w:val="Default Paragraph Font"/>
     <w:uiPriority w:val="1"/>
+    <w:semiHidden/>
     <w:unhideWhenUsed/>
   </w:style>
   <w:style w:type="table" w:default="1" w:styleId="TableNormal">

--- a/adil/#48 SRS Hospital System Adil Arshad.docx
+++ b/adil/#48 SRS Hospital System Adil Arshad.docx
@@ -682,7 +682,39 @@
                                     <w:sz w:val="28"/>
                                     <w:szCs w:val="28"/>
                                   </w:rPr>
-                                  <w:t>17.12.2015</w:t>
+                                  <w:t>28</w:t>
+                                </w:r>
+                                <w:r>
+                                  <w:rPr>
+                                    <w:rFonts w:ascii="Arial" w:hAnsi="Arial" w:cs="Arial"/>
+                                    <w:sz w:val="28"/>
+                                    <w:szCs w:val="28"/>
+                                  </w:rPr>
+                                  <w:t>.</w:t>
+                                </w:r>
+                                <w:r>
+                                  <w:rPr>
+                                    <w:rFonts w:ascii="Arial" w:hAnsi="Arial" w:cs="Arial"/>
+                                    <w:sz w:val="28"/>
+                                    <w:szCs w:val="28"/>
+                                  </w:rPr>
+                                  <w:t>02</w:t>
+                                </w:r>
+                                <w:r>
+                                  <w:rPr>
+                                    <w:rFonts w:ascii="Arial" w:hAnsi="Arial" w:cs="Arial"/>
+                                    <w:sz w:val="28"/>
+                                    <w:szCs w:val="28"/>
+                                  </w:rPr>
+                                  <w:t>.20</w:t>
+                                </w:r>
+                                <w:r>
+                                  <w:rPr>
+                                    <w:rFonts w:ascii="Arial" w:hAnsi="Arial" w:cs="Arial"/>
+                                    <w:sz w:val="28"/>
+                                    <w:szCs w:val="28"/>
+                                  </w:rPr>
+                                  <w:t>26</w:t>
                                 </w:r>
                               </w:p>
                             </w:txbxContent>
@@ -722,7 +754,39 @@
                               <w:sz w:val="28"/>
                               <w:szCs w:val="28"/>
                             </w:rPr>
-                            <w:t>17.12.2015</w:t>
+                            <w:t>28</w:t>
+                          </w:r>
+                          <w:r>
+                            <w:rPr>
+                              <w:rFonts w:ascii="Arial" w:hAnsi="Arial" w:cs="Arial"/>
+                              <w:sz w:val="28"/>
+                              <w:szCs w:val="28"/>
+                            </w:rPr>
+                            <w:t>.</w:t>
+                          </w:r>
+                          <w:r>
+                            <w:rPr>
+                              <w:rFonts w:ascii="Arial" w:hAnsi="Arial" w:cs="Arial"/>
+                              <w:sz w:val="28"/>
+                              <w:szCs w:val="28"/>
+                            </w:rPr>
+                            <w:t>02</w:t>
+                          </w:r>
+                          <w:r>
+                            <w:rPr>
+                              <w:rFonts w:ascii="Arial" w:hAnsi="Arial" w:cs="Arial"/>
+                              <w:sz w:val="28"/>
+                              <w:szCs w:val="28"/>
+                            </w:rPr>
+                            <w:t>.20</w:t>
+                          </w:r>
+                          <w:r>
+                            <w:rPr>
+                              <w:rFonts w:ascii="Arial" w:hAnsi="Arial" w:cs="Arial"/>
+                              <w:sz w:val="28"/>
+                              <w:szCs w:val="28"/>
+                            </w:rPr>
+                            <w:t>26</w:t>
                           </w:r>
                         </w:p>
                       </w:txbxContent>
@@ -1725,74 +1789,84 @@
         <w:pStyle w:val="TOC1"/>
         <w:rPr>
           <w:rFonts w:asciiTheme="minorHAnsi" w:eastAsiaTheme="minorEastAsia" w:hAnsiTheme="minorHAnsi" w:cstheme="minorBidi"/>
-          <w:b w:val="0"/>
+          <w:bCs/>
           <w:noProof/>
           <w:color w:val="auto"/>
-          <w:sz w:val="22"/>
-          <w:szCs w:val="22"/>
-        </w:rPr>
-      </w:pPr>
-      <w:r>
-        <w:rPr>
-          <w:b w:val="0"/>
+          <w:kern w:val="2"/>
+          <w:sz w:val="24"/>
+          <w:szCs w:val="24"/>
+          <w14:ligatures w14:val="standardContextual"/>
+        </w:rPr>
+      </w:pPr>
+      <w:r>
+        <w:rPr>
+          <w:bCs/>
         </w:rPr>
         <w:fldChar w:fldCharType="begin"/>
       </w:r>
       <w:r>
         <w:rPr>
-          <w:b w:val="0"/>
+          <w:bCs/>
         </w:rPr>
         <w:instrText xml:space="preserve"> TOC \o "1-3" </w:instrText>
       </w:r>
       <w:r>
         <w:rPr>
-          <w:b w:val="0"/>
+          <w:bCs/>
         </w:rPr>
         <w:fldChar w:fldCharType="separate"/>
       </w:r>
       <w:r>
         <w:rPr>
+          <w:bCs/>
           <w:noProof/>
         </w:rPr>
         <w:t>1.  Introduction</w:t>
       </w:r>
       <w:r>
         <w:rPr>
+          <w:bCs/>
           <w:noProof/>
         </w:rPr>
         <w:tab/>
       </w:r>
       <w:r>
         <w:rPr>
+          <w:bCs/>
           <w:noProof/>
         </w:rPr>
         <w:fldChar w:fldCharType="begin"/>
       </w:r>
       <w:r>
         <w:rPr>
-          <w:noProof/>
-        </w:rPr>
-        <w:instrText xml:space="preserve"> PAGEREF _Toc438068812 \h </w:instrText>
-      </w:r>
-      <w:r>
-        <w:rPr>
-          <w:noProof/>
-        </w:rPr>
-      </w:r>
-      <w:r>
-        <w:rPr>
+          <w:bCs/>
+          <w:noProof/>
+        </w:rPr>
+        <w:instrText xml:space="preserve"> PAGEREF _Toc223170627 \h </w:instrText>
+      </w:r>
+      <w:r>
+        <w:rPr>
+          <w:bCs/>
+          <w:noProof/>
+        </w:rPr>
+      </w:r>
+      <w:r>
+        <w:rPr>
+          <w:bCs/>
           <w:noProof/>
         </w:rPr>
         <w:fldChar w:fldCharType="separate"/>
       </w:r>
       <w:r>
         <w:rPr>
+          <w:bCs/>
           <w:noProof/>
         </w:rPr>
         <w:t>1</w:t>
       </w:r>
       <w:r>
         <w:rPr>
+          <w:bCs/>
           <w:noProof/>
         </w:rPr>
         <w:fldChar w:fldCharType="end"/>
@@ -1806,8 +1880,10 @@
           <w:i w:val="0"/>
           <w:noProof/>
           <w:color w:val="auto"/>
-          <w:sz w:val="22"/>
-          <w:szCs w:val="22"/>
+          <w:kern w:val="2"/>
+          <w:sz w:val="24"/>
+          <w:szCs w:val="24"/>
+          <w14:ligatures w14:val="standardContextual"/>
         </w:rPr>
       </w:pPr>
       <w:r>
@@ -1832,7 +1908,7 @@
         <w:rPr>
           <w:noProof/>
         </w:rPr>
-        <w:instrText xml:space="preserve"> PAGEREF _Toc438068813 \h </w:instrText>
+        <w:instrText xml:space="preserve"> PAGEREF _Toc223170631 \h </w:instrText>
       </w:r>
       <w:r>
         <w:rPr>
@@ -1866,15 +1942,17 @@
           <w:i w:val="0"/>
           <w:noProof/>
           <w:color w:val="auto"/>
-          <w:sz w:val="22"/>
-          <w:szCs w:val="22"/>
-        </w:rPr>
-      </w:pPr>
-      <w:r>
-        <w:rPr>
-          <w:noProof/>
-        </w:rPr>
-        <w:t>1.2  Scope</w:t>
+          <w:kern w:val="2"/>
+          <w:sz w:val="24"/>
+          <w:szCs w:val="24"/>
+          <w14:ligatures w14:val="standardContextual"/>
+        </w:rPr>
+      </w:pPr>
+      <w:r>
+        <w:rPr>
+          <w:noProof/>
+        </w:rPr>
+        <w:t>1.3  Definitions, Acronyms, and Abbreviations.</w:t>
       </w:r>
       <w:r>
         <w:rPr>
@@ -1892,7 +1970,7 @@
         <w:rPr>
           <w:noProof/>
         </w:rPr>
-        <w:instrText xml:space="preserve"> PAGEREF _Toc438068814 \h </w:instrText>
+        <w:instrText xml:space="preserve"> PAGEREF _Toc223170632 \h </w:instrText>
       </w:r>
       <w:r>
         <w:rPr>
@@ -1909,7 +1987,7 @@
         <w:rPr>
           <w:noProof/>
         </w:rPr>
-        <w:t>1</w:t>
+        <w:t>2</w:t>
       </w:r>
       <w:r>
         <w:rPr>
@@ -1926,15 +2004,17 @@
           <w:i w:val="0"/>
           <w:noProof/>
           <w:color w:val="auto"/>
-          <w:sz w:val="22"/>
-          <w:szCs w:val="22"/>
-        </w:rPr>
-      </w:pPr>
-      <w:r>
-        <w:rPr>
-          <w:noProof/>
-        </w:rPr>
-        <w:t>1.3  Definitions, Acronyms, and Abbreviations.</w:t>
+          <w:kern w:val="2"/>
+          <w:sz w:val="24"/>
+          <w:szCs w:val="24"/>
+          <w14:ligatures w14:val="standardContextual"/>
+        </w:rPr>
+      </w:pPr>
+      <w:r>
+        <w:rPr>
+          <w:noProof/>
+        </w:rPr>
+        <w:t>1.4  References</w:t>
       </w:r>
       <w:r>
         <w:rPr>
@@ -1952,7 +2032,7 @@
         <w:rPr>
           <w:noProof/>
         </w:rPr>
-        <w:instrText xml:space="preserve"> PAGEREF _Toc438068815 \h </w:instrText>
+        <w:instrText xml:space="preserve"> PAGEREF _Toc223170633 \h </w:instrText>
       </w:r>
       <w:r>
         <w:rPr>
@@ -1969,7 +2049,7 @@
         <w:rPr>
           <w:noProof/>
         </w:rPr>
-        <w:t>1</w:t>
+        <w:t>2</w:t>
       </w:r>
       <w:r>
         <w:rPr>
@@ -1986,15 +2066,17 @@
           <w:i w:val="0"/>
           <w:noProof/>
           <w:color w:val="auto"/>
-          <w:sz w:val="22"/>
-          <w:szCs w:val="22"/>
-        </w:rPr>
-      </w:pPr>
-      <w:r>
-        <w:rPr>
-          <w:noProof/>
-        </w:rPr>
-        <w:t>1.4  References</w:t>
+          <w:kern w:val="2"/>
+          <w:sz w:val="24"/>
+          <w:szCs w:val="24"/>
+          <w14:ligatures w14:val="standardContextual"/>
+        </w:rPr>
+      </w:pPr>
+      <w:r>
+        <w:rPr>
+          <w:noProof/>
+        </w:rPr>
+        <w:t>1.5  Overview</w:t>
       </w:r>
       <w:r>
         <w:rPr>
@@ -2012,7 +2094,7 @@
         <w:rPr>
           <w:noProof/>
         </w:rPr>
-        <w:instrText xml:space="preserve"> PAGEREF _Toc438068816 \h </w:instrText>
+        <w:instrText xml:space="preserve"> PAGEREF _Toc223170634 \h </w:instrText>
       </w:r>
       <w:r>
         <w:rPr>
@@ -2029,7 +2111,69 @@
         <w:rPr>
           <w:noProof/>
         </w:rPr>
-        <w:t>1</w:t>
+        <w:t>2</w:t>
+      </w:r>
+      <w:r>
+        <w:rPr>
+          <w:noProof/>
+        </w:rPr>
+        <w:fldChar w:fldCharType="end"/>
+      </w:r>
+    </w:p>
+    <w:p>
+      <w:pPr>
+        <w:pStyle w:val="TOC1"/>
+        <w:rPr>
+          <w:rFonts w:asciiTheme="minorHAnsi" w:eastAsiaTheme="minorEastAsia" w:hAnsiTheme="minorHAnsi" w:cstheme="minorBidi"/>
+          <w:b w:val="0"/>
+          <w:noProof/>
+          <w:color w:val="auto"/>
+          <w:kern w:val="2"/>
+          <w:sz w:val="24"/>
+          <w:szCs w:val="24"/>
+          <w14:ligatures w14:val="standardContextual"/>
+        </w:rPr>
+      </w:pPr>
+      <w:r>
+        <w:rPr>
+          <w:noProof/>
+        </w:rPr>
+        <w:t>2. Overall Description</w:t>
+      </w:r>
+      <w:r>
+        <w:rPr>
+          <w:noProof/>
+        </w:rPr>
+        <w:tab/>
+      </w:r>
+      <w:r>
+        <w:rPr>
+          <w:noProof/>
+        </w:rPr>
+        <w:fldChar w:fldCharType="begin"/>
+      </w:r>
+      <w:r>
+        <w:rPr>
+          <w:noProof/>
+        </w:rPr>
+        <w:instrText xml:space="preserve"> PAGEREF _Toc223170635 \h </w:instrText>
+      </w:r>
+      <w:r>
+        <w:rPr>
+          <w:noProof/>
+        </w:rPr>
+      </w:r>
+      <w:r>
+        <w:rPr>
+          <w:noProof/>
+        </w:rPr>
+        <w:fldChar w:fldCharType="separate"/>
+      </w:r>
+      <w:r>
+        <w:rPr>
+          <w:noProof/>
+        </w:rPr>
+        <w:t>2</w:t>
       </w:r>
       <w:r>
         <w:rPr>
@@ -2046,15 +2190,18 @@
           <w:i w:val="0"/>
           <w:noProof/>
           <w:color w:val="auto"/>
-          <w:sz w:val="22"/>
-          <w:szCs w:val="22"/>
-        </w:rPr>
-      </w:pPr>
-      <w:r>
-        <w:rPr>
-          <w:noProof/>
-        </w:rPr>
-        <w:t>1.5  Overview</w:t>
+          <w:kern w:val="2"/>
+          <w:sz w:val="24"/>
+          <w:szCs w:val="24"/>
+          <w14:ligatures w14:val="standardContextual"/>
+        </w:rPr>
+      </w:pPr>
+      <w:r>
+        <w:rPr>
+          <w:iCs/>
+          <w:noProof/>
+        </w:rPr>
+        <w:t>2.1 Product Perspective</w:t>
       </w:r>
       <w:r>
         <w:rPr>
@@ -2072,7 +2219,7 @@
         <w:rPr>
           <w:noProof/>
         </w:rPr>
-        <w:instrText xml:space="preserve"> PAGEREF _Toc438068817 \h </w:instrText>
+        <w:instrText xml:space="preserve"> PAGEREF _Toc223170636 \h </w:instrText>
       </w:r>
       <w:r>
         <w:rPr>
@@ -2089,7 +2236,507 @@
         <w:rPr>
           <w:noProof/>
         </w:rPr>
-        <w:t>2</w:t>
+        <w:t>3</w:t>
+      </w:r>
+      <w:r>
+        <w:rPr>
+          <w:noProof/>
+        </w:rPr>
+        <w:fldChar w:fldCharType="end"/>
+      </w:r>
+    </w:p>
+    <w:p>
+      <w:pPr>
+        <w:pStyle w:val="TOC3"/>
+        <w:rPr>
+          <w:rFonts w:asciiTheme="minorHAnsi" w:eastAsiaTheme="minorEastAsia" w:hAnsiTheme="minorHAnsi" w:cstheme="minorBidi"/>
+          <w:noProof/>
+          <w:color w:val="auto"/>
+          <w:kern w:val="2"/>
+          <w:sz w:val="24"/>
+          <w:szCs w:val="24"/>
+          <w14:ligatures w14:val="standardContextual"/>
+        </w:rPr>
+      </w:pPr>
+      <w:r>
+        <w:rPr>
+          <w:iCs/>
+          <w:noProof/>
+        </w:rPr>
+        <w:t>2.1.1 Operations</w:t>
+      </w:r>
+      <w:r>
+        <w:rPr>
+          <w:noProof/>
+        </w:rPr>
+        <w:tab/>
+      </w:r>
+      <w:r>
+        <w:rPr>
+          <w:noProof/>
+        </w:rPr>
+        <w:fldChar w:fldCharType="begin"/>
+      </w:r>
+      <w:r>
+        <w:rPr>
+          <w:noProof/>
+        </w:rPr>
+        <w:instrText xml:space="preserve"> PAGEREF _Toc223170637 \h </w:instrText>
+      </w:r>
+      <w:r>
+        <w:rPr>
+          <w:noProof/>
+        </w:rPr>
+      </w:r>
+      <w:r>
+        <w:rPr>
+          <w:noProof/>
+        </w:rPr>
+        <w:fldChar w:fldCharType="separate"/>
+      </w:r>
+      <w:r>
+        <w:rPr>
+          <w:noProof/>
+        </w:rPr>
+        <w:t>3</w:t>
+      </w:r>
+      <w:r>
+        <w:rPr>
+          <w:noProof/>
+        </w:rPr>
+        <w:fldChar w:fldCharType="end"/>
+      </w:r>
+    </w:p>
+    <w:p>
+      <w:pPr>
+        <w:pStyle w:val="TOC3"/>
+        <w:rPr>
+          <w:rFonts w:asciiTheme="minorHAnsi" w:eastAsiaTheme="minorEastAsia" w:hAnsiTheme="minorHAnsi" w:cstheme="minorBidi"/>
+          <w:noProof/>
+          <w:color w:val="auto"/>
+          <w:kern w:val="2"/>
+          <w:sz w:val="24"/>
+          <w:szCs w:val="24"/>
+          <w14:ligatures w14:val="standardContextual"/>
+        </w:rPr>
+      </w:pPr>
+      <w:r>
+        <w:rPr>
+          <w:iCs/>
+          <w:noProof/>
+        </w:rPr>
+        <w:t>2.1.2 Hardware Interfaces</w:t>
+      </w:r>
+      <w:r>
+        <w:rPr>
+          <w:noProof/>
+        </w:rPr>
+        <w:tab/>
+      </w:r>
+      <w:r>
+        <w:rPr>
+          <w:noProof/>
+        </w:rPr>
+        <w:fldChar w:fldCharType="begin"/>
+      </w:r>
+      <w:r>
+        <w:rPr>
+          <w:noProof/>
+        </w:rPr>
+        <w:instrText xml:space="preserve"> PAGEREF _Toc223170638 \h </w:instrText>
+      </w:r>
+      <w:r>
+        <w:rPr>
+          <w:noProof/>
+        </w:rPr>
+      </w:r>
+      <w:r>
+        <w:rPr>
+          <w:noProof/>
+        </w:rPr>
+        <w:fldChar w:fldCharType="separate"/>
+      </w:r>
+      <w:r>
+        <w:rPr>
+          <w:noProof/>
+        </w:rPr>
+        <w:t>3</w:t>
+      </w:r>
+      <w:r>
+        <w:rPr>
+          <w:noProof/>
+        </w:rPr>
+        <w:fldChar w:fldCharType="end"/>
+      </w:r>
+    </w:p>
+    <w:p>
+      <w:pPr>
+        <w:pStyle w:val="TOC3"/>
+        <w:rPr>
+          <w:rFonts w:asciiTheme="minorHAnsi" w:eastAsiaTheme="minorEastAsia" w:hAnsiTheme="minorHAnsi" w:cstheme="minorBidi"/>
+          <w:noProof/>
+          <w:color w:val="auto"/>
+          <w:kern w:val="2"/>
+          <w:sz w:val="24"/>
+          <w:szCs w:val="24"/>
+          <w14:ligatures w14:val="standardContextual"/>
+        </w:rPr>
+      </w:pPr>
+      <w:r>
+        <w:rPr>
+          <w:iCs/>
+          <w:noProof/>
+        </w:rPr>
+        <w:t>2.1.3 Software Interfaces</w:t>
+      </w:r>
+      <w:r>
+        <w:rPr>
+          <w:noProof/>
+        </w:rPr>
+        <w:tab/>
+      </w:r>
+      <w:r>
+        <w:rPr>
+          <w:noProof/>
+        </w:rPr>
+        <w:fldChar w:fldCharType="begin"/>
+      </w:r>
+      <w:r>
+        <w:rPr>
+          <w:noProof/>
+        </w:rPr>
+        <w:instrText xml:space="preserve"> PAGEREF _Toc223170639 \h </w:instrText>
+      </w:r>
+      <w:r>
+        <w:rPr>
+          <w:noProof/>
+        </w:rPr>
+      </w:r>
+      <w:r>
+        <w:rPr>
+          <w:noProof/>
+        </w:rPr>
+        <w:fldChar w:fldCharType="separate"/>
+      </w:r>
+      <w:r>
+        <w:rPr>
+          <w:noProof/>
+        </w:rPr>
+        <w:t>4</w:t>
+      </w:r>
+      <w:r>
+        <w:rPr>
+          <w:noProof/>
+        </w:rPr>
+        <w:fldChar w:fldCharType="end"/>
+      </w:r>
+    </w:p>
+    <w:p>
+      <w:pPr>
+        <w:pStyle w:val="TOC3"/>
+        <w:rPr>
+          <w:rFonts w:asciiTheme="minorHAnsi" w:eastAsiaTheme="minorEastAsia" w:hAnsiTheme="minorHAnsi" w:cstheme="minorBidi"/>
+          <w:noProof/>
+          <w:color w:val="auto"/>
+          <w:kern w:val="2"/>
+          <w:sz w:val="24"/>
+          <w:szCs w:val="24"/>
+          <w14:ligatures w14:val="standardContextual"/>
+        </w:rPr>
+      </w:pPr>
+      <w:r>
+        <w:rPr>
+          <w:iCs/>
+          <w:noProof/>
+        </w:rPr>
+        <w:t>2.1.4 Communications Interfaces</w:t>
+      </w:r>
+      <w:r>
+        <w:rPr>
+          <w:noProof/>
+        </w:rPr>
+        <w:tab/>
+      </w:r>
+      <w:r>
+        <w:rPr>
+          <w:noProof/>
+        </w:rPr>
+        <w:fldChar w:fldCharType="begin"/>
+      </w:r>
+      <w:r>
+        <w:rPr>
+          <w:noProof/>
+        </w:rPr>
+        <w:instrText xml:space="preserve"> PAGEREF _Toc223170640 \h </w:instrText>
+      </w:r>
+      <w:r>
+        <w:rPr>
+          <w:noProof/>
+        </w:rPr>
+      </w:r>
+      <w:r>
+        <w:rPr>
+          <w:noProof/>
+        </w:rPr>
+        <w:fldChar w:fldCharType="separate"/>
+      </w:r>
+      <w:r>
+        <w:rPr>
+          <w:noProof/>
+        </w:rPr>
+        <w:t>4</w:t>
+      </w:r>
+      <w:r>
+        <w:rPr>
+          <w:noProof/>
+        </w:rPr>
+        <w:fldChar w:fldCharType="end"/>
+      </w:r>
+    </w:p>
+    <w:p>
+      <w:pPr>
+        <w:pStyle w:val="TOC2"/>
+        <w:rPr>
+          <w:rFonts w:asciiTheme="minorHAnsi" w:eastAsiaTheme="minorEastAsia" w:hAnsiTheme="minorHAnsi" w:cstheme="minorBidi"/>
+          <w:i w:val="0"/>
+          <w:noProof/>
+          <w:color w:val="auto"/>
+          <w:kern w:val="2"/>
+          <w:sz w:val="24"/>
+          <w:szCs w:val="24"/>
+          <w14:ligatures w14:val="standardContextual"/>
+        </w:rPr>
+      </w:pPr>
+      <w:r>
+        <w:rPr>
+          <w:iCs/>
+          <w:noProof/>
+        </w:rPr>
+        <w:t>2.2 Product Functions</w:t>
+      </w:r>
+      <w:r>
+        <w:rPr>
+          <w:noProof/>
+        </w:rPr>
+        <w:tab/>
+      </w:r>
+      <w:r>
+        <w:rPr>
+          <w:noProof/>
+        </w:rPr>
+        <w:fldChar w:fldCharType="begin"/>
+      </w:r>
+      <w:r>
+        <w:rPr>
+          <w:noProof/>
+        </w:rPr>
+        <w:instrText xml:space="preserve"> PAGEREF _Toc223170641 \h </w:instrText>
+      </w:r>
+      <w:r>
+        <w:rPr>
+          <w:noProof/>
+        </w:rPr>
+      </w:r>
+      <w:r>
+        <w:rPr>
+          <w:noProof/>
+        </w:rPr>
+        <w:fldChar w:fldCharType="separate"/>
+      </w:r>
+      <w:r>
+        <w:rPr>
+          <w:noProof/>
+        </w:rPr>
+        <w:t>4</w:t>
+      </w:r>
+      <w:r>
+        <w:rPr>
+          <w:noProof/>
+        </w:rPr>
+        <w:fldChar w:fldCharType="end"/>
+      </w:r>
+    </w:p>
+    <w:p>
+      <w:pPr>
+        <w:pStyle w:val="TOC2"/>
+        <w:rPr>
+          <w:rFonts w:asciiTheme="minorHAnsi" w:eastAsiaTheme="minorEastAsia" w:hAnsiTheme="minorHAnsi" w:cstheme="minorBidi"/>
+          <w:i w:val="0"/>
+          <w:noProof/>
+          <w:color w:val="auto"/>
+          <w:kern w:val="2"/>
+          <w:sz w:val="24"/>
+          <w:szCs w:val="24"/>
+          <w14:ligatures w14:val="standardContextual"/>
+        </w:rPr>
+      </w:pPr>
+      <w:r>
+        <w:rPr>
+          <w:iCs/>
+          <w:noProof/>
+        </w:rPr>
+        <w:t>2.3 User Characteristics</w:t>
+      </w:r>
+      <w:r>
+        <w:rPr>
+          <w:noProof/>
+        </w:rPr>
+        <w:tab/>
+      </w:r>
+      <w:r>
+        <w:rPr>
+          <w:noProof/>
+        </w:rPr>
+        <w:fldChar w:fldCharType="begin"/>
+      </w:r>
+      <w:r>
+        <w:rPr>
+          <w:noProof/>
+        </w:rPr>
+        <w:instrText xml:space="preserve"> PAGEREF _Toc223170642 \h </w:instrText>
+      </w:r>
+      <w:r>
+        <w:rPr>
+          <w:noProof/>
+        </w:rPr>
+      </w:r>
+      <w:r>
+        <w:rPr>
+          <w:noProof/>
+        </w:rPr>
+        <w:fldChar w:fldCharType="separate"/>
+      </w:r>
+      <w:r>
+        <w:rPr>
+          <w:noProof/>
+        </w:rPr>
+        <w:t>5</w:t>
+      </w:r>
+      <w:r>
+        <w:rPr>
+          <w:noProof/>
+        </w:rPr>
+        <w:fldChar w:fldCharType="end"/>
+      </w:r>
+    </w:p>
+    <w:p>
+      <w:pPr>
+        <w:pStyle w:val="TOC2"/>
+        <w:rPr>
+          <w:rFonts w:asciiTheme="minorHAnsi" w:eastAsiaTheme="minorEastAsia" w:hAnsiTheme="minorHAnsi" w:cstheme="minorBidi"/>
+          <w:i w:val="0"/>
+          <w:noProof/>
+          <w:color w:val="auto"/>
+          <w:kern w:val="2"/>
+          <w:sz w:val="24"/>
+          <w:szCs w:val="24"/>
+          <w14:ligatures w14:val="standardContextual"/>
+        </w:rPr>
+      </w:pPr>
+      <w:r>
+        <w:rPr>
+          <w:iCs/>
+          <w:noProof/>
+        </w:rPr>
+        <w:t>2.4 General Constraints</w:t>
+      </w:r>
+      <w:r>
+        <w:rPr>
+          <w:noProof/>
+        </w:rPr>
+        <w:tab/>
+      </w:r>
+      <w:r>
+        <w:rPr>
+          <w:noProof/>
+        </w:rPr>
+        <w:fldChar w:fldCharType="begin"/>
+      </w:r>
+      <w:r>
+        <w:rPr>
+          <w:noProof/>
+        </w:rPr>
+        <w:instrText xml:space="preserve"> PAGEREF _Toc223170643 \h </w:instrText>
+      </w:r>
+      <w:r>
+        <w:rPr>
+          <w:noProof/>
+        </w:rPr>
+      </w:r>
+      <w:r>
+        <w:rPr>
+          <w:noProof/>
+        </w:rPr>
+        <w:fldChar w:fldCharType="separate"/>
+      </w:r>
+      <w:r>
+        <w:rPr>
+          <w:noProof/>
+        </w:rPr>
+        <w:t>6</w:t>
+      </w:r>
+      <w:r>
+        <w:rPr>
+          <w:noProof/>
+        </w:rPr>
+        <w:fldChar w:fldCharType="end"/>
+      </w:r>
+    </w:p>
+    <w:p>
+      <w:pPr>
+        <w:pStyle w:val="TOC2"/>
+        <w:rPr>
+          <w:rFonts w:asciiTheme="minorHAnsi" w:eastAsiaTheme="minorEastAsia" w:hAnsiTheme="minorHAnsi" w:cstheme="minorBidi"/>
+          <w:i w:val="0"/>
+          <w:noProof/>
+          <w:color w:val="auto"/>
+          <w:kern w:val="2"/>
+          <w:sz w:val="24"/>
+          <w:szCs w:val="24"/>
+          <w14:ligatures w14:val="standardContextual"/>
+        </w:rPr>
+      </w:pPr>
+      <w:r>
+        <w:rPr>
+          <w:iCs/>
+          <w:noProof/>
+        </w:rPr>
+        <w:t>2.5 Assumptions and Dependencies</w:t>
+      </w:r>
+      <w:r>
+        <w:rPr>
+          <w:noProof/>
+        </w:rPr>
+        <w:tab/>
+      </w:r>
+      <w:r>
+        <w:rPr>
+          <w:noProof/>
+        </w:rPr>
+        <w:fldChar w:fldCharType="begin"/>
+      </w:r>
+      <w:r>
+        <w:rPr>
+          <w:noProof/>
+        </w:rPr>
+        <w:instrText xml:space="preserve"> PAGEREF _Toc223170644 \h </w:instrText>
+      </w:r>
+      <w:r>
+        <w:rPr>
+          <w:noProof/>
+        </w:rPr>
+      </w:r>
+      <w:r>
+        <w:rPr>
+          <w:noProof/>
+        </w:rPr>
+        <w:fldChar w:fldCharType="separate"/>
+      </w:r>
+      <w:r>
+        <w:rPr>
+          <w:noProof/>
+        </w:rPr>
+        <w:t>6</w:t>
       </w:r>
       <w:r>
         <w:rPr>
@@ -2106,15 +2753,17 @@
           <w:b w:val="0"/>
           <w:noProof/>
           <w:color w:val="auto"/>
-          <w:sz w:val="22"/>
-          <w:szCs w:val="22"/>
-        </w:rPr>
-      </w:pPr>
-      <w:r>
-        <w:rPr>
-          <w:noProof/>
-        </w:rPr>
-        <w:t>2.  The Overall Description</w:t>
+          <w:kern w:val="2"/>
+          <w:sz w:val="24"/>
+          <w:szCs w:val="24"/>
+          <w14:ligatures w14:val="standardContextual"/>
+        </w:rPr>
+      </w:pPr>
+      <w:r>
+        <w:rPr>
+          <w:noProof/>
+        </w:rPr>
+        <w:t>3. Specific Requirements</w:t>
       </w:r>
       <w:r>
         <w:rPr>
@@ -2132,7 +2781,7 @@
         <w:rPr>
           <w:noProof/>
         </w:rPr>
-        <w:instrText xml:space="preserve"> PAGEREF _Toc438068818 \h </w:instrText>
+        <w:instrText xml:space="preserve"> PAGEREF _Toc223170645 \h </w:instrText>
       </w:r>
       <w:r>
         <w:rPr>
@@ -2149,7 +2798,7 @@
         <w:rPr>
           <w:noProof/>
         </w:rPr>
-        <w:t>2</w:t>
+        <w:t>7</w:t>
       </w:r>
       <w:r>
         <w:rPr>
@@ -2166,15 +2815,17 @@
           <w:i w:val="0"/>
           <w:noProof/>
           <w:color w:val="auto"/>
-          <w:sz w:val="22"/>
-          <w:szCs w:val="22"/>
-        </w:rPr>
-      </w:pPr>
-      <w:r>
-        <w:rPr>
-          <w:noProof/>
-        </w:rPr>
-        <w:t>2.1  Product Perspective</w:t>
+          <w:kern w:val="2"/>
+          <w:sz w:val="24"/>
+          <w:szCs w:val="24"/>
+          <w14:ligatures w14:val="standardContextual"/>
+        </w:rPr>
+      </w:pPr>
+      <w:r>
+        <w:rPr>
+          <w:noProof/>
+        </w:rPr>
+        <w:t>3.1 External Interface Requirements</w:t>
       </w:r>
       <w:r>
         <w:rPr>
@@ -2192,7 +2843,7 @@
         <w:rPr>
           <w:noProof/>
         </w:rPr>
-        <w:instrText xml:space="preserve"> PAGEREF _Toc438068819 \h </w:instrText>
+        <w:instrText xml:space="preserve"> PAGEREF _Toc223170646 \h </w:instrText>
       </w:r>
       <w:r>
         <w:rPr>
@@ -2209,125 +2860,7 @@
         <w:rPr>
           <w:noProof/>
         </w:rPr>
-        <w:t>2</w:t>
-      </w:r>
-      <w:r>
-        <w:rPr>
-          <w:noProof/>
-        </w:rPr>
-        <w:fldChar w:fldCharType="end"/>
-      </w:r>
-    </w:p>
-    <w:p>
-      <w:pPr>
-        <w:pStyle w:val="TOC3"/>
-        <w:rPr>
-          <w:rFonts w:asciiTheme="minorHAnsi" w:eastAsiaTheme="minorEastAsia" w:hAnsiTheme="minorHAnsi" w:cstheme="minorBidi"/>
-          <w:noProof/>
-          <w:color w:val="auto"/>
-          <w:sz w:val="22"/>
-          <w:szCs w:val="22"/>
-        </w:rPr>
-      </w:pPr>
-      <w:r>
-        <w:rPr>
-          <w:noProof/>
-        </w:rPr>
-        <w:t>2.1.1 Operations</w:t>
-      </w:r>
-      <w:r>
-        <w:rPr>
-          <w:noProof/>
-        </w:rPr>
-        <w:tab/>
-      </w:r>
-      <w:r>
-        <w:rPr>
-          <w:noProof/>
-        </w:rPr>
-        <w:fldChar w:fldCharType="begin"/>
-      </w:r>
-      <w:r>
-        <w:rPr>
-          <w:noProof/>
-        </w:rPr>
-        <w:instrText xml:space="preserve"> PAGEREF _Toc438068820 \h </w:instrText>
-      </w:r>
-      <w:r>
-        <w:rPr>
-          <w:noProof/>
-        </w:rPr>
-      </w:r>
-      <w:r>
-        <w:rPr>
-          <w:noProof/>
-        </w:rPr>
-        <w:fldChar w:fldCharType="separate"/>
-      </w:r>
-      <w:r>
-        <w:rPr>
-          <w:noProof/>
-        </w:rPr>
-        <w:t>2</w:t>
-      </w:r>
-      <w:r>
-        <w:rPr>
-          <w:noProof/>
-        </w:rPr>
-        <w:fldChar w:fldCharType="end"/>
-      </w:r>
-    </w:p>
-    <w:p>
-      <w:pPr>
-        <w:pStyle w:val="TOC3"/>
-        <w:rPr>
-          <w:rFonts w:asciiTheme="minorHAnsi" w:eastAsiaTheme="minorEastAsia" w:hAnsiTheme="minorHAnsi" w:cstheme="minorBidi"/>
-          <w:noProof/>
-          <w:color w:val="auto"/>
-          <w:sz w:val="22"/>
-          <w:szCs w:val="22"/>
-        </w:rPr>
-      </w:pPr>
-      <w:r>
-        <w:rPr>
-          <w:noProof/>
-        </w:rPr>
-        <w:t>2.1.2 Site Adaptation Requirements</w:t>
-      </w:r>
-      <w:r>
-        <w:rPr>
-          <w:noProof/>
-        </w:rPr>
-        <w:tab/>
-      </w:r>
-      <w:r>
-        <w:rPr>
-          <w:noProof/>
-        </w:rPr>
-        <w:fldChar w:fldCharType="begin"/>
-      </w:r>
-      <w:r>
-        <w:rPr>
-          <w:noProof/>
-        </w:rPr>
-        <w:instrText xml:space="preserve"> PAGEREF _Toc438068821 \h </w:instrText>
-      </w:r>
-      <w:r>
-        <w:rPr>
-          <w:noProof/>
-        </w:rPr>
-      </w:r>
-      <w:r>
-        <w:rPr>
-          <w:noProof/>
-        </w:rPr>
-        <w:fldChar w:fldCharType="separate"/>
-      </w:r>
-      <w:r>
-        <w:rPr>
-          <w:noProof/>
-        </w:rPr>
-        <w:t>3</w:t>
+        <w:t>7</w:t>
       </w:r>
       <w:r>
         <w:rPr>
@@ -2344,15 +2877,17 @@
           <w:i w:val="0"/>
           <w:noProof/>
           <w:color w:val="auto"/>
-          <w:sz w:val="22"/>
-          <w:szCs w:val="22"/>
-        </w:rPr>
-      </w:pPr>
-      <w:r>
-        <w:rPr>
-          <w:noProof/>
-        </w:rPr>
-        <w:t>2.2  Product Functions</w:t>
+          <w:kern w:val="2"/>
+          <w:sz w:val="24"/>
+          <w:szCs w:val="24"/>
+          <w14:ligatures w14:val="standardContextual"/>
+        </w:rPr>
+      </w:pPr>
+      <w:r>
+        <w:rPr>
+          <w:noProof/>
+        </w:rPr>
+        <w:t>3.2 Functional Requirements</w:t>
       </w:r>
       <w:r>
         <w:rPr>
@@ -2370,7 +2905,7 @@
         <w:rPr>
           <w:noProof/>
         </w:rPr>
-        <w:instrText xml:space="preserve"> PAGEREF _Toc438068822 \h </w:instrText>
+        <w:instrText xml:space="preserve"> PAGEREF _Toc223170647 \h </w:instrText>
       </w:r>
       <w:r>
         <w:rPr>
@@ -2387,7 +2922,183 @@
         <w:rPr>
           <w:noProof/>
         </w:rPr>
-        <w:t>3</w:t>
+        <w:t>9</w:t>
+      </w:r>
+      <w:r>
+        <w:rPr>
+          <w:noProof/>
+        </w:rPr>
+        <w:fldChar w:fldCharType="end"/>
+      </w:r>
+    </w:p>
+    <w:p>
+      <w:pPr>
+        <w:pStyle w:val="TOC2"/>
+        <w:rPr>
+          <w:noProof/>
+        </w:rPr>
+      </w:pPr>
+      <w:r>
+        <w:rPr>
+          <w:iCs/>
+          <w:noProof/>
+        </w:rPr>
+        <w:t>3.3 Use Case Description</w:t>
+      </w:r>
+      <w:r>
+        <w:rPr>
+          <w:noProof/>
+        </w:rPr>
+        <w:tab/>
+      </w:r>
+      <w:r>
+        <w:rPr>
+          <w:noProof/>
+        </w:rPr>
+        <w:fldChar w:fldCharType="begin"/>
+      </w:r>
+      <w:r>
+        <w:rPr>
+          <w:noProof/>
+        </w:rPr>
+        <w:instrText xml:space="preserve"> PAGEREF _Toc223170648 \h </w:instrText>
+      </w:r>
+      <w:r>
+        <w:rPr>
+          <w:noProof/>
+        </w:rPr>
+      </w:r>
+      <w:r>
+        <w:rPr>
+          <w:noProof/>
+        </w:rPr>
+        <w:fldChar w:fldCharType="separate"/>
+      </w:r>
+      <w:r>
+        <w:rPr>
+          <w:noProof/>
+        </w:rPr>
+        <w:t>10</w:t>
+      </w:r>
+      <w:r>
+        <w:rPr>
+          <w:noProof/>
+        </w:rPr>
+        <w:fldChar w:fldCharType="end"/>
+      </w:r>
+    </w:p>
+    <w:p>
+      <w:pPr>
+        <w:pStyle w:val="TOC2"/>
+        <w:rPr>
+          <w:noProof/>
+        </w:rPr>
+      </w:pPr>
+      <w:r>
+        <w:rPr>
+          <w:i w:val="0"/>
+          <w:iCs/>
+          <w:noProof/>
+        </w:rPr>
+        <w:t>3.4 Classes / Objects</w:t>
+      </w:r>
+      <w:r>
+        <w:rPr>
+          <w:noProof/>
+        </w:rPr>
+        <w:tab/>
+      </w:r>
+      <w:r>
+        <w:rPr>
+          <w:noProof/>
+        </w:rPr>
+        <w:fldChar w:fldCharType="begin"/>
+      </w:r>
+      <w:r>
+        <w:rPr>
+          <w:noProof/>
+        </w:rPr>
+        <w:instrText xml:space="preserve"> PAGEREF _Toc223170649 \h </w:instrText>
+      </w:r>
+      <w:r>
+        <w:rPr>
+          <w:noProof/>
+        </w:rPr>
+      </w:r>
+      <w:r>
+        <w:rPr>
+          <w:noProof/>
+        </w:rPr>
+        <w:fldChar w:fldCharType="separate"/>
+      </w:r>
+      <w:r>
+        <w:rPr>
+          <w:noProof/>
+        </w:rPr>
+        <w:t>28</w:t>
+      </w:r>
+      <w:r>
+        <w:rPr>
+          <w:noProof/>
+        </w:rPr>
+        <w:fldChar w:fldCharType="end"/>
+      </w:r>
+    </w:p>
+    <w:p>
+      <w:pPr>
+        <w:pStyle w:val="TOC2"/>
+        <w:rPr>
+          <w:rFonts w:asciiTheme="minorHAnsi" w:eastAsiaTheme="minorEastAsia" w:hAnsiTheme="minorHAnsi" w:cstheme="minorBidi"/>
+          <w:noProof/>
+          <w:color w:val="auto"/>
+          <w:kern w:val="2"/>
+          <w:sz w:val="24"/>
+          <w:szCs w:val="24"/>
+          <w14:ligatures w14:val="standardContextual"/>
+        </w:rPr>
+      </w:pPr>
+      <w:r>
+        <w:rPr>
+          <w:i w:val="0"/>
+          <w:iCs/>
+          <w:noProof/>
+        </w:rPr>
+        <w:t>3.5 Non-Functional Requirements</w:t>
+      </w:r>
+      <w:r>
+        <w:rPr>
+          <w:noProof/>
+        </w:rPr>
+        <w:tab/>
+      </w:r>
+      <w:r>
+        <w:rPr>
+          <w:noProof/>
+        </w:rPr>
+        <w:fldChar w:fldCharType="begin"/>
+      </w:r>
+      <w:r>
+        <w:rPr>
+          <w:noProof/>
+        </w:rPr>
+        <w:instrText xml:space="preserve"> PAGEREF _Toc223170657 \h </w:instrText>
+      </w:r>
+      <w:r>
+        <w:rPr>
+          <w:noProof/>
+        </w:rPr>
+      </w:r>
+      <w:r>
+        <w:rPr>
+          <w:noProof/>
+        </w:rPr>
+        <w:fldChar w:fldCharType="separate"/>
+      </w:r>
+      <w:r>
+        <w:rPr>
+          <w:noProof/>
+        </w:rPr>
+        <w:t>34</w:t>
       </w:r>
       <w:r>
         <w:rPr>
@@ -2404,15 +3115,17 @@
           <w:i w:val="0"/>
           <w:noProof/>
           <w:color w:val="auto"/>
-          <w:sz w:val="22"/>
-          <w:szCs w:val="22"/>
-        </w:rPr>
-      </w:pPr>
-      <w:r>
-        <w:rPr>
-          <w:noProof/>
-        </w:rPr>
-        <w:t>2.3  User Characteristics</w:t>
+          <w:kern w:val="2"/>
+          <w:sz w:val="24"/>
+          <w:szCs w:val="24"/>
+          <w14:ligatures w14:val="standardContextual"/>
+        </w:rPr>
+      </w:pPr>
+      <w:r>
+        <w:rPr>
+          <w:noProof/>
+        </w:rPr>
+        <w:t>3.6 Database Requirements</w:t>
       </w:r>
       <w:r>
         <w:rPr>
@@ -2430,7 +3143,7 @@
         <w:rPr>
           <w:noProof/>
         </w:rPr>
-        <w:instrText xml:space="preserve"> PAGEREF _Toc438068823 \h </w:instrText>
+        <w:instrText xml:space="preserve"> PAGEREF _Toc223170658 \h </w:instrText>
       </w:r>
       <w:r>
         <w:rPr>
@@ -2447,7 +3160,69 @@
         <w:rPr>
           <w:noProof/>
         </w:rPr>
-        <w:t>3</w:t>
+        <w:t>35</w:t>
+      </w:r>
+      <w:r>
+        <w:rPr>
+          <w:noProof/>
+        </w:rPr>
+        <w:fldChar w:fldCharType="end"/>
+      </w:r>
+    </w:p>
+    <w:p>
+      <w:pPr>
+        <w:pStyle w:val="TOC1"/>
+        <w:rPr>
+          <w:rFonts w:asciiTheme="minorHAnsi" w:eastAsiaTheme="minorEastAsia" w:hAnsiTheme="minorHAnsi" w:cstheme="minorBidi"/>
+          <w:b w:val="0"/>
+          <w:noProof/>
+          <w:color w:val="auto"/>
+          <w:kern w:val="2"/>
+          <w:sz w:val="24"/>
+          <w:szCs w:val="24"/>
+          <w14:ligatures w14:val="standardContextual"/>
+        </w:rPr>
+      </w:pPr>
+      <w:r>
+        <w:rPr>
+          <w:noProof/>
+        </w:rPr>
+        <w:t>4. Analysis Models</w:t>
+      </w:r>
+      <w:r>
+        <w:rPr>
+          <w:noProof/>
+        </w:rPr>
+        <w:tab/>
+      </w:r>
+      <w:r>
+        <w:rPr>
+          <w:noProof/>
+        </w:rPr>
+        <w:fldChar w:fldCharType="begin"/>
+      </w:r>
+      <w:r>
+        <w:rPr>
+          <w:noProof/>
+        </w:rPr>
+        <w:instrText xml:space="preserve"> PAGEREF _Toc223170659 \h </w:instrText>
+      </w:r>
+      <w:r>
+        <w:rPr>
+          <w:noProof/>
+        </w:rPr>
+      </w:r>
+      <w:r>
+        <w:rPr>
+          <w:noProof/>
+        </w:rPr>
+        <w:fldChar w:fldCharType="separate"/>
+      </w:r>
+      <w:r>
+        <w:rPr>
+          <w:noProof/>
+        </w:rPr>
+        <w:t>36</w:t>
       </w:r>
       <w:r>
         <w:rPr>
@@ -2464,15 +3239,17 @@
           <w:i w:val="0"/>
           <w:noProof/>
           <w:color w:val="auto"/>
-          <w:sz w:val="22"/>
-          <w:szCs w:val="22"/>
-        </w:rPr>
-      </w:pPr>
-      <w:r>
-        <w:rPr>
-          <w:noProof/>
-        </w:rPr>
-        <w:t>2.4  General Constraints</w:t>
+          <w:kern w:val="2"/>
+          <w:sz w:val="24"/>
+          <w:szCs w:val="24"/>
+          <w14:ligatures w14:val="standardContextual"/>
+        </w:rPr>
+      </w:pPr>
+      <w:r>
+        <w:rPr>
+          <w:noProof/>
+        </w:rPr>
+        <w:t>4.1 Sequence Diagrams</w:t>
       </w:r>
       <w:r>
         <w:rPr>
@@ -2490,7 +3267,7 @@
         <w:rPr>
           <w:noProof/>
         </w:rPr>
-        <w:instrText xml:space="preserve"> PAGEREF _Toc438068824 \h </w:instrText>
+        <w:instrText xml:space="preserve"> PAGEREF _Toc223170670 \h </w:instrText>
       </w:r>
       <w:r>
         <w:rPr>
@@ -2507,7 +3284,7 @@
         <w:rPr>
           <w:noProof/>
         </w:rPr>
-        <w:t>4</w:t>
+        <w:t>42</w:t>
       </w:r>
       <w:r>
         <w:rPr>
@@ -2524,15 +3301,17 @@
           <w:i w:val="0"/>
           <w:noProof/>
           <w:color w:val="auto"/>
-          <w:sz w:val="22"/>
-          <w:szCs w:val="22"/>
-        </w:rPr>
-      </w:pPr>
-      <w:r>
-        <w:rPr>
-          <w:noProof/>
-        </w:rPr>
-        <w:t>2.5  Assumptions and Dependencies</w:t>
+          <w:kern w:val="2"/>
+          <w:sz w:val="24"/>
+          <w:szCs w:val="24"/>
+          <w14:ligatures w14:val="standardContextual"/>
+        </w:rPr>
+      </w:pPr>
+      <w:r>
+        <w:rPr>
+          <w:noProof/>
+        </w:rPr>
+        <w:t>4.2 Data Flow Diagrams (DFD)</w:t>
       </w:r>
       <w:r>
         <w:rPr>
@@ -2550,7 +3329,7 @@
         <w:rPr>
           <w:noProof/>
         </w:rPr>
-        <w:instrText xml:space="preserve"> PAGEREF _Toc438068825 \h </w:instrText>
+        <w:instrText xml:space="preserve"> PAGEREF _Toc223170671 \h </w:instrText>
       </w:r>
       <w:r>
         <w:rPr>
@@ -2567,7 +3346,131 @@
         <w:rPr>
           <w:noProof/>
         </w:rPr>
-        <w:t>4</w:t>
+        <w:t>43</w:t>
+      </w:r>
+      <w:r>
+        <w:rPr>
+          <w:noProof/>
+        </w:rPr>
+        <w:fldChar w:fldCharType="end"/>
+      </w:r>
+    </w:p>
+    <w:p>
+      <w:pPr>
+        <w:pStyle w:val="TOC2"/>
+        <w:rPr>
+          <w:rFonts w:asciiTheme="minorHAnsi" w:eastAsiaTheme="minorEastAsia" w:hAnsiTheme="minorHAnsi" w:cstheme="minorBidi"/>
+          <w:i w:val="0"/>
+          <w:noProof/>
+          <w:color w:val="auto"/>
+          <w:kern w:val="2"/>
+          <w:sz w:val="24"/>
+          <w:szCs w:val="24"/>
+          <w14:ligatures w14:val="standardContextual"/>
+        </w:rPr>
+      </w:pPr>
+      <w:r>
+        <w:rPr>
+          <w:noProof/>
+        </w:rPr>
+        <w:t>4.3 Entity Relationship Diagrams (ERD)</w:t>
+      </w:r>
+      <w:r>
+        <w:rPr>
+          <w:noProof/>
+        </w:rPr>
+        <w:tab/>
+      </w:r>
+      <w:r>
+        <w:rPr>
+          <w:noProof/>
+        </w:rPr>
+        <w:fldChar w:fldCharType="begin"/>
+      </w:r>
+      <w:r>
+        <w:rPr>
+          <w:noProof/>
+        </w:rPr>
+        <w:instrText xml:space="preserve"> PAGEREF _Toc223170674 \h </w:instrText>
+      </w:r>
+      <w:r>
+        <w:rPr>
+          <w:noProof/>
+        </w:rPr>
+      </w:r>
+      <w:r>
+        <w:rPr>
+          <w:noProof/>
+        </w:rPr>
+        <w:fldChar w:fldCharType="separate"/>
+      </w:r>
+      <w:r>
+        <w:rPr>
+          <w:noProof/>
+        </w:rPr>
+        <w:t>46</w:t>
+      </w:r>
+      <w:r>
+        <w:rPr>
+          <w:noProof/>
+        </w:rPr>
+        <w:fldChar w:fldCharType="end"/>
+      </w:r>
+    </w:p>
+    <w:p>
+      <w:pPr>
+        <w:pStyle w:val="TOC2"/>
+        <w:rPr>
+          <w:rFonts w:asciiTheme="minorHAnsi" w:eastAsiaTheme="minorEastAsia" w:hAnsiTheme="minorHAnsi" w:cstheme="minorBidi"/>
+          <w:i w:val="0"/>
+          <w:noProof/>
+          <w:color w:val="auto"/>
+          <w:kern w:val="2"/>
+          <w:sz w:val="24"/>
+          <w:szCs w:val="24"/>
+          <w14:ligatures w14:val="standardContextual"/>
+        </w:rPr>
+      </w:pPr>
+      <w:r>
+        <w:rPr>
+          <w:noProof/>
+        </w:rPr>
+        <w:t>4.4 State-Transition Diagrams (STD)</w:t>
+      </w:r>
+      <w:r>
+        <w:rPr>
+          <w:noProof/>
+        </w:rPr>
+        <w:tab/>
+      </w:r>
+      <w:r>
+        <w:rPr>
+          <w:noProof/>
+        </w:rPr>
+        <w:fldChar w:fldCharType="begin"/>
+      </w:r>
+      <w:r>
+        <w:rPr>
+          <w:noProof/>
+        </w:rPr>
+        <w:instrText xml:space="preserve"> PAGEREF _Toc223170675 \h </w:instrText>
+      </w:r>
+      <w:r>
+        <w:rPr>
+          <w:noProof/>
+        </w:rPr>
+      </w:r>
+      <w:r>
+        <w:rPr>
+          <w:noProof/>
+        </w:rPr>
+        <w:fldChar w:fldCharType="separate"/>
+      </w:r>
+      <w:r>
+        <w:rPr>
+          <w:noProof/>
+        </w:rPr>
+        <w:t>58</w:t>
       </w:r>
       <w:r>
         <w:rPr>
@@ -2584,15 +3487,17 @@
           <w:b w:val="0"/>
           <w:noProof/>
           <w:color w:val="auto"/>
-          <w:sz w:val="22"/>
-          <w:szCs w:val="22"/>
-        </w:rPr>
-      </w:pPr>
-      <w:r>
-        <w:rPr>
-          <w:noProof/>
-        </w:rPr>
-        <w:t>3.  Specific Requirements</w:t>
+          <w:kern w:val="2"/>
+          <w:sz w:val="24"/>
+          <w:szCs w:val="24"/>
+          <w14:ligatures w14:val="standardContextual"/>
+        </w:rPr>
+      </w:pPr>
+      <w:r>
+        <w:rPr>
+          <w:noProof/>
+        </w:rPr>
+        <w:t>5. Supporting Information</w:t>
       </w:r>
       <w:r>
         <w:rPr>
@@ -2610,7 +3515,7 @@
         <w:rPr>
           <w:noProof/>
         </w:rPr>
-        <w:instrText xml:space="preserve"> PAGEREF _Toc438068826 \h </w:instrText>
+        <w:instrText xml:space="preserve"> PAGEREF _Toc223170676 \h </w:instrText>
       </w:r>
       <w:r>
         <w:rPr>
@@ -2627,1968 +3532,7 @@
         <w:rPr>
           <w:noProof/>
         </w:rPr>
-        <w:t>4</w:t>
-      </w:r>
-      <w:r>
-        <w:rPr>
-          <w:noProof/>
-        </w:rPr>
-        <w:fldChar w:fldCharType="end"/>
-      </w:r>
-    </w:p>
-    <w:p>
-      <w:pPr>
-        <w:pStyle w:val="TOC2"/>
-        <w:rPr>
-          <w:rFonts w:asciiTheme="minorHAnsi" w:eastAsiaTheme="minorEastAsia" w:hAnsiTheme="minorHAnsi" w:cstheme="minorBidi"/>
-          <w:i w:val="0"/>
-          <w:noProof/>
-          <w:color w:val="auto"/>
-          <w:sz w:val="22"/>
-          <w:szCs w:val="22"/>
-        </w:rPr>
-      </w:pPr>
-      <w:r>
-        <w:rPr>
-          <w:noProof/>
-        </w:rPr>
-        <w:t>3.1  External Interface Requirements</w:t>
-      </w:r>
-      <w:r>
-        <w:rPr>
-          <w:noProof/>
-        </w:rPr>
-        <w:tab/>
-      </w:r>
-      <w:r>
-        <w:rPr>
-          <w:noProof/>
-        </w:rPr>
-        <w:fldChar w:fldCharType="begin"/>
-      </w:r>
-      <w:r>
-        <w:rPr>
-          <w:noProof/>
-        </w:rPr>
-        <w:instrText xml:space="preserve"> PAGEREF _Toc438068827 \h </w:instrText>
-      </w:r>
-      <w:r>
-        <w:rPr>
-          <w:noProof/>
-        </w:rPr>
-      </w:r>
-      <w:r>
-        <w:rPr>
-          <w:noProof/>
-        </w:rPr>
-        <w:fldChar w:fldCharType="separate"/>
-      </w:r>
-      <w:r>
-        <w:rPr>
-          <w:noProof/>
-        </w:rPr>
-        <w:t>5</w:t>
-      </w:r>
-      <w:r>
-        <w:rPr>
-          <w:noProof/>
-        </w:rPr>
-        <w:fldChar w:fldCharType="end"/>
-      </w:r>
-    </w:p>
-    <w:p>
-      <w:pPr>
-        <w:pStyle w:val="TOC3"/>
-        <w:rPr>
-          <w:rFonts w:asciiTheme="minorHAnsi" w:eastAsiaTheme="minorEastAsia" w:hAnsiTheme="minorHAnsi" w:cstheme="minorBidi"/>
-          <w:noProof/>
-          <w:color w:val="auto"/>
-          <w:sz w:val="22"/>
-          <w:szCs w:val="22"/>
-        </w:rPr>
-      </w:pPr>
-      <w:r>
-        <w:rPr>
-          <w:noProof/>
-        </w:rPr>
-        <w:t>3.1.1 System Interfaces</w:t>
-      </w:r>
-      <w:r>
-        <w:rPr>
-          <w:noProof/>
-        </w:rPr>
-        <w:tab/>
-      </w:r>
-      <w:r>
-        <w:rPr>
-          <w:noProof/>
-        </w:rPr>
-        <w:fldChar w:fldCharType="begin"/>
-      </w:r>
-      <w:r>
-        <w:rPr>
-          <w:noProof/>
-        </w:rPr>
-        <w:instrText xml:space="preserve"> PAGEREF _Toc438068828 \h </w:instrText>
-      </w:r>
-      <w:r>
-        <w:rPr>
-          <w:noProof/>
-        </w:rPr>
-      </w:r>
-      <w:r>
-        <w:rPr>
-          <w:noProof/>
-        </w:rPr>
-        <w:fldChar w:fldCharType="separate"/>
-      </w:r>
-      <w:r>
-        <w:rPr>
-          <w:noProof/>
-        </w:rPr>
-        <w:t>5</w:t>
-      </w:r>
-      <w:r>
-        <w:rPr>
-          <w:noProof/>
-        </w:rPr>
-        <w:fldChar w:fldCharType="end"/>
-      </w:r>
-    </w:p>
-    <w:p>
-      <w:pPr>
-        <w:pStyle w:val="TOC3"/>
-        <w:rPr>
-          <w:rFonts w:asciiTheme="minorHAnsi" w:eastAsiaTheme="minorEastAsia" w:hAnsiTheme="minorHAnsi" w:cstheme="minorBidi"/>
-          <w:noProof/>
-          <w:color w:val="auto"/>
-          <w:sz w:val="22"/>
-          <w:szCs w:val="22"/>
-        </w:rPr>
-      </w:pPr>
-      <w:r>
-        <w:rPr>
-          <w:noProof/>
-        </w:rPr>
-        <w:t>3.1.2 Interfaces</w:t>
-      </w:r>
-      <w:r>
-        <w:rPr>
-          <w:noProof/>
-        </w:rPr>
-        <w:tab/>
-      </w:r>
-      <w:r>
-        <w:rPr>
-          <w:noProof/>
-        </w:rPr>
-        <w:fldChar w:fldCharType="begin"/>
-      </w:r>
-      <w:r>
-        <w:rPr>
-          <w:noProof/>
-        </w:rPr>
-        <w:instrText xml:space="preserve"> PAGEREF _Toc438068829 \h </w:instrText>
-      </w:r>
-      <w:r>
-        <w:rPr>
-          <w:noProof/>
-        </w:rPr>
-      </w:r>
-      <w:r>
-        <w:rPr>
-          <w:noProof/>
-        </w:rPr>
-        <w:fldChar w:fldCharType="separate"/>
-      </w:r>
-      <w:r>
-        <w:rPr>
-          <w:noProof/>
-        </w:rPr>
-        <w:t>5</w:t>
-      </w:r>
-      <w:r>
-        <w:rPr>
-          <w:noProof/>
-        </w:rPr>
-        <w:fldChar w:fldCharType="end"/>
-      </w:r>
-    </w:p>
-    <w:p>
-      <w:pPr>
-        <w:pStyle w:val="TOC3"/>
-        <w:rPr>
-          <w:rFonts w:asciiTheme="minorHAnsi" w:eastAsiaTheme="minorEastAsia" w:hAnsiTheme="minorHAnsi" w:cstheme="minorBidi"/>
-          <w:noProof/>
-          <w:color w:val="auto"/>
-          <w:sz w:val="22"/>
-          <w:szCs w:val="22"/>
-        </w:rPr>
-      </w:pPr>
-      <w:r>
-        <w:rPr>
-          <w:noProof/>
-        </w:rPr>
-        <w:t>3.1.3 Hardware Interfaces</w:t>
-      </w:r>
-      <w:r>
-        <w:rPr>
-          <w:noProof/>
-        </w:rPr>
-        <w:tab/>
-      </w:r>
-      <w:r>
-        <w:rPr>
-          <w:noProof/>
-        </w:rPr>
-        <w:fldChar w:fldCharType="begin"/>
-      </w:r>
-      <w:r>
-        <w:rPr>
-          <w:noProof/>
-        </w:rPr>
-        <w:instrText xml:space="preserve"> PAGEREF _Toc438068830 \h </w:instrText>
-      </w:r>
-      <w:r>
-        <w:rPr>
-          <w:noProof/>
-        </w:rPr>
-      </w:r>
-      <w:r>
-        <w:rPr>
-          <w:noProof/>
-        </w:rPr>
-        <w:fldChar w:fldCharType="separate"/>
-      </w:r>
-      <w:r>
-        <w:rPr>
-          <w:noProof/>
-        </w:rPr>
-        <w:t>5</w:t>
-      </w:r>
-      <w:r>
-        <w:rPr>
-          <w:noProof/>
-        </w:rPr>
-        <w:fldChar w:fldCharType="end"/>
-      </w:r>
-    </w:p>
-    <w:p>
-      <w:pPr>
-        <w:pStyle w:val="TOC3"/>
-        <w:rPr>
-          <w:rFonts w:asciiTheme="minorHAnsi" w:eastAsiaTheme="minorEastAsia" w:hAnsiTheme="minorHAnsi" w:cstheme="minorBidi"/>
-          <w:noProof/>
-          <w:color w:val="auto"/>
-          <w:sz w:val="22"/>
-          <w:szCs w:val="22"/>
-        </w:rPr>
-      </w:pPr>
-      <w:r>
-        <w:rPr>
-          <w:noProof/>
-        </w:rPr>
-        <w:t>3.1.4 Software Interfaces</w:t>
-      </w:r>
-      <w:r>
-        <w:rPr>
-          <w:noProof/>
-        </w:rPr>
-        <w:tab/>
-      </w:r>
-      <w:r>
-        <w:rPr>
-          <w:noProof/>
-        </w:rPr>
-        <w:fldChar w:fldCharType="begin"/>
-      </w:r>
-      <w:r>
-        <w:rPr>
-          <w:noProof/>
-        </w:rPr>
-        <w:instrText xml:space="preserve"> PAGEREF _Toc438068831 \h </w:instrText>
-      </w:r>
-      <w:r>
-        <w:rPr>
-          <w:noProof/>
-        </w:rPr>
-      </w:r>
-      <w:r>
-        <w:rPr>
-          <w:noProof/>
-        </w:rPr>
-        <w:fldChar w:fldCharType="separate"/>
-      </w:r>
-      <w:r>
-        <w:rPr>
-          <w:noProof/>
-        </w:rPr>
-        <w:t>6</w:t>
-      </w:r>
-      <w:r>
-        <w:rPr>
-          <w:noProof/>
-        </w:rPr>
-        <w:fldChar w:fldCharType="end"/>
-      </w:r>
-    </w:p>
-    <w:p>
-      <w:pPr>
-        <w:pStyle w:val="TOC3"/>
-        <w:rPr>
-          <w:rFonts w:asciiTheme="minorHAnsi" w:eastAsiaTheme="minorEastAsia" w:hAnsiTheme="minorHAnsi" w:cstheme="minorBidi"/>
-          <w:noProof/>
-          <w:color w:val="auto"/>
-          <w:sz w:val="22"/>
-          <w:szCs w:val="22"/>
-        </w:rPr>
-      </w:pPr>
-      <w:r>
-        <w:rPr>
-          <w:noProof/>
-        </w:rPr>
-        <w:t>3.1.5 Communications Interfaces</w:t>
-      </w:r>
-      <w:r>
-        <w:rPr>
-          <w:noProof/>
-        </w:rPr>
-        <w:tab/>
-      </w:r>
-      <w:r>
-        <w:rPr>
-          <w:noProof/>
-        </w:rPr>
-        <w:fldChar w:fldCharType="begin"/>
-      </w:r>
-      <w:r>
-        <w:rPr>
-          <w:noProof/>
-        </w:rPr>
-        <w:instrText xml:space="preserve"> PAGEREF _Toc438068832 \h </w:instrText>
-      </w:r>
-      <w:r>
-        <w:rPr>
-          <w:noProof/>
-        </w:rPr>
-      </w:r>
-      <w:r>
-        <w:rPr>
-          <w:noProof/>
-        </w:rPr>
-        <w:fldChar w:fldCharType="separate"/>
-      </w:r>
-      <w:r>
-        <w:rPr>
-          <w:noProof/>
-        </w:rPr>
-        <w:t>6</w:t>
-      </w:r>
-      <w:r>
-        <w:rPr>
-          <w:noProof/>
-        </w:rPr>
-        <w:fldChar w:fldCharType="end"/>
-      </w:r>
-    </w:p>
-    <w:p>
-      <w:pPr>
-        <w:pStyle w:val="TOC2"/>
-        <w:rPr>
-          <w:rFonts w:asciiTheme="minorHAnsi" w:eastAsiaTheme="minorEastAsia" w:hAnsiTheme="minorHAnsi" w:cstheme="minorBidi"/>
-          <w:i w:val="0"/>
-          <w:noProof/>
-          <w:color w:val="auto"/>
-          <w:sz w:val="22"/>
-          <w:szCs w:val="22"/>
-        </w:rPr>
-      </w:pPr>
-      <w:r>
-        <w:rPr>
-          <w:noProof/>
-        </w:rPr>
-        <w:t>3.2  Functional Requirements</w:t>
-      </w:r>
-      <w:r>
-        <w:rPr>
-          <w:noProof/>
-        </w:rPr>
-        <w:tab/>
-      </w:r>
-      <w:r>
-        <w:rPr>
-          <w:noProof/>
-        </w:rPr>
-        <w:fldChar w:fldCharType="begin"/>
-      </w:r>
-      <w:r>
-        <w:rPr>
-          <w:noProof/>
-        </w:rPr>
-        <w:instrText xml:space="preserve"> PAGEREF _Toc438068833 \h </w:instrText>
-      </w:r>
-      <w:r>
-        <w:rPr>
-          <w:noProof/>
-        </w:rPr>
-      </w:r>
-      <w:r>
-        <w:rPr>
-          <w:noProof/>
-        </w:rPr>
-        <w:fldChar w:fldCharType="separate"/>
-      </w:r>
-      <w:r>
-        <w:rPr>
-          <w:noProof/>
-        </w:rPr>
-        <w:t>6</w:t>
-      </w:r>
-      <w:r>
-        <w:rPr>
-          <w:noProof/>
-        </w:rPr>
-        <w:fldChar w:fldCharType="end"/>
-      </w:r>
-    </w:p>
-    <w:p>
-      <w:pPr>
-        <w:pStyle w:val="TOC3"/>
-        <w:rPr>
-          <w:rFonts w:asciiTheme="minorHAnsi" w:eastAsiaTheme="minorEastAsia" w:hAnsiTheme="minorHAnsi" w:cstheme="minorBidi"/>
-          <w:noProof/>
-          <w:color w:val="auto"/>
-          <w:sz w:val="22"/>
-          <w:szCs w:val="22"/>
-        </w:rPr>
-      </w:pPr>
-      <w:r>
-        <w:rPr>
-          <w:noProof/>
-        </w:rPr>
-        <w:t>3.2.1 &lt;Functional Requirement or Feature #1&gt;</w:t>
-      </w:r>
-      <w:r>
-        <w:rPr>
-          <w:noProof/>
-        </w:rPr>
-        <w:tab/>
-      </w:r>
-      <w:r>
-        <w:rPr>
-          <w:noProof/>
-        </w:rPr>
-        <w:fldChar w:fldCharType="begin"/>
-      </w:r>
-      <w:r>
-        <w:rPr>
-          <w:noProof/>
-        </w:rPr>
-        <w:instrText xml:space="preserve"> PAGEREF _Toc438068834 \h </w:instrText>
-      </w:r>
-      <w:r>
-        <w:rPr>
-          <w:noProof/>
-        </w:rPr>
-      </w:r>
-      <w:r>
-        <w:rPr>
-          <w:noProof/>
-        </w:rPr>
-        <w:fldChar w:fldCharType="separate"/>
-      </w:r>
-      <w:r>
-        <w:rPr>
-          <w:noProof/>
-        </w:rPr>
-        <w:t>6</w:t>
-      </w:r>
-      <w:r>
-        <w:rPr>
-          <w:noProof/>
-        </w:rPr>
-        <w:fldChar w:fldCharType="end"/>
-      </w:r>
-    </w:p>
-    <w:p>
-      <w:pPr>
-        <w:pStyle w:val="TOC3"/>
-        <w:rPr>
-          <w:rFonts w:asciiTheme="minorHAnsi" w:eastAsiaTheme="minorEastAsia" w:hAnsiTheme="minorHAnsi" w:cstheme="minorBidi"/>
-          <w:noProof/>
-          <w:color w:val="auto"/>
-          <w:sz w:val="22"/>
-          <w:szCs w:val="22"/>
-        </w:rPr>
-      </w:pPr>
-      <w:r>
-        <w:rPr>
-          <w:noProof/>
-        </w:rPr>
-        <w:t>3.2.2 &lt;Functional Requirement or Feature #2&gt;</w:t>
-      </w:r>
-      <w:r>
-        <w:rPr>
-          <w:noProof/>
-        </w:rPr>
-        <w:tab/>
-      </w:r>
-      <w:r>
-        <w:rPr>
-          <w:noProof/>
-        </w:rPr>
-        <w:fldChar w:fldCharType="begin"/>
-      </w:r>
-      <w:r>
-        <w:rPr>
-          <w:noProof/>
-        </w:rPr>
-        <w:instrText xml:space="preserve"> PAGEREF _Toc438068835 \h </w:instrText>
-      </w:r>
-      <w:r>
-        <w:rPr>
-          <w:noProof/>
-        </w:rPr>
-      </w:r>
-      <w:r>
-        <w:rPr>
-          <w:noProof/>
-        </w:rPr>
-        <w:fldChar w:fldCharType="separate"/>
-      </w:r>
-      <w:r>
-        <w:rPr>
-          <w:noProof/>
-        </w:rPr>
-        <w:t>7</w:t>
-      </w:r>
-      <w:r>
-        <w:rPr>
-          <w:noProof/>
-        </w:rPr>
-        <w:fldChar w:fldCharType="end"/>
-      </w:r>
-    </w:p>
-    <w:p>
-      <w:pPr>
-        <w:pStyle w:val="TOC2"/>
-        <w:rPr>
-          <w:rFonts w:asciiTheme="minorHAnsi" w:eastAsiaTheme="minorEastAsia" w:hAnsiTheme="minorHAnsi" w:cstheme="minorBidi"/>
-          <w:i w:val="0"/>
-          <w:noProof/>
-          <w:color w:val="auto"/>
-          <w:sz w:val="22"/>
-          <w:szCs w:val="22"/>
-        </w:rPr>
-      </w:pPr>
-      <w:r>
-        <w:rPr>
-          <w:noProof/>
-        </w:rPr>
-        <w:t>3.3  Use Cases</w:t>
-      </w:r>
-      <w:r>
-        <w:rPr>
-          <w:noProof/>
-        </w:rPr>
-        <w:tab/>
-      </w:r>
-      <w:r>
-        <w:rPr>
-          <w:noProof/>
-        </w:rPr>
-        <w:fldChar w:fldCharType="begin"/>
-      </w:r>
-      <w:r>
-        <w:rPr>
-          <w:noProof/>
-        </w:rPr>
-        <w:instrText xml:space="preserve"> PAGEREF _Toc438068836 \h </w:instrText>
-      </w:r>
-      <w:r>
-        <w:rPr>
-          <w:noProof/>
-        </w:rPr>
-      </w:r>
-      <w:r>
-        <w:rPr>
-          <w:noProof/>
-        </w:rPr>
-        <w:fldChar w:fldCharType="separate"/>
-      </w:r>
-      <w:r>
-        <w:rPr>
-          <w:noProof/>
-        </w:rPr>
-        <w:t>7</w:t>
-      </w:r>
-      <w:r>
-        <w:rPr>
-          <w:noProof/>
-        </w:rPr>
-        <w:fldChar w:fldCharType="end"/>
-      </w:r>
-    </w:p>
-    <w:p>
-      <w:pPr>
-        <w:pStyle w:val="TOC3"/>
-        <w:rPr>
-          <w:rFonts w:asciiTheme="minorHAnsi" w:eastAsiaTheme="minorEastAsia" w:hAnsiTheme="minorHAnsi" w:cstheme="minorBidi"/>
-          <w:noProof/>
-          <w:color w:val="auto"/>
-          <w:sz w:val="22"/>
-          <w:szCs w:val="22"/>
-        </w:rPr>
-      </w:pPr>
-      <w:r>
-        <w:rPr>
-          <w:noProof/>
-        </w:rPr>
-        <w:t>3.3.1 Use Case #1</w:t>
-      </w:r>
-      <w:r>
-        <w:rPr>
-          <w:noProof/>
-        </w:rPr>
-        <w:tab/>
-      </w:r>
-      <w:r>
-        <w:rPr>
-          <w:noProof/>
-        </w:rPr>
-        <w:fldChar w:fldCharType="begin"/>
-      </w:r>
-      <w:r>
-        <w:rPr>
-          <w:noProof/>
-        </w:rPr>
-        <w:instrText xml:space="preserve"> PAGEREF _Toc438068837 \h </w:instrText>
-      </w:r>
-      <w:r>
-        <w:rPr>
-          <w:noProof/>
-        </w:rPr>
-      </w:r>
-      <w:r>
-        <w:rPr>
-          <w:noProof/>
-        </w:rPr>
-        <w:fldChar w:fldCharType="separate"/>
-      </w:r>
-      <w:r>
-        <w:rPr>
-          <w:noProof/>
-        </w:rPr>
-        <w:t>7</w:t>
-      </w:r>
-      <w:r>
-        <w:rPr>
-          <w:noProof/>
-        </w:rPr>
-        <w:fldChar w:fldCharType="end"/>
-      </w:r>
-    </w:p>
-    <w:p>
-      <w:pPr>
-        <w:pStyle w:val="TOC3"/>
-        <w:rPr>
-          <w:rFonts w:asciiTheme="minorHAnsi" w:eastAsiaTheme="minorEastAsia" w:hAnsiTheme="minorHAnsi" w:cstheme="minorBidi"/>
-          <w:noProof/>
-          <w:color w:val="auto"/>
-          <w:sz w:val="22"/>
-          <w:szCs w:val="22"/>
-        </w:rPr>
-      </w:pPr>
-      <w:r>
-        <w:rPr>
-          <w:noProof/>
-        </w:rPr>
-        <w:t>3.3.2 Use Case #2</w:t>
-      </w:r>
-      <w:r>
-        <w:rPr>
-          <w:noProof/>
-        </w:rPr>
-        <w:tab/>
-      </w:r>
-      <w:r>
-        <w:rPr>
-          <w:noProof/>
-        </w:rPr>
-        <w:fldChar w:fldCharType="begin"/>
-      </w:r>
-      <w:r>
-        <w:rPr>
-          <w:noProof/>
-        </w:rPr>
-        <w:instrText xml:space="preserve"> PAGEREF _Toc438068838 \h </w:instrText>
-      </w:r>
-      <w:r>
-        <w:rPr>
-          <w:noProof/>
-        </w:rPr>
-      </w:r>
-      <w:r>
-        <w:rPr>
-          <w:noProof/>
-        </w:rPr>
-        <w:fldChar w:fldCharType="separate"/>
-      </w:r>
-      <w:r>
-        <w:rPr>
-          <w:noProof/>
-        </w:rPr>
-        <w:t>7</w:t>
-      </w:r>
-      <w:r>
-        <w:rPr>
-          <w:noProof/>
-        </w:rPr>
-        <w:fldChar w:fldCharType="end"/>
-      </w:r>
-    </w:p>
-    <w:p>
-      <w:pPr>
-        <w:pStyle w:val="TOC2"/>
-        <w:rPr>
-          <w:rFonts w:asciiTheme="minorHAnsi" w:eastAsiaTheme="minorEastAsia" w:hAnsiTheme="minorHAnsi" w:cstheme="minorBidi"/>
-          <w:i w:val="0"/>
-          <w:noProof/>
-          <w:color w:val="auto"/>
-          <w:sz w:val="22"/>
-          <w:szCs w:val="22"/>
-        </w:rPr>
-      </w:pPr>
-      <w:r>
-        <w:rPr>
-          <w:noProof/>
-        </w:rPr>
-        <w:t>3.4  Classes / Objects</w:t>
-      </w:r>
-      <w:r>
-        <w:rPr>
-          <w:noProof/>
-        </w:rPr>
-        <w:tab/>
-      </w:r>
-      <w:r>
-        <w:rPr>
-          <w:noProof/>
-        </w:rPr>
-        <w:fldChar w:fldCharType="begin"/>
-      </w:r>
-      <w:r>
-        <w:rPr>
-          <w:noProof/>
-        </w:rPr>
-        <w:instrText xml:space="preserve"> PAGEREF _Toc438068839 \h </w:instrText>
-      </w:r>
-      <w:r>
-        <w:rPr>
-          <w:noProof/>
-        </w:rPr>
-      </w:r>
-      <w:r>
-        <w:rPr>
-          <w:noProof/>
-        </w:rPr>
-        <w:fldChar w:fldCharType="separate"/>
-      </w:r>
-      <w:r>
-        <w:rPr>
-          <w:noProof/>
-        </w:rPr>
-        <w:t>7</w:t>
-      </w:r>
-      <w:r>
-        <w:rPr>
-          <w:noProof/>
-        </w:rPr>
-        <w:fldChar w:fldCharType="end"/>
-      </w:r>
-    </w:p>
-    <w:p>
-      <w:pPr>
-        <w:pStyle w:val="TOC3"/>
-        <w:rPr>
-          <w:rFonts w:asciiTheme="minorHAnsi" w:eastAsiaTheme="minorEastAsia" w:hAnsiTheme="minorHAnsi" w:cstheme="minorBidi"/>
-          <w:noProof/>
-          <w:color w:val="auto"/>
-          <w:sz w:val="22"/>
-          <w:szCs w:val="22"/>
-        </w:rPr>
-      </w:pPr>
-      <w:r>
-        <w:rPr>
-          <w:noProof/>
-        </w:rPr>
-        <w:t>3.4.1 &lt;Class / Object #1&gt;</w:t>
-      </w:r>
-      <w:r>
-        <w:rPr>
-          <w:noProof/>
-        </w:rPr>
-        <w:tab/>
-      </w:r>
-      <w:r>
-        <w:rPr>
-          <w:noProof/>
-        </w:rPr>
-        <w:fldChar w:fldCharType="begin"/>
-      </w:r>
-      <w:r>
-        <w:rPr>
-          <w:noProof/>
-        </w:rPr>
-        <w:instrText xml:space="preserve"> PAGEREF _Toc438068840 \h </w:instrText>
-      </w:r>
-      <w:r>
-        <w:rPr>
-          <w:noProof/>
-        </w:rPr>
-      </w:r>
-      <w:r>
-        <w:rPr>
-          <w:noProof/>
-        </w:rPr>
-        <w:fldChar w:fldCharType="separate"/>
-      </w:r>
-      <w:r>
-        <w:rPr>
-          <w:noProof/>
-        </w:rPr>
-        <w:t>7</w:t>
-      </w:r>
-      <w:r>
-        <w:rPr>
-          <w:noProof/>
-        </w:rPr>
-        <w:fldChar w:fldCharType="end"/>
-      </w:r>
-    </w:p>
-    <w:p>
-      <w:pPr>
-        <w:pStyle w:val="TOC3"/>
-        <w:rPr>
-          <w:rFonts w:asciiTheme="minorHAnsi" w:eastAsiaTheme="minorEastAsia" w:hAnsiTheme="minorHAnsi" w:cstheme="minorBidi"/>
-          <w:noProof/>
-          <w:color w:val="auto"/>
-          <w:sz w:val="22"/>
-          <w:szCs w:val="22"/>
-        </w:rPr>
-      </w:pPr>
-      <w:r>
-        <w:rPr>
-          <w:noProof/>
-        </w:rPr>
-        <w:t>3.4.2 &lt;Class / Object #2&gt;</w:t>
-      </w:r>
-      <w:r>
-        <w:rPr>
-          <w:noProof/>
-        </w:rPr>
-        <w:tab/>
-      </w:r>
-      <w:r>
-        <w:rPr>
-          <w:noProof/>
-        </w:rPr>
-        <w:fldChar w:fldCharType="begin"/>
-      </w:r>
-      <w:r>
-        <w:rPr>
-          <w:noProof/>
-        </w:rPr>
-        <w:instrText xml:space="preserve"> PAGEREF _Toc438068841 \h </w:instrText>
-      </w:r>
-      <w:r>
-        <w:rPr>
-          <w:noProof/>
-        </w:rPr>
-      </w:r>
-      <w:r>
-        <w:rPr>
-          <w:noProof/>
-        </w:rPr>
-        <w:fldChar w:fldCharType="separate"/>
-      </w:r>
-      <w:r>
-        <w:rPr>
-          <w:noProof/>
-        </w:rPr>
-        <w:t>7</w:t>
-      </w:r>
-      <w:r>
-        <w:rPr>
-          <w:noProof/>
-        </w:rPr>
-        <w:fldChar w:fldCharType="end"/>
-      </w:r>
-    </w:p>
-    <w:p>
-      <w:pPr>
-        <w:pStyle w:val="TOC2"/>
-        <w:rPr>
-          <w:rFonts w:asciiTheme="minorHAnsi" w:eastAsiaTheme="minorEastAsia" w:hAnsiTheme="minorHAnsi" w:cstheme="minorBidi"/>
-          <w:i w:val="0"/>
-          <w:noProof/>
-          <w:color w:val="auto"/>
-          <w:sz w:val="22"/>
-          <w:szCs w:val="22"/>
-        </w:rPr>
-      </w:pPr>
-      <w:r>
-        <w:rPr>
-          <w:noProof/>
-        </w:rPr>
-        <w:t>3.5  Non-Functional Requirements</w:t>
-      </w:r>
-      <w:r>
-        <w:rPr>
-          <w:noProof/>
-        </w:rPr>
-        <w:tab/>
-      </w:r>
-      <w:r>
-        <w:rPr>
-          <w:noProof/>
-        </w:rPr>
-        <w:fldChar w:fldCharType="begin"/>
-      </w:r>
-      <w:r>
-        <w:rPr>
-          <w:noProof/>
-        </w:rPr>
-        <w:instrText xml:space="preserve"> PAGEREF _Toc438068842 \h </w:instrText>
-      </w:r>
-      <w:r>
-        <w:rPr>
-          <w:noProof/>
-        </w:rPr>
-      </w:r>
-      <w:r>
-        <w:rPr>
-          <w:noProof/>
-        </w:rPr>
-        <w:fldChar w:fldCharType="separate"/>
-      </w:r>
-      <w:r>
-        <w:rPr>
-          <w:noProof/>
-        </w:rPr>
-        <w:t>7</w:t>
-      </w:r>
-      <w:r>
-        <w:rPr>
-          <w:noProof/>
-        </w:rPr>
-        <w:fldChar w:fldCharType="end"/>
-      </w:r>
-    </w:p>
-    <w:p>
-      <w:pPr>
-        <w:pStyle w:val="TOC3"/>
-        <w:rPr>
-          <w:rFonts w:asciiTheme="minorHAnsi" w:eastAsiaTheme="minorEastAsia" w:hAnsiTheme="minorHAnsi" w:cstheme="minorBidi"/>
-          <w:noProof/>
-          <w:color w:val="auto"/>
-          <w:sz w:val="22"/>
-          <w:szCs w:val="22"/>
-        </w:rPr>
-      </w:pPr>
-      <w:r>
-        <w:rPr>
-          <w:noProof/>
-        </w:rPr>
-        <w:t>3.5.1 Performance</w:t>
-      </w:r>
-      <w:r>
-        <w:rPr>
-          <w:noProof/>
-        </w:rPr>
-        <w:tab/>
-      </w:r>
-      <w:r>
-        <w:rPr>
-          <w:noProof/>
-        </w:rPr>
-        <w:fldChar w:fldCharType="begin"/>
-      </w:r>
-      <w:r>
-        <w:rPr>
-          <w:noProof/>
-        </w:rPr>
-        <w:instrText xml:space="preserve"> PAGEREF _Toc438068843 \h </w:instrText>
-      </w:r>
-      <w:r>
-        <w:rPr>
-          <w:noProof/>
-        </w:rPr>
-      </w:r>
-      <w:r>
-        <w:rPr>
-          <w:noProof/>
-        </w:rPr>
-        <w:fldChar w:fldCharType="separate"/>
-      </w:r>
-      <w:r>
-        <w:rPr>
-          <w:noProof/>
-        </w:rPr>
-        <w:t>8</w:t>
-      </w:r>
-      <w:r>
-        <w:rPr>
-          <w:noProof/>
-        </w:rPr>
-        <w:fldChar w:fldCharType="end"/>
-      </w:r>
-    </w:p>
-    <w:p>
-      <w:pPr>
-        <w:pStyle w:val="TOC3"/>
-        <w:rPr>
-          <w:rFonts w:asciiTheme="minorHAnsi" w:eastAsiaTheme="minorEastAsia" w:hAnsiTheme="minorHAnsi" w:cstheme="minorBidi"/>
-          <w:noProof/>
-          <w:color w:val="auto"/>
-          <w:sz w:val="22"/>
-          <w:szCs w:val="22"/>
-        </w:rPr>
-      </w:pPr>
-      <w:r>
-        <w:rPr>
-          <w:noProof/>
-        </w:rPr>
-        <w:t>3.5.2 Reliability</w:t>
-      </w:r>
-      <w:r>
-        <w:rPr>
-          <w:noProof/>
-        </w:rPr>
-        <w:tab/>
-      </w:r>
-      <w:r>
-        <w:rPr>
-          <w:noProof/>
-        </w:rPr>
-        <w:fldChar w:fldCharType="begin"/>
-      </w:r>
-      <w:r>
-        <w:rPr>
-          <w:noProof/>
-        </w:rPr>
-        <w:instrText xml:space="preserve"> PAGEREF _Toc438068844 \h </w:instrText>
-      </w:r>
-      <w:r>
-        <w:rPr>
-          <w:noProof/>
-        </w:rPr>
-      </w:r>
-      <w:r>
-        <w:rPr>
-          <w:noProof/>
-        </w:rPr>
-        <w:fldChar w:fldCharType="separate"/>
-      </w:r>
-      <w:r>
-        <w:rPr>
-          <w:noProof/>
-        </w:rPr>
-        <w:t>8</w:t>
-      </w:r>
-      <w:r>
-        <w:rPr>
-          <w:noProof/>
-        </w:rPr>
-        <w:fldChar w:fldCharType="end"/>
-      </w:r>
-    </w:p>
-    <w:p>
-      <w:pPr>
-        <w:pStyle w:val="TOC3"/>
-        <w:rPr>
-          <w:rFonts w:asciiTheme="minorHAnsi" w:eastAsiaTheme="minorEastAsia" w:hAnsiTheme="minorHAnsi" w:cstheme="minorBidi"/>
-          <w:noProof/>
-          <w:color w:val="auto"/>
-          <w:sz w:val="22"/>
-          <w:szCs w:val="22"/>
-        </w:rPr>
-      </w:pPr>
-      <w:r>
-        <w:rPr>
-          <w:noProof/>
-        </w:rPr>
-        <w:t>3.5.3 Availability</w:t>
-      </w:r>
-      <w:r>
-        <w:rPr>
-          <w:noProof/>
-        </w:rPr>
-        <w:tab/>
-      </w:r>
-      <w:r>
-        <w:rPr>
-          <w:noProof/>
-        </w:rPr>
-        <w:fldChar w:fldCharType="begin"/>
-      </w:r>
-      <w:r>
-        <w:rPr>
-          <w:noProof/>
-        </w:rPr>
-        <w:instrText xml:space="preserve"> PAGEREF _Toc438068845 \h </w:instrText>
-      </w:r>
-      <w:r>
-        <w:rPr>
-          <w:noProof/>
-        </w:rPr>
-      </w:r>
-      <w:r>
-        <w:rPr>
-          <w:noProof/>
-        </w:rPr>
-        <w:fldChar w:fldCharType="separate"/>
-      </w:r>
-      <w:r>
-        <w:rPr>
-          <w:noProof/>
-        </w:rPr>
-        <w:t>8</w:t>
-      </w:r>
-      <w:r>
-        <w:rPr>
-          <w:noProof/>
-        </w:rPr>
-        <w:fldChar w:fldCharType="end"/>
-      </w:r>
-    </w:p>
-    <w:p>
-      <w:pPr>
-        <w:pStyle w:val="TOC3"/>
-        <w:rPr>
-          <w:rFonts w:asciiTheme="minorHAnsi" w:eastAsiaTheme="minorEastAsia" w:hAnsiTheme="minorHAnsi" w:cstheme="minorBidi"/>
-          <w:noProof/>
-          <w:color w:val="auto"/>
-          <w:sz w:val="22"/>
-          <w:szCs w:val="22"/>
-        </w:rPr>
-      </w:pPr>
-      <w:r>
-        <w:rPr>
-          <w:noProof/>
-        </w:rPr>
-        <w:t>3.5.4 Security</w:t>
-      </w:r>
-      <w:r>
-        <w:rPr>
-          <w:noProof/>
-        </w:rPr>
-        <w:tab/>
-      </w:r>
-      <w:r>
-        <w:rPr>
-          <w:noProof/>
-        </w:rPr>
-        <w:fldChar w:fldCharType="begin"/>
-      </w:r>
-      <w:r>
-        <w:rPr>
-          <w:noProof/>
-        </w:rPr>
-        <w:instrText xml:space="preserve"> PAGEREF _Toc438068846 \h </w:instrText>
-      </w:r>
-      <w:r>
-        <w:rPr>
-          <w:noProof/>
-        </w:rPr>
-      </w:r>
-      <w:r>
-        <w:rPr>
-          <w:noProof/>
-        </w:rPr>
-        <w:fldChar w:fldCharType="separate"/>
-      </w:r>
-      <w:r>
-        <w:rPr>
-          <w:noProof/>
-        </w:rPr>
-        <w:t>8</w:t>
-      </w:r>
-      <w:r>
-        <w:rPr>
-          <w:noProof/>
-        </w:rPr>
-        <w:fldChar w:fldCharType="end"/>
-      </w:r>
-    </w:p>
-    <w:p>
-      <w:pPr>
-        <w:pStyle w:val="TOC3"/>
-        <w:rPr>
-          <w:rFonts w:asciiTheme="minorHAnsi" w:eastAsiaTheme="minorEastAsia" w:hAnsiTheme="minorHAnsi" w:cstheme="minorBidi"/>
-          <w:noProof/>
-          <w:color w:val="auto"/>
-          <w:sz w:val="22"/>
-          <w:szCs w:val="22"/>
-        </w:rPr>
-      </w:pPr>
-      <w:r>
-        <w:rPr>
-          <w:noProof/>
-        </w:rPr>
-        <w:t>3.5.5 Maintainability</w:t>
-      </w:r>
-      <w:r>
-        <w:rPr>
-          <w:noProof/>
-        </w:rPr>
-        <w:tab/>
-      </w:r>
-      <w:r>
-        <w:rPr>
-          <w:noProof/>
-        </w:rPr>
-        <w:fldChar w:fldCharType="begin"/>
-      </w:r>
-      <w:r>
-        <w:rPr>
-          <w:noProof/>
-        </w:rPr>
-        <w:instrText xml:space="preserve"> PAGEREF _Toc438068847 \h </w:instrText>
-      </w:r>
-      <w:r>
-        <w:rPr>
-          <w:noProof/>
-        </w:rPr>
-      </w:r>
-      <w:r>
-        <w:rPr>
-          <w:noProof/>
-        </w:rPr>
-        <w:fldChar w:fldCharType="separate"/>
-      </w:r>
-      <w:r>
-        <w:rPr>
-          <w:noProof/>
-        </w:rPr>
-        <w:t>8</w:t>
-      </w:r>
-      <w:r>
-        <w:rPr>
-          <w:noProof/>
-        </w:rPr>
-        <w:fldChar w:fldCharType="end"/>
-      </w:r>
-    </w:p>
-    <w:p>
-      <w:pPr>
-        <w:pStyle w:val="TOC3"/>
-        <w:rPr>
-          <w:rFonts w:asciiTheme="minorHAnsi" w:eastAsiaTheme="minorEastAsia" w:hAnsiTheme="minorHAnsi" w:cstheme="minorBidi"/>
-          <w:noProof/>
-          <w:color w:val="auto"/>
-          <w:sz w:val="22"/>
-          <w:szCs w:val="22"/>
-        </w:rPr>
-      </w:pPr>
-      <w:r>
-        <w:rPr>
-          <w:noProof/>
-        </w:rPr>
-        <w:t>3.5.6 Portability</w:t>
-      </w:r>
-      <w:r>
-        <w:rPr>
-          <w:noProof/>
-        </w:rPr>
-        <w:tab/>
-      </w:r>
-      <w:r>
-        <w:rPr>
-          <w:noProof/>
-        </w:rPr>
-        <w:fldChar w:fldCharType="begin"/>
-      </w:r>
-      <w:r>
-        <w:rPr>
-          <w:noProof/>
-        </w:rPr>
-        <w:instrText xml:space="preserve"> PAGEREF _Toc438068848 \h </w:instrText>
-      </w:r>
-      <w:r>
-        <w:rPr>
-          <w:noProof/>
-        </w:rPr>
-      </w:r>
-      <w:r>
-        <w:rPr>
-          <w:noProof/>
-        </w:rPr>
-        <w:fldChar w:fldCharType="separate"/>
-      </w:r>
-      <w:r>
-        <w:rPr>
-          <w:noProof/>
-        </w:rPr>
-        <w:t>8</w:t>
-      </w:r>
-      <w:r>
-        <w:rPr>
-          <w:noProof/>
-        </w:rPr>
-        <w:fldChar w:fldCharType="end"/>
-      </w:r>
-    </w:p>
-    <w:p>
-      <w:pPr>
-        <w:pStyle w:val="TOC2"/>
-        <w:rPr>
-          <w:rFonts w:asciiTheme="minorHAnsi" w:eastAsiaTheme="minorEastAsia" w:hAnsiTheme="minorHAnsi" w:cstheme="minorBidi"/>
-          <w:i w:val="0"/>
-          <w:noProof/>
-          <w:color w:val="auto"/>
-          <w:sz w:val="22"/>
-          <w:szCs w:val="22"/>
-        </w:rPr>
-      </w:pPr>
-      <w:r>
-        <w:rPr>
-          <w:noProof/>
-        </w:rPr>
-        <w:t>3.6  Inverse Requirements</w:t>
-      </w:r>
-      <w:r>
-        <w:rPr>
-          <w:noProof/>
-        </w:rPr>
-        <w:tab/>
-      </w:r>
-      <w:r>
-        <w:rPr>
-          <w:noProof/>
-        </w:rPr>
-        <w:fldChar w:fldCharType="begin"/>
-      </w:r>
-      <w:r>
-        <w:rPr>
-          <w:noProof/>
-        </w:rPr>
-        <w:instrText xml:space="preserve"> PAGEREF _Toc438068849 \h </w:instrText>
-      </w:r>
-      <w:r>
-        <w:rPr>
-          <w:noProof/>
-        </w:rPr>
-      </w:r>
-      <w:r>
-        <w:rPr>
-          <w:noProof/>
-        </w:rPr>
-        <w:fldChar w:fldCharType="separate"/>
-      </w:r>
-      <w:r>
-        <w:rPr>
-          <w:noProof/>
-        </w:rPr>
-        <w:t>8</w:t>
-      </w:r>
-      <w:r>
-        <w:rPr>
-          <w:noProof/>
-        </w:rPr>
-        <w:fldChar w:fldCharType="end"/>
-      </w:r>
-    </w:p>
-    <w:p>
-      <w:pPr>
-        <w:pStyle w:val="TOC2"/>
-        <w:rPr>
-          <w:rFonts w:asciiTheme="minorHAnsi" w:eastAsiaTheme="minorEastAsia" w:hAnsiTheme="minorHAnsi" w:cstheme="minorBidi"/>
-          <w:i w:val="0"/>
-          <w:noProof/>
-          <w:color w:val="auto"/>
-          <w:sz w:val="22"/>
-          <w:szCs w:val="22"/>
-        </w:rPr>
-      </w:pPr>
-      <w:r>
-        <w:rPr>
-          <w:noProof/>
-        </w:rPr>
-        <w:t>3.7  Logical Database Requirements</w:t>
-      </w:r>
-      <w:r>
-        <w:rPr>
-          <w:noProof/>
-        </w:rPr>
-        <w:tab/>
-      </w:r>
-      <w:r>
-        <w:rPr>
-          <w:noProof/>
-        </w:rPr>
-        <w:fldChar w:fldCharType="begin"/>
-      </w:r>
-      <w:r>
-        <w:rPr>
-          <w:noProof/>
-        </w:rPr>
-        <w:instrText xml:space="preserve"> PAGEREF _Toc438068850 \h </w:instrText>
-      </w:r>
-      <w:r>
-        <w:rPr>
-          <w:noProof/>
-        </w:rPr>
-      </w:r>
-      <w:r>
-        <w:rPr>
-          <w:noProof/>
-        </w:rPr>
-        <w:fldChar w:fldCharType="separate"/>
-      </w:r>
-      <w:r>
-        <w:rPr>
-          <w:noProof/>
-        </w:rPr>
-        <w:t>8</w:t>
-      </w:r>
-      <w:r>
-        <w:rPr>
-          <w:noProof/>
-        </w:rPr>
-        <w:fldChar w:fldCharType="end"/>
-      </w:r>
-    </w:p>
-    <w:p>
-      <w:pPr>
-        <w:pStyle w:val="TOC2"/>
-        <w:rPr>
-          <w:rFonts w:asciiTheme="minorHAnsi" w:eastAsiaTheme="minorEastAsia" w:hAnsiTheme="minorHAnsi" w:cstheme="minorBidi"/>
-          <w:i w:val="0"/>
-          <w:noProof/>
-          <w:color w:val="auto"/>
-          <w:sz w:val="22"/>
-          <w:szCs w:val="22"/>
-        </w:rPr>
-      </w:pPr>
-      <w:r>
-        <w:rPr>
-          <w:noProof/>
-        </w:rPr>
-        <w:t>3.8  Design Constraints</w:t>
-      </w:r>
-      <w:r>
-        <w:rPr>
-          <w:noProof/>
-        </w:rPr>
-        <w:tab/>
-      </w:r>
-      <w:r>
-        <w:rPr>
-          <w:noProof/>
-        </w:rPr>
-        <w:fldChar w:fldCharType="begin"/>
-      </w:r>
-      <w:r>
-        <w:rPr>
-          <w:noProof/>
-        </w:rPr>
-        <w:instrText xml:space="preserve"> PAGEREF _Toc438068851 \h </w:instrText>
-      </w:r>
-      <w:r>
-        <w:rPr>
-          <w:noProof/>
-        </w:rPr>
-      </w:r>
-      <w:r>
-        <w:rPr>
-          <w:noProof/>
-        </w:rPr>
-        <w:fldChar w:fldCharType="separate"/>
-      </w:r>
-      <w:r>
-        <w:rPr>
-          <w:noProof/>
-        </w:rPr>
-        <w:t>8</w:t>
-      </w:r>
-      <w:r>
-        <w:rPr>
-          <w:noProof/>
-        </w:rPr>
-        <w:fldChar w:fldCharType="end"/>
-      </w:r>
-    </w:p>
-    <w:p>
-      <w:pPr>
-        <w:pStyle w:val="TOC3"/>
-        <w:rPr>
-          <w:rFonts w:asciiTheme="minorHAnsi" w:eastAsiaTheme="minorEastAsia" w:hAnsiTheme="minorHAnsi" w:cstheme="minorBidi"/>
-          <w:noProof/>
-          <w:color w:val="auto"/>
-          <w:sz w:val="22"/>
-          <w:szCs w:val="22"/>
-        </w:rPr>
-      </w:pPr>
-      <w:r>
-        <w:rPr>
-          <w:noProof/>
-        </w:rPr>
-        <w:lastRenderedPageBreak/>
-        <w:t>3.8.1 Standards Compliance</w:t>
-      </w:r>
-      <w:r>
-        <w:rPr>
-          <w:noProof/>
-        </w:rPr>
-        <w:tab/>
-      </w:r>
-      <w:r>
-        <w:rPr>
-          <w:noProof/>
-        </w:rPr>
-        <w:fldChar w:fldCharType="begin"/>
-      </w:r>
-      <w:r>
-        <w:rPr>
-          <w:noProof/>
-        </w:rPr>
-        <w:instrText xml:space="preserve"> PAGEREF _Toc438068852 \h </w:instrText>
-      </w:r>
-      <w:r>
-        <w:rPr>
-          <w:noProof/>
-        </w:rPr>
-      </w:r>
-      <w:r>
-        <w:rPr>
-          <w:noProof/>
-        </w:rPr>
-        <w:fldChar w:fldCharType="separate"/>
-      </w:r>
-      <w:r>
-        <w:rPr>
-          <w:noProof/>
-        </w:rPr>
-        <w:t>8</w:t>
-      </w:r>
-      <w:r>
-        <w:rPr>
-          <w:noProof/>
-        </w:rPr>
-        <w:fldChar w:fldCharType="end"/>
-      </w:r>
-    </w:p>
-    <w:p>
-      <w:pPr>
-        <w:pStyle w:val="TOC1"/>
-        <w:rPr>
-          <w:rFonts w:asciiTheme="minorHAnsi" w:eastAsiaTheme="minorEastAsia" w:hAnsiTheme="minorHAnsi" w:cstheme="minorBidi"/>
-          <w:b w:val="0"/>
-          <w:noProof/>
-          <w:color w:val="auto"/>
-          <w:sz w:val="22"/>
-          <w:szCs w:val="22"/>
-        </w:rPr>
-      </w:pPr>
-      <w:r>
-        <w:rPr>
-          <w:noProof/>
-        </w:rPr>
-        <w:t>4. Analysis Models</w:t>
-      </w:r>
-      <w:r>
-        <w:rPr>
-          <w:noProof/>
-        </w:rPr>
-        <w:tab/>
-      </w:r>
-      <w:r>
-        <w:rPr>
-          <w:noProof/>
-        </w:rPr>
-        <w:fldChar w:fldCharType="begin"/>
-      </w:r>
-      <w:r>
-        <w:rPr>
-          <w:noProof/>
-        </w:rPr>
-        <w:instrText xml:space="preserve"> PAGEREF _Toc438068853 \h </w:instrText>
-      </w:r>
-      <w:r>
-        <w:rPr>
-          <w:noProof/>
-        </w:rPr>
-      </w:r>
-      <w:r>
-        <w:rPr>
-          <w:noProof/>
-        </w:rPr>
-        <w:fldChar w:fldCharType="separate"/>
-      </w:r>
-      <w:r>
-        <w:rPr>
-          <w:noProof/>
-        </w:rPr>
-        <w:t>9</w:t>
-      </w:r>
-      <w:r>
-        <w:rPr>
-          <w:noProof/>
-        </w:rPr>
-        <w:fldChar w:fldCharType="end"/>
-      </w:r>
-    </w:p>
-    <w:p>
-      <w:pPr>
-        <w:pStyle w:val="TOC2"/>
-        <w:rPr>
-          <w:rFonts w:asciiTheme="minorHAnsi" w:eastAsiaTheme="minorEastAsia" w:hAnsiTheme="minorHAnsi" w:cstheme="minorBidi"/>
-          <w:i w:val="0"/>
-          <w:noProof/>
-          <w:color w:val="auto"/>
-          <w:sz w:val="22"/>
-          <w:szCs w:val="22"/>
-        </w:rPr>
-      </w:pPr>
-      <w:r>
-        <w:rPr>
-          <w:noProof/>
-        </w:rPr>
-        <w:t>4.1  Sequence Diagrams</w:t>
-      </w:r>
-      <w:r>
-        <w:rPr>
-          <w:noProof/>
-        </w:rPr>
-        <w:tab/>
-      </w:r>
-      <w:r>
-        <w:rPr>
-          <w:noProof/>
-        </w:rPr>
-        <w:fldChar w:fldCharType="begin"/>
-      </w:r>
-      <w:r>
-        <w:rPr>
-          <w:noProof/>
-        </w:rPr>
-        <w:instrText xml:space="preserve"> PAGEREF _Toc438068854 \h </w:instrText>
-      </w:r>
-      <w:r>
-        <w:rPr>
-          <w:noProof/>
-        </w:rPr>
-      </w:r>
-      <w:r>
-        <w:rPr>
-          <w:noProof/>
-        </w:rPr>
-        <w:fldChar w:fldCharType="separate"/>
-      </w:r>
-      <w:r>
-        <w:rPr>
-          <w:noProof/>
-        </w:rPr>
-        <w:t>9</w:t>
-      </w:r>
-      <w:r>
-        <w:rPr>
-          <w:noProof/>
-        </w:rPr>
-        <w:fldChar w:fldCharType="end"/>
-      </w:r>
-    </w:p>
-    <w:p>
-      <w:pPr>
-        <w:pStyle w:val="TOC2"/>
-        <w:rPr>
-          <w:rFonts w:asciiTheme="minorHAnsi" w:eastAsiaTheme="minorEastAsia" w:hAnsiTheme="minorHAnsi" w:cstheme="minorBidi"/>
-          <w:i w:val="0"/>
-          <w:noProof/>
-          <w:color w:val="auto"/>
-          <w:sz w:val="22"/>
-          <w:szCs w:val="22"/>
-        </w:rPr>
-      </w:pPr>
-      <w:r>
-        <w:rPr>
-          <w:noProof/>
-        </w:rPr>
-        <w:t>4.2  Data Flow Diagrams (DFD)</w:t>
-      </w:r>
-      <w:r>
-        <w:rPr>
-          <w:noProof/>
-        </w:rPr>
-        <w:tab/>
-      </w:r>
-      <w:r>
-        <w:rPr>
-          <w:noProof/>
-        </w:rPr>
-        <w:fldChar w:fldCharType="begin"/>
-      </w:r>
-      <w:r>
-        <w:rPr>
-          <w:noProof/>
-        </w:rPr>
-        <w:instrText xml:space="preserve"> PAGEREF _Toc438068855 \h </w:instrText>
-      </w:r>
-      <w:r>
-        <w:rPr>
-          <w:noProof/>
-        </w:rPr>
-      </w:r>
-      <w:r>
-        <w:rPr>
-          <w:noProof/>
-        </w:rPr>
-        <w:fldChar w:fldCharType="separate"/>
-      </w:r>
-      <w:r>
-        <w:rPr>
-          <w:noProof/>
-        </w:rPr>
-        <w:t>9</w:t>
-      </w:r>
-      <w:r>
-        <w:rPr>
-          <w:noProof/>
-        </w:rPr>
-        <w:fldChar w:fldCharType="end"/>
-      </w:r>
-    </w:p>
-    <w:p>
-      <w:pPr>
-        <w:pStyle w:val="TOC2"/>
-        <w:rPr>
-          <w:rFonts w:asciiTheme="minorHAnsi" w:eastAsiaTheme="minorEastAsia" w:hAnsiTheme="minorHAnsi" w:cstheme="minorBidi"/>
-          <w:i w:val="0"/>
-          <w:noProof/>
-          <w:color w:val="auto"/>
-          <w:sz w:val="22"/>
-          <w:szCs w:val="22"/>
-        </w:rPr>
-      </w:pPr>
-      <w:r>
-        <w:rPr>
-          <w:noProof/>
-        </w:rPr>
-        <w:t>4.3  State-Transition Diagrams (STD)</w:t>
-      </w:r>
-      <w:r>
-        <w:rPr>
-          <w:noProof/>
-        </w:rPr>
-        <w:tab/>
-      </w:r>
-      <w:r>
-        <w:rPr>
-          <w:noProof/>
-        </w:rPr>
-        <w:fldChar w:fldCharType="begin"/>
-      </w:r>
-      <w:r>
-        <w:rPr>
-          <w:noProof/>
-        </w:rPr>
-        <w:instrText xml:space="preserve"> PAGEREF _Toc438068856 \h </w:instrText>
-      </w:r>
-      <w:r>
-        <w:rPr>
-          <w:noProof/>
-        </w:rPr>
-      </w:r>
-      <w:r>
-        <w:rPr>
-          <w:noProof/>
-        </w:rPr>
-        <w:fldChar w:fldCharType="separate"/>
-      </w:r>
-      <w:r>
-        <w:rPr>
-          <w:noProof/>
-        </w:rPr>
-        <w:t>9</w:t>
-      </w:r>
-      <w:r>
-        <w:rPr>
-          <w:noProof/>
-        </w:rPr>
-        <w:fldChar w:fldCharType="end"/>
-      </w:r>
-    </w:p>
-    <w:p>
-      <w:pPr>
-        <w:pStyle w:val="TOC1"/>
-        <w:rPr>
-          <w:rFonts w:asciiTheme="minorHAnsi" w:eastAsiaTheme="minorEastAsia" w:hAnsiTheme="minorHAnsi" w:cstheme="minorBidi"/>
-          <w:b w:val="0"/>
-          <w:noProof/>
-          <w:color w:val="auto"/>
-          <w:sz w:val="22"/>
-          <w:szCs w:val="22"/>
-        </w:rPr>
-      </w:pPr>
-      <w:r>
-        <w:rPr>
-          <w:noProof/>
-        </w:rPr>
-        <w:t>5. Supporting Information</w:t>
-      </w:r>
-      <w:r>
-        <w:rPr>
-          <w:noProof/>
-        </w:rPr>
-        <w:tab/>
-      </w:r>
-      <w:r>
-        <w:rPr>
-          <w:noProof/>
-        </w:rPr>
-        <w:fldChar w:fldCharType="begin"/>
-      </w:r>
-      <w:r>
-        <w:rPr>
-          <w:noProof/>
-        </w:rPr>
-        <w:instrText xml:space="preserve"> PAGEREF _Toc438068857 \h </w:instrText>
-      </w:r>
-      <w:r>
-        <w:rPr>
-          <w:noProof/>
-        </w:rPr>
-      </w:r>
-      <w:r>
-        <w:rPr>
-          <w:noProof/>
-        </w:rPr>
-        <w:fldChar w:fldCharType="separate"/>
-      </w:r>
-      <w:r>
-        <w:rPr>
-          <w:noProof/>
-        </w:rPr>
-        <w:t>9</w:t>
-      </w:r>
-      <w:r>
-        <w:rPr>
-          <w:noProof/>
-        </w:rPr>
-        <w:fldChar w:fldCharType="end"/>
-      </w:r>
-    </w:p>
-    <w:p>
-      <w:pPr>
-        <w:pStyle w:val="TOC3"/>
-        <w:rPr>
-          <w:rFonts w:asciiTheme="minorHAnsi" w:eastAsiaTheme="minorEastAsia" w:hAnsiTheme="minorHAnsi" w:cstheme="minorBidi"/>
-          <w:noProof/>
-          <w:color w:val="auto"/>
-          <w:sz w:val="22"/>
-          <w:szCs w:val="22"/>
-        </w:rPr>
-      </w:pPr>
-      <w:r>
-        <w:rPr>
-          <w:noProof/>
-        </w:rPr>
-        <w:t>Appendix A – Background Research on:</w:t>
-      </w:r>
-      <w:r>
-        <w:rPr>
-          <w:noProof/>
-        </w:rPr>
-        <w:tab/>
-      </w:r>
-      <w:r>
-        <w:rPr>
-          <w:noProof/>
-        </w:rPr>
-        <w:fldChar w:fldCharType="begin"/>
-      </w:r>
-      <w:r>
-        <w:rPr>
-          <w:noProof/>
-        </w:rPr>
-        <w:instrText xml:space="preserve"> PAGEREF _Toc438068858 \h </w:instrText>
-      </w:r>
-      <w:r>
-        <w:rPr>
-          <w:noProof/>
-        </w:rPr>
-      </w:r>
-      <w:r>
-        <w:rPr>
-          <w:noProof/>
-        </w:rPr>
-        <w:fldChar w:fldCharType="separate"/>
-      </w:r>
-      <w:r>
-        <w:rPr>
-          <w:noProof/>
-        </w:rPr>
-        <w:t>9</w:t>
-      </w:r>
-      <w:r>
-        <w:rPr>
-          <w:noProof/>
-        </w:rPr>
-        <w:fldChar w:fldCharType="end"/>
-      </w:r>
-    </w:p>
-    <w:p>
-      <w:pPr>
-        <w:pStyle w:val="TOC3"/>
-        <w:rPr>
-          <w:rFonts w:asciiTheme="minorHAnsi" w:eastAsiaTheme="minorEastAsia" w:hAnsiTheme="minorHAnsi" w:cstheme="minorBidi"/>
-          <w:noProof/>
-          <w:color w:val="auto"/>
-          <w:sz w:val="22"/>
-          <w:szCs w:val="22"/>
-        </w:rPr>
-      </w:pPr>
-      <w:r>
-        <w:rPr>
-          <w:noProof/>
-        </w:rPr>
-        <w:t>Appendix B – Data Dictionary</w:t>
-      </w:r>
-      <w:r>
-        <w:rPr>
-          <w:noProof/>
-        </w:rPr>
-        <w:tab/>
-      </w:r>
-      <w:r>
-        <w:rPr>
-          <w:noProof/>
-        </w:rPr>
-        <w:fldChar w:fldCharType="begin"/>
-      </w:r>
-      <w:r>
-        <w:rPr>
-          <w:noProof/>
-        </w:rPr>
-        <w:instrText xml:space="preserve"> PAGEREF _Toc438068859 \h </w:instrText>
-      </w:r>
-      <w:r>
-        <w:rPr>
-          <w:noProof/>
-        </w:rPr>
-      </w:r>
-      <w:r>
-        <w:rPr>
-          <w:noProof/>
-        </w:rPr>
-        <w:fldChar w:fldCharType="separate"/>
-      </w:r>
-      <w:r>
-        <w:rPr>
-          <w:noProof/>
-        </w:rPr>
-        <w:t>9</w:t>
+        <w:t>63</w:t>
       </w:r>
       <w:r>
         <w:rPr>
@@ -4632,12 +3576,16 @@
       <w:pPr>
         <w:pStyle w:val="Heading1"/>
       </w:pPr>
-      <w:bookmarkStart w:id="4" w:name="_Toc438068812"/>
+      <w:bookmarkStart w:id="4" w:name="_Toc223170183"/>
+      <w:bookmarkStart w:id="5" w:name="_Toc223170293"/>
+      <w:bookmarkStart w:id="6" w:name="_Toc223170626"/>
       <w:r>
         <w:lastRenderedPageBreak/>
         <w:t>1.  Introduction</w:t>
       </w:r>
       <w:bookmarkEnd w:id="4"/>
+      <w:bookmarkEnd w:id="5"/>
+      <w:bookmarkEnd w:id="6"/>
       <w:r>
         <w:t xml:space="preserve">  </w:t>
       </w:r>
@@ -4653,7 +3601,7 @@
           <w:szCs w:val="24"/>
         </w:rPr>
       </w:pPr>
-      <w:bookmarkStart w:id="5" w:name="_Toc438068813"/>
+      <w:bookmarkStart w:id="7" w:name="_Toc223170627"/>
       <w:r>
         <w:rPr>
           <w:rFonts w:ascii="Times New Roman" w:hAnsi="Times New Roman"/>
@@ -4670,16 +3618,22 @@
         </w:rPr>
         <w:t>.</w:t>
       </w:r>
+      <w:bookmarkEnd w:id="7"/>
     </w:p>
     <w:p/>
     <w:p>
       <w:pPr>
         <w:pStyle w:val="Heading2"/>
       </w:pPr>
+      <w:bookmarkStart w:id="8" w:name="_Toc223170185"/>
+      <w:bookmarkStart w:id="9" w:name="_Toc223170295"/>
+      <w:bookmarkStart w:id="10" w:name="_Toc223170628"/>
       <w:r>
         <w:t>1.1  Purpose</w:t>
       </w:r>
-      <w:bookmarkEnd w:id="5"/>
+      <w:bookmarkEnd w:id="8"/>
+      <w:bookmarkEnd w:id="9"/>
+      <w:bookmarkEnd w:id="10"/>
       <w:r>
         <w:t xml:space="preserve">  </w:t>
       </w:r>
@@ -4693,7 +3647,9 @@
           <w:b w:val="0"/>
         </w:rPr>
       </w:pPr>
-      <w:bookmarkStart w:id="6" w:name="_Toc438068814"/>
+      <w:bookmarkStart w:id="11" w:name="_Toc223170186"/>
+      <w:bookmarkStart w:id="12" w:name="_Toc223170296"/>
+      <w:bookmarkStart w:id="13" w:name="_Toc223170629"/>
       <w:r>
         <w:rPr>
           <w:rFonts w:ascii="Times New Roman" w:hAnsi="Times New Roman"/>
@@ -4701,6 +3657,9 @@
         </w:rPr>
         <w:t>This Software Requirements Specification (SRS) document defines the functional and non-functional requirements of the Hospital Management System (HMS). The purpose of this document is to provide a complete and clear description of the system’s intended behavior, features, and constraints for developers, project managers, and stakeholders.</w:t>
       </w:r>
+      <w:bookmarkEnd w:id="11"/>
+      <w:bookmarkEnd w:id="12"/>
+      <w:bookmarkEnd w:id="13"/>
     </w:p>
     <w:p>
       <w:pPr>
@@ -4711,6 +3670,7 @@
           <w:b w:val="0"/>
         </w:rPr>
       </w:pPr>
+      <w:bookmarkStart w:id="14" w:name="_Toc223170630"/>
       <w:r>
         <w:rPr>
           <w:rFonts w:ascii="Times New Roman" w:hAnsi="Times New Roman"/>
@@ -4718,15 +3678,17 @@
         </w:rPr>
         <w:t>The SRS serves as a formal agreement between the system developers and stakeholders regarding what the system will do and how it will perform. It acts as a foundation for system design, development, testing, and validation activities.</w:t>
       </w:r>
+      <w:bookmarkEnd w:id="14"/>
     </w:p>
     <w:p>
       <w:pPr>
         <w:pStyle w:val="Heading2"/>
       </w:pPr>
+      <w:bookmarkStart w:id="15" w:name="_Toc223170631"/>
       <w:r>
         <w:t>1.2  Scope</w:t>
       </w:r>
-      <w:bookmarkEnd w:id="6"/>
+      <w:bookmarkEnd w:id="15"/>
       <w:r>
         <w:t xml:space="preserve"> </w:t>
       </w:r>
@@ -4930,11 +3892,11 @@
       <w:pPr>
         <w:pStyle w:val="Heading2"/>
       </w:pPr>
-      <w:bookmarkStart w:id="7" w:name="_Toc438068815"/>
+      <w:bookmarkStart w:id="16" w:name="_Toc223170632"/>
       <w:r>
         <w:t>1.3  Definitions, Acronyms, and Abbreviations.</w:t>
       </w:r>
-      <w:bookmarkEnd w:id="7"/>
+      <w:bookmarkEnd w:id="16"/>
       <w:r>
         <w:t xml:space="preserve">  </w:t>
       </w:r>
@@ -5333,11 +4295,11 @@
       <w:pPr>
         <w:pStyle w:val="Heading2"/>
       </w:pPr>
-      <w:bookmarkStart w:id="8" w:name="_Toc438068816"/>
+      <w:bookmarkStart w:id="17" w:name="_Toc223170633"/>
       <w:r>
         <w:t>1.4  References</w:t>
       </w:r>
-      <w:bookmarkEnd w:id="8"/>
+      <w:bookmarkEnd w:id="17"/>
       <w:r>
         <w:t xml:space="preserve">  </w:t>
       </w:r>
@@ -5401,11 +4363,11 @@
       <w:pPr>
         <w:pStyle w:val="Heading2"/>
       </w:pPr>
-      <w:bookmarkStart w:id="9" w:name="_Toc438068817"/>
+      <w:bookmarkStart w:id="18" w:name="_Toc223170634"/>
       <w:r>
         <w:t>1.5  Overview</w:t>
       </w:r>
-      <w:bookmarkEnd w:id="9"/>
+      <w:bookmarkEnd w:id="18"/>
       <w:r>
         <w:t xml:space="preserve">  </w:t>
       </w:r>
@@ -5499,13 +4461,14 @@
     </w:p>
     <w:p>
       <w:pPr>
-        <w:pStyle w:val="Heading2"/>
+        <w:pStyle w:val="Heading1"/>
         <w:rPr>
           <w:rStyle w:val="Strong"/>
           <w:b/>
           <w:bCs w:val="0"/>
         </w:rPr>
       </w:pPr>
+      <w:bookmarkStart w:id="19" w:name="_Toc223170635"/>
       <w:r>
         <w:rPr>
           <w:rStyle w:val="Strong"/>
@@ -5514,6 +4477,7 @@
         </w:rPr>
         <w:t>2. Overall Description</w:t>
       </w:r>
+      <w:bookmarkEnd w:id="19"/>
     </w:p>
     <w:p>
       <w:pPr>
@@ -5536,57 +4500,62 @@
     <w:p/>
     <w:p>
       <w:pPr>
+        <w:pStyle w:val="Heading2"/>
+        <w:rPr>
+          <w:b w:val="0"/>
+          <w:bCs/>
+          <w:i/>
+        </w:rPr>
+      </w:pPr>
+      <w:bookmarkStart w:id="20" w:name="_Toc223170636"/>
+      <w:r>
+        <w:rPr>
+          <w:rStyle w:val="Strong"/>
+          <w:b/>
+          <w:bCs w:val="0"/>
+          <w:iCs/>
+        </w:rPr>
+        <w:lastRenderedPageBreak/>
+        <w:t>2.1 Product Perspective</w:t>
+      </w:r>
+      <w:bookmarkEnd w:id="20"/>
+    </w:p>
+    <w:p>
+      <w:pPr>
+        <w:pStyle w:val="NormalWeb"/>
+        <w:ind w:firstLine="720"/>
+      </w:pPr>
+      <w:r>
+        <w:t>The Hospital Management System is an independent, web-based platform designed to centralize and automate the administrative and clinical operations of a hospital. It acts as a single point of management for patient data, staff activities, financial records, and resource allocation. The system eliminates the need for separate and disconnected tools used across departments such as reception, wards, pharmacy, and laboratory.</w:t>
+      </w:r>
+    </w:p>
+    <w:p>
+      <w:pPr>
+        <w:pStyle w:val="NormalWeb"/>
+        <w:ind w:firstLine="720"/>
+      </w:pPr>
+      <w:r>
+        <w:t>The system operates within a client-server architecture, where users interact through a standard web browser and all data is processed and stored on a secure central server. HMS is designed to be self-contained but capable of future integration with external systems such as national health registries, insurance portals, or third-party diagnostic equipment.</w:t>
+      </w:r>
+    </w:p>
+    <w:p>
+      <w:pPr>
+        <w:pStyle w:val="NormalWeb"/>
+        <w:ind w:firstLine="720"/>
+      </w:pPr>
+      <w:r>
+        <w:t>The main entities that interact with the system are Patients, who access services and medical information; Doctors, who manage clinical activities; Nurses and supporting staff, who assist in patient care and administration; and Administrators, who oversee the system, billing, and hospital resources.</w:t>
+      </w:r>
+    </w:p>
+    <w:p>
+      <w:pPr>
         <w:pStyle w:val="Heading3"/>
         <w:rPr>
           <w:i w:val="0"/>
           <w:iCs/>
         </w:rPr>
       </w:pPr>
-      <w:r>
-        <w:rPr>
-          <w:rStyle w:val="Strong"/>
-          <w:i w:val="0"/>
-          <w:iCs/>
-        </w:rPr>
-        <w:lastRenderedPageBreak/>
-        <w:t>2.1 Product Perspective</w:t>
-      </w:r>
-    </w:p>
-    <w:p>
-      <w:pPr>
-        <w:pStyle w:val="NormalWeb"/>
-        <w:ind w:firstLine="720"/>
-      </w:pPr>
-      <w:r>
-        <w:t>The Hospital Management System is an independent, web-based platform designed to centralize and automate the administrative and clinical operations of a hospital. It acts as a single point of management for patient data, staff activities, financial records, and resource allocation. The system eliminates the need for separate and disconnected tools used across departments such as reception, wards, pharmacy, and laboratory.</w:t>
-      </w:r>
-    </w:p>
-    <w:p>
-      <w:pPr>
-        <w:pStyle w:val="NormalWeb"/>
-        <w:ind w:firstLine="720"/>
-      </w:pPr>
-      <w:r>
-        <w:t>The system operates within a client-server architecture, where users interact through a standard web browser and all data is processed and stored on a secure central server. HMS is designed to be self-contained but capable of future integration with external systems such as national health registries, insurance portals, or third-party diagnostic equipment.</w:t>
-      </w:r>
-    </w:p>
-    <w:p>
-      <w:pPr>
-        <w:pStyle w:val="NormalWeb"/>
-        <w:ind w:firstLine="720"/>
-      </w:pPr>
-      <w:r>
-        <w:t>The main entities that interact with the system are Patients, who access services and medical information; Doctors, who manage clinical activities; Nurses and supporting staff, who assist in patient care and administration; and Administrators, who oversee the system, billing, and hospital resources.</w:t>
-      </w:r>
-    </w:p>
-    <w:p>
-      <w:pPr>
-        <w:pStyle w:val="Heading3"/>
-        <w:rPr>
-          <w:i w:val="0"/>
-          <w:iCs/>
-        </w:rPr>
-      </w:pPr>
+      <w:bookmarkStart w:id="21" w:name="_Toc223170637"/>
       <w:r>
         <w:rPr>
           <w:rStyle w:val="Strong"/>
@@ -5604,6 +4573,7 @@
         </w:rPr>
         <w:t>Operations</w:t>
       </w:r>
+      <w:bookmarkEnd w:id="21"/>
     </w:p>
     <w:p>
       <w:pPr>
@@ -5677,6 +4647,7 @@
           <w:iCs/>
         </w:rPr>
       </w:pPr>
+      <w:bookmarkStart w:id="22" w:name="_Toc223170638"/>
       <w:r>
         <w:rPr>
           <w:rStyle w:val="Strong"/>
@@ -5685,6 +4656,7 @@
         </w:rPr>
         <w:t>2.1.2 Hardware Interfaces</w:t>
       </w:r>
+      <w:bookmarkEnd w:id="22"/>
     </w:p>
     <w:p>
       <w:pPr>
@@ -5755,6 +4727,7 @@
           <w:iCs/>
         </w:rPr>
       </w:pPr>
+      <w:bookmarkStart w:id="23" w:name="_Toc223170639"/>
       <w:r>
         <w:rPr>
           <w:rStyle w:val="Strong"/>
@@ -5764,6 +4737,7 @@
         <w:lastRenderedPageBreak/>
         <w:t>2.1.3 Software Interfaces</w:t>
       </w:r>
+      <w:bookmarkEnd w:id="23"/>
     </w:p>
     <w:tbl>
       <w:tblPr>
@@ -6185,6 +5159,7 @@
           <w:iCs/>
         </w:rPr>
       </w:pPr>
+      <w:bookmarkStart w:id="24" w:name="_Toc223170640"/>
       <w:r>
         <w:rPr>
           <w:rStyle w:val="Strong"/>
@@ -6193,6 +5168,7 @@
         </w:rPr>
         <w:t>2.1.4 Communications Interfaces</w:t>
       </w:r>
+      <w:bookmarkEnd w:id="24"/>
     </w:p>
     <w:p>
       <w:pPr>
@@ -6251,20 +5227,24 @@
     <w:p/>
     <w:p>
       <w:pPr>
-        <w:pStyle w:val="Heading3"/>
-        <w:rPr>
-          <w:i w:val="0"/>
+        <w:pStyle w:val="Heading2"/>
+        <w:rPr>
+          <w:b w:val="0"/>
+          <w:bCs/>
+          <w:i/>
+        </w:rPr>
+      </w:pPr>
+      <w:bookmarkStart w:id="25" w:name="_Toc223170641"/>
+      <w:r>
+        <w:rPr>
+          <w:rStyle w:val="Strong"/>
+          <w:b/>
+          <w:bCs w:val="0"/>
           <w:iCs/>
         </w:rPr>
-      </w:pPr>
-      <w:r>
-        <w:rPr>
-          <w:rStyle w:val="Strong"/>
-          <w:i w:val="0"/>
-          <w:iCs/>
-        </w:rPr>
         <w:t>2.2 Product Functions</w:t>
       </w:r>
+      <w:bookmarkEnd w:id="25"/>
     </w:p>
     <w:p>
       <w:pPr>
@@ -6611,21 +5591,26 @@
     <w:p/>
     <w:p>
       <w:pPr>
-        <w:pStyle w:val="Heading3"/>
+        <w:pStyle w:val="Heading2"/>
         <w:rPr>
           <w:rStyle w:val="Strong"/>
-          <w:i w:val="0"/>
+          <w:b/>
+          <w:bCs w:val="0"/>
+          <w:i/>
           <w:iCs/>
         </w:rPr>
       </w:pPr>
+      <w:bookmarkStart w:id="26" w:name="_Toc223170642"/>
       <w:r>
         <w:rPr>
           <w:rStyle w:val="Strong"/>
-          <w:i w:val="0"/>
+          <w:b/>
+          <w:bCs w:val="0"/>
           <w:iCs/>
         </w:rPr>
         <w:t>2.3 User Characteristics</w:t>
       </w:r>
+      <w:bookmarkEnd w:id="26"/>
     </w:p>
     <w:p>
       <w:pPr>
@@ -7236,20 +6221,24 @@
     <w:p/>
     <w:p>
       <w:pPr>
-        <w:pStyle w:val="Heading3"/>
-        <w:rPr>
-          <w:i w:val="0"/>
+        <w:pStyle w:val="Heading2"/>
+        <w:rPr>
+          <w:b w:val="0"/>
+          <w:bCs/>
+          <w:i/>
+        </w:rPr>
+      </w:pPr>
+      <w:bookmarkStart w:id="27" w:name="_Toc223170643"/>
+      <w:r>
+        <w:rPr>
+          <w:rStyle w:val="Strong"/>
+          <w:b/>
+          <w:bCs w:val="0"/>
           <w:iCs/>
         </w:rPr>
-      </w:pPr>
-      <w:r>
-        <w:rPr>
-          <w:rStyle w:val="Strong"/>
-          <w:i w:val="0"/>
-          <w:iCs/>
-        </w:rPr>
         <w:t>2.4 General Constraints</w:t>
       </w:r>
+      <w:bookmarkEnd w:id="27"/>
     </w:p>
     <w:p>
       <w:pPr>
@@ -7328,21 +6317,26 @@
     </w:p>
     <w:p>
       <w:pPr>
-        <w:pStyle w:val="Heading3"/>
+        <w:pStyle w:val="Heading2"/>
         <w:rPr>
           <w:rStyle w:val="Strong"/>
-          <w:i w:val="0"/>
+          <w:b/>
+          <w:bCs w:val="0"/>
+          <w:i/>
           <w:iCs/>
         </w:rPr>
       </w:pPr>
+      <w:bookmarkStart w:id="28" w:name="_Toc223170644"/>
       <w:r>
         <w:rPr>
           <w:rStyle w:val="Strong"/>
-          <w:i w:val="0"/>
+          <w:b/>
+          <w:bCs w:val="0"/>
           <w:iCs/>
         </w:rPr>
         <w:t>2.5 Assumptions and Dependencies</w:t>
       </w:r>
+      <w:bookmarkEnd w:id="28"/>
     </w:p>
     <w:p>
       <w:pPr>
@@ -7419,12 +6413,814 @@
     <w:p/>
     <w:p>
       <w:pPr>
+        <w:pStyle w:val="Heading1"/>
+      </w:pPr>
+      <w:bookmarkStart w:id="29" w:name="_Toc223170645"/>
+      <w:r>
+        <w:rPr>
+          <w:rStyle w:val="Strong"/>
+          <w:b/>
+          <w:bCs w:val="0"/>
+        </w:rPr>
+        <w:t>3. Specific Requirements</w:t>
+      </w:r>
+      <w:bookmarkEnd w:id="29"/>
+    </w:p>
+    <w:p>
+      <w:pPr>
+        <w:pStyle w:val="Heading2"/>
+      </w:pPr>
+      <w:bookmarkStart w:id="30" w:name="_Toc223170646"/>
+      <w:r>
+        <w:rPr>
+          <w:rStyle w:val="Strong"/>
+          <w:b/>
+          <w:bCs w:val="0"/>
+        </w:rPr>
+        <w:t>3.1 External Interface Requirements</w:t>
+      </w:r>
+      <w:bookmarkEnd w:id="30"/>
+    </w:p>
+    <w:p>
+      <w:pPr>
+        <w:spacing w:before="100" w:beforeAutospacing="1" w:after="100" w:afterAutospacing="1" w:line="240" w:lineRule="auto"/>
+        <w:ind w:firstLine="720"/>
+        <w:rPr>
+          <w:rFonts w:ascii="Times New Roman" w:eastAsia="Times New Roman" w:hAnsi="Times New Roman" w:cs="Times New Roman"/>
+          <w:sz w:val="24"/>
+          <w:szCs w:val="24"/>
+        </w:rPr>
+      </w:pPr>
+      <w:r>
+        <w:rPr>
+          <w:rFonts w:ascii="Times New Roman" w:eastAsia="Times New Roman" w:hAnsi="Times New Roman" w:cs="Times New Roman"/>
+          <w:sz w:val="24"/>
+          <w:szCs w:val="24"/>
+        </w:rPr>
+        <w:t>This section describes how HMS interacts with external entities including users, hardware, software systems, and communication protocols.</w:t>
+      </w:r>
+    </w:p>
+    <w:p>
+      <w:pPr>
+        <w:spacing w:before="100" w:beforeAutospacing="1" w:after="100" w:afterAutospacing="1" w:line="240" w:lineRule="auto"/>
+        <w:outlineLvl w:val="2"/>
+        <w:rPr>
+          <w:rStyle w:val="Strong"/>
+          <w:rFonts w:ascii="Arial" w:hAnsi="Arial"/>
+          <w:iCs/>
+          <w:sz w:val="24"/>
+          <w:szCs w:val="20"/>
+        </w:rPr>
+      </w:pPr>
+      <w:r>
+        <w:rPr>
+          <w:rStyle w:val="Strong"/>
+          <w:rFonts w:ascii="Arial" w:hAnsi="Arial"/>
+          <w:iCs/>
+          <w:sz w:val="24"/>
+          <w:szCs w:val="20"/>
+        </w:rPr>
+        <w:t>3.1.1 System Interfaces</w:t>
+      </w:r>
+    </w:p>
+    <w:p>
+      <w:pPr>
+        <w:spacing w:before="100" w:beforeAutospacing="1" w:after="100" w:afterAutospacing="1" w:line="240" w:lineRule="auto"/>
+        <w:ind w:firstLine="720"/>
+        <w:rPr>
+          <w:rFonts w:ascii="Times New Roman" w:eastAsia="Times New Roman" w:hAnsi="Times New Roman" w:cs="Times New Roman"/>
+          <w:sz w:val="24"/>
+          <w:szCs w:val="24"/>
+        </w:rPr>
+      </w:pPr>
+      <w:r>
+        <w:rPr>
+          <w:rFonts w:ascii="Times New Roman" w:eastAsia="Times New Roman" w:hAnsi="Times New Roman" w:cs="Times New Roman"/>
+          <w:sz w:val="24"/>
+          <w:szCs w:val="24"/>
+        </w:rPr>
+        <w:t>HMS is primarily a self-contained web-based platform but interfaces with several external systems to deliver its full functionality.</w:t>
+      </w:r>
+    </w:p>
+    <w:p>
+      <w:pPr>
+        <w:spacing w:before="100" w:beforeAutospacing="1" w:after="100" w:afterAutospacing="1" w:line="240" w:lineRule="auto"/>
+        <w:ind w:firstLine="720"/>
+        <w:rPr>
+          <w:rFonts w:ascii="Times New Roman" w:eastAsia="Times New Roman" w:hAnsi="Times New Roman" w:cs="Times New Roman"/>
+          <w:sz w:val="24"/>
+          <w:szCs w:val="24"/>
+        </w:rPr>
+      </w:pPr>
+      <w:r>
+        <w:rPr>
+          <w:rFonts w:ascii="Times New Roman" w:eastAsia="Times New Roman" w:hAnsi="Times New Roman" w:cs="Times New Roman"/>
+          <w:sz w:val="24"/>
+          <w:szCs w:val="24"/>
+        </w:rPr>
+        <w:t xml:space="preserve">The system communicates with an </w:t>
+      </w:r>
+      <w:r>
+        <w:rPr>
+          <w:rFonts w:ascii="Times New Roman" w:eastAsia="Times New Roman" w:hAnsi="Times New Roman" w:cs="Times New Roman"/>
+          <w:b/>
+          <w:bCs/>
+          <w:sz w:val="24"/>
+          <w:szCs w:val="24"/>
+        </w:rPr>
+        <w:t>Email Server</w:t>
+      </w:r>
+      <w:r>
+        <w:rPr>
+          <w:rFonts w:ascii="Times New Roman" w:eastAsia="Times New Roman" w:hAnsi="Times New Roman" w:cs="Times New Roman"/>
+          <w:sz w:val="24"/>
+          <w:szCs w:val="24"/>
+        </w:rPr>
+        <w:t xml:space="preserve"> via SMTP to send appointment confirmations, test result notifications, billing summaries, and password reset links. This communication is triggered automatically by backend events. It also communicates with a </w:t>
+      </w:r>
+      <w:r>
+        <w:rPr>
+          <w:rFonts w:ascii="Times New Roman" w:eastAsia="Times New Roman" w:hAnsi="Times New Roman" w:cs="Times New Roman"/>
+          <w:b/>
+          <w:bCs/>
+          <w:sz w:val="24"/>
+          <w:szCs w:val="24"/>
+        </w:rPr>
+        <w:t>MySQL Database Management System</w:t>
+      </w:r>
+      <w:r>
+        <w:rPr>
+          <w:rFonts w:ascii="Times New Roman" w:eastAsia="Times New Roman" w:hAnsi="Times New Roman" w:cs="Times New Roman"/>
+          <w:sz w:val="24"/>
+          <w:szCs w:val="24"/>
+        </w:rPr>
+        <w:t xml:space="preserve"> for all data storage and retrieval, with all queries executed securely through the backend application layer.</w:t>
+      </w:r>
+    </w:p>
+    <w:p>
+      <w:pPr>
+        <w:spacing w:before="100" w:beforeAutospacing="1" w:after="100" w:afterAutospacing="1" w:line="240" w:lineRule="auto"/>
+        <w:ind w:firstLine="720"/>
+        <w:rPr>
+          <w:rFonts w:ascii="Times New Roman" w:eastAsia="Times New Roman" w:hAnsi="Times New Roman" w:cs="Times New Roman"/>
+          <w:sz w:val="24"/>
+          <w:szCs w:val="24"/>
+        </w:rPr>
+      </w:pPr>
+      <w:r>
+        <w:rPr>
+          <w:rFonts w:ascii="Times New Roman" w:eastAsia="Times New Roman" w:hAnsi="Times New Roman" w:cs="Times New Roman"/>
+          <w:sz w:val="24"/>
+          <w:szCs w:val="24"/>
+        </w:rPr>
+        <w:t xml:space="preserve">Client users access the system through standard </w:t>
+      </w:r>
+      <w:r>
+        <w:rPr>
+          <w:rFonts w:ascii="Times New Roman" w:eastAsia="Times New Roman" w:hAnsi="Times New Roman" w:cs="Times New Roman"/>
+          <w:b/>
+          <w:bCs/>
+          <w:sz w:val="24"/>
+          <w:szCs w:val="24"/>
+        </w:rPr>
+        <w:t>Web Browsers</w:t>
+      </w:r>
+      <w:r>
+        <w:rPr>
+          <w:rFonts w:ascii="Times New Roman" w:eastAsia="Times New Roman" w:hAnsi="Times New Roman" w:cs="Times New Roman"/>
+          <w:sz w:val="24"/>
+          <w:szCs w:val="24"/>
+        </w:rPr>
+        <w:t xml:space="preserve"> using HTTP/HTTPS protocols. The system renders dynamic pages in response to user interactions. Future versions may optionally integrate with </w:t>
+      </w:r>
+      <w:r>
+        <w:rPr>
+          <w:rFonts w:ascii="Times New Roman" w:eastAsia="Times New Roman" w:hAnsi="Times New Roman" w:cs="Times New Roman"/>
+          <w:b/>
+          <w:bCs/>
+          <w:sz w:val="24"/>
+          <w:szCs w:val="24"/>
+        </w:rPr>
+        <w:t>third-party APIs</w:t>
+      </w:r>
+      <w:r>
+        <w:rPr>
+          <w:rFonts w:ascii="Times New Roman" w:eastAsia="Times New Roman" w:hAnsi="Times New Roman" w:cs="Times New Roman"/>
+          <w:sz w:val="24"/>
+          <w:szCs w:val="24"/>
+        </w:rPr>
+        <w:t xml:space="preserve"> such as national health ID verification services, insurance claim portals, or diagnostic equipment data systems.</w:t>
+      </w:r>
+    </w:p>
+    <w:p>
+      <w:pPr>
+        <w:spacing w:before="100" w:beforeAutospacing="1" w:after="100" w:afterAutospacing="1" w:line="240" w:lineRule="auto"/>
+        <w:outlineLvl w:val="2"/>
+        <w:rPr>
+          <w:rStyle w:val="Strong"/>
+          <w:rFonts w:ascii="Arial" w:hAnsi="Arial"/>
+          <w:iCs/>
+          <w:sz w:val="24"/>
+          <w:szCs w:val="20"/>
+        </w:rPr>
+      </w:pPr>
+      <w:r>
+        <w:rPr>
+          <w:rStyle w:val="Strong"/>
+          <w:rFonts w:ascii="Arial" w:hAnsi="Arial"/>
+          <w:iCs/>
+          <w:sz w:val="24"/>
+          <w:szCs w:val="20"/>
+        </w:rPr>
+        <w:t>3.1.2 User Interfaces</w:t>
+      </w:r>
+    </w:p>
+    <w:p>
+      <w:pPr>
+        <w:spacing w:before="100" w:beforeAutospacing="1" w:after="100" w:afterAutospacing="1" w:line="240" w:lineRule="auto"/>
+        <w:ind w:firstLine="720"/>
+        <w:rPr>
+          <w:rFonts w:ascii="Times New Roman" w:eastAsia="Times New Roman" w:hAnsi="Times New Roman" w:cs="Times New Roman"/>
+          <w:sz w:val="24"/>
+          <w:szCs w:val="24"/>
+        </w:rPr>
+      </w:pPr>
+      <w:r>
+        <w:rPr>
+          <w:rFonts w:ascii="Times New Roman" w:eastAsia="Times New Roman" w:hAnsi="Times New Roman" w:cs="Times New Roman"/>
+          <w:sz w:val="24"/>
+          <w:szCs w:val="24"/>
+        </w:rPr>
+        <w:t>HMS provides a web-based graphical user interface designed for clarity, responsiveness, and role-based access across all user types.</w:t>
+      </w:r>
+    </w:p>
+    <w:p>
+      <w:pPr>
+        <w:spacing w:before="100" w:beforeAutospacing="1" w:after="100" w:afterAutospacing="1" w:line="240" w:lineRule="auto"/>
+        <w:ind w:firstLine="720"/>
+        <w:rPr>
+          <w:rFonts w:ascii="Times New Roman" w:eastAsia="Times New Roman" w:hAnsi="Times New Roman" w:cs="Times New Roman"/>
+          <w:sz w:val="24"/>
+          <w:szCs w:val="24"/>
+        </w:rPr>
+      </w:pPr>
+      <w:r>
+        <w:rPr>
+          <w:rFonts w:ascii="Times New Roman" w:eastAsia="Times New Roman" w:hAnsi="Times New Roman" w:cs="Times New Roman"/>
+          <w:sz w:val="24"/>
+          <w:szCs w:val="24"/>
+        </w:rPr>
+        <w:t xml:space="preserve">The </w:t>
+      </w:r>
+      <w:r>
+        <w:rPr>
+          <w:rFonts w:ascii="Times New Roman" w:eastAsia="Times New Roman" w:hAnsi="Times New Roman" w:cs="Times New Roman"/>
+          <w:b/>
+          <w:bCs/>
+          <w:sz w:val="24"/>
+          <w:szCs w:val="24"/>
+        </w:rPr>
+        <w:t>Login and Registration Interface</w:t>
+      </w:r>
+      <w:r>
+        <w:rPr>
+          <w:rFonts w:ascii="Times New Roman" w:eastAsia="Times New Roman" w:hAnsi="Times New Roman" w:cs="Times New Roman"/>
+          <w:sz w:val="24"/>
+          <w:szCs w:val="24"/>
+        </w:rPr>
+        <w:t xml:space="preserve"> provides options for patient self-registration and staff login. It includes fields for credentials, password recovery links, and role-specific redirection after login. Validation messages are displayed for incorrect or missing inputs.</w:t>
+      </w:r>
+    </w:p>
+    <w:p>
+      <w:pPr>
+        <w:spacing w:before="100" w:beforeAutospacing="1" w:after="100" w:afterAutospacing="1" w:line="240" w:lineRule="auto"/>
+        <w:ind w:firstLine="720"/>
+        <w:rPr>
+          <w:rFonts w:ascii="Times New Roman" w:eastAsia="Times New Roman" w:hAnsi="Times New Roman" w:cs="Times New Roman"/>
+          <w:sz w:val="24"/>
+          <w:szCs w:val="24"/>
+        </w:rPr>
+      </w:pPr>
+      <w:r>
+        <w:rPr>
+          <w:rFonts w:ascii="Times New Roman" w:eastAsia="Times New Roman" w:hAnsi="Times New Roman" w:cs="Times New Roman"/>
+          <w:sz w:val="24"/>
+          <w:szCs w:val="24"/>
+        </w:rPr>
+        <w:t xml:space="preserve">The </w:t>
+      </w:r>
+      <w:r>
+        <w:rPr>
+          <w:rFonts w:ascii="Times New Roman" w:eastAsia="Times New Roman" w:hAnsi="Times New Roman" w:cs="Times New Roman"/>
+          <w:b/>
+          <w:bCs/>
+          <w:sz w:val="24"/>
+          <w:szCs w:val="24"/>
+        </w:rPr>
+        <w:t>Patient Interface</w:t>
+      </w:r>
+      <w:r>
+        <w:rPr>
+          <w:rFonts w:ascii="Times New Roman" w:eastAsia="Times New Roman" w:hAnsi="Times New Roman" w:cs="Times New Roman"/>
+          <w:sz w:val="24"/>
+          <w:szCs w:val="24"/>
+        </w:rPr>
+        <w:t xml:space="preserve"> includes a dashboard showing upcoming appointments, recent prescriptions, and lab results; an appointment booking page with doctor and time slot selection; a medical history page showing past visits, diagnoses, and prescriptions; and a notifications section for appointment reminders and test result alerts.</w:t>
+      </w:r>
+    </w:p>
+    <w:p>
+      <w:pPr>
+        <w:spacing w:before="100" w:beforeAutospacing="1" w:after="100" w:afterAutospacing="1" w:line="240" w:lineRule="auto"/>
+        <w:ind w:firstLine="720"/>
+        <w:rPr>
+          <w:rFonts w:ascii="Times New Roman" w:eastAsia="Times New Roman" w:hAnsi="Times New Roman" w:cs="Times New Roman"/>
+          <w:sz w:val="24"/>
+          <w:szCs w:val="24"/>
+        </w:rPr>
+      </w:pPr>
+      <w:r>
+        <w:rPr>
+          <w:rFonts w:ascii="Times New Roman" w:eastAsia="Times New Roman" w:hAnsi="Times New Roman" w:cs="Times New Roman"/>
+          <w:sz w:val="24"/>
+          <w:szCs w:val="24"/>
+        </w:rPr>
+        <w:t xml:space="preserve">The </w:t>
+      </w:r>
+      <w:r>
+        <w:rPr>
+          <w:rFonts w:ascii="Times New Roman" w:eastAsia="Times New Roman" w:hAnsi="Times New Roman" w:cs="Times New Roman"/>
+          <w:b/>
+          <w:bCs/>
+          <w:sz w:val="24"/>
+          <w:szCs w:val="24"/>
+        </w:rPr>
+        <w:t>Doctor Interface</w:t>
+      </w:r>
+      <w:r>
+        <w:rPr>
+          <w:rFonts w:ascii="Times New Roman" w:eastAsia="Times New Roman" w:hAnsi="Times New Roman" w:cs="Times New Roman"/>
+          <w:sz w:val="24"/>
+          <w:szCs w:val="24"/>
+        </w:rPr>
+        <w:t xml:space="preserve"> includes a dashboard showing today's appointments and pending tasks; a patient record page for viewing and updating diagnoses, prescriptions, and notes; an appointment management section; and a prescription writing tool integrated with the pharmacy module.</w:t>
+      </w:r>
+    </w:p>
+    <w:p>
+      <w:pPr>
+        <w:spacing w:before="100" w:beforeAutospacing="1" w:after="100" w:afterAutospacing="1" w:line="240" w:lineRule="auto"/>
+        <w:ind w:firstLine="720"/>
+        <w:rPr>
+          <w:rFonts w:ascii="Times New Roman" w:eastAsia="Times New Roman" w:hAnsi="Times New Roman" w:cs="Times New Roman"/>
+          <w:sz w:val="24"/>
+          <w:szCs w:val="24"/>
+        </w:rPr>
+      </w:pPr>
+      <w:r>
+        <w:rPr>
+          <w:rFonts w:ascii="Times New Roman" w:eastAsia="Times New Roman" w:hAnsi="Times New Roman" w:cs="Times New Roman"/>
+          <w:sz w:val="24"/>
+          <w:szCs w:val="24"/>
+        </w:rPr>
+        <w:lastRenderedPageBreak/>
+        <w:t xml:space="preserve">The </w:t>
+      </w:r>
+      <w:r>
+        <w:rPr>
+          <w:rFonts w:ascii="Times New Roman" w:eastAsia="Times New Roman" w:hAnsi="Times New Roman" w:cs="Times New Roman"/>
+          <w:b/>
+          <w:bCs/>
+          <w:sz w:val="24"/>
+          <w:szCs w:val="24"/>
+        </w:rPr>
+        <w:t>Admin Interface</w:t>
+      </w:r>
+      <w:r>
+        <w:rPr>
+          <w:rFonts w:ascii="Times New Roman" w:eastAsia="Times New Roman" w:hAnsi="Times New Roman" w:cs="Times New Roman"/>
+          <w:sz w:val="24"/>
+          <w:szCs w:val="24"/>
+        </w:rPr>
+        <w:t xml:space="preserve"> includes a system dashboard with hospital-wide statistics; a patient and staff management panel; a billing and invoice management page; a bed and resource allocation section; and a reports and analytics page.</w:t>
+      </w:r>
+    </w:p>
+    <w:p>
+      <w:pPr>
+        <w:spacing w:before="100" w:beforeAutospacing="1" w:after="100" w:afterAutospacing="1" w:line="240" w:lineRule="auto"/>
+        <w:ind w:firstLine="720"/>
+        <w:rPr>
+          <w:rFonts w:ascii="Times New Roman" w:eastAsia="Times New Roman" w:hAnsi="Times New Roman" w:cs="Times New Roman"/>
+          <w:sz w:val="24"/>
+          <w:szCs w:val="24"/>
+        </w:rPr>
+      </w:pPr>
+      <w:r>
+        <w:rPr>
+          <w:rFonts w:ascii="Times New Roman" w:eastAsia="Times New Roman" w:hAnsi="Times New Roman" w:cs="Times New Roman"/>
+          <w:sz w:val="24"/>
+          <w:szCs w:val="24"/>
+        </w:rPr>
+        <w:t>All interfaces share consistent navigation, responsive design for desktop and mobile, clear error messages, and session timeout security.</w:t>
+      </w:r>
+    </w:p>
+    <w:p>
+      <w:pPr>
+        <w:spacing w:before="100" w:beforeAutospacing="1" w:after="100" w:afterAutospacing="1" w:line="240" w:lineRule="auto"/>
+        <w:outlineLvl w:val="2"/>
+        <w:rPr>
+          <w:rStyle w:val="Strong"/>
+          <w:rFonts w:ascii="Arial" w:hAnsi="Arial"/>
+          <w:iCs/>
+          <w:sz w:val="24"/>
+          <w:szCs w:val="20"/>
+        </w:rPr>
+      </w:pPr>
+      <w:r>
+        <w:rPr>
+          <w:rStyle w:val="Strong"/>
+          <w:rFonts w:ascii="Arial" w:hAnsi="Arial"/>
+          <w:iCs/>
+          <w:sz w:val="24"/>
+          <w:szCs w:val="20"/>
+        </w:rPr>
+        <w:t>3.1.3 Hardware Interfaces</w:t>
+      </w:r>
+    </w:p>
+    <w:p>
+      <w:pPr>
+        <w:spacing w:before="100" w:beforeAutospacing="1" w:after="100" w:afterAutospacing="1" w:line="240" w:lineRule="auto"/>
+        <w:ind w:firstLine="720"/>
+        <w:rPr>
+          <w:rFonts w:ascii="Times New Roman" w:eastAsia="Times New Roman" w:hAnsi="Times New Roman" w:cs="Times New Roman"/>
+          <w:sz w:val="24"/>
+          <w:szCs w:val="24"/>
+        </w:rPr>
+      </w:pPr>
+      <w:r>
+        <w:rPr>
+          <w:rFonts w:ascii="Times New Roman" w:eastAsia="Times New Roman" w:hAnsi="Times New Roman" w:cs="Times New Roman"/>
+          <w:sz w:val="24"/>
+          <w:szCs w:val="24"/>
+        </w:rPr>
+        <w:t>HMS is a web-based application and does not directly control external hardware. However, it relies on standard server and client infrastructure. The server must meet minimum requirements including a Quad-Core CPU, 16 GB RAM, 500 GB SSD, and a 20 Mbps network connection. Client devices include desktop computers, laptops, and tablets with modern browsers and internet access.</w:t>
+      </w:r>
+    </w:p>
+    <w:p>
+      <w:pPr>
+        <w:spacing w:before="100" w:beforeAutospacing="1" w:after="100" w:afterAutospacing="1" w:line="240" w:lineRule="auto"/>
+        <w:ind w:firstLine="720"/>
+        <w:rPr>
+          <w:rFonts w:ascii="Times New Roman" w:eastAsia="Times New Roman" w:hAnsi="Times New Roman" w:cs="Times New Roman"/>
+          <w:sz w:val="24"/>
+          <w:szCs w:val="24"/>
+        </w:rPr>
+      </w:pPr>
+      <w:r>
+        <w:rPr>
+          <w:rFonts w:ascii="Times New Roman" w:eastAsia="Times New Roman" w:hAnsi="Times New Roman" w:cs="Times New Roman"/>
+          <w:sz w:val="24"/>
+          <w:szCs w:val="24"/>
+        </w:rPr>
+        <w:t>Optional hardware such as barcode scanners for patient wristband identification or label printers for pharmacy may be integrated in future versions. For now, no specialized hardware interface is required.</w:t>
+      </w:r>
+    </w:p>
+    <w:p>
+      <w:pPr>
+        <w:spacing w:before="100" w:beforeAutospacing="1" w:after="100" w:afterAutospacing="1" w:line="240" w:lineRule="auto"/>
+        <w:outlineLvl w:val="2"/>
+        <w:rPr>
+          <w:rStyle w:val="Strong"/>
+          <w:rFonts w:ascii="Arial" w:hAnsi="Arial"/>
+          <w:iCs/>
+          <w:sz w:val="24"/>
+          <w:szCs w:val="20"/>
+        </w:rPr>
+      </w:pPr>
+      <w:r>
+        <w:rPr>
+          <w:rStyle w:val="Strong"/>
+          <w:rFonts w:ascii="Arial" w:hAnsi="Arial"/>
+          <w:iCs/>
+          <w:sz w:val="24"/>
+          <w:szCs w:val="20"/>
+        </w:rPr>
+        <w:t>3.1.4 Software Interfaces</w:t>
+      </w:r>
+    </w:p>
+    <w:p>
+      <w:pPr>
+        <w:spacing w:before="100" w:beforeAutospacing="1" w:after="100" w:afterAutospacing="1" w:line="240" w:lineRule="auto"/>
+        <w:ind w:firstLine="720"/>
+        <w:rPr>
+          <w:rFonts w:ascii="Times New Roman" w:eastAsia="Times New Roman" w:hAnsi="Times New Roman" w:cs="Times New Roman"/>
+          <w:sz w:val="24"/>
+          <w:szCs w:val="24"/>
+        </w:rPr>
+      </w:pPr>
+      <w:r>
+        <w:rPr>
+          <w:rFonts w:ascii="Times New Roman" w:eastAsia="Times New Roman" w:hAnsi="Times New Roman" w:cs="Times New Roman"/>
+          <w:sz w:val="24"/>
+          <w:szCs w:val="24"/>
+        </w:rPr>
+        <w:t xml:space="preserve">HMS interfaces with the following software components. The </w:t>
+      </w:r>
+      <w:r>
+        <w:rPr>
+          <w:rFonts w:ascii="Times New Roman" w:eastAsia="Times New Roman" w:hAnsi="Times New Roman" w:cs="Times New Roman"/>
+          <w:b/>
+          <w:bCs/>
+          <w:sz w:val="24"/>
+          <w:szCs w:val="24"/>
+        </w:rPr>
+        <w:t>Operating System</w:t>
+      </w:r>
+      <w:r>
+        <w:rPr>
+          <w:rFonts w:ascii="Times New Roman" w:eastAsia="Times New Roman" w:hAnsi="Times New Roman" w:cs="Times New Roman"/>
+          <w:sz w:val="24"/>
+          <w:szCs w:val="24"/>
+        </w:rPr>
+        <w:t xml:space="preserve"> (Windows Server 2019 or Ubuntu 20.04) provides the runtime environment. The </w:t>
+      </w:r>
+      <w:r>
+        <w:rPr>
+          <w:rFonts w:ascii="Times New Roman" w:eastAsia="Times New Roman" w:hAnsi="Times New Roman" w:cs="Times New Roman"/>
+          <w:b/>
+          <w:bCs/>
+          <w:sz w:val="24"/>
+          <w:szCs w:val="24"/>
+        </w:rPr>
+        <w:t>Web Server</w:t>
+      </w:r>
+      <w:r>
+        <w:rPr>
+          <w:rFonts w:ascii="Times New Roman" w:eastAsia="Times New Roman" w:hAnsi="Times New Roman" w:cs="Times New Roman"/>
+          <w:sz w:val="24"/>
+          <w:szCs w:val="24"/>
+        </w:rPr>
+        <w:t xml:space="preserve"> (Apache or Nginx) handles HTTP/HTTPS requests. The </w:t>
+      </w:r>
+      <w:r>
+        <w:rPr>
+          <w:rFonts w:ascii="Times New Roman" w:eastAsia="Times New Roman" w:hAnsi="Times New Roman" w:cs="Times New Roman"/>
+          <w:b/>
+          <w:bCs/>
+          <w:sz w:val="24"/>
+          <w:szCs w:val="24"/>
+        </w:rPr>
+        <w:t>Database</w:t>
+      </w:r>
+      <w:r>
+        <w:rPr>
+          <w:rFonts w:ascii="Times New Roman" w:eastAsia="Times New Roman" w:hAnsi="Times New Roman" w:cs="Times New Roman"/>
+          <w:sz w:val="24"/>
+          <w:szCs w:val="24"/>
+        </w:rPr>
+        <w:t xml:space="preserve"> (MySQL 8.0) stores all structured data and communicates with the backend through secure SQL queries via PDO or equivalent libraries.</w:t>
+      </w:r>
+    </w:p>
+    <w:p>
+      <w:pPr>
+        <w:spacing w:before="100" w:beforeAutospacing="1" w:after="100" w:afterAutospacing="1" w:line="240" w:lineRule="auto"/>
+        <w:ind w:firstLine="720"/>
+        <w:rPr>
+          <w:rFonts w:ascii="Times New Roman" w:eastAsia="Times New Roman" w:hAnsi="Times New Roman" w:cs="Times New Roman"/>
+          <w:sz w:val="24"/>
+          <w:szCs w:val="24"/>
+        </w:rPr>
+      </w:pPr>
+      <w:r>
+        <w:rPr>
+          <w:rFonts w:ascii="Times New Roman" w:eastAsia="Times New Roman" w:hAnsi="Times New Roman" w:cs="Times New Roman"/>
+          <w:sz w:val="24"/>
+          <w:szCs w:val="24"/>
+        </w:rPr>
+        <w:t xml:space="preserve">The </w:t>
+      </w:r>
+      <w:r>
+        <w:rPr>
+          <w:rFonts w:ascii="Times New Roman" w:eastAsia="Times New Roman" w:hAnsi="Times New Roman" w:cs="Times New Roman"/>
+          <w:b/>
+          <w:bCs/>
+          <w:sz w:val="24"/>
+          <w:szCs w:val="24"/>
+        </w:rPr>
+        <w:t>Backend Framework</w:t>
+      </w:r>
+      <w:r>
+        <w:rPr>
+          <w:rFonts w:ascii="Times New Roman" w:eastAsia="Times New Roman" w:hAnsi="Times New Roman" w:cs="Times New Roman"/>
+          <w:sz w:val="24"/>
+          <w:szCs w:val="24"/>
+        </w:rPr>
+        <w:t xml:space="preserve"> (Java, PHP 8.x, or Node.js) handles business logic, authentication, and data processing. The </w:t>
+      </w:r>
+      <w:r>
+        <w:rPr>
+          <w:rFonts w:ascii="Times New Roman" w:eastAsia="Times New Roman" w:hAnsi="Times New Roman" w:cs="Times New Roman"/>
+          <w:b/>
+          <w:bCs/>
+          <w:sz w:val="24"/>
+          <w:szCs w:val="24"/>
+        </w:rPr>
+        <w:t>Frontend</w:t>
+      </w:r>
+      <w:r>
+        <w:rPr>
+          <w:rFonts w:ascii="Times New Roman" w:eastAsia="Times New Roman" w:hAnsi="Times New Roman" w:cs="Times New Roman"/>
+          <w:sz w:val="24"/>
+          <w:szCs w:val="24"/>
+        </w:rPr>
+        <w:t xml:space="preserve"> is built using HTML5, CSS3, and JavaScript with optional frameworks such as React.js. Email services operate through an </w:t>
+      </w:r>
+      <w:r>
+        <w:rPr>
+          <w:rFonts w:ascii="Times New Roman" w:eastAsia="Times New Roman" w:hAnsi="Times New Roman" w:cs="Times New Roman"/>
+          <w:b/>
+          <w:bCs/>
+          <w:sz w:val="24"/>
+          <w:szCs w:val="24"/>
+        </w:rPr>
+        <w:t>SMTP-compatible mail server</w:t>
+      </w:r>
+      <w:r>
+        <w:rPr>
+          <w:rFonts w:ascii="Times New Roman" w:eastAsia="Times New Roman" w:hAnsi="Times New Roman" w:cs="Times New Roman"/>
+          <w:sz w:val="24"/>
+          <w:szCs w:val="24"/>
+        </w:rPr>
+        <w:t xml:space="preserve">, and optional </w:t>
+      </w:r>
+      <w:r>
+        <w:rPr>
+          <w:rFonts w:ascii="Times New Roman" w:eastAsia="Times New Roman" w:hAnsi="Times New Roman" w:cs="Times New Roman"/>
+          <w:b/>
+          <w:bCs/>
+          <w:sz w:val="24"/>
+          <w:szCs w:val="24"/>
+        </w:rPr>
+        <w:t>OAuth 2.0 APIs</w:t>
+      </w:r>
+      <w:r>
+        <w:rPr>
+          <w:rFonts w:ascii="Times New Roman" w:eastAsia="Times New Roman" w:hAnsi="Times New Roman" w:cs="Times New Roman"/>
+          <w:sz w:val="24"/>
+          <w:szCs w:val="24"/>
+        </w:rPr>
+        <w:t xml:space="preserve"> may be integrated for third-party authentication in future versions.</w:t>
+      </w:r>
+    </w:p>
+    <w:p>
+      <w:pPr>
+        <w:spacing w:before="100" w:beforeAutospacing="1" w:after="100" w:afterAutospacing="1" w:line="240" w:lineRule="auto"/>
+        <w:outlineLvl w:val="2"/>
+        <w:rPr>
+          <w:rStyle w:val="Strong"/>
+          <w:rFonts w:ascii="Arial" w:hAnsi="Arial"/>
+          <w:iCs/>
+          <w:sz w:val="24"/>
+          <w:szCs w:val="20"/>
+        </w:rPr>
+      </w:pPr>
+      <w:r>
+        <w:rPr>
+          <w:rStyle w:val="Strong"/>
+          <w:rFonts w:ascii="Arial" w:hAnsi="Arial"/>
+          <w:iCs/>
+          <w:sz w:val="24"/>
+          <w:szCs w:val="20"/>
+        </w:rPr>
+        <w:t>3.1.5 Communications Interfaces</w:t>
+      </w:r>
+    </w:p>
+    <w:p>
+      <w:pPr>
+        <w:spacing w:before="100" w:beforeAutospacing="1" w:after="100" w:afterAutospacing="1" w:line="240" w:lineRule="auto"/>
+        <w:ind w:firstLine="720"/>
+        <w:rPr>
+          <w:rFonts w:ascii="Times New Roman" w:eastAsia="Times New Roman" w:hAnsi="Times New Roman" w:cs="Times New Roman"/>
+          <w:sz w:val="24"/>
+          <w:szCs w:val="24"/>
+        </w:rPr>
+      </w:pPr>
+      <w:r>
+        <w:rPr>
+          <w:rFonts w:ascii="Times New Roman" w:eastAsia="Times New Roman" w:hAnsi="Times New Roman" w:cs="Times New Roman"/>
+          <w:sz w:val="24"/>
+          <w:szCs w:val="24"/>
+        </w:rPr>
+        <w:t xml:space="preserve">All communication between clients and the HMS server uses </w:t>
+      </w:r>
+      <w:r>
+        <w:rPr>
+          <w:rFonts w:ascii="Times New Roman" w:eastAsia="Times New Roman" w:hAnsi="Times New Roman" w:cs="Times New Roman"/>
+          <w:b/>
+          <w:bCs/>
+          <w:sz w:val="24"/>
+          <w:szCs w:val="24"/>
+        </w:rPr>
+        <w:t>HTTPS</w:t>
+      </w:r>
+      <w:r>
+        <w:rPr>
+          <w:rFonts w:ascii="Times New Roman" w:eastAsia="Times New Roman" w:hAnsi="Times New Roman" w:cs="Times New Roman"/>
+          <w:sz w:val="24"/>
+          <w:szCs w:val="24"/>
+        </w:rPr>
+        <w:t xml:space="preserve"> enforced with SSL/TLS encryption to protect sensitive patient and staff data. Underlying network communication is managed through </w:t>
+      </w:r>
+      <w:r>
+        <w:rPr>
+          <w:rFonts w:ascii="Times New Roman" w:eastAsia="Times New Roman" w:hAnsi="Times New Roman" w:cs="Times New Roman"/>
+          <w:b/>
+          <w:bCs/>
+          <w:sz w:val="24"/>
+          <w:szCs w:val="24"/>
+        </w:rPr>
+        <w:t>TCP/IP</w:t>
+      </w:r>
+      <w:r>
+        <w:rPr>
+          <w:rFonts w:ascii="Times New Roman" w:eastAsia="Times New Roman" w:hAnsi="Times New Roman" w:cs="Times New Roman"/>
+          <w:sz w:val="24"/>
+          <w:szCs w:val="24"/>
+        </w:rPr>
+        <w:t xml:space="preserve"> for reliable data delivery. </w:t>
+      </w:r>
+      <w:r>
+        <w:rPr>
+          <w:rFonts w:ascii="Times New Roman" w:eastAsia="Times New Roman" w:hAnsi="Times New Roman" w:cs="Times New Roman"/>
+          <w:b/>
+          <w:bCs/>
+          <w:sz w:val="24"/>
+          <w:szCs w:val="24"/>
+        </w:rPr>
+        <w:t>SMTP</w:t>
+      </w:r>
+      <w:r>
+        <w:rPr>
+          <w:rFonts w:ascii="Times New Roman" w:eastAsia="Times New Roman" w:hAnsi="Times New Roman" w:cs="Times New Roman"/>
+          <w:sz w:val="24"/>
+          <w:szCs w:val="24"/>
+        </w:rPr>
+        <w:t xml:space="preserve"> is used for all system-generated emails including appointment confirmations, discharge summaries, and password resets.</w:t>
+      </w:r>
+    </w:p>
+    <w:p>
+      <w:pPr>
+        <w:spacing w:before="100" w:beforeAutospacing="1" w:after="100" w:afterAutospacing="1" w:line="240" w:lineRule="auto"/>
+        <w:ind w:firstLine="720"/>
+        <w:rPr>
+          <w:rFonts w:ascii="Times New Roman" w:eastAsia="Times New Roman" w:hAnsi="Times New Roman" w:cs="Times New Roman"/>
+          <w:sz w:val="24"/>
+          <w:szCs w:val="24"/>
+        </w:rPr>
+      </w:pPr>
+      <w:r>
+        <w:rPr>
+          <w:rFonts w:ascii="Times New Roman" w:eastAsia="Times New Roman" w:hAnsi="Times New Roman" w:cs="Times New Roman"/>
+          <w:sz w:val="24"/>
+          <w:szCs w:val="24"/>
+        </w:rPr>
+        <w:t xml:space="preserve">Data exchange between frontend and backend uses </w:t>
+      </w:r>
+      <w:r>
+        <w:rPr>
+          <w:rFonts w:ascii="Times New Roman" w:eastAsia="Times New Roman" w:hAnsi="Times New Roman" w:cs="Times New Roman"/>
+          <w:b/>
+          <w:bCs/>
+          <w:sz w:val="24"/>
+          <w:szCs w:val="24"/>
+        </w:rPr>
+        <w:t>JSON</w:t>
+      </w:r>
+      <w:r>
+        <w:rPr>
+          <w:rFonts w:ascii="Times New Roman" w:eastAsia="Times New Roman" w:hAnsi="Times New Roman" w:cs="Times New Roman"/>
+          <w:sz w:val="24"/>
+          <w:szCs w:val="24"/>
+        </w:rPr>
+        <w:t xml:space="preserve"> as the primary format for API responses. Standard ports include Port 443 for HTTPS, Port 80 for HTTP (redirected to HTTPS), </w:t>
+      </w:r>
+      <w:r>
+        <w:rPr>
+          <w:rFonts w:ascii="Times New Roman" w:eastAsia="Times New Roman" w:hAnsi="Times New Roman" w:cs="Times New Roman"/>
+          <w:sz w:val="24"/>
+          <w:szCs w:val="24"/>
+        </w:rPr>
+        <w:lastRenderedPageBreak/>
+        <w:t>and Port 25/587 for SMTP. Cross-site scripting (XSS) and SQL injection protections are enforced at all communication layers.</w:t>
+      </w:r>
+    </w:p>
+    <w:p>
+      <w:pPr>
         <w:pStyle w:val="Heading2"/>
         <w:rPr>
           <w:sz w:val="28"/>
           <w:szCs w:val="28"/>
         </w:rPr>
       </w:pPr>
+      <w:bookmarkStart w:id="31" w:name="_Toc223170647"/>
       <w:r>
         <w:rPr>
           <w:rStyle w:val="Strong"/>
@@ -7433,43 +7229,16 @@
           <w:sz w:val="28"/>
           <w:szCs w:val="28"/>
         </w:rPr>
-        <w:t>3. Specific Requirements</w:t>
-      </w:r>
-    </w:p>
-    <w:p>
-      <w:pPr>
-        <w:pStyle w:val="Heading3"/>
-        <w:rPr>
-          <w:i w:val="0"/>
-          <w:iCs/>
-        </w:rPr>
-      </w:pPr>
-      <w:r>
-        <w:rPr>
-          <w:rStyle w:val="Strong"/>
-          <w:i w:val="0"/>
-          <w:iCs/>
-        </w:rPr>
-        <w:t>3.1 External Interface Requirements</w:t>
-      </w:r>
-    </w:p>
-    <w:p>
-      <w:pPr>
-        <w:spacing w:before="100" w:beforeAutospacing="1" w:after="100" w:afterAutospacing="1" w:line="240" w:lineRule="auto"/>
-        <w:ind w:firstLine="720"/>
-        <w:rPr>
-          <w:rFonts w:ascii="Times New Roman" w:eastAsia="Times New Roman" w:hAnsi="Times New Roman" w:cs="Times New Roman"/>
-          <w:sz w:val="24"/>
-          <w:szCs w:val="24"/>
-        </w:rPr>
-      </w:pPr>
-      <w:r>
-        <w:rPr>
-          <w:rFonts w:ascii="Times New Roman" w:eastAsia="Times New Roman" w:hAnsi="Times New Roman" w:cs="Times New Roman"/>
-          <w:sz w:val="24"/>
-          <w:szCs w:val="24"/>
-        </w:rPr>
-        <w:t>This section describes how HMS interacts with external entities including users, hardware, software systems, and communication protocols.</w:t>
+        <w:t>3.2 Functional Requirements</w:t>
+      </w:r>
+      <w:bookmarkEnd w:id="31"/>
+    </w:p>
+    <w:p>
+      <w:pPr>
+        <w:pStyle w:val="NormalWeb"/>
+      </w:pPr>
+      <w:r>
+        <w:t>Below is a detailed breakdown by module.</w:t>
       </w:r>
     </w:p>
     <w:p>
@@ -7492,13 +7261,12 @@
           <w:sz w:val="24"/>
           <w:szCs w:val="20"/>
         </w:rPr>
-        <w:t>3.1.1 System Interfaces</w:t>
+        <w:t>3.2.1 Authentication and Account Management</w:t>
       </w:r>
     </w:p>
     <w:p>
       <w:pPr>
         <w:spacing w:before="100" w:beforeAutospacing="1" w:after="100" w:afterAutospacing="1" w:line="240" w:lineRule="auto"/>
-        <w:ind w:firstLine="720"/>
         <w:rPr>
           <w:rFonts w:ascii="Times New Roman" w:eastAsia="Times New Roman" w:hAnsi="Times New Roman" w:cs="Times New Roman"/>
           <w:sz w:val="24"/>
@@ -7511,27 +7279,18 @@
           <w:sz w:val="24"/>
           <w:szCs w:val="24"/>
         </w:rPr>
-        <w:t>HMS is primarily a self-contained web-based platform but interfaces with several external systems to deliver its full functionality.</w:t>
+        <w:t>This module handles secure registration, login, and account management for all system users including Patients, Doctors, Nurses, and Administrators.</w:t>
       </w:r>
     </w:p>
     <w:p>
       <w:pPr>
         <w:spacing w:before="100" w:beforeAutospacing="1" w:after="100" w:afterAutospacing="1" w:line="240" w:lineRule="auto"/>
-        <w:ind w:firstLine="720"/>
         <w:rPr>
           <w:rFonts w:ascii="Times New Roman" w:eastAsia="Times New Roman" w:hAnsi="Times New Roman" w:cs="Times New Roman"/>
           <w:sz w:val="24"/>
           <w:szCs w:val="24"/>
         </w:rPr>
       </w:pPr>
-      <w:r>
-        <w:rPr>
-          <w:rFonts w:ascii="Times New Roman" w:eastAsia="Times New Roman" w:hAnsi="Times New Roman" w:cs="Times New Roman"/>
-          <w:sz w:val="24"/>
-          <w:szCs w:val="24"/>
-        </w:rPr>
-        <w:t xml:space="preserve">The system communicates with an </w:t>
-      </w:r>
       <w:r>
         <w:rPr>
           <w:rFonts w:ascii="Times New Roman" w:eastAsia="Times New Roman" w:hAnsi="Times New Roman" w:cs="Times New Roman"/>
@@ -7540,7 +7299,7 @@
           <w:sz w:val="24"/>
           <w:szCs w:val="24"/>
         </w:rPr>
-        <w:t>Email Server</w:t>
+        <w:t>Inputs</w:t>
       </w:r>
       <w:r>
         <w:rPr>
@@ -7548,7 +7307,7 @@
           <w:sz w:val="24"/>
           <w:szCs w:val="24"/>
         </w:rPr>
-        <w:t xml:space="preserve"> via SMTP to send appointment confirmations, test result notifications, billing summaries, and password reset links. This communication is triggered automatically by backend events. It also communicates with a </w:t>
+        <w:t xml:space="preserve"> include name, email, password, and role during registration; email and password during login; and registered email during password recovery. </w:t>
       </w:r>
       <w:r>
         <w:rPr>
@@ -7558,7 +7317,7 @@
           <w:sz w:val="24"/>
           <w:szCs w:val="24"/>
         </w:rPr>
-        <w:t>MySQL Database Management System</w:t>
+        <w:t>Processing</w:t>
       </w:r>
       <w:r>
         <w:rPr>
@@ -7566,26 +7325,7 @@
           <w:sz w:val="24"/>
           <w:szCs w:val="24"/>
         </w:rPr>
-        <w:t xml:space="preserve"> for all data storage and retrieval, with all queries executed securely through the backend application layer.</w:t>
-      </w:r>
-    </w:p>
-    <w:p>
-      <w:pPr>
-        <w:spacing w:before="100" w:beforeAutospacing="1" w:after="100" w:afterAutospacing="1" w:line="240" w:lineRule="auto"/>
-        <w:ind w:firstLine="720"/>
-        <w:rPr>
-          <w:rFonts w:ascii="Times New Roman" w:eastAsia="Times New Roman" w:hAnsi="Times New Roman" w:cs="Times New Roman"/>
-          <w:sz w:val="24"/>
-          <w:szCs w:val="24"/>
-        </w:rPr>
-      </w:pPr>
-      <w:r>
-        <w:rPr>
-          <w:rFonts w:ascii="Times New Roman" w:eastAsia="Times New Roman" w:hAnsi="Times New Roman" w:cs="Times New Roman"/>
-          <w:sz w:val="24"/>
-          <w:szCs w:val="24"/>
-        </w:rPr>
-        <w:t xml:space="preserve">Client users access the system through standard </w:t>
+        <w:t xml:space="preserve"> involves input validation, password encryption, session token generation, and email dispatch for verification and resets. </w:t>
       </w:r>
       <w:r>
         <w:rPr>
@@ -7595,7 +7335,7 @@
           <w:sz w:val="24"/>
           <w:szCs w:val="24"/>
         </w:rPr>
-        <w:t>Web Browsers</w:t>
+        <w:t>Outputs</w:t>
       </w:r>
       <w:r>
         <w:rPr>
@@ -7603,7 +7343,7 @@
           <w:sz w:val="24"/>
           <w:szCs w:val="24"/>
         </w:rPr>
-        <w:t xml:space="preserve"> using HTTP/HTTPS protocols. The system renders dynamic pages in response to user interactions. Future versions may optionally integrate with </w:t>
+        <w:t xml:space="preserve"> include success or failure notifications, dashboard redirection, and confirmation emails. </w:t>
       </w:r>
       <w:r>
         <w:rPr>
@@ -7613,7 +7353,7 @@
           <w:sz w:val="24"/>
           <w:szCs w:val="24"/>
         </w:rPr>
-        <w:t>third-party APIs</w:t>
+        <w:t>Error Handling</w:t>
       </w:r>
       <w:r>
         <w:rPr>
@@ -7621,7 +7361,7 @@
           <w:sz w:val="24"/>
           <w:szCs w:val="24"/>
         </w:rPr>
-        <w:t xml:space="preserve"> such as national health ID verification services, insurance claim portals, or diagnostic equipment data systems.</w:t>
+        <w:t xml:space="preserve"> covers invalid credentials, duplicate accounts, expired reset links, and login lockout after excessive failed attempts.</w:t>
       </w:r>
     </w:p>
     <w:p>
@@ -7644,46 +7384,18 @@
           <w:sz w:val="24"/>
           <w:szCs w:val="20"/>
         </w:rPr>
-        <w:t>3.1.2 User Interfaces</w:t>
+        <w:t>3.2.2 Patient Functionalities</w:t>
       </w:r>
     </w:p>
     <w:p>
       <w:pPr>
         <w:spacing w:before="100" w:beforeAutospacing="1" w:after="100" w:afterAutospacing="1" w:line="240" w:lineRule="auto"/>
-        <w:ind w:firstLine="720"/>
         <w:rPr>
           <w:rFonts w:ascii="Times New Roman" w:eastAsia="Times New Roman" w:hAnsi="Times New Roman" w:cs="Times New Roman"/>
           <w:sz w:val="24"/>
           <w:szCs w:val="24"/>
         </w:rPr>
       </w:pPr>
-      <w:r>
-        <w:rPr>
-          <w:rFonts w:ascii="Times New Roman" w:eastAsia="Times New Roman" w:hAnsi="Times New Roman" w:cs="Times New Roman"/>
-          <w:sz w:val="24"/>
-          <w:szCs w:val="24"/>
-        </w:rPr>
-        <w:t>HMS provides a web-based graphical user interface designed for clarity, responsiveness, and role-based access across all user types.</w:t>
-      </w:r>
-    </w:p>
-    <w:p>
-      <w:pPr>
-        <w:spacing w:before="100" w:beforeAutospacing="1" w:after="100" w:afterAutospacing="1" w:line="240" w:lineRule="auto"/>
-        <w:ind w:firstLine="720"/>
-        <w:rPr>
-          <w:rFonts w:ascii="Times New Roman" w:eastAsia="Times New Roman" w:hAnsi="Times New Roman" w:cs="Times New Roman"/>
-          <w:sz w:val="24"/>
-          <w:szCs w:val="24"/>
-        </w:rPr>
-      </w:pPr>
-      <w:r>
-        <w:rPr>
-          <w:rFonts w:ascii="Times New Roman" w:eastAsia="Times New Roman" w:hAnsi="Times New Roman" w:cs="Times New Roman"/>
-          <w:sz w:val="24"/>
-          <w:szCs w:val="24"/>
-        </w:rPr>
-        <w:t xml:space="preserve">The </w:t>
-      </w:r>
       <w:r>
         <w:rPr>
           <w:rFonts w:ascii="Times New Roman" w:eastAsia="Times New Roman" w:hAnsi="Times New Roman" w:cs="Times New Roman"/>
@@ -7692,7 +7404,7 @@
           <w:sz w:val="24"/>
           <w:szCs w:val="24"/>
         </w:rPr>
-        <w:t>Login and Registration Interface</w:t>
+        <w:t>3.2.2.1 Register and Setup Profile:</w:t>
       </w:r>
       <w:r>
         <w:rPr>
@@ -7700,27 +7412,18 @@
           <w:sz w:val="24"/>
           <w:szCs w:val="24"/>
         </w:rPr>
-        <w:t xml:space="preserve"> provides options for patient self-registration and staff login. It includes fields for credentials, password recovery links, and role-specific redirection after login. Validation messages are displayed for incorrect or missing inputs.</w:t>
+        <w:t xml:space="preserve"> Patients can create a profile with personal details including name, date of birth, gender, contact number, address, and emergency contact. The system validates and stores the data securely, and prompts for any missing required fields.</w:t>
       </w:r>
     </w:p>
     <w:p>
       <w:pPr>
         <w:spacing w:before="100" w:beforeAutospacing="1" w:after="100" w:afterAutospacing="1" w:line="240" w:lineRule="auto"/>
-        <w:ind w:firstLine="720"/>
         <w:rPr>
           <w:rFonts w:ascii="Times New Roman" w:eastAsia="Times New Roman" w:hAnsi="Times New Roman" w:cs="Times New Roman"/>
           <w:sz w:val="24"/>
           <w:szCs w:val="24"/>
         </w:rPr>
       </w:pPr>
-      <w:r>
-        <w:rPr>
-          <w:rFonts w:ascii="Times New Roman" w:eastAsia="Times New Roman" w:hAnsi="Times New Roman" w:cs="Times New Roman"/>
-          <w:sz w:val="24"/>
-          <w:szCs w:val="24"/>
-        </w:rPr>
-        <w:t xml:space="preserve">The </w:t>
-      </w:r>
       <w:r>
         <w:rPr>
           <w:rFonts w:ascii="Times New Roman" w:eastAsia="Times New Roman" w:hAnsi="Times New Roman" w:cs="Times New Roman"/>
@@ -7729,7 +7432,7 @@
           <w:sz w:val="24"/>
           <w:szCs w:val="24"/>
         </w:rPr>
-        <w:t>Patient Interface</w:t>
+        <w:t>3.2.2.2 Book Appointment:</w:t>
       </w:r>
       <w:r>
         <w:rPr>
@@ -7737,27 +7440,18 @@
           <w:sz w:val="24"/>
           <w:szCs w:val="24"/>
         </w:rPr>
-        <w:t xml:space="preserve"> includes a dashboard showing upcoming appointments, recent prescriptions, and lab results; an appointment booking page with doctor and time slot selection; a medical history page showing past visits, diagnoses, and prescriptions; and a notifications section for appointment reminders and test result alerts.</w:t>
+        <w:t xml:space="preserve"> Patients can select a doctor, view available time slots, and confirm an appointment. The system records the booking, sends a confirmation email, and prevents double booking of the same slot.</w:t>
       </w:r>
     </w:p>
     <w:p>
       <w:pPr>
         <w:spacing w:before="100" w:beforeAutospacing="1" w:after="100" w:afterAutospacing="1" w:line="240" w:lineRule="auto"/>
-        <w:ind w:firstLine="720"/>
         <w:rPr>
           <w:rFonts w:ascii="Times New Roman" w:eastAsia="Times New Roman" w:hAnsi="Times New Roman" w:cs="Times New Roman"/>
           <w:sz w:val="24"/>
           <w:szCs w:val="24"/>
         </w:rPr>
       </w:pPr>
-      <w:r>
-        <w:rPr>
-          <w:rFonts w:ascii="Times New Roman" w:eastAsia="Times New Roman" w:hAnsi="Times New Roman" w:cs="Times New Roman"/>
-          <w:sz w:val="24"/>
-          <w:szCs w:val="24"/>
-        </w:rPr>
-        <w:t xml:space="preserve">The </w:t>
-      </w:r>
       <w:r>
         <w:rPr>
           <w:rFonts w:ascii="Times New Roman" w:eastAsia="Times New Roman" w:hAnsi="Times New Roman" w:cs="Times New Roman"/>
@@ -7766,7 +7460,7 @@
           <w:sz w:val="24"/>
           <w:szCs w:val="24"/>
         </w:rPr>
-        <w:t>Doctor Interface</w:t>
+        <w:t>3.2.2.3 View Medical History:</w:t>
       </w:r>
       <w:r>
         <w:rPr>
@@ -7774,28 +7468,18 @@
           <w:sz w:val="24"/>
           <w:szCs w:val="24"/>
         </w:rPr>
-        <w:t xml:space="preserve"> includes a dashboard showing today's appointments and pending tasks; a patient record page for viewing and updating diagnoses, prescriptions, and notes; an appointment management section; and a prescription writing tool integrated with the pharmacy module.</w:t>
+        <w:t xml:space="preserve"> Patients can access a history of past visits, diagnoses, and prescriptions associated with their account, displayed in a clear and chronological format.</w:t>
       </w:r>
     </w:p>
     <w:p>
       <w:pPr>
         <w:spacing w:before="100" w:beforeAutospacing="1" w:after="100" w:afterAutospacing="1" w:line="240" w:lineRule="auto"/>
-        <w:ind w:firstLine="720"/>
         <w:rPr>
           <w:rFonts w:ascii="Times New Roman" w:eastAsia="Times New Roman" w:hAnsi="Times New Roman" w:cs="Times New Roman"/>
           <w:sz w:val="24"/>
           <w:szCs w:val="24"/>
         </w:rPr>
       </w:pPr>
-      <w:r>
-        <w:rPr>
-          <w:rFonts w:ascii="Times New Roman" w:eastAsia="Times New Roman" w:hAnsi="Times New Roman" w:cs="Times New Roman"/>
-          <w:sz w:val="24"/>
-          <w:szCs w:val="24"/>
-        </w:rPr>
-        <w:lastRenderedPageBreak/>
-        <w:t xml:space="preserve">The </w:t>
-      </w:r>
       <w:r>
         <w:rPr>
           <w:rFonts w:ascii="Times New Roman" w:eastAsia="Times New Roman" w:hAnsi="Times New Roman" w:cs="Times New Roman"/>
@@ -7804,7 +7488,7 @@
           <w:sz w:val="24"/>
           <w:szCs w:val="24"/>
         </w:rPr>
-        <w:t>Admin Interface</w:t>
+        <w:t>3.2.2.4 View Lab Reports:</w:t>
       </w:r>
       <w:r>
         <w:rPr>
@@ -7812,13 +7496,12 @@
           <w:sz w:val="24"/>
           <w:szCs w:val="24"/>
         </w:rPr>
-        <w:t xml:space="preserve"> includes a system dashboard with hospital-wide statistics; a patient and staff management panel; a billing and invoice management page; a bed and resource allocation section; and a reports and analytics page.</w:t>
+        <w:t xml:space="preserve"> Patients can view uploaded laboratory test results linked to their profile, with the status showing as pending or available.</w:t>
       </w:r>
     </w:p>
     <w:p>
       <w:pPr>
         <w:spacing w:before="100" w:beforeAutospacing="1" w:after="100" w:afterAutospacing="1" w:line="240" w:lineRule="auto"/>
-        <w:ind w:firstLine="720"/>
         <w:rPr>
           <w:rFonts w:ascii="Times New Roman" w:eastAsia="Times New Roman" w:hAnsi="Times New Roman" w:cs="Times New Roman"/>
           <w:sz w:val="24"/>
@@ -7828,10 +7511,48 @@
       <w:r>
         <w:rPr>
           <w:rFonts w:ascii="Times New Roman" w:eastAsia="Times New Roman" w:hAnsi="Times New Roman" w:cs="Times New Roman"/>
+          <w:b/>
+          <w:bCs/>
           <w:sz w:val="24"/>
           <w:szCs w:val="24"/>
         </w:rPr>
-        <w:t>All interfaces share consistent navigation, responsive design for desktop and mobile, clear error messages, and session timeout security.</w:t>
+        <w:t>3.2.2.5 Cancel or Reschedule Appointment:</w:t>
+      </w:r>
+      <w:r>
+        <w:rPr>
+          <w:rFonts w:ascii="Times New Roman" w:eastAsia="Times New Roman" w:hAnsi="Times New Roman" w:cs="Times New Roman"/>
+          <w:sz w:val="24"/>
+          <w:szCs w:val="24"/>
+        </w:rPr>
+        <w:t xml:space="preserve"> Patients can cancel or request rescheduling of upcoming appointments, subject to hospital policy on notice periods.</w:t>
+      </w:r>
+    </w:p>
+    <w:p>
+      <w:pPr>
+        <w:spacing w:before="100" w:beforeAutospacing="1" w:after="100" w:afterAutospacing="1" w:line="240" w:lineRule="auto"/>
+        <w:rPr>
+          <w:rFonts w:ascii="Times New Roman" w:eastAsia="Times New Roman" w:hAnsi="Times New Roman" w:cs="Times New Roman"/>
+          <w:sz w:val="24"/>
+          <w:szCs w:val="24"/>
+        </w:rPr>
+      </w:pPr>
+      <w:r>
+        <w:rPr>
+          <w:rFonts w:ascii="Times New Roman" w:eastAsia="Times New Roman" w:hAnsi="Times New Roman" w:cs="Times New Roman"/>
+          <w:b/>
+          <w:bCs/>
+          <w:sz w:val="24"/>
+          <w:szCs w:val="24"/>
+        </w:rPr>
+        <w:t>3.2.2.6 Receive Notifications:</w:t>
+      </w:r>
+      <w:r>
+        <w:rPr>
+          <w:rFonts w:ascii="Times New Roman" w:eastAsia="Times New Roman" w:hAnsi="Times New Roman" w:cs="Times New Roman"/>
+          <w:sz w:val="24"/>
+          <w:szCs w:val="24"/>
+        </w:rPr>
+        <w:t xml:space="preserve"> Patients receive automated email or in-system alerts for appointment reminders, lab result availability, and prescription updates.</w:t>
       </w:r>
     </w:p>
     <w:p>
@@ -7854,13 +7575,12 @@
           <w:sz w:val="24"/>
           <w:szCs w:val="20"/>
         </w:rPr>
-        <w:t>3.1.3 Hardware Interfaces</w:t>
+        <w:t>3.2.3 Doctor Functionalities</w:t>
       </w:r>
     </w:p>
     <w:p>
       <w:pPr>
         <w:spacing w:before="100" w:beforeAutospacing="1" w:after="100" w:afterAutospacing="1" w:line="240" w:lineRule="auto"/>
-        <w:ind w:firstLine="720"/>
         <w:rPr>
           <w:rFonts w:ascii="Times New Roman" w:eastAsia="Times New Roman" w:hAnsi="Times New Roman" w:cs="Times New Roman"/>
           <w:sz w:val="24"/>
@@ -7870,29 +7590,133 @@
       <w:r>
         <w:rPr>
           <w:rFonts w:ascii="Times New Roman" w:eastAsia="Times New Roman" w:hAnsi="Times New Roman" w:cs="Times New Roman"/>
+          <w:b/>
+          <w:bCs/>
           <w:sz w:val="24"/>
           <w:szCs w:val="24"/>
         </w:rPr>
-        <w:t>HMS is a web-based application and does not directly control external hardware. However, it relies on standard server and client infrastructure. The server must meet minimum requirements including a Quad-Core CPU, 16 GB RAM, 500 GB SSD, and a 20 Mbps network connection. Client devices include desktop computers, laptops, and tablets with modern browsers and internet access.</w:t>
-      </w:r>
-    </w:p>
-    <w:p>
-      <w:pPr>
-        <w:spacing w:before="100" w:beforeAutospacing="1" w:after="100" w:afterAutospacing="1" w:line="240" w:lineRule="auto"/>
-        <w:ind w:firstLine="720"/>
+        <w:lastRenderedPageBreak/>
+        <w:t>3.2.3.1 Manage Schedule:</w:t>
+      </w:r>
+      <w:r>
         <w:rPr>
           <w:rFonts w:ascii="Times New Roman" w:eastAsia="Times New Roman" w:hAnsi="Times New Roman" w:cs="Times New Roman"/>
           <w:sz w:val="24"/>
           <w:szCs w:val="24"/>
         </w:rPr>
-      </w:pPr>
-      <w:r>
+        <w:t xml:space="preserve"> Doctors can view their daily and weekly appointment calendar, mark slots as unavailable, and receive alerts for new bookings.</w:t>
+      </w:r>
+    </w:p>
+    <w:p>
+      <w:pPr>
+        <w:spacing w:before="100" w:beforeAutospacing="1" w:after="100" w:afterAutospacing="1" w:line="240" w:lineRule="auto"/>
         <w:rPr>
           <w:rFonts w:ascii="Times New Roman" w:eastAsia="Times New Roman" w:hAnsi="Times New Roman" w:cs="Times New Roman"/>
           <w:sz w:val="24"/>
           <w:szCs w:val="24"/>
         </w:rPr>
-        <w:t>Optional hardware such as barcode scanners for patient wristband identification or label printers for pharmacy may be integrated in future versions. For now, no specialized hardware interface is required.</w:t>
+      </w:pPr>
+      <w:r>
+        <w:rPr>
+          <w:rFonts w:ascii="Times New Roman" w:eastAsia="Times New Roman" w:hAnsi="Times New Roman" w:cs="Times New Roman"/>
+          <w:b/>
+          <w:bCs/>
+          <w:sz w:val="24"/>
+          <w:szCs w:val="24"/>
+        </w:rPr>
+        <w:t>3.2.3.2 View Patient Records:</w:t>
+      </w:r>
+      <w:r>
+        <w:rPr>
+          <w:rFonts w:ascii="Times New Roman" w:eastAsia="Times New Roman" w:hAnsi="Times New Roman" w:cs="Times New Roman"/>
+          <w:sz w:val="24"/>
+          <w:szCs w:val="24"/>
+        </w:rPr>
+        <w:t xml:space="preserve"> Doctors can access a patient's complete medical history including past visits, diagnoses, prescriptions, allergies, and lab results before or during a consultation.</w:t>
+      </w:r>
+    </w:p>
+    <w:p>
+      <w:pPr>
+        <w:spacing w:before="100" w:beforeAutospacing="1" w:after="100" w:afterAutospacing="1" w:line="240" w:lineRule="auto"/>
+        <w:rPr>
+          <w:rFonts w:ascii="Times New Roman" w:eastAsia="Times New Roman" w:hAnsi="Times New Roman" w:cs="Times New Roman"/>
+          <w:sz w:val="24"/>
+          <w:szCs w:val="24"/>
+        </w:rPr>
+      </w:pPr>
+      <w:r>
+        <w:rPr>
+          <w:rFonts w:ascii="Times New Roman" w:eastAsia="Times New Roman" w:hAnsi="Times New Roman" w:cs="Times New Roman"/>
+          <w:b/>
+          <w:bCs/>
+          <w:sz w:val="24"/>
+          <w:szCs w:val="24"/>
+        </w:rPr>
+        <w:t>3.2.3.3 Write Prescriptions:</w:t>
+      </w:r>
+      <w:r>
+        <w:rPr>
+          <w:rFonts w:ascii="Times New Roman" w:eastAsia="Times New Roman" w:hAnsi="Times New Roman" w:cs="Times New Roman"/>
+          <w:sz w:val="24"/>
+          <w:szCs w:val="24"/>
+        </w:rPr>
+        <w:t xml:space="preserve"> Doctors can create digital prescriptions linked to a patient's record, specifying medication name, dosage, frequency, and duration. Prescriptions are sent automatically to the pharmacy module.</w:t>
+      </w:r>
+    </w:p>
+    <w:p>
+      <w:pPr>
+        <w:spacing w:before="100" w:beforeAutospacing="1" w:after="100" w:afterAutospacing="1" w:line="240" w:lineRule="auto"/>
+        <w:rPr>
+          <w:rFonts w:ascii="Times New Roman" w:eastAsia="Times New Roman" w:hAnsi="Times New Roman" w:cs="Times New Roman"/>
+          <w:sz w:val="24"/>
+          <w:szCs w:val="24"/>
+        </w:rPr>
+      </w:pPr>
+      <w:r>
+        <w:rPr>
+          <w:rFonts w:ascii="Times New Roman" w:eastAsia="Times New Roman" w:hAnsi="Times New Roman" w:cs="Times New Roman"/>
+          <w:b/>
+          <w:bCs/>
+          <w:sz w:val="24"/>
+          <w:szCs w:val="24"/>
+        </w:rPr>
+        <w:t>3.2.3.4 Order Lab Tests:</w:t>
+      </w:r>
+      <w:r>
+        <w:rPr>
+          <w:rFonts w:ascii="Times New Roman" w:eastAsia="Times New Roman" w:hAnsi="Times New Roman" w:cs="Times New Roman"/>
+          <w:sz w:val="24"/>
+          <w:szCs w:val="24"/>
+        </w:rPr>
+        <w:t xml:space="preserve"> Doctors can request laboratory tests for patients, which generate a test order visible to the laboratory staff for processing.</w:t>
+      </w:r>
+    </w:p>
+    <w:p>
+      <w:pPr>
+        <w:spacing w:before="100" w:beforeAutospacing="1" w:after="100" w:afterAutospacing="1" w:line="240" w:lineRule="auto"/>
+        <w:rPr>
+          <w:rFonts w:ascii="Times New Roman" w:eastAsia="Times New Roman" w:hAnsi="Times New Roman" w:cs="Times New Roman"/>
+          <w:sz w:val="24"/>
+          <w:szCs w:val="24"/>
+        </w:rPr>
+      </w:pPr>
+      <w:r>
+        <w:rPr>
+          <w:rFonts w:ascii="Times New Roman" w:eastAsia="Times New Roman" w:hAnsi="Times New Roman" w:cs="Times New Roman"/>
+          <w:b/>
+          <w:bCs/>
+          <w:sz w:val="24"/>
+          <w:szCs w:val="24"/>
+        </w:rPr>
+        <w:t>3.2.3.5 Update Diagnosis Notes:</w:t>
+      </w:r>
+      <w:r>
+        <w:rPr>
+          <w:rFonts w:ascii="Times New Roman" w:eastAsia="Times New Roman" w:hAnsi="Times New Roman" w:cs="Times New Roman"/>
+          <w:sz w:val="24"/>
+          <w:szCs w:val="24"/>
+        </w:rPr>
+        <w:t xml:space="preserve"> Doctors can add clinical notes and diagnosis summaries to a patient's visit record after each consultation.</w:t>
       </w:r>
     </w:p>
     <w:p>
@@ -7915,27 +7739,18 @@
           <w:sz w:val="24"/>
           <w:szCs w:val="20"/>
         </w:rPr>
-        <w:t>3.1.4 Software Interfaces</w:t>
+        <w:t>3.2.4 Admin Functionalities</w:t>
       </w:r>
     </w:p>
     <w:p>
       <w:pPr>
         <w:spacing w:before="100" w:beforeAutospacing="1" w:after="100" w:afterAutospacing="1" w:line="240" w:lineRule="auto"/>
-        <w:ind w:firstLine="720"/>
         <w:rPr>
           <w:rFonts w:ascii="Times New Roman" w:eastAsia="Times New Roman" w:hAnsi="Times New Roman" w:cs="Times New Roman"/>
           <w:sz w:val="24"/>
           <w:szCs w:val="24"/>
         </w:rPr>
       </w:pPr>
-      <w:r>
-        <w:rPr>
-          <w:rFonts w:ascii="Times New Roman" w:eastAsia="Times New Roman" w:hAnsi="Times New Roman" w:cs="Times New Roman"/>
-          <w:sz w:val="24"/>
-          <w:szCs w:val="24"/>
-        </w:rPr>
-        <w:t xml:space="preserve">HMS interfaces with the following software components. The </w:t>
-      </w:r>
       <w:r>
         <w:rPr>
           <w:rFonts w:ascii="Times New Roman" w:eastAsia="Times New Roman" w:hAnsi="Times New Roman" w:cs="Times New Roman"/>
@@ -7944,7 +7759,7 @@
           <w:sz w:val="24"/>
           <w:szCs w:val="24"/>
         </w:rPr>
-        <w:t>Operating System</w:t>
+        <w:t>3.2.4.1 Manage Users:</w:t>
       </w:r>
       <w:r>
         <w:rPr>
@@ -7952,8 +7767,18 @@
           <w:sz w:val="24"/>
           <w:szCs w:val="24"/>
         </w:rPr>
-        <w:t xml:space="preserve"> (Windows Server 2019 or Ubuntu 20.04) provides the runtime environment. The </w:t>
-      </w:r>
+        <w:t xml:space="preserve"> Administrators can view, edit, activate, or deactivate accounts for patients, doctors, nurses, and other staff. CRUD operations are supported with confirmation prompts to prevent accidental deletion.</w:t>
+      </w:r>
+    </w:p>
+    <w:p>
+      <w:pPr>
+        <w:spacing w:before="100" w:beforeAutospacing="1" w:after="100" w:afterAutospacing="1" w:line="240" w:lineRule="auto"/>
+        <w:rPr>
+          <w:rFonts w:ascii="Times New Roman" w:eastAsia="Times New Roman" w:hAnsi="Times New Roman" w:cs="Times New Roman"/>
+          <w:sz w:val="24"/>
+          <w:szCs w:val="24"/>
+        </w:rPr>
+      </w:pPr>
       <w:r>
         <w:rPr>
           <w:rFonts w:ascii="Times New Roman" w:eastAsia="Times New Roman" w:hAnsi="Times New Roman" w:cs="Times New Roman"/>
@@ -7962,7 +7787,7 @@
           <w:sz w:val="24"/>
           <w:szCs w:val="24"/>
         </w:rPr>
-        <w:t>Web Server</w:t>
+        <w:t>3.2.4.2 Manage Appointments:</w:t>
       </w:r>
       <w:r>
         <w:rPr>
@@ -7970,8 +7795,18 @@
           <w:sz w:val="24"/>
           <w:szCs w:val="24"/>
         </w:rPr>
-        <w:t xml:space="preserve"> (Apache or Nginx) handles HTTP/HTTPS requests. The </w:t>
-      </w:r>
+        <w:t xml:space="preserve"> Admins can view all appointments across departments, assist with scheduling conflicts, and cancel or reassign appointments when necessary.</w:t>
+      </w:r>
+    </w:p>
+    <w:p>
+      <w:pPr>
+        <w:spacing w:before="100" w:beforeAutospacing="1" w:after="100" w:afterAutospacing="1" w:line="240" w:lineRule="auto"/>
+        <w:rPr>
+          <w:rFonts w:ascii="Times New Roman" w:eastAsia="Times New Roman" w:hAnsi="Times New Roman" w:cs="Times New Roman"/>
+          <w:sz w:val="24"/>
+          <w:szCs w:val="24"/>
+        </w:rPr>
+      </w:pPr>
       <w:r>
         <w:rPr>
           <w:rFonts w:ascii="Times New Roman" w:eastAsia="Times New Roman" w:hAnsi="Times New Roman" w:cs="Times New Roman"/>
@@ -7980,7 +7815,7 @@
           <w:sz w:val="24"/>
           <w:szCs w:val="24"/>
         </w:rPr>
-        <w:t>Database</w:t>
+        <w:t>3.2.4.3 Manage Billing:</w:t>
       </w:r>
       <w:r>
         <w:rPr>
@@ -7988,27 +7823,18 @@
           <w:sz w:val="24"/>
           <w:szCs w:val="24"/>
         </w:rPr>
-        <w:t xml:space="preserve"> (MySQL 8.0) stores all structured data and communicates with the backend through secure SQL queries via PDO or equivalent libraries.</w:t>
+        <w:t xml:space="preserve"> Admins can generate, edit, and finalize invoices for patients based on services rendered, including consultation fees, lab charges, and medication costs.</w:t>
       </w:r>
     </w:p>
     <w:p>
       <w:pPr>
         <w:spacing w:before="100" w:beforeAutospacing="1" w:after="100" w:afterAutospacing="1" w:line="240" w:lineRule="auto"/>
-        <w:ind w:firstLine="720"/>
         <w:rPr>
           <w:rFonts w:ascii="Times New Roman" w:eastAsia="Times New Roman" w:hAnsi="Times New Roman" w:cs="Times New Roman"/>
           <w:sz w:val="24"/>
           <w:szCs w:val="24"/>
         </w:rPr>
       </w:pPr>
-      <w:r>
-        <w:rPr>
-          <w:rFonts w:ascii="Times New Roman" w:eastAsia="Times New Roman" w:hAnsi="Times New Roman" w:cs="Times New Roman"/>
-          <w:sz w:val="24"/>
-          <w:szCs w:val="24"/>
-        </w:rPr>
-        <w:t xml:space="preserve">The </w:t>
-      </w:r>
       <w:r>
         <w:rPr>
           <w:rFonts w:ascii="Times New Roman" w:eastAsia="Times New Roman" w:hAnsi="Times New Roman" w:cs="Times New Roman"/>
@@ -8017,7 +7843,7 @@
           <w:sz w:val="24"/>
           <w:szCs w:val="24"/>
         </w:rPr>
-        <w:t>Backend Framework</w:t>
+        <w:t>3.2.4.4 Manage Beds and Wards:</w:t>
       </w:r>
       <w:r>
         <w:rPr>
@@ -8025,8 +7851,18 @@
           <w:sz w:val="24"/>
           <w:szCs w:val="24"/>
         </w:rPr>
-        <w:t xml:space="preserve"> (Java, PHP 8.x, or Node.js) handles business logic, authentication, and data processing. The </w:t>
-      </w:r>
+        <w:t xml:space="preserve"> Admins allocate and track bed availability across wards, process patient admissions (IPD), and record discharges.</w:t>
+      </w:r>
+    </w:p>
+    <w:p>
+      <w:pPr>
+        <w:spacing w:before="100" w:beforeAutospacing="1" w:after="100" w:afterAutospacing="1" w:line="240" w:lineRule="auto"/>
+        <w:rPr>
+          <w:rFonts w:ascii="Times New Roman" w:eastAsia="Times New Roman" w:hAnsi="Times New Roman" w:cs="Times New Roman"/>
+          <w:sz w:val="24"/>
+          <w:szCs w:val="24"/>
+        </w:rPr>
+      </w:pPr>
       <w:r>
         <w:rPr>
           <w:rFonts w:ascii="Times New Roman" w:eastAsia="Times New Roman" w:hAnsi="Times New Roman" w:cs="Times New Roman"/>
@@ -8035,7 +7871,7 @@
           <w:sz w:val="24"/>
           <w:szCs w:val="24"/>
         </w:rPr>
-        <w:t>Frontend</w:t>
+        <w:t>3.2.4.5 Generate Reports:</w:t>
       </w:r>
       <w:r>
         <w:rPr>
@@ -8043,8 +7879,18 @@
           <w:sz w:val="24"/>
           <w:szCs w:val="24"/>
         </w:rPr>
-        <w:t xml:space="preserve"> is built using HTML5, CSS3, and JavaScript with optional frameworks such as React.js. Email services operate through an </w:t>
-      </w:r>
+        <w:t xml:space="preserve"> Admins can produce summary reports on patient visits, revenue, appointment trends, and resource utilization for operational decision-making.</w:t>
+      </w:r>
+    </w:p>
+    <w:p>
+      <w:pPr>
+        <w:spacing w:before="100" w:beforeAutospacing="1" w:after="100" w:afterAutospacing="1" w:line="240" w:lineRule="auto"/>
+        <w:rPr>
+          <w:rFonts w:ascii="Times New Roman" w:eastAsia="Times New Roman" w:hAnsi="Times New Roman" w:cs="Times New Roman"/>
+          <w:sz w:val="24"/>
+          <w:szCs w:val="24"/>
+        </w:rPr>
+      </w:pPr>
       <w:r>
         <w:rPr>
           <w:rFonts w:ascii="Times New Roman" w:eastAsia="Times New Roman" w:hAnsi="Times New Roman" w:cs="Times New Roman"/>
@@ -8053,7 +7899,7 @@
           <w:sz w:val="24"/>
           <w:szCs w:val="24"/>
         </w:rPr>
-        <w:t>SMTP-compatible mail server</w:t>
+        <w:t>3.2.4.6 Manage Categories and Departments:</w:t>
       </w:r>
       <w:r>
         <w:rPr>
@@ -8061,888 +7907,33 @@
           <w:sz w:val="24"/>
           <w:szCs w:val="24"/>
         </w:rPr>
-        <w:t xml:space="preserve">, and optional </w:t>
-      </w:r>
-      <w:r>
-        <w:rPr>
-          <w:rFonts w:ascii="Times New Roman" w:eastAsia="Times New Roman" w:hAnsi="Times New Roman" w:cs="Times New Roman"/>
+        <w:t xml:space="preserve"> Admins can create, rename, or delete hospital departments and service categories used across the system.</w:t>
+      </w:r>
+    </w:p>
+    <w:p>
+      <w:pPr>
+        <w:pStyle w:val="Heading2"/>
+        <w:rPr>
+          <w:rStyle w:val="Strong"/>
           <w:b/>
-          <w:bCs/>
-          <w:sz w:val="24"/>
+          <w:bCs w:val="0"/>
+          <w:i/>
+          <w:iCs/>
           <w:szCs w:val="24"/>
         </w:rPr>
-        <w:t>OAuth 2.0 APIs</w:t>
-      </w:r>
-      <w:r>
-        <w:rPr>
-          <w:rFonts w:ascii="Times New Roman" w:eastAsia="Times New Roman" w:hAnsi="Times New Roman" w:cs="Times New Roman"/>
-          <w:sz w:val="24"/>
+      </w:pPr>
+      <w:bookmarkStart w:id="32" w:name="_Toc223170648"/>
+      <w:r>
+        <w:rPr>
+          <w:rStyle w:val="Strong"/>
+          <w:b/>
+          <w:bCs w:val="0"/>
+          <w:iCs/>
           <w:szCs w:val="24"/>
         </w:rPr>
-        <w:t xml:space="preserve"> may be integrated for third-party authentication in future versions.</w:t>
-      </w:r>
-    </w:p>
-    <w:p>
-      <w:pPr>
-        <w:spacing w:before="100" w:beforeAutospacing="1" w:after="100" w:afterAutospacing="1" w:line="240" w:lineRule="auto"/>
-        <w:outlineLvl w:val="2"/>
-        <w:rPr>
-          <w:rStyle w:val="Strong"/>
-          <w:rFonts w:ascii="Arial" w:hAnsi="Arial"/>
-          <w:iCs/>
-          <w:sz w:val="24"/>
-          <w:szCs w:val="20"/>
-        </w:rPr>
-      </w:pPr>
-      <w:r>
-        <w:rPr>
-          <w:rStyle w:val="Strong"/>
-          <w:rFonts w:ascii="Arial" w:hAnsi="Arial"/>
-          <w:iCs/>
-          <w:sz w:val="24"/>
-          <w:szCs w:val="20"/>
-        </w:rPr>
-        <w:t>3.1.5 Communications Interfaces</w:t>
-      </w:r>
-    </w:p>
-    <w:p>
-      <w:pPr>
-        <w:spacing w:before="100" w:beforeAutospacing="1" w:after="100" w:afterAutospacing="1" w:line="240" w:lineRule="auto"/>
-        <w:ind w:firstLine="720"/>
-        <w:rPr>
-          <w:rFonts w:ascii="Times New Roman" w:eastAsia="Times New Roman" w:hAnsi="Times New Roman" w:cs="Times New Roman"/>
-          <w:sz w:val="24"/>
-          <w:szCs w:val="24"/>
-        </w:rPr>
-      </w:pPr>
-      <w:r>
-        <w:rPr>
-          <w:rFonts w:ascii="Times New Roman" w:eastAsia="Times New Roman" w:hAnsi="Times New Roman" w:cs="Times New Roman"/>
-          <w:sz w:val="24"/>
-          <w:szCs w:val="24"/>
-        </w:rPr>
-        <w:t xml:space="preserve">All communication between clients and the HMS server uses </w:t>
-      </w:r>
-      <w:r>
-        <w:rPr>
-          <w:rFonts w:ascii="Times New Roman" w:eastAsia="Times New Roman" w:hAnsi="Times New Roman" w:cs="Times New Roman"/>
-          <w:b/>
-          <w:bCs/>
-          <w:sz w:val="24"/>
-          <w:szCs w:val="24"/>
-        </w:rPr>
-        <w:t>HTTPS</w:t>
-      </w:r>
-      <w:r>
-        <w:rPr>
-          <w:rFonts w:ascii="Times New Roman" w:eastAsia="Times New Roman" w:hAnsi="Times New Roman" w:cs="Times New Roman"/>
-          <w:sz w:val="24"/>
-          <w:szCs w:val="24"/>
-        </w:rPr>
-        <w:t xml:space="preserve"> enforced with SSL/TLS encryption to protect sensitive patient and staff data. Underlying network communication is managed through </w:t>
-      </w:r>
-      <w:r>
-        <w:rPr>
-          <w:rFonts w:ascii="Times New Roman" w:eastAsia="Times New Roman" w:hAnsi="Times New Roman" w:cs="Times New Roman"/>
-          <w:b/>
-          <w:bCs/>
-          <w:sz w:val="24"/>
-          <w:szCs w:val="24"/>
-        </w:rPr>
-        <w:t>TCP/IP</w:t>
-      </w:r>
-      <w:r>
-        <w:rPr>
-          <w:rFonts w:ascii="Times New Roman" w:eastAsia="Times New Roman" w:hAnsi="Times New Roman" w:cs="Times New Roman"/>
-          <w:sz w:val="24"/>
-          <w:szCs w:val="24"/>
-        </w:rPr>
-        <w:t xml:space="preserve"> for reliable data delivery. </w:t>
-      </w:r>
-      <w:r>
-        <w:rPr>
-          <w:rFonts w:ascii="Times New Roman" w:eastAsia="Times New Roman" w:hAnsi="Times New Roman" w:cs="Times New Roman"/>
-          <w:b/>
-          <w:bCs/>
-          <w:sz w:val="24"/>
-          <w:szCs w:val="24"/>
-        </w:rPr>
-        <w:t>SMTP</w:t>
-      </w:r>
-      <w:r>
-        <w:rPr>
-          <w:rFonts w:ascii="Times New Roman" w:eastAsia="Times New Roman" w:hAnsi="Times New Roman" w:cs="Times New Roman"/>
-          <w:sz w:val="24"/>
-          <w:szCs w:val="24"/>
-        </w:rPr>
-        <w:t xml:space="preserve"> is used for all system-generated emails including appointment confirmations, discharge summaries, and password resets.</w:t>
-      </w:r>
-    </w:p>
-    <w:p>
-      <w:pPr>
-        <w:spacing w:before="100" w:beforeAutospacing="1" w:after="100" w:afterAutospacing="1" w:line="240" w:lineRule="auto"/>
-        <w:ind w:firstLine="720"/>
-        <w:rPr>
-          <w:rFonts w:ascii="Times New Roman" w:eastAsia="Times New Roman" w:hAnsi="Times New Roman" w:cs="Times New Roman"/>
-          <w:sz w:val="24"/>
-          <w:szCs w:val="24"/>
-        </w:rPr>
-      </w:pPr>
-      <w:r>
-        <w:rPr>
-          <w:rFonts w:ascii="Times New Roman" w:eastAsia="Times New Roman" w:hAnsi="Times New Roman" w:cs="Times New Roman"/>
-          <w:sz w:val="24"/>
-          <w:szCs w:val="24"/>
-        </w:rPr>
-        <w:t xml:space="preserve">Data exchange between frontend and backend uses </w:t>
-      </w:r>
-      <w:r>
-        <w:rPr>
-          <w:rFonts w:ascii="Times New Roman" w:eastAsia="Times New Roman" w:hAnsi="Times New Roman" w:cs="Times New Roman"/>
-          <w:b/>
-          <w:bCs/>
-          <w:sz w:val="24"/>
-          <w:szCs w:val="24"/>
-        </w:rPr>
-        <w:t>JSON</w:t>
-      </w:r>
-      <w:r>
-        <w:rPr>
-          <w:rFonts w:ascii="Times New Roman" w:eastAsia="Times New Roman" w:hAnsi="Times New Roman" w:cs="Times New Roman"/>
-          <w:sz w:val="24"/>
-          <w:szCs w:val="24"/>
-        </w:rPr>
-        <w:t xml:space="preserve"> as the primary format for API responses. Standard ports include Port 443 for HTTPS, Port 80 for HTTP (redirected to HTTPS), </w:t>
-      </w:r>
-      <w:r>
-        <w:rPr>
-          <w:rFonts w:ascii="Times New Roman" w:eastAsia="Times New Roman" w:hAnsi="Times New Roman" w:cs="Times New Roman"/>
-          <w:sz w:val="24"/>
-          <w:szCs w:val="24"/>
-        </w:rPr>
-        <w:lastRenderedPageBreak/>
-        <w:t>and Port 25/587 for SMTP. Cross-site scripting (XSS) and SQL injection protections are enforced at all communication layers.</w:t>
-      </w:r>
-    </w:p>
-    <w:p>
-      <w:pPr>
-        <w:pStyle w:val="Heading3"/>
-        <w:rPr>
-          <w:i w:val="0"/>
-          <w:iCs/>
-          <w:sz w:val="28"/>
-          <w:szCs w:val="28"/>
-        </w:rPr>
-      </w:pPr>
-      <w:r>
-        <w:rPr>
-          <w:rStyle w:val="Strong"/>
-          <w:i w:val="0"/>
-          <w:iCs/>
-          <w:sz w:val="28"/>
-          <w:szCs w:val="28"/>
-        </w:rPr>
-        <w:t>3.2 Functional Requirements</w:t>
-      </w:r>
-    </w:p>
-    <w:p>
-      <w:pPr>
-        <w:pStyle w:val="NormalWeb"/>
-      </w:pPr>
-      <w:r>
-        <w:t>Below is a detailed breakdown by module.</w:t>
-      </w:r>
-    </w:p>
-    <w:p>
-      <w:pPr>
-        <w:spacing w:before="100" w:beforeAutospacing="1" w:after="100" w:afterAutospacing="1" w:line="240" w:lineRule="auto"/>
-        <w:outlineLvl w:val="2"/>
-        <w:rPr>
-          <w:rStyle w:val="Strong"/>
-          <w:rFonts w:ascii="Arial" w:hAnsi="Arial"/>
-          <w:iCs/>
-          <w:sz w:val="24"/>
-          <w:szCs w:val="20"/>
-        </w:rPr>
-      </w:pPr>
-      <w:r>
-        <w:rPr>
-          <w:rStyle w:val="Strong"/>
-          <w:rFonts w:ascii="Arial" w:hAnsi="Arial"/>
-          <w:iCs/>
-          <w:sz w:val="24"/>
-          <w:szCs w:val="20"/>
-        </w:rPr>
-        <w:t>3.2.1 Authentication and Account Management</w:t>
-      </w:r>
-    </w:p>
-    <w:p>
-      <w:pPr>
-        <w:spacing w:before="100" w:beforeAutospacing="1" w:after="100" w:afterAutospacing="1" w:line="240" w:lineRule="auto"/>
-        <w:rPr>
-          <w:rFonts w:ascii="Times New Roman" w:eastAsia="Times New Roman" w:hAnsi="Times New Roman" w:cs="Times New Roman"/>
-          <w:sz w:val="24"/>
-          <w:szCs w:val="24"/>
-        </w:rPr>
-      </w:pPr>
-      <w:r>
-        <w:rPr>
-          <w:rFonts w:ascii="Times New Roman" w:eastAsia="Times New Roman" w:hAnsi="Times New Roman" w:cs="Times New Roman"/>
-          <w:sz w:val="24"/>
-          <w:szCs w:val="24"/>
-        </w:rPr>
-        <w:t>This module handles secure registration, login, and account management for all system users including Patients, Doctors, Nurses, and Administrators.</w:t>
-      </w:r>
-    </w:p>
-    <w:p>
-      <w:pPr>
-        <w:spacing w:before="100" w:beforeAutospacing="1" w:after="100" w:afterAutospacing="1" w:line="240" w:lineRule="auto"/>
-        <w:rPr>
-          <w:rFonts w:ascii="Times New Roman" w:eastAsia="Times New Roman" w:hAnsi="Times New Roman" w:cs="Times New Roman"/>
-          <w:sz w:val="24"/>
-          <w:szCs w:val="24"/>
-        </w:rPr>
-      </w:pPr>
-      <w:r>
-        <w:rPr>
-          <w:rFonts w:ascii="Times New Roman" w:eastAsia="Times New Roman" w:hAnsi="Times New Roman" w:cs="Times New Roman"/>
-          <w:b/>
-          <w:bCs/>
-          <w:sz w:val="24"/>
-          <w:szCs w:val="24"/>
-        </w:rPr>
-        <w:t>Inputs</w:t>
-      </w:r>
-      <w:r>
-        <w:rPr>
-          <w:rFonts w:ascii="Times New Roman" w:eastAsia="Times New Roman" w:hAnsi="Times New Roman" w:cs="Times New Roman"/>
-          <w:sz w:val="24"/>
-          <w:szCs w:val="24"/>
-        </w:rPr>
-        <w:t xml:space="preserve"> include name, email, password, and role during registration; email and password during login; and registered email during password recovery. </w:t>
-      </w:r>
-      <w:r>
-        <w:rPr>
-          <w:rFonts w:ascii="Times New Roman" w:eastAsia="Times New Roman" w:hAnsi="Times New Roman" w:cs="Times New Roman"/>
-          <w:b/>
-          <w:bCs/>
-          <w:sz w:val="24"/>
-          <w:szCs w:val="24"/>
-        </w:rPr>
-        <w:t>Processing</w:t>
-      </w:r>
-      <w:r>
-        <w:rPr>
-          <w:rFonts w:ascii="Times New Roman" w:eastAsia="Times New Roman" w:hAnsi="Times New Roman" w:cs="Times New Roman"/>
-          <w:sz w:val="24"/>
-          <w:szCs w:val="24"/>
-        </w:rPr>
-        <w:t xml:space="preserve"> involves input validation, password encryption, session token generation, and email dispatch for verification and resets. </w:t>
-      </w:r>
-      <w:r>
-        <w:rPr>
-          <w:rFonts w:ascii="Times New Roman" w:eastAsia="Times New Roman" w:hAnsi="Times New Roman" w:cs="Times New Roman"/>
-          <w:b/>
-          <w:bCs/>
-          <w:sz w:val="24"/>
-          <w:szCs w:val="24"/>
-        </w:rPr>
-        <w:t>Outputs</w:t>
-      </w:r>
-      <w:r>
-        <w:rPr>
-          <w:rFonts w:ascii="Times New Roman" w:eastAsia="Times New Roman" w:hAnsi="Times New Roman" w:cs="Times New Roman"/>
-          <w:sz w:val="24"/>
-          <w:szCs w:val="24"/>
-        </w:rPr>
-        <w:t xml:space="preserve"> include success or failure notifications, dashboard redirection, and confirmation emails. </w:t>
-      </w:r>
-      <w:r>
-        <w:rPr>
-          <w:rFonts w:ascii="Times New Roman" w:eastAsia="Times New Roman" w:hAnsi="Times New Roman" w:cs="Times New Roman"/>
-          <w:b/>
-          <w:bCs/>
-          <w:sz w:val="24"/>
-          <w:szCs w:val="24"/>
-        </w:rPr>
-        <w:t>Error Handling</w:t>
-      </w:r>
-      <w:r>
-        <w:rPr>
-          <w:rFonts w:ascii="Times New Roman" w:eastAsia="Times New Roman" w:hAnsi="Times New Roman" w:cs="Times New Roman"/>
-          <w:sz w:val="24"/>
-          <w:szCs w:val="24"/>
-        </w:rPr>
-        <w:t xml:space="preserve"> covers invalid credentials, duplicate accounts, expired reset links, and login lockout after excessive failed attempts.</w:t>
-      </w:r>
-    </w:p>
-    <w:p>
-      <w:pPr>
-        <w:spacing w:before="100" w:beforeAutospacing="1" w:after="100" w:afterAutospacing="1" w:line="240" w:lineRule="auto"/>
-        <w:outlineLvl w:val="2"/>
-        <w:rPr>
-          <w:rStyle w:val="Strong"/>
-          <w:rFonts w:ascii="Arial" w:hAnsi="Arial"/>
-          <w:iCs/>
-          <w:sz w:val="24"/>
-          <w:szCs w:val="20"/>
-        </w:rPr>
-      </w:pPr>
-      <w:r>
-        <w:rPr>
-          <w:rStyle w:val="Strong"/>
-          <w:rFonts w:ascii="Arial" w:hAnsi="Arial"/>
-          <w:iCs/>
-          <w:sz w:val="24"/>
-          <w:szCs w:val="20"/>
-        </w:rPr>
-        <w:t>3.2.2 Patient Functionalities</w:t>
-      </w:r>
-    </w:p>
-    <w:p>
-      <w:pPr>
-        <w:spacing w:before="100" w:beforeAutospacing="1" w:after="100" w:afterAutospacing="1" w:line="240" w:lineRule="auto"/>
-        <w:rPr>
-          <w:rFonts w:ascii="Times New Roman" w:eastAsia="Times New Roman" w:hAnsi="Times New Roman" w:cs="Times New Roman"/>
-          <w:sz w:val="24"/>
-          <w:szCs w:val="24"/>
-        </w:rPr>
-      </w:pPr>
-      <w:r>
-        <w:rPr>
-          <w:rFonts w:ascii="Times New Roman" w:eastAsia="Times New Roman" w:hAnsi="Times New Roman" w:cs="Times New Roman"/>
-          <w:b/>
-          <w:bCs/>
-          <w:sz w:val="24"/>
-          <w:szCs w:val="24"/>
-        </w:rPr>
-        <w:t>3.2.2.1 Register and Setup Profile:</w:t>
-      </w:r>
-      <w:r>
-        <w:rPr>
-          <w:rFonts w:ascii="Times New Roman" w:eastAsia="Times New Roman" w:hAnsi="Times New Roman" w:cs="Times New Roman"/>
-          <w:sz w:val="24"/>
-          <w:szCs w:val="24"/>
-        </w:rPr>
-        <w:t xml:space="preserve"> Patients can create a profile with personal details including name, date of birth, gender, contact number, address, and emergency contact. The system validates and stores the data securely, and prompts for any missing required fields.</w:t>
-      </w:r>
-    </w:p>
-    <w:p>
-      <w:pPr>
-        <w:spacing w:before="100" w:beforeAutospacing="1" w:after="100" w:afterAutospacing="1" w:line="240" w:lineRule="auto"/>
-        <w:rPr>
-          <w:rFonts w:ascii="Times New Roman" w:eastAsia="Times New Roman" w:hAnsi="Times New Roman" w:cs="Times New Roman"/>
-          <w:sz w:val="24"/>
-          <w:szCs w:val="24"/>
-        </w:rPr>
-      </w:pPr>
-      <w:r>
-        <w:rPr>
-          <w:rFonts w:ascii="Times New Roman" w:eastAsia="Times New Roman" w:hAnsi="Times New Roman" w:cs="Times New Roman"/>
-          <w:b/>
-          <w:bCs/>
-          <w:sz w:val="24"/>
-          <w:szCs w:val="24"/>
-        </w:rPr>
-        <w:t>3.2.2.2 Book Appointment:</w:t>
-      </w:r>
-      <w:r>
-        <w:rPr>
-          <w:rFonts w:ascii="Times New Roman" w:eastAsia="Times New Roman" w:hAnsi="Times New Roman" w:cs="Times New Roman"/>
-          <w:sz w:val="24"/>
-          <w:szCs w:val="24"/>
-        </w:rPr>
-        <w:t xml:space="preserve"> Patients can select a doctor, view available time slots, and confirm an appointment. The system records the booking, sends a confirmation email, and prevents double booking of the same slot.</w:t>
-      </w:r>
-    </w:p>
-    <w:p>
-      <w:pPr>
-        <w:spacing w:before="100" w:beforeAutospacing="1" w:after="100" w:afterAutospacing="1" w:line="240" w:lineRule="auto"/>
-        <w:rPr>
-          <w:rFonts w:ascii="Times New Roman" w:eastAsia="Times New Roman" w:hAnsi="Times New Roman" w:cs="Times New Roman"/>
-          <w:sz w:val="24"/>
-          <w:szCs w:val="24"/>
-        </w:rPr>
-      </w:pPr>
-      <w:r>
-        <w:rPr>
-          <w:rFonts w:ascii="Times New Roman" w:eastAsia="Times New Roman" w:hAnsi="Times New Roman" w:cs="Times New Roman"/>
-          <w:b/>
-          <w:bCs/>
-          <w:sz w:val="24"/>
-          <w:szCs w:val="24"/>
-        </w:rPr>
-        <w:t>3.2.2.3 View Medical History:</w:t>
-      </w:r>
-      <w:r>
-        <w:rPr>
-          <w:rFonts w:ascii="Times New Roman" w:eastAsia="Times New Roman" w:hAnsi="Times New Roman" w:cs="Times New Roman"/>
-          <w:sz w:val="24"/>
-          <w:szCs w:val="24"/>
-        </w:rPr>
-        <w:t xml:space="preserve"> Patients can access a history of past visits, diagnoses, and prescriptions associated with their account, displayed in a clear and chronological format.</w:t>
-      </w:r>
-    </w:p>
-    <w:p>
-      <w:pPr>
-        <w:spacing w:before="100" w:beforeAutospacing="1" w:after="100" w:afterAutospacing="1" w:line="240" w:lineRule="auto"/>
-        <w:rPr>
-          <w:rFonts w:ascii="Times New Roman" w:eastAsia="Times New Roman" w:hAnsi="Times New Roman" w:cs="Times New Roman"/>
-          <w:sz w:val="24"/>
-          <w:szCs w:val="24"/>
-        </w:rPr>
-      </w:pPr>
-      <w:r>
-        <w:rPr>
-          <w:rFonts w:ascii="Times New Roman" w:eastAsia="Times New Roman" w:hAnsi="Times New Roman" w:cs="Times New Roman"/>
-          <w:b/>
-          <w:bCs/>
-          <w:sz w:val="24"/>
-          <w:szCs w:val="24"/>
-        </w:rPr>
-        <w:t>3.2.2.4 View Lab Reports:</w:t>
-      </w:r>
-      <w:r>
-        <w:rPr>
-          <w:rFonts w:ascii="Times New Roman" w:eastAsia="Times New Roman" w:hAnsi="Times New Roman" w:cs="Times New Roman"/>
-          <w:sz w:val="24"/>
-          <w:szCs w:val="24"/>
-        </w:rPr>
-        <w:t xml:space="preserve"> Patients can view uploaded laboratory test results linked to their profile, with the status showing as pending or available.</w:t>
-      </w:r>
-    </w:p>
-    <w:p>
-      <w:pPr>
-        <w:spacing w:before="100" w:beforeAutospacing="1" w:after="100" w:afterAutospacing="1" w:line="240" w:lineRule="auto"/>
-        <w:rPr>
-          <w:rFonts w:ascii="Times New Roman" w:eastAsia="Times New Roman" w:hAnsi="Times New Roman" w:cs="Times New Roman"/>
-          <w:sz w:val="24"/>
-          <w:szCs w:val="24"/>
-        </w:rPr>
-      </w:pPr>
-      <w:r>
-        <w:rPr>
-          <w:rFonts w:ascii="Times New Roman" w:eastAsia="Times New Roman" w:hAnsi="Times New Roman" w:cs="Times New Roman"/>
-          <w:b/>
-          <w:bCs/>
-          <w:sz w:val="24"/>
-          <w:szCs w:val="24"/>
-        </w:rPr>
-        <w:t>3.2.2.5 Cancel or Reschedule Appointment:</w:t>
-      </w:r>
-      <w:r>
-        <w:rPr>
-          <w:rFonts w:ascii="Times New Roman" w:eastAsia="Times New Roman" w:hAnsi="Times New Roman" w:cs="Times New Roman"/>
-          <w:sz w:val="24"/>
-          <w:szCs w:val="24"/>
-        </w:rPr>
-        <w:t xml:space="preserve"> Patients can cancel or request rescheduling of upcoming appointments, subject to hospital policy on notice periods.</w:t>
-      </w:r>
-    </w:p>
-    <w:p>
-      <w:pPr>
-        <w:spacing w:before="100" w:beforeAutospacing="1" w:after="100" w:afterAutospacing="1" w:line="240" w:lineRule="auto"/>
-        <w:rPr>
-          <w:rFonts w:ascii="Times New Roman" w:eastAsia="Times New Roman" w:hAnsi="Times New Roman" w:cs="Times New Roman"/>
-          <w:sz w:val="24"/>
-          <w:szCs w:val="24"/>
-        </w:rPr>
-      </w:pPr>
-      <w:r>
-        <w:rPr>
-          <w:rFonts w:ascii="Times New Roman" w:eastAsia="Times New Roman" w:hAnsi="Times New Roman" w:cs="Times New Roman"/>
-          <w:b/>
-          <w:bCs/>
-          <w:sz w:val="24"/>
-          <w:szCs w:val="24"/>
-        </w:rPr>
-        <w:t>3.2.2.6 Receive Notifications:</w:t>
-      </w:r>
-      <w:r>
-        <w:rPr>
-          <w:rFonts w:ascii="Times New Roman" w:eastAsia="Times New Roman" w:hAnsi="Times New Roman" w:cs="Times New Roman"/>
-          <w:sz w:val="24"/>
-          <w:szCs w:val="24"/>
-        </w:rPr>
-        <w:t xml:space="preserve"> Patients receive automated email or in-system alerts for appointment reminders, lab result availability, and prescription updates.</w:t>
-      </w:r>
-    </w:p>
-    <w:p>
-      <w:pPr>
-        <w:spacing w:before="100" w:beforeAutospacing="1" w:after="100" w:afterAutospacing="1" w:line="240" w:lineRule="auto"/>
-        <w:outlineLvl w:val="2"/>
-        <w:rPr>
-          <w:rStyle w:val="Strong"/>
-          <w:rFonts w:ascii="Arial" w:hAnsi="Arial"/>
-          <w:iCs/>
-          <w:sz w:val="24"/>
-          <w:szCs w:val="20"/>
-        </w:rPr>
-      </w:pPr>
-      <w:r>
-        <w:rPr>
-          <w:rStyle w:val="Strong"/>
-          <w:rFonts w:ascii="Arial" w:hAnsi="Arial"/>
-          <w:iCs/>
-          <w:sz w:val="24"/>
-          <w:szCs w:val="20"/>
-        </w:rPr>
-        <w:t>3.2.3 Doctor Functionalities</w:t>
-      </w:r>
-    </w:p>
-    <w:p>
-      <w:pPr>
-        <w:spacing w:before="100" w:beforeAutospacing="1" w:after="100" w:afterAutospacing="1" w:line="240" w:lineRule="auto"/>
-        <w:rPr>
-          <w:rFonts w:ascii="Times New Roman" w:eastAsia="Times New Roman" w:hAnsi="Times New Roman" w:cs="Times New Roman"/>
-          <w:sz w:val="24"/>
-          <w:szCs w:val="24"/>
-        </w:rPr>
-      </w:pPr>
-      <w:r>
-        <w:rPr>
-          <w:rFonts w:ascii="Times New Roman" w:eastAsia="Times New Roman" w:hAnsi="Times New Roman" w:cs="Times New Roman"/>
-          <w:b/>
-          <w:bCs/>
-          <w:sz w:val="24"/>
-          <w:szCs w:val="24"/>
-        </w:rPr>
-        <w:lastRenderedPageBreak/>
-        <w:t>3.2.3.1 Manage Schedule:</w:t>
-      </w:r>
-      <w:r>
-        <w:rPr>
-          <w:rFonts w:ascii="Times New Roman" w:eastAsia="Times New Roman" w:hAnsi="Times New Roman" w:cs="Times New Roman"/>
-          <w:sz w:val="24"/>
-          <w:szCs w:val="24"/>
-        </w:rPr>
-        <w:t xml:space="preserve"> Doctors can view their daily and weekly appointment calendar, mark slots as unavailable, and receive alerts for new bookings.</w:t>
-      </w:r>
-    </w:p>
-    <w:p>
-      <w:pPr>
-        <w:spacing w:before="100" w:beforeAutospacing="1" w:after="100" w:afterAutospacing="1" w:line="240" w:lineRule="auto"/>
-        <w:rPr>
-          <w:rFonts w:ascii="Times New Roman" w:eastAsia="Times New Roman" w:hAnsi="Times New Roman" w:cs="Times New Roman"/>
-          <w:sz w:val="24"/>
-          <w:szCs w:val="24"/>
-        </w:rPr>
-      </w:pPr>
-      <w:r>
-        <w:rPr>
-          <w:rFonts w:ascii="Times New Roman" w:eastAsia="Times New Roman" w:hAnsi="Times New Roman" w:cs="Times New Roman"/>
-          <w:b/>
-          <w:bCs/>
-          <w:sz w:val="24"/>
-          <w:szCs w:val="24"/>
-        </w:rPr>
-        <w:t>3.2.3.2 View Patient Records:</w:t>
-      </w:r>
-      <w:r>
-        <w:rPr>
-          <w:rFonts w:ascii="Times New Roman" w:eastAsia="Times New Roman" w:hAnsi="Times New Roman" w:cs="Times New Roman"/>
-          <w:sz w:val="24"/>
-          <w:szCs w:val="24"/>
-        </w:rPr>
-        <w:t xml:space="preserve"> Doctors can access a patient's complete medical history including past visits, diagnoses, prescriptions, allergies, and lab results before or during a consultation.</w:t>
-      </w:r>
-    </w:p>
-    <w:p>
-      <w:pPr>
-        <w:spacing w:before="100" w:beforeAutospacing="1" w:after="100" w:afterAutospacing="1" w:line="240" w:lineRule="auto"/>
-        <w:rPr>
-          <w:rFonts w:ascii="Times New Roman" w:eastAsia="Times New Roman" w:hAnsi="Times New Roman" w:cs="Times New Roman"/>
-          <w:sz w:val="24"/>
-          <w:szCs w:val="24"/>
-        </w:rPr>
-      </w:pPr>
-      <w:r>
-        <w:rPr>
-          <w:rFonts w:ascii="Times New Roman" w:eastAsia="Times New Roman" w:hAnsi="Times New Roman" w:cs="Times New Roman"/>
-          <w:b/>
-          <w:bCs/>
-          <w:sz w:val="24"/>
-          <w:szCs w:val="24"/>
-        </w:rPr>
-        <w:t>3.2.3.3 Write Prescriptions:</w:t>
-      </w:r>
-      <w:r>
-        <w:rPr>
-          <w:rFonts w:ascii="Times New Roman" w:eastAsia="Times New Roman" w:hAnsi="Times New Roman" w:cs="Times New Roman"/>
-          <w:sz w:val="24"/>
-          <w:szCs w:val="24"/>
-        </w:rPr>
-        <w:t xml:space="preserve"> Doctors can create digital prescriptions linked to a patient's record, specifying medication name, dosage, frequency, and duration. Prescriptions are sent automatically to the pharmacy module.</w:t>
-      </w:r>
-    </w:p>
-    <w:p>
-      <w:pPr>
-        <w:spacing w:before="100" w:beforeAutospacing="1" w:after="100" w:afterAutospacing="1" w:line="240" w:lineRule="auto"/>
-        <w:rPr>
-          <w:rFonts w:ascii="Times New Roman" w:eastAsia="Times New Roman" w:hAnsi="Times New Roman" w:cs="Times New Roman"/>
-          <w:sz w:val="24"/>
-          <w:szCs w:val="24"/>
-        </w:rPr>
-      </w:pPr>
-      <w:r>
-        <w:rPr>
-          <w:rFonts w:ascii="Times New Roman" w:eastAsia="Times New Roman" w:hAnsi="Times New Roman" w:cs="Times New Roman"/>
-          <w:b/>
-          <w:bCs/>
-          <w:sz w:val="24"/>
-          <w:szCs w:val="24"/>
-        </w:rPr>
-        <w:t>3.2.3.4 Order Lab Tests:</w:t>
-      </w:r>
-      <w:r>
-        <w:rPr>
-          <w:rFonts w:ascii="Times New Roman" w:eastAsia="Times New Roman" w:hAnsi="Times New Roman" w:cs="Times New Roman"/>
-          <w:sz w:val="24"/>
-          <w:szCs w:val="24"/>
-        </w:rPr>
-        <w:t xml:space="preserve"> Doctors can request laboratory tests for patients, which generate a test order visible to the laboratory staff for processing.</w:t>
-      </w:r>
-    </w:p>
-    <w:p>
-      <w:pPr>
-        <w:spacing w:before="100" w:beforeAutospacing="1" w:after="100" w:afterAutospacing="1" w:line="240" w:lineRule="auto"/>
-        <w:rPr>
-          <w:rFonts w:ascii="Times New Roman" w:eastAsia="Times New Roman" w:hAnsi="Times New Roman" w:cs="Times New Roman"/>
-          <w:sz w:val="24"/>
-          <w:szCs w:val="24"/>
-        </w:rPr>
-      </w:pPr>
-      <w:r>
-        <w:rPr>
-          <w:rFonts w:ascii="Times New Roman" w:eastAsia="Times New Roman" w:hAnsi="Times New Roman" w:cs="Times New Roman"/>
-          <w:b/>
-          <w:bCs/>
-          <w:sz w:val="24"/>
-          <w:szCs w:val="24"/>
-        </w:rPr>
-        <w:t>3.2.3.5 Update Diagnosis Notes:</w:t>
-      </w:r>
-      <w:r>
-        <w:rPr>
-          <w:rFonts w:ascii="Times New Roman" w:eastAsia="Times New Roman" w:hAnsi="Times New Roman" w:cs="Times New Roman"/>
-          <w:sz w:val="24"/>
-          <w:szCs w:val="24"/>
-        </w:rPr>
-        <w:t xml:space="preserve"> Doctors can add clinical notes and diagnosis summaries to a patient's visit record after each consultation.</w:t>
-      </w:r>
-    </w:p>
-    <w:p>
-      <w:pPr>
-        <w:spacing w:before="100" w:beforeAutospacing="1" w:after="100" w:afterAutospacing="1" w:line="240" w:lineRule="auto"/>
-        <w:outlineLvl w:val="2"/>
-        <w:rPr>
-          <w:rStyle w:val="Strong"/>
-          <w:rFonts w:ascii="Arial" w:hAnsi="Arial"/>
-          <w:iCs/>
-          <w:sz w:val="24"/>
-          <w:szCs w:val="20"/>
-        </w:rPr>
-      </w:pPr>
-      <w:r>
-        <w:rPr>
-          <w:rStyle w:val="Strong"/>
-          <w:rFonts w:ascii="Arial" w:hAnsi="Arial"/>
-          <w:iCs/>
-          <w:sz w:val="24"/>
-          <w:szCs w:val="20"/>
-        </w:rPr>
-        <w:t>3.2.4 Admin Functionalities</w:t>
-      </w:r>
-    </w:p>
-    <w:p>
-      <w:pPr>
-        <w:spacing w:before="100" w:beforeAutospacing="1" w:after="100" w:afterAutospacing="1" w:line="240" w:lineRule="auto"/>
-        <w:rPr>
-          <w:rFonts w:ascii="Times New Roman" w:eastAsia="Times New Roman" w:hAnsi="Times New Roman" w:cs="Times New Roman"/>
-          <w:sz w:val="24"/>
-          <w:szCs w:val="24"/>
-        </w:rPr>
-      </w:pPr>
-      <w:r>
-        <w:rPr>
-          <w:rFonts w:ascii="Times New Roman" w:eastAsia="Times New Roman" w:hAnsi="Times New Roman" w:cs="Times New Roman"/>
-          <w:b/>
-          <w:bCs/>
-          <w:sz w:val="24"/>
-          <w:szCs w:val="24"/>
-        </w:rPr>
-        <w:t>3.2.4.1 Manage Users:</w:t>
-      </w:r>
-      <w:r>
-        <w:rPr>
-          <w:rFonts w:ascii="Times New Roman" w:eastAsia="Times New Roman" w:hAnsi="Times New Roman" w:cs="Times New Roman"/>
-          <w:sz w:val="24"/>
-          <w:szCs w:val="24"/>
-        </w:rPr>
-        <w:t xml:space="preserve"> Administrators can view, edit, activate, or deactivate accounts for patients, doctors, nurses, and other staff. CRUD operations are supported with confirmation prompts to prevent accidental deletion.</w:t>
-      </w:r>
-    </w:p>
-    <w:p>
-      <w:pPr>
-        <w:spacing w:before="100" w:beforeAutospacing="1" w:after="100" w:afterAutospacing="1" w:line="240" w:lineRule="auto"/>
-        <w:rPr>
-          <w:rFonts w:ascii="Times New Roman" w:eastAsia="Times New Roman" w:hAnsi="Times New Roman" w:cs="Times New Roman"/>
-          <w:sz w:val="24"/>
-          <w:szCs w:val="24"/>
-        </w:rPr>
-      </w:pPr>
-      <w:r>
-        <w:rPr>
-          <w:rFonts w:ascii="Times New Roman" w:eastAsia="Times New Roman" w:hAnsi="Times New Roman" w:cs="Times New Roman"/>
-          <w:b/>
-          <w:bCs/>
-          <w:sz w:val="24"/>
-          <w:szCs w:val="24"/>
-        </w:rPr>
-        <w:t>3.2.4.2 Manage Appointments:</w:t>
-      </w:r>
-      <w:r>
-        <w:rPr>
-          <w:rFonts w:ascii="Times New Roman" w:eastAsia="Times New Roman" w:hAnsi="Times New Roman" w:cs="Times New Roman"/>
-          <w:sz w:val="24"/>
-          <w:szCs w:val="24"/>
-        </w:rPr>
-        <w:t xml:space="preserve"> Admins can view all appointments across departments, assist with scheduling conflicts, and cancel or reassign appointments when necessary.</w:t>
-      </w:r>
-    </w:p>
-    <w:p>
-      <w:pPr>
-        <w:spacing w:before="100" w:beforeAutospacing="1" w:after="100" w:afterAutospacing="1" w:line="240" w:lineRule="auto"/>
-        <w:rPr>
-          <w:rFonts w:ascii="Times New Roman" w:eastAsia="Times New Roman" w:hAnsi="Times New Roman" w:cs="Times New Roman"/>
-          <w:sz w:val="24"/>
-          <w:szCs w:val="24"/>
-        </w:rPr>
-      </w:pPr>
-      <w:r>
-        <w:rPr>
-          <w:rFonts w:ascii="Times New Roman" w:eastAsia="Times New Roman" w:hAnsi="Times New Roman" w:cs="Times New Roman"/>
-          <w:b/>
-          <w:bCs/>
-          <w:sz w:val="24"/>
-          <w:szCs w:val="24"/>
-        </w:rPr>
-        <w:t>3.2.4.3 Manage Billing:</w:t>
-      </w:r>
-      <w:r>
-        <w:rPr>
-          <w:rFonts w:ascii="Times New Roman" w:eastAsia="Times New Roman" w:hAnsi="Times New Roman" w:cs="Times New Roman"/>
-          <w:sz w:val="24"/>
-          <w:szCs w:val="24"/>
-        </w:rPr>
-        <w:t xml:space="preserve"> Admins can generate, edit, and finalize invoices for patients based on services rendered, including consultation fees, lab charges, and medication costs.</w:t>
-      </w:r>
-    </w:p>
-    <w:p>
-      <w:pPr>
-        <w:spacing w:before="100" w:beforeAutospacing="1" w:after="100" w:afterAutospacing="1" w:line="240" w:lineRule="auto"/>
-        <w:rPr>
-          <w:rFonts w:ascii="Times New Roman" w:eastAsia="Times New Roman" w:hAnsi="Times New Roman" w:cs="Times New Roman"/>
-          <w:sz w:val="24"/>
-          <w:szCs w:val="24"/>
-        </w:rPr>
-      </w:pPr>
-      <w:r>
-        <w:rPr>
-          <w:rFonts w:ascii="Times New Roman" w:eastAsia="Times New Roman" w:hAnsi="Times New Roman" w:cs="Times New Roman"/>
-          <w:b/>
-          <w:bCs/>
-          <w:sz w:val="24"/>
-          <w:szCs w:val="24"/>
-        </w:rPr>
-        <w:t>3.2.4.4 Manage Beds and Wards:</w:t>
-      </w:r>
-      <w:r>
-        <w:rPr>
-          <w:rFonts w:ascii="Times New Roman" w:eastAsia="Times New Roman" w:hAnsi="Times New Roman" w:cs="Times New Roman"/>
-          <w:sz w:val="24"/>
-          <w:szCs w:val="24"/>
-        </w:rPr>
-        <w:t xml:space="preserve"> Admins allocate and track bed availability across wards, process patient admissions (IPD), and record discharges.</w:t>
-      </w:r>
-    </w:p>
-    <w:p>
-      <w:pPr>
-        <w:spacing w:before="100" w:beforeAutospacing="1" w:after="100" w:afterAutospacing="1" w:line="240" w:lineRule="auto"/>
-        <w:rPr>
-          <w:rFonts w:ascii="Times New Roman" w:eastAsia="Times New Roman" w:hAnsi="Times New Roman" w:cs="Times New Roman"/>
-          <w:sz w:val="24"/>
-          <w:szCs w:val="24"/>
-        </w:rPr>
-      </w:pPr>
-      <w:r>
-        <w:rPr>
-          <w:rFonts w:ascii="Times New Roman" w:eastAsia="Times New Roman" w:hAnsi="Times New Roman" w:cs="Times New Roman"/>
-          <w:b/>
-          <w:bCs/>
-          <w:sz w:val="24"/>
-          <w:szCs w:val="24"/>
-        </w:rPr>
-        <w:t>3.2.4.5 Generate Reports:</w:t>
-      </w:r>
-      <w:r>
-        <w:rPr>
-          <w:rFonts w:ascii="Times New Roman" w:eastAsia="Times New Roman" w:hAnsi="Times New Roman" w:cs="Times New Roman"/>
-          <w:sz w:val="24"/>
-          <w:szCs w:val="24"/>
-        </w:rPr>
-        <w:t xml:space="preserve"> Admins can produce summary reports on patient visits, revenue, appointment trends, and resource utilization for operational decision-making.</w:t>
-      </w:r>
-    </w:p>
-    <w:p>
-      <w:pPr>
-        <w:spacing w:before="100" w:beforeAutospacing="1" w:after="100" w:afterAutospacing="1" w:line="240" w:lineRule="auto"/>
-        <w:rPr>
-          <w:rFonts w:ascii="Times New Roman" w:eastAsia="Times New Roman" w:hAnsi="Times New Roman" w:cs="Times New Roman"/>
-          <w:sz w:val="24"/>
-          <w:szCs w:val="24"/>
-        </w:rPr>
-      </w:pPr>
-      <w:r>
-        <w:rPr>
-          <w:rFonts w:ascii="Times New Roman" w:eastAsia="Times New Roman" w:hAnsi="Times New Roman" w:cs="Times New Roman"/>
-          <w:b/>
-          <w:bCs/>
-          <w:sz w:val="24"/>
-          <w:szCs w:val="24"/>
-        </w:rPr>
-        <w:t>3.2.4.6 Manage Categories and Departments:</w:t>
-      </w:r>
-      <w:r>
-        <w:rPr>
-          <w:rFonts w:ascii="Times New Roman" w:eastAsia="Times New Roman" w:hAnsi="Times New Roman" w:cs="Times New Roman"/>
-          <w:sz w:val="24"/>
-          <w:szCs w:val="24"/>
-        </w:rPr>
-        <w:t xml:space="preserve"> Admins can create, rename, or delete hospital departments and service categories used across the system.</w:t>
-      </w:r>
-    </w:p>
-    <w:p>
-      <w:pPr>
-        <w:pStyle w:val="Heading3"/>
-        <w:rPr>
-          <w:rStyle w:val="Strong"/>
-          <w:i w:val="0"/>
-          <w:iCs/>
-          <w:sz w:val="28"/>
-          <w:szCs w:val="28"/>
-        </w:rPr>
-      </w:pPr>
-      <w:r>
-        <w:rPr>
-          <w:rStyle w:val="Strong"/>
-          <w:i w:val="0"/>
-          <w:iCs/>
-          <w:sz w:val="28"/>
-          <w:szCs w:val="28"/>
-        </w:rPr>
         <w:t>3.3 Use Case Description</w:t>
       </w:r>
+      <w:bookmarkEnd w:id="32"/>
     </w:p>
     <w:p>
       <w:pPr>
@@ -9375,14 +8366,27 @@
       <w:r>
         <w:t xml:space="preserve">Figure </w:t>
       </w:r>
-      <w:fldSimple w:instr=" SEQ Figure \* ARABIC ">
-        <w:r>
-          <w:rPr>
-            <w:noProof/>
-          </w:rPr>
-          <w:t>1</w:t>
-        </w:r>
-      </w:fldSimple>
+      <w:r>
+        <w:fldChar w:fldCharType="begin"/>
+      </w:r>
+      <w:r>
+        <w:instrText xml:space="preserve"> SEQ Figure \* ARABIC </w:instrText>
+      </w:r>
+      <w:r>
+        <w:fldChar w:fldCharType="separate"/>
+      </w:r>
+      <w:r>
+        <w:rPr>
+          <w:noProof/>
+        </w:rPr>
+        <w:t>1</w:t>
+      </w:r>
+      <w:r>
+        <w:rPr>
+          <w:noProof/>
+        </w:rPr>
+        <w:fldChar w:fldCharType="end"/>
+      </w:r>
       <w:r>
         <w:t xml:space="preserve"> </w:t>
       </w:r>
@@ -9662,7 +8666,6 @@
               <w:pStyle w:val="NormalWeb"/>
             </w:pPr>
             <w:r>
-              <w:lastRenderedPageBreak/>
               <w:t>Alternate Flow</w:t>
             </w:r>
           </w:p>
@@ -9818,14 +8821,27 @@
       <w:r>
         <w:t xml:space="preserve">Figure </w:t>
       </w:r>
-      <w:fldSimple w:instr=" SEQ Figure \* ARABIC ">
-        <w:r>
-          <w:rPr>
-            <w:noProof/>
-          </w:rPr>
-          <w:t>2</w:t>
-        </w:r>
-      </w:fldSimple>
+      <w:r>
+        <w:fldChar w:fldCharType="begin"/>
+      </w:r>
+      <w:r>
+        <w:instrText xml:space="preserve"> SEQ Figure \* ARABIC </w:instrText>
+      </w:r>
+      <w:r>
+        <w:fldChar w:fldCharType="separate"/>
+      </w:r>
+      <w:r>
+        <w:rPr>
+          <w:noProof/>
+        </w:rPr>
+        <w:t>2</w:t>
+      </w:r>
+      <w:r>
+        <w:rPr>
+          <w:noProof/>
+        </w:rPr>
+        <w:fldChar w:fldCharType="end"/>
+      </w:r>
       <w:r>
         <w:t xml:space="preserve"> User Login, Logout Use Case Diagram</w:t>
       </w:r>
@@ -10224,14 +9240,27 @@
       <w:r>
         <w:t xml:space="preserve">Figure </w:t>
       </w:r>
-      <w:fldSimple w:instr=" SEQ Figure \* ARABIC ">
-        <w:r>
-          <w:rPr>
-            <w:noProof/>
-          </w:rPr>
-          <w:t>3</w:t>
-        </w:r>
-      </w:fldSimple>
+      <w:r>
+        <w:fldChar w:fldCharType="begin"/>
+      </w:r>
+      <w:r>
+        <w:instrText xml:space="preserve"> SEQ Figure \* ARABIC </w:instrText>
+      </w:r>
+      <w:r>
+        <w:fldChar w:fldCharType="separate"/>
+      </w:r>
+      <w:r>
+        <w:rPr>
+          <w:noProof/>
+        </w:rPr>
+        <w:t>3</w:t>
+      </w:r>
+      <w:r>
+        <w:rPr>
+          <w:noProof/>
+        </w:rPr>
+        <w:fldChar w:fldCharType="end"/>
+      </w:r>
       <w:r>
         <w:t xml:space="preserve"> User </w:t>
       </w:r>
@@ -10633,14 +9662,27 @@
       <w:r>
         <w:t xml:space="preserve">Figure </w:t>
       </w:r>
-      <w:fldSimple w:instr=" SEQ Figure \* ARABIC ">
-        <w:r>
-          <w:rPr>
-            <w:noProof/>
-          </w:rPr>
-          <w:t>4</w:t>
-        </w:r>
-      </w:fldSimple>
+      <w:r>
+        <w:fldChar w:fldCharType="begin"/>
+      </w:r>
+      <w:r>
+        <w:instrText xml:space="preserve"> SEQ Figure \* ARABIC </w:instrText>
+      </w:r>
+      <w:r>
+        <w:fldChar w:fldCharType="separate"/>
+      </w:r>
+      <w:r>
+        <w:rPr>
+          <w:noProof/>
+        </w:rPr>
+        <w:t>4</w:t>
+      </w:r>
+      <w:r>
+        <w:rPr>
+          <w:noProof/>
+        </w:rPr>
+        <w:fldChar w:fldCharType="end"/>
+      </w:r>
       <w:r>
         <w:t xml:space="preserve"> User </w:t>
       </w:r>
@@ -11044,14 +10086,27 @@
       <w:r>
         <w:t xml:space="preserve">Figure </w:t>
       </w:r>
-      <w:fldSimple w:instr=" SEQ Figure \* ARABIC ">
-        <w:r>
-          <w:rPr>
-            <w:noProof/>
-          </w:rPr>
-          <w:t>5</w:t>
-        </w:r>
-      </w:fldSimple>
+      <w:r>
+        <w:fldChar w:fldCharType="begin"/>
+      </w:r>
+      <w:r>
+        <w:instrText xml:space="preserve"> SEQ Figure \* ARABIC </w:instrText>
+      </w:r>
+      <w:r>
+        <w:fldChar w:fldCharType="separate"/>
+      </w:r>
+      <w:r>
+        <w:rPr>
+          <w:noProof/>
+        </w:rPr>
+        <w:t>5</w:t>
+      </w:r>
+      <w:r>
+        <w:rPr>
+          <w:noProof/>
+        </w:rPr>
+        <w:fldChar w:fldCharType="end"/>
+      </w:r>
       <w:r>
         <w:t xml:space="preserve"> User Delete Account Use Case Diagram</w:t>
       </w:r>
@@ -11467,14 +10522,27 @@
       <w:r>
         <w:t xml:space="preserve">Figure </w:t>
       </w:r>
-      <w:fldSimple w:instr=" SEQ Figure \* ARABIC ">
-        <w:r>
-          <w:rPr>
-            <w:noProof/>
-          </w:rPr>
-          <w:t>6</w:t>
-        </w:r>
-      </w:fldSimple>
+      <w:r>
+        <w:fldChar w:fldCharType="begin"/>
+      </w:r>
+      <w:r>
+        <w:instrText xml:space="preserve"> SEQ Figure \* ARABIC </w:instrText>
+      </w:r>
+      <w:r>
+        <w:fldChar w:fldCharType="separate"/>
+      </w:r>
+      <w:r>
+        <w:rPr>
+          <w:noProof/>
+        </w:rPr>
+        <w:t>6</w:t>
+      </w:r>
+      <w:r>
+        <w:rPr>
+          <w:noProof/>
+        </w:rPr>
+        <w:fldChar w:fldCharType="end"/>
+      </w:r>
       <w:r>
         <w:t xml:space="preserve"> </w:t>
       </w:r>
@@ -11882,14 +10950,27 @@
       <w:r>
         <w:t xml:space="preserve">Figure </w:t>
       </w:r>
-      <w:fldSimple w:instr=" SEQ Figure \* ARABIC ">
-        <w:r>
-          <w:rPr>
-            <w:noProof/>
-          </w:rPr>
-          <w:t>7</w:t>
-        </w:r>
-      </w:fldSimple>
+      <w:r>
+        <w:fldChar w:fldCharType="begin"/>
+      </w:r>
+      <w:r>
+        <w:instrText xml:space="preserve"> SEQ Figure \* ARABIC </w:instrText>
+      </w:r>
+      <w:r>
+        <w:fldChar w:fldCharType="separate"/>
+      </w:r>
+      <w:r>
+        <w:rPr>
+          <w:noProof/>
+        </w:rPr>
+        <w:t>7</w:t>
+      </w:r>
+      <w:r>
+        <w:rPr>
+          <w:noProof/>
+        </w:rPr>
+        <w:fldChar w:fldCharType="end"/>
+      </w:r>
       <w:r>
         <w:t xml:space="preserve"> Patient </w:t>
       </w:r>
@@ -12290,14 +11371,27 @@
       <w:r>
         <w:t xml:space="preserve">Figure </w:t>
       </w:r>
-      <w:fldSimple w:instr=" SEQ Figure \* ARABIC ">
-        <w:r>
-          <w:rPr>
-            <w:noProof/>
-          </w:rPr>
-          <w:t>8</w:t>
-        </w:r>
-      </w:fldSimple>
+      <w:r>
+        <w:fldChar w:fldCharType="begin"/>
+      </w:r>
+      <w:r>
+        <w:instrText xml:space="preserve"> SEQ Figure \* ARABIC </w:instrText>
+      </w:r>
+      <w:r>
+        <w:fldChar w:fldCharType="separate"/>
+      </w:r>
+      <w:r>
+        <w:rPr>
+          <w:noProof/>
+        </w:rPr>
+        <w:t>8</w:t>
+      </w:r>
+      <w:r>
+        <w:rPr>
+          <w:noProof/>
+        </w:rPr>
+        <w:fldChar w:fldCharType="end"/>
+      </w:r>
       <w:r>
         <w:t xml:space="preserve"> Patient </w:t>
       </w:r>
@@ -12702,14 +11796,27 @@
       <w:r>
         <w:t xml:space="preserve">Figure </w:t>
       </w:r>
-      <w:fldSimple w:instr=" SEQ Figure \* ARABIC ">
-        <w:r>
-          <w:rPr>
-            <w:noProof/>
-          </w:rPr>
-          <w:t>9</w:t>
-        </w:r>
-      </w:fldSimple>
+      <w:r>
+        <w:fldChar w:fldCharType="begin"/>
+      </w:r>
+      <w:r>
+        <w:instrText xml:space="preserve"> SEQ Figure \* ARABIC </w:instrText>
+      </w:r>
+      <w:r>
+        <w:fldChar w:fldCharType="separate"/>
+      </w:r>
+      <w:r>
+        <w:rPr>
+          <w:noProof/>
+        </w:rPr>
+        <w:t>9</w:t>
+      </w:r>
+      <w:r>
+        <w:rPr>
+          <w:noProof/>
+        </w:rPr>
+        <w:fldChar w:fldCharType="end"/>
+      </w:r>
       <w:r>
         <w:t xml:space="preserve"> Patient </w:t>
       </w:r>
@@ -13107,14 +12214,27 @@
       <w:r>
         <w:t xml:space="preserve">Figure </w:t>
       </w:r>
-      <w:fldSimple w:instr=" SEQ Figure \* ARABIC ">
-        <w:r>
-          <w:rPr>
-            <w:noProof/>
-          </w:rPr>
-          <w:t>10</w:t>
-        </w:r>
-      </w:fldSimple>
+      <w:r>
+        <w:fldChar w:fldCharType="begin"/>
+      </w:r>
+      <w:r>
+        <w:instrText xml:space="preserve"> SEQ Figure \* ARABIC </w:instrText>
+      </w:r>
+      <w:r>
+        <w:fldChar w:fldCharType="separate"/>
+      </w:r>
+      <w:r>
+        <w:rPr>
+          <w:noProof/>
+        </w:rPr>
+        <w:t>10</w:t>
+      </w:r>
+      <w:r>
+        <w:rPr>
+          <w:noProof/>
+        </w:rPr>
+        <w:fldChar w:fldCharType="end"/>
+      </w:r>
       <w:r>
         <w:t xml:space="preserve"> Patient </w:t>
       </w:r>
@@ -13511,14 +12631,27 @@
       <w:r>
         <w:t xml:space="preserve">Figure </w:t>
       </w:r>
-      <w:fldSimple w:instr=" SEQ Figure \* ARABIC ">
-        <w:r>
-          <w:rPr>
-            <w:noProof/>
-          </w:rPr>
-          <w:t>11</w:t>
-        </w:r>
-      </w:fldSimple>
+      <w:r>
+        <w:fldChar w:fldCharType="begin"/>
+      </w:r>
+      <w:r>
+        <w:instrText xml:space="preserve"> SEQ Figure \* ARABIC </w:instrText>
+      </w:r>
+      <w:r>
+        <w:fldChar w:fldCharType="separate"/>
+      </w:r>
+      <w:r>
+        <w:rPr>
+          <w:noProof/>
+        </w:rPr>
+        <w:t>11</w:t>
+      </w:r>
+      <w:r>
+        <w:rPr>
+          <w:noProof/>
+        </w:rPr>
+        <w:fldChar w:fldCharType="end"/>
+      </w:r>
       <w:r>
         <w:t xml:space="preserve"> Patient </w:t>
       </w:r>
@@ -13918,14 +13051,27 @@
       <w:r>
         <w:t xml:space="preserve">Figure </w:t>
       </w:r>
-      <w:fldSimple w:instr=" SEQ Figure \* ARABIC ">
-        <w:r>
-          <w:rPr>
-            <w:noProof/>
-          </w:rPr>
-          <w:t>12</w:t>
-        </w:r>
-      </w:fldSimple>
+      <w:r>
+        <w:fldChar w:fldCharType="begin"/>
+      </w:r>
+      <w:r>
+        <w:instrText xml:space="preserve"> SEQ Figure \* ARABIC </w:instrText>
+      </w:r>
+      <w:r>
+        <w:fldChar w:fldCharType="separate"/>
+      </w:r>
+      <w:r>
+        <w:rPr>
+          <w:noProof/>
+        </w:rPr>
+        <w:t>12</w:t>
+      </w:r>
+      <w:r>
+        <w:rPr>
+          <w:noProof/>
+        </w:rPr>
+        <w:fldChar w:fldCharType="end"/>
+      </w:r>
       <w:r>
         <w:t xml:space="preserve"> Patient </w:t>
       </w:r>
@@ -14343,14 +13489,27 @@
       <w:r>
         <w:t xml:space="preserve">Figure </w:t>
       </w:r>
-      <w:fldSimple w:instr=" SEQ Figure \* ARABIC ">
-        <w:r>
-          <w:rPr>
-            <w:noProof/>
-          </w:rPr>
-          <w:t>13</w:t>
-        </w:r>
-      </w:fldSimple>
+      <w:r>
+        <w:fldChar w:fldCharType="begin"/>
+      </w:r>
+      <w:r>
+        <w:instrText xml:space="preserve"> SEQ Figure \* ARABIC </w:instrText>
+      </w:r>
+      <w:r>
+        <w:fldChar w:fldCharType="separate"/>
+      </w:r>
+      <w:r>
+        <w:rPr>
+          <w:noProof/>
+        </w:rPr>
+        <w:t>13</w:t>
+      </w:r>
+      <w:r>
+        <w:rPr>
+          <w:noProof/>
+        </w:rPr>
+        <w:fldChar w:fldCharType="end"/>
+      </w:r>
       <w:r>
         <w:t xml:space="preserve"> Doctor Dashboard Use Case Diagram</w:t>
       </w:r>
@@ -14741,14 +13900,27 @@
       <w:r>
         <w:t xml:space="preserve">Figure </w:t>
       </w:r>
-      <w:fldSimple w:instr=" SEQ Figure \* ARABIC ">
-        <w:r>
-          <w:rPr>
-            <w:noProof/>
-          </w:rPr>
-          <w:t>14</w:t>
-        </w:r>
-      </w:fldSimple>
+      <w:r>
+        <w:fldChar w:fldCharType="begin"/>
+      </w:r>
+      <w:r>
+        <w:instrText xml:space="preserve"> SEQ Figure \* ARABIC </w:instrText>
+      </w:r>
+      <w:r>
+        <w:fldChar w:fldCharType="separate"/>
+      </w:r>
+      <w:r>
+        <w:rPr>
+          <w:noProof/>
+        </w:rPr>
+        <w:t>14</w:t>
+      </w:r>
+      <w:r>
+        <w:rPr>
+          <w:noProof/>
+        </w:rPr>
+        <w:fldChar w:fldCharType="end"/>
+      </w:r>
       <w:r>
         <w:t xml:space="preserve"> Doctor </w:t>
       </w:r>
@@ -15146,14 +14318,27 @@
       <w:r>
         <w:t xml:space="preserve">Figure </w:t>
       </w:r>
-      <w:fldSimple w:instr=" SEQ Figure \* ARABIC ">
-        <w:r>
-          <w:rPr>
-            <w:noProof/>
-          </w:rPr>
-          <w:t>15</w:t>
-        </w:r>
-      </w:fldSimple>
+      <w:r>
+        <w:fldChar w:fldCharType="begin"/>
+      </w:r>
+      <w:r>
+        <w:instrText xml:space="preserve"> SEQ Figure \* ARABIC </w:instrText>
+      </w:r>
+      <w:r>
+        <w:fldChar w:fldCharType="separate"/>
+      </w:r>
+      <w:r>
+        <w:rPr>
+          <w:noProof/>
+        </w:rPr>
+        <w:t>15</w:t>
+      </w:r>
+      <w:r>
+        <w:rPr>
+          <w:noProof/>
+        </w:rPr>
+        <w:fldChar w:fldCharType="end"/>
+      </w:r>
       <w:r>
         <w:t xml:space="preserve"> Doctor </w:t>
       </w:r>
@@ -15555,14 +14740,27 @@
       <w:r>
         <w:t xml:space="preserve">Figure </w:t>
       </w:r>
-      <w:fldSimple w:instr=" SEQ Figure \* ARABIC ">
-        <w:r>
-          <w:rPr>
-            <w:noProof/>
-          </w:rPr>
-          <w:t>16</w:t>
-        </w:r>
-      </w:fldSimple>
+      <w:r>
+        <w:fldChar w:fldCharType="begin"/>
+      </w:r>
+      <w:r>
+        <w:instrText xml:space="preserve"> SEQ Figure \* ARABIC </w:instrText>
+      </w:r>
+      <w:r>
+        <w:fldChar w:fldCharType="separate"/>
+      </w:r>
+      <w:r>
+        <w:rPr>
+          <w:noProof/>
+        </w:rPr>
+        <w:t>16</w:t>
+      </w:r>
+      <w:r>
+        <w:rPr>
+          <w:noProof/>
+        </w:rPr>
+        <w:fldChar w:fldCharType="end"/>
+      </w:r>
       <w:r>
         <w:t xml:space="preserve"> Doctor </w:t>
       </w:r>
@@ -15959,14 +15157,27 @@
       <w:r>
         <w:t xml:space="preserve">Figure </w:t>
       </w:r>
-      <w:fldSimple w:instr=" SEQ Figure \* ARABIC ">
-        <w:r>
-          <w:rPr>
-            <w:noProof/>
-          </w:rPr>
-          <w:t>17</w:t>
-        </w:r>
-      </w:fldSimple>
+      <w:r>
+        <w:fldChar w:fldCharType="begin"/>
+      </w:r>
+      <w:r>
+        <w:instrText xml:space="preserve"> SEQ Figure \* ARABIC </w:instrText>
+      </w:r>
+      <w:r>
+        <w:fldChar w:fldCharType="separate"/>
+      </w:r>
+      <w:r>
+        <w:rPr>
+          <w:noProof/>
+        </w:rPr>
+        <w:t>17</w:t>
+      </w:r>
+      <w:r>
+        <w:rPr>
+          <w:noProof/>
+        </w:rPr>
+        <w:fldChar w:fldCharType="end"/>
+      </w:r>
       <w:r>
         <w:t xml:space="preserve"> Doctor </w:t>
       </w:r>
@@ -16370,14 +15581,27 @@
       <w:r>
         <w:t xml:space="preserve">Figure </w:t>
       </w:r>
-      <w:fldSimple w:instr=" SEQ Figure \* ARABIC ">
-        <w:r>
-          <w:rPr>
-            <w:noProof/>
-          </w:rPr>
-          <w:t>18</w:t>
-        </w:r>
-      </w:fldSimple>
+      <w:r>
+        <w:fldChar w:fldCharType="begin"/>
+      </w:r>
+      <w:r>
+        <w:instrText xml:space="preserve"> SEQ Figure \* ARABIC </w:instrText>
+      </w:r>
+      <w:r>
+        <w:fldChar w:fldCharType="separate"/>
+      </w:r>
+      <w:r>
+        <w:rPr>
+          <w:noProof/>
+        </w:rPr>
+        <w:t>18</w:t>
+      </w:r>
+      <w:r>
+        <w:rPr>
+          <w:noProof/>
+        </w:rPr>
+        <w:fldChar w:fldCharType="end"/>
+      </w:r>
       <w:r>
         <w:t xml:space="preserve"> Doctor </w:t>
       </w:r>
@@ -16799,14 +16023,27 @@
       <w:r>
         <w:t xml:space="preserve">Figure </w:t>
       </w:r>
-      <w:fldSimple w:instr=" SEQ Figure \* ARABIC ">
-        <w:r>
-          <w:rPr>
-            <w:noProof/>
-          </w:rPr>
-          <w:t>19</w:t>
-        </w:r>
-      </w:fldSimple>
+      <w:r>
+        <w:fldChar w:fldCharType="begin"/>
+      </w:r>
+      <w:r>
+        <w:instrText xml:space="preserve"> SEQ Figure \* ARABIC </w:instrText>
+      </w:r>
+      <w:r>
+        <w:fldChar w:fldCharType="separate"/>
+      </w:r>
+      <w:r>
+        <w:rPr>
+          <w:noProof/>
+        </w:rPr>
+        <w:t>19</w:t>
+      </w:r>
+      <w:r>
+        <w:rPr>
+          <w:noProof/>
+        </w:rPr>
+        <w:fldChar w:fldCharType="end"/>
+      </w:r>
       <w:r>
         <w:t xml:space="preserve"> Admin </w:t>
       </w:r>
@@ -17203,14 +16440,27 @@
       <w:r>
         <w:t xml:space="preserve">Figure </w:t>
       </w:r>
-      <w:fldSimple w:instr=" SEQ Figure \* ARABIC ">
-        <w:r>
-          <w:rPr>
-            <w:noProof/>
-          </w:rPr>
-          <w:t>20</w:t>
-        </w:r>
-      </w:fldSimple>
+      <w:r>
+        <w:fldChar w:fldCharType="begin"/>
+      </w:r>
+      <w:r>
+        <w:instrText xml:space="preserve"> SEQ Figure \* ARABIC </w:instrText>
+      </w:r>
+      <w:r>
+        <w:fldChar w:fldCharType="separate"/>
+      </w:r>
+      <w:r>
+        <w:rPr>
+          <w:noProof/>
+        </w:rPr>
+        <w:t>20</w:t>
+      </w:r>
+      <w:r>
+        <w:rPr>
+          <w:noProof/>
+        </w:rPr>
+        <w:fldChar w:fldCharType="end"/>
+      </w:r>
       <w:r>
         <w:t xml:space="preserve"> Admin </w:t>
       </w:r>
@@ -17612,14 +16862,27 @@
       <w:r>
         <w:t xml:space="preserve">Figure </w:t>
       </w:r>
-      <w:fldSimple w:instr=" SEQ Figure \* ARABIC ">
-        <w:r>
-          <w:rPr>
-            <w:noProof/>
-          </w:rPr>
-          <w:t>21</w:t>
-        </w:r>
-      </w:fldSimple>
+      <w:r>
+        <w:fldChar w:fldCharType="begin"/>
+      </w:r>
+      <w:r>
+        <w:instrText xml:space="preserve"> SEQ Figure \* ARABIC </w:instrText>
+      </w:r>
+      <w:r>
+        <w:fldChar w:fldCharType="separate"/>
+      </w:r>
+      <w:r>
+        <w:rPr>
+          <w:noProof/>
+        </w:rPr>
+        <w:t>21</w:t>
+      </w:r>
+      <w:r>
+        <w:rPr>
+          <w:noProof/>
+        </w:rPr>
+        <w:fldChar w:fldCharType="end"/>
+      </w:r>
       <w:r>
         <w:t xml:space="preserve"> Admin </w:t>
       </w:r>
@@ -18017,14 +17280,27 @@
       <w:r>
         <w:t xml:space="preserve">Figure </w:t>
       </w:r>
-      <w:fldSimple w:instr=" SEQ Figure \* ARABIC ">
-        <w:r>
-          <w:rPr>
-            <w:noProof/>
-          </w:rPr>
-          <w:t>22</w:t>
-        </w:r>
-      </w:fldSimple>
+      <w:r>
+        <w:fldChar w:fldCharType="begin"/>
+      </w:r>
+      <w:r>
+        <w:instrText xml:space="preserve"> SEQ Figure \* ARABIC </w:instrText>
+      </w:r>
+      <w:r>
+        <w:fldChar w:fldCharType="separate"/>
+      </w:r>
+      <w:r>
+        <w:rPr>
+          <w:noProof/>
+        </w:rPr>
+        <w:t>22</w:t>
+      </w:r>
+      <w:r>
+        <w:rPr>
+          <w:noProof/>
+        </w:rPr>
+        <w:fldChar w:fldCharType="end"/>
+      </w:r>
       <w:r>
         <w:t xml:space="preserve"> Admin </w:t>
       </w:r>
@@ -18425,14 +17701,27 @@
       <w:r>
         <w:t xml:space="preserve">Figure </w:t>
       </w:r>
-      <w:fldSimple w:instr=" SEQ Figure \* ARABIC ">
-        <w:r>
-          <w:rPr>
-            <w:noProof/>
-          </w:rPr>
-          <w:t>23</w:t>
-        </w:r>
-      </w:fldSimple>
+      <w:r>
+        <w:fldChar w:fldCharType="begin"/>
+      </w:r>
+      <w:r>
+        <w:instrText xml:space="preserve"> SEQ Figure \* ARABIC </w:instrText>
+      </w:r>
+      <w:r>
+        <w:fldChar w:fldCharType="separate"/>
+      </w:r>
+      <w:r>
+        <w:rPr>
+          <w:noProof/>
+        </w:rPr>
+        <w:t>23</w:t>
+      </w:r>
+      <w:r>
+        <w:rPr>
+          <w:noProof/>
+        </w:rPr>
+        <w:fldChar w:fldCharType="end"/>
+      </w:r>
       <w:r>
         <w:t xml:space="preserve"> Admin Generate Reports Use Case Diagram</w:t>
       </w:r>
@@ -18820,14 +18109,27 @@
       <w:r>
         <w:t xml:space="preserve">Figure </w:t>
       </w:r>
-      <w:fldSimple w:instr=" SEQ Figure \* ARABIC ">
-        <w:r>
-          <w:rPr>
-            <w:noProof/>
-          </w:rPr>
-          <w:t>24</w:t>
-        </w:r>
-      </w:fldSimple>
+      <w:r>
+        <w:fldChar w:fldCharType="begin"/>
+      </w:r>
+      <w:r>
+        <w:instrText xml:space="preserve"> SEQ Figure \* ARABIC </w:instrText>
+      </w:r>
+      <w:r>
+        <w:fldChar w:fldCharType="separate"/>
+      </w:r>
+      <w:r>
+        <w:rPr>
+          <w:noProof/>
+        </w:rPr>
+        <w:t>24</w:t>
+      </w:r>
+      <w:r>
+        <w:rPr>
+          <w:noProof/>
+        </w:rPr>
+        <w:fldChar w:fldCharType="end"/>
+      </w:r>
       <w:r>
         <w:t xml:space="preserve"> Admin </w:t>
       </w:r>
@@ -18850,6 +18152,7 @@
           <w:szCs w:val="28"/>
         </w:rPr>
       </w:pPr>
+      <w:bookmarkStart w:id="33" w:name="_Toc223170649"/>
       <w:r>
         <w:rPr>
           <w:rStyle w:val="Strong"/>
@@ -18883,6 +18186,7 @@
         </w:rPr>
         <w:t>Classes / Objects</w:t>
       </w:r>
+      <w:bookmarkEnd w:id="33"/>
     </w:p>
     <w:p>
       <w:pPr>
@@ -19042,14 +18346,27 @@
       <w:r>
         <w:t xml:space="preserve">Figure </w:t>
       </w:r>
-      <w:fldSimple w:instr=" SEQ Figure \* ARABIC ">
-        <w:r>
-          <w:rPr>
-            <w:noProof/>
-          </w:rPr>
-          <w:t>25</w:t>
-        </w:r>
-      </w:fldSimple>
+      <w:r>
+        <w:fldChar w:fldCharType="begin"/>
+      </w:r>
+      <w:r>
+        <w:instrText xml:space="preserve"> SEQ Figure \* ARABIC </w:instrText>
+      </w:r>
+      <w:r>
+        <w:fldChar w:fldCharType="separate"/>
+      </w:r>
+      <w:r>
+        <w:rPr>
+          <w:noProof/>
+        </w:rPr>
+        <w:t>25</w:t>
+      </w:r>
+      <w:r>
+        <w:rPr>
+          <w:noProof/>
+        </w:rPr>
+        <w:fldChar w:fldCharType="end"/>
+      </w:r>
       <w:r>
         <w:t xml:space="preserve"> User Class Diagram</w:t>
       </w:r>
@@ -19185,14 +18502,27 @@
       <w:r>
         <w:t xml:space="preserve">Figure </w:t>
       </w:r>
-      <w:fldSimple w:instr=" SEQ Figure \* ARABIC ">
-        <w:r>
-          <w:rPr>
-            <w:noProof/>
-          </w:rPr>
-          <w:t>26</w:t>
-        </w:r>
-      </w:fldSimple>
+      <w:r>
+        <w:fldChar w:fldCharType="begin"/>
+      </w:r>
+      <w:r>
+        <w:instrText xml:space="preserve"> SEQ Figure \* ARABIC </w:instrText>
+      </w:r>
+      <w:r>
+        <w:fldChar w:fldCharType="separate"/>
+      </w:r>
+      <w:r>
+        <w:rPr>
+          <w:noProof/>
+        </w:rPr>
+        <w:t>26</w:t>
+      </w:r>
+      <w:r>
+        <w:rPr>
+          <w:noProof/>
+        </w:rPr>
+        <w:fldChar w:fldCharType="end"/>
+      </w:r>
       <w:r>
         <w:t xml:space="preserve"> Patient Class Diagram</w:t>
       </w:r>
@@ -19325,14 +18655,27 @@
       <w:r>
         <w:t xml:space="preserve">Figure </w:t>
       </w:r>
-      <w:fldSimple w:instr=" SEQ Figure \* ARABIC ">
-        <w:r>
-          <w:rPr>
-            <w:noProof/>
-          </w:rPr>
-          <w:t>27</w:t>
-        </w:r>
-      </w:fldSimple>
+      <w:r>
+        <w:fldChar w:fldCharType="begin"/>
+      </w:r>
+      <w:r>
+        <w:instrText xml:space="preserve"> SEQ Figure \* ARABIC </w:instrText>
+      </w:r>
+      <w:r>
+        <w:fldChar w:fldCharType="separate"/>
+      </w:r>
+      <w:r>
+        <w:rPr>
+          <w:noProof/>
+        </w:rPr>
+        <w:t>27</w:t>
+      </w:r>
+      <w:r>
+        <w:rPr>
+          <w:noProof/>
+        </w:rPr>
+        <w:fldChar w:fldCharType="end"/>
+      </w:r>
       <w:r>
         <w:t xml:space="preserve"> Doctor Class Diagram</w:t>
       </w:r>
@@ -19341,9 +18684,13 @@
       <w:pPr>
         <w:pStyle w:val="Heading2"/>
       </w:pPr>
+      <w:bookmarkStart w:id="34" w:name="_Toc223170317"/>
+      <w:bookmarkStart w:id="35" w:name="_Toc223170650"/>
       <w:r>
         <w:t>3.4.4 Appointment Class</w:t>
       </w:r>
+      <w:bookmarkEnd w:id="34"/>
+      <w:bookmarkEnd w:id="35"/>
     </w:p>
     <w:p>
       <w:pPr>
@@ -19459,14 +18806,27 @@
       <w:r>
         <w:t xml:space="preserve">Figure </w:t>
       </w:r>
-      <w:fldSimple w:instr=" SEQ Figure \* ARABIC ">
-        <w:r>
-          <w:rPr>
-            <w:noProof/>
-          </w:rPr>
-          <w:t>28</w:t>
-        </w:r>
-      </w:fldSimple>
+      <w:r>
+        <w:fldChar w:fldCharType="begin"/>
+      </w:r>
+      <w:r>
+        <w:instrText xml:space="preserve"> SEQ Figure \* ARABIC </w:instrText>
+      </w:r>
+      <w:r>
+        <w:fldChar w:fldCharType="separate"/>
+      </w:r>
+      <w:r>
+        <w:rPr>
+          <w:noProof/>
+        </w:rPr>
+        <w:t>28</w:t>
+      </w:r>
+      <w:r>
+        <w:rPr>
+          <w:noProof/>
+        </w:rPr>
+        <w:fldChar w:fldCharType="end"/>
+      </w:r>
       <w:r>
         <w:t xml:space="preserve"> Appointment Class Diagram</w:t>
       </w:r>
@@ -19475,9 +18835,13 @@
       <w:pPr>
         <w:pStyle w:val="Heading2"/>
       </w:pPr>
+      <w:bookmarkStart w:id="36" w:name="_Toc223170318"/>
+      <w:bookmarkStart w:id="37" w:name="_Toc223170651"/>
       <w:r>
         <w:t>3.4.5 MedicalRecord Class</w:t>
       </w:r>
+      <w:bookmarkEnd w:id="36"/>
+      <w:bookmarkEnd w:id="37"/>
     </w:p>
     <w:p>
       <w:pPr>
@@ -19591,14 +18955,27 @@
       <w:r>
         <w:t xml:space="preserve">Figure </w:t>
       </w:r>
-      <w:fldSimple w:instr=" SEQ Figure \* ARABIC ">
-        <w:r>
-          <w:rPr>
-            <w:noProof/>
-          </w:rPr>
-          <w:t>29</w:t>
-        </w:r>
-      </w:fldSimple>
+      <w:r>
+        <w:fldChar w:fldCharType="begin"/>
+      </w:r>
+      <w:r>
+        <w:instrText xml:space="preserve"> SEQ Figure \* ARABIC </w:instrText>
+      </w:r>
+      <w:r>
+        <w:fldChar w:fldCharType="separate"/>
+      </w:r>
+      <w:r>
+        <w:rPr>
+          <w:noProof/>
+        </w:rPr>
+        <w:t>29</w:t>
+      </w:r>
+      <w:r>
+        <w:rPr>
+          <w:noProof/>
+        </w:rPr>
+        <w:fldChar w:fldCharType="end"/>
+      </w:r>
       <w:r>
         <w:t xml:space="preserve"> </w:t>
       </w:r>
@@ -19613,9 +18990,13 @@
       <w:pPr>
         <w:pStyle w:val="Heading2"/>
       </w:pPr>
+      <w:bookmarkStart w:id="38" w:name="_Toc223170319"/>
+      <w:bookmarkStart w:id="39" w:name="_Toc223170652"/>
       <w:r>
         <w:t>3.4.6 Prescription Class</w:t>
       </w:r>
+      <w:bookmarkEnd w:id="38"/>
+      <w:bookmarkEnd w:id="39"/>
     </w:p>
     <w:p>
       <w:pPr>
@@ -19728,14 +19109,27 @@
       <w:r>
         <w:t xml:space="preserve">Figure </w:t>
       </w:r>
-      <w:fldSimple w:instr=" SEQ Figure \* ARABIC ">
-        <w:r>
-          <w:rPr>
-            <w:noProof/>
-          </w:rPr>
-          <w:t>30</w:t>
-        </w:r>
-      </w:fldSimple>
+      <w:r>
+        <w:fldChar w:fldCharType="begin"/>
+      </w:r>
+      <w:r>
+        <w:instrText xml:space="preserve"> SEQ Figure \* ARABIC </w:instrText>
+      </w:r>
+      <w:r>
+        <w:fldChar w:fldCharType="separate"/>
+      </w:r>
+      <w:r>
+        <w:rPr>
+          <w:noProof/>
+        </w:rPr>
+        <w:t>30</w:t>
+      </w:r>
+      <w:r>
+        <w:rPr>
+          <w:noProof/>
+        </w:rPr>
+        <w:fldChar w:fldCharType="end"/>
+      </w:r>
       <w:r>
         <w:t xml:space="preserve"> </w:t>
       </w:r>
@@ -19750,9 +19144,13 @@
       <w:pPr>
         <w:pStyle w:val="Heading2"/>
       </w:pPr>
+      <w:bookmarkStart w:id="40" w:name="_Toc223170320"/>
+      <w:bookmarkStart w:id="41" w:name="_Toc223170653"/>
       <w:r>
         <w:t>3.4.7 LabTest Class</w:t>
       </w:r>
+      <w:bookmarkEnd w:id="40"/>
+      <w:bookmarkEnd w:id="41"/>
     </w:p>
     <w:p>
       <w:pPr>
@@ -19866,14 +19264,27 @@
       <w:r>
         <w:t xml:space="preserve">Figure </w:t>
       </w:r>
-      <w:fldSimple w:instr=" SEQ Figure \* ARABIC ">
-        <w:r>
-          <w:rPr>
-            <w:noProof/>
-          </w:rPr>
-          <w:t>31</w:t>
-        </w:r>
-      </w:fldSimple>
+      <w:r>
+        <w:fldChar w:fldCharType="begin"/>
+      </w:r>
+      <w:r>
+        <w:instrText xml:space="preserve"> SEQ Figure \* ARABIC </w:instrText>
+      </w:r>
+      <w:r>
+        <w:fldChar w:fldCharType="separate"/>
+      </w:r>
+      <w:r>
+        <w:rPr>
+          <w:noProof/>
+        </w:rPr>
+        <w:t>31</w:t>
+      </w:r>
+      <w:r>
+        <w:rPr>
+          <w:noProof/>
+        </w:rPr>
+        <w:fldChar w:fldCharType="end"/>
+      </w:r>
       <w:r>
         <w:t xml:space="preserve"> </w:t>
       </w:r>
@@ -19888,9 +19299,13 @@
       <w:pPr>
         <w:pStyle w:val="Heading2"/>
       </w:pPr>
+      <w:bookmarkStart w:id="42" w:name="_Toc223170321"/>
+      <w:bookmarkStart w:id="43" w:name="_Toc223170654"/>
       <w:r>
         <w:t>3.4.8 Invoice Class</w:t>
       </w:r>
+      <w:bookmarkEnd w:id="42"/>
+      <w:bookmarkEnd w:id="43"/>
     </w:p>
     <w:p>
       <w:pPr>
@@ -20003,14 +19418,27 @@
       <w:r>
         <w:t xml:space="preserve">Figure </w:t>
       </w:r>
-      <w:fldSimple w:instr=" SEQ Figure \* ARABIC ">
-        <w:r>
-          <w:rPr>
-            <w:noProof/>
-          </w:rPr>
-          <w:t>32</w:t>
-        </w:r>
-      </w:fldSimple>
+      <w:r>
+        <w:fldChar w:fldCharType="begin"/>
+      </w:r>
+      <w:r>
+        <w:instrText xml:space="preserve"> SEQ Figure \* ARABIC </w:instrText>
+      </w:r>
+      <w:r>
+        <w:fldChar w:fldCharType="separate"/>
+      </w:r>
+      <w:r>
+        <w:rPr>
+          <w:noProof/>
+        </w:rPr>
+        <w:t>32</w:t>
+      </w:r>
+      <w:r>
+        <w:rPr>
+          <w:noProof/>
+        </w:rPr>
+        <w:fldChar w:fldCharType="end"/>
+      </w:r>
       <w:r>
         <w:t xml:space="preserve"> </w:t>
       </w:r>
@@ -20025,9 +19453,13 @@
       <w:pPr>
         <w:pStyle w:val="Heading2"/>
       </w:pPr>
+      <w:bookmarkStart w:id="44" w:name="_Toc223170322"/>
+      <w:bookmarkStart w:id="45" w:name="_Toc223170655"/>
       <w:r>
         <w:t>3.4.9 Bed Class</w:t>
       </w:r>
+      <w:bookmarkEnd w:id="44"/>
+      <w:bookmarkEnd w:id="45"/>
     </w:p>
     <w:p>
       <w:pPr>
@@ -20141,14 +19573,27 @@
       <w:r>
         <w:t xml:space="preserve">Figure </w:t>
       </w:r>
-      <w:fldSimple w:instr=" SEQ Figure \* ARABIC ">
-        <w:r>
-          <w:rPr>
-            <w:noProof/>
-          </w:rPr>
-          <w:t>33</w:t>
-        </w:r>
-      </w:fldSimple>
+      <w:r>
+        <w:fldChar w:fldCharType="begin"/>
+      </w:r>
+      <w:r>
+        <w:instrText xml:space="preserve"> SEQ Figure \* ARABIC </w:instrText>
+      </w:r>
+      <w:r>
+        <w:fldChar w:fldCharType="separate"/>
+      </w:r>
+      <w:r>
+        <w:rPr>
+          <w:noProof/>
+        </w:rPr>
+        <w:t>33</w:t>
+      </w:r>
+      <w:r>
+        <w:rPr>
+          <w:noProof/>
+        </w:rPr>
+        <w:fldChar w:fldCharType="end"/>
+      </w:r>
       <w:r>
         <w:t xml:space="preserve"> Bed Class Diagram</w:t>
       </w:r>
@@ -20157,9 +19602,13 @@
       <w:pPr>
         <w:pStyle w:val="Heading2"/>
       </w:pPr>
+      <w:bookmarkStart w:id="46" w:name="_Toc223170323"/>
+      <w:bookmarkStart w:id="47" w:name="_Toc223170656"/>
       <w:r>
         <w:t>3.4.10 Complaint Class</w:t>
       </w:r>
+      <w:bookmarkEnd w:id="46"/>
+      <w:bookmarkEnd w:id="47"/>
     </w:p>
     <w:p>
       <w:pPr>
@@ -20278,14 +19727,27 @@
       <w:r>
         <w:t xml:space="preserve">Figure </w:t>
       </w:r>
-      <w:fldSimple w:instr=" SEQ Figure \* ARABIC ">
-        <w:r>
-          <w:rPr>
-            <w:noProof/>
-          </w:rPr>
-          <w:t>34</w:t>
-        </w:r>
-      </w:fldSimple>
+      <w:r>
+        <w:fldChar w:fldCharType="begin"/>
+      </w:r>
+      <w:r>
+        <w:instrText xml:space="preserve"> SEQ Figure \* ARABIC </w:instrText>
+      </w:r>
+      <w:r>
+        <w:fldChar w:fldCharType="separate"/>
+      </w:r>
+      <w:r>
+        <w:rPr>
+          <w:noProof/>
+        </w:rPr>
+        <w:t>34</w:t>
+      </w:r>
+      <w:r>
+        <w:rPr>
+          <w:noProof/>
+        </w:rPr>
+        <w:fldChar w:fldCharType="end"/>
+      </w:r>
       <w:r>
         <w:t xml:space="preserve"> </w:t>
       </w:r>
@@ -20455,14 +19917,27 @@
       <w:r>
         <w:t xml:space="preserve">Figure </w:t>
       </w:r>
-      <w:fldSimple w:instr=" SEQ Figure \* ARABIC ">
-        <w:r>
-          <w:rPr>
-            <w:noProof/>
-          </w:rPr>
-          <w:t>35</w:t>
-        </w:r>
-      </w:fldSimple>
+      <w:r>
+        <w:fldChar w:fldCharType="begin"/>
+      </w:r>
+      <w:r>
+        <w:instrText xml:space="preserve"> SEQ Figure \* ARABIC </w:instrText>
+      </w:r>
+      <w:r>
+        <w:fldChar w:fldCharType="separate"/>
+      </w:r>
+      <w:r>
+        <w:rPr>
+          <w:noProof/>
+        </w:rPr>
+        <w:t>35</w:t>
+      </w:r>
+      <w:r>
+        <w:rPr>
+          <w:noProof/>
+        </w:rPr>
+        <w:fldChar w:fldCharType="end"/>
+      </w:r>
       <w:r>
         <w:t xml:space="preserve"> </w:t>
       </w:r>
@@ -20492,6 +19967,7 @@
           <w:iCs/>
         </w:rPr>
       </w:pPr>
+      <w:bookmarkStart w:id="48" w:name="_Toc223170657"/>
       <w:r>
         <w:rPr>
           <w:rStyle w:val="Strong"/>
@@ -20500,6 +19976,7 @@
         </w:rPr>
         <w:t>3.5 Non-Functional Requirements</w:t>
       </w:r>
+      <w:bookmarkEnd w:id="48"/>
     </w:p>
     <w:p>
       <w:pPr>
@@ -20801,9 +20278,11 @@
       <w:pPr>
         <w:pStyle w:val="Heading2"/>
       </w:pPr>
+      <w:bookmarkStart w:id="49" w:name="_Toc223170658"/>
       <w:r>
         <w:t>3.6 Database Requirements</w:t>
       </w:r>
+      <w:bookmarkEnd w:id="49"/>
     </w:p>
     <w:p>
       <w:pPr>
@@ -20992,28 +20471,13 @@
     </w:p>
     <w:p>
       <w:pPr>
-        <w:spacing w:before="100" w:beforeAutospacing="1" w:after="100" w:afterAutospacing="1" w:line="240" w:lineRule="auto"/>
-        <w:outlineLvl w:val="0"/>
-        <w:rPr>
-          <w:rFonts w:asciiTheme="minorBidi" w:eastAsia="Times New Roman" w:hAnsiTheme="minorBidi"/>
-          <w:b/>
-          <w:bCs/>
-          <w:kern w:val="36"/>
-          <w:sz w:val="32"/>
-          <w:szCs w:val="32"/>
-        </w:rPr>
-      </w:pPr>
-      <w:r>
-        <w:rPr>
-          <w:rFonts w:asciiTheme="minorBidi" w:eastAsia="Times New Roman" w:hAnsiTheme="minorBidi"/>
-          <w:b/>
-          <w:bCs/>
-          <w:kern w:val="36"/>
-          <w:sz w:val="32"/>
-          <w:szCs w:val="32"/>
-        </w:rPr>
+        <w:pStyle w:val="Heading1"/>
+      </w:pPr>
+      <w:bookmarkStart w:id="50" w:name="_Toc223170659"/>
+      <w:r>
         <w:t>4. Analysis Models</w:t>
       </w:r>
+      <w:bookmarkEnd w:id="50"/>
     </w:p>
     <w:p>
       <w:pPr>
@@ -21059,6 +20523,8 @@
           <w:szCs w:val="28"/>
         </w:rPr>
       </w:pPr>
+      <w:bookmarkStart w:id="51" w:name="_Toc223170326"/>
+      <w:bookmarkStart w:id="52" w:name="_Toc223170660"/>
       <w:r>
         <w:rPr>
           <w:sz w:val="28"/>
@@ -21067,14 +20533,22 @@
         <w:lastRenderedPageBreak/>
         <w:t>4.1 Sequence Diagrams</w:t>
       </w:r>
+      <w:bookmarkEnd w:id="51"/>
+      <w:bookmarkEnd w:id="52"/>
     </w:p>
     <w:p>
       <w:pPr>
         <w:pStyle w:val="Heading2"/>
       </w:pPr>
+      <w:bookmarkStart w:id="53" w:name="_Toc223170327"/>
+      <w:bookmarkStart w:id="54" w:name="_Toc223170610"/>
+      <w:bookmarkStart w:id="55" w:name="_Toc223170661"/>
       <w:r>
         <w:t>SEQ-101: User Registration</w:t>
       </w:r>
+      <w:bookmarkEnd w:id="53"/>
+      <w:bookmarkEnd w:id="54"/>
+      <w:bookmarkEnd w:id="55"/>
     </w:p>
     <w:p>
       <w:pPr>
@@ -21153,6 +20627,8 @@
         <w:ind w:left="0" w:firstLine="0"/>
         <w:jc w:val="center"/>
       </w:pPr>
+      <w:bookmarkStart w:id="56" w:name="_Toc223170328"/>
+      <w:bookmarkStart w:id="57" w:name="_Toc223170662"/>
       <w:r>
         <w:rPr>
           <w:rFonts w:ascii="Times New Roman" w:hAnsi="Times New Roman"/>
@@ -21214,6 +20690,8 @@
           </wp:inline>
         </w:drawing>
       </w:r>
+      <w:bookmarkEnd w:id="56"/>
+      <w:bookmarkEnd w:id="57"/>
     </w:p>
     <w:p>
       <w:pPr>
@@ -21223,14 +20701,27 @@
       <w:r>
         <w:t xml:space="preserve">Figure </w:t>
       </w:r>
-      <w:fldSimple w:instr=" SEQ Figure \* ARABIC ">
-        <w:r>
-          <w:rPr>
-            <w:noProof/>
-          </w:rPr>
-          <w:t>36</w:t>
-        </w:r>
-      </w:fldSimple>
+      <w:r>
+        <w:fldChar w:fldCharType="begin"/>
+      </w:r>
+      <w:r>
+        <w:instrText xml:space="preserve"> SEQ Figure \* ARABIC </w:instrText>
+      </w:r>
+      <w:r>
+        <w:fldChar w:fldCharType="separate"/>
+      </w:r>
+      <w:r>
+        <w:rPr>
+          <w:noProof/>
+        </w:rPr>
+        <w:t>36</w:t>
+      </w:r>
+      <w:r>
+        <w:rPr>
+          <w:noProof/>
+        </w:rPr>
+        <w:fldChar w:fldCharType="end"/>
+      </w:r>
       <w:r>
         <w:t xml:space="preserve"> </w:t>
       </w:r>
@@ -21245,9 +20736,13 @@
       <w:pPr>
         <w:pStyle w:val="Heading2"/>
       </w:pPr>
+      <w:bookmarkStart w:id="58" w:name="_Toc223170329"/>
+      <w:bookmarkStart w:id="59" w:name="_Toc223170663"/>
       <w:r>
         <w:t>SEQ-102: User Login</w:t>
       </w:r>
+      <w:bookmarkEnd w:id="58"/>
+      <w:bookmarkEnd w:id="59"/>
     </w:p>
     <w:p>
       <w:pPr>
@@ -21381,14 +20876,27 @@
       <w:r>
         <w:t xml:space="preserve">Figure </w:t>
       </w:r>
-      <w:fldSimple w:instr=" SEQ Figure \* ARABIC ">
-        <w:r>
-          <w:rPr>
-            <w:noProof/>
-          </w:rPr>
-          <w:t>37</w:t>
-        </w:r>
-      </w:fldSimple>
+      <w:r>
+        <w:fldChar w:fldCharType="begin"/>
+      </w:r>
+      <w:r>
+        <w:instrText xml:space="preserve"> SEQ Figure \* ARABIC </w:instrText>
+      </w:r>
+      <w:r>
+        <w:fldChar w:fldCharType="separate"/>
+      </w:r>
+      <w:r>
+        <w:rPr>
+          <w:noProof/>
+        </w:rPr>
+        <w:t>37</w:t>
+      </w:r>
+      <w:r>
+        <w:rPr>
+          <w:noProof/>
+        </w:rPr>
+        <w:fldChar w:fldCharType="end"/>
+      </w:r>
       <w:r>
         <w:t xml:space="preserve"> User Login Sequence Diagram</w:t>
       </w:r>
@@ -21397,9 +20905,13 @@
       <w:pPr>
         <w:pStyle w:val="Heading2"/>
       </w:pPr>
+      <w:bookmarkStart w:id="60" w:name="_Toc223170330"/>
+      <w:bookmarkStart w:id="61" w:name="_Toc223170664"/>
       <w:r>
         <w:t>SEQ-103: Forgot Password</w:t>
       </w:r>
+      <w:bookmarkEnd w:id="60"/>
+      <w:bookmarkEnd w:id="61"/>
     </w:p>
     <w:p>
       <w:pPr>
@@ -21544,14 +21056,27 @@
       <w:r>
         <w:t xml:space="preserve">Figure </w:t>
       </w:r>
-      <w:fldSimple w:instr=" SEQ Figure \* ARABIC ">
-        <w:r>
-          <w:rPr>
-            <w:noProof/>
-          </w:rPr>
-          <w:t>38</w:t>
-        </w:r>
-      </w:fldSimple>
+      <w:r>
+        <w:fldChar w:fldCharType="begin"/>
+      </w:r>
+      <w:r>
+        <w:instrText xml:space="preserve"> SEQ Figure \* ARABIC </w:instrText>
+      </w:r>
+      <w:r>
+        <w:fldChar w:fldCharType="separate"/>
+      </w:r>
+      <w:r>
+        <w:rPr>
+          <w:noProof/>
+        </w:rPr>
+        <w:t>38</w:t>
+      </w:r>
+      <w:r>
+        <w:rPr>
+          <w:noProof/>
+        </w:rPr>
+        <w:fldChar w:fldCharType="end"/>
+      </w:r>
       <w:r>
         <w:t xml:space="preserve"> Forgot Password Sequence Diagram</w:t>
       </w:r>
@@ -21560,10 +21085,14 @@
       <w:pPr>
         <w:pStyle w:val="Heading2"/>
       </w:pPr>
+      <w:bookmarkStart w:id="62" w:name="_Toc223170331"/>
+      <w:bookmarkStart w:id="63" w:name="_Toc223170665"/>
       <w:r>
         <w:lastRenderedPageBreak/>
         <w:t>SEQ-201: Book Appointment</w:t>
       </w:r>
+      <w:bookmarkEnd w:id="62"/>
+      <w:bookmarkEnd w:id="63"/>
     </w:p>
     <w:p>
       <w:pPr>
@@ -21708,14 +21237,27 @@
       <w:r>
         <w:t xml:space="preserve">Figure </w:t>
       </w:r>
-      <w:fldSimple w:instr=" SEQ Figure \* ARABIC ">
-        <w:r>
-          <w:rPr>
-            <w:noProof/>
-          </w:rPr>
-          <w:t>39</w:t>
-        </w:r>
-      </w:fldSimple>
+      <w:r>
+        <w:fldChar w:fldCharType="begin"/>
+      </w:r>
+      <w:r>
+        <w:instrText xml:space="preserve"> SEQ Figure \* ARABIC </w:instrText>
+      </w:r>
+      <w:r>
+        <w:fldChar w:fldCharType="separate"/>
+      </w:r>
+      <w:r>
+        <w:rPr>
+          <w:noProof/>
+        </w:rPr>
+        <w:t>39</w:t>
+      </w:r>
+      <w:r>
+        <w:rPr>
+          <w:noProof/>
+        </w:rPr>
+        <w:fldChar w:fldCharType="end"/>
+      </w:r>
       <w:r>
         <w:t xml:space="preserve"> </w:t>
       </w:r>
@@ -21730,9 +21272,13 @@
       <w:pPr>
         <w:pStyle w:val="Heading2"/>
       </w:pPr>
+      <w:bookmarkStart w:id="64" w:name="_Toc223170332"/>
+      <w:bookmarkStart w:id="65" w:name="_Toc223170666"/>
       <w:r>
         <w:t>SEQ-202: Write Prescription</w:t>
       </w:r>
+      <w:bookmarkEnd w:id="64"/>
+      <w:bookmarkEnd w:id="65"/>
     </w:p>
     <w:p>
       <w:pPr>
@@ -21883,14 +21429,27 @@
       <w:r>
         <w:t xml:space="preserve">Figure </w:t>
       </w:r>
-      <w:fldSimple w:instr=" SEQ Figure \* ARABIC ">
-        <w:r>
-          <w:rPr>
-            <w:noProof/>
-          </w:rPr>
-          <w:t>40</w:t>
-        </w:r>
-      </w:fldSimple>
+      <w:r>
+        <w:fldChar w:fldCharType="begin"/>
+      </w:r>
+      <w:r>
+        <w:instrText xml:space="preserve"> SEQ Figure \* ARABIC </w:instrText>
+      </w:r>
+      <w:r>
+        <w:fldChar w:fldCharType="separate"/>
+      </w:r>
+      <w:r>
+        <w:rPr>
+          <w:noProof/>
+        </w:rPr>
+        <w:t>40</w:t>
+      </w:r>
+      <w:r>
+        <w:rPr>
+          <w:noProof/>
+        </w:rPr>
+        <w:fldChar w:fldCharType="end"/>
+      </w:r>
       <w:r>
         <w:t xml:space="preserve"> </w:t>
       </w:r>
@@ -21905,9 +21464,13 @@
       <w:pPr>
         <w:pStyle w:val="Heading2"/>
       </w:pPr>
+      <w:bookmarkStart w:id="66" w:name="_Toc223170333"/>
+      <w:bookmarkStart w:id="67" w:name="_Toc223170667"/>
       <w:r>
         <w:t>SEQ-203: Order Lab Test</w:t>
       </w:r>
+      <w:bookmarkEnd w:id="66"/>
+      <w:bookmarkEnd w:id="67"/>
     </w:p>
     <w:p>
       <w:pPr>
@@ -22052,14 +21615,27 @@
       <w:r>
         <w:t xml:space="preserve">Figure </w:t>
       </w:r>
-      <w:fldSimple w:instr=" SEQ Figure \* ARABIC ">
-        <w:r>
-          <w:rPr>
-            <w:noProof/>
-          </w:rPr>
-          <w:t>41</w:t>
-        </w:r>
-      </w:fldSimple>
+      <w:r>
+        <w:fldChar w:fldCharType="begin"/>
+      </w:r>
+      <w:r>
+        <w:instrText xml:space="preserve"> SEQ Figure \* ARABIC </w:instrText>
+      </w:r>
+      <w:r>
+        <w:fldChar w:fldCharType="separate"/>
+      </w:r>
+      <w:r>
+        <w:rPr>
+          <w:noProof/>
+        </w:rPr>
+        <w:t>41</w:t>
+      </w:r>
+      <w:r>
+        <w:rPr>
+          <w:noProof/>
+        </w:rPr>
+        <w:fldChar w:fldCharType="end"/>
+      </w:r>
       <w:r>
         <w:t xml:space="preserve"> </w:t>
       </w:r>
@@ -22074,9 +21650,13 @@
       <w:pPr>
         <w:pStyle w:val="Heading2"/>
       </w:pPr>
+      <w:bookmarkStart w:id="68" w:name="_Toc223170334"/>
+      <w:bookmarkStart w:id="69" w:name="_Toc223170668"/>
       <w:r>
         <w:t>SEQ-204: Generate Invoice</w:t>
       </w:r>
+      <w:bookmarkEnd w:id="68"/>
+      <w:bookmarkEnd w:id="69"/>
     </w:p>
     <w:p>
       <w:pPr>
@@ -22222,14 +21802,27 @@
       <w:r>
         <w:t xml:space="preserve">Figure </w:t>
       </w:r>
-      <w:fldSimple w:instr=" SEQ Figure \* ARABIC ">
-        <w:r>
-          <w:rPr>
-            <w:noProof/>
-          </w:rPr>
-          <w:t>42</w:t>
-        </w:r>
-      </w:fldSimple>
+      <w:r>
+        <w:fldChar w:fldCharType="begin"/>
+      </w:r>
+      <w:r>
+        <w:instrText xml:space="preserve"> SEQ Figure \* ARABIC </w:instrText>
+      </w:r>
+      <w:r>
+        <w:fldChar w:fldCharType="separate"/>
+      </w:r>
+      <w:r>
+        <w:rPr>
+          <w:noProof/>
+        </w:rPr>
+        <w:t>42</w:t>
+      </w:r>
+      <w:r>
+        <w:rPr>
+          <w:noProof/>
+        </w:rPr>
+        <w:fldChar w:fldCharType="end"/>
+      </w:r>
       <w:r>
         <w:t xml:space="preserve"> </w:t>
       </w:r>
@@ -22245,9 +21838,13 @@
       <w:pPr>
         <w:pStyle w:val="Heading2"/>
       </w:pPr>
+      <w:bookmarkStart w:id="70" w:name="_Toc223170335"/>
+      <w:bookmarkStart w:id="71" w:name="_Toc223170669"/>
       <w:r>
         <w:t>SEQ-205: View Medical Record</w:t>
       </w:r>
+      <w:bookmarkEnd w:id="70"/>
+      <w:bookmarkEnd w:id="71"/>
     </w:p>
     <w:p>
       <w:pPr>
@@ -22381,14 +21978,27 @@
       <w:r>
         <w:t xml:space="preserve">Figure </w:t>
       </w:r>
-      <w:fldSimple w:instr=" SEQ Figure \* ARABIC ">
-        <w:r>
-          <w:rPr>
-            <w:noProof/>
-          </w:rPr>
-          <w:t>43</w:t>
-        </w:r>
-      </w:fldSimple>
+      <w:r>
+        <w:fldChar w:fldCharType="begin"/>
+      </w:r>
+      <w:r>
+        <w:instrText xml:space="preserve"> SEQ Figure \* ARABIC </w:instrText>
+      </w:r>
+      <w:r>
+        <w:fldChar w:fldCharType="separate"/>
+      </w:r>
+      <w:r>
+        <w:rPr>
+          <w:noProof/>
+        </w:rPr>
+        <w:t>43</w:t>
+      </w:r>
+      <w:r>
+        <w:rPr>
+          <w:noProof/>
+        </w:rPr>
+        <w:fldChar w:fldCharType="end"/>
+      </w:r>
       <w:r>
         <w:t xml:space="preserve"> </w:t>
       </w:r>
@@ -22403,9 +22013,11 @@
       <w:pPr>
         <w:pStyle w:val="Heading2"/>
       </w:pPr>
+      <w:bookmarkStart w:id="72" w:name="_Toc223170670"/>
       <w:r>
         <w:t>SEQ-206: View Lab Report</w:t>
       </w:r>
+      <w:bookmarkEnd w:id="72"/>
     </w:p>
     <w:p>
       <w:pPr>
@@ -22539,14 +22151,27 @@
       <w:r>
         <w:t xml:space="preserve">Figure </w:t>
       </w:r>
-      <w:fldSimple w:instr=" SEQ Figure \* ARABIC ">
-        <w:r>
-          <w:rPr>
-            <w:noProof/>
-          </w:rPr>
-          <w:t>44</w:t>
-        </w:r>
-      </w:fldSimple>
+      <w:r>
+        <w:fldChar w:fldCharType="begin"/>
+      </w:r>
+      <w:r>
+        <w:instrText xml:space="preserve"> SEQ Figure \* ARABIC </w:instrText>
+      </w:r>
+      <w:r>
+        <w:fldChar w:fldCharType="separate"/>
+      </w:r>
+      <w:r>
+        <w:rPr>
+          <w:noProof/>
+        </w:rPr>
+        <w:t>44</w:t>
+      </w:r>
+      <w:r>
+        <w:rPr>
+          <w:noProof/>
+        </w:rPr>
+        <w:fldChar w:fldCharType="end"/>
+      </w:r>
       <w:r>
         <w:t xml:space="preserve"> </w:t>
       </w:r>
@@ -22565,6 +22190,7 @@
           <w:szCs w:val="28"/>
         </w:rPr>
       </w:pPr>
+      <w:bookmarkStart w:id="73" w:name="_Toc223170671"/>
       <w:r>
         <w:rPr>
           <w:sz w:val="28"/>
@@ -22572,6 +22198,7 @@
         </w:rPr>
         <w:t>4.2 Data Flow Diagrams (DFD)</w:t>
       </w:r>
+      <w:bookmarkEnd w:id="73"/>
     </w:p>
     <w:p>
       <w:pPr>
@@ -22592,6 +22219,7 @@
           <w:iCs/>
         </w:rPr>
       </w:pPr>
+      <w:bookmarkStart w:id="74" w:name="_Toc223170672"/>
       <w:r>
         <w:rPr>
           <w:b/>
@@ -22601,6 +22229,7 @@
         </w:rPr>
         <w:t>4.2.1 Level 0 DFD (Context Diagram)</w:t>
       </w:r>
+      <w:bookmarkEnd w:id="74"/>
     </w:p>
     <w:p>
       <w:pPr>
@@ -22672,14 +22301,27 @@
       <w:r>
         <w:t xml:space="preserve">Figure </w:t>
       </w:r>
-      <w:fldSimple w:instr=" SEQ Figure \* ARABIC ">
-        <w:r>
-          <w:rPr>
-            <w:noProof/>
-          </w:rPr>
-          <w:t>45</w:t>
-        </w:r>
-      </w:fldSimple>
+      <w:r>
+        <w:fldChar w:fldCharType="begin"/>
+      </w:r>
+      <w:r>
+        <w:instrText xml:space="preserve"> SEQ Figure \* ARABIC </w:instrText>
+      </w:r>
+      <w:r>
+        <w:fldChar w:fldCharType="separate"/>
+      </w:r>
+      <w:r>
+        <w:rPr>
+          <w:noProof/>
+        </w:rPr>
+        <w:t>45</w:t>
+      </w:r>
+      <w:r>
+        <w:rPr>
+          <w:noProof/>
+        </w:rPr>
+        <w:fldChar w:fldCharType="end"/>
+      </w:r>
       <w:r>
         <w:t xml:space="preserve"> Level 0 Data Flow Diagram (DFD)</w:t>
       </w:r>
@@ -22694,6 +22336,7 @@
           <w:iCs/>
         </w:rPr>
       </w:pPr>
+      <w:bookmarkStart w:id="75" w:name="_Toc223170673"/>
       <w:r>
         <w:rPr>
           <w:b/>
@@ -22703,6 +22346,7 @@
         </w:rPr>
         <w:t>4.2.2 Level 1 DFD</w:t>
       </w:r>
+      <w:bookmarkEnd w:id="75"/>
     </w:p>
     <w:p>
       <w:pPr>
@@ -22844,14 +22488,27 @@
       <w:r>
         <w:t xml:space="preserve">Figure </w:t>
       </w:r>
-      <w:fldSimple w:instr=" SEQ Figure \* ARABIC ">
-        <w:r>
-          <w:rPr>
-            <w:noProof/>
-          </w:rPr>
-          <w:t>46</w:t>
-        </w:r>
-      </w:fldSimple>
+      <w:r>
+        <w:fldChar w:fldCharType="begin"/>
+      </w:r>
+      <w:r>
+        <w:instrText xml:space="preserve"> SEQ Figure \* ARABIC </w:instrText>
+      </w:r>
+      <w:r>
+        <w:fldChar w:fldCharType="separate"/>
+      </w:r>
+      <w:r>
+        <w:rPr>
+          <w:noProof/>
+        </w:rPr>
+        <w:t>46</w:t>
+      </w:r>
+      <w:r>
+        <w:rPr>
+          <w:noProof/>
+        </w:rPr>
+        <w:fldChar w:fldCharType="end"/>
+      </w:r>
       <w:r>
         <w:t xml:space="preserve"> Level 1 Data Flow Diagram (DFD)</w:t>
       </w:r>
@@ -22974,10 +22631,12 @@
       <w:pPr>
         <w:pStyle w:val="Heading2"/>
       </w:pPr>
+      <w:bookmarkStart w:id="76" w:name="_Toc223170674"/>
       <w:r>
         <w:lastRenderedPageBreak/>
         <w:t>4.3 Entity Relationship Diagrams (ERD)</w:t>
       </w:r>
+      <w:bookmarkEnd w:id="76"/>
     </w:p>
     <w:p>
       <w:pPr>
@@ -23092,14 +22751,27 @@
       <w:r>
         <w:t xml:space="preserve">Figure </w:t>
       </w:r>
-      <w:fldSimple w:instr=" SEQ Figure \* ARABIC ">
-        <w:r>
-          <w:rPr>
-            <w:noProof/>
-          </w:rPr>
-          <w:t>47</w:t>
-        </w:r>
-      </w:fldSimple>
+      <w:r>
+        <w:fldChar w:fldCharType="begin"/>
+      </w:r>
+      <w:r>
+        <w:instrText xml:space="preserve"> SEQ Figure \* ARABIC </w:instrText>
+      </w:r>
+      <w:r>
+        <w:fldChar w:fldCharType="separate"/>
+      </w:r>
+      <w:r>
+        <w:rPr>
+          <w:noProof/>
+        </w:rPr>
+        <w:t>47</w:t>
+      </w:r>
+      <w:r>
+        <w:rPr>
+          <w:noProof/>
+        </w:rPr>
+        <w:fldChar w:fldCharType="end"/>
+      </w:r>
       <w:r>
         <w:t xml:space="preserve"> </w:t>
       </w:r>
@@ -23210,14 +22882,27 @@
       <w:r>
         <w:t xml:space="preserve">Figure </w:t>
       </w:r>
-      <w:fldSimple w:instr=" SEQ Figure \* ARABIC ">
-        <w:r>
-          <w:rPr>
-            <w:noProof/>
-          </w:rPr>
-          <w:t>48</w:t>
-        </w:r>
-      </w:fldSimple>
+      <w:r>
+        <w:fldChar w:fldCharType="begin"/>
+      </w:r>
+      <w:r>
+        <w:instrText xml:space="preserve"> SEQ Figure \* ARABIC </w:instrText>
+      </w:r>
+      <w:r>
+        <w:fldChar w:fldCharType="separate"/>
+      </w:r>
+      <w:r>
+        <w:rPr>
+          <w:noProof/>
+        </w:rPr>
+        <w:t>48</w:t>
+      </w:r>
+      <w:r>
+        <w:rPr>
+          <w:noProof/>
+        </w:rPr>
+        <w:fldChar w:fldCharType="end"/>
+      </w:r>
       <w:r>
         <w:t xml:space="preserve"> </w:t>
       </w:r>
@@ -23328,14 +23013,27 @@
       <w:r>
         <w:t xml:space="preserve">Figure </w:t>
       </w:r>
-      <w:fldSimple w:instr=" SEQ Figure \* ARABIC ">
-        <w:r>
-          <w:rPr>
-            <w:noProof/>
-          </w:rPr>
-          <w:t>49</w:t>
-        </w:r>
-      </w:fldSimple>
+      <w:r>
+        <w:fldChar w:fldCharType="begin"/>
+      </w:r>
+      <w:r>
+        <w:instrText xml:space="preserve"> SEQ Figure \* ARABIC </w:instrText>
+      </w:r>
+      <w:r>
+        <w:fldChar w:fldCharType="separate"/>
+      </w:r>
+      <w:r>
+        <w:rPr>
+          <w:noProof/>
+        </w:rPr>
+        <w:t>49</w:t>
+      </w:r>
+      <w:r>
+        <w:rPr>
+          <w:noProof/>
+        </w:rPr>
+        <w:fldChar w:fldCharType="end"/>
+      </w:r>
       <w:r>
         <w:t xml:space="preserve"> Doctors ERD</w:t>
       </w:r>
@@ -23443,14 +23141,27 @@
       <w:r>
         <w:t xml:space="preserve">Figure </w:t>
       </w:r>
-      <w:fldSimple w:instr=" SEQ Figure \* ARABIC ">
-        <w:r>
-          <w:rPr>
-            <w:noProof/>
-          </w:rPr>
-          <w:t>50</w:t>
-        </w:r>
-      </w:fldSimple>
+      <w:r>
+        <w:fldChar w:fldCharType="begin"/>
+      </w:r>
+      <w:r>
+        <w:instrText xml:space="preserve"> SEQ Figure \* ARABIC </w:instrText>
+      </w:r>
+      <w:r>
+        <w:fldChar w:fldCharType="separate"/>
+      </w:r>
+      <w:r>
+        <w:rPr>
+          <w:noProof/>
+        </w:rPr>
+        <w:t>50</w:t>
+      </w:r>
+      <w:r>
+        <w:rPr>
+          <w:noProof/>
+        </w:rPr>
+        <w:fldChar w:fldCharType="end"/>
+      </w:r>
       <w:r>
         <w:t xml:space="preserve"> Appointments ERD</w:t>
       </w:r>
@@ -23558,14 +23269,27 @@
       <w:r>
         <w:t xml:space="preserve">Figure </w:t>
       </w:r>
-      <w:fldSimple w:instr=" SEQ Figure \* ARABIC ">
-        <w:r>
-          <w:rPr>
-            <w:noProof/>
-          </w:rPr>
-          <w:t>51</w:t>
-        </w:r>
-      </w:fldSimple>
+      <w:r>
+        <w:fldChar w:fldCharType="begin"/>
+      </w:r>
+      <w:r>
+        <w:instrText xml:space="preserve"> SEQ Figure \* ARABIC </w:instrText>
+      </w:r>
+      <w:r>
+        <w:fldChar w:fldCharType="separate"/>
+      </w:r>
+      <w:r>
+        <w:rPr>
+          <w:noProof/>
+        </w:rPr>
+        <w:t>51</w:t>
+      </w:r>
+      <w:r>
+        <w:rPr>
+          <w:noProof/>
+        </w:rPr>
+        <w:fldChar w:fldCharType="end"/>
+      </w:r>
       <w:r>
         <w:t xml:space="preserve"> </w:t>
       </w:r>
@@ -23675,14 +23399,27 @@
       <w:r>
         <w:t xml:space="preserve">Figure </w:t>
       </w:r>
-      <w:fldSimple w:instr=" SEQ Figure \* ARABIC ">
-        <w:r>
-          <w:rPr>
-            <w:noProof/>
-          </w:rPr>
-          <w:t>52</w:t>
-        </w:r>
-      </w:fldSimple>
+      <w:r>
+        <w:fldChar w:fldCharType="begin"/>
+      </w:r>
+      <w:r>
+        <w:instrText xml:space="preserve"> SEQ Figure \* ARABIC </w:instrText>
+      </w:r>
+      <w:r>
+        <w:fldChar w:fldCharType="separate"/>
+      </w:r>
+      <w:r>
+        <w:rPr>
+          <w:noProof/>
+        </w:rPr>
+        <w:t>52</w:t>
+      </w:r>
+      <w:r>
+        <w:rPr>
+          <w:noProof/>
+        </w:rPr>
+        <w:fldChar w:fldCharType="end"/>
+      </w:r>
       <w:r>
         <w:t xml:space="preserve"> </w:t>
       </w:r>
@@ -23793,14 +23530,27 @@
       <w:r>
         <w:t xml:space="preserve">Figure </w:t>
       </w:r>
-      <w:fldSimple w:instr=" SEQ Figure \* ARABIC ">
-        <w:r>
-          <w:rPr>
-            <w:noProof/>
-          </w:rPr>
-          <w:t>53</w:t>
-        </w:r>
-      </w:fldSimple>
+      <w:r>
+        <w:fldChar w:fldCharType="begin"/>
+      </w:r>
+      <w:r>
+        <w:instrText xml:space="preserve"> SEQ Figure \* ARABIC </w:instrText>
+      </w:r>
+      <w:r>
+        <w:fldChar w:fldCharType="separate"/>
+      </w:r>
+      <w:r>
+        <w:rPr>
+          <w:noProof/>
+        </w:rPr>
+        <w:t>53</w:t>
+      </w:r>
+      <w:r>
+        <w:rPr>
+          <w:noProof/>
+        </w:rPr>
+        <w:fldChar w:fldCharType="end"/>
+      </w:r>
       <w:r>
         <w:t xml:space="preserve"> </w:t>
       </w:r>
@@ -23911,14 +23661,27 @@
       <w:r>
         <w:t xml:space="preserve">Figure </w:t>
       </w:r>
-      <w:fldSimple w:instr=" SEQ Figure \* ARABIC ">
-        <w:r>
-          <w:rPr>
-            <w:noProof/>
-          </w:rPr>
-          <w:t>54</w:t>
-        </w:r>
-      </w:fldSimple>
+      <w:r>
+        <w:fldChar w:fldCharType="begin"/>
+      </w:r>
+      <w:r>
+        <w:instrText xml:space="preserve"> SEQ Figure \* ARABIC </w:instrText>
+      </w:r>
+      <w:r>
+        <w:fldChar w:fldCharType="separate"/>
+      </w:r>
+      <w:r>
+        <w:rPr>
+          <w:noProof/>
+        </w:rPr>
+        <w:t>54</w:t>
+      </w:r>
+      <w:r>
+        <w:rPr>
+          <w:noProof/>
+        </w:rPr>
+        <w:fldChar w:fldCharType="end"/>
+      </w:r>
       <w:r>
         <w:t xml:space="preserve"> </w:t>
       </w:r>
@@ -24029,14 +23792,27 @@
       <w:r>
         <w:t xml:space="preserve">Figure </w:t>
       </w:r>
-      <w:fldSimple w:instr=" SEQ Figure \* ARABIC ">
-        <w:r>
-          <w:rPr>
-            <w:noProof/>
-          </w:rPr>
-          <w:t>55</w:t>
-        </w:r>
-      </w:fldSimple>
+      <w:r>
+        <w:fldChar w:fldCharType="begin"/>
+      </w:r>
+      <w:r>
+        <w:instrText xml:space="preserve"> SEQ Figure \* ARABIC </w:instrText>
+      </w:r>
+      <w:r>
+        <w:fldChar w:fldCharType="separate"/>
+      </w:r>
+      <w:r>
+        <w:rPr>
+          <w:noProof/>
+        </w:rPr>
+        <w:t>55</w:t>
+      </w:r>
+      <w:r>
+        <w:rPr>
+          <w:noProof/>
+        </w:rPr>
+        <w:fldChar w:fldCharType="end"/>
+      </w:r>
       <w:r>
         <w:t xml:space="preserve"> </w:t>
       </w:r>
@@ -24147,14 +23923,27 @@
       <w:r>
         <w:t xml:space="preserve">Figure </w:t>
       </w:r>
-      <w:fldSimple w:instr=" SEQ Figure \* ARABIC ">
-        <w:r>
-          <w:rPr>
-            <w:noProof/>
-          </w:rPr>
-          <w:t>56</w:t>
-        </w:r>
-      </w:fldSimple>
+      <w:r>
+        <w:fldChar w:fldCharType="begin"/>
+      </w:r>
+      <w:r>
+        <w:instrText xml:space="preserve"> SEQ Figure \* ARABIC </w:instrText>
+      </w:r>
+      <w:r>
+        <w:fldChar w:fldCharType="separate"/>
+      </w:r>
+      <w:r>
+        <w:rPr>
+          <w:noProof/>
+        </w:rPr>
+        <w:t>56</w:t>
+      </w:r>
+      <w:r>
+        <w:rPr>
+          <w:noProof/>
+        </w:rPr>
+        <w:fldChar w:fldCharType="end"/>
+      </w:r>
       <w:r>
         <w:t xml:space="preserve"> </w:t>
       </w:r>
@@ -24265,14 +24054,27 @@
       <w:r>
         <w:t xml:space="preserve">Figure </w:t>
       </w:r>
-      <w:fldSimple w:instr=" SEQ Figure \* ARABIC ">
-        <w:r>
-          <w:rPr>
-            <w:noProof/>
-          </w:rPr>
-          <w:t>57</w:t>
-        </w:r>
-      </w:fldSimple>
+      <w:r>
+        <w:fldChar w:fldCharType="begin"/>
+      </w:r>
+      <w:r>
+        <w:instrText xml:space="preserve"> SEQ Figure \* ARABIC </w:instrText>
+      </w:r>
+      <w:r>
+        <w:fldChar w:fldCharType="separate"/>
+      </w:r>
+      <w:r>
+        <w:rPr>
+          <w:noProof/>
+        </w:rPr>
+        <w:t>57</w:t>
+      </w:r>
+      <w:r>
+        <w:rPr>
+          <w:noProof/>
+        </w:rPr>
+        <w:fldChar w:fldCharType="end"/>
+      </w:r>
       <w:r>
         <w:t xml:space="preserve"> Departments ERD</w:t>
       </w:r>
@@ -24337,14 +24139,27 @@
       <w:r>
         <w:t xml:space="preserve">Figure </w:t>
       </w:r>
-      <w:fldSimple w:instr=" SEQ Figure \* ARABIC ">
-        <w:r>
-          <w:rPr>
-            <w:noProof/>
-          </w:rPr>
-          <w:t>58</w:t>
-        </w:r>
-      </w:fldSimple>
+      <w:r>
+        <w:fldChar w:fldCharType="begin"/>
+      </w:r>
+      <w:r>
+        <w:instrText xml:space="preserve"> SEQ Figure \* ARABIC </w:instrText>
+      </w:r>
+      <w:r>
+        <w:fldChar w:fldCharType="separate"/>
+      </w:r>
+      <w:r>
+        <w:rPr>
+          <w:noProof/>
+        </w:rPr>
+        <w:t>58</w:t>
+      </w:r>
+      <w:r>
+        <w:rPr>
+          <w:noProof/>
+        </w:rPr>
+        <w:fldChar w:fldCharType="end"/>
+      </w:r>
       <w:r>
         <w:t xml:space="preserve"> Wards ERD</w:t>
       </w:r>
@@ -24461,14 +24276,27 @@
       <w:r>
         <w:t xml:space="preserve">Figure </w:t>
       </w:r>
-      <w:fldSimple w:instr=" SEQ Figure \* ARABIC ">
-        <w:r>
-          <w:rPr>
-            <w:noProof/>
-          </w:rPr>
-          <w:t>59</w:t>
-        </w:r>
-      </w:fldSimple>
+      <w:r>
+        <w:fldChar w:fldCharType="begin"/>
+      </w:r>
+      <w:r>
+        <w:instrText xml:space="preserve"> SEQ Figure \* ARABIC </w:instrText>
+      </w:r>
+      <w:r>
+        <w:fldChar w:fldCharType="separate"/>
+      </w:r>
+      <w:r>
+        <w:rPr>
+          <w:noProof/>
+        </w:rPr>
+        <w:t>59</w:t>
+      </w:r>
+      <w:r>
+        <w:rPr>
+          <w:noProof/>
+        </w:rPr>
+        <w:fldChar w:fldCharType="end"/>
+      </w:r>
       <w:r>
         <w:t xml:space="preserve"> </w:t>
       </w:r>
@@ -25762,26 +25590,21 @@
     <w:p/>
     <w:p>
       <w:pPr>
-        <w:spacing w:before="100" w:beforeAutospacing="1" w:after="100" w:afterAutospacing="1" w:line="240" w:lineRule="auto"/>
-        <w:outlineLvl w:val="1"/>
-        <w:rPr>
-          <w:rFonts w:asciiTheme="minorBidi" w:eastAsia="Times New Roman" w:hAnsiTheme="minorBidi"/>
-          <w:b/>
-          <w:bCs/>
-          <w:sz w:val="27"/>
-          <w:szCs w:val="27"/>
-        </w:rPr>
-      </w:pPr>
-      <w:r>
-        <w:rPr>
-          <w:rFonts w:asciiTheme="minorBidi" w:eastAsia="Times New Roman" w:hAnsiTheme="minorBidi"/>
-          <w:b/>
-          <w:bCs/>
-          <w:sz w:val="27"/>
-          <w:szCs w:val="27"/>
+        <w:pStyle w:val="Heading2"/>
+        <w:rPr>
+          <w:sz w:val="28"/>
+          <w:szCs w:val="28"/>
+        </w:rPr>
+      </w:pPr>
+      <w:bookmarkStart w:id="77" w:name="_Toc223170675"/>
+      <w:r>
+        <w:rPr>
+          <w:sz w:val="28"/>
+          <w:szCs w:val="28"/>
         </w:rPr>
         <w:t>4.4 State-Transition Diagrams (STD)</w:t>
       </w:r>
+      <w:bookmarkEnd w:id="77"/>
     </w:p>
     <w:p>
       <w:pPr>
@@ -25892,14 +25715,27 @@
       <w:r>
         <w:t xml:space="preserve">Figure </w:t>
       </w:r>
-      <w:fldSimple w:instr=" SEQ Figure \* ARABIC ">
-        <w:r>
-          <w:rPr>
-            <w:noProof/>
-          </w:rPr>
-          <w:t>60</w:t>
-        </w:r>
-      </w:fldSimple>
+      <w:r>
+        <w:fldChar w:fldCharType="begin"/>
+      </w:r>
+      <w:r>
+        <w:instrText xml:space="preserve"> SEQ Figure \* ARABIC </w:instrText>
+      </w:r>
+      <w:r>
+        <w:fldChar w:fldCharType="separate"/>
+      </w:r>
+      <w:r>
+        <w:rPr>
+          <w:noProof/>
+        </w:rPr>
+        <w:t>60</w:t>
+      </w:r>
+      <w:r>
+        <w:rPr>
+          <w:noProof/>
+        </w:rPr>
+        <w:fldChar w:fldCharType="end"/>
+      </w:r>
       <w:r>
         <w:t xml:space="preserve"> </w:t>
       </w:r>
@@ -26029,14 +25865,27 @@
       <w:r>
         <w:t xml:space="preserve">Figure </w:t>
       </w:r>
-      <w:fldSimple w:instr=" SEQ Figure \* ARABIC ">
-        <w:r>
-          <w:rPr>
-            <w:noProof/>
-          </w:rPr>
-          <w:t>61</w:t>
-        </w:r>
-      </w:fldSimple>
+      <w:r>
+        <w:fldChar w:fldCharType="begin"/>
+      </w:r>
+      <w:r>
+        <w:instrText xml:space="preserve"> SEQ Figure \* ARABIC </w:instrText>
+      </w:r>
+      <w:r>
+        <w:fldChar w:fldCharType="separate"/>
+      </w:r>
+      <w:r>
+        <w:rPr>
+          <w:noProof/>
+        </w:rPr>
+        <w:t>61</w:t>
+      </w:r>
+      <w:r>
+        <w:rPr>
+          <w:noProof/>
+        </w:rPr>
+        <w:fldChar w:fldCharType="end"/>
+      </w:r>
       <w:r>
         <w:t xml:space="preserve"> </w:t>
       </w:r>
@@ -26166,14 +26015,27 @@
       <w:r>
         <w:t xml:space="preserve">Figure </w:t>
       </w:r>
-      <w:fldSimple w:instr=" SEQ Figure \* ARABIC ">
-        <w:r>
-          <w:rPr>
-            <w:noProof/>
-          </w:rPr>
-          <w:t>62</w:t>
-        </w:r>
-      </w:fldSimple>
+      <w:r>
+        <w:fldChar w:fldCharType="begin"/>
+      </w:r>
+      <w:r>
+        <w:instrText xml:space="preserve"> SEQ Figure \* ARABIC </w:instrText>
+      </w:r>
+      <w:r>
+        <w:fldChar w:fldCharType="separate"/>
+      </w:r>
+      <w:r>
+        <w:rPr>
+          <w:noProof/>
+        </w:rPr>
+        <w:t>62</w:t>
+      </w:r>
+      <w:r>
+        <w:rPr>
+          <w:noProof/>
+        </w:rPr>
+        <w:fldChar w:fldCharType="end"/>
+      </w:r>
       <w:r>
         <w:t xml:space="preserve"> </w:t>
       </w:r>
@@ -26303,14 +26165,27 @@
       <w:r>
         <w:t xml:space="preserve">Figure </w:t>
       </w:r>
-      <w:fldSimple w:instr=" SEQ Figure \* ARABIC ">
-        <w:r>
-          <w:rPr>
-            <w:noProof/>
-          </w:rPr>
-          <w:t>63</w:t>
-        </w:r>
-      </w:fldSimple>
+      <w:r>
+        <w:fldChar w:fldCharType="begin"/>
+      </w:r>
+      <w:r>
+        <w:instrText xml:space="preserve"> SEQ Figure \* ARABIC </w:instrText>
+      </w:r>
+      <w:r>
+        <w:fldChar w:fldCharType="separate"/>
+      </w:r>
+      <w:r>
+        <w:rPr>
+          <w:noProof/>
+        </w:rPr>
+        <w:t>63</w:t>
+      </w:r>
+      <w:r>
+        <w:rPr>
+          <w:noProof/>
+        </w:rPr>
+        <w:fldChar w:fldCharType="end"/>
+      </w:r>
       <w:r>
         <w:t xml:space="preserve"> </w:t>
       </w:r>
@@ -26440,14 +26315,27 @@
       <w:r>
         <w:t xml:space="preserve">Figure </w:t>
       </w:r>
-      <w:fldSimple w:instr=" SEQ Figure \* ARABIC ">
-        <w:r>
-          <w:rPr>
-            <w:noProof/>
-          </w:rPr>
-          <w:t>64</w:t>
-        </w:r>
-      </w:fldSimple>
+      <w:r>
+        <w:fldChar w:fldCharType="begin"/>
+      </w:r>
+      <w:r>
+        <w:instrText xml:space="preserve"> SEQ Figure \* ARABIC </w:instrText>
+      </w:r>
+      <w:r>
+        <w:fldChar w:fldCharType="separate"/>
+      </w:r>
+      <w:r>
+        <w:rPr>
+          <w:noProof/>
+        </w:rPr>
+        <w:t>64</w:t>
+      </w:r>
+      <w:r>
+        <w:rPr>
+          <w:noProof/>
+        </w:rPr>
+        <w:fldChar w:fldCharType="end"/>
+      </w:r>
       <w:r>
         <w:t xml:space="preserve"> </w:t>
       </w:r>
@@ -26457,26 +26345,13 @@
     </w:p>
     <w:p>
       <w:pPr>
-        <w:spacing w:before="100" w:beforeAutospacing="1" w:after="100" w:afterAutospacing="1" w:line="240" w:lineRule="auto"/>
-        <w:outlineLvl w:val="1"/>
-        <w:rPr>
-          <w:rFonts w:asciiTheme="minorBidi" w:eastAsia="Times New Roman" w:hAnsiTheme="minorBidi"/>
-          <w:b/>
-          <w:bCs/>
-          <w:sz w:val="32"/>
-          <w:szCs w:val="32"/>
-        </w:rPr>
-      </w:pPr>
-      <w:r>
-        <w:rPr>
-          <w:rFonts w:asciiTheme="minorBidi" w:eastAsia="Times New Roman" w:hAnsiTheme="minorBidi"/>
-          <w:b/>
-          <w:bCs/>
-          <w:sz w:val="32"/>
-          <w:szCs w:val="32"/>
-        </w:rPr>
+        <w:pStyle w:val="Heading1"/>
+      </w:pPr>
+      <w:bookmarkStart w:id="78" w:name="_Toc223170676"/>
+      <w:r>
         <w:t>5. Supporting Information</w:t>
       </w:r>
+      <w:bookmarkEnd w:id="78"/>
     </w:p>
     <w:p>
       <w:pPr>
@@ -27908,7 +27783,7 @@
             <w:noProof/>
             <w:sz w:val="18"/>
           </w:rPr>
-          <w:t>02/21/26</w:t>
+          <w:t>02/28/26</w:t>
         </w:r>
         <w:r>
           <w:rPr>

--- a/adil/#48 SRS Hospital System Adil Arshad.docx
+++ b/adil/#48 SRS Hospital System Adil Arshad.docx
@@ -3,9 +3,166 @@
 <w:document xmlns:wpc="http://schemas.microsoft.com/office/word/2010/wordprocessingCanvas" xmlns:cx="http://schemas.microsoft.com/office/drawing/2014/chartex" xmlns:cx1="http://schemas.microsoft.com/office/drawing/2015/9/8/chartex" xmlns:cx2="http://schemas.microsoft.com/office/drawing/2015/10/21/chartex" xmlns:cx3="http://schemas.microsoft.com/office/drawing/2016/5/9/chartex" xmlns:cx4="http://schemas.microsoft.com/office/drawing/2016/5/10/chartex" xmlns:cx5="http://schemas.microsoft.com/office/drawing/2016/5/11/chartex" xmlns:cx6="http://schemas.microsoft.com/office/drawing/2016/5/12/chartex" xmlns:cx7="http://schemas.microsoft.com/office/drawing/2016/5/13/chartex" xmlns:cx8="http://schemas.microsoft.com/office/drawing/2016/5/14/chartex" xmlns:mc="http://schemas.openxmlformats.org/markup-compatibility/2006" xmlns:aink="http://schemas.microsoft.com/office/drawing/2016/ink" xmlns:am3d="http://schemas.microsoft.com/office/drawing/2017/model3d" xmlns:o="urn:schemas-microsoft-com:office:office" xmlns:oel="http://schemas.microsoft.com/office/2019/extlst" xmlns:r="http://schemas.openxmlformats.org/officeDocument/2006/relationships" xmlns:m="http://schemas.openxmlformats.org/officeDocument/2006/math" xmlns:v="urn:schemas-microsoft-com:vml" xmlns:wp14="http://schemas.microsoft.com/office/word/2010/wordprocessingDrawing" xmlns:wp="http://schemas.openxmlformats.org/drawingml/2006/wordprocessingDrawing" xmlns:w10="urn:schemas-microsoft-com:office:word" xmlns:w="http://schemas.openxmlformats.org/wordprocessingml/2006/main" xmlns:w14="http://schemas.microsoft.com/office/word/2010/wordml" xmlns:w15="http://schemas.microsoft.com/office/word/2012/wordml" xmlns:w16cex="http://schemas.microsoft.com/office/word/2018/wordml/cex" xmlns:w16cid="http://schemas.microsoft.com/office/word/2016/wordml/cid" xmlns:w16="http://schemas.microsoft.com/office/word/2018/wordml" xmlns:w16du="http://schemas.microsoft.com/office/word/2023/wordml/word16du" xmlns:w16sdtdh="http://schemas.microsoft.com/office/word/2020/wordml/sdtdatahash" xmlns:w16sdtfl="http://schemas.microsoft.com/office/word/2024/wordml/sdtformatlock" xmlns:w16se="http://schemas.microsoft.com/office/word/2015/wordml/symex" xmlns:wpg="http://schemas.microsoft.com/office/word/2010/wordprocessingGroup" xmlns:wpi="http://schemas.microsoft.com/office/word/2010/wordprocessingInk" xmlns:wne="http://schemas.microsoft.com/office/word/2006/wordml" xmlns:wps="http://schemas.microsoft.com/office/word/2010/wordprocessingShape" mc:Ignorable="w14 w15 w16se w16cid w16 w16cex w16sdtdh w16sdtfl w16du wp14">
   <w:body>
     <w:p>
+      <w:pPr>
+        <w:spacing w:before="120" w:after="60"/>
+        <w:jc w:val="center"/>
+      </w:pPr>
       <w:bookmarkStart w:id="0" w:name="_Toc506459135"/>
       <w:bookmarkStart w:id="1" w:name="_Toc506458769"/>
-    </w:p>
+      <w:r>
+        <w:rPr>
+          <w:rFonts w:ascii="Old English Text MT" w:eastAsia="Old English Text MT" w:hAnsi="Old English Text MT" w:cs="Old English Text MT"/>
+          <w:sz w:val="44"/>
+          <w:szCs w:val="44"/>
+        </w:rPr>
+        <w:t>The Islamia University of Bahawalpur</w:t>
+      </w:r>
+    </w:p>
+    <w:p>
+      <w:pPr>
+        <w:spacing w:before="600" w:after="600"/>
+        <w:jc w:val="center"/>
+      </w:pPr>
+      <w:r>
+        <w:rPr>
+          <w:noProof/>
+        </w:rPr>
+        <w:drawing>
+          <wp:inline distT="0" distB="0" distL="0" distR="0" wp14:anchorId="08BAA056" wp14:editId="7AA5AD33">
+            <wp:extent cx="2049780" cy="2049780"/>
+            <wp:effectExtent l="0" t="0" r="0" b="0"/>
+            <wp:docPr id="1326236691" name="Picture 10"/>
+            <wp:cNvGraphicFramePr>
+              <a:graphicFrameLocks xmlns:a="http://schemas.openxmlformats.org/drawingml/2006/main" noChangeAspect="1"/>
+            </wp:cNvGraphicFramePr>
+            <a:graphic xmlns:a="http://schemas.openxmlformats.org/drawingml/2006/main">
+              <a:graphicData uri="http://schemas.openxmlformats.org/drawingml/2006/picture">
+                <pic:pic xmlns:pic="http://schemas.openxmlformats.org/drawingml/2006/picture">
+                  <pic:nvPicPr>
+                    <pic:cNvPr id="1326236691" name="Picture 10"/>
+                    <pic:cNvPicPr>
+                      <a:picLocks noChangeAspect="1" noChangeArrowheads="1"/>
+                    </pic:cNvPicPr>
+                  </pic:nvPicPr>
+                  <pic:blipFill>
+                    <a:blip r:embed="rId9" cstate="print">
+                      <a:extLst>
+                        <a:ext uri="{28A0092B-C50C-407E-A947-70E740481C1C}">
+                          <a14:useLocalDpi xmlns:a14="http://schemas.microsoft.com/office/drawing/2010/main" val="0"/>
+                        </a:ext>
+                      </a:extLst>
+                    </a:blip>
+                    <a:stretch>
+                      <a:fillRect/>
+                    </a:stretch>
+                  </pic:blipFill>
+                  <pic:spPr bwMode="auto">
+                    <a:xfrm>
+                      <a:off x="0" y="0"/>
+                      <a:ext cx="2049780" cy="2049780"/>
+                    </a:xfrm>
+                    <a:prstGeom prst="rect">
+                      <a:avLst/>
+                    </a:prstGeom>
+                    <a:noFill/>
+                    <a:ln>
+                      <a:noFill/>
+                    </a:ln>
+                  </pic:spPr>
+                </pic:pic>
+              </a:graphicData>
+            </a:graphic>
+          </wp:inline>
+        </w:drawing>
+      </w:r>
+    </w:p>
+    <w:p>
+      <w:pPr>
+        <w:spacing w:before="240" w:after="200"/>
+        <w:jc w:val="center"/>
+      </w:pPr>
+      <w:r>
+        <w:rPr>
+          <w:b/>
+          <w:bCs/>
+          <w:sz w:val="26"/>
+          <w:szCs w:val="26"/>
+        </w:rPr>
+        <w:t>Hospital System</w:t>
+      </w:r>
+    </w:p>
+    <w:p>
+      <w:pPr>
+        <w:spacing w:after="480"/>
+        <w:jc w:val="center"/>
+      </w:pPr>
+      <w:r>
+        <w:rPr>
+          <w:caps/>
+          <w:color w:val="404040"/>
+        </w:rPr>
+        <w:t>Software Requirement Specification Document</w:t>
+      </w:r>
+    </w:p>
+    <w:p>
+      <w:pPr>
+        <w:spacing w:before="360" w:after="360"/>
+        <w:jc w:val="center"/>
+      </w:pPr>
+      <w:r>
+        <w:rPr>
+          <w:b/>
+          <w:bCs/>
+        </w:rPr>
+        <w:t>BY</w:t>
+      </w:r>
+      <w:r>
+        <w:t xml:space="preserve">                    </w:t>
+      </w:r>
+      <w:r>
+        <w:rPr>
+          <w:b/>
+          <w:bCs/>
+        </w:rPr>
+        <w:t xml:space="preserve">Adil Arshad | </w:t>
+      </w:r>
+      <w:r>
+        <w:rPr>
+          <w:b/>
+          <w:bCs/>
+        </w:rPr>
+        <w:t>21808187</w:t>
+      </w:r>
+    </w:p>
+    <w:p>
+      <w:pPr>
+        <w:spacing w:before="200" w:after="40"/>
+        <w:jc w:val="center"/>
+      </w:pPr>
+      <w:r>
+        <w:rPr>
+          <w:caps/>
+          <w:sz w:val="18"/>
+          <w:szCs w:val="18"/>
+        </w:rPr>
+        <w:t>SESSION: 2021-2025</w:t>
+      </w:r>
+    </w:p>
+    <w:p>
+      <w:pPr>
+        <w:spacing w:after="40"/>
+        <w:jc w:val="center"/>
+      </w:pPr>
+      <w:r>
+        <w:rPr>
+          <w:caps/>
+          <w:sz w:val="18"/>
+          <w:szCs w:val="18"/>
+        </w:rPr>
+        <w:t>Department of Computer Science / Govt. Khawaja Fareed Graduate College R.Y.K</w:t>
+      </w:r>
+    </w:p>
+    <w:p/>
     <w:sdt>
       <w:sdtPr>
         <w:id w:val="-1837841190"/>
@@ -21,589 +178,7 @@
         </w:rPr>
       </w:sdtEndPr>
       <w:sdtContent>
-        <w:p>
-          <w:r>
-            <w:rPr>
-              <w:noProof/>
-            </w:rPr>
-            <mc:AlternateContent>
-              <mc:Choice Requires="wpg">
-                <w:drawing>
-                  <wp:anchor distT="0" distB="0" distL="114300" distR="114300" simplePos="0" relativeHeight="251659264" behindDoc="1" locked="0" layoutInCell="1" allowOverlap="1" wp14:anchorId="7AEFAE24" wp14:editId="57F88DB8">
-                    <wp:simplePos x="0" y="0"/>
-                    <wp:positionH relativeFrom="page">
-                      <wp:align>center</wp:align>
-                    </wp:positionH>
-                    <wp:positionV relativeFrom="page">
-                      <wp:align>center</wp:align>
-                    </wp:positionV>
-                    <wp:extent cx="6852920" cy="9142730"/>
-                    <wp:effectExtent l="57150" t="0" r="59690" b="210185"/>
-                    <wp:wrapNone/>
-                    <wp:docPr id="119" name="Group 119"/>
-                    <wp:cNvGraphicFramePr/>
-                    <a:graphic xmlns:a="http://schemas.openxmlformats.org/drawingml/2006/main">
-                      <a:graphicData uri="http://schemas.microsoft.com/office/word/2010/wordprocessingGroup">
-                        <wpg:wgp>
-                          <wpg:cNvGrpSpPr/>
-                          <wpg:grpSpPr>
-                            <a:xfrm>
-                              <a:off x="0" y="0"/>
-                              <a:ext cx="6858000" cy="9271750"/>
-                              <a:chOff x="0" y="0"/>
-                              <a:chExt cx="6858000" cy="9271750"/>
-                            </a:xfrm>
-                          </wpg:grpSpPr>
-                          <wps:wsp>
-                            <wps:cNvPr id="120" name="Rectangle 120"/>
-                            <wps:cNvSpPr/>
-                            <wps:spPr>
-                              <a:xfrm>
-                                <a:off x="0" y="7315200"/>
-                                <a:ext cx="6858000" cy="143182"/>
-                              </a:xfrm>
-                              <a:prstGeom prst="rect">
-                                <a:avLst/>
-                              </a:prstGeom>
-                              <a:solidFill>
-                                <a:schemeClr val="accent1"/>
-                              </a:solidFill>
-                              <a:ln>
-                                <a:noFill/>
-                              </a:ln>
-                            </wps:spPr>
-                            <wps:style>
-                              <a:lnRef idx="2">
-                                <a:schemeClr val="accent1">
-                                  <a:shade val="50000"/>
-                                </a:schemeClr>
-                              </a:lnRef>
-                              <a:fillRef idx="1">
-                                <a:schemeClr val="accent1"/>
-                              </a:fillRef>
-                              <a:effectRef idx="0">
-                                <a:schemeClr val="accent1"/>
-                              </a:effectRef>
-                              <a:fontRef idx="minor">
-                                <a:schemeClr val="lt1"/>
-                              </a:fontRef>
-                            </wps:style>
-                            <wps:bodyPr rot="0" spcFirstLastPara="0" vertOverflow="overflow" horzOverflow="overflow" vert="horz" wrap="square" lIns="91440" tIns="45720" rIns="91440" bIns="45720" numCol="1" spcCol="0" rtlCol="0" fromWordArt="0" anchor="ctr" anchorCtr="0" forceAA="0" compatLnSpc="1">
-                              <a:prstTxWarp prst="textNoShape">
-                                <a:avLst/>
-                              </a:prstTxWarp>
-                              <a:noAutofit/>
-                            </wps:bodyPr>
-                          </wps:wsp>
-                          <wps:wsp>
-                            <wps:cNvPr id="121" name="Rectangle 121"/>
-                            <wps:cNvSpPr/>
-                            <wps:spPr>
-                              <a:xfrm>
-                                <a:off x="0" y="7439025"/>
-                                <a:ext cx="6858000" cy="1832725"/>
-                              </a:xfrm>
-                              <a:prstGeom prst="rect">
-                                <a:avLst/>
-                              </a:prstGeom>
-                              <a:ln/>
-                            </wps:spPr>
-                            <wps:style>
-                              <a:lnRef idx="0">
-                                <a:schemeClr val="accent3"/>
-                              </a:lnRef>
-                              <a:fillRef idx="3">
-                                <a:schemeClr val="accent3"/>
-                              </a:fillRef>
-                              <a:effectRef idx="3">
-                                <a:schemeClr val="accent3"/>
-                              </a:effectRef>
-                              <a:fontRef idx="minor">
-                                <a:schemeClr val="lt1"/>
-                              </a:fontRef>
-                            </wps:style>
-                            <wps:txbx>
-                              <w:txbxContent>
-                                <w:sdt>
-                                  <w:sdtPr>
-                                    <w:rPr>
-                                      <w:color w:val="FFFFFF" w:themeColor="background1"/>
-                                      <w:sz w:val="32"/>
-                                      <w:szCs w:val="32"/>
-                                    </w:rPr>
-                                    <w:alias w:val="Author"/>
-                                    <w:tag w:val=""/>
-                                    <w:id w:val="884141857"/>
-                                    <w:dataBinding w:prefixMappings="xmlns:ns0='http://purl.org/dc/elements/1.1/' xmlns:ns1='http://schemas.openxmlformats.org/package/2006/metadata/core-properties' " w:xpath="/ns1:coreProperties[1]/ns0:creator[1]" w:storeItemID="{6C3C8BC8-F283-45AE-878A-BAB7291924A1}"/>
-                                    <w:text/>
-                                  </w:sdtPr>
-                                  <w:sdtContent>
-                                    <w:p>
-                                      <w:pPr>
-                                        <w:pStyle w:val="NoSpacing"/>
-                                        <w:rPr>
-                                          <w:color w:val="FFFFFF" w:themeColor="background1"/>
-                                          <w:sz w:val="32"/>
-                                          <w:szCs w:val="32"/>
-                                        </w:rPr>
-                                      </w:pPr>
-                                      <w:r>
-                                        <w:rPr>
-                                          <w:color w:val="FFFFFF" w:themeColor="background1"/>
-                                          <w:sz w:val="32"/>
-                                          <w:szCs w:val="32"/>
-                                        </w:rPr>
-                                        <w:t>Adil Arshad</w:t>
-                                      </w:r>
-                                    </w:p>
-                                  </w:sdtContent>
-                                </w:sdt>
-                                <w:p>
-                                  <w:pPr>
-                                    <w:pStyle w:val="NoSpacing"/>
-                                    <w:rPr>
-                                      <w:caps/>
-                                      <w:color w:val="FFFFFF" w:themeColor="background1"/>
-                                    </w:rPr>
-                                  </w:pPr>
-                                  <w:sdt>
-                                    <w:sdtPr>
-                                      <w:rPr>
-                                        <w:caps/>
-                                        <w:color w:val="FFFFFF" w:themeColor="background1"/>
-                                      </w:rPr>
-                                      <w:alias w:val="Company"/>
-                                      <w:tag w:val=""/>
-                                      <w:id w:val="922067218"/>
-                                      <w:dataBinding w:prefixMappings="xmlns:ns0='http://schemas.openxmlformats.org/officeDocument/2006/extended-properties' " w:xpath="/ns0:Properties[1]/ns0:Company[1]" w:storeItemID="{6668398D-A668-4E3E-A5EB-62B293D839F1}"/>
-                                      <w:text/>
-                                    </w:sdtPr>
-                                    <w:sdtContent>
-                                      <w:r>
-                                        <w:rPr>
-                                          <w:caps/>
-                                          <w:color w:val="FFFFFF" w:themeColor="background1"/>
-                                        </w:rPr>
-                                        <w:t>Session: 20</w:t>
-                                      </w:r>
-                                      <w:r>
-                                        <w:rPr>
-                                          <w:caps/>
-                                          <w:color w:val="FFFFFF" w:themeColor="background1"/>
-                                        </w:rPr>
-                                        <w:t>21</w:t>
-                                      </w:r>
-                                      <w:r>
-                                        <w:rPr>
-                                          <w:caps/>
-                                          <w:color w:val="FFFFFF" w:themeColor="background1"/>
-                                        </w:rPr>
-                                        <w:t xml:space="preserve"> - 20</w:t>
-                                      </w:r>
-                                      <w:r>
-                                        <w:rPr>
-                                          <w:caps/>
-                                          <w:color w:val="FFFFFF" w:themeColor="background1"/>
-                                        </w:rPr>
-                                        <w:t>25</w:t>
-                                      </w:r>
-                                    </w:sdtContent>
-                                  </w:sdt>
-                                  <w:r>
-                                    <w:rPr>
-                                      <w:caps/>
-                                      <w:color w:val="FFFFFF" w:themeColor="background1"/>
-                                    </w:rPr>
-                                    <w:t xml:space="preserve"> | </w:t>
-                                  </w:r>
-                                  <w:sdt>
-                                    <w:sdtPr>
-                                      <w:rPr>
-                                        <w:caps/>
-                                        <w:color w:val="FFFFFF" w:themeColor="background1"/>
-                                      </w:rPr>
-                                      <w:alias w:val="Address"/>
-                                      <w:tag w:val=""/>
-                                      <w:id w:val="2113163453"/>
-                                      <w:dataBinding w:prefixMappings="xmlns:ns0='http://schemas.microsoft.com/office/2006/coverPageProps' " w:xpath="/ns0:CoverPageProperties[1]/ns0:CompanyAddress[1]" w:storeItemID="{55AF091B-3C7A-41E3-B477-F2FDAA23CFDA}"/>
-                                      <w:text/>
-                                    </w:sdtPr>
-                                    <w:sdtContent>
-                                      <w:r>
-                                        <w:rPr>
-                                          <w:caps/>
-                                          <w:color w:val="FFFFFF" w:themeColor="background1"/>
-                                        </w:rPr>
-                                        <w:t>Computer science/kfgc ryk</w:t>
-                                      </w:r>
-                                    </w:sdtContent>
-                                  </w:sdt>
-                                </w:p>
-                              </w:txbxContent>
-                            </wps:txbx>
-                            <wps:bodyPr rot="0" spcFirstLastPara="0" vertOverflow="overflow" horzOverflow="overflow" vert="horz" wrap="square" lIns="457200" tIns="182880" rIns="457200" bIns="457200" numCol="1" spcCol="0" rtlCol="0" fromWordArt="0" anchor="b" anchorCtr="0" forceAA="0" compatLnSpc="1">
-                              <a:prstTxWarp prst="textNoShape">
-                                <a:avLst/>
-                              </a:prstTxWarp>
-                              <a:noAutofit/>
-                            </wps:bodyPr>
-                          </wps:wsp>
-                          <wps:wsp>
-                            <wps:cNvPr id="122" name="Text Box 122"/>
-                            <wps:cNvSpPr txBox="1"/>
-                            <wps:spPr>
-                              <a:xfrm>
-                                <a:off x="0" y="0"/>
-                                <a:ext cx="6858000" cy="7315200"/>
-                              </a:xfrm>
-                              <a:prstGeom prst="rect">
-                                <a:avLst/>
-                              </a:prstGeom>
-                              <a:noFill/>
-                              <a:ln w="6350">
-                                <a:noFill/>
-                              </a:ln>
-                              <a:effectLst/>
-                            </wps:spPr>
-                            <wps:style>
-                              <a:lnRef idx="0">
-                                <a:schemeClr val="accent1"/>
-                              </a:lnRef>
-                              <a:fillRef idx="0">
-                                <a:schemeClr val="accent1"/>
-                              </a:fillRef>
-                              <a:effectRef idx="0">
-                                <a:schemeClr val="accent1"/>
-                              </a:effectRef>
-                              <a:fontRef idx="minor">
-                                <a:schemeClr val="dk1"/>
-                              </a:fontRef>
-                            </wps:style>
-                            <wps:txbx>
-                              <w:txbxContent>
-                                <w:sdt>
-                                  <w:sdtPr>
-                                    <w:rPr>
-                                      <w:rFonts w:asciiTheme="majorHAnsi" w:eastAsiaTheme="majorEastAsia" w:hAnsiTheme="majorHAnsi" w:cstheme="majorBidi"/>
-                                      <w:color w:val="595959" w:themeColor="text1" w:themeTint="A6"/>
-                                      <w:sz w:val="108"/>
-                                      <w:szCs w:val="108"/>
-                                    </w:rPr>
-                                    <w:alias w:val="Title"/>
-                                    <w:tag w:val=""/>
-                                    <w:id w:val="-1476986296"/>
-                                    <w:dataBinding w:prefixMappings="xmlns:ns0='http://purl.org/dc/elements/1.1/' xmlns:ns1='http://schemas.openxmlformats.org/package/2006/metadata/core-properties' " w:xpath="/ns1:coreProperties[1]/ns0:title[1]" w:storeItemID="{6C3C8BC8-F283-45AE-878A-BAB7291924A1}"/>
-                                    <w:text/>
-                                  </w:sdtPr>
-                                  <w:sdtContent>
-                                    <w:p>
-                                      <w:pPr>
-                                        <w:pStyle w:val="NoSpacing"/>
-                                        <w:pBdr>
-                                          <w:bottom w:val="single" w:sz="6" w:space="4" w:color="7F7F7F" w:themeColor="text1" w:themeTint="80"/>
-                                        </w:pBdr>
-                                        <w:rPr>
-                                          <w:rFonts w:asciiTheme="majorHAnsi" w:eastAsiaTheme="majorEastAsia" w:hAnsiTheme="majorHAnsi" w:cstheme="majorBidi"/>
-                                          <w:color w:val="595959" w:themeColor="text1" w:themeTint="A6"/>
-                                          <w:sz w:val="108"/>
-                                          <w:szCs w:val="108"/>
-                                        </w:rPr>
-                                      </w:pPr>
-                                      <w:r>
-                                        <w:rPr>
-                                          <w:rFonts w:asciiTheme="majorHAnsi" w:eastAsiaTheme="majorEastAsia" w:hAnsiTheme="majorHAnsi" w:cstheme="majorBidi"/>
-                                          <w:color w:val="595959" w:themeColor="text1" w:themeTint="A6"/>
-                                          <w:sz w:val="108"/>
-                                          <w:szCs w:val="108"/>
-                                        </w:rPr>
-                                        <w:t>Hospital System</w:t>
-                                      </w:r>
-                                    </w:p>
-                                  </w:sdtContent>
-                                </w:sdt>
-                                <w:sdt>
-                                  <w:sdtPr>
-                                    <w:rPr>
-                                      <w:caps/>
-                                      <w:color w:val="44546A" w:themeColor="text2"/>
-                                      <w:sz w:val="36"/>
-                                      <w:szCs w:val="36"/>
-                                    </w:rPr>
-                                    <w:alias w:val="Subtitle"/>
-                                    <w:tag w:val=""/>
-                                    <w:id w:val="157346227"/>
-                                    <w:dataBinding w:prefixMappings="xmlns:ns0='http://purl.org/dc/elements/1.1/' xmlns:ns1='http://schemas.openxmlformats.org/package/2006/metadata/core-properties' " w:xpath="/ns1:coreProperties[1]/ns0:subject[1]" w:storeItemID="{6C3C8BC8-F283-45AE-878A-BAB7291924A1}"/>
-                                    <w:text/>
-                                  </w:sdtPr>
-                                  <w:sdtContent>
-                                    <w:p>
-                                      <w:pPr>
-                                        <w:pStyle w:val="NoSpacing"/>
-                                        <w:spacing w:before="240"/>
-                                        <w:rPr>
-                                          <w:caps/>
-                                          <w:color w:val="44546A" w:themeColor="text2"/>
-                                          <w:sz w:val="36"/>
-                                          <w:szCs w:val="36"/>
-                                        </w:rPr>
-                                      </w:pPr>
-                                      <w:r>
-                                        <w:rPr>
-                                          <w:caps/>
-                                          <w:color w:val="44546A" w:themeColor="text2"/>
-                                          <w:sz w:val="36"/>
-                                          <w:szCs w:val="36"/>
-                                        </w:rPr>
-                                        <w:t>Software Requirements Specification Document</w:t>
-                                      </w:r>
-                                    </w:p>
-                                  </w:sdtContent>
-                                </w:sdt>
-                              </w:txbxContent>
-                            </wps:txbx>
-                            <wps:bodyPr rot="0" spcFirstLastPara="0" vertOverflow="overflow" horzOverflow="overflow" vert="horz" wrap="square" lIns="457200" tIns="457200" rIns="457200" bIns="457200" numCol="1" spcCol="0" rtlCol="0" fromWordArt="0" anchor="ctr" anchorCtr="0" forceAA="0" compatLnSpc="1">
-                              <a:prstTxWarp prst="textNoShape">
-                                <a:avLst/>
-                              </a:prstTxWarp>
-                              <a:noAutofit/>
-                            </wps:bodyPr>
-                          </wps:wsp>
-                        </wpg:wgp>
-                      </a:graphicData>
-                    </a:graphic>
-                    <wp14:sizeRelH relativeFrom="page">
-                      <wp14:pctWidth>88200</wp14:pctWidth>
-                    </wp14:sizeRelH>
-                    <wp14:sizeRelV relativeFrom="page">
-                      <wp14:pctHeight>90900</wp14:pctHeight>
-                    </wp14:sizeRelV>
-                  </wp:anchor>
-                </w:drawing>
-              </mc:Choice>
-              <mc:Fallback>
-                <w:pict>
-                  <v:group w14:anchorId="7AEFAE24" id="Group 119" o:spid="_x0000_s1026" style="position:absolute;margin-left:0;margin-top:0;width:539.6pt;height:719.9pt;z-index:-251657216;mso-width-percent:882;mso-height-percent:909;mso-position-horizontal:center;mso-position-horizontal-relative:page;mso-position-vertical:center;mso-position-vertical-relative:page;mso-width-percent:882;mso-height-percent:909" coordsize="68580,92717" o:gfxdata="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">
-                    <v:rect id="Rectangle 120" o:spid="_x0000_s1027" style="position:absolute;top:73152;width:68580;height:1431;visibility:visible;mso-wrap-style:square;v-text-anchor:middle" o:gfxdata="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" fillcolor="#5b9bd5 [3204]" stroked="f" strokeweight="1pt"/>
-                    <v:rect id="Rectangle 121" o:spid="_x0000_s1028" style="position:absolute;top:74390;width:68580;height:18327;visibility:visible;mso-wrap-style:square;v-text-anchor:bottom" o:gfxdata="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" fillcolor="#aaa [3030]" stroked="f">
-                      <v:fill color2="#a3a3a3 [3174]" rotate="t" colors="0 #afafaf;.5 #a5a5a5;1 #929292" focus="100%" type="gradient">
-                        <o:fill v:ext="view" type="gradientUnscaled"/>
-                      </v:fill>
-                      <v:shadow on="t" color="black" opacity="41287f" offset="0,1.5pt"/>
-                      <v:textbox inset="36pt,14.4pt,36pt,36pt">
-                        <w:txbxContent>
-                          <w:sdt>
-                            <w:sdtPr>
-                              <w:rPr>
-                                <w:color w:val="FFFFFF" w:themeColor="background1"/>
-                                <w:sz w:val="32"/>
-                                <w:szCs w:val="32"/>
-                              </w:rPr>
-                              <w:alias w:val="Author"/>
-                              <w:tag w:val=""/>
-                              <w:id w:val="884141857"/>
-                              <w:dataBinding w:prefixMappings="xmlns:ns0='http://purl.org/dc/elements/1.1/' xmlns:ns1='http://schemas.openxmlformats.org/package/2006/metadata/core-properties' " w:xpath="/ns1:coreProperties[1]/ns0:creator[1]" w:storeItemID="{6C3C8BC8-F283-45AE-878A-BAB7291924A1}"/>
-                              <w:text/>
-                            </w:sdtPr>
-                            <w:sdtContent>
-                              <w:p>
-                                <w:pPr>
-                                  <w:pStyle w:val="NoSpacing"/>
-                                  <w:rPr>
-                                    <w:color w:val="FFFFFF" w:themeColor="background1"/>
-                                    <w:sz w:val="32"/>
-                                    <w:szCs w:val="32"/>
-                                  </w:rPr>
-                                </w:pPr>
-                                <w:r>
-                                  <w:rPr>
-                                    <w:color w:val="FFFFFF" w:themeColor="background1"/>
-                                    <w:sz w:val="32"/>
-                                    <w:szCs w:val="32"/>
-                                  </w:rPr>
-                                  <w:t>Adil Arshad</w:t>
-                                </w:r>
-                              </w:p>
-                            </w:sdtContent>
-                          </w:sdt>
-                          <w:p>
-                            <w:pPr>
-                              <w:pStyle w:val="NoSpacing"/>
-                              <w:rPr>
-                                <w:caps/>
-                                <w:color w:val="FFFFFF" w:themeColor="background1"/>
-                              </w:rPr>
-                            </w:pPr>
-                            <w:sdt>
-                              <w:sdtPr>
-                                <w:rPr>
-                                  <w:caps/>
-                                  <w:color w:val="FFFFFF" w:themeColor="background1"/>
-                                </w:rPr>
-                                <w:alias w:val="Company"/>
-                                <w:tag w:val=""/>
-                                <w:id w:val="922067218"/>
-                                <w:dataBinding w:prefixMappings="xmlns:ns0='http://schemas.openxmlformats.org/officeDocument/2006/extended-properties' " w:xpath="/ns0:Properties[1]/ns0:Company[1]" w:storeItemID="{6668398D-A668-4E3E-A5EB-62B293D839F1}"/>
-                                <w:text/>
-                              </w:sdtPr>
-                              <w:sdtContent>
-                                <w:r>
-                                  <w:rPr>
-                                    <w:caps/>
-                                    <w:color w:val="FFFFFF" w:themeColor="background1"/>
-                                  </w:rPr>
-                                  <w:t>Session: 20</w:t>
-                                </w:r>
-                                <w:r>
-                                  <w:rPr>
-                                    <w:caps/>
-                                    <w:color w:val="FFFFFF" w:themeColor="background1"/>
-                                  </w:rPr>
-                                  <w:t>21</w:t>
-                                </w:r>
-                                <w:r>
-                                  <w:rPr>
-                                    <w:caps/>
-                                    <w:color w:val="FFFFFF" w:themeColor="background1"/>
-                                  </w:rPr>
-                                  <w:t xml:space="preserve"> - 20</w:t>
-                                </w:r>
-                                <w:r>
-                                  <w:rPr>
-                                    <w:caps/>
-                                    <w:color w:val="FFFFFF" w:themeColor="background1"/>
-                                  </w:rPr>
-                                  <w:t>25</w:t>
-                                </w:r>
-                              </w:sdtContent>
-                            </w:sdt>
-                            <w:r>
-                              <w:rPr>
-                                <w:caps/>
-                                <w:color w:val="FFFFFF" w:themeColor="background1"/>
-                              </w:rPr>
-                              <w:t xml:space="preserve"> | </w:t>
-                            </w:r>
-                            <w:sdt>
-                              <w:sdtPr>
-                                <w:rPr>
-                                  <w:caps/>
-                                  <w:color w:val="FFFFFF" w:themeColor="background1"/>
-                                </w:rPr>
-                                <w:alias w:val="Address"/>
-                                <w:tag w:val=""/>
-                                <w:id w:val="2113163453"/>
-                                <w:dataBinding w:prefixMappings="xmlns:ns0='http://schemas.microsoft.com/office/2006/coverPageProps' " w:xpath="/ns0:CoverPageProperties[1]/ns0:CompanyAddress[1]" w:storeItemID="{55AF091B-3C7A-41E3-B477-F2FDAA23CFDA}"/>
-                                <w:text/>
-                              </w:sdtPr>
-                              <w:sdtContent>
-                                <w:r>
-                                  <w:rPr>
-                                    <w:caps/>
-                                    <w:color w:val="FFFFFF" w:themeColor="background1"/>
-                                  </w:rPr>
-                                  <w:t>Computer science/kfgc ryk</w:t>
-                                </w:r>
-                              </w:sdtContent>
-                            </w:sdt>
-                          </w:p>
-                        </w:txbxContent>
-                      </v:textbox>
-                    </v:rect>
-                    <v:shapetype id="_x0000_t202" coordsize="21600,21600" o:spt="202" path="m,l,21600r21600,l21600,xe">
-                      <v:stroke joinstyle="miter"/>
-                      <v:path gradientshapeok="t" o:connecttype="rect"/>
-                    </v:shapetype>
-                    <v:shape id="Text Box 122" o:spid="_x0000_s1029" type="#_x0000_t202" style="position:absolute;width:68580;height:73152;visibility:visible;mso-wrap-style:square;v-text-anchor:middle" o:gfxdata="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" filled="f" stroked="f" strokeweight=".5pt">
-                      <v:textbox inset="36pt,36pt,36pt,36pt">
-                        <w:txbxContent>
-                          <w:sdt>
-                            <w:sdtPr>
-                              <w:rPr>
-                                <w:rFonts w:asciiTheme="majorHAnsi" w:eastAsiaTheme="majorEastAsia" w:hAnsiTheme="majorHAnsi" w:cstheme="majorBidi"/>
-                                <w:color w:val="595959" w:themeColor="text1" w:themeTint="A6"/>
-                                <w:sz w:val="108"/>
-                                <w:szCs w:val="108"/>
-                              </w:rPr>
-                              <w:alias w:val="Title"/>
-                              <w:tag w:val=""/>
-                              <w:id w:val="-1476986296"/>
-                              <w:dataBinding w:prefixMappings="xmlns:ns0='http://purl.org/dc/elements/1.1/' xmlns:ns1='http://schemas.openxmlformats.org/package/2006/metadata/core-properties' " w:xpath="/ns1:coreProperties[1]/ns0:title[1]" w:storeItemID="{6C3C8BC8-F283-45AE-878A-BAB7291924A1}"/>
-                              <w:text/>
-                            </w:sdtPr>
-                            <w:sdtContent>
-                              <w:p>
-                                <w:pPr>
-                                  <w:pStyle w:val="NoSpacing"/>
-                                  <w:pBdr>
-                                    <w:bottom w:val="single" w:sz="6" w:space="4" w:color="7F7F7F" w:themeColor="text1" w:themeTint="80"/>
-                                  </w:pBdr>
-                                  <w:rPr>
-                                    <w:rFonts w:asciiTheme="majorHAnsi" w:eastAsiaTheme="majorEastAsia" w:hAnsiTheme="majorHAnsi" w:cstheme="majorBidi"/>
-                                    <w:color w:val="595959" w:themeColor="text1" w:themeTint="A6"/>
-                                    <w:sz w:val="108"/>
-                                    <w:szCs w:val="108"/>
-                                  </w:rPr>
-                                </w:pPr>
-                                <w:r>
-                                  <w:rPr>
-                                    <w:rFonts w:asciiTheme="majorHAnsi" w:eastAsiaTheme="majorEastAsia" w:hAnsiTheme="majorHAnsi" w:cstheme="majorBidi"/>
-                                    <w:color w:val="595959" w:themeColor="text1" w:themeTint="A6"/>
-                                    <w:sz w:val="108"/>
-                                    <w:szCs w:val="108"/>
-                                  </w:rPr>
-                                  <w:t>Hospital System</w:t>
-                                </w:r>
-                              </w:p>
-                            </w:sdtContent>
-                          </w:sdt>
-                          <w:sdt>
-                            <w:sdtPr>
-                              <w:rPr>
-                                <w:caps/>
-                                <w:color w:val="44546A" w:themeColor="text2"/>
-                                <w:sz w:val="36"/>
-                                <w:szCs w:val="36"/>
-                              </w:rPr>
-                              <w:alias w:val="Subtitle"/>
-                              <w:tag w:val=""/>
-                              <w:id w:val="157346227"/>
-                              <w:dataBinding w:prefixMappings="xmlns:ns0='http://purl.org/dc/elements/1.1/' xmlns:ns1='http://schemas.openxmlformats.org/package/2006/metadata/core-properties' " w:xpath="/ns1:coreProperties[1]/ns0:subject[1]" w:storeItemID="{6C3C8BC8-F283-45AE-878A-BAB7291924A1}"/>
-                              <w:text/>
-                            </w:sdtPr>
-                            <w:sdtContent>
-                              <w:p>
-                                <w:pPr>
-                                  <w:pStyle w:val="NoSpacing"/>
-                                  <w:spacing w:before="240"/>
-                                  <w:rPr>
-                                    <w:caps/>
-                                    <w:color w:val="44546A" w:themeColor="text2"/>
-                                    <w:sz w:val="36"/>
-                                    <w:szCs w:val="36"/>
-                                  </w:rPr>
-                                </w:pPr>
-                                <w:r>
-                                  <w:rPr>
-                                    <w:caps/>
-                                    <w:color w:val="44546A" w:themeColor="text2"/>
-                                    <w:sz w:val="36"/>
-                                    <w:szCs w:val="36"/>
-                                  </w:rPr>
-                                  <w:t>Software Requirements Specification Document</w:t>
-                                </w:r>
-                              </w:p>
-                            </w:sdtContent>
-                          </w:sdt>
-                        </w:txbxContent>
-                      </v:textbox>
-                    </v:shape>
-                    <w10:wrap anchorx="page" anchory="page"/>
-                  </v:group>
-                </w:pict>
-              </mc:Fallback>
-            </mc:AlternateContent>
-          </w:r>
-        </w:p>
+        <w:p/>
         <w:p>
           <w:pPr>
             <w:rPr>
@@ -611,191 +186,6 @@
               <w:color w:val="5B9BD5" w:themeColor="accent1"/>
             </w:rPr>
           </w:pPr>
-          <w:r>
-            <w:rPr>
-              <w:rFonts w:eastAsiaTheme="minorEastAsia"/>
-              <w:noProof/>
-              <w:color w:val="5B9BD5" w:themeColor="accent1"/>
-            </w:rPr>
-            <mc:AlternateContent>
-              <mc:Choice Requires="wps">
-                <w:drawing>
-                  <wp:anchor distT="0" distB="0" distL="114300" distR="114300" simplePos="0" relativeHeight="251661312" behindDoc="0" locked="0" layoutInCell="1" allowOverlap="1" wp14:anchorId="7561A262" wp14:editId="3D9F81F0">
-                    <wp:simplePos x="0" y="0"/>
-                    <wp:positionH relativeFrom="column">
-                      <wp:posOffset>5172075</wp:posOffset>
-                    </wp:positionH>
-                    <wp:positionV relativeFrom="paragraph">
-                      <wp:posOffset>5924550</wp:posOffset>
-                    </wp:positionV>
-                    <wp:extent cx="1104900" cy="276225"/>
-                    <wp:effectExtent l="0" t="0" r="0" b="0"/>
-                    <wp:wrapNone/>
-                    <wp:docPr id="34" name="Text Box 34"/>
-                    <wp:cNvGraphicFramePr/>
-                    <a:graphic xmlns:a="http://schemas.openxmlformats.org/drawingml/2006/main">
-                      <a:graphicData uri="http://schemas.microsoft.com/office/word/2010/wordprocessingShape">
-                        <wps:wsp>
-                          <wps:cNvSpPr txBox="1"/>
-                          <wps:spPr>
-                            <a:xfrm>
-                              <a:off x="0" y="0"/>
-                              <a:ext cx="1104900" cy="276225"/>
-                            </a:xfrm>
-                            <a:prstGeom prst="rect">
-                              <a:avLst/>
-                            </a:prstGeom>
-                            <a:noFill/>
-                            <a:ln w="6350">
-                              <a:noFill/>
-                            </a:ln>
-                            <a:effectLst/>
-                          </wps:spPr>
-                          <wps:style>
-                            <a:lnRef idx="0">
-                              <a:schemeClr val="accent1"/>
-                            </a:lnRef>
-                            <a:fillRef idx="0">
-                              <a:schemeClr val="accent1"/>
-                            </a:fillRef>
-                            <a:effectRef idx="0">
-                              <a:schemeClr val="accent1"/>
-                            </a:effectRef>
-                            <a:fontRef idx="minor">
-                              <a:schemeClr val="dk1"/>
-                            </a:fontRef>
-                          </wps:style>
-                          <wps:txbx>
-                            <w:txbxContent>
-                              <w:p>
-                                <w:pPr>
-                                  <w:jc w:val="right"/>
-                                  <w:rPr>
-                                    <w:rFonts w:ascii="Arial" w:hAnsi="Arial" w:cs="Arial"/>
-                                    <w:sz w:val="28"/>
-                                    <w:szCs w:val="28"/>
-                                  </w:rPr>
-                                </w:pPr>
-                                <w:r>
-                                  <w:rPr>
-                                    <w:rFonts w:ascii="Arial" w:hAnsi="Arial" w:cs="Arial"/>
-                                    <w:sz w:val="28"/>
-                                    <w:szCs w:val="28"/>
-                                  </w:rPr>
-                                  <w:t>28</w:t>
-                                </w:r>
-                                <w:r>
-                                  <w:rPr>
-                                    <w:rFonts w:ascii="Arial" w:hAnsi="Arial" w:cs="Arial"/>
-                                    <w:sz w:val="28"/>
-                                    <w:szCs w:val="28"/>
-                                  </w:rPr>
-                                  <w:t>.</w:t>
-                                </w:r>
-                                <w:r>
-                                  <w:rPr>
-                                    <w:rFonts w:ascii="Arial" w:hAnsi="Arial" w:cs="Arial"/>
-                                    <w:sz w:val="28"/>
-                                    <w:szCs w:val="28"/>
-                                  </w:rPr>
-                                  <w:t>02</w:t>
-                                </w:r>
-                                <w:r>
-                                  <w:rPr>
-                                    <w:rFonts w:ascii="Arial" w:hAnsi="Arial" w:cs="Arial"/>
-                                    <w:sz w:val="28"/>
-                                    <w:szCs w:val="28"/>
-                                  </w:rPr>
-                                  <w:t>.20</w:t>
-                                </w:r>
-                                <w:r>
-                                  <w:rPr>
-                                    <w:rFonts w:ascii="Arial" w:hAnsi="Arial" w:cs="Arial"/>
-                                    <w:sz w:val="28"/>
-                                    <w:szCs w:val="28"/>
-                                  </w:rPr>
-                                  <w:t>26</w:t>
-                                </w:r>
-                              </w:p>
-                            </w:txbxContent>
-                          </wps:txbx>
-                          <wps:bodyPr rot="0" spcFirstLastPara="0" vertOverflow="overflow" horzOverflow="overflow" vert="horz" wrap="square" lIns="91440" tIns="45720" rIns="91440" bIns="45720" numCol="1" spcCol="0" rtlCol="0" fromWordArt="0" anchor="t" anchorCtr="0" forceAA="0" compatLnSpc="1">
-                            <a:prstTxWarp prst="textNoShape">
-                              <a:avLst/>
-                            </a:prstTxWarp>
-                            <a:noAutofit/>
-                          </wps:bodyPr>
-                        </wps:wsp>
-                      </a:graphicData>
-                    </a:graphic>
-                    <wp14:sizeRelH relativeFrom="margin">
-                      <wp14:pctWidth>0</wp14:pctWidth>
-                    </wp14:sizeRelH>
-                  </wp:anchor>
-                </w:drawing>
-              </mc:Choice>
-              <mc:Fallback>
-                <w:pict>
-                  <v:shape w14:anchorId="7561A262" id="Text Box 34" o:spid="_x0000_s1030" type="#_x0000_t202" style="position:absolute;margin-left:407.25pt;margin-top:466.5pt;width:87pt;height:21.75pt;z-index:251661312;visibility:visible;mso-wrap-style:square;mso-width-percent:0;mso-wrap-distance-left:9pt;mso-wrap-distance-top:0;mso-wrap-distance-right:9pt;mso-wrap-distance-bottom:0;mso-position-horizontal:absolute;mso-position-horizontal-relative:text;mso-position-vertical:absolute;mso-position-vertical-relative:text;mso-width-percent:0;mso-width-relative:margin;v-text-anchor:top" o:gfxdata="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" filled="f" stroked="f" strokeweight=".5pt">
-                    <v:textbox>
-                      <w:txbxContent>
-                        <w:p>
-                          <w:pPr>
-                            <w:jc w:val="right"/>
-                            <w:rPr>
-                              <w:rFonts w:ascii="Arial" w:hAnsi="Arial" w:cs="Arial"/>
-                              <w:sz w:val="28"/>
-                              <w:szCs w:val="28"/>
-                            </w:rPr>
-                          </w:pPr>
-                          <w:r>
-                            <w:rPr>
-                              <w:rFonts w:ascii="Arial" w:hAnsi="Arial" w:cs="Arial"/>
-                              <w:sz w:val="28"/>
-                              <w:szCs w:val="28"/>
-                            </w:rPr>
-                            <w:t>28</w:t>
-                          </w:r>
-                          <w:r>
-                            <w:rPr>
-                              <w:rFonts w:ascii="Arial" w:hAnsi="Arial" w:cs="Arial"/>
-                              <w:sz w:val="28"/>
-                              <w:szCs w:val="28"/>
-                            </w:rPr>
-                            <w:t>.</w:t>
-                          </w:r>
-                          <w:r>
-                            <w:rPr>
-                              <w:rFonts w:ascii="Arial" w:hAnsi="Arial" w:cs="Arial"/>
-                              <w:sz w:val="28"/>
-                              <w:szCs w:val="28"/>
-                            </w:rPr>
-                            <w:t>02</w:t>
-                          </w:r>
-                          <w:r>
-                            <w:rPr>
-                              <w:rFonts w:ascii="Arial" w:hAnsi="Arial" w:cs="Arial"/>
-                              <w:sz w:val="28"/>
-                              <w:szCs w:val="28"/>
-                            </w:rPr>
-                            <w:t>.20</w:t>
-                          </w:r>
-                          <w:r>
-                            <w:rPr>
-                              <w:rFonts w:ascii="Arial" w:hAnsi="Arial" w:cs="Arial"/>
-                              <w:sz w:val="28"/>
-                              <w:szCs w:val="28"/>
-                            </w:rPr>
-                            <w:t>26</w:t>
-                          </w:r>
-                        </w:p>
-                      </w:txbxContent>
-                    </v:textbox>
-                  </v:shape>
-                </w:pict>
-              </mc:Fallback>
-            </mc:AlternateContent>
-          </w:r>
           <w:r>
             <w:rPr>
               <w:rFonts w:eastAsiaTheme="minorEastAsia"/>
@@ -3552,8 +2942,8 @@
           <w:sz w:val="20"/>
         </w:rPr>
         <w:sectPr>
-          <w:headerReference w:type="default" r:id="rId9"/>
-          <w:footerReference w:type="default" r:id="rId10"/>
+          <w:headerReference w:type="default" r:id="rId10"/>
+          <w:footerReference w:type="default" r:id="rId11"/>
           <w:pgSz w:w="12240" w:h="15840"/>
           <w:pgMar w:top="1440" w:right="1440" w:bottom="1440" w:left="1440" w:header="720" w:footer="720" w:gutter="0"/>
           <w:pgNumType w:fmt="lowerRoman"/>
@@ -3628,12 +3018,14 @@
       <w:bookmarkStart w:id="8" w:name="_Toc223170185"/>
       <w:bookmarkStart w:id="9" w:name="_Toc223170295"/>
       <w:bookmarkStart w:id="10" w:name="_Toc223170628"/>
+      <w:proofErr w:type="gramStart"/>
       <w:r>
         <w:t>1.1  Purpose</w:t>
       </w:r>
       <w:bookmarkEnd w:id="8"/>
       <w:bookmarkEnd w:id="9"/>
       <w:bookmarkEnd w:id="10"/>
+      <w:proofErr w:type="gramEnd"/>
       <w:r>
         <w:t xml:space="preserve">  </w:t>
       </w:r>
@@ -3685,10 +3077,12 @@
         <w:pStyle w:val="Heading2"/>
       </w:pPr>
       <w:bookmarkStart w:id="15" w:name="_Toc223170631"/>
+      <w:proofErr w:type="gramStart"/>
       <w:r>
         <w:t>1.2  Scope</w:t>
       </w:r>
       <w:bookmarkEnd w:id="15"/>
+      <w:proofErr w:type="gramEnd"/>
       <w:r>
         <w:t xml:space="preserve"> </w:t>
       </w:r>
@@ -3893,8 +3287,13 @@
         <w:pStyle w:val="Heading2"/>
       </w:pPr>
       <w:bookmarkStart w:id="16" w:name="_Toc223170632"/>
-      <w:r>
-        <w:t>1.3  Definitions, Acronyms, and Abbreviations.</w:t>
+      <w:proofErr w:type="gramStart"/>
+      <w:r>
+        <w:t>1.3  Definitions</w:t>
+      </w:r>
+      <w:proofErr w:type="gramEnd"/>
+      <w:r>
+        <w:t>, Acronyms, and Abbreviations.</w:t>
       </w:r>
       <w:bookmarkEnd w:id="16"/>
       <w:r>
@@ -4296,10 +3695,12 @@
         <w:pStyle w:val="Heading2"/>
       </w:pPr>
       <w:bookmarkStart w:id="17" w:name="_Toc223170633"/>
+      <w:proofErr w:type="gramStart"/>
       <w:r>
         <w:t>1.4  References</w:t>
       </w:r>
       <w:bookmarkEnd w:id="17"/>
+      <w:proofErr w:type="gramEnd"/>
       <w:r>
         <w:t xml:space="preserve">  </w:t>
       </w:r>
@@ -4364,10 +3765,12 @@
         <w:pStyle w:val="Heading2"/>
       </w:pPr>
       <w:bookmarkStart w:id="18" w:name="_Toc223170634"/>
+      <w:proofErr w:type="gramStart"/>
       <w:r>
         <w:t>1.5  Overview</w:t>
       </w:r>
       <w:bookmarkEnd w:id="18"/>
+      <w:proofErr w:type="gramEnd"/>
       <w:r>
         <w:t xml:space="preserve">  </w:t>
       </w:r>
@@ -5121,8 +4524,18 @@
                 <w:sz w:val="24"/>
                 <w:szCs w:val="24"/>
               </w:rPr>
-              <w:t xml:space="preserve"> JWT, bcrypt</w:t>
-            </w:r>
+              <w:t xml:space="preserve"> JWT, </w:t>
+            </w:r>
+            <w:proofErr w:type="spellStart"/>
+            <w:r>
+              <w:rPr>
+                <w:rFonts w:asciiTheme="majorBidi" w:hAnsiTheme="majorBidi" w:cstheme="majorBidi"/>
+                <w:sz w:val="24"/>
+                <w:szCs w:val="24"/>
+              </w:rPr>
+              <w:t>bcrypt</w:t>
+            </w:r>
+            <w:proofErr w:type="spellEnd"/>
           </w:p>
         </w:tc>
         <w:tc>
@@ -6688,7 +6101,25 @@
           <w:sz w:val="24"/>
           <w:szCs w:val="24"/>
         </w:rPr>
-        <w:t xml:space="preserve"> provides options for patient self-registration and staff login. It includes fields for credentials, password recovery links, and role-specific redirection after login. Validation messages are displayed for incorrect or missing inputs.</w:t>
+        <w:t xml:space="preserve"> </w:t>
+      </w:r>
+      <w:proofErr w:type="gramStart"/>
+      <w:r>
+        <w:rPr>
+          <w:rFonts w:ascii="Times New Roman" w:eastAsia="Times New Roman" w:hAnsi="Times New Roman" w:cs="Times New Roman"/>
+          <w:sz w:val="24"/>
+          <w:szCs w:val="24"/>
+        </w:rPr>
+        <w:t>provides</w:t>
+      </w:r>
+      <w:proofErr w:type="gramEnd"/>
+      <w:r>
+        <w:rPr>
+          <w:rFonts w:ascii="Times New Roman" w:eastAsia="Times New Roman" w:hAnsi="Times New Roman" w:cs="Times New Roman"/>
+          <w:sz w:val="24"/>
+          <w:szCs w:val="24"/>
+        </w:rPr>
+        <w:t xml:space="preserve"> options for patient self-registration and staff login. It includes fields for credentials, password recovery links, and role-specific redirection after login. Validation messages are displayed for incorrect or missing inputs.</w:t>
       </w:r>
     </w:p>
     <w:p>
@@ -8326,7 +7757,7 @@
                     </pic:cNvPicPr>
                   </pic:nvPicPr>
                   <pic:blipFill>
-                    <a:blip r:embed="rId11">
+                    <a:blip r:embed="rId12">
                       <a:extLst>
                         <a:ext uri="{28A0092B-C50C-407E-A947-70E740481C1C}">
                           <a14:useLocalDpi xmlns:a14="http://schemas.microsoft.com/office/drawing/2010/main" val="0"/>
@@ -8366,27 +7797,14 @@
       <w:r>
         <w:t xml:space="preserve">Figure </w:t>
       </w:r>
-      <w:r>
-        <w:fldChar w:fldCharType="begin"/>
-      </w:r>
-      <w:r>
-        <w:instrText xml:space="preserve"> SEQ Figure \* ARABIC </w:instrText>
-      </w:r>
-      <w:r>
-        <w:fldChar w:fldCharType="separate"/>
-      </w:r>
-      <w:r>
-        <w:rPr>
-          <w:noProof/>
-        </w:rPr>
-        <w:t>1</w:t>
-      </w:r>
-      <w:r>
-        <w:rPr>
-          <w:noProof/>
-        </w:rPr>
-        <w:fldChar w:fldCharType="end"/>
-      </w:r>
+      <w:fldSimple w:instr=" SEQ Figure \* ARABIC ">
+        <w:r>
+          <w:rPr>
+            <w:noProof/>
+          </w:rPr>
+          <w:t>1</w:t>
+        </w:r>
+      </w:fldSimple>
       <w:r>
         <w:t xml:space="preserve"> </w:t>
       </w:r>
@@ -8666,6 +8084,7 @@
               <w:pStyle w:val="NormalWeb"/>
             </w:pPr>
             <w:r>
+              <w:lastRenderedPageBreak/>
               <w:t>Alternate Flow</w:t>
             </w:r>
           </w:p>
@@ -8772,7 +8191,7 @@
                     </pic:cNvPicPr>
                   </pic:nvPicPr>
                   <pic:blipFill rotWithShape="1">
-                    <a:blip r:embed="rId12">
+                    <a:blip r:embed="rId13">
                       <a:extLst>
                         <a:ext uri="{28A0092B-C50C-407E-A947-70E740481C1C}">
                           <a14:useLocalDpi xmlns:a14="http://schemas.microsoft.com/office/drawing/2010/main" val="0"/>
@@ -8821,27 +8240,14 @@
       <w:r>
         <w:t xml:space="preserve">Figure </w:t>
       </w:r>
-      <w:r>
-        <w:fldChar w:fldCharType="begin"/>
-      </w:r>
-      <w:r>
-        <w:instrText xml:space="preserve"> SEQ Figure \* ARABIC </w:instrText>
-      </w:r>
-      <w:r>
-        <w:fldChar w:fldCharType="separate"/>
-      </w:r>
-      <w:r>
-        <w:rPr>
-          <w:noProof/>
-        </w:rPr>
-        <w:t>2</w:t>
-      </w:r>
-      <w:r>
-        <w:rPr>
-          <w:noProof/>
-        </w:rPr>
-        <w:fldChar w:fldCharType="end"/>
-      </w:r>
+      <w:fldSimple w:instr=" SEQ Figure \* ARABIC ">
+        <w:r>
+          <w:rPr>
+            <w:noProof/>
+          </w:rPr>
+          <w:t>2</w:t>
+        </w:r>
+      </w:fldSimple>
       <w:r>
         <w:t xml:space="preserve"> User Login, Logout Use Case Diagram</w:t>
       </w:r>
@@ -9191,7 +8597,7 @@
                     </pic:cNvPicPr>
                   </pic:nvPicPr>
                   <pic:blipFill rotWithShape="1">
-                    <a:blip r:embed="rId13">
+                    <a:blip r:embed="rId14">
                       <a:extLst>
                         <a:ext uri="{28A0092B-C50C-407E-A947-70E740481C1C}">
                           <a14:useLocalDpi xmlns:a14="http://schemas.microsoft.com/office/drawing/2010/main" val="0"/>
@@ -9240,27 +8646,14 @@
       <w:r>
         <w:t xml:space="preserve">Figure </w:t>
       </w:r>
-      <w:r>
-        <w:fldChar w:fldCharType="begin"/>
-      </w:r>
-      <w:r>
-        <w:instrText xml:space="preserve"> SEQ Figure \* ARABIC </w:instrText>
-      </w:r>
-      <w:r>
-        <w:fldChar w:fldCharType="separate"/>
-      </w:r>
-      <w:r>
-        <w:rPr>
-          <w:noProof/>
-        </w:rPr>
-        <w:t>3</w:t>
-      </w:r>
-      <w:r>
-        <w:rPr>
-          <w:noProof/>
-        </w:rPr>
-        <w:fldChar w:fldCharType="end"/>
-      </w:r>
+      <w:fldSimple w:instr=" SEQ Figure \* ARABIC ">
+        <w:r>
+          <w:rPr>
+            <w:noProof/>
+          </w:rPr>
+          <w:t>3</w:t>
+        </w:r>
+      </w:fldSimple>
       <w:r>
         <w:t xml:space="preserve"> User </w:t>
       </w:r>
@@ -9613,7 +9006,7 @@
                     </pic:cNvPicPr>
                   </pic:nvPicPr>
                   <pic:blipFill rotWithShape="1">
-                    <a:blip r:embed="rId14">
+                    <a:blip r:embed="rId15">
                       <a:extLst>
                         <a:ext uri="{28A0092B-C50C-407E-A947-70E740481C1C}">
                           <a14:useLocalDpi xmlns:a14="http://schemas.microsoft.com/office/drawing/2010/main" val="0"/>
@@ -9662,27 +9055,14 @@
       <w:r>
         <w:t xml:space="preserve">Figure </w:t>
       </w:r>
-      <w:r>
-        <w:fldChar w:fldCharType="begin"/>
-      </w:r>
-      <w:r>
-        <w:instrText xml:space="preserve"> SEQ Figure \* ARABIC </w:instrText>
-      </w:r>
-      <w:r>
-        <w:fldChar w:fldCharType="separate"/>
-      </w:r>
-      <w:r>
-        <w:rPr>
-          <w:noProof/>
-        </w:rPr>
-        <w:t>4</w:t>
-      </w:r>
-      <w:r>
-        <w:rPr>
-          <w:noProof/>
-        </w:rPr>
-        <w:fldChar w:fldCharType="end"/>
-      </w:r>
+      <w:fldSimple w:instr=" SEQ Figure \* ARABIC ">
+        <w:r>
+          <w:rPr>
+            <w:noProof/>
+          </w:rPr>
+          <w:t>4</w:t>
+        </w:r>
+      </w:fldSimple>
       <w:r>
         <w:t xml:space="preserve"> User </w:t>
       </w:r>
@@ -10035,7 +9415,7 @@
                     </pic:cNvPicPr>
                   </pic:nvPicPr>
                   <pic:blipFill rotWithShape="1">
-                    <a:blip r:embed="rId15">
+                    <a:blip r:embed="rId16">
                       <a:extLst>
                         <a:ext uri="{28A0092B-C50C-407E-A947-70E740481C1C}">
                           <a14:useLocalDpi xmlns:a14="http://schemas.microsoft.com/office/drawing/2010/main" val="0"/>
@@ -10086,27 +9466,14 @@
       <w:r>
         <w:t xml:space="preserve">Figure </w:t>
       </w:r>
-      <w:r>
-        <w:fldChar w:fldCharType="begin"/>
-      </w:r>
-      <w:r>
-        <w:instrText xml:space="preserve"> SEQ Figure \* ARABIC </w:instrText>
-      </w:r>
-      <w:r>
-        <w:fldChar w:fldCharType="separate"/>
-      </w:r>
-      <w:r>
-        <w:rPr>
-          <w:noProof/>
-        </w:rPr>
-        <w:t>5</w:t>
-      </w:r>
-      <w:r>
-        <w:rPr>
-          <w:noProof/>
-        </w:rPr>
-        <w:fldChar w:fldCharType="end"/>
-      </w:r>
+      <w:fldSimple w:instr=" SEQ Figure \* ARABIC ">
+        <w:r>
+          <w:rPr>
+            <w:noProof/>
+          </w:rPr>
+          <w:t>5</w:t>
+        </w:r>
+      </w:fldSimple>
       <w:r>
         <w:t xml:space="preserve"> User Delete Account Use Case Diagram</w:t>
       </w:r>
@@ -10473,7 +9840,7 @@
                     </pic:cNvPicPr>
                   </pic:nvPicPr>
                   <pic:blipFill rotWithShape="1">
-                    <a:blip r:embed="rId16">
+                    <a:blip r:embed="rId17">
                       <a:extLst>
                         <a:ext uri="{28A0092B-C50C-407E-A947-70E740481C1C}">
                           <a14:useLocalDpi xmlns:a14="http://schemas.microsoft.com/office/drawing/2010/main" val="0"/>
@@ -10522,27 +9889,14 @@
       <w:r>
         <w:t xml:space="preserve">Figure </w:t>
       </w:r>
-      <w:r>
-        <w:fldChar w:fldCharType="begin"/>
-      </w:r>
-      <w:r>
-        <w:instrText xml:space="preserve"> SEQ Figure \* ARABIC </w:instrText>
-      </w:r>
-      <w:r>
-        <w:fldChar w:fldCharType="separate"/>
-      </w:r>
-      <w:r>
-        <w:rPr>
-          <w:noProof/>
-        </w:rPr>
-        <w:t>6</w:t>
-      </w:r>
-      <w:r>
-        <w:rPr>
-          <w:noProof/>
-        </w:rPr>
-        <w:fldChar w:fldCharType="end"/>
-      </w:r>
+      <w:fldSimple w:instr=" SEQ Figure \* ARABIC ">
+        <w:r>
+          <w:rPr>
+            <w:noProof/>
+          </w:rPr>
+          <w:t>6</w:t>
+        </w:r>
+      </w:fldSimple>
       <w:r>
         <w:t xml:space="preserve"> </w:t>
       </w:r>
@@ -10901,7 +10255,7 @@
                     </pic:cNvPicPr>
                   </pic:nvPicPr>
                   <pic:blipFill rotWithShape="1">
-                    <a:blip r:embed="rId17">
+                    <a:blip r:embed="rId18">
                       <a:extLst>
                         <a:ext uri="{28A0092B-C50C-407E-A947-70E740481C1C}">
                           <a14:useLocalDpi xmlns:a14="http://schemas.microsoft.com/office/drawing/2010/main" val="0"/>
@@ -10950,27 +10304,14 @@
       <w:r>
         <w:t xml:space="preserve">Figure </w:t>
       </w:r>
-      <w:r>
-        <w:fldChar w:fldCharType="begin"/>
-      </w:r>
-      <w:r>
-        <w:instrText xml:space="preserve"> SEQ Figure \* ARABIC </w:instrText>
-      </w:r>
-      <w:r>
-        <w:fldChar w:fldCharType="separate"/>
-      </w:r>
-      <w:r>
-        <w:rPr>
-          <w:noProof/>
-        </w:rPr>
-        <w:t>7</w:t>
-      </w:r>
-      <w:r>
-        <w:rPr>
-          <w:noProof/>
-        </w:rPr>
-        <w:fldChar w:fldCharType="end"/>
-      </w:r>
+      <w:fldSimple w:instr=" SEQ Figure \* ARABIC ">
+        <w:r>
+          <w:rPr>
+            <w:noProof/>
+          </w:rPr>
+          <w:t>7</w:t>
+        </w:r>
+      </w:fldSimple>
       <w:r>
         <w:t xml:space="preserve"> Patient </w:t>
       </w:r>
@@ -10978,8 +10319,13 @@
         <w:t>Book Appointment</w:t>
       </w:r>
       <w:r>
-        <w:t xml:space="preserve"> Use Case DIagram</w:t>
-      </w:r>
+        <w:t xml:space="preserve"> Use Case </w:t>
+      </w:r>
+      <w:proofErr w:type="spellStart"/>
+      <w:r>
+        <w:t>DIagram</w:t>
+      </w:r>
+      <w:proofErr w:type="spellEnd"/>
     </w:p>
     <w:p>
       <w:pPr>
@@ -11322,7 +10668,7 @@
                     </pic:cNvPicPr>
                   </pic:nvPicPr>
                   <pic:blipFill rotWithShape="1">
-                    <a:blip r:embed="rId18">
+                    <a:blip r:embed="rId19">
                       <a:extLst>
                         <a:ext uri="{28A0092B-C50C-407E-A947-70E740481C1C}">
                           <a14:useLocalDpi xmlns:a14="http://schemas.microsoft.com/office/drawing/2010/main" val="0"/>
@@ -11371,27 +10717,14 @@
       <w:r>
         <w:t xml:space="preserve">Figure </w:t>
       </w:r>
-      <w:r>
-        <w:fldChar w:fldCharType="begin"/>
-      </w:r>
-      <w:r>
-        <w:instrText xml:space="preserve"> SEQ Figure \* ARABIC </w:instrText>
-      </w:r>
-      <w:r>
-        <w:fldChar w:fldCharType="separate"/>
-      </w:r>
-      <w:r>
-        <w:rPr>
-          <w:noProof/>
-        </w:rPr>
-        <w:t>8</w:t>
-      </w:r>
-      <w:r>
-        <w:rPr>
-          <w:noProof/>
-        </w:rPr>
-        <w:fldChar w:fldCharType="end"/>
-      </w:r>
+      <w:fldSimple w:instr=" SEQ Figure \* ARABIC ">
+        <w:r>
+          <w:rPr>
+            <w:noProof/>
+          </w:rPr>
+          <w:t>8</w:t>
+        </w:r>
+      </w:fldSimple>
       <w:r>
         <w:t xml:space="preserve"> Patient </w:t>
       </w:r>
@@ -11747,7 +11080,7 @@
                     </pic:cNvPicPr>
                   </pic:nvPicPr>
                   <pic:blipFill rotWithShape="1">
-                    <a:blip r:embed="rId19">
+                    <a:blip r:embed="rId20">
                       <a:extLst>
                         <a:ext uri="{28A0092B-C50C-407E-A947-70E740481C1C}">
                           <a14:useLocalDpi xmlns:a14="http://schemas.microsoft.com/office/drawing/2010/main" val="0"/>
@@ -11796,27 +11129,14 @@
       <w:r>
         <w:t xml:space="preserve">Figure </w:t>
       </w:r>
-      <w:r>
-        <w:fldChar w:fldCharType="begin"/>
-      </w:r>
-      <w:r>
-        <w:instrText xml:space="preserve"> SEQ Figure \* ARABIC </w:instrText>
-      </w:r>
-      <w:r>
-        <w:fldChar w:fldCharType="separate"/>
-      </w:r>
-      <w:r>
-        <w:rPr>
-          <w:noProof/>
-        </w:rPr>
-        <w:t>9</w:t>
-      </w:r>
-      <w:r>
-        <w:rPr>
-          <w:noProof/>
-        </w:rPr>
-        <w:fldChar w:fldCharType="end"/>
-      </w:r>
+      <w:fldSimple w:instr=" SEQ Figure \* ARABIC ">
+        <w:r>
+          <w:rPr>
+            <w:noProof/>
+          </w:rPr>
+          <w:t>9</w:t>
+        </w:r>
+      </w:fldSimple>
       <w:r>
         <w:t xml:space="preserve"> Patient </w:t>
       </w:r>
@@ -12165,7 +11485,7 @@
                     </pic:cNvPicPr>
                   </pic:nvPicPr>
                   <pic:blipFill rotWithShape="1">
-                    <a:blip r:embed="rId20">
+                    <a:blip r:embed="rId21">
                       <a:extLst>
                         <a:ext uri="{28A0092B-C50C-407E-A947-70E740481C1C}">
                           <a14:useLocalDpi xmlns:a14="http://schemas.microsoft.com/office/drawing/2010/main" val="0"/>
@@ -12214,27 +11534,14 @@
       <w:r>
         <w:t xml:space="preserve">Figure </w:t>
       </w:r>
-      <w:r>
-        <w:fldChar w:fldCharType="begin"/>
-      </w:r>
-      <w:r>
-        <w:instrText xml:space="preserve"> SEQ Figure \* ARABIC </w:instrText>
-      </w:r>
-      <w:r>
-        <w:fldChar w:fldCharType="separate"/>
-      </w:r>
-      <w:r>
-        <w:rPr>
-          <w:noProof/>
-        </w:rPr>
-        <w:t>10</w:t>
-      </w:r>
-      <w:r>
-        <w:rPr>
-          <w:noProof/>
-        </w:rPr>
-        <w:fldChar w:fldCharType="end"/>
-      </w:r>
+      <w:fldSimple w:instr=" SEQ Figure \* ARABIC ">
+        <w:r>
+          <w:rPr>
+            <w:noProof/>
+          </w:rPr>
+          <w:t>10</w:t>
+        </w:r>
+      </w:fldSimple>
       <w:r>
         <w:t xml:space="preserve"> Patient </w:t>
       </w:r>
@@ -12582,7 +11889,7 @@
                     </pic:cNvPicPr>
                   </pic:nvPicPr>
                   <pic:blipFill rotWithShape="1">
-                    <a:blip r:embed="rId21">
+                    <a:blip r:embed="rId22">
                       <a:extLst>
                         <a:ext uri="{28A0092B-C50C-407E-A947-70E740481C1C}">
                           <a14:useLocalDpi xmlns:a14="http://schemas.microsoft.com/office/drawing/2010/main" val="0"/>
@@ -12631,27 +11938,14 @@
       <w:r>
         <w:t xml:space="preserve">Figure </w:t>
       </w:r>
-      <w:r>
-        <w:fldChar w:fldCharType="begin"/>
-      </w:r>
-      <w:r>
-        <w:instrText xml:space="preserve"> SEQ Figure \* ARABIC </w:instrText>
-      </w:r>
-      <w:r>
-        <w:fldChar w:fldCharType="separate"/>
-      </w:r>
-      <w:r>
-        <w:rPr>
-          <w:noProof/>
-        </w:rPr>
-        <w:t>11</w:t>
-      </w:r>
-      <w:r>
-        <w:rPr>
-          <w:noProof/>
-        </w:rPr>
-        <w:fldChar w:fldCharType="end"/>
-      </w:r>
+      <w:fldSimple w:instr=" SEQ Figure \* ARABIC ">
+        <w:r>
+          <w:rPr>
+            <w:noProof/>
+          </w:rPr>
+          <w:t>11</w:t>
+        </w:r>
+      </w:fldSimple>
       <w:r>
         <w:t xml:space="preserve"> Patient </w:t>
       </w:r>
@@ -13000,7 +12294,7 @@
                     </pic:cNvPicPr>
                   </pic:nvPicPr>
                   <pic:blipFill rotWithShape="1">
-                    <a:blip r:embed="rId22">
+                    <a:blip r:embed="rId23">
                       <a:extLst>
                         <a:ext uri="{28A0092B-C50C-407E-A947-70E740481C1C}">
                           <a14:useLocalDpi xmlns:a14="http://schemas.microsoft.com/office/drawing/2010/main" val="0"/>
@@ -13051,27 +12345,14 @@
       <w:r>
         <w:t xml:space="preserve">Figure </w:t>
       </w:r>
-      <w:r>
-        <w:fldChar w:fldCharType="begin"/>
-      </w:r>
-      <w:r>
-        <w:instrText xml:space="preserve"> SEQ Figure \* ARABIC </w:instrText>
-      </w:r>
-      <w:r>
-        <w:fldChar w:fldCharType="separate"/>
-      </w:r>
-      <w:r>
-        <w:rPr>
-          <w:noProof/>
-        </w:rPr>
-        <w:t>12</w:t>
-      </w:r>
-      <w:r>
-        <w:rPr>
-          <w:noProof/>
-        </w:rPr>
-        <w:fldChar w:fldCharType="end"/>
-      </w:r>
+      <w:fldSimple w:instr=" SEQ Figure \* ARABIC ">
+        <w:r>
+          <w:rPr>
+            <w:noProof/>
+          </w:rPr>
+          <w:t>12</w:t>
+        </w:r>
+      </w:fldSimple>
       <w:r>
         <w:t xml:space="preserve"> Patient </w:t>
       </w:r>
@@ -13440,7 +12721,7 @@
                     </pic:cNvPicPr>
                   </pic:nvPicPr>
                   <pic:blipFill rotWithShape="1">
-                    <a:blip r:embed="rId23">
+                    <a:blip r:embed="rId24">
                       <a:extLst>
                         <a:ext uri="{28A0092B-C50C-407E-A947-70E740481C1C}">
                           <a14:useLocalDpi xmlns:a14="http://schemas.microsoft.com/office/drawing/2010/main" val="0"/>
@@ -13489,27 +12770,14 @@
       <w:r>
         <w:t xml:space="preserve">Figure </w:t>
       </w:r>
-      <w:r>
-        <w:fldChar w:fldCharType="begin"/>
-      </w:r>
-      <w:r>
-        <w:instrText xml:space="preserve"> SEQ Figure \* ARABIC </w:instrText>
-      </w:r>
-      <w:r>
-        <w:fldChar w:fldCharType="separate"/>
-      </w:r>
-      <w:r>
-        <w:rPr>
-          <w:noProof/>
-        </w:rPr>
-        <w:t>13</w:t>
-      </w:r>
-      <w:r>
-        <w:rPr>
-          <w:noProof/>
-        </w:rPr>
-        <w:fldChar w:fldCharType="end"/>
-      </w:r>
+      <w:fldSimple w:instr=" SEQ Figure \* ARABIC ">
+        <w:r>
+          <w:rPr>
+            <w:noProof/>
+          </w:rPr>
+          <w:t>13</w:t>
+        </w:r>
+      </w:fldSimple>
       <w:r>
         <w:t xml:space="preserve"> Doctor Dashboard Use Case Diagram</w:t>
       </w:r>
@@ -13851,7 +13119,7 @@
                     </pic:cNvPicPr>
                   </pic:nvPicPr>
                   <pic:blipFill rotWithShape="1">
-                    <a:blip r:embed="rId24">
+                    <a:blip r:embed="rId25">
                       <a:extLst>
                         <a:ext uri="{28A0092B-C50C-407E-A947-70E740481C1C}">
                           <a14:useLocalDpi xmlns:a14="http://schemas.microsoft.com/office/drawing/2010/main" val="0"/>
@@ -13900,27 +13168,14 @@
       <w:r>
         <w:t xml:space="preserve">Figure </w:t>
       </w:r>
-      <w:r>
-        <w:fldChar w:fldCharType="begin"/>
-      </w:r>
-      <w:r>
-        <w:instrText xml:space="preserve"> SEQ Figure \* ARABIC </w:instrText>
-      </w:r>
-      <w:r>
-        <w:fldChar w:fldCharType="separate"/>
-      </w:r>
-      <w:r>
-        <w:rPr>
-          <w:noProof/>
-        </w:rPr>
-        <w:t>14</w:t>
-      </w:r>
-      <w:r>
-        <w:rPr>
-          <w:noProof/>
-        </w:rPr>
-        <w:fldChar w:fldCharType="end"/>
-      </w:r>
+      <w:fldSimple w:instr=" SEQ Figure \* ARABIC ">
+        <w:r>
+          <w:rPr>
+            <w:noProof/>
+          </w:rPr>
+          <w:t>14</w:t>
+        </w:r>
+      </w:fldSimple>
       <w:r>
         <w:t xml:space="preserve"> Doctor </w:t>
       </w:r>
@@ -14269,7 +13524,7 @@
                     </pic:cNvPicPr>
                   </pic:nvPicPr>
                   <pic:blipFill rotWithShape="1">
-                    <a:blip r:embed="rId25">
+                    <a:blip r:embed="rId26">
                       <a:extLst>
                         <a:ext uri="{28A0092B-C50C-407E-A947-70E740481C1C}">
                           <a14:useLocalDpi xmlns:a14="http://schemas.microsoft.com/office/drawing/2010/main" val="0"/>
@@ -14318,27 +13573,14 @@
       <w:r>
         <w:t xml:space="preserve">Figure </w:t>
       </w:r>
-      <w:r>
-        <w:fldChar w:fldCharType="begin"/>
-      </w:r>
-      <w:r>
-        <w:instrText xml:space="preserve"> SEQ Figure \* ARABIC </w:instrText>
-      </w:r>
-      <w:r>
-        <w:fldChar w:fldCharType="separate"/>
-      </w:r>
-      <w:r>
-        <w:rPr>
-          <w:noProof/>
-        </w:rPr>
-        <w:t>15</w:t>
-      </w:r>
-      <w:r>
-        <w:rPr>
-          <w:noProof/>
-        </w:rPr>
-        <w:fldChar w:fldCharType="end"/>
-      </w:r>
+      <w:fldSimple w:instr=" SEQ Figure \* ARABIC ">
+        <w:r>
+          <w:rPr>
+            <w:noProof/>
+          </w:rPr>
+          <w:t>15</w:t>
+        </w:r>
+      </w:fldSimple>
       <w:r>
         <w:t xml:space="preserve"> Doctor </w:t>
       </w:r>
@@ -14691,7 +13933,7 @@
                     </pic:cNvPicPr>
                   </pic:nvPicPr>
                   <pic:blipFill rotWithShape="1">
-                    <a:blip r:embed="rId26">
+                    <a:blip r:embed="rId27">
                       <a:extLst>
                         <a:ext uri="{28A0092B-C50C-407E-A947-70E740481C1C}">
                           <a14:useLocalDpi xmlns:a14="http://schemas.microsoft.com/office/drawing/2010/main" val="0"/>
@@ -14740,27 +13982,14 @@
       <w:r>
         <w:t xml:space="preserve">Figure </w:t>
       </w:r>
-      <w:r>
-        <w:fldChar w:fldCharType="begin"/>
-      </w:r>
-      <w:r>
-        <w:instrText xml:space="preserve"> SEQ Figure \* ARABIC </w:instrText>
-      </w:r>
-      <w:r>
-        <w:fldChar w:fldCharType="separate"/>
-      </w:r>
-      <w:r>
-        <w:rPr>
-          <w:noProof/>
-        </w:rPr>
-        <w:t>16</w:t>
-      </w:r>
-      <w:r>
-        <w:rPr>
-          <w:noProof/>
-        </w:rPr>
-        <w:fldChar w:fldCharType="end"/>
-      </w:r>
+      <w:fldSimple w:instr=" SEQ Figure \* ARABIC ">
+        <w:r>
+          <w:rPr>
+            <w:noProof/>
+          </w:rPr>
+          <w:t>16</w:t>
+        </w:r>
+      </w:fldSimple>
       <w:r>
         <w:t xml:space="preserve"> Doctor </w:t>
       </w:r>
@@ -15108,7 +14337,7 @@
                     </pic:cNvPicPr>
                   </pic:nvPicPr>
                   <pic:blipFill rotWithShape="1">
-                    <a:blip r:embed="rId27">
+                    <a:blip r:embed="rId28">
                       <a:extLst>
                         <a:ext uri="{28A0092B-C50C-407E-A947-70E740481C1C}">
                           <a14:useLocalDpi xmlns:a14="http://schemas.microsoft.com/office/drawing/2010/main" val="0"/>
@@ -15157,27 +14386,14 @@
       <w:r>
         <w:t xml:space="preserve">Figure </w:t>
       </w:r>
-      <w:r>
-        <w:fldChar w:fldCharType="begin"/>
-      </w:r>
-      <w:r>
-        <w:instrText xml:space="preserve"> SEQ Figure \* ARABIC </w:instrText>
-      </w:r>
-      <w:r>
-        <w:fldChar w:fldCharType="separate"/>
-      </w:r>
-      <w:r>
-        <w:rPr>
-          <w:noProof/>
-        </w:rPr>
-        <w:t>17</w:t>
-      </w:r>
-      <w:r>
-        <w:rPr>
-          <w:noProof/>
-        </w:rPr>
-        <w:fldChar w:fldCharType="end"/>
-      </w:r>
+      <w:fldSimple w:instr=" SEQ Figure \* ARABIC ">
+        <w:r>
+          <w:rPr>
+            <w:noProof/>
+          </w:rPr>
+          <w:t>17</w:t>
+        </w:r>
+      </w:fldSimple>
       <w:r>
         <w:t xml:space="preserve"> Doctor </w:t>
       </w:r>
@@ -15530,7 +14746,7 @@
                     </pic:cNvPicPr>
                   </pic:nvPicPr>
                   <pic:blipFill rotWithShape="1">
-                    <a:blip r:embed="rId28">
+                    <a:blip r:embed="rId29">
                       <a:extLst>
                         <a:ext uri="{28A0092B-C50C-407E-A947-70E740481C1C}">
                           <a14:useLocalDpi xmlns:a14="http://schemas.microsoft.com/office/drawing/2010/main" val="0"/>
@@ -15581,27 +14797,14 @@
       <w:r>
         <w:t xml:space="preserve">Figure </w:t>
       </w:r>
-      <w:r>
-        <w:fldChar w:fldCharType="begin"/>
-      </w:r>
-      <w:r>
-        <w:instrText xml:space="preserve"> SEQ Figure \* ARABIC </w:instrText>
-      </w:r>
-      <w:r>
-        <w:fldChar w:fldCharType="separate"/>
-      </w:r>
-      <w:r>
-        <w:rPr>
-          <w:noProof/>
-        </w:rPr>
-        <w:t>18</w:t>
-      </w:r>
-      <w:r>
-        <w:rPr>
-          <w:noProof/>
-        </w:rPr>
-        <w:fldChar w:fldCharType="end"/>
-      </w:r>
+      <w:fldSimple w:instr=" SEQ Figure \* ARABIC ">
+        <w:r>
+          <w:rPr>
+            <w:noProof/>
+          </w:rPr>
+          <w:t>18</w:t>
+        </w:r>
+      </w:fldSimple>
       <w:r>
         <w:t xml:space="preserve"> Doctor </w:t>
       </w:r>
@@ -15974,7 +15177,7 @@
                     </pic:cNvPicPr>
                   </pic:nvPicPr>
                   <pic:blipFill rotWithShape="1">
-                    <a:blip r:embed="rId29">
+                    <a:blip r:embed="rId30">
                       <a:extLst>
                         <a:ext uri="{28A0092B-C50C-407E-A947-70E740481C1C}">
                           <a14:useLocalDpi xmlns:a14="http://schemas.microsoft.com/office/drawing/2010/main" val="0"/>
@@ -16023,27 +15226,14 @@
       <w:r>
         <w:t xml:space="preserve">Figure </w:t>
       </w:r>
-      <w:r>
-        <w:fldChar w:fldCharType="begin"/>
-      </w:r>
-      <w:r>
-        <w:instrText xml:space="preserve"> SEQ Figure \* ARABIC </w:instrText>
-      </w:r>
-      <w:r>
-        <w:fldChar w:fldCharType="separate"/>
-      </w:r>
-      <w:r>
-        <w:rPr>
-          <w:noProof/>
-        </w:rPr>
-        <w:t>19</w:t>
-      </w:r>
-      <w:r>
-        <w:rPr>
-          <w:noProof/>
-        </w:rPr>
-        <w:fldChar w:fldCharType="end"/>
-      </w:r>
+      <w:fldSimple w:instr=" SEQ Figure \* ARABIC ">
+        <w:r>
+          <w:rPr>
+            <w:noProof/>
+          </w:rPr>
+          <w:t>19</w:t>
+        </w:r>
+      </w:fldSimple>
       <w:r>
         <w:t xml:space="preserve"> Admin </w:t>
       </w:r>
@@ -16391,7 +15581,7 @@
                     </pic:cNvPicPr>
                   </pic:nvPicPr>
                   <pic:blipFill rotWithShape="1">
-                    <a:blip r:embed="rId30">
+                    <a:blip r:embed="rId31">
                       <a:extLst>
                         <a:ext uri="{28A0092B-C50C-407E-A947-70E740481C1C}">
                           <a14:useLocalDpi xmlns:a14="http://schemas.microsoft.com/office/drawing/2010/main" val="0"/>
@@ -16440,27 +15630,14 @@
       <w:r>
         <w:t xml:space="preserve">Figure </w:t>
       </w:r>
-      <w:r>
-        <w:fldChar w:fldCharType="begin"/>
-      </w:r>
-      <w:r>
-        <w:instrText xml:space="preserve"> SEQ Figure \* ARABIC </w:instrText>
-      </w:r>
-      <w:r>
-        <w:fldChar w:fldCharType="separate"/>
-      </w:r>
-      <w:r>
-        <w:rPr>
-          <w:noProof/>
-        </w:rPr>
-        <w:t>20</w:t>
-      </w:r>
-      <w:r>
-        <w:rPr>
-          <w:noProof/>
-        </w:rPr>
-        <w:fldChar w:fldCharType="end"/>
-      </w:r>
+      <w:fldSimple w:instr=" SEQ Figure \* ARABIC ">
+        <w:r>
+          <w:rPr>
+            <w:noProof/>
+          </w:rPr>
+          <w:t>20</w:t>
+        </w:r>
+      </w:fldSimple>
       <w:r>
         <w:t xml:space="preserve"> Admin </w:t>
       </w:r>
@@ -16813,7 +15990,7 @@
                     </pic:cNvPicPr>
                   </pic:nvPicPr>
                   <pic:blipFill rotWithShape="1">
-                    <a:blip r:embed="rId31">
+                    <a:blip r:embed="rId32">
                       <a:extLst>
                         <a:ext uri="{28A0092B-C50C-407E-A947-70E740481C1C}">
                           <a14:useLocalDpi xmlns:a14="http://schemas.microsoft.com/office/drawing/2010/main" val="0"/>
@@ -16862,27 +16039,14 @@
       <w:r>
         <w:t xml:space="preserve">Figure </w:t>
       </w:r>
-      <w:r>
-        <w:fldChar w:fldCharType="begin"/>
-      </w:r>
-      <w:r>
-        <w:instrText xml:space="preserve"> SEQ Figure \* ARABIC </w:instrText>
-      </w:r>
-      <w:r>
-        <w:fldChar w:fldCharType="separate"/>
-      </w:r>
-      <w:r>
-        <w:rPr>
-          <w:noProof/>
-        </w:rPr>
-        <w:t>21</w:t>
-      </w:r>
-      <w:r>
-        <w:rPr>
-          <w:noProof/>
-        </w:rPr>
-        <w:fldChar w:fldCharType="end"/>
-      </w:r>
+      <w:fldSimple w:instr=" SEQ Figure \* ARABIC ">
+        <w:r>
+          <w:rPr>
+            <w:noProof/>
+          </w:rPr>
+          <w:t>21</w:t>
+        </w:r>
+      </w:fldSimple>
       <w:r>
         <w:t xml:space="preserve"> Admin </w:t>
       </w:r>
@@ -17231,7 +16395,7 @@
                     </pic:cNvPicPr>
                   </pic:nvPicPr>
                   <pic:blipFill rotWithShape="1">
-                    <a:blip r:embed="rId32">
+                    <a:blip r:embed="rId33">
                       <a:extLst>
                         <a:ext uri="{28A0092B-C50C-407E-A947-70E740481C1C}">
                           <a14:useLocalDpi xmlns:a14="http://schemas.microsoft.com/office/drawing/2010/main" val="0"/>
@@ -17280,27 +16444,14 @@
       <w:r>
         <w:t xml:space="preserve">Figure </w:t>
       </w:r>
-      <w:r>
-        <w:fldChar w:fldCharType="begin"/>
-      </w:r>
-      <w:r>
-        <w:instrText xml:space="preserve"> SEQ Figure \* ARABIC </w:instrText>
-      </w:r>
-      <w:r>
-        <w:fldChar w:fldCharType="separate"/>
-      </w:r>
-      <w:r>
-        <w:rPr>
-          <w:noProof/>
-        </w:rPr>
-        <w:t>22</w:t>
-      </w:r>
-      <w:r>
-        <w:rPr>
-          <w:noProof/>
-        </w:rPr>
-        <w:fldChar w:fldCharType="end"/>
-      </w:r>
+      <w:fldSimple w:instr=" SEQ Figure \* ARABIC ">
+        <w:r>
+          <w:rPr>
+            <w:noProof/>
+          </w:rPr>
+          <w:t>22</w:t>
+        </w:r>
+      </w:fldSimple>
       <w:r>
         <w:t xml:space="preserve"> Admin </w:t>
       </w:r>
@@ -17652,7 +16803,7 @@
                     </pic:cNvPicPr>
                   </pic:nvPicPr>
                   <pic:blipFill rotWithShape="1">
-                    <a:blip r:embed="rId33">
+                    <a:blip r:embed="rId34">
                       <a:extLst>
                         <a:ext uri="{28A0092B-C50C-407E-A947-70E740481C1C}">
                           <a14:useLocalDpi xmlns:a14="http://schemas.microsoft.com/office/drawing/2010/main" val="0"/>
@@ -17701,27 +16852,14 @@
       <w:r>
         <w:t xml:space="preserve">Figure </w:t>
       </w:r>
-      <w:r>
-        <w:fldChar w:fldCharType="begin"/>
-      </w:r>
-      <w:r>
-        <w:instrText xml:space="preserve"> SEQ Figure \* ARABIC </w:instrText>
-      </w:r>
-      <w:r>
-        <w:fldChar w:fldCharType="separate"/>
-      </w:r>
-      <w:r>
-        <w:rPr>
-          <w:noProof/>
-        </w:rPr>
-        <w:t>23</w:t>
-      </w:r>
-      <w:r>
-        <w:rPr>
-          <w:noProof/>
-        </w:rPr>
-        <w:fldChar w:fldCharType="end"/>
-      </w:r>
+      <w:fldSimple w:instr=" SEQ Figure \* ARABIC ">
+        <w:r>
+          <w:rPr>
+            <w:noProof/>
+          </w:rPr>
+          <w:t>23</w:t>
+        </w:r>
+      </w:fldSimple>
       <w:r>
         <w:t xml:space="preserve"> Admin Generate Reports Use Case Diagram</w:t>
       </w:r>
@@ -18064,7 +17202,7 @@
                     </pic:cNvPicPr>
                   </pic:nvPicPr>
                   <pic:blipFill rotWithShape="1">
-                    <a:blip r:embed="rId34">
+                    <a:blip r:embed="rId35">
                       <a:extLst>
                         <a:ext uri="{28A0092B-C50C-407E-A947-70E740481C1C}">
                           <a14:useLocalDpi xmlns:a14="http://schemas.microsoft.com/office/drawing/2010/main" val="0"/>
@@ -18109,27 +17247,14 @@
       <w:r>
         <w:t xml:space="preserve">Figure </w:t>
       </w:r>
-      <w:r>
-        <w:fldChar w:fldCharType="begin"/>
-      </w:r>
-      <w:r>
-        <w:instrText xml:space="preserve"> SEQ Figure \* ARABIC </w:instrText>
-      </w:r>
-      <w:r>
-        <w:fldChar w:fldCharType="separate"/>
-      </w:r>
-      <w:r>
-        <w:rPr>
-          <w:noProof/>
-        </w:rPr>
-        <w:t>24</w:t>
-      </w:r>
-      <w:r>
-        <w:rPr>
-          <w:noProof/>
-        </w:rPr>
-        <w:fldChar w:fldCharType="end"/>
-      </w:r>
+      <w:fldSimple w:instr=" SEQ Figure \* ARABIC ">
+        <w:r>
+          <w:rPr>
+            <w:noProof/>
+          </w:rPr>
+          <w:t>24</w:t>
+        </w:r>
+      </w:fldSimple>
       <w:r>
         <w:t xml:space="preserve"> Admin </w:t>
       </w:r>
@@ -18252,9 +17377,35 @@
       <w:r>
         <w:t xml:space="preserve"> </w:t>
       </w:r>
-      <w:r>
-        <w:t>userID, name ,email ,passwordHash ,role ,phone ,status , createdAt</w:t>
-      </w:r>
+      <w:proofErr w:type="spellStart"/>
+      <w:r>
+        <w:t>userID</w:t>
+      </w:r>
+      <w:proofErr w:type="spellEnd"/>
+      <w:r>
+        <w:t xml:space="preserve">, </w:t>
+      </w:r>
+      <w:proofErr w:type="gramStart"/>
+      <w:r>
+        <w:t>name ,email ,</w:t>
+      </w:r>
+      <w:proofErr w:type="spellStart"/>
+      <w:r>
+        <w:t>passwordHash</w:t>
+      </w:r>
+      <w:proofErr w:type="spellEnd"/>
+      <w:r>
+        <w:t xml:space="preserve"> ,role ,phone ,status</w:t>
+      </w:r>
+      <w:proofErr w:type="gramEnd"/>
+      <w:r>
+        <w:t xml:space="preserve"> , </w:t>
+      </w:r>
+      <w:proofErr w:type="spellStart"/>
+      <w:r>
+        <w:t>createdAt</w:t>
+      </w:r>
+      <w:proofErr w:type="spellEnd"/>
       <w:r>
         <w:br/>
       </w:r>
@@ -18268,8 +17419,55 @@
       <w:r>
         <w:t xml:space="preserve"> </w:t>
       </w:r>
-      <w:r>
-        <w:t>register(), login(), logout(), resetPassword(), deleteAccount()</w:t>
+      <w:proofErr w:type="gramStart"/>
+      <w:r>
+        <w:t>register(</w:t>
+      </w:r>
+      <w:proofErr w:type="gramEnd"/>
+      <w:r>
+        <w:t xml:space="preserve">), </w:t>
+      </w:r>
+      <w:proofErr w:type="gramStart"/>
+      <w:r>
+        <w:t>login(</w:t>
+      </w:r>
+      <w:proofErr w:type="gramEnd"/>
+      <w:r>
+        <w:t xml:space="preserve">), </w:t>
+      </w:r>
+      <w:proofErr w:type="gramStart"/>
+      <w:r>
+        <w:t>logout(</w:t>
+      </w:r>
+      <w:proofErr w:type="gramEnd"/>
+      <w:r>
+        <w:t xml:space="preserve">), </w:t>
+      </w:r>
+      <w:proofErr w:type="spellStart"/>
+      <w:proofErr w:type="gramStart"/>
+      <w:r>
+        <w:t>resetPassword</w:t>
+      </w:r>
+      <w:proofErr w:type="spellEnd"/>
+      <w:r>
+        <w:t>(</w:t>
+      </w:r>
+      <w:proofErr w:type="gramEnd"/>
+      <w:r>
+        <w:t xml:space="preserve">), </w:t>
+      </w:r>
+      <w:proofErr w:type="spellStart"/>
+      <w:proofErr w:type="gramStart"/>
+      <w:r>
+        <w:t>deleteAccount</w:t>
+      </w:r>
+      <w:proofErr w:type="spellEnd"/>
+      <w:r>
+        <w:t>(</w:t>
+      </w:r>
+      <w:proofErr w:type="gramEnd"/>
+      <w:r>
+        <w:t>)</w:t>
       </w:r>
     </w:p>
     <w:p>
@@ -18301,7 +17499,7 @@
                     </pic:cNvPicPr>
                   </pic:nvPicPr>
                   <pic:blipFill rotWithShape="1">
-                    <a:blip r:embed="rId35">
+                    <a:blip r:embed="rId36">
                       <a:extLst>
                         <a:ext uri="{28A0092B-C50C-407E-A947-70E740481C1C}">
                           <a14:useLocalDpi xmlns:a14="http://schemas.microsoft.com/office/drawing/2010/main" val="0"/>
@@ -18346,27 +17544,14 @@
       <w:r>
         <w:t xml:space="preserve">Figure </w:t>
       </w:r>
-      <w:r>
-        <w:fldChar w:fldCharType="begin"/>
-      </w:r>
-      <w:r>
-        <w:instrText xml:space="preserve"> SEQ Figure \* ARABIC </w:instrText>
-      </w:r>
-      <w:r>
-        <w:fldChar w:fldCharType="separate"/>
-      </w:r>
-      <w:r>
-        <w:rPr>
-          <w:noProof/>
-        </w:rPr>
-        <w:t>25</w:t>
-      </w:r>
-      <w:r>
-        <w:rPr>
-          <w:noProof/>
-        </w:rPr>
-        <w:fldChar w:fldCharType="end"/>
-      </w:r>
+      <w:fldSimple w:instr=" SEQ Figure \* ARABIC ">
+        <w:r>
+          <w:rPr>
+            <w:noProof/>
+          </w:rPr>
+          <w:t>25</w:t>
+        </w:r>
+      </w:fldSimple>
       <w:r>
         <w:t xml:space="preserve"> User Class Diagram</w:t>
       </w:r>
@@ -18405,8 +17590,45 @@
       <w:r>
         <w:t xml:space="preserve"> </w:t>
       </w:r>
-      <w:r>
-        <w:t>patientID, userID, dateOfBirth, gender, bloodGroup, address, emergencyContact, allergies</w:t>
+      <w:proofErr w:type="spellStart"/>
+      <w:r>
+        <w:t>patientID</w:t>
+      </w:r>
+      <w:proofErr w:type="spellEnd"/>
+      <w:r>
+        <w:t xml:space="preserve">, </w:t>
+      </w:r>
+      <w:proofErr w:type="spellStart"/>
+      <w:r>
+        <w:t>userID</w:t>
+      </w:r>
+      <w:proofErr w:type="spellEnd"/>
+      <w:r>
+        <w:t xml:space="preserve">, </w:t>
+      </w:r>
+      <w:proofErr w:type="spellStart"/>
+      <w:r>
+        <w:t>dateOfBirth</w:t>
+      </w:r>
+      <w:proofErr w:type="spellEnd"/>
+      <w:r>
+        <w:t xml:space="preserve">, gender, </w:t>
+      </w:r>
+      <w:proofErr w:type="spellStart"/>
+      <w:r>
+        <w:t>bloodGroup</w:t>
+      </w:r>
+      <w:proofErr w:type="spellEnd"/>
+      <w:r>
+        <w:t xml:space="preserve">, address, </w:t>
+      </w:r>
+      <w:proofErr w:type="spellStart"/>
+      <w:r>
+        <w:t>emergencyContact</w:t>
+      </w:r>
+      <w:proofErr w:type="spellEnd"/>
+      <w:r>
+        <w:t>, allergies</w:t>
       </w:r>
       <w:r>
         <w:br/>
@@ -18425,8 +17647,96 @@
         </w:rPr>
         <w:t xml:space="preserve">: </w:t>
       </w:r>
-      <w:r>
-        <w:t>setupProfile(), bookAppointment(), cancelAppointment(), viewMedicalHistory(), viewLabReports(), viewInvoices(), viewPrescriptions()</w:t>
+      <w:proofErr w:type="spellStart"/>
+      <w:proofErr w:type="gramStart"/>
+      <w:r>
+        <w:t>setupProfile</w:t>
+      </w:r>
+      <w:proofErr w:type="spellEnd"/>
+      <w:r>
+        <w:t>(</w:t>
+      </w:r>
+      <w:proofErr w:type="gramEnd"/>
+      <w:r>
+        <w:t xml:space="preserve">), </w:t>
+      </w:r>
+      <w:proofErr w:type="spellStart"/>
+      <w:proofErr w:type="gramStart"/>
+      <w:r>
+        <w:t>bookAppointment</w:t>
+      </w:r>
+      <w:proofErr w:type="spellEnd"/>
+      <w:r>
+        <w:t>(</w:t>
+      </w:r>
+      <w:proofErr w:type="gramEnd"/>
+      <w:r>
+        <w:t xml:space="preserve">), </w:t>
+      </w:r>
+      <w:proofErr w:type="spellStart"/>
+      <w:proofErr w:type="gramStart"/>
+      <w:r>
+        <w:t>cancelAppointment</w:t>
+      </w:r>
+      <w:proofErr w:type="spellEnd"/>
+      <w:r>
+        <w:t>(</w:t>
+      </w:r>
+      <w:proofErr w:type="gramEnd"/>
+      <w:r>
+        <w:t xml:space="preserve">), </w:t>
+      </w:r>
+      <w:proofErr w:type="spellStart"/>
+      <w:proofErr w:type="gramStart"/>
+      <w:r>
+        <w:t>viewMedicalHistory</w:t>
+      </w:r>
+      <w:proofErr w:type="spellEnd"/>
+      <w:r>
+        <w:t>(</w:t>
+      </w:r>
+      <w:proofErr w:type="gramEnd"/>
+      <w:r>
+        <w:t xml:space="preserve">), </w:t>
+      </w:r>
+      <w:proofErr w:type="spellStart"/>
+      <w:proofErr w:type="gramStart"/>
+      <w:r>
+        <w:t>viewLabReports</w:t>
+      </w:r>
+      <w:proofErr w:type="spellEnd"/>
+      <w:r>
+        <w:t>(</w:t>
+      </w:r>
+      <w:proofErr w:type="gramEnd"/>
+      <w:r>
+        <w:t xml:space="preserve">), </w:t>
+      </w:r>
+      <w:proofErr w:type="spellStart"/>
+      <w:proofErr w:type="gramStart"/>
+      <w:r>
+        <w:t>viewInvoices</w:t>
+      </w:r>
+      <w:proofErr w:type="spellEnd"/>
+      <w:r>
+        <w:t>(</w:t>
+      </w:r>
+      <w:proofErr w:type="gramEnd"/>
+      <w:r>
+        <w:t xml:space="preserve">), </w:t>
+      </w:r>
+      <w:proofErr w:type="spellStart"/>
+      <w:proofErr w:type="gramStart"/>
+      <w:r>
+        <w:t>viewPrescriptions</w:t>
+      </w:r>
+      <w:proofErr w:type="spellEnd"/>
+      <w:r>
+        <w:t>(</w:t>
+      </w:r>
+      <w:proofErr w:type="gramEnd"/>
+      <w:r>
+        <w:t>)</w:t>
       </w:r>
     </w:p>
     <w:p>
@@ -18457,7 +17767,7 @@
                     </pic:cNvPicPr>
                   </pic:nvPicPr>
                   <pic:blipFill rotWithShape="1">
-                    <a:blip r:embed="rId36">
+                    <a:blip r:embed="rId37">
                       <a:extLst>
                         <a:ext uri="{28A0092B-C50C-407E-A947-70E740481C1C}">
                           <a14:useLocalDpi xmlns:a14="http://schemas.microsoft.com/office/drawing/2010/main" val="0"/>
@@ -18502,27 +17812,14 @@
       <w:r>
         <w:t xml:space="preserve">Figure </w:t>
       </w:r>
-      <w:r>
-        <w:fldChar w:fldCharType="begin"/>
-      </w:r>
-      <w:r>
-        <w:instrText xml:space="preserve"> SEQ Figure \* ARABIC </w:instrText>
-      </w:r>
-      <w:r>
-        <w:fldChar w:fldCharType="separate"/>
-      </w:r>
-      <w:r>
-        <w:rPr>
-          <w:noProof/>
-        </w:rPr>
-        <w:t>26</w:t>
-      </w:r>
-      <w:r>
-        <w:rPr>
-          <w:noProof/>
-        </w:rPr>
-        <w:fldChar w:fldCharType="end"/>
-      </w:r>
+      <w:fldSimple w:instr=" SEQ Figure \* ARABIC ">
+        <w:r>
+          <w:rPr>
+            <w:noProof/>
+          </w:rPr>
+          <w:t>26</w:t>
+        </w:r>
+      </w:fldSimple>
       <w:r>
         <w:t xml:space="preserve"> Patient Class Diagram</w:t>
       </w:r>
@@ -18561,9 +17858,45 @@
       <w:r>
         <w:t xml:space="preserve"> </w:t>
       </w:r>
-      <w:r>
-        <w:t>doctorID ,userID, specialization, qualification, department, licenseNumber, consultationFee, availableDays</w:t>
-      </w:r>
+      <w:proofErr w:type="spellStart"/>
+      <w:proofErr w:type="gramStart"/>
+      <w:r>
+        <w:t>doctorID</w:t>
+      </w:r>
+      <w:proofErr w:type="spellEnd"/>
+      <w:r>
+        <w:t xml:space="preserve"> ,</w:t>
+      </w:r>
+      <w:proofErr w:type="spellStart"/>
+      <w:r>
+        <w:t>userID</w:t>
+      </w:r>
+      <w:proofErr w:type="spellEnd"/>
+      <w:proofErr w:type="gramEnd"/>
+      <w:r>
+        <w:t xml:space="preserve">, specialization, qualification, department, </w:t>
+      </w:r>
+      <w:proofErr w:type="spellStart"/>
+      <w:r>
+        <w:t>licenseNumber</w:t>
+      </w:r>
+      <w:proofErr w:type="spellEnd"/>
+      <w:r>
+        <w:t xml:space="preserve">, </w:t>
+      </w:r>
+      <w:proofErr w:type="spellStart"/>
+      <w:r>
+        <w:t>consultationFee</w:t>
+      </w:r>
+      <w:proofErr w:type="spellEnd"/>
+      <w:r>
+        <w:t xml:space="preserve">, </w:t>
+      </w:r>
+      <w:proofErr w:type="spellStart"/>
+      <w:r>
+        <w:t>availableDays</w:t>
+      </w:r>
+      <w:proofErr w:type="spellEnd"/>
       <w:r>
         <w:br/>
       </w:r>
@@ -18577,8 +17910,83 @@
       <w:r>
         <w:t xml:space="preserve"> </w:t>
       </w:r>
-      <w:r>
-        <w:t>viewSchedule(), manageAvailability(), viewPatientRecord(), writePrescription(), orderLabTest(), updateDiagnosisNotes()</w:t>
+      <w:proofErr w:type="spellStart"/>
+      <w:proofErr w:type="gramStart"/>
+      <w:r>
+        <w:t>viewSchedule</w:t>
+      </w:r>
+      <w:proofErr w:type="spellEnd"/>
+      <w:r>
+        <w:t>(</w:t>
+      </w:r>
+      <w:proofErr w:type="gramEnd"/>
+      <w:r>
+        <w:t xml:space="preserve">), </w:t>
+      </w:r>
+      <w:proofErr w:type="spellStart"/>
+      <w:proofErr w:type="gramStart"/>
+      <w:r>
+        <w:t>manageAvailability</w:t>
+      </w:r>
+      <w:proofErr w:type="spellEnd"/>
+      <w:r>
+        <w:t>(</w:t>
+      </w:r>
+      <w:proofErr w:type="gramEnd"/>
+      <w:r>
+        <w:t xml:space="preserve">), </w:t>
+      </w:r>
+      <w:proofErr w:type="spellStart"/>
+      <w:proofErr w:type="gramStart"/>
+      <w:r>
+        <w:t>viewPatientRecord</w:t>
+      </w:r>
+      <w:proofErr w:type="spellEnd"/>
+      <w:r>
+        <w:t>(</w:t>
+      </w:r>
+      <w:proofErr w:type="gramEnd"/>
+      <w:r>
+        <w:t xml:space="preserve">), </w:t>
+      </w:r>
+      <w:proofErr w:type="spellStart"/>
+      <w:proofErr w:type="gramStart"/>
+      <w:r>
+        <w:t>writePrescription</w:t>
+      </w:r>
+      <w:proofErr w:type="spellEnd"/>
+      <w:r>
+        <w:t>(</w:t>
+      </w:r>
+      <w:proofErr w:type="gramEnd"/>
+      <w:r>
+        <w:t xml:space="preserve">), </w:t>
+      </w:r>
+      <w:proofErr w:type="spellStart"/>
+      <w:proofErr w:type="gramStart"/>
+      <w:r>
+        <w:t>orderLabTest</w:t>
+      </w:r>
+      <w:proofErr w:type="spellEnd"/>
+      <w:r>
+        <w:t>(</w:t>
+      </w:r>
+      <w:proofErr w:type="gramEnd"/>
+      <w:r>
+        <w:t xml:space="preserve">), </w:t>
+      </w:r>
+      <w:proofErr w:type="spellStart"/>
+      <w:proofErr w:type="gramStart"/>
+      <w:r>
+        <w:t>updateDiagnosisNotes</w:t>
+      </w:r>
+      <w:proofErr w:type="spellEnd"/>
+      <w:r>
+        <w:t>(</w:t>
+      </w:r>
+      <w:proofErr w:type="gramEnd"/>
+      <w:r>
+        <w:t>)</w:t>
       </w:r>
     </w:p>
     <w:p>
@@ -18610,7 +18018,7 @@
                     </pic:cNvPicPr>
                   </pic:nvPicPr>
                   <pic:blipFill rotWithShape="1">
-                    <a:blip r:embed="rId37">
+                    <a:blip r:embed="rId38">
                       <a:extLst>
                         <a:ext uri="{28A0092B-C50C-407E-A947-70E740481C1C}">
                           <a14:useLocalDpi xmlns:a14="http://schemas.microsoft.com/office/drawing/2010/main" val="0"/>
@@ -18655,27 +18063,14 @@
       <w:r>
         <w:t xml:space="preserve">Figure </w:t>
       </w:r>
-      <w:r>
-        <w:fldChar w:fldCharType="begin"/>
-      </w:r>
-      <w:r>
-        <w:instrText xml:space="preserve"> SEQ Figure \* ARABIC </w:instrText>
-      </w:r>
-      <w:r>
-        <w:fldChar w:fldCharType="separate"/>
-      </w:r>
-      <w:r>
-        <w:rPr>
-          <w:noProof/>
-        </w:rPr>
-        <w:t>27</w:t>
-      </w:r>
-      <w:r>
-        <w:rPr>
-          <w:noProof/>
-        </w:rPr>
-        <w:fldChar w:fldCharType="end"/>
-      </w:r>
+      <w:fldSimple w:instr=" SEQ Figure \* ARABIC ">
+        <w:r>
+          <w:rPr>
+            <w:noProof/>
+          </w:rPr>
+          <w:t>27</w:t>
+        </w:r>
+      </w:fldSimple>
       <w:r>
         <w:t xml:space="preserve"> Doctor Class Diagram</w:t>
       </w:r>
@@ -18710,9 +18105,51 @@
         </w:rPr>
         <w:t xml:space="preserve"> </w:t>
       </w:r>
-      <w:r>
-        <w:t>appointmentID, patientID, doctorID, appointmentDate, timeSlot, status, notes, createdAt</w:t>
-      </w:r>
+      <w:proofErr w:type="spellStart"/>
+      <w:r>
+        <w:t>appointmentID</w:t>
+      </w:r>
+      <w:proofErr w:type="spellEnd"/>
+      <w:r>
+        <w:t xml:space="preserve">, </w:t>
+      </w:r>
+      <w:proofErr w:type="spellStart"/>
+      <w:r>
+        <w:t>patientID</w:t>
+      </w:r>
+      <w:proofErr w:type="spellEnd"/>
+      <w:r>
+        <w:t xml:space="preserve">, </w:t>
+      </w:r>
+      <w:proofErr w:type="spellStart"/>
+      <w:r>
+        <w:t>doctorID</w:t>
+      </w:r>
+      <w:proofErr w:type="spellEnd"/>
+      <w:r>
+        <w:t xml:space="preserve">, </w:t>
+      </w:r>
+      <w:proofErr w:type="spellStart"/>
+      <w:r>
+        <w:t>appointmentDate</w:t>
+      </w:r>
+      <w:proofErr w:type="spellEnd"/>
+      <w:r>
+        <w:t xml:space="preserve">, </w:t>
+      </w:r>
+      <w:proofErr w:type="spellStart"/>
+      <w:r>
+        <w:t>timeSlot</w:t>
+      </w:r>
+      <w:proofErr w:type="spellEnd"/>
+      <w:r>
+        <w:t xml:space="preserve">, status, notes, </w:t>
+      </w:r>
+      <w:proofErr w:type="spellStart"/>
+      <w:r>
+        <w:t>createdAt</w:t>
+      </w:r>
+      <w:proofErr w:type="spellEnd"/>
       <w:r>
         <w:t xml:space="preserve">  </w:t>
       </w:r>
@@ -18729,8 +18166,55 @@
       <w:r>
         <w:t xml:space="preserve"> </w:t>
       </w:r>
-      <w:r>
-        <w:t>schedule(), cancel(), reschedule(), markCompleted(), getDetails()</w:t>
+      <w:proofErr w:type="gramStart"/>
+      <w:r>
+        <w:t>schedule(</w:t>
+      </w:r>
+      <w:proofErr w:type="gramEnd"/>
+      <w:r>
+        <w:t xml:space="preserve">), </w:t>
+      </w:r>
+      <w:proofErr w:type="gramStart"/>
+      <w:r>
+        <w:t>cancel(</w:t>
+      </w:r>
+      <w:proofErr w:type="gramEnd"/>
+      <w:r>
+        <w:t xml:space="preserve">), </w:t>
+      </w:r>
+      <w:proofErr w:type="gramStart"/>
+      <w:r>
+        <w:t>reschedule(</w:t>
+      </w:r>
+      <w:proofErr w:type="gramEnd"/>
+      <w:r>
+        <w:t xml:space="preserve">), </w:t>
+      </w:r>
+      <w:proofErr w:type="spellStart"/>
+      <w:proofErr w:type="gramStart"/>
+      <w:r>
+        <w:t>markCompleted</w:t>
+      </w:r>
+      <w:proofErr w:type="spellEnd"/>
+      <w:r>
+        <w:t>(</w:t>
+      </w:r>
+      <w:proofErr w:type="gramEnd"/>
+      <w:r>
+        <w:t xml:space="preserve">), </w:t>
+      </w:r>
+      <w:proofErr w:type="spellStart"/>
+      <w:proofErr w:type="gramStart"/>
+      <w:r>
+        <w:t>getDetails</w:t>
+      </w:r>
+      <w:proofErr w:type="spellEnd"/>
+      <w:r>
+        <w:t>(</w:t>
+      </w:r>
+      <w:proofErr w:type="gramEnd"/>
+      <w:r>
+        <w:t>)</w:t>
       </w:r>
     </w:p>
     <w:p>
@@ -18761,7 +18245,7 @@
                     </pic:cNvPicPr>
                   </pic:nvPicPr>
                   <pic:blipFill rotWithShape="1">
-                    <a:blip r:embed="rId38">
+                    <a:blip r:embed="rId39">
                       <a:extLst>
                         <a:ext uri="{28A0092B-C50C-407E-A947-70E740481C1C}">
                           <a14:useLocalDpi xmlns:a14="http://schemas.microsoft.com/office/drawing/2010/main" val="0"/>
@@ -18806,27 +18290,14 @@
       <w:r>
         <w:t xml:space="preserve">Figure </w:t>
       </w:r>
-      <w:r>
-        <w:fldChar w:fldCharType="begin"/>
-      </w:r>
-      <w:r>
-        <w:instrText xml:space="preserve"> SEQ Figure \* ARABIC </w:instrText>
-      </w:r>
-      <w:r>
-        <w:fldChar w:fldCharType="separate"/>
-      </w:r>
-      <w:r>
-        <w:rPr>
-          <w:noProof/>
-        </w:rPr>
-        <w:t>28</w:t>
-      </w:r>
-      <w:r>
-        <w:rPr>
-          <w:noProof/>
-        </w:rPr>
-        <w:fldChar w:fldCharType="end"/>
-      </w:r>
+      <w:fldSimple w:instr=" SEQ Figure \* ARABIC ">
+        <w:r>
+          <w:rPr>
+            <w:noProof/>
+          </w:rPr>
+          <w:t>28</w:t>
+        </w:r>
+      </w:fldSimple>
       <w:r>
         <w:t xml:space="preserve"> Appointment Class Diagram</w:t>
       </w:r>
@@ -18838,7 +18309,15 @@
       <w:bookmarkStart w:id="36" w:name="_Toc223170318"/>
       <w:bookmarkStart w:id="37" w:name="_Toc223170651"/>
       <w:r>
-        <w:t>3.4.5 MedicalRecord Class</w:t>
+        <w:t xml:space="preserve">3.4.5 </w:t>
+      </w:r>
+      <w:proofErr w:type="spellStart"/>
+      <w:r>
+        <w:t>MedicalRecord</w:t>
+      </w:r>
+      <w:proofErr w:type="spellEnd"/>
+      <w:r>
+        <w:t xml:space="preserve"> Class</w:t>
       </w:r>
       <w:bookmarkEnd w:id="36"/>
       <w:bookmarkEnd w:id="37"/>
@@ -18861,8 +18340,53 @@
         </w:rPr>
         <w:t xml:space="preserve"> </w:t>
       </w:r>
-      <w:r>
-        <w:t>recordID, patientID, doctorID, appointmentID, visitDate, symptoms, diagnosis, treatmentPlan, notes</w:t>
+      <w:proofErr w:type="spellStart"/>
+      <w:r>
+        <w:t>recordID</w:t>
+      </w:r>
+      <w:proofErr w:type="spellEnd"/>
+      <w:r>
+        <w:t xml:space="preserve">, </w:t>
+      </w:r>
+      <w:proofErr w:type="spellStart"/>
+      <w:r>
+        <w:t>patientID</w:t>
+      </w:r>
+      <w:proofErr w:type="spellEnd"/>
+      <w:r>
+        <w:t xml:space="preserve">, </w:t>
+      </w:r>
+      <w:proofErr w:type="spellStart"/>
+      <w:r>
+        <w:t>doctorID</w:t>
+      </w:r>
+      <w:proofErr w:type="spellEnd"/>
+      <w:r>
+        <w:t xml:space="preserve">, </w:t>
+      </w:r>
+      <w:proofErr w:type="spellStart"/>
+      <w:r>
+        <w:t>appointmentID</w:t>
+      </w:r>
+      <w:proofErr w:type="spellEnd"/>
+      <w:r>
+        <w:t xml:space="preserve">, </w:t>
+      </w:r>
+      <w:proofErr w:type="spellStart"/>
+      <w:r>
+        <w:t>visitDate</w:t>
+      </w:r>
+      <w:proofErr w:type="spellEnd"/>
+      <w:r>
+        <w:t xml:space="preserve">, symptoms, diagnosis, </w:t>
+      </w:r>
+      <w:proofErr w:type="spellStart"/>
+      <w:r>
+        <w:t>treatmentPlan</w:t>
+      </w:r>
+      <w:proofErr w:type="spellEnd"/>
+      <w:r>
+        <w:t>, notes</w:t>
       </w:r>
       <w:r>
         <w:br/>
@@ -18877,8 +18401,37 @@
       <w:r>
         <w:t xml:space="preserve"> </w:t>
       </w:r>
-      <w:r>
-        <w:t>create(), update(), view(), archive()</w:t>
+      <w:proofErr w:type="gramStart"/>
+      <w:r>
+        <w:t>create(</w:t>
+      </w:r>
+      <w:proofErr w:type="gramEnd"/>
+      <w:r>
+        <w:t xml:space="preserve">), </w:t>
+      </w:r>
+      <w:proofErr w:type="gramStart"/>
+      <w:r>
+        <w:t>update(</w:t>
+      </w:r>
+      <w:proofErr w:type="gramEnd"/>
+      <w:r>
+        <w:t xml:space="preserve">), </w:t>
+      </w:r>
+      <w:proofErr w:type="gramStart"/>
+      <w:r>
+        <w:t>view(</w:t>
+      </w:r>
+      <w:proofErr w:type="gramEnd"/>
+      <w:r>
+        <w:t xml:space="preserve">), </w:t>
+      </w:r>
+      <w:proofErr w:type="gramStart"/>
+      <w:r>
+        <w:t>archive(</w:t>
+      </w:r>
+      <w:proofErr w:type="gramEnd"/>
+      <w:r>
+        <w:t>)</w:t>
       </w:r>
     </w:p>
     <w:p>
@@ -18910,7 +18463,7 @@
                     </pic:cNvPicPr>
                   </pic:nvPicPr>
                   <pic:blipFill rotWithShape="1">
-                    <a:blip r:embed="rId39">
+                    <a:blip r:embed="rId40">
                       <a:extLst>
                         <a:ext uri="{28A0092B-C50C-407E-A947-70E740481C1C}">
                           <a14:useLocalDpi xmlns:a14="http://schemas.microsoft.com/office/drawing/2010/main" val="0"/>
@@ -18955,32 +18508,24 @@
       <w:r>
         <w:t xml:space="preserve">Figure </w:t>
       </w:r>
-      <w:r>
-        <w:fldChar w:fldCharType="begin"/>
-      </w:r>
-      <w:r>
-        <w:instrText xml:space="preserve"> SEQ Figure \* ARABIC </w:instrText>
-      </w:r>
-      <w:r>
-        <w:fldChar w:fldCharType="separate"/>
-      </w:r>
-      <w:r>
-        <w:rPr>
-          <w:noProof/>
-        </w:rPr>
-        <w:t>29</w:t>
-      </w:r>
-      <w:r>
-        <w:rPr>
-          <w:noProof/>
-        </w:rPr>
-        <w:fldChar w:fldCharType="end"/>
-      </w:r>
+      <w:fldSimple w:instr=" SEQ Figure \* ARABIC ">
+        <w:r>
+          <w:rPr>
+            <w:noProof/>
+          </w:rPr>
+          <w:t>29</w:t>
+        </w:r>
+      </w:fldSimple>
       <w:r>
         <w:t xml:space="preserve"> </w:t>
       </w:r>
-      <w:r>
-        <w:t>MedicalRecord Class</w:t>
+      <w:proofErr w:type="spellStart"/>
+      <w:r>
+        <w:t>MedicalRecord</w:t>
+      </w:r>
+      <w:proofErr w:type="spellEnd"/>
+      <w:r>
+        <w:t xml:space="preserve"> Class</w:t>
       </w:r>
       <w:r>
         <w:t xml:space="preserve"> Diagram</w:t>
@@ -19016,9 +18561,51 @@
         </w:rPr>
         <w:t xml:space="preserve"> </w:t>
       </w:r>
-      <w:r>
-        <w:t>prescriptionID, recordID, patientID, doctorID, medicationName, dosage, frequency, duration, issuedDate</w:t>
-      </w:r>
+      <w:proofErr w:type="spellStart"/>
+      <w:r>
+        <w:t>prescriptionID</w:t>
+      </w:r>
+      <w:proofErr w:type="spellEnd"/>
+      <w:r>
+        <w:t xml:space="preserve">, </w:t>
+      </w:r>
+      <w:proofErr w:type="spellStart"/>
+      <w:r>
+        <w:t>recordID</w:t>
+      </w:r>
+      <w:proofErr w:type="spellEnd"/>
+      <w:r>
+        <w:t xml:space="preserve">, </w:t>
+      </w:r>
+      <w:proofErr w:type="spellStart"/>
+      <w:r>
+        <w:t>patientID</w:t>
+      </w:r>
+      <w:proofErr w:type="spellEnd"/>
+      <w:r>
+        <w:t xml:space="preserve">, </w:t>
+      </w:r>
+      <w:proofErr w:type="spellStart"/>
+      <w:r>
+        <w:t>doctorID</w:t>
+      </w:r>
+      <w:proofErr w:type="spellEnd"/>
+      <w:r>
+        <w:t xml:space="preserve">, </w:t>
+      </w:r>
+      <w:proofErr w:type="spellStart"/>
+      <w:r>
+        <w:t>medicationName</w:t>
+      </w:r>
+      <w:proofErr w:type="spellEnd"/>
+      <w:r>
+        <w:t xml:space="preserve">, dosage, frequency, duration, </w:t>
+      </w:r>
+      <w:proofErr w:type="spellStart"/>
+      <w:r>
+        <w:t>issuedDate</w:t>
+      </w:r>
+      <w:proofErr w:type="spellEnd"/>
       <w:r>
         <w:br/>
       </w:r>
@@ -19032,8 +18619,42 @@
       <w:r>
         <w:t xml:space="preserve"> </w:t>
       </w:r>
-      <w:r>
-        <w:t>create(), view(), sendToPharmacy(), update()</w:t>
+      <w:proofErr w:type="gramStart"/>
+      <w:r>
+        <w:t>create(</w:t>
+      </w:r>
+      <w:proofErr w:type="gramEnd"/>
+      <w:r>
+        <w:t xml:space="preserve">), </w:t>
+      </w:r>
+      <w:proofErr w:type="gramStart"/>
+      <w:r>
+        <w:t>view(</w:t>
+      </w:r>
+      <w:proofErr w:type="gramEnd"/>
+      <w:r>
+        <w:t xml:space="preserve">), </w:t>
+      </w:r>
+      <w:proofErr w:type="spellStart"/>
+      <w:proofErr w:type="gramStart"/>
+      <w:r>
+        <w:t>sendToPharmacy</w:t>
+      </w:r>
+      <w:proofErr w:type="spellEnd"/>
+      <w:r>
+        <w:t>(</w:t>
+      </w:r>
+      <w:proofErr w:type="gramEnd"/>
+      <w:r>
+        <w:t xml:space="preserve">), </w:t>
+      </w:r>
+      <w:proofErr w:type="gramStart"/>
+      <w:r>
+        <w:t>update(</w:t>
+      </w:r>
+      <w:proofErr w:type="gramEnd"/>
+      <w:r>
+        <w:t>)</w:t>
       </w:r>
     </w:p>
     <w:p>
@@ -19064,7 +18685,7 @@
                     </pic:cNvPicPr>
                   </pic:nvPicPr>
                   <pic:blipFill rotWithShape="1">
-                    <a:blip r:embed="rId40">
+                    <a:blip r:embed="rId41">
                       <a:extLst>
                         <a:ext uri="{28A0092B-C50C-407E-A947-70E740481C1C}">
                           <a14:useLocalDpi xmlns:a14="http://schemas.microsoft.com/office/drawing/2010/main" val="0"/>
@@ -19109,27 +18730,14 @@
       <w:r>
         <w:t xml:space="preserve">Figure </w:t>
       </w:r>
-      <w:r>
-        <w:fldChar w:fldCharType="begin"/>
-      </w:r>
-      <w:r>
-        <w:instrText xml:space="preserve"> SEQ Figure \* ARABIC </w:instrText>
-      </w:r>
-      <w:r>
-        <w:fldChar w:fldCharType="separate"/>
-      </w:r>
-      <w:r>
-        <w:rPr>
-          <w:noProof/>
-        </w:rPr>
-        <w:t>30</w:t>
-      </w:r>
-      <w:r>
-        <w:rPr>
-          <w:noProof/>
-        </w:rPr>
-        <w:fldChar w:fldCharType="end"/>
-      </w:r>
+      <w:fldSimple w:instr=" SEQ Figure \* ARABIC ">
+        <w:r>
+          <w:rPr>
+            <w:noProof/>
+          </w:rPr>
+          <w:t>30</w:t>
+        </w:r>
+      </w:fldSimple>
       <w:r>
         <w:t xml:space="preserve"> </w:t>
       </w:r>
@@ -19147,7 +18755,15 @@
       <w:bookmarkStart w:id="40" w:name="_Toc223170320"/>
       <w:bookmarkStart w:id="41" w:name="_Toc223170653"/>
       <w:r>
-        <w:t>3.4.7 LabTest Class</w:t>
+        <w:t xml:space="preserve">3.4.7 </w:t>
+      </w:r>
+      <w:proofErr w:type="spellStart"/>
+      <w:r>
+        <w:t>LabTest</w:t>
+      </w:r>
+      <w:proofErr w:type="spellEnd"/>
+      <w:r>
+        <w:t xml:space="preserve"> Class</w:t>
       </w:r>
       <w:bookmarkEnd w:id="40"/>
       <w:bookmarkEnd w:id="41"/>
@@ -19170,8 +18786,69 @@
         </w:rPr>
         <w:t xml:space="preserve"> </w:t>
       </w:r>
-      <w:r>
-        <w:t>testID, patientID, doctorID, recordID, testName, orderedDate, resultDate, resultFile, status</w:t>
+      <w:proofErr w:type="spellStart"/>
+      <w:r>
+        <w:t>testID</w:t>
+      </w:r>
+      <w:proofErr w:type="spellEnd"/>
+      <w:r>
+        <w:t xml:space="preserve">, </w:t>
+      </w:r>
+      <w:proofErr w:type="spellStart"/>
+      <w:r>
+        <w:t>patientID</w:t>
+      </w:r>
+      <w:proofErr w:type="spellEnd"/>
+      <w:r>
+        <w:t xml:space="preserve">, </w:t>
+      </w:r>
+      <w:proofErr w:type="spellStart"/>
+      <w:r>
+        <w:t>doctorID</w:t>
+      </w:r>
+      <w:proofErr w:type="spellEnd"/>
+      <w:r>
+        <w:t xml:space="preserve">, </w:t>
+      </w:r>
+      <w:proofErr w:type="spellStart"/>
+      <w:r>
+        <w:t>recordID</w:t>
+      </w:r>
+      <w:proofErr w:type="spellEnd"/>
+      <w:r>
+        <w:t xml:space="preserve">, </w:t>
+      </w:r>
+      <w:proofErr w:type="spellStart"/>
+      <w:r>
+        <w:t>testName</w:t>
+      </w:r>
+      <w:proofErr w:type="spellEnd"/>
+      <w:r>
+        <w:t xml:space="preserve">, </w:t>
+      </w:r>
+      <w:proofErr w:type="spellStart"/>
+      <w:r>
+        <w:t>orderedDate</w:t>
+      </w:r>
+      <w:proofErr w:type="spellEnd"/>
+      <w:r>
+        <w:t xml:space="preserve">, </w:t>
+      </w:r>
+      <w:proofErr w:type="spellStart"/>
+      <w:r>
+        <w:t>resultDate</w:t>
+      </w:r>
+      <w:proofErr w:type="spellEnd"/>
+      <w:r>
+        <w:t xml:space="preserve">, </w:t>
+      </w:r>
+      <w:proofErr w:type="spellStart"/>
+      <w:r>
+        <w:t>resultFile</w:t>
+      </w:r>
+      <w:proofErr w:type="spellEnd"/>
+      <w:r>
+        <w:t>, status</w:t>
       </w:r>
       <w:r>
         <w:br/>
@@ -19186,8 +18863,70 @@
       <w:r>
         <w:t xml:space="preserve"> </w:t>
       </w:r>
-      <w:r>
-        <w:t>orderTest(), uploadResult(), viewResult(), updateStatus(), notifyPatient()</w:t>
+      <w:proofErr w:type="spellStart"/>
+      <w:proofErr w:type="gramStart"/>
+      <w:r>
+        <w:t>orderTest</w:t>
+      </w:r>
+      <w:proofErr w:type="spellEnd"/>
+      <w:r>
+        <w:t>(</w:t>
+      </w:r>
+      <w:proofErr w:type="gramEnd"/>
+      <w:r>
+        <w:t xml:space="preserve">), </w:t>
+      </w:r>
+      <w:proofErr w:type="spellStart"/>
+      <w:proofErr w:type="gramStart"/>
+      <w:r>
+        <w:t>uploadResult</w:t>
+      </w:r>
+      <w:proofErr w:type="spellEnd"/>
+      <w:r>
+        <w:t>(</w:t>
+      </w:r>
+      <w:proofErr w:type="gramEnd"/>
+      <w:r>
+        <w:t xml:space="preserve">), </w:t>
+      </w:r>
+      <w:proofErr w:type="spellStart"/>
+      <w:proofErr w:type="gramStart"/>
+      <w:r>
+        <w:t>viewResult</w:t>
+      </w:r>
+      <w:proofErr w:type="spellEnd"/>
+      <w:r>
+        <w:t>(</w:t>
+      </w:r>
+      <w:proofErr w:type="gramEnd"/>
+      <w:r>
+        <w:t xml:space="preserve">), </w:t>
+      </w:r>
+      <w:proofErr w:type="spellStart"/>
+      <w:proofErr w:type="gramStart"/>
+      <w:r>
+        <w:t>updateStatus</w:t>
+      </w:r>
+      <w:proofErr w:type="spellEnd"/>
+      <w:r>
+        <w:t>(</w:t>
+      </w:r>
+      <w:proofErr w:type="gramEnd"/>
+      <w:r>
+        <w:t xml:space="preserve">), </w:t>
+      </w:r>
+      <w:proofErr w:type="spellStart"/>
+      <w:proofErr w:type="gramStart"/>
+      <w:r>
+        <w:t>notifyPatient</w:t>
+      </w:r>
+      <w:proofErr w:type="spellEnd"/>
+      <w:r>
+        <w:t>(</w:t>
+      </w:r>
+      <w:proofErr w:type="gramEnd"/>
+      <w:r>
+        <w:t>)</w:t>
       </w:r>
     </w:p>
     <w:p>
@@ -19219,7 +18958,7 @@
                     </pic:cNvPicPr>
                   </pic:nvPicPr>
                   <pic:blipFill rotWithShape="1">
-                    <a:blip r:embed="rId41">
+                    <a:blip r:embed="rId42">
                       <a:extLst>
                         <a:ext uri="{28A0092B-C50C-407E-A947-70E740481C1C}">
                           <a14:useLocalDpi xmlns:a14="http://schemas.microsoft.com/office/drawing/2010/main" val="0"/>
@@ -19264,32 +19003,24 @@
       <w:r>
         <w:t xml:space="preserve">Figure </w:t>
       </w:r>
-      <w:r>
-        <w:fldChar w:fldCharType="begin"/>
-      </w:r>
-      <w:r>
-        <w:instrText xml:space="preserve"> SEQ Figure \* ARABIC </w:instrText>
-      </w:r>
-      <w:r>
-        <w:fldChar w:fldCharType="separate"/>
-      </w:r>
-      <w:r>
-        <w:rPr>
-          <w:noProof/>
-        </w:rPr>
-        <w:t>31</w:t>
-      </w:r>
-      <w:r>
-        <w:rPr>
-          <w:noProof/>
-        </w:rPr>
-        <w:fldChar w:fldCharType="end"/>
-      </w:r>
+      <w:fldSimple w:instr=" SEQ Figure \* ARABIC ">
+        <w:r>
+          <w:rPr>
+            <w:noProof/>
+          </w:rPr>
+          <w:t>31</w:t>
+        </w:r>
+      </w:fldSimple>
       <w:r>
         <w:t xml:space="preserve"> </w:t>
       </w:r>
-      <w:r>
-        <w:t>LabTest Class</w:t>
+      <w:proofErr w:type="spellStart"/>
+      <w:r>
+        <w:t>LabTest</w:t>
+      </w:r>
+      <w:proofErr w:type="spellEnd"/>
+      <w:r>
+        <w:t xml:space="preserve"> Class</w:t>
       </w:r>
       <w:r>
         <w:t xml:space="preserve"> Diagram</w:t>
@@ -19325,9 +19056,75 @@
         </w:rPr>
         <w:t xml:space="preserve"> </w:t>
       </w:r>
-      <w:r>
-        <w:t>invoiceID, patientID, appointmentID, consultationFee, labCharges, medicationCharges, totalAmount, paymentStatus, generatedDate</w:t>
-      </w:r>
+      <w:proofErr w:type="spellStart"/>
+      <w:r>
+        <w:t>invoiceID</w:t>
+      </w:r>
+      <w:proofErr w:type="spellEnd"/>
+      <w:r>
+        <w:t xml:space="preserve">, </w:t>
+      </w:r>
+      <w:proofErr w:type="spellStart"/>
+      <w:r>
+        <w:t>patientID</w:t>
+      </w:r>
+      <w:proofErr w:type="spellEnd"/>
+      <w:r>
+        <w:t xml:space="preserve">, </w:t>
+      </w:r>
+      <w:proofErr w:type="spellStart"/>
+      <w:r>
+        <w:t>appointmentID</w:t>
+      </w:r>
+      <w:proofErr w:type="spellEnd"/>
+      <w:r>
+        <w:t xml:space="preserve">, </w:t>
+      </w:r>
+      <w:proofErr w:type="spellStart"/>
+      <w:r>
+        <w:t>consultationFee</w:t>
+      </w:r>
+      <w:proofErr w:type="spellEnd"/>
+      <w:r>
+        <w:t xml:space="preserve">, </w:t>
+      </w:r>
+      <w:proofErr w:type="spellStart"/>
+      <w:r>
+        <w:t>labCharges</w:t>
+      </w:r>
+      <w:proofErr w:type="spellEnd"/>
+      <w:r>
+        <w:t xml:space="preserve">, </w:t>
+      </w:r>
+      <w:proofErr w:type="spellStart"/>
+      <w:r>
+        <w:t>medicationCharges</w:t>
+      </w:r>
+      <w:proofErr w:type="spellEnd"/>
+      <w:r>
+        <w:t xml:space="preserve">, </w:t>
+      </w:r>
+      <w:proofErr w:type="spellStart"/>
+      <w:r>
+        <w:t>totalAmount</w:t>
+      </w:r>
+      <w:proofErr w:type="spellEnd"/>
+      <w:r>
+        <w:t xml:space="preserve">, </w:t>
+      </w:r>
+      <w:proofErr w:type="spellStart"/>
+      <w:r>
+        <w:t>paymentStatus</w:t>
+      </w:r>
+      <w:proofErr w:type="spellEnd"/>
+      <w:r>
+        <w:t xml:space="preserve">, </w:t>
+      </w:r>
+      <w:proofErr w:type="spellStart"/>
+      <w:r>
+        <w:t>generatedDate</w:t>
+      </w:r>
+      <w:proofErr w:type="spellEnd"/>
       <w:r>
         <w:br/>
       </w:r>
@@ -19341,8 +19138,55 @@
       <w:r>
         <w:t xml:space="preserve"> </w:t>
       </w:r>
-      <w:r>
-        <w:t>generate(), view(), update(), markAsPaid(), markAsDisputed()</w:t>
+      <w:proofErr w:type="gramStart"/>
+      <w:r>
+        <w:t>generate(</w:t>
+      </w:r>
+      <w:proofErr w:type="gramEnd"/>
+      <w:r>
+        <w:t xml:space="preserve">), </w:t>
+      </w:r>
+      <w:proofErr w:type="gramStart"/>
+      <w:r>
+        <w:t>view(</w:t>
+      </w:r>
+      <w:proofErr w:type="gramEnd"/>
+      <w:r>
+        <w:t xml:space="preserve">), </w:t>
+      </w:r>
+      <w:proofErr w:type="gramStart"/>
+      <w:r>
+        <w:t>update(</w:t>
+      </w:r>
+      <w:proofErr w:type="gramEnd"/>
+      <w:r>
+        <w:t xml:space="preserve">), </w:t>
+      </w:r>
+      <w:proofErr w:type="spellStart"/>
+      <w:proofErr w:type="gramStart"/>
+      <w:r>
+        <w:t>markAsPaid</w:t>
+      </w:r>
+      <w:proofErr w:type="spellEnd"/>
+      <w:r>
+        <w:t>(</w:t>
+      </w:r>
+      <w:proofErr w:type="gramEnd"/>
+      <w:r>
+        <w:t xml:space="preserve">), </w:t>
+      </w:r>
+      <w:proofErr w:type="spellStart"/>
+      <w:proofErr w:type="gramStart"/>
+      <w:r>
+        <w:t>markAsDisputed</w:t>
+      </w:r>
+      <w:proofErr w:type="spellEnd"/>
+      <w:r>
+        <w:t>(</w:t>
+      </w:r>
+      <w:proofErr w:type="gramEnd"/>
+      <w:r>
+        <w:t>)</w:t>
       </w:r>
     </w:p>
     <w:p>
@@ -19373,7 +19217,7 @@
                     </pic:cNvPicPr>
                   </pic:nvPicPr>
                   <pic:blipFill rotWithShape="1">
-                    <a:blip r:embed="rId42">
+                    <a:blip r:embed="rId43">
                       <a:extLst>
                         <a:ext uri="{28A0092B-C50C-407E-A947-70E740481C1C}">
                           <a14:useLocalDpi xmlns:a14="http://schemas.microsoft.com/office/drawing/2010/main" val="0"/>
@@ -19418,27 +19262,14 @@
       <w:r>
         <w:t xml:space="preserve">Figure </w:t>
       </w:r>
-      <w:r>
-        <w:fldChar w:fldCharType="begin"/>
-      </w:r>
-      <w:r>
-        <w:instrText xml:space="preserve"> SEQ Figure \* ARABIC </w:instrText>
-      </w:r>
-      <w:r>
-        <w:fldChar w:fldCharType="separate"/>
-      </w:r>
-      <w:r>
-        <w:rPr>
-          <w:noProof/>
-        </w:rPr>
-        <w:t>32</w:t>
-      </w:r>
-      <w:r>
-        <w:rPr>
-          <w:noProof/>
-        </w:rPr>
-        <w:fldChar w:fldCharType="end"/>
-      </w:r>
+      <w:fldSimple w:instr=" SEQ Figure \* ARABIC ">
+        <w:r>
+          <w:rPr>
+            <w:noProof/>
+          </w:rPr>
+          <w:t>32</w:t>
+        </w:r>
+      </w:fldSimple>
       <w:r>
         <w:t xml:space="preserve"> </w:t>
       </w:r>
@@ -19479,9 +19310,43 @@
         </w:rPr>
         <w:t xml:space="preserve"> </w:t>
       </w:r>
-      <w:r>
-        <w:t>bedID, wardID, bedNumber, status, patientID, allocatedDate</w:t>
-      </w:r>
+      <w:proofErr w:type="spellStart"/>
+      <w:r>
+        <w:t>bedID</w:t>
+      </w:r>
+      <w:proofErr w:type="spellEnd"/>
+      <w:r>
+        <w:t xml:space="preserve">, </w:t>
+      </w:r>
+      <w:proofErr w:type="spellStart"/>
+      <w:r>
+        <w:t>wardID</w:t>
+      </w:r>
+      <w:proofErr w:type="spellEnd"/>
+      <w:r>
+        <w:t xml:space="preserve">, </w:t>
+      </w:r>
+      <w:proofErr w:type="spellStart"/>
+      <w:r>
+        <w:t>bedNumber</w:t>
+      </w:r>
+      <w:proofErr w:type="spellEnd"/>
+      <w:r>
+        <w:t xml:space="preserve">, status, </w:t>
+      </w:r>
+      <w:proofErr w:type="spellStart"/>
+      <w:r>
+        <w:t>patientID</w:t>
+      </w:r>
+      <w:proofErr w:type="spellEnd"/>
+      <w:r>
+        <w:t xml:space="preserve">, </w:t>
+      </w:r>
+      <w:proofErr w:type="spellStart"/>
+      <w:r>
+        <w:t>allocatedDate</w:t>
+      </w:r>
+      <w:proofErr w:type="spellEnd"/>
       <w:r>
         <w:br/>
       </w:r>
@@ -19495,8 +19360,47 @@
       <w:r>
         <w:t xml:space="preserve"> </w:t>
       </w:r>
-      <w:r>
-        <w:t>allocate(), release(), getStatus(), updateStatus()</w:t>
+      <w:proofErr w:type="gramStart"/>
+      <w:r>
+        <w:t>allocate(</w:t>
+      </w:r>
+      <w:proofErr w:type="gramEnd"/>
+      <w:r>
+        <w:t xml:space="preserve">), </w:t>
+      </w:r>
+      <w:proofErr w:type="gramStart"/>
+      <w:r>
+        <w:t>release(</w:t>
+      </w:r>
+      <w:proofErr w:type="gramEnd"/>
+      <w:r>
+        <w:t xml:space="preserve">), </w:t>
+      </w:r>
+      <w:proofErr w:type="spellStart"/>
+      <w:proofErr w:type="gramStart"/>
+      <w:r>
+        <w:t>getStatus</w:t>
+      </w:r>
+      <w:proofErr w:type="spellEnd"/>
+      <w:r>
+        <w:t>(</w:t>
+      </w:r>
+      <w:proofErr w:type="gramEnd"/>
+      <w:r>
+        <w:t xml:space="preserve">), </w:t>
+      </w:r>
+      <w:proofErr w:type="spellStart"/>
+      <w:proofErr w:type="gramStart"/>
+      <w:r>
+        <w:t>updateStatus</w:t>
+      </w:r>
+      <w:proofErr w:type="spellEnd"/>
+      <w:r>
+        <w:t>(</w:t>
+      </w:r>
+      <w:proofErr w:type="gramEnd"/>
+      <w:r>
+        <w:t>)</w:t>
       </w:r>
     </w:p>
     <w:p>
@@ -19528,7 +19432,7 @@
                     </pic:cNvPicPr>
                   </pic:nvPicPr>
                   <pic:blipFill rotWithShape="1">
-                    <a:blip r:embed="rId43">
+                    <a:blip r:embed="rId44">
                       <a:extLst>
                         <a:ext uri="{28A0092B-C50C-407E-A947-70E740481C1C}">
                           <a14:useLocalDpi xmlns:a14="http://schemas.microsoft.com/office/drawing/2010/main" val="0"/>
@@ -19573,27 +19477,14 @@
       <w:r>
         <w:t xml:space="preserve">Figure </w:t>
       </w:r>
-      <w:r>
-        <w:fldChar w:fldCharType="begin"/>
-      </w:r>
-      <w:r>
-        <w:instrText xml:space="preserve"> SEQ Figure \* ARABIC </w:instrText>
-      </w:r>
-      <w:r>
-        <w:fldChar w:fldCharType="separate"/>
-      </w:r>
-      <w:r>
-        <w:rPr>
-          <w:noProof/>
-        </w:rPr>
-        <w:t>33</w:t>
-      </w:r>
-      <w:r>
-        <w:rPr>
-          <w:noProof/>
-        </w:rPr>
-        <w:fldChar w:fldCharType="end"/>
-      </w:r>
+      <w:fldSimple w:instr=" SEQ Figure \* ARABIC ">
+        <w:r>
+          <w:rPr>
+            <w:noProof/>
+          </w:rPr>
+          <w:t>33</w:t>
+        </w:r>
+      </w:fldSimple>
       <w:r>
         <w:t xml:space="preserve"> Bed Class Diagram</w:t>
       </w:r>
@@ -19628,9 +19519,51 @@
         </w:rPr>
         <w:t xml:space="preserve"> </w:t>
       </w:r>
-      <w:r>
-        <w:t>complaintID, userID, againstUserID, description, submittedDate, status, adminResponse, resolvedDate</w:t>
-      </w:r>
+      <w:proofErr w:type="spellStart"/>
+      <w:r>
+        <w:t>complaintID</w:t>
+      </w:r>
+      <w:proofErr w:type="spellEnd"/>
+      <w:r>
+        <w:t xml:space="preserve">, </w:t>
+      </w:r>
+      <w:proofErr w:type="spellStart"/>
+      <w:r>
+        <w:t>userID</w:t>
+      </w:r>
+      <w:proofErr w:type="spellEnd"/>
+      <w:r>
+        <w:t xml:space="preserve">, </w:t>
+      </w:r>
+      <w:proofErr w:type="spellStart"/>
+      <w:r>
+        <w:t>againstUserID</w:t>
+      </w:r>
+      <w:proofErr w:type="spellEnd"/>
+      <w:r>
+        <w:t xml:space="preserve">, description, </w:t>
+      </w:r>
+      <w:proofErr w:type="spellStart"/>
+      <w:r>
+        <w:t>submittedDate</w:t>
+      </w:r>
+      <w:proofErr w:type="spellEnd"/>
+      <w:r>
+        <w:t xml:space="preserve">, status, </w:t>
+      </w:r>
+      <w:proofErr w:type="spellStart"/>
+      <w:r>
+        <w:t>adminResponse</w:t>
+      </w:r>
+      <w:proofErr w:type="spellEnd"/>
+      <w:r>
+        <w:t xml:space="preserve">, </w:t>
+      </w:r>
+      <w:proofErr w:type="spellStart"/>
+      <w:r>
+        <w:t>resolvedDate</w:t>
+      </w:r>
+      <w:proofErr w:type="spellEnd"/>
     </w:p>
     <w:p>
       <w:pPr>
@@ -19650,8 +19583,50 @@
         </w:rPr>
         <w:t xml:space="preserve"> </w:t>
       </w:r>
-      <w:r>
-        <w:t>submit(), review(), resolve(), getStatus(), escalate()</w:t>
+      <w:proofErr w:type="gramStart"/>
+      <w:r>
+        <w:t>submit(</w:t>
+      </w:r>
+      <w:proofErr w:type="gramEnd"/>
+      <w:r>
+        <w:t xml:space="preserve">), </w:t>
+      </w:r>
+      <w:proofErr w:type="gramStart"/>
+      <w:r>
+        <w:t>review(</w:t>
+      </w:r>
+      <w:proofErr w:type="gramEnd"/>
+      <w:r>
+        <w:t xml:space="preserve">), </w:t>
+      </w:r>
+      <w:proofErr w:type="gramStart"/>
+      <w:r>
+        <w:t>resolve(</w:t>
+      </w:r>
+      <w:proofErr w:type="gramEnd"/>
+      <w:r>
+        <w:t xml:space="preserve">), </w:t>
+      </w:r>
+      <w:proofErr w:type="spellStart"/>
+      <w:proofErr w:type="gramStart"/>
+      <w:r>
+        <w:t>getStatus</w:t>
+      </w:r>
+      <w:proofErr w:type="spellEnd"/>
+      <w:r>
+        <w:t>(</w:t>
+      </w:r>
+      <w:proofErr w:type="gramEnd"/>
+      <w:r>
+        <w:t xml:space="preserve">), </w:t>
+      </w:r>
+      <w:proofErr w:type="gramStart"/>
+      <w:r>
+        <w:t>escalate(</w:t>
+      </w:r>
+      <w:proofErr w:type="gramEnd"/>
+      <w:r>
+        <w:t>)</w:t>
       </w:r>
     </w:p>
     <w:p>
@@ -19682,7 +19657,7 @@
                     </pic:cNvPicPr>
                   </pic:nvPicPr>
                   <pic:blipFill rotWithShape="1">
-                    <a:blip r:embed="rId44">
+                    <a:blip r:embed="rId45">
                       <a:extLst>
                         <a:ext uri="{28A0092B-C50C-407E-A947-70E740481C1C}">
                           <a14:useLocalDpi xmlns:a14="http://schemas.microsoft.com/office/drawing/2010/main" val="0"/>
@@ -19727,27 +19702,14 @@
       <w:r>
         <w:t xml:space="preserve">Figure </w:t>
       </w:r>
-      <w:r>
-        <w:fldChar w:fldCharType="begin"/>
-      </w:r>
-      <w:r>
-        <w:instrText xml:space="preserve"> SEQ Figure \* ARABIC </w:instrText>
-      </w:r>
-      <w:r>
-        <w:fldChar w:fldCharType="separate"/>
-      </w:r>
-      <w:r>
-        <w:rPr>
-          <w:noProof/>
-        </w:rPr>
-        <w:t>34</w:t>
-      </w:r>
-      <w:r>
-        <w:rPr>
-          <w:noProof/>
-        </w:rPr>
-        <w:fldChar w:fldCharType="end"/>
-      </w:r>
+      <w:fldSimple w:instr=" SEQ Figure \* ARABIC ">
+        <w:r>
+          <w:rPr>
+            <w:noProof/>
+          </w:rPr>
+          <w:t>34</w:t>
+        </w:r>
+      </w:fldSimple>
       <w:r>
         <w:t xml:space="preserve"> </w:t>
       </w:r>
@@ -19822,7 +19784,25 @@
           <w:sz w:val="24"/>
           <w:szCs w:val="24"/>
         </w:rPr>
-        <w:t>host, port, database_name, username, password, connection</w:t>
+        <w:t xml:space="preserve">host, port, </w:t>
+      </w:r>
+      <w:proofErr w:type="spellStart"/>
+      <w:r>
+        <w:rPr>
+          <w:rFonts w:asciiTheme="majorBidi" w:hAnsiTheme="majorBidi" w:cstheme="majorBidi"/>
+          <w:sz w:val="24"/>
+          <w:szCs w:val="24"/>
+        </w:rPr>
+        <w:t>database_name</w:t>
+      </w:r>
+      <w:proofErr w:type="spellEnd"/>
+      <w:r>
+        <w:rPr>
+          <w:rFonts w:asciiTheme="majorBidi" w:hAnsiTheme="majorBidi" w:cstheme="majorBidi"/>
+          <w:sz w:val="24"/>
+          <w:szCs w:val="24"/>
+        </w:rPr>
+        <w:t>, username, password, connection</w:t>
       </w:r>
     </w:p>
     <w:p>
@@ -19839,8 +19819,34 @@
       <w:r>
         <w:t xml:space="preserve"> </w:t>
       </w:r>
-      <w:r>
-        <w:t>connect(), disconnect(), getConnection()</w:t>
+      <w:proofErr w:type="gramStart"/>
+      <w:r>
+        <w:t>connect(</w:t>
+      </w:r>
+      <w:proofErr w:type="gramEnd"/>
+      <w:r>
+        <w:t xml:space="preserve">), </w:t>
+      </w:r>
+      <w:proofErr w:type="gramStart"/>
+      <w:r>
+        <w:t>disconnect(</w:t>
+      </w:r>
+      <w:proofErr w:type="gramEnd"/>
+      <w:r>
+        <w:t xml:space="preserve">), </w:t>
+      </w:r>
+      <w:proofErr w:type="spellStart"/>
+      <w:proofErr w:type="gramStart"/>
+      <w:r>
+        <w:t>getConnection</w:t>
+      </w:r>
+      <w:proofErr w:type="spellEnd"/>
+      <w:r>
+        <w:t>(</w:t>
+      </w:r>
+      <w:proofErr w:type="gramEnd"/>
+      <w:r>
+        <w:t>)</w:t>
       </w:r>
     </w:p>
     <w:p>
@@ -19872,7 +19878,7 @@
                     </pic:cNvPicPr>
                   </pic:nvPicPr>
                   <pic:blipFill rotWithShape="1">
-                    <a:blip r:embed="rId45">
+                    <a:blip r:embed="rId46">
                       <a:extLst>
                         <a:ext uri="{28A0092B-C50C-407E-A947-70E740481C1C}">
                           <a14:useLocalDpi xmlns:a14="http://schemas.microsoft.com/office/drawing/2010/main" val="0"/>
@@ -19917,27 +19923,14 @@
       <w:r>
         <w:t xml:space="preserve">Figure </w:t>
       </w:r>
-      <w:r>
-        <w:fldChar w:fldCharType="begin"/>
-      </w:r>
-      <w:r>
-        <w:instrText xml:space="preserve"> SEQ Figure \* ARABIC </w:instrText>
-      </w:r>
-      <w:r>
-        <w:fldChar w:fldCharType="separate"/>
-      </w:r>
-      <w:r>
-        <w:rPr>
-          <w:noProof/>
-        </w:rPr>
-        <w:t>35</w:t>
-      </w:r>
-      <w:r>
-        <w:rPr>
-          <w:noProof/>
-        </w:rPr>
-        <w:fldChar w:fldCharType="end"/>
-      </w:r>
+      <w:fldSimple w:instr=" SEQ Figure \* ARABIC ">
+        <w:r>
+          <w:rPr>
+            <w:noProof/>
+          </w:rPr>
+          <w:t>35</w:t>
+        </w:r>
+      </w:fldSimple>
       <w:r>
         <w:t xml:space="preserve"> </w:t>
       </w:r>
@@ -20290,7 +20283,47 @@
         <w:ind w:firstLine="720"/>
       </w:pPr>
       <w:r>
-        <w:t>The system must store all data in a centralized relational database (MySQL). Core tables include Users, Patients, Doctors, Appointments, MedicalRecords, Prescriptions, LabTests, Invoices, Beds, Wards, Departments, and Complaints. Each record must have a unique primary identifier such as user_id, appointment_id, or record_id.</w:t>
+        <w:t xml:space="preserve">The system must store all data in a centralized relational database (MySQL). Core tables include Users, Patients, Doctors, Appointments, </w:t>
+      </w:r>
+      <w:proofErr w:type="spellStart"/>
+      <w:r>
+        <w:t>MedicalRecords</w:t>
+      </w:r>
+      <w:proofErr w:type="spellEnd"/>
+      <w:r>
+        <w:t xml:space="preserve">, Prescriptions, </w:t>
+      </w:r>
+      <w:proofErr w:type="spellStart"/>
+      <w:r>
+        <w:t>LabTests</w:t>
+      </w:r>
+      <w:proofErr w:type="spellEnd"/>
+      <w:r>
+        <w:t xml:space="preserve">, Invoices, Beds, Wards, Departments, and Complaints. Each record must have a unique primary identifier such as </w:t>
+      </w:r>
+      <w:proofErr w:type="spellStart"/>
+      <w:r>
+        <w:t>user_id</w:t>
+      </w:r>
+      <w:proofErr w:type="spellEnd"/>
+      <w:r>
+        <w:t xml:space="preserve">, </w:t>
+      </w:r>
+      <w:proofErr w:type="spellStart"/>
+      <w:r>
+        <w:t>appointment_id</w:t>
+      </w:r>
+      <w:proofErr w:type="spellEnd"/>
+      <w:r>
+        <w:t xml:space="preserve">, or </w:t>
+      </w:r>
+      <w:proofErr w:type="spellStart"/>
+      <w:r>
+        <w:t>record_id</w:t>
+      </w:r>
+      <w:proofErr w:type="spellEnd"/>
+      <w:r>
+        <w:t>.</w:t>
       </w:r>
     </w:p>
     <w:p>
@@ -20581,9 +20614,11 @@
           <w:numId w:val="83"/>
         </w:numPr>
       </w:pPr>
+      <w:proofErr w:type="spellStart"/>
       <w:r>
         <w:t>AuthController</w:t>
       </w:r>
+      <w:proofErr w:type="spellEnd"/>
     </w:p>
     <w:p>
       <w:pPr>
@@ -20593,9 +20628,11 @@
           <w:numId w:val="83"/>
         </w:numPr>
       </w:pPr>
+      <w:proofErr w:type="spellStart"/>
       <w:r>
         <w:t>AuthService</w:t>
       </w:r>
+      <w:proofErr w:type="spellEnd"/>
     </w:p>
     <w:p>
       <w:pPr>
@@ -20617,9 +20654,11 @@
           <w:numId w:val="83"/>
         </w:numPr>
       </w:pPr>
+      <w:proofErr w:type="spellStart"/>
       <w:r>
         <w:t>EmailService</w:t>
       </w:r>
+      <w:proofErr w:type="spellEnd"/>
     </w:p>
     <w:p>
       <w:pPr>
@@ -20654,7 +20693,7 @@
                     </pic:cNvPicPr>
                   </pic:nvPicPr>
                   <pic:blipFill rotWithShape="1">
-                    <a:blip r:embed="rId46">
+                    <a:blip r:embed="rId47">
                       <a:extLst>
                         <a:ext uri="{28A0092B-C50C-407E-A947-70E740481C1C}">
                           <a14:useLocalDpi xmlns:a14="http://schemas.microsoft.com/office/drawing/2010/main" val="0"/>
@@ -20701,27 +20740,14 @@
       <w:r>
         <w:t xml:space="preserve">Figure </w:t>
       </w:r>
-      <w:r>
-        <w:fldChar w:fldCharType="begin"/>
-      </w:r>
-      <w:r>
-        <w:instrText xml:space="preserve"> SEQ Figure \* ARABIC </w:instrText>
-      </w:r>
-      <w:r>
-        <w:fldChar w:fldCharType="separate"/>
-      </w:r>
-      <w:r>
-        <w:rPr>
-          <w:noProof/>
-        </w:rPr>
-        <w:t>36</w:t>
-      </w:r>
-      <w:r>
-        <w:rPr>
-          <w:noProof/>
-        </w:rPr>
-        <w:fldChar w:fldCharType="end"/>
-      </w:r>
+      <w:fldSimple w:instr=" SEQ Figure \* ARABIC ">
+        <w:r>
+          <w:rPr>
+            <w:noProof/>
+          </w:rPr>
+          <w:t>36</w:t>
+        </w:r>
+      </w:fldSimple>
       <w:r>
         <w:t xml:space="preserve"> </w:t>
       </w:r>
@@ -20775,9 +20801,11 @@
           <w:numId w:val="84"/>
         </w:numPr>
       </w:pPr>
+      <w:proofErr w:type="spellStart"/>
       <w:r>
         <w:t>AuthController</w:t>
       </w:r>
+      <w:proofErr w:type="spellEnd"/>
     </w:p>
     <w:p>
       <w:pPr>
@@ -20787,9 +20815,11 @@
           <w:numId w:val="84"/>
         </w:numPr>
       </w:pPr>
+      <w:proofErr w:type="spellStart"/>
       <w:r>
         <w:t>AuthService</w:t>
       </w:r>
+      <w:proofErr w:type="spellEnd"/>
     </w:p>
     <w:p>
       <w:pPr>
@@ -20831,7 +20861,7 @@
                     </pic:cNvPicPr>
                   </pic:nvPicPr>
                   <pic:blipFill rotWithShape="1">
-                    <a:blip r:embed="rId47">
+                    <a:blip r:embed="rId48">
                       <a:extLst>
                         <a:ext uri="{28A0092B-C50C-407E-A947-70E740481C1C}">
                           <a14:useLocalDpi xmlns:a14="http://schemas.microsoft.com/office/drawing/2010/main" val="0"/>
@@ -20876,27 +20906,14 @@
       <w:r>
         <w:t xml:space="preserve">Figure </w:t>
       </w:r>
-      <w:r>
-        <w:fldChar w:fldCharType="begin"/>
-      </w:r>
-      <w:r>
-        <w:instrText xml:space="preserve"> SEQ Figure \* ARABIC </w:instrText>
-      </w:r>
-      <w:r>
-        <w:fldChar w:fldCharType="separate"/>
-      </w:r>
-      <w:r>
-        <w:rPr>
-          <w:noProof/>
-        </w:rPr>
-        <w:t>37</w:t>
-      </w:r>
-      <w:r>
-        <w:rPr>
-          <w:noProof/>
-        </w:rPr>
-        <w:fldChar w:fldCharType="end"/>
-      </w:r>
+      <w:fldSimple w:instr=" SEQ Figure \* ARABIC ">
+        <w:r>
+          <w:rPr>
+            <w:noProof/>
+          </w:rPr>
+          <w:t>37</w:t>
+        </w:r>
+      </w:fldSimple>
       <w:r>
         <w:t xml:space="preserve"> User Login Sequence Diagram</w:t>
       </w:r>
@@ -20944,9 +20961,11 @@
           <w:numId w:val="85"/>
         </w:numPr>
       </w:pPr>
+      <w:proofErr w:type="spellStart"/>
       <w:r>
         <w:t>AuthController</w:t>
       </w:r>
+      <w:proofErr w:type="spellEnd"/>
     </w:p>
     <w:p>
       <w:pPr>
@@ -20956,9 +20975,11 @@
           <w:numId w:val="85"/>
         </w:numPr>
       </w:pPr>
+      <w:proofErr w:type="spellStart"/>
       <w:r>
         <w:t>AuthService</w:t>
       </w:r>
+      <w:proofErr w:type="spellEnd"/>
     </w:p>
     <w:p>
       <w:pPr>
@@ -20980,9 +21001,11 @@
           <w:numId w:val="85"/>
         </w:numPr>
       </w:pPr>
+      <w:proofErr w:type="spellStart"/>
       <w:r>
         <w:t>EmailService</w:t>
       </w:r>
+      <w:proofErr w:type="spellEnd"/>
     </w:p>
     <w:p>
       <w:pPr>
@@ -21011,7 +21034,7 @@
                     </pic:cNvPicPr>
                   </pic:nvPicPr>
                   <pic:blipFill rotWithShape="1">
-                    <a:blip r:embed="rId48">
+                    <a:blip r:embed="rId49">
                       <a:extLst>
                         <a:ext uri="{28A0092B-C50C-407E-A947-70E740481C1C}">
                           <a14:useLocalDpi xmlns:a14="http://schemas.microsoft.com/office/drawing/2010/main" val="0"/>
@@ -21056,27 +21079,14 @@
       <w:r>
         <w:t xml:space="preserve">Figure </w:t>
       </w:r>
-      <w:r>
-        <w:fldChar w:fldCharType="begin"/>
-      </w:r>
-      <w:r>
-        <w:instrText xml:space="preserve"> SEQ Figure \* ARABIC </w:instrText>
-      </w:r>
-      <w:r>
-        <w:fldChar w:fldCharType="separate"/>
-      </w:r>
-      <w:r>
-        <w:rPr>
-          <w:noProof/>
-        </w:rPr>
-        <w:t>38</w:t>
-      </w:r>
-      <w:r>
-        <w:rPr>
-          <w:noProof/>
-        </w:rPr>
-        <w:fldChar w:fldCharType="end"/>
-      </w:r>
+      <w:fldSimple w:instr=" SEQ Figure \* ARABIC ">
+        <w:r>
+          <w:rPr>
+            <w:noProof/>
+          </w:rPr>
+          <w:t>38</w:t>
+        </w:r>
+      </w:fldSimple>
       <w:r>
         <w:t xml:space="preserve"> Forgot Password Sequence Diagram</w:t>
       </w:r>
@@ -21125,9 +21135,11 @@
           <w:numId w:val="86"/>
         </w:numPr>
       </w:pPr>
+      <w:proofErr w:type="spellStart"/>
       <w:r>
         <w:t>AppointmentController</w:t>
       </w:r>
+      <w:proofErr w:type="spellEnd"/>
     </w:p>
     <w:p>
       <w:pPr>
@@ -21137,9 +21149,11 @@
           <w:numId w:val="86"/>
         </w:numPr>
       </w:pPr>
+      <w:proofErr w:type="spellStart"/>
       <w:r>
         <w:t>AppointmentService</w:t>
       </w:r>
+      <w:proofErr w:type="spellEnd"/>
     </w:p>
     <w:p>
       <w:pPr>
@@ -21149,9 +21163,11 @@
           <w:numId w:val="86"/>
         </w:numPr>
       </w:pPr>
+      <w:proofErr w:type="spellStart"/>
       <w:r>
         <w:t>DoctorSchedule</w:t>
       </w:r>
+      <w:proofErr w:type="spellEnd"/>
     </w:p>
     <w:p>
       <w:pPr>
@@ -21192,7 +21208,7 @@
                     </pic:cNvPicPr>
                   </pic:nvPicPr>
                   <pic:blipFill rotWithShape="1">
-                    <a:blip r:embed="rId49">
+                    <a:blip r:embed="rId50">
                       <a:extLst>
                         <a:ext uri="{28A0092B-C50C-407E-A947-70E740481C1C}">
                           <a14:useLocalDpi xmlns:a14="http://schemas.microsoft.com/office/drawing/2010/main" val="0"/>
@@ -21237,27 +21253,14 @@
       <w:r>
         <w:t xml:space="preserve">Figure </w:t>
       </w:r>
-      <w:r>
-        <w:fldChar w:fldCharType="begin"/>
-      </w:r>
-      <w:r>
-        <w:instrText xml:space="preserve"> SEQ Figure \* ARABIC </w:instrText>
-      </w:r>
-      <w:r>
-        <w:fldChar w:fldCharType="separate"/>
-      </w:r>
-      <w:r>
-        <w:rPr>
-          <w:noProof/>
-        </w:rPr>
-        <w:t>39</w:t>
-      </w:r>
-      <w:r>
-        <w:rPr>
-          <w:noProof/>
-        </w:rPr>
-        <w:fldChar w:fldCharType="end"/>
-      </w:r>
+      <w:fldSimple w:instr=" SEQ Figure \* ARABIC ">
+        <w:r>
+          <w:rPr>
+            <w:noProof/>
+          </w:rPr>
+          <w:t>39</w:t>
+        </w:r>
+      </w:fldSimple>
       <w:r>
         <w:t xml:space="preserve"> </w:t>
       </w:r>
@@ -21311,9 +21314,11 @@
           <w:numId w:val="87"/>
         </w:numPr>
       </w:pPr>
+      <w:proofErr w:type="spellStart"/>
       <w:r>
         <w:t>PrescriptionController</w:t>
       </w:r>
+      <w:proofErr w:type="spellEnd"/>
     </w:p>
     <w:p>
       <w:pPr>
@@ -21323,9 +21328,11 @@
           <w:numId w:val="87"/>
         </w:numPr>
       </w:pPr>
+      <w:proofErr w:type="spellStart"/>
       <w:r>
         <w:t>PrescriptionService</w:t>
       </w:r>
+      <w:proofErr w:type="spellEnd"/>
     </w:p>
     <w:p>
       <w:pPr>
@@ -21347,9 +21354,11 @@
           <w:numId w:val="87"/>
         </w:numPr>
       </w:pPr>
+      <w:proofErr w:type="spellStart"/>
       <w:r>
         <w:t>PharmacyService</w:t>
       </w:r>
+      <w:proofErr w:type="spellEnd"/>
     </w:p>
     <w:p>
       <w:pPr>
@@ -21384,7 +21393,7 @@
                     </pic:cNvPicPr>
                   </pic:nvPicPr>
                   <pic:blipFill rotWithShape="1">
-                    <a:blip r:embed="rId50">
+                    <a:blip r:embed="rId51">
                       <a:extLst>
                         <a:ext uri="{28A0092B-C50C-407E-A947-70E740481C1C}">
                           <a14:useLocalDpi xmlns:a14="http://schemas.microsoft.com/office/drawing/2010/main" val="0"/>
@@ -21429,27 +21438,14 @@
       <w:r>
         <w:t xml:space="preserve">Figure </w:t>
       </w:r>
-      <w:r>
-        <w:fldChar w:fldCharType="begin"/>
-      </w:r>
-      <w:r>
-        <w:instrText xml:space="preserve"> SEQ Figure \* ARABIC </w:instrText>
-      </w:r>
-      <w:r>
-        <w:fldChar w:fldCharType="separate"/>
-      </w:r>
-      <w:r>
-        <w:rPr>
-          <w:noProof/>
-        </w:rPr>
-        <w:t>40</w:t>
-      </w:r>
-      <w:r>
-        <w:rPr>
-          <w:noProof/>
-        </w:rPr>
-        <w:fldChar w:fldCharType="end"/>
-      </w:r>
+      <w:fldSimple w:instr=" SEQ Figure \* ARABIC ">
+        <w:r>
+          <w:rPr>
+            <w:noProof/>
+          </w:rPr>
+          <w:t>40</w:t>
+        </w:r>
+      </w:fldSimple>
       <w:r>
         <w:t xml:space="preserve"> </w:t>
       </w:r>
@@ -21503,9 +21499,11 @@
           <w:numId w:val="88"/>
         </w:numPr>
       </w:pPr>
+      <w:proofErr w:type="spellStart"/>
       <w:r>
         <w:t>LabController</w:t>
       </w:r>
+      <w:proofErr w:type="spellEnd"/>
     </w:p>
     <w:p>
       <w:pPr>
@@ -21515,9 +21513,11 @@
           <w:numId w:val="88"/>
         </w:numPr>
       </w:pPr>
+      <w:proofErr w:type="spellStart"/>
       <w:r>
         <w:t>LabService</w:t>
       </w:r>
+      <w:proofErr w:type="spellEnd"/>
     </w:p>
     <w:p>
       <w:pPr>
@@ -21539,9 +21539,11 @@
           <w:numId w:val="88"/>
         </w:numPr>
       </w:pPr>
+      <w:proofErr w:type="spellStart"/>
       <w:r>
         <w:t>LabStaff</w:t>
       </w:r>
+      <w:proofErr w:type="spellEnd"/>
     </w:p>
     <w:p>
       <w:pPr>
@@ -21570,7 +21572,7 @@
                     </pic:cNvPicPr>
                   </pic:nvPicPr>
                   <pic:blipFill rotWithShape="1">
-                    <a:blip r:embed="rId51">
+                    <a:blip r:embed="rId52">
                       <a:extLst>
                         <a:ext uri="{28A0092B-C50C-407E-A947-70E740481C1C}">
                           <a14:useLocalDpi xmlns:a14="http://schemas.microsoft.com/office/drawing/2010/main" val="0"/>
@@ -21615,27 +21617,14 @@
       <w:r>
         <w:t xml:space="preserve">Figure </w:t>
       </w:r>
-      <w:r>
-        <w:fldChar w:fldCharType="begin"/>
-      </w:r>
-      <w:r>
-        <w:instrText xml:space="preserve"> SEQ Figure \* ARABIC </w:instrText>
-      </w:r>
-      <w:r>
-        <w:fldChar w:fldCharType="separate"/>
-      </w:r>
-      <w:r>
-        <w:rPr>
-          <w:noProof/>
-        </w:rPr>
-        <w:t>41</w:t>
-      </w:r>
-      <w:r>
-        <w:rPr>
-          <w:noProof/>
-        </w:rPr>
-        <w:fldChar w:fldCharType="end"/>
-      </w:r>
+      <w:fldSimple w:instr=" SEQ Figure \* ARABIC ">
+        <w:r>
+          <w:rPr>
+            <w:noProof/>
+          </w:rPr>
+          <w:t>41</w:t>
+        </w:r>
+      </w:fldSimple>
       <w:r>
         <w:t xml:space="preserve"> </w:t>
       </w:r>
@@ -21690,9 +21679,11 @@
           <w:numId w:val="89"/>
         </w:numPr>
       </w:pPr>
+      <w:proofErr w:type="spellStart"/>
       <w:r>
         <w:t>BillingController</w:t>
       </w:r>
+      <w:proofErr w:type="spellEnd"/>
     </w:p>
     <w:p>
       <w:pPr>
@@ -21702,9 +21693,11 @@
           <w:numId w:val="89"/>
         </w:numPr>
       </w:pPr>
+      <w:proofErr w:type="spellStart"/>
       <w:r>
         <w:t>BillingService</w:t>
       </w:r>
+      <w:proofErr w:type="spellEnd"/>
     </w:p>
     <w:p>
       <w:pPr>
@@ -21757,7 +21750,7 @@
                     </pic:cNvPicPr>
                   </pic:nvPicPr>
                   <pic:blipFill rotWithShape="1">
-                    <a:blip r:embed="rId52">
+                    <a:blip r:embed="rId53">
                       <a:extLst>
                         <a:ext uri="{28A0092B-C50C-407E-A947-70E740481C1C}">
                           <a14:useLocalDpi xmlns:a14="http://schemas.microsoft.com/office/drawing/2010/main" val="0"/>
@@ -21802,27 +21795,14 @@
       <w:r>
         <w:t xml:space="preserve">Figure </w:t>
       </w:r>
-      <w:r>
-        <w:fldChar w:fldCharType="begin"/>
-      </w:r>
-      <w:r>
-        <w:instrText xml:space="preserve"> SEQ Figure \* ARABIC </w:instrText>
-      </w:r>
-      <w:r>
-        <w:fldChar w:fldCharType="separate"/>
-      </w:r>
-      <w:r>
-        <w:rPr>
-          <w:noProof/>
-        </w:rPr>
-        <w:t>42</w:t>
-      </w:r>
-      <w:r>
-        <w:rPr>
-          <w:noProof/>
-        </w:rPr>
-        <w:fldChar w:fldCharType="end"/>
-      </w:r>
+      <w:fldSimple w:instr=" SEQ Figure \* ARABIC ">
+        <w:r>
+          <w:rPr>
+            <w:noProof/>
+          </w:rPr>
+          <w:t>42</w:t>
+        </w:r>
+      </w:fldSimple>
       <w:r>
         <w:t xml:space="preserve"> </w:t>
       </w:r>
@@ -21877,9 +21857,11 @@
           <w:numId w:val="90"/>
         </w:numPr>
       </w:pPr>
+      <w:proofErr w:type="spellStart"/>
       <w:r>
         <w:t>MedicalController</w:t>
       </w:r>
+      <w:proofErr w:type="spellEnd"/>
     </w:p>
     <w:p>
       <w:pPr>
@@ -21889,9 +21871,11 @@
           <w:numId w:val="90"/>
         </w:numPr>
       </w:pPr>
+      <w:proofErr w:type="spellStart"/>
       <w:r>
         <w:t>MedicalService</w:t>
       </w:r>
+      <w:proofErr w:type="spellEnd"/>
     </w:p>
     <w:p>
       <w:pPr>
@@ -21933,7 +21917,7 @@
                     </pic:cNvPicPr>
                   </pic:nvPicPr>
                   <pic:blipFill rotWithShape="1">
-                    <a:blip r:embed="rId53">
+                    <a:blip r:embed="rId54">
                       <a:extLst>
                         <a:ext uri="{28A0092B-C50C-407E-A947-70E740481C1C}">
                           <a14:useLocalDpi xmlns:a14="http://schemas.microsoft.com/office/drawing/2010/main" val="0"/>
@@ -21978,27 +21962,14 @@
       <w:r>
         <w:t xml:space="preserve">Figure </w:t>
       </w:r>
-      <w:r>
-        <w:fldChar w:fldCharType="begin"/>
-      </w:r>
-      <w:r>
-        <w:instrText xml:space="preserve"> SEQ Figure \* ARABIC </w:instrText>
-      </w:r>
-      <w:r>
-        <w:fldChar w:fldCharType="separate"/>
-      </w:r>
-      <w:r>
-        <w:rPr>
-          <w:noProof/>
-        </w:rPr>
-        <w:t>43</w:t>
-      </w:r>
-      <w:r>
-        <w:rPr>
-          <w:noProof/>
-        </w:rPr>
-        <w:fldChar w:fldCharType="end"/>
-      </w:r>
+      <w:fldSimple w:instr=" SEQ Figure \* ARABIC ">
+        <w:r>
+          <w:rPr>
+            <w:noProof/>
+          </w:rPr>
+          <w:t>43</w:t>
+        </w:r>
+      </w:fldSimple>
       <w:r>
         <w:t xml:space="preserve"> </w:t>
       </w:r>
@@ -22050,9 +22021,11 @@
           <w:numId w:val="91"/>
         </w:numPr>
       </w:pPr>
+      <w:proofErr w:type="spellStart"/>
       <w:r>
         <w:t>LabController</w:t>
       </w:r>
+      <w:proofErr w:type="spellEnd"/>
     </w:p>
     <w:p>
       <w:pPr>
@@ -22062,9 +22035,11 @@
           <w:numId w:val="91"/>
         </w:numPr>
       </w:pPr>
+      <w:proofErr w:type="spellStart"/>
       <w:r>
         <w:t>LabService</w:t>
       </w:r>
+      <w:proofErr w:type="spellEnd"/>
     </w:p>
     <w:p>
       <w:pPr>
@@ -22106,7 +22081,7 @@
                     </pic:cNvPicPr>
                   </pic:nvPicPr>
                   <pic:blipFill rotWithShape="1">
-                    <a:blip r:embed="rId54">
+                    <a:blip r:embed="rId55">
                       <a:extLst>
                         <a:ext uri="{28A0092B-C50C-407E-A947-70E740481C1C}">
                           <a14:useLocalDpi xmlns:a14="http://schemas.microsoft.com/office/drawing/2010/main" val="0"/>
@@ -22151,27 +22126,14 @@
       <w:r>
         <w:t xml:space="preserve">Figure </w:t>
       </w:r>
-      <w:r>
-        <w:fldChar w:fldCharType="begin"/>
-      </w:r>
-      <w:r>
-        <w:instrText xml:space="preserve"> SEQ Figure \* ARABIC </w:instrText>
-      </w:r>
-      <w:r>
-        <w:fldChar w:fldCharType="separate"/>
-      </w:r>
-      <w:r>
-        <w:rPr>
-          <w:noProof/>
-        </w:rPr>
-        <w:t>44</w:t>
-      </w:r>
-      <w:r>
-        <w:rPr>
-          <w:noProof/>
-        </w:rPr>
-        <w:fldChar w:fldCharType="end"/>
-      </w:r>
+      <w:fldSimple w:instr=" SEQ Figure \* ARABIC ">
+        <w:r>
+          <w:rPr>
+            <w:noProof/>
+          </w:rPr>
+          <w:t>44</w:t>
+        </w:r>
+      </w:fldSimple>
       <w:r>
         <w:t xml:space="preserve"> </w:t>
       </w:r>
@@ -22266,7 +22228,7 @@
                     <pic:cNvPicPr/>
                   </pic:nvPicPr>
                   <pic:blipFill>
-                    <a:blip r:embed="rId55">
+                    <a:blip r:embed="rId56">
                       <a:extLst>
                         <a:ext uri="{28A0092B-C50C-407E-A947-70E740481C1C}">
                           <a14:useLocalDpi xmlns:a14="http://schemas.microsoft.com/office/drawing/2010/main" val="0"/>
@@ -22301,27 +22263,14 @@
       <w:r>
         <w:t xml:space="preserve">Figure </w:t>
       </w:r>
-      <w:r>
-        <w:fldChar w:fldCharType="begin"/>
-      </w:r>
-      <w:r>
-        <w:instrText xml:space="preserve"> SEQ Figure \* ARABIC </w:instrText>
-      </w:r>
-      <w:r>
-        <w:fldChar w:fldCharType="separate"/>
-      </w:r>
-      <w:r>
-        <w:rPr>
-          <w:noProof/>
-        </w:rPr>
-        <w:t>45</w:t>
-      </w:r>
-      <w:r>
-        <w:rPr>
-          <w:noProof/>
-        </w:rPr>
-        <w:fldChar w:fldCharType="end"/>
-      </w:r>
+      <w:fldSimple w:instr=" SEQ Figure \* ARABIC ">
+        <w:r>
+          <w:rPr>
+            <w:noProof/>
+          </w:rPr>
+          <w:t>45</w:t>
+        </w:r>
+      </w:fldSimple>
       <w:r>
         <w:t xml:space="preserve"> Level 0 Data Flow Diagram (DFD)</w:t>
       </w:r>
@@ -22453,7 +22402,7 @@
                     <pic:cNvPicPr/>
                   </pic:nvPicPr>
                   <pic:blipFill>
-                    <a:blip r:embed="rId56">
+                    <a:blip r:embed="rId57">
                       <a:extLst>
                         <a:ext uri="{28A0092B-C50C-407E-A947-70E740481C1C}">
                           <a14:useLocalDpi xmlns:a14="http://schemas.microsoft.com/office/drawing/2010/main" val="0"/>
@@ -22488,27 +22437,14 @@
       <w:r>
         <w:t xml:space="preserve">Figure </w:t>
       </w:r>
-      <w:r>
-        <w:fldChar w:fldCharType="begin"/>
-      </w:r>
-      <w:r>
-        <w:instrText xml:space="preserve"> SEQ Figure \* ARABIC </w:instrText>
-      </w:r>
-      <w:r>
-        <w:fldChar w:fldCharType="separate"/>
-      </w:r>
-      <w:r>
-        <w:rPr>
-          <w:noProof/>
-        </w:rPr>
-        <w:t>46</w:t>
-      </w:r>
-      <w:r>
-        <w:rPr>
-          <w:noProof/>
-        </w:rPr>
-        <w:fldChar w:fldCharType="end"/>
-      </w:r>
+      <w:fldSimple w:instr=" SEQ Figure \* ARABIC ">
+        <w:r>
+          <w:rPr>
+            <w:noProof/>
+          </w:rPr>
+          <w:t>46</w:t>
+        </w:r>
+      </w:fldSimple>
       <w:r>
         <w:t xml:space="preserve"> Level 1 Data Flow Diagram (DFD)</w:t>
       </w:r>
@@ -22644,7 +22580,15 @@
         <w:ind w:firstLine="720"/>
       </w:pPr>
       <w:r>
-        <w:t>This section presents the entity relationship diagrams for the Hospital Management System. Each diagram represents the structure of a core entity along with its attributes. The final diagram shows the complete high level ERD with all entities and their relationships together.</w:t>
+        <w:t xml:space="preserve">This section presents the entity relationship diagrams for the Hospital Management System. Each diagram represents the structure of a core entity along with its attributes. The final diagram shows the complete </w:t>
+      </w:r>
+      <w:proofErr w:type="gramStart"/>
+      <w:r>
+        <w:t>high level</w:t>
+      </w:r>
+      <w:proofErr w:type="gramEnd"/>
+      <w:r>
+        <w:t xml:space="preserve"> ERD with all entities and their relationships together.</w:t>
       </w:r>
     </w:p>
     <w:p>
@@ -22707,7 +22651,7 @@
                     <pic:cNvPicPr/>
                   </pic:nvPicPr>
                   <pic:blipFill rotWithShape="1">
-                    <a:blip r:embed="rId57" cstate="print">
+                    <a:blip r:embed="rId58" cstate="print">
                       <a:extLst>
                         <a:ext uri="{28A0092B-C50C-407E-A947-70E740481C1C}">
                           <a14:useLocalDpi xmlns:a14="http://schemas.microsoft.com/office/drawing/2010/main" val="0"/>
@@ -22751,27 +22695,14 @@
       <w:r>
         <w:t xml:space="preserve">Figure </w:t>
       </w:r>
-      <w:r>
-        <w:fldChar w:fldCharType="begin"/>
-      </w:r>
-      <w:r>
-        <w:instrText xml:space="preserve"> SEQ Figure \* ARABIC </w:instrText>
-      </w:r>
-      <w:r>
-        <w:fldChar w:fldCharType="separate"/>
-      </w:r>
-      <w:r>
-        <w:rPr>
-          <w:noProof/>
-        </w:rPr>
-        <w:t>47</w:t>
-      </w:r>
-      <w:r>
-        <w:rPr>
-          <w:noProof/>
-        </w:rPr>
-        <w:fldChar w:fldCharType="end"/>
-      </w:r>
+      <w:fldSimple w:instr=" SEQ Figure \* ARABIC ">
+        <w:r>
+          <w:rPr>
+            <w:noProof/>
+          </w:rPr>
+          <w:t>47</w:t>
+        </w:r>
+      </w:fldSimple>
       <w:r>
         <w:t xml:space="preserve"> </w:t>
       </w:r>
@@ -22847,7 +22778,7 @@
                     <pic:cNvPicPr/>
                   </pic:nvPicPr>
                   <pic:blipFill>
-                    <a:blip r:embed="rId58">
+                    <a:blip r:embed="rId59">
                       <a:extLst>
                         <a:ext uri="{28A0092B-C50C-407E-A947-70E740481C1C}">
                           <a14:useLocalDpi xmlns:a14="http://schemas.microsoft.com/office/drawing/2010/main" val="0"/>
@@ -22882,27 +22813,14 @@
       <w:r>
         <w:t xml:space="preserve">Figure </w:t>
       </w:r>
-      <w:r>
-        <w:fldChar w:fldCharType="begin"/>
-      </w:r>
-      <w:r>
-        <w:instrText xml:space="preserve"> SEQ Figure \* ARABIC </w:instrText>
-      </w:r>
-      <w:r>
-        <w:fldChar w:fldCharType="separate"/>
-      </w:r>
-      <w:r>
-        <w:rPr>
-          <w:noProof/>
-        </w:rPr>
-        <w:t>48</w:t>
-      </w:r>
-      <w:r>
-        <w:rPr>
-          <w:noProof/>
-        </w:rPr>
-        <w:fldChar w:fldCharType="end"/>
-      </w:r>
+      <w:fldSimple w:instr=" SEQ Figure \* ARABIC ">
+        <w:r>
+          <w:rPr>
+            <w:noProof/>
+          </w:rPr>
+          <w:t>48</w:t>
+        </w:r>
+      </w:fldSimple>
       <w:r>
         <w:t xml:space="preserve"> </w:t>
       </w:r>
@@ -22978,7 +22896,7 @@
                     <pic:cNvPicPr/>
                   </pic:nvPicPr>
                   <pic:blipFill>
-                    <a:blip r:embed="rId59">
+                    <a:blip r:embed="rId60">
                       <a:extLst>
                         <a:ext uri="{28A0092B-C50C-407E-A947-70E740481C1C}">
                           <a14:useLocalDpi xmlns:a14="http://schemas.microsoft.com/office/drawing/2010/main" val="0"/>
@@ -23013,27 +22931,14 @@
       <w:r>
         <w:t xml:space="preserve">Figure </w:t>
       </w:r>
-      <w:r>
-        <w:fldChar w:fldCharType="begin"/>
-      </w:r>
-      <w:r>
-        <w:instrText xml:space="preserve"> SEQ Figure \* ARABIC </w:instrText>
-      </w:r>
-      <w:r>
-        <w:fldChar w:fldCharType="separate"/>
-      </w:r>
-      <w:r>
-        <w:rPr>
-          <w:noProof/>
-        </w:rPr>
-        <w:t>49</w:t>
-      </w:r>
-      <w:r>
-        <w:rPr>
-          <w:noProof/>
-        </w:rPr>
-        <w:fldChar w:fldCharType="end"/>
-      </w:r>
+      <w:fldSimple w:instr=" SEQ Figure \* ARABIC ">
+        <w:r>
+          <w:rPr>
+            <w:noProof/>
+          </w:rPr>
+          <w:t>49</w:t>
+        </w:r>
+      </w:fldSimple>
       <w:r>
         <w:t xml:space="preserve"> Doctors ERD</w:t>
       </w:r>
@@ -23106,7 +23011,7 @@
                     <pic:cNvPicPr/>
                   </pic:nvPicPr>
                   <pic:blipFill>
-                    <a:blip r:embed="rId60">
+                    <a:blip r:embed="rId61">
                       <a:extLst>
                         <a:ext uri="{28A0092B-C50C-407E-A947-70E740481C1C}">
                           <a14:useLocalDpi xmlns:a14="http://schemas.microsoft.com/office/drawing/2010/main" val="0"/>
@@ -23141,27 +23046,14 @@
       <w:r>
         <w:t xml:space="preserve">Figure </w:t>
       </w:r>
-      <w:r>
-        <w:fldChar w:fldCharType="begin"/>
-      </w:r>
-      <w:r>
-        <w:instrText xml:space="preserve"> SEQ Figure \* ARABIC </w:instrText>
-      </w:r>
-      <w:r>
-        <w:fldChar w:fldCharType="separate"/>
-      </w:r>
-      <w:r>
-        <w:rPr>
-          <w:noProof/>
-        </w:rPr>
-        <w:t>50</w:t>
-      </w:r>
-      <w:r>
-        <w:rPr>
-          <w:noProof/>
-        </w:rPr>
-        <w:fldChar w:fldCharType="end"/>
-      </w:r>
+      <w:fldSimple w:instr=" SEQ Figure \* ARABIC ">
+        <w:r>
+          <w:rPr>
+            <w:noProof/>
+          </w:rPr>
+          <w:t>50</w:t>
+        </w:r>
+      </w:fldSimple>
       <w:r>
         <w:t xml:space="preserve"> Appointments ERD</w:t>
       </w:r>
@@ -23234,7 +23126,7 @@
                     <pic:cNvPicPr/>
                   </pic:nvPicPr>
                   <pic:blipFill>
-                    <a:blip r:embed="rId61">
+                    <a:blip r:embed="rId62">
                       <a:extLst>
                         <a:ext uri="{28A0092B-C50C-407E-A947-70E740481C1C}">
                           <a14:useLocalDpi xmlns:a14="http://schemas.microsoft.com/office/drawing/2010/main" val="0"/>
@@ -23269,27 +23161,14 @@
       <w:r>
         <w:t xml:space="preserve">Figure </w:t>
       </w:r>
-      <w:r>
-        <w:fldChar w:fldCharType="begin"/>
-      </w:r>
-      <w:r>
-        <w:instrText xml:space="preserve"> SEQ Figure \* ARABIC </w:instrText>
-      </w:r>
-      <w:r>
-        <w:fldChar w:fldCharType="separate"/>
-      </w:r>
-      <w:r>
-        <w:rPr>
-          <w:noProof/>
-        </w:rPr>
-        <w:t>51</w:t>
-      </w:r>
-      <w:r>
-        <w:rPr>
-          <w:noProof/>
-        </w:rPr>
-        <w:fldChar w:fldCharType="end"/>
-      </w:r>
+      <w:fldSimple w:instr=" SEQ Figure \* ARABIC ">
+        <w:r>
+          <w:rPr>
+            <w:noProof/>
+          </w:rPr>
+          <w:t>51</w:t>
+        </w:r>
+      </w:fldSimple>
       <w:r>
         <w:t xml:space="preserve"> </w:t>
       </w:r>
@@ -23364,7 +23243,7 @@
                     <pic:cNvPicPr/>
                   </pic:nvPicPr>
                   <pic:blipFill>
-                    <a:blip r:embed="rId62">
+                    <a:blip r:embed="rId63">
                       <a:extLst>
                         <a:ext uri="{28A0092B-C50C-407E-A947-70E740481C1C}">
                           <a14:useLocalDpi xmlns:a14="http://schemas.microsoft.com/office/drawing/2010/main" val="0"/>
@@ -23399,27 +23278,14 @@
       <w:r>
         <w:t xml:space="preserve">Figure </w:t>
       </w:r>
-      <w:r>
-        <w:fldChar w:fldCharType="begin"/>
-      </w:r>
-      <w:r>
-        <w:instrText xml:space="preserve"> SEQ Figure \* ARABIC </w:instrText>
-      </w:r>
-      <w:r>
-        <w:fldChar w:fldCharType="separate"/>
-      </w:r>
-      <w:r>
-        <w:rPr>
-          <w:noProof/>
-        </w:rPr>
-        <w:t>52</w:t>
-      </w:r>
-      <w:r>
-        <w:rPr>
-          <w:noProof/>
-        </w:rPr>
-        <w:fldChar w:fldCharType="end"/>
-      </w:r>
+      <w:fldSimple w:instr=" SEQ Figure \* ARABIC ">
+        <w:r>
+          <w:rPr>
+            <w:noProof/>
+          </w:rPr>
+          <w:t>52</w:t>
+        </w:r>
+      </w:fldSimple>
       <w:r>
         <w:t xml:space="preserve"> </w:t>
       </w:r>
@@ -23495,7 +23361,7 @@
                     <pic:cNvPicPr/>
                   </pic:nvPicPr>
                   <pic:blipFill>
-                    <a:blip r:embed="rId63">
+                    <a:blip r:embed="rId64">
                       <a:extLst>
                         <a:ext uri="{28A0092B-C50C-407E-A947-70E740481C1C}">
                           <a14:useLocalDpi xmlns:a14="http://schemas.microsoft.com/office/drawing/2010/main" val="0"/>
@@ -23530,27 +23396,14 @@
       <w:r>
         <w:t xml:space="preserve">Figure </w:t>
       </w:r>
-      <w:r>
-        <w:fldChar w:fldCharType="begin"/>
-      </w:r>
-      <w:r>
-        <w:instrText xml:space="preserve"> SEQ Figure \* ARABIC </w:instrText>
-      </w:r>
-      <w:r>
-        <w:fldChar w:fldCharType="separate"/>
-      </w:r>
-      <w:r>
-        <w:rPr>
-          <w:noProof/>
-        </w:rPr>
-        <w:t>53</w:t>
-      </w:r>
-      <w:r>
-        <w:rPr>
-          <w:noProof/>
-        </w:rPr>
-        <w:fldChar w:fldCharType="end"/>
-      </w:r>
+      <w:fldSimple w:instr=" SEQ Figure \* ARABIC ">
+        <w:r>
+          <w:rPr>
+            <w:noProof/>
+          </w:rPr>
+          <w:t>53</w:t>
+        </w:r>
+      </w:fldSimple>
       <w:r>
         <w:t xml:space="preserve"> </w:t>
       </w:r>
@@ -23626,7 +23479,7 @@
                     <pic:cNvPicPr/>
                   </pic:nvPicPr>
                   <pic:blipFill>
-                    <a:blip r:embed="rId64">
+                    <a:blip r:embed="rId65">
                       <a:extLst>
                         <a:ext uri="{28A0092B-C50C-407E-A947-70E740481C1C}">
                           <a14:useLocalDpi xmlns:a14="http://schemas.microsoft.com/office/drawing/2010/main" val="0"/>
@@ -23661,27 +23514,14 @@
       <w:r>
         <w:t xml:space="preserve">Figure </w:t>
       </w:r>
-      <w:r>
-        <w:fldChar w:fldCharType="begin"/>
-      </w:r>
-      <w:r>
-        <w:instrText xml:space="preserve"> SEQ Figure \* ARABIC </w:instrText>
-      </w:r>
-      <w:r>
-        <w:fldChar w:fldCharType="separate"/>
-      </w:r>
-      <w:r>
-        <w:rPr>
-          <w:noProof/>
-        </w:rPr>
-        <w:t>54</w:t>
-      </w:r>
-      <w:r>
-        <w:rPr>
-          <w:noProof/>
-        </w:rPr>
-        <w:fldChar w:fldCharType="end"/>
-      </w:r>
+      <w:fldSimple w:instr=" SEQ Figure \* ARABIC ">
+        <w:r>
+          <w:rPr>
+            <w:noProof/>
+          </w:rPr>
+          <w:t>54</w:t>
+        </w:r>
+      </w:fldSimple>
       <w:r>
         <w:t xml:space="preserve"> </w:t>
       </w:r>
@@ -23757,7 +23597,7 @@
                     <pic:cNvPicPr/>
                   </pic:nvPicPr>
                   <pic:blipFill>
-                    <a:blip r:embed="rId65">
+                    <a:blip r:embed="rId66">
                       <a:extLst>
                         <a:ext uri="{28A0092B-C50C-407E-A947-70E740481C1C}">
                           <a14:useLocalDpi xmlns:a14="http://schemas.microsoft.com/office/drawing/2010/main" val="0"/>
@@ -23792,27 +23632,14 @@
       <w:r>
         <w:t xml:space="preserve">Figure </w:t>
       </w:r>
-      <w:r>
-        <w:fldChar w:fldCharType="begin"/>
-      </w:r>
-      <w:r>
-        <w:instrText xml:space="preserve"> SEQ Figure \* ARABIC </w:instrText>
-      </w:r>
-      <w:r>
-        <w:fldChar w:fldCharType="separate"/>
-      </w:r>
-      <w:r>
-        <w:rPr>
-          <w:noProof/>
-        </w:rPr>
-        <w:t>55</w:t>
-      </w:r>
-      <w:r>
-        <w:rPr>
-          <w:noProof/>
-        </w:rPr>
-        <w:fldChar w:fldCharType="end"/>
-      </w:r>
+      <w:fldSimple w:instr=" SEQ Figure \* ARABIC ">
+        <w:r>
+          <w:rPr>
+            <w:noProof/>
+          </w:rPr>
+          <w:t>55</w:t>
+        </w:r>
+      </w:fldSimple>
       <w:r>
         <w:t xml:space="preserve"> </w:t>
       </w:r>
@@ -23888,7 +23715,7 @@
                     <pic:cNvPicPr/>
                   </pic:nvPicPr>
                   <pic:blipFill>
-                    <a:blip r:embed="rId66">
+                    <a:blip r:embed="rId67">
                       <a:extLst>
                         <a:ext uri="{28A0092B-C50C-407E-A947-70E740481C1C}">
                           <a14:useLocalDpi xmlns:a14="http://schemas.microsoft.com/office/drawing/2010/main" val="0"/>
@@ -23923,27 +23750,14 @@
       <w:r>
         <w:t xml:space="preserve">Figure </w:t>
       </w:r>
-      <w:r>
-        <w:fldChar w:fldCharType="begin"/>
-      </w:r>
-      <w:r>
-        <w:instrText xml:space="preserve"> SEQ Figure \* ARABIC </w:instrText>
-      </w:r>
-      <w:r>
-        <w:fldChar w:fldCharType="separate"/>
-      </w:r>
-      <w:r>
-        <w:rPr>
-          <w:noProof/>
-        </w:rPr>
-        <w:t>56</w:t>
-      </w:r>
-      <w:r>
-        <w:rPr>
-          <w:noProof/>
-        </w:rPr>
-        <w:fldChar w:fldCharType="end"/>
-      </w:r>
+      <w:fldSimple w:instr=" SEQ Figure \* ARABIC ">
+        <w:r>
+          <w:rPr>
+            <w:noProof/>
+          </w:rPr>
+          <w:t>56</w:t>
+        </w:r>
+      </w:fldSimple>
       <w:r>
         <w:t xml:space="preserve"> </w:t>
       </w:r>
@@ -24019,7 +23833,7 @@
                     <pic:cNvPicPr/>
                   </pic:nvPicPr>
                   <pic:blipFill>
-                    <a:blip r:embed="rId67">
+                    <a:blip r:embed="rId68">
                       <a:extLst>
                         <a:ext uri="{28A0092B-C50C-407E-A947-70E740481C1C}">
                           <a14:useLocalDpi xmlns:a14="http://schemas.microsoft.com/office/drawing/2010/main" val="0"/>
@@ -24054,27 +23868,14 @@
       <w:r>
         <w:t xml:space="preserve">Figure </w:t>
       </w:r>
-      <w:r>
-        <w:fldChar w:fldCharType="begin"/>
-      </w:r>
-      <w:r>
-        <w:instrText xml:space="preserve"> SEQ Figure \* ARABIC </w:instrText>
-      </w:r>
-      <w:r>
-        <w:fldChar w:fldCharType="separate"/>
-      </w:r>
-      <w:r>
-        <w:rPr>
-          <w:noProof/>
-        </w:rPr>
-        <w:t>57</w:t>
-      </w:r>
-      <w:r>
-        <w:rPr>
-          <w:noProof/>
-        </w:rPr>
-        <w:fldChar w:fldCharType="end"/>
-      </w:r>
+      <w:fldSimple w:instr=" SEQ Figure \* ARABIC ">
+        <w:r>
+          <w:rPr>
+            <w:noProof/>
+          </w:rPr>
+          <w:t>57</w:t>
+        </w:r>
+      </w:fldSimple>
       <w:r>
         <w:t xml:space="preserve"> Departments ERD</w:t>
       </w:r>
@@ -24104,7 +23905,7 @@
                     <pic:cNvPicPr/>
                   </pic:nvPicPr>
                   <pic:blipFill>
-                    <a:blip r:embed="rId68">
+                    <a:blip r:embed="rId69">
                       <a:extLst>
                         <a:ext uri="{28A0092B-C50C-407E-A947-70E740481C1C}">
                           <a14:useLocalDpi xmlns:a14="http://schemas.microsoft.com/office/drawing/2010/main" val="0"/>
@@ -24139,27 +23940,14 @@
       <w:r>
         <w:t xml:space="preserve">Figure </w:t>
       </w:r>
-      <w:r>
-        <w:fldChar w:fldCharType="begin"/>
-      </w:r>
-      <w:r>
-        <w:instrText xml:space="preserve"> SEQ Figure \* ARABIC </w:instrText>
-      </w:r>
-      <w:r>
-        <w:fldChar w:fldCharType="separate"/>
-      </w:r>
-      <w:r>
-        <w:rPr>
-          <w:noProof/>
-        </w:rPr>
-        <w:t>58</w:t>
-      </w:r>
-      <w:r>
-        <w:rPr>
-          <w:noProof/>
-        </w:rPr>
-        <w:fldChar w:fldCharType="end"/>
-      </w:r>
+      <w:fldSimple w:instr=" SEQ Figure \* ARABIC ">
+        <w:r>
+          <w:rPr>
+            <w:noProof/>
+          </w:rPr>
+          <w:t>58</w:t>
+        </w:r>
+      </w:fldSimple>
       <w:r>
         <w:t xml:space="preserve"> Wards ERD</w:t>
       </w:r>
@@ -24185,7 +23973,29 @@
           <w:szCs w:val="24"/>
         </w:rPr>
         <w:lastRenderedPageBreak/>
-        <w:t>4.3.12 Complete High Level ERD</w:t>
+        <w:t xml:space="preserve">4.3.12 Complete </w:t>
+      </w:r>
+      <w:proofErr w:type="gramStart"/>
+      <w:r>
+        <w:rPr>
+          <w:rFonts w:asciiTheme="minorBidi" w:hAnsiTheme="minorBidi"/>
+          <w:b/>
+          <w:bCs/>
+          <w:sz w:val="24"/>
+          <w:szCs w:val="24"/>
+        </w:rPr>
+        <w:t>High Level</w:t>
+      </w:r>
+      <w:proofErr w:type="gramEnd"/>
+      <w:r>
+        <w:rPr>
+          <w:rFonts w:asciiTheme="minorBidi" w:hAnsiTheme="minorBidi"/>
+          <w:b/>
+          <w:bCs/>
+          <w:sz w:val="24"/>
+          <w:szCs w:val="24"/>
+        </w:rPr>
+        <w:t xml:space="preserve"> ERD</w:t>
       </w:r>
     </w:p>
     <w:p>
@@ -24204,7 +24014,25 @@
           <w:sz w:val="24"/>
           <w:szCs w:val="24"/>
         </w:rPr>
-        <w:t>The complete ERD brings all entities together and shows the relationships between them. User connects to both Patient and Doctor through a one to one relationship. Patient connects to Appointment, Medical Record, Lab Test, Invoice, and Bed. Doctor connects to Appointment and Medical Record. Medical Record connects to Prescription and Lab Test. Department connects to Doctor and Ward. Ward connects to Bed. User connects to Complaint as both the submitter and the subject of the complaint.</w:t>
+        <w:t xml:space="preserve">The complete ERD brings all entities together and shows the relationships between them. User connects to both Patient and Doctor through a </w:t>
+      </w:r>
+      <w:proofErr w:type="gramStart"/>
+      <w:r>
+        <w:rPr>
+          <w:rFonts w:ascii="Times New Roman" w:eastAsia="Times New Roman" w:hAnsi="Times New Roman" w:cs="Times New Roman"/>
+          <w:sz w:val="24"/>
+          <w:szCs w:val="24"/>
+        </w:rPr>
+        <w:t>one to one</w:t>
+      </w:r>
+      <w:proofErr w:type="gramEnd"/>
+      <w:r>
+        <w:rPr>
+          <w:rFonts w:ascii="Times New Roman" w:eastAsia="Times New Roman" w:hAnsi="Times New Roman" w:cs="Times New Roman"/>
+          <w:sz w:val="24"/>
+          <w:szCs w:val="24"/>
+        </w:rPr>
+        <w:t xml:space="preserve"> relationship. Patient connects to Appointment, Medical Record, Lab Test, Invoice, and Bed. Doctor connects to Appointment and Medical Record. Medical Record connects to Prescription and Lab Test. Department connects to Doctor and Ward. Ward connects to Bed. User connects to Complaint as both the submitter and the subject of the complaint.</w:t>
       </w:r>
     </w:p>
     <w:p>
@@ -24232,7 +24060,7 @@
                     <pic:cNvPicPr/>
                   </pic:nvPicPr>
                   <pic:blipFill rotWithShape="1">
-                    <a:blip r:embed="rId69" cstate="print">
+                    <a:blip r:embed="rId70" cstate="print">
                       <a:extLst>
                         <a:ext uri="{28A0092B-C50C-407E-A947-70E740481C1C}">
                           <a14:useLocalDpi xmlns:a14="http://schemas.microsoft.com/office/drawing/2010/main" val="0"/>
@@ -24276,32 +24104,27 @@
       <w:r>
         <w:t xml:space="preserve">Figure </w:t>
       </w:r>
-      <w:r>
-        <w:fldChar w:fldCharType="begin"/>
-      </w:r>
-      <w:r>
-        <w:instrText xml:space="preserve"> SEQ Figure \* ARABIC </w:instrText>
-      </w:r>
-      <w:r>
-        <w:fldChar w:fldCharType="separate"/>
-      </w:r>
-      <w:r>
-        <w:rPr>
-          <w:noProof/>
-        </w:rPr>
-        <w:t>59</w:t>
-      </w:r>
-      <w:r>
-        <w:rPr>
-          <w:noProof/>
-        </w:rPr>
-        <w:fldChar w:fldCharType="end"/>
-      </w:r>
+      <w:fldSimple w:instr=" SEQ Figure \* ARABIC ">
+        <w:r>
+          <w:rPr>
+            <w:noProof/>
+          </w:rPr>
+          <w:t>59</w:t>
+        </w:r>
+      </w:fldSimple>
       <w:r>
         <w:t xml:space="preserve"> </w:t>
       </w:r>
       <w:r>
-        <w:t>Complete High Level ERD</w:t>
+        <w:t xml:space="preserve">Complete </w:t>
+      </w:r>
+      <w:proofErr w:type="gramStart"/>
+      <w:r>
+        <w:t>High Level</w:t>
+      </w:r>
+      <w:proofErr w:type="gramEnd"/>
+      <w:r>
+        <w:t xml:space="preserve"> ERD</w:t>
       </w:r>
     </w:p>
     <w:tbl>
@@ -24930,7 +24753,25 @@
                 <w:sz w:val="24"/>
                 <w:szCs w:val="24"/>
               </w:rPr>
-              <w:t>Patient — MedicalRecord (has)</w:t>
+              <w:t xml:space="preserve">Patient — </w:t>
+            </w:r>
+            <w:proofErr w:type="spellStart"/>
+            <w:r>
+              <w:rPr>
+                <w:rFonts w:asciiTheme="majorBidi" w:hAnsiTheme="majorBidi" w:cstheme="majorBidi"/>
+                <w:sz w:val="24"/>
+                <w:szCs w:val="24"/>
+              </w:rPr>
+              <w:t>MedicalRecord</w:t>
+            </w:r>
+            <w:proofErr w:type="spellEnd"/>
+            <w:r>
+              <w:rPr>
+                <w:rFonts w:asciiTheme="majorBidi" w:hAnsiTheme="majorBidi" w:cstheme="majorBidi"/>
+                <w:sz w:val="24"/>
+                <w:szCs w:val="24"/>
+              </w:rPr>
+              <w:t xml:space="preserve"> (has)</w:t>
             </w:r>
           </w:p>
         </w:tc>
@@ -24976,7 +24817,25 @@
                 <w:sz w:val="24"/>
                 <w:szCs w:val="24"/>
               </w:rPr>
-              <w:t>Patient — MedicalRecord (has)</w:t>
+              <w:t xml:space="preserve">Patient — </w:t>
+            </w:r>
+            <w:proofErr w:type="spellStart"/>
+            <w:r>
+              <w:rPr>
+                <w:rFonts w:asciiTheme="majorBidi" w:hAnsiTheme="majorBidi" w:cstheme="majorBidi"/>
+                <w:sz w:val="24"/>
+                <w:szCs w:val="24"/>
+              </w:rPr>
+              <w:t>MedicalRecord</w:t>
+            </w:r>
+            <w:proofErr w:type="spellEnd"/>
+            <w:r>
+              <w:rPr>
+                <w:rFonts w:asciiTheme="majorBidi" w:hAnsiTheme="majorBidi" w:cstheme="majorBidi"/>
+                <w:sz w:val="24"/>
+                <w:szCs w:val="24"/>
+              </w:rPr>
+              <w:t xml:space="preserve"> (has)</w:t>
             </w:r>
           </w:p>
         </w:tc>
@@ -25027,7 +24886,25 @@
                 <w:sz w:val="24"/>
                 <w:szCs w:val="24"/>
               </w:rPr>
-              <w:t>Doctor — MedicalRecord (creates)</w:t>
+              <w:t xml:space="preserve">Doctor — </w:t>
+            </w:r>
+            <w:proofErr w:type="spellStart"/>
+            <w:r>
+              <w:rPr>
+                <w:rFonts w:asciiTheme="majorBidi" w:hAnsiTheme="majorBidi" w:cstheme="majorBidi"/>
+                <w:sz w:val="24"/>
+                <w:szCs w:val="24"/>
+              </w:rPr>
+              <w:t>MedicalRecord</w:t>
+            </w:r>
+            <w:proofErr w:type="spellEnd"/>
+            <w:r>
+              <w:rPr>
+                <w:rFonts w:asciiTheme="majorBidi" w:hAnsiTheme="majorBidi" w:cstheme="majorBidi"/>
+                <w:sz w:val="24"/>
+                <w:szCs w:val="24"/>
+              </w:rPr>
+              <w:t xml:space="preserve"> (creates)</w:t>
             </w:r>
           </w:p>
         </w:tc>
@@ -25073,7 +24950,25 @@
                 <w:sz w:val="24"/>
                 <w:szCs w:val="24"/>
               </w:rPr>
-              <w:t>Doctor — MedicalRecord (creates)</w:t>
+              <w:t xml:space="preserve">Doctor — </w:t>
+            </w:r>
+            <w:proofErr w:type="spellStart"/>
+            <w:r>
+              <w:rPr>
+                <w:rFonts w:asciiTheme="majorBidi" w:hAnsiTheme="majorBidi" w:cstheme="majorBidi"/>
+                <w:sz w:val="24"/>
+                <w:szCs w:val="24"/>
+              </w:rPr>
+              <w:t>MedicalRecord</w:t>
+            </w:r>
+            <w:proofErr w:type="spellEnd"/>
+            <w:r>
+              <w:rPr>
+                <w:rFonts w:asciiTheme="majorBidi" w:hAnsiTheme="majorBidi" w:cstheme="majorBidi"/>
+                <w:sz w:val="24"/>
+                <w:szCs w:val="24"/>
+              </w:rPr>
+              <w:t xml:space="preserve"> (creates)</w:t>
             </w:r>
           </w:p>
         </w:tc>
@@ -25118,13 +25013,23 @@
                 <w:szCs w:val="24"/>
               </w:rPr>
             </w:pPr>
+            <w:proofErr w:type="spellStart"/>
             <w:r>
               <w:rPr>
                 <w:rFonts w:asciiTheme="majorBidi" w:hAnsiTheme="majorBidi" w:cstheme="majorBidi"/>
                 <w:sz w:val="24"/>
                 <w:szCs w:val="24"/>
               </w:rPr>
-              <w:t>MedicalRecord — Prescription (contains)</w:t>
+              <w:t>MedicalRecord</w:t>
+            </w:r>
+            <w:proofErr w:type="spellEnd"/>
+            <w:r>
+              <w:rPr>
+                <w:rFonts w:asciiTheme="majorBidi" w:hAnsiTheme="majorBidi" w:cstheme="majorBidi"/>
+                <w:sz w:val="24"/>
+                <w:szCs w:val="24"/>
+              </w:rPr>
+              <w:t xml:space="preserve"> — Prescription (contains)</w:t>
             </w:r>
           </w:p>
         </w:tc>
@@ -25164,13 +25069,23 @@
                 <w:szCs w:val="24"/>
               </w:rPr>
             </w:pPr>
+            <w:proofErr w:type="spellStart"/>
             <w:r>
               <w:rPr>
                 <w:rFonts w:asciiTheme="majorBidi" w:hAnsiTheme="majorBidi" w:cstheme="majorBidi"/>
                 <w:sz w:val="24"/>
                 <w:szCs w:val="24"/>
               </w:rPr>
-              <w:t>MedicalRecord — Prescription (contains)</w:t>
+              <w:t>MedicalRecord</w:t>
+            </w:r>
+            <w:proofErr w:type="spellEnd"/>
+            <w:r>
+              <w:rPr>
+                <w:rFonts w:asciiTheme="majorBidi" w:hAnsiTheme="majorBidi" w:cstheme="majorBidi"/>
+                <w:sz w:val="24"/>
+                <w:szCs w:val="24"/>
+              </w:rPr>
+              <w:t xml:space="preserve"> — Prescription (contains)</w:t>
             </w:r>
           </w:p>
         </w:tc>
@@ -25215,13 +25130,41 @@
                 <w:szCs w:val="24"/>
               </w:rPr>
             </w:pPr>
+            <w:proofErr w:type="spellStart"/>
             <w:r>
               <w:rPr>
                 <w:rFonts w:asciiTheme="majorBidi" w:hAnsiTheme="majorBidi" w:cstheme="majorBidi"/>
                 <w:sz w:val="24"/>
                 <w:szCs w:val="24"/>
               </w:rPr>
-              <w:t>MedicalRecord — LabTest (includes)</w:t>
+              <w:t>MedicalRecord</w:t>
+            </w:r>
+            <w:proofErr w:type="spellEnd"/>
+            <w:r>
+              <w:rPr>
+                <w:rFonts w:asciiTheme="majorBidi" w:hAnsiTheme="majorBidi" w:cstheme="majorBidi"/>
+                <w:sz w:val="24"/>
+                <w:szCs w:val="24"/>
+              </w:rPr>
+              <w:t xml:space="preserve"> — </w:t>
+            </w:r>
+            <w:proofErr w:type="spellStart"/>
+            <w:r>
+              <w:rPr>
+                <w:rFonts w:asciiTheme="majorBidi" w:hAnsiTheme="majorBidi" w:cstheme="majorBidi"/>
+                <w:sz w:val="24"/>
+                <w:szCs w:val="24"/>
+              </w:rPr>
+              <w:t>LabTest</w:t>
+            </w:r>
+            <w:proofErr w:type="spellEnd"/>
+            <w:r>
+              <w:rPr>
+                <w:rFonts w:asciiTheme="majorBidi" w:hAnsiTheme="majorBidi" w:cstheme="majorBidi"/>
+                <w:sz w:val="24"/>
+                <w:szCs w:val="24"/>
+              </w:rPr>
+              <w:t xml:space="preserve"> (includes)</w:t>
             </w:r>
           </w:p>
         </w:tc>
@@ -25261,13 +25204,41 @@
                 <w:szCs w:val="24"/>
               </w:rPr>
             </w:pPr>
+            <w:proofErr w:type="spellStart"/>
             <w:r>
               <w:rPr>
                 <w:rFonts w:asciiTheme="majorBidi" w:hAnsiTheme="majorBidi" w:cstheme="majorBidi"/>
                 <w:sz w:val="24"/>
                 <w:szCs w:val="24"/>
               </w:rPr>
-              <w:t>MedicalRecord — LabTest (includes)</w:t>
+              <w:t>MedicalRecord</w:t>
+            </w:r>
+            <w:proofErr w:type="spellEnd"/>
+            <w:r>
+              <w:rPr>
+                <w:rFonts w:asciiTheme="majorBidi" w:hAnsiTheme="majorBidi" w:cstheme="majorBidi"/>
+                <w:sz w:val="24"/>
+                <w:szCs w:val="24"/>
+              </w:rPr>
+              <w:t xml:space="preserve"> — </w:t>
+            </w:r>
+            <w:proofErr w:type="spellStart"/>
+            <w:r>
+              <w:rPr>
+                <w:rFonts w:asciiTheme="majorBidi" w:hAnsiTheme="majorBidi" w:cstheme="majorBidi"/>
+                <w:sz w:val="24"/>
+                <w:szCs w:val="24"/>
+              </w:rPr>
+              <w:t>LabTest</w:t>
+            </w:r>
+            <w:proofErr w:type="spellEnd"/>
+            <w:r>
+              <w:rPr>
+                <w:rFonts w:asciiTheme="majorBidi" w:hAnsiTheme="majorBidi" w:cstheme="majorBidi"/>
+                <w:sz w:val="24"/>
+                <w:szCs w:val="24"/>
+              </w:rPr>
+              <w:t xml:space="preserve"> (includes)</w:t>
             </w:r>
           </w:p>
         </w:tc>
@@ -25670,7 +25641,7 @@
                     </pic:cNvPicPr>
                   </pic:nvPicPr>
                   <pic:blipFill rotWithShape="1">
-                    <a:blip r:embed="rId70">
+                    <a:blip r:embed="rId71">
                       <a:extLst>
                         <a:ext uri="{28A0092B-C50C-407E-A947-70E740481C1C}">
                           <a14:useLocalDpi xmlns:a14="http://schemas.microsoft.com/office/drawing/2010/main" val="0"/>
@@ -25715,27 +25686,14 @@
       <w:r>
         <w:t xml:space="preserve">Figure </w:t>
       </w:r>
-      <w:r>
-        <w:fldChar w:fldCharType="begin"/>
-      </w:r>
-      <w:r>
-        <w:instrText xml:space="preserve"> SEQ Figure \* ARABIC </w:instrText>
-      </w:r>
-      <w:r>
-        <w:fldChar w:fldCharType="separate"/>
-      </w:r>
-      <w:r>
-        <w:rPr>
-          <w:noProof/>
-        </w:rPr>
-        <w:t>60</w:t>
-      </w:r>
-      <w:r>
-        <w:rPr>
-          <w:noProof/>
-        </w:rPr>
-        <w:fldChar w:fldCharType="end"/>
-      </w:r>
+      <w:fldSimple w:instr=" SEQ Figure \* ARABIC ">
+        <w:r>
+          <w:rPr>
+            <w:noProof/>
+          </w:rPr>
+          <w:t>60</w:t>
+        </w:r>
+      </w:fldSimple>
       <w:r>
         <w:t xml:space="preserve"> </w:t>
       </w:r>
@@ -25820,7 +25778,7 @@
                     </pic:cNvPicPr>
                   </pic:nvPicPr>
                   <pic:blipFill rotWithShape="1">
-                    <a:blip r:embed="rId71">
+                    <a:blip r:embed="rId72">
                       <a:extLst>
                         <a:ext uri="{28A0092B-C50C-407E-A947-70E740481C1C}">
                           <a14:useLocalDpi xmlns:a14="http://schemas.microsoft.com/office/drawing/2010/main" val="0"/>
@@ -25865,27 +25823,14 @@
       <w:r>
         <w:t xml:space="preserve">Figure </w:t>
       </w:r>
-      <w:r>
-        <w:fldChar w:fldCharType="begin"/>
-      </w:r>
-      <w:r>
-        <w:instrText xml:space="preserve"> SEQ Figure \* ARABIC </w:instrText>
-      </w:r>
-      <w:r>
-        <w:fldChar w:fldCharType="separate"/>
-      </w:r>
-      <w:r>
-        <w:rPr>
-          <w:noProof/>
-        </w:rPr>
-        <w:t>61</w:t>
-      </w:r>
-      <w:r>
-        <w:rPr>
-          <w:noProof/>
-        </w:rPr>
-        <w:fldChar w:fldCharType="end"/>
-      </w:r>
+      <w:fldSimple w:instr=" SEQ Figure \* ARABIC ">
+        <w:r>
+          <w:rPr>
+            <w:noProof/>
+          </w:rPr>
+          <w:t>61</w:t>
+        </w:r>
+      </w:fldSimple>
       <w:r>
         <w:t xml:space="preserve"> </w:t>
       </w:r>
@@ -25970,7 +25915,7 @@
                     </pic:cNvPicPr>
                   </pic:nvPicPr>
                   <pic:blipFill rotWithShape="1">
-                    <a:blip r:embed="rId72">
+                    <a:blip r:embed="rId73">
                       <a:extLst>
                         <a:ext uri="{28A0092B-C50C-407E-A947-70E740481C1C}">
                           <a14:useLocalDpi xmlns:a14="http://schemas.microsoft.com/office/drawing/2010/main" val="0"/>
@@ -26015,27 +25960,14 @@
       <w:r>
         <w:t xml:space="preserve">Figure </w:t>
       </w:r>
-      <w:r>
-        <w:fldChar w:fldCharType="begin"/>
-      </w:r>
-      <w:r>
-        <w:instrText xml:space="preserve"> SEQ Figure \* ARABIC </w:instrText>
-      </w:r>
-      <w:r>
-        <w:fldChar w:fldCharType="separate"/>
-      </w:r>
-      <w:r>
-        <w:rPr>
-          <w:noProof/>
-        </w:rPr>
-        <w:t>62</w:t>
-      </w:r>
-      <w:r>
-        <w:rPr>
-          <w:noProof/>
-        </w:rPr>
-        <w:fldChar w:fldCharType="end"/>
-      </w:r>
+      <w:fldSimple w:instr=" SEQ Figure \* ARABIC ">
+        <w:r>
+          <w:rPr>
+            <w:noProof/>
+          </w:rPr>
+          <w:t>62</w:t>
+        </w:r>
+      </w:fldSimple>
       <w:r>
         <w:t xml:space="preserve"> </w:t>
       </w:r>
@@ -26120,7 +26052,7 @@
                     </pic:cNvPicPr>
                   </pic:nvPicPr>
                   <pic:blipFill rotWithShape="1">
-                    <a:blip r:embed="rId73">
+                    <a:blip r:embed="rId74">
                       <a:extLst>
                         <a:ext uri="{28A0092B-C50C-407E-A947-70E740481C1C}">
                           <a14:useLocalDpi xmlns:a14="http://schemas.microsoft.com/office/drawing/2010/main" val="0"/>
@@ -26165,27 +26097,14 @@
       <w:r>
         <w:t xml:space="preserve">Figure </w:t>
       </w:r>
-      <w:r>
-        <w:fldChar w:fldCharType="begin"/>
-      </w:r>
-      <w:r>
-        <w:instrText xml:space="preserve"> SEQ Figure \* ARABIC </w:instrText>
-      </w:r>
-      <w:r>
-        <w:fldChar w:fldCharType="separate"/>
-      </w:r>
-      <w:r>
-        <w:rPr>
-          <w:noProof/>
-        </w:rPr>
-        <w:t>63</w:t>
-      </w:r>
-      <w:r>
-        <w:rPr>
-          <w:noProof/>
-        </w:rPr>
-        <w:fldChar w:fldCharType="end"/>
-      </w:r>
+      <w:fldSimple w:instr=" SEQ Figure \* ARABIC ">
+        <w:r>
+          <w:rPr>
+            <w:noProof/>
+          </w:rPr>
+          <w:t>63</w:t>
+        </w:r>
+      </w:fldSimple>
       <w:r>
         <w:t xml:space="preserve"> </w:t>
       </w:r>
@@ -26270,7 +26189,7 @@
                     </pic:cNvPicPr>
                   </pic:nvPicPr>
                   <pic:blipFill rotWithShape="1">
-                    <a:blip r:embed="rId74">
+                    <a:blip r:embed="rId75">
                       <a:extLst>
                         <a:ext uri="{28A0092B-C50C-407E-A947-70E740481C1C}">
                           <a14:useLocalDpi xmlns:a14="http://schemas.microsoft.com/office/drawing/2010/main" val="0"/>
@@ -26315,27 +26234,14 @@
       <w:r>
         <w:t xml:space="preserve">Figure </w:t>
       </w:r>
-      <w:r>
-        <w:fldChar w:fldCharType="begin"/>
-      </w:r>
-      <w:r>
-        <w:instrText xml:space="preserve"> SEQ Figure \* ARABIC </w:instrText>
-      </w:r>
-      <w:r>
-        <w:fldChar w:fldCharType="separate"/>
-      </w:r>
-      <w:r>
-        <w:rPr>
-          <w:noProof/>
-        </w:rPr>
-        <w:t>64</w:t>
-      </w:r>
-      <w:r>
-        <w:rPr>
-          <w:noProof/>
-        </w:rPr>
-        <w:fldChar w:fldCharType="end"/>
-      </w:r>
+      <w:fldSimple w:instr=" SEQ Figure \* ARABIC ">
+        <w:r>
+          <w:rPr>
+            <w:noProof/>
+          </w:rPr>
+          <w:t>64</w:t>
+        </w:r>
+      </w:fldSimple>
       <w:r>
         <w:t xml:space="preserve"> </w:t>
       </w:r>
@@ -26388,7 +26294,15 @@
         <w:t>Topic 1 - Existing Hospital Management Systems</w:t>
       </w:r>
       <w:r>
-        <w:t xml:space="preserve"> A review of existing HMS solutions such as OpenMRS, Meditech, and Epic revealed common functional gaps including poor usability for non-technical staff, lack of integrated billing with clinical records, and limited patient-facing portals. HMS is designed to address these gaps with a unified and role-specific interface.</w:t>
+        <w:t xml:space="preserve"> A review of existing HMS solutions such as </w:t>
+      </w:r>
+      <w:proofErr w:type="spellStart"/>
+      <w:r>
+        <w:t>OpenMRS</w:t>
+      </w:r>
+      <w:proofErr w:type="spellEnd"/>
+      <w:r>
+        <w:t>, Meditech, and Epic revealed common functional gaps including poor usability for non-technical staff, lack of integrated billing with clinical records, and limited patient-facing portals. HMS is designed to address these gaps with a unified and role-specific interface.</w:t>
       </w:r>
     </w:p>
     <w:p>
@@ -26434,7 +26348,31 @@
         <w:t>Topic 4 - Relational Database Design for Healthcare</w:t>
       </w:r>
       <w:r>
-        <w:t xml:space="preserve"> Healthcare databases require careful normalization to avoid redundancy while maintaining fast query performance. Key design patterns include separating user identity from role-specific data, using foreign keys to maintain referential integrity, and indexing frequently queried fields such as patientID and appointmentDate.</w:t>
+        <w:t xml:space="preserve"> </w:t>
+      </w:r>
+      <w:proofErr w:type="spellStart"/>
+      <w:r>
+        <w:t>Healthcare</w:t>
+      </w:r>
+      <w:proofErr w:type="spellEnd"/>
+      <w:r>
+        <w:t xml:space="preserve"> databases require careful normalization to avoid redundancy while maintaining fast query performance. Key design patterns include separating user identity from role-specific data, using foreign keys to maintain referential integrity, and indexing frequently queried fields such as </w:t>
+      </w:r>
+      <w:proofErr w:type="spellStart"/>
+      <w:r>
+        <w:t>patientID</w:t>
+      </w:r>
+      <w:proofErr w:type="spellEnd"/>
+      <w:r>
+        <w:t xml:space="preserve"> and </w:t>
+      </w:r>
+      <w:proofErr w:type="spellStart"/>
+      <w:r>
+        <w:t>appointmentDate</w:t>
+      </w:r>
+      <w:proofErr w:type="spellEnd"/>
+      <w:r>
+        <w:t>.</w:t>
       </w:r>
     </w:p>
     <w:p>
@@ -26486,8 +26424,13 @@
           <w:numId w:val="93"/>
         </w:numPr>
       </w:pPr>
-      <w:r>
-        <w:t>userID: UUID, Primary Key</w:t>
+      <w:proofErr w:type="spellStart"/>
+      <w:r>
+        <w:t>userID</w:t>
+      </w:r>
+      <w:proofErr w:type="spellEnd"/>
+      <w:r>
+        <w:t>: UUID, Primary Key</w:t>
       </w:r>
     </w:p>
     <w:p>
@@ -26499,7 +26442,15 @@
         </w:numPr>
       </w:pPr>
       <w:r>
-        <w:t>name: VARCHAR(100), Not Null</w:t>
+        <w:t xml:space="preserve">name: </w:t>
+      </w:r>
+      <w:proofErr w:type="gramStart"/>
+      <w:r>
+        <w:t>VARCHAR(</w:t>
+      </w:r>
+      <w:proofErr w:type="gramEnd"/>
+      <w:r>
+        <w:t>100), Not Null</w:t>
       </w:r>
     </w:p>
     <w:p>
@@ -26511,7 +26462,15 @@
         </w:numPr>
       </w:pPr>
       <w:r>
-        <w:t>email: VARCHAR(150), Unique, Not Null</w:t>
+        <w:t xml:space="preserve">email: </w:t>
+      </w:r>
+      <w:proofErr w:type="gramStart"/>
+      <w:r>
+        <w:t>VARCHAR(</w:t>
+      </w:r>
+      <w:proofErr w:type="gramEnd"/>
+      <w:r>
+        <w:t>150), Unique, Not Null</w:t>
       </w:r>
     </w:p>
     <w:p>
@@ -26522,8 +26481,21 @@
           <w:numId w:val="93"/>
         </w:numPr>
       </w:pPr>
-      <w:r>
-        <w:t>passwordHash: VARCHAR(255), Not Null</w:t>
+      <w:proofErr w:type="spellStart"/>
+      <w:r>
+        <w:t>passwordHash</w:t>
+      </w:r>
+      <w:proofErr w:type="spellEnd"/>
+      <w:r>
+        <w:t xml:space="preserve">: </w:t>
+      </w:r>
+      <w:proofErr w:type="gramStart"/>
+      <w:r>
+        <w:t>VARCHAR(</w:t>
+      </w:r>
+      <w:proofErr w:type="gramEnd"/>
+      <w:r>
+        <w:t>255), Not Null</w:t>
       </w:r>
     </w:p>
     <w:p>
@@ -26558,8 +26530,13 @@
           <w:numId w:val="93"/>
         </w:numPr>
       </w:pPr>
-      <w:r>
-        <w:t>createdAt: DATETIME, Default Current Timestamp</w:t>
+      <w:proofErr w:type="spellStart"/>
+      <w:r>
+        <w:t>createdAt</w:t>
+      </w:r>
+      <w:proofErr w:type="spellEnd"/>
+      <w:r>
+        <w:t>: DATETIME, Default Current Timestamp</w:t>
       </w:r>
     </w:p>
     <w:p>
@@ -26581,8 +26558,13 @@
           <w:numId w:val="94"/>
         </w:numPr>
       </w:pPr>
-      <w:r>
-        <w:t>patientID: UUID, Primary Key</w:t>
+      <w:proofErr w:type="spellStart"/>
+      <w:r>
+        <w:t>patientID</w:t>
+      </w:r>
+      <w:proofErr w:type="spellEnd"/>
+      <w:r>
+        <w:t>: UUID, Primary Key</w:t>
       </w:r>
     </w:p>
     <w:p>
@@ -26593,8 +26575,13 @@
           <w:numId w:val="94"/>
         </w:numPr>
       </w:pPr>
-      <w:r>
-        <w:t>userID: UUID, Foreign Key → Users</w:t>
+      <w:proofErr w:type="spellStart"/>
+      <w:r>
+        <w:t>userID</w:t>
+      </w:r>
+      <w:proofErr w:type="spellEnd"/>
+      <w:r>
+        <w:t>: UUID, Foreign Key → Users</w:t>
       </w:r>
     </w:p>
     <w:p>
@@ -26605,8 +26592,13 @@
           <w:numId w:val="94"/>
         </w:numPr>
       </w:pPr>
-      <w:r>
-        <w:t>dateOfBirth: DATE, Not Null</w:t>
+      <w:proofErr w:type="spellStart"/>
+      <w:r>
+        <w:t>dateOfBirth</w:t>
+      </w:r>
+      <w:proofErr w:type="spellEnd"/>
+      <w:r>
+        <w:t>: DATE, Not Null</w:t>
       </w:r>
     </w:p>
     <w:p>
@@ -26629,8 +26621,21 @@
           <w:numId w:val="94"/>
         </w:numPr>
       </w:pPr>
-      <w:r>
-        <w:t>bloodGroup: VARCHAR(5)</w:t>
+      <w:proofErr w:type="spellStart"/>
+      <w:r>
+        <w:t>bloodGroup</w:t>
+      </w:r>
+      <w:proofErr w:type="spellEnd"/>
+      <w:r>
+        <w:t xml:space="preserve">: </w:t>
+      </w:r>
+      <w:proofErr w:type="gramStart"/>
+      <w:r>
+        <w:t>VARCHAR(</w:t>
+      </w:r>
+      <w:proofErr w:type="gramEnd"/>
+      <w:r>
+        <w:t>5)</w:t>
       </w:r>
     </w:p>
     <w:p>
@@ -26653,8 +26658,21 @@
           <w:numId w:val="94"/>
         </w:numPr>
       </w:pPr>
-      <w:r>
-        <w:t>emergencyContact: VARCHAR(100)</w:t>
+      <w:proofErr w:type="spellStart"/>
+      <w:r>
+        <w:t>emergencyContact</w:t>
+      </w:r>
+      <w:proofErr w:type="spellEnd"/>
+      <w:r>
+        <w:t xml:space="preserve">: </w:t>
+      </w:r>
+      <w:proofErr w:type="gramStart"/>
+      <w:r>
+        <w:t>VARCHAR(</w:t>
+      </w:r>
+      <w:proofErr w:type="gramEnd"/>
+      <w:r>
+        <w:t>100)</w:t>
       </w:r>
     </w:p>
     <w:p>
@@ -26688,8 +26706,13 @@
           <w:numId w:val="95"/>
         </w:numPr>
       </w:pPr>
-      <w:r>
-        <w:t>doctorID: UUID, Primary Key</w:t>
+      <w:proofErr w:type="spellStart"/>
+      <w:r>
+        <w:t>doctorID</w:t>
+      </w:r>
+      <w:proofErr w:type="spellEnd"/>
+      <w:r>
+        <w:t>: UUID, Primary Key</w:t>
       </w:r>
     </w:p>
     <w:p>
@@ -26700,8 +26723,13 @@
           <w:numId w:val="95"/>
         </w:numPr>
       </w:pPr>
-      <w:r>
-        <w:t>userID: UUID, Foreign Key → Users</w:t>
+      <w:proofErr w:type="spellStart"/>
+      <w:r>
+        <w:t>userID</w:t>
+      </w:r>
+      <w:proofErr w:type="spellEnd"/>
+      <w:r>
+        <w:t>: UUID, Foreign Key → Users</w:t>
       </w:r>
     </w:p>
     <w:p>
@@ -26713,7 +26741,15 @@
         </w:numPr>
       </w:pPr>
       <w:r>
-        <w:t>specialization: VARCHAR(100)</w:t>
+        <w:t xml:space="preserve">specialization: </w:t>
+      </w:r>
+      <w:proofErr w:type="gramStart"/>
+      <w:r>
+        <w:t>VARCHAR(</w:t>
+      </w:r>
+      <w:proofErr w:type="gramEnd"/>
+      <w:r>
+        <w:t>100)</w:t>
       </w:r>
     </w:p>
     <w:p>
@@ -26725,7 +26761,15 @@
         </w:numPr>
       </w:pPr>
       <w:r>
-        <w:t>department: VARCHAR(100)</w:t>
+        <w:t xml:space="preserve">department: </w:t>
+      </w:r>
+      <w:proofErr w:type="gramStart"/>
+      <w:r>
+        <w:t>VARCHAR(</w:t>
+      </w:r>
+      <w:proofErr w:type="gramEnd"/>
+      <w:r>
+        <w:t>100)</w:t>
       </w:r>
     </w:p>
     <w:p>
@@ -26736,8 +26780,21 @@
           <w:numId w:val="95"/>
         </w:numPr>
       </w:pPr>
-      <w:r>
-        <w:t>licenseNumber: VARCHAR(50), Unique</w:t>
+      <w:proofErr w:type="spellStart"/>
+      <w:r>
+        <w:t>licenseNumber</w:t>
+      </w:r>
+      <w:proofErr w:type="spellEnd"/>
+      <w:r>
+        <w:t xml:space="preserve">: </w:t>
+      </w:r>
+      <w:proofErr w:type="gramStart"/>
+      <w:r>
+        <w:t>VARCHAR(</w:t>
+      </w:r>
+      <w:proofErr w:type="gramEnd"/>
+      <w:r>
+        <w:t>50), Unique</w:t>
       </w:r>
     </w:p>
     <w:p>
@@ -26748,8 +26805,21 @@
           <w:numId w:val="95"/>
         </w:numPr>
       </w:pPr>
-      <w:r>
-        <w:t>consultationFee: DECIMAL(10,2)</w:t>
+      <w:proofErr w:type="spellStart"/>
+      <w:r>
+        <w:t>consultationFee</w:t>
+      </w:r>
+      <w:proofErr w:type="spellEnd"/>
+      <w:r>
+        <w:t xml:space="preserve">: </w:t>
+      </w:r>
+      <w:proofErr w:type="gramStart"/>
+      <w:r>
+        <w:t>DECIMAL(</w:t>
+      </w:r>
+      <w:proofErr w:type="gramEnd"/>
+      <w:r>
+        <w:t>10,2)</w:t>
       </w:r>
     </w:p>
     <w:p>
@@ -26771,9 +26841,14 @@
           <w:numId w:val="96"/>
         </w:numPr>
       </w:pPr>
+      <w:proofErr w:type="spellStart"/>
       <w:r>
         <w:lastRenderedPageBreak/>
-        <w:t>appointmentID: UUID, Primary Key</w:t>
+        <w:t>appointmentID</w:t>
+      </w:r>
+      <w:proofErr w:type="spellEnd"/>
+      <w:r>
+        <w:t>: UUID, Primary Key</w:t>
       </w:r>
     </w:p>
     <w:p>
@@ -26784,8 +26859,13 @@
           <w:numId w:val="96"/>
         </w:numPr>
       </w:pPr>
-      <w:r>
-        <w:t>patientID: UUID, Foreign Key → Patients</w:t>
+      <w:proofErr w:type="spellStart"/>
+      <w:r>
+        <w:t>patientID</w:t>
+      </w:r>
+      <w:proofErr w:type="spellEnd"/>
+      <w:r>
+        <w:t>: UUID, Foreign Key → Patients</w:t>
       </w:r>
     </w:p>
     <w:p>
@@ -26796,8 +26876,13 @@
           <w:numId w:val="96"/>
         </w:numPr>
       </w:pPr>
-      <w:r>
-        <w:t>doctorID: UUID, Foreign Key → Doctors</w:t>
+      <w:proofErr w:type="spellStart"/>
+      <w:r>
+        <w:t>doctorID</w:t>
+      </w:r>
+      <w:proofErr w:type="spellEnd"/>
+      <w:r>
+        <w:t>: UUID, Foreign Key → Doctors</w:t>
       </w:r>
     </w:p>
     <w:p>
@@ -26808,8 +26893,13 @@
           <w:numId w:val="96"/>
         </w:numPr>
       </w:pPr>
-      <w:r>
-        <w:t>appointmentDate: DATE, Not Null</w:t>
+      <w:proofErr w:type="spellStart"/>
+      <w:r>
+        <w:t>appointmentDate</w:t>
+      </w:r>
+      <w:proofErr w:type="spellEnd"/>
+      <w:r>
+        <w:t>: DATE, Not Null</w:t>
       </w:r>
     </w:p>
     <w:p>
@@ -26820,8 +26910,13 @@
           <w:numId w:val="96"/>
         </w:numPr>
       </w:pPr>
-      <w:r>
-        <w:t>timeSlot: TIME, Not Null</w:t>
+      <w:proofErr w:type="spellStart"/>
+      <w:r>
+        <w:t>timeSlot</w:t>
+      </w:r>
+      <w:proofErr w:type="spellEnd"/>
+      <w:r>
+        <w:t>: TIME, Not Null</w:t>
       </w:r>
     </w:p>
     <w:p>
@@ -26852,11 +26947,19 @@
       <w:pPr>
         <w:pStyle w:val="font-claude-response-body"/>
       </w:pPr>
+      <w:proofErr w:type="spellStart"/>
       <w:r>
         <w:rPr>
           <w:rStyle w:val="Strong"/>
         </w:rPr>
-        <w:t>MedicalRecords Table</w:t>
+        <w:t>MedicalRecords</w:t>
+      </w:r>
+      <w:proofErr w:type="spellEnd"/>
+      <w:r>
+        <w:rPr>
+          <w:rStyle w:val="Strong"/>
+        </w:rPr>
+        <w:t xml:space="preserve"> Table</w:t>
       </w:r>
     </w:p>
     <w:p>
@@ -26867,8 +26970,13 @@
           <w:numId w:val="97"/>
         </w:numPr>
       </w:pPr>
-      <w:r>
-        <w:t>recordID: UUID, Primary Key</w:t>
+      <w:proofErr w:type="spellStart"/>
+      <w:r>
+        <w:t>recordID</w:t>
+      </w:r>
+      <w:proofErr w:type="spellEnd"/>
+      <w:r>
+        <w:t>: UUID, Primary Key</w:t>
       </w:r>
     </w:p>
     <w:p>
@@ -26879,8 +26987,13 @@
           <w:numId w:val="97"/>
         </w:numPr>
       </w:pPr>
-      <w:r>
-        <w:t>patientID: UUID, Foreign Key → Patients</w:t>
+      <w:proofErr w:type="spellStart"/>
+      <w:r>
+        <w:t>patientID</w:t>
+      </w:r>
+      <w:proofErr w:type="spellEnd"/>
+      <w:r>
+        <w:t>: UUID, Foreign Key → Patients</w:t>
       </w:r>
     </w:p>
     <w:p>
@@ -26891,8 +27004,13 @@
           <w:numId w:val="97"/>
         </w:numPr>
       </w:pPr>
-      <w:r>
-        <w:t>doctorID: UUID, Foreign Key → Doctors</w:t>
+      <w:proofErr w:type="spellStart"/>
+      <w:r>
+        <w:t>doctorID</w:t>
+      </w:r>
+      <w:proofErr w:type="spellEnd"/>
+      <w:r>
+        <w:t>: UUID, Foreign Key → Doctors</w:t>
       </w:r>
     </w:p>
     <w:p>
@@ -26903,8 +27021,13 @@
           <w:numId w:val="97"/>
         </w:numPr>
       </w:pPr>
-      <w:r>
-        <w:t>appointmentID: UUID, Foreign Key → Appointments</w:t>
+      <w:proofErr w:type="spellStart"/>
+      <w:r>
+        <w:t>appointmentID</w:t>
+      </w:r>
+      <w:proofErr w:type="spellEnd"/>
+      <w:r>
+        <w:t>: UUID, Foreign Key → Appointments</w:t>
       </w:r>
     </w:p>
     <w:p>
@@ -26915,8 +27038,13 @@
           <w:numId w:val="97"/>
         </w:numPr>
       </w:pPr>
-      <w:r>
-        <w:t>visitDate: DATE, Not Null</w:t>
+      <w:proofErr w:type="spellStart"/>
+      <w:r>
+        <w:t>visitDate</w:t>
+      </w:r>
+      <w:proofErr w:type="spellEnd"/>
+      <w:r>
+        <w:t>: DATE, Not Null</w:t>
       </w:r>
     </w:p>
     <w:p>
@@ -26951,8 +27079,13 @@
           <w:numId w:val="97"/>
         </w:numPr>
       </w:pPr>
-      <w:r>
-        <w:t>treatmentPlan: TEXT</w:t>
+      <w:proofErr w:type="spellStart"/>
+      <w:r>
+        <w:t>treatmentPlan</w:t>
+      </w:r>
+      <w:proofErr w:type="spellEnd"/>
+      <w:r>
+        <w:t>: TEXT</w:t>
       </w:r>
     </w:p>
     <w:p>
@@ -26974,8 +27107,13 @@
           <w:numId w:val="98"/>
         </w:numPr>
       </w:pPr>
-      <w:r>
-        <w:t>prescriptionID: UUID, Primary Key</w:t>
+      <w:proofErr w:type="spellStart"/>
+      <w:r>
+        <w:t>prescriptionID</w:t>
+      </w:r>
+      <w:proofErr w:type="spellEnd"/>
+      <w:r>
+        <w:t>: UUID, Primary Key</w:t>
       </w:r>
     </w:p>
     <w:p>
@@ -26986,9 +27124,19 @@
           <w:numId w:val="98"/>
         </w:numPr>
       </w:pPr>
-      <w:r>
-        <w:t>recordID: UUID, Foreign Key → MedicalRecords</w:t>
-      </w:r>
+      <w:proofErr w:type="spellStart"/>
+      <w:r>
+        <w:t>recordID</w:t>
+      </w:r>
+      <w:proofErr w:type="spellEnd"/>
+      <w:r>
+        <w:t xml:space="preserve">: UUID, Foreign Key → </w:t>
+      </w:r>
+      <w:proofErr w:type="spellStart"/>
+      <w:r>
+        <w:t>MedicalRecords</w:t>
+      </w:r>
+      <w:proofErr w:type="spellEnd"/>
     </w:p>
     <w:p>
       <w:pPr>
@@ -26998,8 +27146,21 @@
           <w:numId w:val="98"/>
         </w:numPr>
       </w:pPr>
-      <w:r>
-        <w:t>medicationName: VARCHAR(150), Not Null</w:t>
+      <w:proofErr w:type="spellStart"/>
+      <w:r>
+        <w:t>medicationName</w:t>
+      </w:r>
+      <w:proofErr w:type="spellEnd"/>
+      <w:r>
+        <w:t xml:space="preserve">: </w:t>
+      </w:r>
+      <w:proofErr w:type="gramStart"/>
+      <w:r>
+        <w:t>VARCHAR(</w:t>
+      </w:r>
+      <w:proofErr w:type="gramEnd"/>
+      <w:r>
+        <w:t>150), Not Null</w:t>
       </w:r>
     </w:p>
     <w:p>
@@ -27011,7 +27172,15 @@
         </w:numPr>
       </w:pPr>
       <w:r>
-        <w:t>dosage: VARCHAR(50)</w:t>
+        <w:t xml:space="preserve">dosage: </w:t>
+      </w:r>
+      <w:proofErr w:type="gramStart"/>
+      <w:r>
+        <w:t>VARCHAR(</w:t>
+      </w:r>
+      <w:proofErr w:type="gramEnd"/>
+      <w:r>
+        <w:t>50)</w:t>
       </w:r>
     </w:p>
     <w:p>
@@ -27023,7 +27192,15 @@
         </w:numPr>
       </w:pPr>
       <w:r>
-        <w:t>frequency: VARCHAR(50)</w:t>
+        <w:t xml:space="preserve">frequency: </w:t>
+      </w:r>
+      <w:proofErr w:type="gramStart"/>
+      <w:r>
+        <w:t>VARCHAR(</w:t>
+      </w:r>
+      <w:proofErr w:type="gramEnd"/>
+      <w:r>
+        <w:t>50)</w:t>
       </w:r>
     </w:p>
     <w:p>
@@ -27035,7 +27212,15 @@
         </w:numPr>
       </w:pPr>
       <w:r>
-        <w:t>duration: VARCHAR(50)</w:t>
+        <w:t xml:space="preserve">duration: </w:t>
+      </w:r>
+      <w:proofErr w:type="gramStart"/>
+      <w:r>
+        <w:t>VARCHAR(</w:t>
+      </w:r>
+      <w:proofErr w:type="gramEnd"/>
+      <w:r>
+        <w:t>50)</w:t>
       </w:r>
     </w:p>
     <w:p>
@@ -27046,19 +27231,32 @@
           <w:numId w:val="98"/>
         </w:numPr>
       </w:pPr>
-      <w:r>
-        <w:t>issuedDate: DATE</w:t>
+      <w:proofErr w:type="spellStart"/>
+      <w:r>
+        <w:t>issuedDate</w:t>
+      </w:r>
+      <w:proofErr w:type="spellEnd"/>
+      <w:r>
+        <w:t>: DATE</w:t>
       </w:r>
     </w:p>
     <w:p>
       <w:pPr>
         <w:pStyle w:val="font-claude-response-body"/>
       </w:pPr>
+      <w:proofErr w:type="spellStart"/>
       <w:r>
         <w:rPr>
           <w:rStyle w:val="Strong"/>
         </w:rPr>
-        <w:t>LabTests Table</w:t>
+        <w:t>LabTests</w:t>
+      </w:r>
+      <w:proofErr w:type="spellEnd"/>
+      <w:r>
+        <w:rPr>
+          <w:rStyle w:val="Strong"/>
+        </w:rPr>
+        <w:t xml:space="preserve"> Table</w:t>
       </w:r>
     </w:p>
     <w:p>
@@ -27069,8 +27267,13 @@
           <w:numId w:val="99"/>
         </w:numPr>
       </w:pPr>
-      <w:r>
-        <w:t>testID: UUID, Primary Key</w:t>
+      <w:proofErr w:type="spellStart"/>
+      <w:r>
+        <w:t>testID</w:t>
+      </w:r>
+      <w:proofErr w:type="spellEnd"/>
+      <w:r>
+        <w:t>: UUID, Primary Key</w:t>
       </w:r>
     </w:p>
     <w:p>
@@ -27081,8 +27284,13 @@
           <w:numId w:val="99"/>
         </w:numPr>
       </w:pPr>
-      <w:r>
-        <w:t>patientID: UUID, Foreign Key → Patients</w:t>
+      <w:proofErr w:type="spellStart"/>
+      <w:r>
+        <w:t>patientID</w:t>
+      </w:r>
+      <w:proofErr w:type="spellEnd"/>
+      <w:r>
+        <w:t>: UUID, Foreign Key → Patients</w:t>
       </w:r>
     </w:p>
     <w:p>
@@ -27093,8 +27301,13 @@
           <w:numId w:val="99"/>
         </w:numPr>
       </w:pPr>
-      <w:r>
-        <w:t>doctorID: UUID, Foreign Key → Doctors</w:t>
+      <w:proofErr w:type="spellStart"/>
+      <w:r>
+        <w:t>doctorID</w:t>
+      </w:r>
+      <w:proofErr w:type="spellEnd"/>
+      <w:r>
+        <w:t>: UUID, Foreign Key → Doctors</w:t>
       </w:r>
     </w:p>
     <w:p>
@@ -27105,8 +27318,21 @@
           <w:numId w:val="99"/>
         </w:numPr>
       </w:pPr>
-      <w:r>
-        <w:t>testName: VARCHAR(100), Not Null</w:t>
+      <w:proofErr w:type="spellStart"/>
+      <w:r>
+        <w:t>testName</w:t>
+      </w:r>
+      <w:proofErr w:type="spellEnd"/>
+      <w:r>
+        <w:t xml:space="preserve">: </w:t>
+      </w:r>
+      <w:proofErr w:type="gramStart"/>
+      <w:r>
+        <w:t>VARCHAR(</w:t>
+      </w:r>
+      <w:proofErr w:type="gramEnd"/>
+      <w:r>
+        <w:t>100), Not Null</w:t>
       </w:r>
     </w:p>
     <w:p>
@@ -27117,8 +27343,13 @@
           <w:numId w:val="99"/>
         </w:numPr>
       </w:pPr>
-      <w:r>
-        <w:t>orderedDate: DATE</w:t>
+      <w:proofErr w:type="spellStart"/>
+      <w:r>
+        <w:t>orderedDate</w:t>
+      </w:r>
+      <w:proofErr w:type="spellEnd"/>
+      <w:r>
+        <w:t>: DATE</w:t>
       </w:r>
     </w:p>
     <w:p>
@@ -27129,8 +27360,13 @@
           <w:numId w:val="99"/>
         </w:numPr>
       </w:pPr>
-      <w:r>
-        <w:t>resultDate: DATE</w:t>
+      <w:proofErr w:type="spellStart"/>
+      <w:r>
+        <w:t>resultDate</w:t>
+      </w:r>
+      <w:proofErr w:type="spellEnd"/>
+      <w:r>
+        <w:t>: DATE</w:t>
       </w:r>
     </w:p>
     <w:p>
@@ -27141,8 +27377,21 @@
           <w:numId w:val="99"/>
         </w:numPr>
       </w:pPr>
-      <w:r>
-        <w:t>resultFile: VARCHAR(255)</w:t>
+      <w:proofErr w:type="spellStart"/>
+      <w:r>
+        <w:t>resultFile</w:t>
+      </w:r>
+      <w:proofErr w:type="spellEnd"/>
+      <w:r>
+        <w:t xml:space="preserve">: </w:t>
+      </w:r>
+      <w:proofErr w:type="gramStart"/>
+      <w:r>
+        <w:t>VARCHAR(</w:t>
+      </w:r>
+      <w:proofErr w:type="gramEnd"/>
+      <w:r>
+        <w:t>255)</w:t>
       </w:r>
     </w:p>
     <w:p>
@@ -27176,8 +27425,13 @@
           <w:numId w:val="100"/>
         </w:numPr>
       </w:pPr>
-      <w:r>
-        <w:t>invoiceID: UUID, Primary Key</w:t>
+      <w:proofErr w:type="spellStart"/>
+      <w:r>
+        <w:t>invoiceID</w:t>
+      </w:r>
+      <w:proofErr w:type="spellEnd"/>
+      <w:r>
+        <w:t>: UUID, Primary Key</w:t>
       </w:r>
     </w:p>
     <w:p>
@@ -27188,8 +27442,13 @@
           <w:numId w:val="100"/>
         </w:numPr>
       </w:pPr>
-      <w:r>
-        <w:t>patientID: UUID, Foreign Key → Patients</w:t>
+      <w:proofErr w:type="spellStart"/>
+      <w:r>
+        <w:t>patientID</w:t>
+      </w:r>
+      <w:proofErr w:type="spellEnd"/>
+      <w:r>
+        <w:t>: UUID, Foreign Key → Patients</w:t>
       </w:r>
     </w:p>
     <w:p>
@@ -27200,9 +27459,22 @@
           <w:numId w:val="100"/>
         </w:numPr>
       </w:pPr>
+      <w:proofErr w:type="spellStart"/>
       <w:r>
         <w:lastRenderedPageBreak/>
-        <w:t>consultationFee: DECIMAL(10,2)</w:t>
+        <w:t>consultationFee</w:t>
+      </w:r>
+      <w:proofErr w:type="spellEnd"/>
+      <w:r>
+        <w:t xml:space="preserve">: </w:t>
+      </w:r>
+      <w:proofErr w:type="gramStart"/>
+      <w:r>
+        <w:t>DECIMAL(</w:t>
+      </w:r>
+      <w:proofErr w:type="gramEnd"/>
+      <w:r>
+        <w:t>10,2)</w:t>
       </w:r>
     </w:p>
     <w:p>
@@ -27213,8 +27485,21 @@
           <w:numId w:val="100"/>
         </w:numPr>
       </w:pPr>
-      <w:r>
-        <w:t>labCharges: DECIMAL(10,2)</w:t>
+      <w:proofErr w:type="spellStart"/>
+      <w:r>
+        <w:t>labCharges</w:t>
+      </w:r>
+      <w:proofErr w:type="spellEnd"/>
+      <w:r>
+        <w:t xml:space="preserve">: </w:t>
+      </w:r>
+      <w:proofErr w:type="gramStart"/>
+      <w:r>
+        <w:t>DECIMAL(</w:t>
+      </w:r>
+      <w:proofErr w:type="gramEnd"/>
+      <w:r>
+        <w:t>10,2)</w:t>
       </w:r>
     </w:p>
     <w:p>
@@ -27225,8 +27510,21 @@
           <w:numId w:val="100"/>
         </w:numPr>
       </w:pPr>
-      <w:r>
-        <w:t>medicationCharges: DECIMAL(10,2)</w:t>
+      <w:proofErr w:type="spellStart"/>
+      <w:r>
+        <w:t>medicationCharges</w:t>
+      </w:r>
+      <w:proofErr w:type="spellEnd"/>
+      <w:r>
+        <w:t xml:space="preserve">: </w:t>
+      </w:r>
+      <w:proofErr w:type="gramStart"/>
+      <w:r>
+        <w:t>DECIMAL(</w:t>
+      </w:r>
+      <w:proofErr w:type="gramEnd"/>
+      <w:r>
+        <w:t>10,2)</w:t>
       </w:r>
     </w:p>
     <w:p>
@@ -27237,8 +27535,21 @@
           <w:numId w:val="100"/>
         </w:numPr>
       </w:pPr>
-      <w:r>
-        <w:t>totalAmount: DECIMAL(10,2)</w:t>
+      <w:proofErr w:type="spellStart"/>
+      <w:r>
+        <w:t>totalAmount</w:t>
+      </w:r>
+      <w:proofErr w:type="spellEnd"/>
+      <w:r>
+        <w:t xml:space="preserve">: </w:t>
+      </w:r>
+      <w:proofErr w:type="gramStart"/>
+      <w:r>
+        <w:t>DECIMAL(</w:t>
+      </w:r>
+      <w:proofErr w:type="gramEnd"/>
+      <w:r>
+        <w:t>10,2)</w:t>
       </w:r>
     </w:p>
     <w:p>
@@ -27249,8 +27560,13 @@
           <w:numId w:val="100"/>
         </w:numPr>
       </w:pPr>
-      <w:r>
-        <w:t>paymentStatus: ENUM (Unpaid, Paid, Disputed)</w:t>
+      <w:proofErr w:type="spellStart"/>
+      <w:r>
+        <w:t>paymentStatus</w:t>
+      </w:r>
+      <w:proofErr w:type="spellEnd"/>
+      <w:r>
+        <w:t>: ENUM (Unpaid, Paid, Disputed)</w:t>
       </w:r>
     </w:p>
     <w:p>
@@ -27261,8 +27577,13 @@
           <w:numId w:val="100"/>
         </w:numPr>
       </w:pPr>
-      <w:r>
-        <w:t>generatedDate: DATETIME</w:t>
+      <w:proofErr w:type="spellStart"/>
+      <w:r>
+        <w:t>generatedDate</w:t>
+      </w:r>
+      <w:proofErr w:type="spellEnd"/>
+      <w:r>
+        <w:t>: DATETIME</w:t>
       </w:r>
     </w:p>
     <w:p>
@@ -27284,8 +27605,13 @@
           <w:numId w:val="101"/>
         </w:numPr>
       </w:pPr>
-      <w:r>
-        <w:t>bedID: UUID, Primary Key</w:t>
+      <w:proofErr w:type="spellStart"/>
+      <w:r>
+        <w:t>bedID</w:t>
+      </w:r>
+      <w:proofErr w:type="spellEnd"/>
+      <w:r>
+        <w:t>: UUID, Primary Key</w:t>
       </w:r>
     </w:p>
     <w:p>
@@ -27296,8 +27622,13 @@
           <w:numId w:val="101"/>
         </w:numPr>
       </w:pPr>
-      <w:r>
-        <w:t>wardID: UUID, Foreign Key → Wards</w:t>
+      <w:proofErr w:type="spellStart"/>
+      <w:r>
+        <w:t>wardID</w:t>
+      </w:r>
+      <w:proofErr w:type="spellEnd"/>
+      <w:r>
+        <w:t>: UUID, Foreign Key → Wards</w:t>
       </w:r>
     </w:p>
     <w:p>
@@ -27308,8 +27639,21 @@
           <w:numId w:val="101"/>
         </w:numPr>
       </w:pPr>
-      <w:r>
-        <w:t>bedNumber: VARCHAR(10)</w:t>
+      <w:proofErr w:type="spellStart"/>
+      <w:r>
+        <w:t>bedNumber</w:t>
+      </w:r>
+      <w:proofErr w:type="spellEnd"/>
+      <w:r>
+        <w:t xml:space="preserve">: </w:t>
+      </w:r>
+      <w:proofErr w:type="gramStart"/>
+      <w:r>
+        <w:t>VARCHAR(</w:t>
+      </w:r>
+      <w:proofErr w:type="gramEnd"/>
+      <w:r>
+        <w:t>10)</w:t>
       </w:r>
     </w:p>
     <w:p>
@@ -27332,8 +27676,13 @@
           <w:numId w:val="101"/>
         </w:numPr>
       </w:pPr>
-      <w:r>
-        <w:t>patientID: UUID, Foreign Key → Patients, Nullable</w:t>
+      <w:proofErr w:type="spellStart"/>
+      <w:r>
+        <w:t>patientID</w:t>
+      </w:r>
+      <w:proofErr w:type="spellEnd"/>
+      <w:r>
+        <w:t>: UUID, Foreign Key → Patients, Nullable</w:t>
       </w:r>
     </w:p>
     <w:p>
@@ -27355,8 +27704,13 @@
           <w:numId w:val="102"/>
         </w:numPr>
       </w:pPr>
-      <w:r>
-        <w:t>complaintID: UUID, Primary Key</w:t>
+      <w:proofErr w:type="spellStart"/>
+      <w:r>
+        <w:t>complaintID</w:t>
+      </w:r>
+      <w:proofErr w:type="spellEnd"/>
+      <w:r>
+        <w:t>: UUID, Primary Key</w:t>
       </w:r>
     </w:p>
     <w:p>
@@ -27367,8 +27721,13 @@
           <w:numId w:val="102"/>
         </w:numPr>
       </w:pPr>
-      <w:r>
-        <w:t>userID: UUID, Foreign Key → Users</w:t>
+      <w:proofErr w:type="spellStart"/>
+      <w:r>
+        <w:t>userID</w:t>
+      </w:r>
+      <w:proofErr w:type="spellEnd"/>
+      <w:r>
+        <w:t>: UUID, Foreign Key → Users</w:t>
       </w:r>
     </w:p>
     <w:p>
@@ -27379,8 +27738,13 @@
           <w:numId w:val="102"/>
         </w:numPr>
       </w:pPr>
-      <w:r>
-        <w:t>againstUserID: UUID, Foreign Key → Users, Nullable</w:t>
+      <w:proofErr w:type="spellStart"/>
+      <w:r>
+        <w:t>againstUserID</w:t>
+      </w:r>
+      <w:proofErr w:type="spellEnd"/>
+      <w:r>
+        <w:t>: UUID, Foreign Key → Users, Nullable</w:t>
       </w:r>
     </w:p>
     <w:p>
@@ -27415,8 +27779,13 @@
           <w:numId w:val="102"/>
         </w:numPr>
       </w:pPr>
-      <w:r>
-        <w:t>adminResponse: TEXT</w:t>
+      <w:proofErr w:type="spellStart"/>
+      <w:r>
+        <w:t>adminResponse</w:t>
+      </w:r>
+      <w:proofErr w:type="spellEnd"/>
+      <w:r>
+        <w:t>: TEXT</w:t>
       </w:r>
     </w:p>
     <w:p>
@@ -27427,8 +27796,13 @@
           <w:numId w:val="102"/>
         </w:numPr>
       </w:pPr>
-      <w:r>
-        <w:t>submittedDate: DATETIME</w:t>
+      <w:proofErr w:type="spellStart"/>
+      <w:r>
+        <w:t>submittedDate</w:t>
+      </w:r>
+      <w:proofErr w:type="spellEnd"/>
+      <w:r>
+        <w:t>: DATETIME</w:t>
       </w:r>
     </w:p>
     <w:p>
@@ -27439,8 +27813,13 @@
           <w:numId w:val="102"/>
         </w:numPr>
       </w:pPr>
-      <w:r>
-        <w:t>resolvedDate: DATE</w:t>
+      <w:proofErr w:type="spellStart"/>
+      <w:r>
+        <w:t>resolvedDate</w:t>
+      </w:r>
+      <w:proofErr w:type="spellEnd"/>
+      <w:r>
+        <w:t>: DATE</w:t>
       </w:r>
     </w:p>
     <w:p>
@@ -27451,7 +27830,7 @@
       </w:pPr>
     </w:p>
     <w:sectPr>
-      <w:footerReference w:type="default" r:id="rId75"/>
+      <w:footerReference w:type="default" r:id="rId76"/>
       <w:pgSz w:w="12240" w:h="15840"/>
       <w:pgMar w:top="1440" w:right="1440" w:bottom="1440" w:left="1440" w:header="720" w:footer="720" w:gutter="0"/>
       <w:pgNumType w:start="1"/>
@@ -27731,7 +28110,40 @@
             <w:rFonts w:ascii="Times New Roman" w:hAnsi="Times New Roman" w:cs="Times New Roman"/>
             <w:sz w:val="18"/>
           </w:rPr>
-          <w:t>9</w:t>
+          <w:fldChar w:fldCharType="begin"/>
+        </w:r>
+        <w:r>
+          <w:rPr>
+            <w:rStyle w:val="PageNumber"/>
+            <w:rFonts w:ascii="Times New Roman" w:hAnsi="Times New Roman" w:cs="Times New Roman"/>
+            <w:sz w:val="18"/>
+          </w:rPr>
+          <w:instrText xml:space="preserve"> NUMPAGES   \* MERGEFORMAT </w:instrText>
+        </w:r>
+        <w:r>
+          <w:rPr>
+            <w:rStyle w:val="PageNumber"/>
+            <w:rFonts w:ascii="Times New Roman" w:hAnsi="Times New Roman" w:cs="Times New Roman"/>
+            <w:sz w:val="18"/>
+          </w:rPr>
+          <w:fldChar w:fldCharType="separate"/>
+        </w:r>
+        <w:r>
+          <w:rPr>
+            <w:rStyle w:val="PageNumber"/>
+            <w:rFonts w:ascii="Times New Roman" w:hAnsi="Times New Roman" w:cs="Times New Roman"/>
+            <w:noProof/>
+            <w:sz w:val="18"/>
+          </w:rPr>
+          <w:t>69</w:t>
+        </w:r>
+        <w:r>
+          <w:rPr>
+            <w:rStyle w:val="PageNumber"/>
+            <w:rFonts w:ascii="Times New Roman" w:hAnsi="Times New Roman" w:cs="Times New Roman"/>
+            <w:sz w:val="18"/>
+          </w:rPr>
+          <w:fldChar w:fldCharType="end"/>
         </w:r>
         <w:r>
           <w:rPr>
@@ -27783,7 +28195,7 @@
             <w:noProof/>
             <w:sz w:val="18"/>
           </w:rPr>
-          <w:t>02/28/26</w:t>
+          <w:t>06/23/26</w:t>
         </w:r>
         <w:r>
           <w:rPr>
@@ -27871,8 +28283,18 @@
         <w:rFonts w:ascii="Times New Roman" w:hAnsi="Times New Roman" w:cs="Times New Roman"/>
         <w:sz w:val="18"/>
       </w:rPr>
-      <w:t>Project Title</w:t>
+      <w:t>Hospital System</w:t>
     </w:r>
+  </w:p>
+  <w:p>
+    <w:pPr>
+      <w:pStyle w:val="Header"/>
+      <w:jc w:val="center"/>
+      <w:rPr>
+        <w:rFonts w:ascii="Times New Roman" w:hAnsi="Times New Roman" w:cs="Times New Roman"/>
+        <w:sz w:val="18"/>
+      </w:rPr>
+    </w:pPr>
   </w:p>
 </w:hdr>
 </file>
